--- a/数学的基础与基础的数学.docx
+++ b/数学的基础与基础的数学.docx
@@ -552,7 +552,7 @@
           <v:shape id="_x0000_i1025" type="#_x0000_t75" style="width:138.45pt;height:89.7pt" o:ole="">
             <v:imagedata r:id="rId8" o:title=""/>
           </v:shape>
-          <o:OLEObject Type="Embed" ProgID="VisualTeX.Formula.1" ShapeID="_x0000_i1025" DrawAspect="Content" ObjectID="_1847697639" r:id="rId9">
+          <o:OLEObject Type="Embed" ProgID="VisualTeX.Formula.1" ShapeID="_x0000_i1025" DrawAspect="Content" ObjectID="_1847698847" r:id="rId9">
             <o:FieldCodes>\s</o:FieldCodes>
           </o:OLEObject>
         </w:object>
@@ -696,7 +696,7 @@
           <v:shape id="_x0000_i1026" type="#_x0000_t75" style="width:47.65pt;height:11.1pt" o:ole="">
             <v:imagedata r:id="rId10" o:title=""/>
           </v:shape>
-          <o:OLEObject Type="Embed" ProgID="VisualTeX.Formula.1" ShapeID="_x0000_i1026" DrawAspect="Content" ObjectID="_1847697640" r:id="rId11">
+          <o:OLEObject Type="Embed" ProgID="VisualTeX.Formula.1" ShapeID="_x0000_i1026" DrawAspect="Content" ObjectID="_1847698848" r:id="rId11">
             <o:FieldCodes>\s</o:FieldCodes>
           </o:OLEObject>
         </w:object>
@@ -785,7 +785,7 @@
           <v:shape id="_x0000_i1027" type="#_x0000_t75" style="width:28.25pt;height:11.1pt" o:ole="">
             <v:imagedata r:id="rId12" o:title=""/>
           </v:shape>
-          <o:OLEObject Type="Embed" ProgID="VisualTeX.Formula.1" ShapeID="_x0000_i1027" DrawAspect="Content" ObjectID="_1847697641" r:id="rId13">
+          <o:OLEObject Type="Embed" ProgID="VisualTeX.Formula.1" ShapeID="_x0000_i1027" DrawAspect="Content" ObjectID="_1847698849" r:id="rId13">
             <o:FieldCodes>\s</o:FieldCodes>
           </o:OLEObject>
         </w:object>
@@ -823,7 +823,7 @@
           <v:shape id="_x0000_i1028" type="#_x0000_t75" style="width:47.65pt;height:11.1pt" o:ole="">
             <v:imagedata r:id="rId10" o:title=""/>
           </v:shape>
-          <o:OLEObject Type="Embed" ProgID="VisualTeX.Formula.1" ShapeID="_x0000_i1028" DrawAspect="Content" ObjectID="_1847697642" r:id="rId14">
+          <o:OLEObject Type="Embed" ProgID="VisualTeX.Formula.1" ShapeID="_x0000_i1028" DrawAspect="Content" ObjectID="_1847698850" r:id="rId14">
             <o:FieldCodes>\s</o:FieldCodes>
           </o:OLEObject>
         </w:object>
@@ -920,7 +920,7 @@
           <v:shape id="_x0000_i1029" type="#_x0000_t75" style="width:47.65pt;height:11.1pt" o:ole="">
             <v:imagedata r:id="rId10" o:title=""/>
           </v:shape>
-          <o:OLEObject Type="Embed" ProgID="VisualTeX.Formula.1" ShapeID="_x0000_i1029" DrawAspect="Content" ObjectID="_1847697643" r:id="rId15">
+          <o:OLEObject Type="Embed" ProgID="VisualTeX.Formula.1" ShapeID="_x0000_i1029" DrawAspect="Content" ObjectID="_1847698851" r:id="rId15">
             <o:FieldCodes>\s</o:FieldCodes>
           </o:OLEObject>
         </w:object>
@@ -952,7 +952,7 @@
           <v:shape id="_x0000_i1030" type="#_x0000_t75" style="width:58.15pt;height:13.3pt" o:ole="">
             <v:imagedata r:id="rId16" o:title=""/>
           </v:shape>
-          <o:OLEObject Type="Embed" ProgID="VisualTeX.Formula.1" ShapeID="_x0000_i1030" DrawAspect="Content" ObjectID="_1847697644" r:id="rId17">
+          <o:OLEObject Type="Embed" ProgID="VisualTeX.Formula.1" ShapeID="_x0000_i1030" DrawAspect="Content" ObjectID="_1847698852" r:id="rId17">
             <o:FieldCodes>\s</o:FieldCodes>
           </o:OLEObject>
         </w:object>
@@ -1064,7 +1064,7 @@
           <v:shape id="_x0000_i1031" type="#_x0000_t75" style="width:58.15pt;height:13.3pt" o:ole="">
             <v:imagedata r:id="rId16" o:title=""/>
           </v:shape>
-          <o:OLEObject Type="Embed" ProgID="VisualTeX.Formula.1" ShapeID="_x0000_i1031" DrawAspect="Content" ObjectID="_1847697645" r:id="rId18">
+          <o:OLEObject Type="Embed" ProgID="VisualTeX.Formula.1" ShapeID="_x0000_i1031" DrawAspect="Content" ObjectID="_1847698853" r:id="rId18">
             <o:FieldCodes>\s</o:FieldCodes>
           </o:OLEObject>
         </w:object>
@@ -1096,7 +1096,7 @@
           <v:shape id="_x0000_i1032" type="#_x0000_t75" style="width:28.25pt;height:11.1pt" o:ole="">
             <v:imagedata r:id="rId12" o:title=""/>
           </v:shape>
-          <o:OLEObject Type="Embed" ProgID="VisualTeX.Formula.1" ShapeID="_x0000_i1032" DrawAspect="Content" ObjectID="_1847697646" r:id="rId19">
+          <o:OLEObject Type="Embed" ProgID="VisualTeX.Formula.1" ShapeID="_x0000_i1032" DrawAspect="Content" ObjectID="_1847698854" r:id="rId19">
             <o:FieldCodes>\s</o:FieldCodes>
           </o:OLEObject>
         </w:object>
@@ -1112,7 +1112,7 @@
           <v:shape id="_x0000_i1033" type="#_x0000_t75" style="width:6.65pt;height:7.2pt" o:ole="">
             <v:imagedata r:id="rId20" o:title=""/>
           </v:shape>
-          <o:OLEObject Type="Embed" ProgID="VisualTeX.Formula.1" ShapeID="_x0000_i1033" DrawAspect="Content" ObjectID="_1847697647" r:id="rId21">
+          <o:OLEObject Type="Embed" ProgID="VisualTeX.Formula.1" ShapeID="_x0000_i1033" DrawAspect="Content" ObjectID="_1847698855" r:id="rId21">
             <o:FieldCodes>\s</o:FieldCodes>
           </o:OLEObject>
         </w:object>
@@ -1131,7 +1131,7 @@
           <v:shape id="_x0000_i1034" type="#_x0000_t75" style="width:28.25pt;height:11.1pt" o:ole="">
             <v:imagedata r:id="rId12" o:title=""/>
           </v:shape>
-          <o:OLEObject Type="Embed" ProgID="VisualTeX.Formula.1" ShapeID="_x0000_i1034" DrawAspect="Content" ObjectID="_1847697648" r:id="rId22">
+          <o:OLEObject Type="Embed" ProgID="VisualTeX.Formula.1" ShapeID="_x0000_i1034" DrawAspect="Content" ObjectID="_1847698856" r:id="rId22">
             <o:FieldCodes>\s</o:FieldCodes>
           </o:OLEObject>
         </w:object>
@@ -1177,7 +1177,7 @@
           <v:shape id="_x0000_i1035" type="#_x0000_t75" style="width:110.2pt;height:13.3pt" o:ole="">
             <v:imagedata r:id="rId23" o:title=""/>
           </v:shape>
-          <o:OLEObject Type="Embed" ProgID="VisualTeX.Formula.1" ShapeID="_x0000_i1035" DrawAspect="Content" ObjectID="_1847697649" r:id="rId24">
+          <o:OLEObject Type="Embed" ProgID="VisualTeX.Formula.1" ShapeID="_x0000_i1035" DrawAspect="Content" ObjectID="_1847698857" r:id="rId24">
             <o:FieldCodes>\s</o:FieldCodes>
           </o:OLEObject>
         </w:object>
@@ -1207,7 +1207,7 @@
           <v:shape id="_x0000_i1036" type="#_x0000_t75" style="width:6.65pt;height:9.95pt" o:ole="">
             <v:imagedata r:id="rId25" o:title=""/>
           </v:shape>
-          <o:OLEObject Type="Embed" ProgID="VisualTeX.Formula.1" ShapeID="_x0000_i1036" DrawAspect="Content" ObjectID="_1847697650" r:id="rId26">
+          <o:OLEObject Type="Embed" ProgID="VisualTeX.Formula.1" ShapeID="_x0000_i1036" DrawAspect="Content" ObjectID="_1847698858" r:id="rId26">
             <o:FieldCodes>\s</o:FieldCodes>
           </o:OLEObject>
         </w:object>
@@ -1263,7 +1263,7 @@
           <v:shape id="_x0000_i1037" type="#_x0000_t75" style="width:58.15pt;height:13.3pt" o:ole="">
             <v:imagedata r:id="rId16" o:title=""/>
           </v:shape>
-          <o:OLEObject Type="Embed" ProgID="VisualTeX.Formula.1" ShapeID="_x0000_i1037" DrawAspect="Content" ObjectID="_1847697651" r:id="rId27">
+          <o:OLEObject Type="Embed" ProgID="VisualTeX.Formula.1" ShapeID="_x0000_i1037" DrawAspect="Content" ObjectID="_1847698859" r:id="rId27">
             <o:FieldCodes>\s</o:FieldCodes>
           </o:OLEObject>
         </w:object>
@@ -1319,7 +1319,7 @@
           <v:shape id="_x0000_i1038" type="#_x0000_t75" style="width:284.7pt;height:27.15pt" o:ole="">
             <v:imagedata r:id="rId28" o:title=""/>
           </v:shape>
-          <o:OLEObject Type="Embed" ProgID="VisualTeX.Formula.1" ShapeID="_x0000_i1038" DrawAspect="Content" ObjectID="_1847697652" r:id="rId29">
+          <o:OLEObject Type="Embed" ProgID="VisualTeX.Formula.1" ShapeID="_x0000_i1038" DrawAspect="Content" ObjectID="_1847698860" r:id="rId29">
             <o:FieldCodes>\s</o:FieldCodes>
           </o:OLEObject>
         </w:object>
@@ -1337,6 +1337,7 @@
         <w:rPr>
           <w:rFonts w:ascii="Calibri" w:hAnsi="Calibri" w:cs="Calibri"/>
         </w:rPr>
+        <w:lastRenderedPageBreak/>
         <w:tab/>
       </w:r>
       <w:r>
@@ -1433,7 +1434,7 @@
           <v:shape id="_x0000_i1039" type="#_x0000_t75" style="width:63.15pt;height:16.6pt" o:ole="">
             <v:imagedata r:id="rId30" o:title=""/>
           </v:shape>
-          <o:OLEObject Type="Embed" ProgID="VisualTeX.Formula.1" ShapeID="_x0000_i1039" DrawAspect="Content" ObjectID="_1847697653" r:id="rId31">
+          <o:OLEObject Type="Embed" ProgID="VisualTeX.Formula.1" ShapeID="_x0000_i1039" DrawAspect="Content" ObjectID="_1847698861" r:id="rId31">
             <o:FieldCodes>\s</o:FieldCodes>
           </o:OLEObject>
         </w:object>
@@ -1463,7 +1464,7 @@
           <v:shape id="_x0000_i1040" type="#_x0000_t75" style="width:7.75pt;height:7.2pt" o:ole="">
             <v:imagedata r:id="rId32" o:title=""/>
           </v:shape>
-          <o:OLEObject Type="Embed" ProgID="VisualTeX.Formula.1" ShapeID="_x0000_i1040" DrawAspect="Content" ObjectID="_1847697654" r:id="rId33">
+          <o:OLEObject Type="Embed" ProgID="VisualTeX.Formula.1" ShapeID="_x0000_i1040" DrawAspect="Content" ObjectID="_1847698862" r:id="rId33">
             <o:FieldCodes>\s</o:FieldCodes>
           </o:OLEObject>
         </w:object>
@@ -1479,7 +1480,7 @@
           <v:shape id="_x0000_i1041" type="#_x0000_t75" style="width:6.65pt;height:9.95pt" o:ole="">
             <v:imagedata r:id="rId25" o:title=""/>
           </v:shape>
-          <o:OLEObject Type="Embed" ProgID="VisualTeX.Formula.1" ShapeID="_x0000_i1041" DrawAspect="Content" ObjectID="_1847697655" r:id="rId34">
+          <o:OLEObject Type="Embed" ProgID="VisualTeX.Formula.1" ShapeID="_x0000_i1041" DrawAspect="Content" ObjectID="_1847698863" r:id="rId34">
             <o:FieldCodes>\s</o:FieldCodes>
           </o:OLEObject>
         </w:object>
@@ -1588,7 +1589,7 @@
           <v:shape id="_x0000_i1042" type="#_x0000_t75" style="width:141.8pt;height:16.6pt" o:ole="">
             <v:imagedata r:id="rId35" o:title=""/>
           </v:shape>
-          <o:OLEObject Type="Embed" ProgID="VisualTeX.Formula.1" ShapeID="_x0000_i1042" DrawAspect="Content" ObjectID="_1847697656" r:id="rId36">
+          <o:OLEObject Type="Embed" ProgID="VisualTeX.Formula.1" ShapeID="_x0000_i1042" DrawAspect="Content" ObjectID="_1847698864" r:id="rId36">
             <o:FieldCodes>\s</o:FieldCodes>
           </o:OLEObject>
         </w:object>
@@ -1658,7 +1659,7 @@
           <v:shape id="_x0000_i1043" type="#_x0000_t75" style="width:146.75pt;height:39.3pt" o:ole="">
             <v:imagedata r:id="rId37" o:title=""/>
           </v:shape>
-          <o:OLEObject Type="Embed" ProgID="VisualTeX.Formula.1" ShapeID="_x0000_i1043" DrawAspect="Content" ObjectID="_1847697657" r:id="rId38">
+          <o:OLEObject Type="Embed" ProgID="VisualTeX.Formula.1" ShapeID="_x0000_i1043" DrawAspect="Content" ObjectID="_1847698865" r:id="rId38">
             <o:FieldCodes>\s</o:FieldCodes>
           </o:OLEObject>
         </w:object>
@@ -1686,7 +1687,7 @@
           <v:shape id="_x0000_i1044" type="#_x0000_t75" style="width:146.2pt;height:39.3pt" o:ole="">
             <v:imagedata r:id="rId39" o:title=""/>
           </v:shape>
-          <o:OLEObject Type="Embed" ProgID="VisualTeX.Formula.1" ShapeID="_x0000_i1044" DrawAspect="Content" ObjectID="_1847697658" r:id="rId40">
+          <o:OLEObject Type="Embed" ProgID="VisualTeX.Formula.1" ShapeID="_x0000_i1044" DrawAspect="Content" ObjectID="_1847698866" r:id="rId40">
             <o:FieldCodes>\s</o:FieldCodes>
           </o:OLEObject>
         </w:object>
@@ -1887,7 +1888,7 @@
           <v:shape id="_x0000_i1045" type="#_x0000_t75" style="width:18.85pt;height:12.2pt" o:ole="">
             <v:imagedata r:id="rId41" o:title=""/>
           </v:shape>
-          <o:OLEObject Type="Embed" ProgID="VisualTeX.Formula.1" ShapeID="_x0000_i1045" DrawAspect="Content" ObjectID="_1847697659" r:id="rId42">
+          <o:OLEObject Type="Embed" ProgID="VisualTeX.Formula.1" ShapeID="_x0000_i1045" DrawAspect="Content" ObjectID="_1847698867" r:id="rId42">
             <o:FieldCodes>\s</o:FieldCodes>
           </o:OLEObject>
         </w:object>
@@ -2088,6 +2089,32 @@
     <w:p>
       <w:pPr>
         <w:spacing w:line="240" w:lineRule="auto"/>
+        <w:ind w:firstLine="0"/>
+        <w:jc w:val="right"/>
+        <w:rPr>
+          <w:rFonts w:hint="eastAsia"/>
+        </w:rPr>
+      </w:pPr>
+      <w:proofErr w:type="spellStart"/>
+      <w:r>
+        <w:rPr>
+          <w:rFonts w:hint="eastAsia"/>
+        </w:rPr>
+        <w:t>Slimeli</w:t>
+      </w:r>
+      <w:proofErr w:type="spellEnd"/>
+      <w:r>
+        <w:rPr>
+          <w:rFonts w:hint="eastAsia"/>
+        </w:rPr>
+        <w:t>_</w:t>
+      </w:r>
+    </w:p>
+    <w:p>
+      <w:pPr>
+        <w:spacing w:line="240" w:lineRule="auto"/>
+        <w:ind w:firstLine="0"/>
+        <w:jc w:val="right"/>
       </w:pPr>
       <w:r>
         <w:rPr>
@@ -2577,7 +2604,7 @@
           <v:shape id="_x0000_i1046" type="#_x0000_t75" style="width:7.75pt;height:7.2pt" o:ole="">
             <v:imagedata r:id="rId32" o:title=""/>
           </v:shape>
-          <o:OLEObject Type="Embed" ProgID="VisualTeX.Formula.1" ShapeID="_x0000_i1046" DrawAspect="Content" ObjectID="_1847697660" r:id="rId43">
+          <o:OLEObject Type="Embed" ProgID="VisualTeX.Formula.1" ShapeID="_x0000_i1046" DrawAspect="Content" ObjectID="_1847698868" r:id="rId43">
             <o:FieldCodes>\s</o:FieldCodes>
           </o:OLEObject>
         </w:object>
@@ -2616,7 +2643,7 @@
           <v:shape id="_x0000_i1047" type="#_x0000_t75" style="width:27.15pt;height:13.3pt" o:ole="">
             <v:imagedata r:id="rId44" o:title=""/>
           </v:shape>
-          <o:OLEObject Type="Embed" ProgID="VisualTeX.Formula.1" ShapeID="_x0000_i1047" DrawAspect="Content" ObjectID="_1847697661" r:id="rId45">
+          <o:OLEObject Type="Embed" ProgID="VisualTeX.Formula.1" ShapeID="_x0000_i1047" DrawAspect="Content" ObjectID="_1847698869" r:id="rId45">
             <o:FieldCodes>\s</o:FieldCodes>
           </o:OLEObject>
         </w:object>
@@ -2760,7 +2787,7 @@
           <v:shape id="_x0000_i1048" type="#_x0000_t75" style="width:27.15pt;height:13.3pt" o:ole="">
             <v:imagedata r:id="rId44" o:title=""/>
           </v:shape>
-          <o:OLEObject Type="Embed" ProgID="VisualTeX.Formula.1" ShapeID="_x0000_i1048" DrawAspect="Content" ObjectID="_1847697662" r:id="rId46">
+          <o:OLEObject Type="Embed" ProgID="VisualTeX.Formula.1" ShapeID="_x0000_i1048" DrawAspect="Content" ObjectID="_1847698870" r:id="rId46">
             <o:FieldCodes>\s</o:FieldCodes>
           </o:OLEObject>
         </w:object>
@@ -2872,7 +2899,7 @@
           <v:shape id="_x0000_i1049" type="#_x0000_t75" style="width:38.75pt;height:10.5pt" o:ole="">
             <v:imagedata r:id="rId47" o:title=""/>
           </v:shape>
-          <o:OLEObject Type="Embed" ProgID="VisualTeX.Formula.1" ShapeID="_x0000_i1049" DrawAspect="Content" ObjectID="_1847697663" r:id="rId48">
+          <o:OLEObject Type="Embed" ProgID="VisualTeX.Formula.1" ShapeID="_x0000_i1049" DrawAspect="Content" ObjectID="_1847698871" r:id="rId48">
             <o:FieldCodes>\s</o:FieldCodes>
           </o:OLEObject>
         </w:object>
@@ -2999,7 +3026,7 @@
           <v:shape id="_x0000_i1050" type="#_x0000_t75" style="width:38.75pt;height:10.5pt" o:ole="">
             <v:imagedata r:id="rId49" o:title=""/>
           </v:shape>
-          <o:OLEObject Type="Embed" ProgID="VisualTeX.Formula.1" ShapeID="_x0000_i1050" DrawAspect="Content" ObjectID="_1847697664" r:id="rId50">
+          <o:OLEObject Type="Embed" ProgID="VisualTeX.Formula.1" ShapeID="_x0000_i1050" DrawAspect="Content" ObjectID="_1847698872" r:id="rId50">
             <o:FieldCodes>\s</o:FieldCodes>
           </o:OLEObject>
         </w:object>
@@ -3058,7 +3085,7 @@
           <v:shape id="_x0000_i1051" type="#_x0000_t75" style="width:38.75pt;height:10.5pt" o:ole="">
             <v:imagedata r:id="rId51" o:title=""/>
           </v:shape>
-          <o:OLEObject Type="Embed" ProgID="VisualTeX.Formula.1" ShapeID="_x0000_i1051" DrawAspect="Content" ObjectID="_1847697665" r:id="rId52">
+          <o:OLEObject Type="Embed" ProgID="VisualTeX.Formula.1" ShapeID="_x0000_i1051" DrawAspect="Content" ObjectID="_1847698873" r:id="rId52">
             <o:FieldCodes>\s</o:FieldCodes>
           </o:OLEObject>
         </w:object>
@@ -3093,7 +3120,7 @@
           <v:shape id="_x0000_i1052" type="#_x0000_t75" style="width:7.2pt;height:9.95pt" o:ole="">
             <v:imagedata r:id="rId53" o:title=""/>
           </v:shape>
-          <o:OLEObject Type="Embed" ProgID="VisualTeX.Formula.1" ShapeID="_x0000_i1052" DrawAspect="Content" ObjectID="_1847697666" r:id="rId54">
+          <o:OLEObject Type="Embed" ProgID="VisualTeX.Formula.1" ShapeID="_x0000_i1052" DrawAspect="Content" ObjectID="_1847698874" r:id="rId54">
             <o:FieldCodes>\s</o:FieldCodes>
           </o:OLEObject>
         </w:object>
@@ -3128,7 +3155,7 @@
           <v:shape id="_x0000_i1053" type="#_x0000_t75" style="width:38.75pt;height:10.5pt" o:ole="">
             <v:imagedata r:id="rId51" o:title=""/>
           </v:shape>
-          <o:OLEObject Type="Embed" ProgID="VisualTeX.Formula.1" ShapeID="_x0000_i1053" DrawAspect="Content" ObjectID="_1847697667" r:id="rId55">
+          <o:OLEObject Type="Embed" ProgID="VisualTeX.Formula.1" ShapeID="_x0000_i1053" DrawAspect="Content" ObjectID="_1847698875" r:id="rId55">
             <o:FieldCodes>\s</o:FieldCodes>
           </o:OLEObject>
         </w:object>
@@ -3181,7 +3208,7 @@
           <v:shape id="_x0000_i1054" type="#_x0000_t75" style="width:7.75pt;height:7.2pt" o:ole="">
             <v:imagedata r:id="rId32" o:title=""/>
           </v:shape>
-          <o:OLEObject Type="Embed" ProgID="VisualTeX.Formula.1" ShapeID="_x0000_i1054" DrawAspect="Content" ObjectID="_1847697668" r:id="rId56">
+          <o:OLEObject Type="Embed" ProgID="VisualTeX.Formula.1" ShapeID="_x0000_i1054" DrawAspect="Content" ObjectID="_1847698876" r:id="rId56">
             <o:FieldCodes>\s</o:FieldCodes>
           </o:OLEObject>
         </w:object>
@@ -3197,7 +3224,7 @@
           <v:shape id="_x0000_i1055" type="#_x0000_t75" style="width:6.65pt;height:9.95pt" o:ole="">
             <v:imagedata r:id="rId25" o:title=""/>
           </v:shape>
-          <o:OLEObject Type="Embed" ProgID="VisualTeX.Formula.1" ShapeID="_x0000_i1055" DrawAspect="Content" ObjectID="_1847697669" r:id="rId57">
+          <o:OLEObject Type="Embed" ProgID="VisualTeX.Formula.1" ShapeID="_x0000_i1055" DrawAspect="Content" ObjectID="_1847698877" r:id="rId57">
             <o:FieldCodes>\s</o:FieldCodes>
           </o:OLEObject>
         </w:object>
@@ -3272,7 +3299,7 @@
           <v:shape id="_x0000_i1056" type="#_x0000_t75" style="width:66.45pt;height:13.3pt" o:ole="">
             <v:imagedata r:id="rId58" o:title=""/>
           </v:shape>
-          <o:OLEObject Type="Embed" ProgID="VisualTeX.Formula.1" ShapeID="_x0000_i1056" DrawAspect="Content" ObjectID="_1847697670" r:id="rId59">
+          <o:OLEObject Type="Embed" ProgID="VisualTeX.Formula.1" ShapeID="_x0000_i1056" DrawAspect="Content" ObjectID="_1847698878" r:id="rId59">
             <o:FieldCodes>\s</o:FieldCodes>
           </o:OLEObject>
         </w:object>
@@ -3370,7 +3397,7 @@
           <v:shape id="_x0000_i1057" type="#_x0000_t75" style="width:28.8pt;height:10.5pt" o:ole="">
             <v:imagedata r:id="rId60" o:title=""/>
           </v:shape>
-          <o:OLEObject Type="Embed" ProgID="VisualTeX.Formula.1" ShapeID="_x0000_i1057" DrawAspect="Content" ObjectID="_1847697671" r:id="rId61">
+          <o:OLEObject Type="Embed" ProgID="VisualTeX.Formula.1" ShapeID="_x0000_i1057" DrawAspect="Content" ObjectID="_1847698879" r:id="rId61">
             <o:FieldCodes>\s</o:FieldCodes>
           </o:OLEObject>
         </w:object>
@@ -3434,7 +3461,7 @@
           <v:shape id="_x0000_i1058" type="#_x0000_t75" style="width:17.15pt;height:10.5pt" o:ole="">
             <v:imagedata r:id="rId62" o:title=""/>
           </v:shape>
-          <o:OLEObject Type="Embed" ProgID="VisualTeX.Formula.1" ShapeID="_x0000_i1058" DrawAspect="Content" ObjectID="_1847697672" r:id="rId63">
+          <o:OLEObject Type="Embed" ProgID="VisualTeX.Formula.1" ShapeID="_x0000_i1058" DrawAspect="Content" ObjectID="_1847698880" r:id="rId63">
             <o:FieldCodes>\s</o:FieldCodes>
           </o:OLEObject>
         </w:object>
@@ -3468,7 +3495,7 @@
           <v:shape id="_x0000_i1059" type="#_x0000_t75" style="width:17.15pt;height:10.5pt" o:ole="">
             <v:imagedata r:id="rId64" o:title=""/>
           </v:shape>
-          <o:OLEObject Type="Embed" ProgID="VisualTeX.Formula.1" ShapeID="_x0000_i1059" DrawAspect="Content" ObjectID="_1847697673" r:id="rId65">
+          <o:OLEObject Type="Embed" ProgID="VisualTeX.Formula.1" ShapeID="_x0000_i1059" DrawAspect="Content" ObjectID="_1847698881" r:id="rId65">
             <o:FieldCodes>\s</o:FieldCodes>
           </o:OLEObject>
         </w:object>
@@ -3525,7 +3552,7 @@
           <v:shape id="_x0000_i1060" type="#_x0000_t75" style="width:9.95pt;height:9.95pt" o:ole="">
             <v:imagedata r:id="rId66" o:title=""/>
           </v:shape>
-          <o:OLEObject Type="Embed" ProgID="VisualTeX.Formula.1" ShapeID="_x0000_i1060" DrawAspect="Content" ObjectID="_1847697674" r:id="rId67">
+          <o:OLEObject Type="Embed" ProgID="VisualTeX.Formula.1" ShapeID="_x0000_i1060" DrawAspect="Content" ObjectID="_1847698882" r:id="rId67">
             <o:FieldCodes>\s</o:FieldCodes>
           </o:OLEObject>
         </w:object>
@@ -3553,7 +3580,7 @@
           <v:shape id="_x0000_i1061" type="#_x0000_t75" style="width:9.4pt;height:9.4pt" o:ole="">
             <v:imagedata r:id="rId68" o:title=""/>
           </v:shape>
-          <o:OLEObject Type="Embed" ProgID="VisualTeX.Formula.1" ShapeID="_x0000_i1061" DrawAspect="Content" ObjectID="_1847697675" r:id="rId69">
+          <o:OLEObject Type="Embed" ProgID="VisualTeX.Formula.1" ShapeID="_x0000_i1061" DrawAspect="Content" ObjectID="_1847698883" r:id="rId69">
             <o:FieldCodes>\s</o:FieldCodes>
           </o:OLEObject>
         </w:object>
@@ -3585,7 +3612,7 @@
           <v:shape id="_x0000_i1062" type="#_x0000_t75" style="width:17.15pt;height:10.5pt" o:ole="">
             <v:imagedata r:id="rId62" o:title=""/>
           </v:shape>
-          <o:OLEObject Type="Embed" ProgID="VisualTeX.Formula.1" ShapeID="_x0000_i1062" DrawAspect="Content" ObjectID="_1847697676" r:id="rId70">
+          <o:OLEObject Type="Embed" ProgID="VisualTeX.Formula.1" ShapeID="_x0000_i1062" DrawAspect="Content" ObjectID="_1847698884" r:id="rId70">
             <o:FieldCodes>\s</o:FieldCodes>
           </o:OLEObject>
         </w:object>
@@ -3604,7 +3631,7 @@
           <v:shape id="_x0000_i1063" type="#_x0000_t75" style="width:17.15pt;height:10.5pt" o:ole="">
             <v:imagedata r:id="rId64" o:title=""/>
           </v:shape>
-          <o:OLEObject Type="Embed" ProgID="VisualTeX.Formula.1" ShapeID="_x0000_i1063" DrawAspect="Content" ObjectID="_1847697677" r:id="rId71">
+          <o:OLEObject Type="Embed" ProgID="VisualTeX.Formula.1" ShapeID="_x0000_i1063" DrawAspect="Content" ObjectID="_1847698885" r:id="rId71">
             <o:FieldCodes>\s</o:FieldCodes>
           </o:OLEObject>
         </w:object>
@@ -3717,7 +3744,7 @@
           <v:shape id="_x0000_i1064" type="#_x0000_t75" style="width:17.15pt;height:10.5pt" o:ole="">
             <v:imagedata r:id="rId62" o:title=""/>
           </v:shape>
-          <o:OLEObject Type="Embed" ProgID="VisualTeX.Formula.1" ShapeID="_x0000_i1064" DrawAspect="Content" ObjectID="_1847697678" r:id="rId72">
+          <o:OLEObject Type="Embed" ProgID="VisualTeX.Formula.1" ShapeID="_x0000_i1064" DrawAspect="Content" ObjectID="_1847698886" r:id="rId72">
             <o:FieldCodes>\s</o:FieldCodes>
           </o:OLEObject>
         </w:object>
@@ -3739,7 +3766,7 @@
           <v:shape id="_x0000_i1065" type="#_x0000_t75" style="width:18.85pt;height:9.95pt" o:ole="">
             <v:imagedata r:id="rId73" o:title=""/>
           </v:shape>
-          <o:OLEObject Type="Embed" ProgID="VisualTeX.Formula.1" ShapeID="_x0000_i1065" DrawAspect="Content" ObjectID="_1847697679" r:id="rId74">
+          <o:OLEObject Type="Embed" ProgID="VisualTeX.Formula.1" ShapeID="_x0000_i1065" DrawAspect="Content" ObjectID="_1847698887" r:id="rId74">
             <o:FieldCodes>\s</o:FieldCodes>
           </o:OLEObject>
         </w:object>
@@ -3774,7 +3801,7 @@
           <v:shape id="_x0000_i1066" type="#_x0000_t75" style="width:28.8pt;height:10.5pt" o:ole="">
             <v:imagedata r:id="rId75" o:title=""/>
           </v:shape>
-          <o:OLEObject Type="Embed" ProgID="VisualTeX.Formula.1" ShapeID="_x0000_i1066" DrawAspect="Content" ObjectID="_1847697680" r:id="rId76">
+          <o:OLEObject Type="Embed" ProgID="VisualTeX.Formula.1" ShapeID="_x0000_i1066" DrawAspect="Content" ObjectID="_1847698888" r:id="rId76">
             <o:FieldCodes>\s</o:FieldCodes>
           </o:OLEObject>
         </w:object>
@@ -3809,7 +3836,7 @@
           <v:shape id="_x0000_i1067" type="#_x0000_t75" style="width:18.85pt;height:9.95pt" o:ole="">
             <v:imagedata r:id="rId77" o:title=""/>
           </v:shape>
-          <o:OLEObject Type="Embed" ProgID="VisualTeX.Formula.1" ShapeID="_x0000_i1067" DrawAspect="Content" ObjectID="_1847697681" r:id="rId78">
+          <o:OLEObject Type="Embed" ProgID="VisualTeX.Formula.1" ShapeID="_x0000_i1067" DrawAspect="Content" ObjectID="_1847698889" r:id="rId78">
             <o:FieldCodes>\s</o:FieldCodes>
           </o:OLEObject>
         </w:object>
@@ -3948,7 +3975,7 @@
           <v:shape id="_x0000_i1068" type="#_x0000_t75" style="width:28.25pt;height:9.95pt" o:ole="">
             <v:imagedata r:id="rId79" o:title=""/>
           </v:shape>
-          <o:OLEObject Type="Embed" ProgID="VisualTeX.Formula.1" ShapeID="_x0000_i1068" DrawAspect="Content" ObjectID="_1847697682" r:id="rId80">
+          <o:OLEObject Type="Embed" ProgID="VisualTeX.Formula.1" ShapeID="_x0000_i1068" DrawAspect="Content" ObjectID="_1847698890" r:id="rId80">
             <o:FieldCodes>\s</o:FieldCodes>
           </o:OLEObject>
         </w:object>
@@ -4020,7 +4047,7 @@
           <v:shape id="_x0000_i1069" type="#_x0000_t75" style="width:110.2pt;height:14.4pt" o:ole="">
             <v:imagedata r:id="rId81" o:title=""/>
           </v:shape>
-          <o:OLEObject Type="Embed" ProgID="VisualTeX.Formula.1" ShapeID="_x0000_i1069" DrawAspect="Content" ObjectID="_1847697683" r:id="rId82">
+          <o:OLEObject Type="Embed" ProgID="VisualTeX.Formula.1" ShapeID="_x0000_i1069" DrawAspect="Content" ObjectID="_1847698891" r:id="rId82">
             <o:FieldCodes>\s</o:FieldCodes>
           </o:OLEObject>
         </w:object>
@@ -4077,7 +4104,7 @@
           <v:shape id="_x0000_i1070" type="#_x0000_t75" style="width:106.35pt;height:14.95pt" o:ole="">
             <v:imagedata r:id="rId83" o:title=""/>
           </v:shape>
-          <o:OLEObject Type="Embed" ProgID="VisualTeX.Formula.1" ShapeID="_x0000_i1070" DrawAspect="Content" ObjectID="_1847697684" r:id="rId84">
+          <o:OLEObject Type="Embed" ProgID="VisualTeX.Formula.1" ShapeID="_x0000_i1070" DrawAspect="Content" ObjectID="_1847698892" r:id="rId84">
             <o:FieldCodes>\s</o:FieldCodes>
           </o:OLEObject>
         </w:object>
@@ -4232,7 +4259,7 @@
           <v:shape id="_x0000_i1071" type="#_x0000_t75" style="width:49.3pt;height:11.1pt" o:ole="">
             <v:imagedata r:id="rId85" o:title=""/>
           </v:shape>
-          <o:OLEObject Type="Embed" ProgID="VisualTeX.Formula.1" ShapeID="_x0000_i1071" DrawAspect="Content" ObjectID="_1847697685" r:id="rId86">
+          <o:OLEObject Type="Embed" ProgID="VisualTeX.Formula.1" ShapeID="_x0000_i1071" DrawAspect="Content" ObjectID="_1847698893" r:id="rId86">
             <o:FieldCodes>\s</o:FieldCodes>
           </o:OLEObject>
         </w:object>
@@ -4274,7 +4301,7 @@
           <v:shape id="_x0000_i1072" type="#_x0000_t75" style="width:7.75pt;height:7.2pt" o:ole="">
             <v:imagedata r:id="rId32" o:title=""/>
           </v:shape>
-          <o:OLEObject Type="Embed" ProgID="VisualTeX.Formula.1" ShapeID="_x0000_i1072" DrawAspect="Content" ObjectID="_1847697686" r:id="rId87">
+          <o:OLEObject Type="Embed" ProgID="VisualTeX.Formula.1" ShapeID="_x0000_i1072" DrawAspect="Content" ObjectID="_1847698894" r:id="rId87">
             <o:FieldCodes>\s</o:FieldCodes>
           </o:OLEObject>
         </w:object>
@@ -4290,7 +4317,7 @@
           <v:shape id="_x0000_i1073" type="#_x0000_t75" style="width:6.65pt;height:9.95pt" o:ole="">
             <v:imagedata r:id="rId25" o:title=""/>
           </v:shape>
-          <o:OLEObject Type="Embed" ProgID="VisualTeX.Formula.1" ShapeID="_x0000_i1073" DrawAspect="Content" ObjectID="_1847697687" r:id="rId88">
+          <o:OLEObject Type="Embed" ProgID="VisualTeX.Formula.1" ShapeID="_x0000_i1073" DrawAspect="Content" ObjectID="_1847698895" r:id="rId88">
             <o:FieldCodes>\s</o:FieldCodes>
           </o:OLEObject>
         </w:object>
@@ -4806,7 +4833,7 @@
           <v:shape id="_x0000_i1074" type="#_x0000_t75" style="width:50.95pt;height:10.5pt" o:ole="">
             <v:imagedata r:id="rId89" o:title=""/>
           </v:shape>
-          <o:OLEObject Type="Embed" ProgID="VisualTeX.Formula.1" ShapeID="_x0000_i1074" DrawAspect="Content" ObjectID="_1847697688" r:id="rId90">
+          <o:OLEObject Type="Embed" ProgID="VisualTeX.Formula.1" ShapeID="_x0000_i1074" DrawAspect="Content" ObjectID="_1847698896" r:id="rId90">
             <o:FieldCodes>\s</o:FieldCodes>
           </o:OLEObject>
         </w:object>
@@ -4836,7 +4863,7 @@
           <v:shape id="_x0000_i1075" type="#_x0000_t75" style="width:130.7pt;height:13.3pt" o:ole="">
             <v:imagedata r:id="rId91" o:title=""/>
           </v:shape>
-          <o:OLEObject Type="Embed" ProgID="VisualTeX.Formula.1" ShapeID="_x0000_i1075" DrawAspect="Content" ObjectID="_1847697689" r:id="rId92">
+          <o:OLEObject Type="Embed" ProgID="VisualTeX.Formula.1" ShapeID="_x0000_i1075" DrawAspect="Content" ObjectID="_1847698897" r:id="rId92">
             <o:FieldCodes>\s</o:FieldCodes>
           </o:OLEObject>
         </w:object>
@@ -4896,7 +4923,7 @@
           <v:shape id="_x0000_i1076" type="#_x0000_t75" style="width:69.8pt;height:11.1pt" o:ole="">
             <v:imagedata r:id="rId93" o:title=""/>
           </v:shape>
-          <o:OLEObject Type="Embed" ProgID="VisualTeX.Formula.1" ShapeID="_x0000_i1076" DrawAspect="Content" ObjectID="_1847697690" r:id="rId94">
+          <o:OLEObject Type="Embed" ProgID="VisualTeX.Formula.1" ShapeID="_x0000_i1076" DrawAspect="Content" ObjectID="_1847698898" r:id="rId94">
             <o:FieldCodes>\s</o:FieldCodes>
           </o:OLEObject>
         </w:object>
@@ -4949,7 +4976,7 @@
           <v:shape id="_x0000_i1077" type="#_x0000_t75" style="width:7.75pt;height:7.2pt" o:ole="">
             <v:imagedata r:id="rId32" o:title=""/>
           </v:shape>
-          <o:OLEObject Type="Embed" ProgID="VisualTeX.Formula.1" ShapeID="_x0000_i1077" DrawAspect="Content" ObjectID="_1847697691" r:id="rId95">
+          <o:OLEObject Type="Embed" ProgID="VisualTeX.Formula.1" ShapeID="_x0000_i1077" DrawAspect="Content" ObjectID="_1847698899" r:id="rId95">
             <o:FieldCodes>\s</o:FieldCodes>
           </o:OLEObject>
         </w:object>
@@ -4971,7 +4998,7 @@
           <v:shape id="_x0000_i1078" type="#_x0000_t75" style="width:70.9pt;height:13.3pt" o:ole="">
             <v:imagedata r:id="rId96" o:title=""/>
           </v:shape>
-          <o:OLEObject Type="Embed" ProgID="VisualTeX.Formula.1" ShapeID="_x0000_i1078" DrawAspect="Content" ObjectID="_1847697692" r:id="rId97">
+          <o:OLEObject Type="Embed" ProgID="VisualTeX.Formula.1" ShapeID="_x0000_i1078" DrawAspect="Content" ObjectID="_1847698900" r:id="rId97">
             <o:FieldCodes>\s</o:FieldCodes>
           </o:OLEObject>
         </w:object>
@@ -5082,7 +5109,7 @@
           <v:shape id="_x0000_i1079" type="#_x0000_t75" style="width:69.25pt;height:13.3pt" o:ole="">
             <v:imagedata r:id="rId98" o:title=""/>
           </v:shape>
-          <o:OLEObject Type="Embed" ProgID="VisualTeX.Formula.1" ShapeID="_x0000_i1079" DrawAspect="Content" ObjectID="_1847697693" r:id="rId99">
+          <o:OLEObject Type="Embed" ProgID="VisualTeX.Formula.1" ShapeID="_x0000_i1079" DrawAspect="Content" ObjectID="_1847698901" r:id="rId99">
             <o:FieldCodes>\s</o:FieldCodes>
           </o:OLEObject>
         </w:object>
@@ -5123,7 +5150,7 @@
           <v:shape id="_x0000_i1080" type="#_x0000_t75" style="width:7.75pt;height:7.2pt" o:ole="">
             <v:imagedata r:id="rId32" o:title=""/>
           </v:shape>
-          <o:OLEObject Type="Embed" ProgID="VisualTeX.Formula.1" ShapeID="_x0000_i1080" DrawAspect="Content" ObjectID="_1847697694" r:id="rId100">
+          <o:OLEObject Type="Embed" ProgID="VisualTeX.Formula.1" ShapeID="_x0000_i1080" DrawAspect="Content" ObjectID="_1847698902" r:id="rId100">
             <o:FieldCodes>\s</o:FieldCodes>
           </o:OLEObject>
         </w:object>
@@ -5145,7 +5172,7 @@
           <v:shape id="_x0000_i1081" type="#_x0000_t75" style="width:116.3pt;height:13.3pt" o:ole="">
             <v:imagedata r:id="rId101" o:title=""/>
           </v:shape>
-          <o:OLEObject Type="Embed" ProgID="VisualTeX.Formula.1" ShapeID="_x0000_i1081" DrawAspect="Content" ObjectID="_1847697695" r:id="rId102">
+          <o:OLEObject Type="Embed" ProgID="VisualTeX.Formula.1" ShapeID="_x0000_i1081" DrawAspect="Content" ObjectID="_1847698903" r:id="rId102">
             <o:FieldCodes>\s</o:FieldCodes>
           </o:OLEObject>
         </w:object>
@@ -5269,7 +5296,7 @@
           <v:shape id="_x0000_i1082" type="#_x0000_t75" style="width:7.75pt;height:7.2pt" o:ole="">
             <v:imagedata r:id="rId32" o:title=""/>
           </v:shape>
-          <o:OLEObject Type="Embed" ProgID="VisualTeX.Formula.1" ShapeID="_x0000_i1082" DrawAspect="Content" ObjectID="_1847697696" r:id="rId103">
+          <o:OLEObject Type="Embed" ProgID="VisualTeX.Formula.1" ShapeID="_x0000_i1082" DrawAspect="Content" ObjectID="_1847698904" r:id="rId103">
             <o:FieldCodes>\s</o:FieldCodes>
           </o:OLEObject>
         </w:object>
@@ -5291,7 +5318,7 @@
           <v:shape id="_x0000_i1083" type="#_x0000_t75" style="width:69.25pt;height:13.3pt" o:ole="">
             <v:imagedata r:id="rId104" o:title=""/>
           </v:shape>
-          <o:OLEObject Type="Embed" ProgID="VisualTeX.Formula.1" ShapeID="_x0000_i1083" DrawAspect="Content" ObjectID="_1847697697" r:id="rId105">
+          <o:OLEObject Type="Embed" ProgID="VisualTeX.Formula.1" ShapeID="_x0000_i1083" DrawAspect="Content" ObjectID="_1847698905" r:id="rId105">
             <o:FieldCodes>\s</o:FieldCodes>
           </o:OLEObject>
         </w:object>
@@ -5569,7 +5596,7 @@
           <v:shape id="_x0000_i1084" type="#_x0000_t75" style="width:7.75pt;height:7.2pt" o:ole="">
             <v:imagedata r:id="rId32" o:title=""/>
           </v:shape>
-          <o:OLEObject Type="Embed" ProgID="VisualTeX.Formula.1" ShapeID="_x0000_i1084" DrawAspect="Content" ObjectID="_1847697698" r:id="rId106">
+          <o:OLEObject Type="Embed" ProgID="VisualTeX.Formula.1" ShapeID="_x0000_i1084" DrawAspect="Content" ObjectID="_1847698906" r:id="rId106">
             <o:FieldCodes>\s</o:FieldCodes>
           </o:OLEObject>
         </w:object>
@@ -5710,7 +5737,7 @@
           <v:shape id="_x0000_i1085" type="#_x0000_t75" style="width:69.25pt;height:13.3pt" o:ole="">
             <v:imagedata r:id="rId104" o:title=""/>
           </v:shape>
-          <o:OLEObject Type="Embed" ProgID="VisualTeX.Formula.1" ShapeID="_x0000_i1085" DrawAspect="Content" ObjectID="_1847697699" r:id="rId107">
+          <o:OLEObject Type="Embed" ProgID="VisualTeX.Formula.1" ShapeID="_x0000_i1085" DrawAspect="Content" ObjectID="_1847698907" r:id="rId107">
             <o:FieldCodes>\s</o:FieldCodes>
           </o:OLEObject>
         </w:object>
@@ -5742,7 +5769,7 @@
           <v:shape id="_x0000_i1086" type="#_x0000_t75" style="width:106.9pt;height:13.3pt" o:ole="">
             <v:imagedata r:id="rId108" o:title=""/>
           </v:shape>
-          <o:OLEObject Type="Embed" ProgID="VisualTeX.Formula.1" ShapeID="_x0000_i1086" DrawAspect="Content" ObjectID="_1847697700" r:id="rId109">
+          <o:OLEObject Type="Embed" ProgID="VisualTeX.Formula.1" ShapeID="_x0000_i1086" DrawAspect="Content" ObjectID="_1847698908" r:id="rId109">
             <o:FieldCodes>\s</o:FieldCodes>
           </o:OLEObject>
         </w:object>
@@ -5790,7 +5817,7 @@
           <v:shape id="_x0000_i1087" type="#_x0000_t75" style="width:7.75pt;height:7.2pt" o:ole="">
             <v:imagedata r:id="rId32" o:title=""/>
           </v:shape>
-          <o:OLEObject Type="Embed" ProgID="VisualTeX.Formula.1" ShapeID="_x0000_i1087" DrawAspect="Content" ObjectID="_1847697701" r:id="rId110">
+          <o:OLEObject Type="Embed" ProgID="VisualTeX.Formula.1" ShapeID="_x0000_i1087" DrawAspect="Content" ObjectID="_1847698909" r:id="rId110">
             <o:FieldCodes>\s</o:FieldCodes>
           </o:OLEObject>
         </w:object>
@@ -5806,7 +5833,7 @@
           <v:shape id="_x0000_i1088" type="#_x0000_t75" style="width:6.65pt;height:9.95pt" o:ole="">
             <v:imagedata r:id="rId25" o:title=""/>
           </v:shape>
-          <o:OLEObject Type="Embed" ProgID="VisualTeX.Formula.1" ShapeID="_x0000_i1088" DrawAspect="Content" ObjectID="_1847697702" r:id="rId111">
+          <o:OLEObject Type="Embed" ProgID="VisualTeX.Formula.1" ShapeID="_x0000_i1088" DrawAspect="Content" ObjectID="_1847698910" r:id="rId111">
             <o:FieldCodes>\s</o:FieldCodes>
           </o:OLEObject>
         </w:object>
@@ -5915,7 +5942,7 @@
           <v:shape id="_x0000_i1089" type="#_x0000_t75" style="width:232.6pt;height:89.7pt" o:ole="">
             <v:imagedata r:id="rId112" o:title=""/>
           </v:shape>
-          <o:OLEObject Type="Embed" ProgID="VisualTeX.Formula.1" ShapeID="_x0000_i1089" DrawAspect="Content" ObjectID="_1847697703" r:id="rId113">
+          <o:OLEObject Type="Embed" ProgID="VisualTeX.Formula.1" ShapeID="_x0000_i1089" DrawAspect="Content" ObjectID="_1847698911" r:id="rId113">
             <o:FieldCodes>\s</o:FieldCodes>
           </o:OLEObject>
         </w:object>
@@ -5970,7 +5997,7 @@
           <v:shape id="_x0000_i1090" type="#_x0000_t75" style="width:28.8pt;height:10.5pt" o:ole="">
             <v:imagedata r:id="rId60" o:title=""/>
           </v:shape>
-          <o:OLEObject Type="Embed" ProgID="VisualTeX.Formula.1" ShapeID="_x0000_i1090" DrawAspect="Content" ObjectID="_1847697704" r:id="rId114">
+          <o:OLEObject Type="Embed" ProgID="VisualTeX.Formula.1" ShapeID="_x0000_i1090" DrawAspect="Content" ObjectID="_1847698912" r:id="rId114">
             <o:FieldCodes>\s</o:FieldCodes>
           </o:OLEObject>
         </w:object>
@@ -6053,7 +6080,7 @@
           <v:shape id="_x0000_i1091" type="#_x0000_t75" style="width:69.8pt;height:13.3pt" o:ole="">
             <v:imagedata r:id="rId115" o:title=""/>
           </v:shape>
-          <o:OLEObject Type="Embed" ProgID="VisualTeX.Formula.1" ShapeID="_x0000_i1091" DrawAspect="Content" ObjectID="_1847697705" r:id="rId116">
+          <o:OLEObject Type="Embed" ProgID="VisualTeX.Formula.1" ShapeID="_x0000_i1091" DrawAspect="Content" ObjectID="_1847698913" r:id="rId116">
             <o:FieldCodes>\s</o:FieldCodes>
           </o:OLEObject>
         </w:object>
@@ -6098,7 +6125,7 @@
           <v:shape id="_x0000_i1092" type="#_x0000_t75" style="width:106.9pt;height:13.3pt" o:ole="">
             <v:imagedata r:id="rId117" o:title=""/>
           </v:shape>
-          <o:OLEObject Type="Embed" ProgID="VisualTeX.Formula.1" ShapeID="_x0000_i1092" DrawAspect="Content" ObjectID="_1847697706" r:id="rId118">
+          <o:OLEObject Type="Embed" ProgID="VisualTeX.Formula.1" ShapeID="_x0000_i1092" DrawAspect="Content" ObjectID="_1847698914" r:id="rId118">
             <o:FieldCodes>\s</o:FieldCodes>
           </o:OLEObject>
         </w:object>
@@ -6172,7 +6199,7 @@
           <v:shape id="_x0000_i1093" type="#_x0000_t75" style="width:7.75pt;height:7.2pt" o:ole="">
             <v:imagedata r:id="rId32" o:title=""/>
           </v:shape>
-          <o:OLEObject Type="Embed" ProgID="VisualTeX.Formula.1" ShapeID="_x0000_i1093" DrawAspect="Content" ObjectID="_1847697707" r:id="rId119">
+          <o:OLEObject Type="Embed" ProgID="VisualTeX.Formula.1" ShapeID="_x0000_i1093" DrawAspect="Content" ObjectID="_1847698915" r:id="rId119">
             <o:FieldCodes>\s</o:FieldCodes>
           </o:OLEObject>
         </w:object>
@@ -6188,7 +6215,7 @@
           <v:shape id="_x0000_i1094" type="#_x0000_t75" style="width:6.65pt;height:9.95pt" o:ole="">
             <v:imagedata r:id="rId25" o:title=""/>
           </v:shape>
-          <o:OLEObject Type="Embed" ProgID="VisualTeX.Formula.1" ShapeID="_x0000_i1094" DrawAspect="Content" ObjectID="_1847697708" r:id="rId120">
+          <o:OLEObject Type="Embed" ProgID="VisualTeX.Formula.1" ShapeID="_x0000_i1094" DrawAspect="Content" ObjectID="_1847698916" r:id="rId120">
             <o:FieldCodes>\s</o:FieldCodes>
           </o:OLEObject>
         </w:object>
@@ -6283,7 +6310,7 @@
           <v:shape id="_x0000_i1095" type="#_x0000_t75" style="width:100.25pt;height:89.7pt" o:ole="">
             <v:imagedata r:id="rId121" o:title=""/>
           </v:shape>
-          <o:OLEObject Type="Embed" ProgID="VisualTeX.Formula.1" ShapeID="_x0000_i1095" DrawAspect="Content" ObjectID="_1847697709" r:id="rId122">
+          <o:OLEObject Type="Embed" ProgID="VisualTeX.Formula.1" ShapeID="_x0000_i1095" DrawAspect="Content" ObjectID="_1847698917" r:id="rId122">
             <o:FieldCodes>\s</o:FieldCodes>
           </o:OLEObject>
         </w:object>
@@ -6308,7 +6335,7 @@
           <v:shape id="_x0000_i1096" type="#_x0000_t75" style="width:28.25pt;height:12.2pt" o:ole="">
             <v:imagedata r:id="rId123" o:title=""/>
           </v:shape>
-          <o:OLEObject Type="Embed" ProgID="VisualTeX.Formula.1" ShapeID="_x0000_i1096" DrawAspect="Content" ObjectID="_1847697710" r:id="rId124">
+          <o:OLEObject Type="Embed" ProgID="VisualTeX.Formula.1" ShapeID="_x0000_i1096" DrawAspect="Content" ObjectID="_1847698918" r:id="rId124">
             <o:FieldCodes>\s</o:FieldCodes>
           </o:OLEObject>
         </w:object>
@@ -6394,7 +6421,7 @@
           <v:shape id="_x0000_i1097" type="#_x0000_t75" style="width:15.5pt;height:9.4pt" o:ole="">
             <v:imagedata r:id="rId125" o:title=""/>
           </v:shape>
-          <o:OLEObject Type="Embed" ProgID="VisualTeX.Formula.1" ShapeID="_x0000_i1097" DrawAspect="Content" ObjectID="_1847697711" r:id="rId126">
+          <o:OLEObject Type="Embed" ProgID="VisualTeX.Formula.1" ShapeID="_x0000_i1097" DrawAspect="Content" ObjectID="_1847698919" r:id="rId126">
             <o:FieldCodes>\s</o:FieldCodes>
           </o:OLEObject>
         </w:object>
@@ -6458,7 +6485,7 @@
           <v:shape id="_x0000_i1098" type="#_x0000_t75" style="width:15.5pt;height:9.4pt" o:ole="">
             <v:imagedata r:id="rId125" o:title=""/>
           </v:shape>
-          <o:OLEObject Type="Embed" ProgID="VisualTeX.Formula.1" ShapeID="_x0000_i1098" DrawAspect="Content" ObjectID="_1847697712" r:id="rId127">
+          <o:OLEObject Type="Embed" ProgID="VisualTeX.Formula.1" ShapeID="_x0000_i1098" DrawAspect="Content" ObjectID="_1847698920" r:id="rId127">
             <o:FieldCodes>\s</o:FieldCodes>
           </o:OLEObject>
         </w:object>
@@ -6555,7 +6582,7 @@
           <v:shape id="_x0000_i1099" type="#_x0000_t75" style="width:7.75pt;height:7.2pt" o:ole="">
             <v:imagedata r:id="rId32" o:title=""/>
           </v:shape>
-          <o:OLEObject Type="Embed" ProgID="VisualTeX.Formula.1" ShapeID="_x0000_i1099" DrawAspect="Content" ObjectID="_1847697713" r:id="rId128">
+          <o:OLEObject Type="Embed" ProgID="VisualTeX.Formula.1" ShapeID="_x0000_i1099" DrawAspect="Content" ObjectID="_1847698921" r:id="rId128">
             <o:FieldCodes>\s</o:FieldCodes>
           </o:OLEObject>
         </w:object>
@@ -6571,7 +6598,7 @@
           <v:shape id="_x0000_i1100" type="#_x0000_t75" style="width:6.65pt;height:9.95pt" o:ole="">
             <v:imagedata r:id="rId25" o:title=""/>
           </v:shape>
-          <o:OLEObject Type="Embed" ProgID="VisualTeX.Formula.1" ShapeID="_x0000_i1100" DrawAspect="Content" ObjectID="_1847697714" r:id="rId129">
+          <o:OLEObject Type="Embed" ProgID="VisualTeX.Formula.1" ShapeID="_x0000_i1100" DrawAspect="Content" ObjectID="_1847698922" r:id="rId129">
             <o:FieldCodes>\s</o:FieldCodes>
           </o:OLEObject>
         </w:object>
@@ -6659,7 +6686,7 @@
           <v:shape id="_x0000_i1101" type="#_x0000_t75" style="width:127.95pt;height:13.3pt" o:ole="">
             <v:imagedata r:id="rId130" o:title=""/>
           </v:shape>
-          <o:OLEObject Type="Embed" ProgID="VisualTeX.Formula.1" ShapeID="_x0000_i1101" DrawAspect="Content" ObjectID="_1847697715" r:id="rId131">
+          <o:OLEObject Type="Embed" ProgID="VisualTeX.Formula.1" ShapeID="_x0000_i1101" DrawAspect="Content" ObjectID="_1847698923" r:id="rId131">
             <o:FieldCodes>\s</o:FieldCodes>
           </o:OLEObject>
         </w:object>
@@ -6713,7 +6740,7 @@
           <v:shape id="_x0000_i1102" type="#_x0000_t75" style="width:136.8pt;height:13.3pt" o:ole="">
             <v:imagedata r:id="rId132" o:title=""/>
           </v:shape>
-          <o:OLEObject Type="Embed" ProgID="VisualTeX.Formula.1" ShapeID="_x0000_i1102" DrawAspect="Content" ObjectID="_1847697716" r:id="rId133">
+          <o:OLEObject Type="Embed" ProgID="VisualTeX.Formula.1" ShapeID="_x0000_i1102" DrawAspect="Content" ObjectID="_1847698924" r:id="rId133">
             <o:FieldCodes>\s</o:FieldCodes>
           </o:OLEObject>
         </w:object>
@@ -6755,7 +6782,7 @@
           <v:shape id="_x0000_i1103" type="#_x0000_t75" style="width:27.7pt;height:11.1pt" o:ole="">
             <v:imagedata r:id="rId134" o:title=""/>
           </v:shape>
-          <o:OLEObject Type="Embed" ProgID="VisualTeX.Formula.1" ShapeID="_x0000_i1103" DrawAspect="Content" ObjectID="_1847697717" r:id="rId135">
+          <o:OLEObject Type="Embed" ProgID="VisualTeX.Formula.1" ShapeID="_x0000_i1103" DrawAspect="Content" ObjectID="_1847698925" r:id="rId135">
             <o:FieldCodes>\s</o:FieldCodes>
           </o:OLEObject>
         </w:object>
@@ -6784,7 +6811,7 @@
           <v:shape id="_x0000_i1104" type="#_x0000_t75" style="width:64.8pt;height:13.3pt" o:ole="">
             <v:imagedata r:id="rId136" o:title=""/>
           </v:shape>
-          <o:OLEObject Type="Embed" ProgID="VisualTeX.Formula.1" ShapeID="_x0000_i1104" DrawAspect="Content" ObjectID="_1847697718" r:id="rId137">
+          <o:OLEObject Type="Embed" ProgID="VisualTeX.Formula.1" ShapeID="_x0000_i1104" DrawAspect="Content" ObjectID="_1847698926" r:id="rId137">
             <o:FieldCodes>\s</o:FieldCodes>
           </o:OLEObject>
         </w:object>
@@ -6819,7 +6846,7 @@
           <v:shape id="_x0000_i1105" type="#_x0000_t75" style="width:127.95pt;height:13.3pt" o:ole="">
             <v:imagedata r:id="rId130" o:title=""/>
           </v:shape>
-          <o:OLEObject Type="Embed" ProgID="VisualTeX.Formula.1" ShapeID="_x0000_i1105" DrawAspect="Content" ObjectID="_1847697719" r:id="rId138">
+          <o:OLEObject Type="Embed" ProgID="VisualTeX.Formula.1" ShapeID="_x0000_i1105" DrawAspect="Content" ObjectID="_1847698927" r:id="rId138">
             <o:FieldCodes>\s</o:FieldCodes>
           </o:OLEObject>
         </w:object>
@@ -7028,7 +7055,7 @@
           <v:shape id="_x0000_i1106" type="#_x0000_t75" style="width:15.5pt;height:9.4pt" o:ole="">
             <v:imagedata r:id="rId125" o:title=""/>
           </v:shape>
-          <o:OLEObject Type="Embed" ProgID="VisualTeX.Formula.1" ShapeID="_x0000_i1106" DrawAspect="Content" ObjectID="_1847697720" r:id="rId139">
+          <o:OLEObject Type="Embed" ProgID="VisualTeX.Formula.1" ShapeID="_x0000_i1106" DrawAspect="Content" ObjectID="_1847698928" r:id="rId139">
             <o:FieldCodes>\s</o:FieldCodes>
           </o:OLEObject>
         </w:object>
@@ -7248,7 +7275,7 @@
           <v:shape id="_x0000_i1107" type="#_x0000_t75" style="width:7.75pt;height:7.2pt" o:ole="">
             <v:imagedata r:id="rId32" o:title=""/>
           </v:shape>
-          <o:OLEObject Type="Embed" ProgID="VisualTeX.Formula.1" ShapeID="_x0000_i1107" DrawAspect="Content" ObjectID="_1847697721" r:id="rId140">
+          <o:OLEObject Type="Embed" ProgID="VisualTeX.Formula.1" ShapeID="_x0000_i1107" DrawAspect="Content" ObjectID="_1847698929" r:id="rId140">
             <o:FieldCodes>\s</o:FieldCodes>
           </o:OLEObject>
         </w:object>
@@ -7276,7 +7303,7 @@
           <v:shape id="_x0000_i1108" type="#_x0000_t75" style="width:17.15pt;height:9.4pt" o:ole="">
             <v:imagedata r:id="rId141" o:title=""/>
           </v:shape>
-          <o:OLEObject Type="Embed" ProgID="VisualTeX.Formula.1" ShapeID="_x0000_i1108" DrawAspect="Content" ObjectID="_1847697722" r:id="rId142">
+          <o:OLEObject Type="Embed" ProgID="VisualTeX.Formula.1" ShapeID="_x0000_i1108" DrawAspect="Content" ObjectID="_1847698930" r:id="rId142">
             <o:FieldCodes>\s</o:FieldCodes>
           </o:OLEObject>
         </w:object>
@@ -7327,7 +7354,7 @@
           <v:shape id="_x0000_i1109" type="#_x0000_t75" style="width:17.15pt;height:9.4pt" o:ole="">
             <v:imagedata r:id="rId143" o:title=""/>
           </v:shape>
-          <o:OLEObject Type="Embed" ProgID="VisualTeX.Formula.1" ShapeID="_x0000_i1109" DrawAspect="Content" ObjectID="_1847697723" r:id="rId144">
+          <o:OLEObject Type="Embed" ProgID="VisualTeX.Formula.1" ShapeID="_x0000_i1109" DrawAspect="Content" ObjectID="_1847698931" r:id="rId144">
             <o:FieldCodes>\s</o:FieldCodes>
           </o:OLEObject>
         </w:object>
@@ -7402,7 +7429,7 @@
           <v:shape id="_x0000_i1110" type="#_x0000_t75" style="width:15.5pt;height:9.4pt" o:ole="">
             <v:imagedata r:id="rId125" o:title=""/>
           </v:shape>
-          <o:OLEObject Type="Embed" ProgID="VisualTeX.Formula.1" ShapeID="_x0000_i1110" DrawAspect="Content" ObjectID="_1847697724" r:id="rId145">
+          <o:OLEObject Type="Embed" ProgID="VisualTeX.Formula.1" ShapeID="_x0000_i1110" DrawAspect="Content" ObjectID="_1847698932" r:id="rId145">
             <o:FieldCodes>\s</o:FieldCodes>
           </o:OLEObject>
         </w:object>
@@ -7455,7 +7482,7 @@
           <v:shape id="_x0000_i1111" type="#_x0000_t75" style="width:43.2pt;height:8.85pt" o:ole="">
             <v:imagedata r:id="rId146" o:title=""/>
           </v:shape>
-          <o:OLEObject Type="Embed" ProgID="VisualTeX.Formula.1" ShapeID="_x0000_i1111" DrawAspect="Content" ObjectID="_1847697725" r:id="rId147">
+          <o:OLEObject Type="Embed" ProgID="VisualTeX.Formula.1" ShapeID="_x0000_i1111" DrawAspect="Content" ObjectID="_1847698933" r:id="rId147">
             <o:FieldCodes>\s</o:FieldCodes>
           </o:OLEObject>
         </w:object>
@@ -7490,7 +7517,7 @@
           <v:shape id="_x0000_i1112" type="#_x0000_t75" style="width:34.9pt;height:9.4pt" o:ole="">
             <v:imagedata r:id="rId148" o:title=""/>
           </v:shape>
-          <o:OLEObject Type="Embed" ProgID="VisualTeX.Formula.1" ShapeID="_x0000_i1112" DrawAspect="Content" ObjectID="_1847697726" r:id="rId149">
+          <o:OLEObject Type="Embed" ProgID="VisualTeX.Formula.1" ShapeID="_x0000_i1112" DrawAspect="Content" ObjectID="_1847698934" r:id="rId149">
             <o:FieldCodes>\s</o:FieldCodes>
           </o:OLEObject>
         </w:object>
@@ -7598,7 +7625,7 @@
           <v:shape id="_x0000_i1113" type="#_x0000_t75" style="width:17.15pt;height:10.5pt" o:ole="">
             <v:imagedata r:id="rId62" o:title=""/>
           </v:shape>
-          <o:OLEObject Type="Embed" ProgID="VisualTeX.Formula.1" ShapeID="_x0000_i1113" DrawAspect="Content" ObjectID="_1847697727" r:id="rId150">
+          <o:OLEObject Type="Embed" ProgID="VisualTeX.Formula.1" ShapeID="_x0000_i1113" DrawAspect="Content" ObjectID="_1847698935" r:id="rId150">
             <o:FieldCodes>\s</o:FieldCodes>
           </o:OLEObject>
         </w:object>
@@ -7832,7 +7859,7 @@
           <v:shape id="_x0000_i1114" type="#_x0000_t75" style="width:7.75pt;height:7.2pt" o:ole="">
             <v:imagedata r:id="rId32" o:title=""/>
           </v:shape>
-          <o:OLEObject Type="Embed" ProgID="VisualTeX.Formula.1" ShapeID="_x0000_i1114" DrawAspect="Content" ObjectID="_1847697728" r:id="rId151">
+          <o:OLEObject Type="Embed" ProgID="VisualTeX.Formula.1" ShapeID="_x0000_i1114" DrawAspect="Content" ObjectID="_1847698936" r:id="rId151">
             <o:FieldCodes>\s</o:FieldCodes>
           </o:OLEObject>
         </w:object>
@@ -7854,7 +7881,7 @@
           <v:shape id="_x0000_i1115" type="#_x0000_t75" style="width:59.8pt;height:13.3pt" o:ole="">
             <v:imagedata r:id="rId152" o:title=""/>
           </v:shape>
-          <o:OLEObject Type="Embed" ProgID="VisualTeX.Formula.1" ShapeID="_x0000_i1115" DrawAspect="Content" ObjectID="_1847697729" r:id="rId153">
+          <o:OLEObject Type="Embed" ProgID="VisualTeX.Formula.1" ShapeID="_x0000_i1115" DrawAspect="Content" ObjectID="_1847698937" r:id="rId153">
             <o:FieldCodes>\s</o:FieldCodes>
           </o:OLEObject>
         </w:object>
@@ -7957,7 +7984,7 @@
           <v:shape id="_x0000_i1116" type="#_x0000_t75" style="width:38.2pt;height:13.3pt" o:ole="">
             <v:imagedata r:id="rId154" o:title=""/>
           </v:shape>
-          <o:OLEObject Type="Embed" ProgID="VisualTeX.Formula.1" ShapeID="_x0000_i1116" DrawAspect="Content" ObjectID="_1847697730" r:id="rId155">
+          <o:OLEObject Type="Embed" ProgID="VisualTeX.Formula.1" ShapeID="_x0000_i1116" DrawAspect="Content" ObjectID="_1847698938" r:id="rId155">
             <o:FieldCodes>\s</o:FieldCodes>
           </o:OLEObject>
         </w:object>
@@ -7989,7 +8016,7 @@
           <v:shape id="_x0000_i1117" type="#_x0000_t75" style="width:17.15pt;height:9.4pt" o:ole="">
             <v:imagedata r:id="rId141" o:title=""/>
           </v:shape>
-          <o:OLEObject Type="Embed" ProgID="VisualTeX.Formula.1" ShapeID="_x0000_i1117" DrawAspect="Content" ObjectID="_1847697731" r:id="rId156">
+          <o:OLEObject Type="Embed" ProgID="VisualTeX.Formula.1" ShapeID="_x0000_i1117" DrawAspect="Content" ObjectID="_1847698939" r:id="rId156">
             <o:FieldCodes>\s</o:FieldCodes>
           </o:OLEObject>
         </w:object>
@@ -8028,7 +8055,7 @@
           <v:shape id="_x0000_i1118" type="#_x0000_t75" style="width:7.75pt;height:7.2pt" o:ole="">
             <v:imagedata r:id="rId32" o:title=""/>
           </v:shape>
-          <o:OLEObject Type="Embed" ProgID="VisualTeX.Formula.1" ShapeID="_x0000_i1118" DrawAspect="Content" ObjectID="_1847697732" r:id="rId157">
+          <o:OLEObject Type="Embed" ProgID="VisualTeX.Formula.1" ShapeID="_x0000_i1118" DrawAspect="Content" ObjectID="_1847698940" r:id="rId157">
             <o:FieldCodes>\s</o:FieldCodes>
           </o:OLEObject>
         </w:object>
@@ -8057,7 +8084,7 @@
           <v:shape id="_x0000_i1119" type="#_x0000_t75" style="width:17.15pt;height:9.4pt" o:ole="">
             <v:imagedata r:id="rId141" o:title=""/>
           </v:shape>
-          <o:OLEObject Type="Embed" ProgID="VisualTeX.Formula.1" ShapeID="_x0000_i1119" DrawAspect="Content" ObjectID="_1847697733" r:id="rId158">
+          <o:OLEObject Type="Embed" ProgID="VisualTeX.Formula.1" ShapeID="_x0000_i1119" DrawAspect="Content" ObjectID="_1847698941" r:id="rId158">
             <o:FieldCodes>\s</o:FieldCodes>
           </o:OLEObject>
         </w:object>
@@ -8115,7 +8142,7 @@
           <v:shape id="_x0000_i1120" type="#_x0000_t75" style="width:59.8pt;height:13.3pt" o:ole="">
             <v:imagedata r:id="rId152" o:title=""/>
           </v:shape>
-          <o:OLEObject Type="Embed" ProgID="VisualTeX.Formula.1" ShapeID="_x0000_i1120" DrawAspect="Content" ObjectID="_1847697734" r:id="rId159">
+          <o:OLEObject Type="Embed" ProgID="VisualTeX.Formula.1" ShapeID="_x0000_i1120" DrawAspect="Content" ObjectID="_1847698942" r:id="rId159">
             <o:FieldCodes>\s</o:FieldCodes>
           </o:OLEObject>
         </w:object>
@@ -8337,7 +8364,7 @@
           <v:shape id="_x0000_i1121" type="#_x0000_t75" style="width:10.5pt;height:9.4pt" o:ole="">
             <v:imagedata r:id="rId160" o:title=""/>
           </v:shape>
-          <o:OLEObject Type="Embed" ProgID="VisualTeX.Formula.1" ShapeID="_x0000_i1121" DrawAspect="Content" ObjectID="_1847697735" r:id="rId161">
+          <o:OLEObject Type="Embed" ProgID="VisualTeX.Formula.1" ShapeID="_x0000_i1121" DrawAspect="Content" ObjectID="_1847698943" r:id="rId161">
             <o:FieldCodes>\s</o:FieldCodes>
           </o:OLEObject>
         </w:object>
@@ -8394,7 +8421,7 @@
           <v:shape id="_x0000_i1122" type="#_x0000_t75" style="width:50.95pt;height:10.5pt" o:ole="">
             <v:imagedata r:id="rId89" o:title=""/>
           </v:shape>
-          <o:OLEObject Type="Embed" ProgID="VisualTeX.Formula.1" ShapeID="_x0000_i1122" DrawAspect="Content" ObjectID="_1847697736" r:id="rId162">
+          <o:OLEObject Type="Embed" ProgID="VisualTeX.Formula.1" ShapeID="_x0000_i1122" DrawAspect="Content" ObjectID="_1847698944" r:id="rId162">
             <o:FieldCodes>\s</o:FieldCodes>
           </o:OLEObject>
         </w:object>
@@ -8482,7 +8509,7 @@
           <v:shape id="_x0000_i1123" type="#_x0000_t75" style="width:130.7pt;height:13.3pt" o:ole="">
             <v:imagedata r:id="rId91" o:title=""/>
           </v:shape>
-          <o:OLEObject Type="Embed" ProgID="VisualTeX.Formula.1" ShapeID="_x0000_i1123" DrawAspect="Content" ObjectID="_1847697737" r:id="rId163">
+          <o:OLEObject Type="Embed" ProgID="VisualTeX.Formula.1" ShapeID="_x0000_i1123" DrawAspect="Content" ObjectID="_1847698945" r:id="rId163">
             <o:FieldCodes>\s</o:FieldCodes>
           </o:OLEObject>
         </w:object>
@@ -8542,7 +8569,7 @@
           <v:shape id="_x0000_i1124" type="#_x0000_t75" style="width:69.8pt;height:11.1pt" o:ole="">
             <v:imagedata r:id="rId93" o:title=""/>
           </v:shape>
-          <o:OLEObject Type="Embed" ProgID="VisualTeX.Formula.1" ShapeID="_x0000_i1124" DrawAspect="Content" ObjectID="_1847697738" r:id="rId164">
+          <o:OLEObject Type="Embed" ProgID="VisualTeX.Formula.1" ShapeID="_x0000_i1124" DrawAspect="Content" ObjectID="_1847698946" r:id="rId164">
             <o:FieldCodes>\s</o:FieldCodes>
           </o:OLEObject>
         </w:object>
@@ -8595,7 +8622,7 @@
           <v:shape id="_x0000_i1125" type="#_x0000_t75" style="width:7.75pt;height:7.2pt" o:ole="">
             <v:imagedata r:id="rId32" o:title=""/>
           </v:shape>
-          <o:OLEObject Type="Embed" ProgID="VisualTeX.Formula.1" ShapeID="_x0000_i1125" DrawAspect="Content" ObjectID="_1847697739" r:id="rId165">
+          <o:OLEObject Type="Embed" ProgID="VisualTeX.Formula.1" ShapeID="_x0000_i1125" DrawAspect="Content" ObjectID="_1847698947" r:id="rId165">
             <o:FieldCodes>\s</o:FieldCodes>
           </o:OLEObject>
         </w:object>
@@ -8617,7 +8644,7 @@
           <v:shape id="_x0000_i1126" type="#_x0000_t75" style="width:70.9pt;height:13.3pt" o:ole="">
             <v:imagedata r:id="rId96" o:title=""/>
           </v:shape>
-          <o:OLEObject Type="Embed" ProgID="VisualTeX.Formula.1" ShapeID="_x0000_i1126" DrawAspect="Content" ObjectID="_1847697740" r:id="rId166">
+          <o:OLEObject Type="Embed" ProgID="VisualTeX.Formula.1" ShapeID="_x0000_i1126" DrawAspect="Content" ObjectID="_1847698948" r:id="rId166">
             <o:FieldCodes>\s</o:FieldCodes>
           </o:OLEObject>
         </w:object>
@@ -8686,7 +8713,7 @@
           <v:shape id="_x0000_i1127" type="#_x0000_t75" style="width:7.75pt;height:7.2pt" o:ole="">
             <v:imagedata r:id="rId32" o:title=""/>
           </v:shape>
-          <o:OLEObject Type="Embed" ProgID="VisualTeX.Formula.1" ShapeID="_x0000_i1127" DrawAspect="Content" ObjectID="_1847697741" r:id="rId167">
+          <o:OLEObject Type="Embed" ProgID="VisualTeX.Formula.1" ShapeID="_x0000_i1127" DrawAspect="Content" ObjectID="_1847698949" r:id="rId167">
             <o:FieldCodes>\s</o:FieldCodes>
           </o:OLEObject>
         </w:object>
@@ -8708,7 +8735,7 @@
           <v:shape id="_x0000_i1128" type="#_x0000_t75" style="width:69.25pt;height:13.3pt" o:ole="">
             <v:imagedata r:id="rId104" o:title=""/>
           </v:shape>
-          <o:OLEObject Type="Embed" ProgID="VisualTeX.Formula.1" ShapeID="_x0000_i1128" DrawAspect="Content" ObjectID="_1847697742" r:id="rId168">
+          <o:OLEObject Type="Embed" ProgID="VisualTeX.Formula.1" ShapeID="_x0000_i1128" DrawAspect="Content" ObjectID="_1847698950" r:id="rId168">
             <o:FieldCodes>\s</o:FieldCodes>
           </o:OLEObject>
         </w:object>
@@ -8791,7 +8818,7 @@
           <v:shape id="_x0000_i1129" type="#_x0000_t75" style="width:7.75pt;height:7.2pt" o:ole="">
             <v:imagedata r:id="rId32" o:title=""/>
           </v:shape>
-          <o:OLEObject Type="Embed" ProgID="VisualTeX.Formula.1" ShapeID="_x0000_i1129" DrawAspect="Content" ObjectID="_1847697743" r:id="rId169">
+          <o:OLEObject Type="Embed" ProgID="VisualTeX.Formula.1" ShapeID="_x0000_i1129" DrawAspect="Content" ObjectID="_1847698951" r:id="rId169">
             <o:FieldCodes>\s</o:FieldCodes>
           </o:OLEObject>
         </w:object>
@@ -8819,7 +8846,7 @@
           <v:shape id="_x0000_i1130" type="#_x0000_t75" style="width:17.15pt;height:9.4pt" o:ole="">
             <v:imagedata r:id="rId141" o:title=""/>
           </v:shape>
-          <o:OLEObject Type="Embed" ProgID="VisualTeX.Formula.1" ShapeID="_x0000_i1130" DrawAspect="Content" ObjectID="_1847697744" r:id="rId170">
+          <o:OLEObject Type="Embed" ProgID="VisualTeX.Formula.1" ShapeID="_x0000_i1130" DrawAspect="Content" ObjectID="_1847698952" r:id="rId170">
             <o:FieldCodes>\s</o:FieldCodes>
           </o:OLEObject>
         </w:object>
@@ -8870,7 +8897,7 @@
           <v:shape id="_x0000_i1131" type="#_x0000_t75" style="width:69.25pt;height:13.3pt" o:ole="">
             <v:imagedata r:id="rId104" o:title=""/>
           </v:shape>
-          <o:OLEObject Type="Embed" ProgID="VisualTeX.Formula.1" ShapeID="_x0000_i1131" DrawAspect="Content" ObjectID="_1847697745" r:id="rId171">
+          <o:OLEObject Type="Embed" ProgID="VisualTeX.Formula.1" ShapeID="_x0000_i1131" DrawAspect="Content" ObjectID="_1847698953" r:id="rId171">
             <o:FieldCodes>\s</o:FieldCodes>
           </o:OLEObject>
         </w:object>
@@ -8906,7 +8933,7 @@
           <v:shape id="_x0000_i1132" type="#_x0000_t75" style="width:88.6pt;height:13.3pt" o:ole="">
             <v:imagedata r:id="rId172" o:title=""/>
           </v:shape>
-          <o:OLEObject Type="Embed" ProgID="VisualTeX.Formula.1" ShapeID="_x0000_i1132" DrawAspect="Content" ObjectID="_1847697746" r:id="rId173">
+          <o:OLEObject Type="Embed" ProgID="VisualTeX.Formula.1" ShapeID="_x0000_i1132" DrawAspect="Content" ObjectID="_1847698954" r:id="rId173">
             <o:FieldCodes>\s</o:FieldCodes>
           </o:OLEObject>
         </w:object>
@@ -8973,7 +9000,7 @@
           <v:shape id="_x0000_i1133" type="#_x0000_t75" style="width:149.55pt;height:13.3pt" o:ole="">
             <v:imagedata r:id="rId174" o:title=""/>
           </v:shape>
-          <o:OLEObject Type="Embed" ProgID="VisualTeX.Formula.1" ShapeID="_x0000_i1133" DrawAspect="Content" ObjectID="_1847697747" r:id="rId175">
+          <o:OLEObject Type="Embed" ProgID="VisualTeX.Formula.1" ShapeID="_x0000_i1133" DrawAspect="Content" ObjectID="_1847698955" r:id="rId175">
             <o:FieldCodes>\s</o:FieldCodes>
           </o:OLEObject>
         </w:object>
@@ -9074,7 +9101,7 @@
           <v:shape id="_x0000_i1134" type="#_x0000_t75" style="width:70.35pt;height:11.1pt" o:ole="">
             <v:imagedata r:id="rId176" o:title=""/>
           </v:shape>
-          <o:OLEObject Type="Embed" ProgID="VisualTeX.Formula.1" ShapeID="_x0000_i1134" DrawAspect="Content" ObjectID="_1847697748" r:id="rId177">
+          <o:OLEObject Type="Embed" ProgID="VisualTeX.Formula.1" ShapeID="_x0000_i1134" DrawAspect="Content" ObjectID="_1847698956" r:id="rId177">
             <o:FieldCodes>\s</o:FieldCodes>
           </o:OLEObject>
         </w:object>
@@ -9138,7 +9165,7 @@
           <v:shape id="_x0000_i1135" type="#_x0000_t75" style="width:31pt;height:11.65pt" o:ole="">
             <v:imagedata r:id="rId178" o:title=""/>
           </v:shape>
-          <o:OLEObject Type="Embed" ProgID="VisualTeX.Formula.1" ShapeID="_x0000_i1135" DrawAspect="Content" ObjectID="_1847697749" r:id="rId179">
+          <o:OLEObject Type="Embed" ProgID="VisualTeX.Formula.1" ShapeID="_x0000_i1135" DrawAspect="Content" ObjectID="_1847698957" r:id="rId179">
             <o:FieldCodes>\s</o:FieldCodes>
           </o:OLEObject>
         </w:object>
@@ -9173,7 +9200,7 @@
           <v:shape id="_x0000_i1136" type="#_x0000_t75" style="width:11.1pt;height:9.95pt" o:ole="">
             <v:imagedata r:id="rId180" o:title=""/>
           </v:shape>
-          <o:OLEObject Type="Embed" ProgID="VisualTeX.Formula.1" ShapeID="_x0000_i1136" DrawAspect="Content" ObjectID="_1847697750" r:id="rId181">
+          <o:OLEObject Type="Embed" ProgID="VisualTeX.Formula.1" ShapeID="_x0000_i1136" DrawAspect="Content" ObjectID="_1847698958" r:id="rId181">
             <o:FieldCodes>\s</o:FieldCodes>
           </o:OLEObject>
         </w:object>
@@ -9415,7 +9442,7 @@
           <v:shape id="_x0000_i1137" type="#_x0000_t75" style="width:49.3pt;height:11.1pt" o:ole="">
             <v:imagedata r:id="rId182" o:title=""/>
           </v:shape>
-          <o:OLEObject Type="Embed" ProgID="VisualTeX.Formula.1" ShapeID="_x0000_i1137" DrawAspect="Content" ObjectID="_1847697751" r:id="rId183">
+          <o:OLEObject Type="Embed" ProgID="VisualTeX.Formula.1" ShapeID="_x0000_i1137" DrawAspect="Content" ObjectID="_1847698959" r:id="rId183">
             <o:FieldCodes>\s</o:FieldCodes>
           </o:OLEObject>
         </w:object>
@@ -9444,7 +9471,7 @@
           <v:shape id="_x0000_i1138" type="#_x0000_t75" style="width:28.8pt;height:10.5pt" o:ole="">
             <v:imagedata r:id="rId184" o:title=""/>
           </v:shape>
-          <o:OLEObject Type="Embed" ProgID="VisualTeX.Formula.1" ShapeID="_x0000_i1138" DrawAspect="Content" ObjectID="_1847697752" r:id="rId185">
+          <o:OLEObject Type="Embed" ProgID="VisualTeX.Formula.1" ShapeID="_x0000_i1138" DrawAspect="Content" ObjectID="_1847698960" r:id="rId185">
             <o:FieldCodes>\s</o:FieldCodes>
           </o:OLEObject>
         </w:object>
@@ -9488,7 +9515,7 @@
           <v:shape id="_x0000_i1139" type="#_x0000_t75" style="width:33.8pt;height:14.4pt" o:ole="">
             <v:imagedata r:id="rId186" o:title=""/>
           </v:shape>
-          <o:OLEObject Type="Embed" ProgID="VisualTeX.Formula.1" ShapeID="_x0000_i1139" DrawAspect="Content" ObjectID="_1847697753" r:id="rId187">
+          <o:OLEObject Type="Embed" ProgID="VisualTeX.Formula.1" ShapeID="_x0000_i1139" DrawAspect="Content" ObjectID="_1847698961" r:id="rId187">
             <o:FieldCodes>\s</o:FieldCodes>
           </o:OLEObject>
         </w:object>
@@ -9517,7 +9544,7 @@
           <v:shape id="_x0000_i1140" type="#_x0000_t75" style="width:28.8pt;height:10.5pt" o:ole="">
             <v:imagedata r:id="rId184" o:title=""/>
           </v:shape>
-          <o:OLEObject Type="Embed" ProgID="VisualTeX.Formula.1" ShapeID="_x0000_i1140" DrawAspect="Content" ObjectID="_1847697754" r:id="rId188">
+          <o:OLEObject Type="Embed" ProgID="VisualTeX.Formula.1" ShapeID="_x0000_i1140" DrawAspect="Content" ObjectID="_1847698962" r:id="rId188">
             <o:FieldCodes>\s</o:FieldCodes>
           </o:OLEObject>
         </w:object>
@@ -9548,7 +9575,7 @@
           <v:shape id="_x0000_i1141" type="#_x0000_t75" style="width:50.4pt;height:10.5pt" o:ole="">
             <v:imagedata r:id="rId189" o:title=""/>
           </v:shape>
-          <o:OLEObject Type="Embed" ProgID="VisualTeX.Formula.1" ShapeID="_x0000_i1141" DrawAspect="Content" ObjectID="_1847697755" r:id="rId190">
+          <o:OLEObject Type="Embed" ProgID="VisualTeX.Formula.1" ShapeID="_x0000_i1141" DrawAspect="Content" ObjectID="_1847698963" r:id="rId190">
             <o:FieldCodes>\s</o:FieldCodes>
           </o:OLEObject>
         </w:object>
@@ -9574,7 +9601,7 @@
           <v:shape id="_x0000_i1142" type="#_x0000_t75" style="width:28.8pt;height:10.5pt" o:ole="">
             <v:imagedata r:id="rId184" o:title=""/>
           </v:shape>
-          <o:OLEObject Type="Embed" ProgID="VisualTeX.Formula.1" ShapeID="_x0000_i1142" DrawAspect="Content" ObjectID="_1847697756" r:id="rId191">
+          <o:OLEObject Type="Embed" ProgID="VisualTeX.Formula.1" ShapeID="_x0000_i1142" DrawAspect="Content" ObjectID="_1847698964" r:id="rId191">
             <o:FieldCodes>\s</o:FieldCodes>
           </o:OLEObject>
         </w:object>
@@ -9652,7 +9679,7 @@
           <v:shape id="_x0000_i1143" type="#_x0000_t75" style="width:26.6pt;height:13.3pt" o:ole="">
             <v:imagedata r:id="rId192" o:title=""/>
           </v:shape>
-          <o:OLEObject Type="Embed" ProgID="VisualTeX.Formula.1" ShapeID="_x0000_i1143" DrawAspect="Content" ObjectID="_1847697757" r:id="rId193">
+          <o:OLEObject Type="Embed" ProgID="VisualTeX.Formula.1" ShapeID="_x0000_i1143" DrawAspect="Content" ObjectID="_1847698965" r:id="rId193">
             <o:FieldCodes>\s</o:FieldCodes>
           </o:OLEObject>
         </w:object>
@@ -9690,7 +9717,7 @@
           <v:shape id="_x0000_i1144" type="#_x0000_t75" style="width:65.9pt;height:13.3pt" o:ole="">
             <v:imagedata r:id="rId194" o:title=""/>
           </v:shape>
-          <o:OLEObject Type="Embed" ProgID="VisualTeX.Formula.1" ShapeID="_x0000_i1144" DrawAspect="Content" ObjectID="_1847697758" r:id="rId195">
+          <o:OLEObject Type="Embed" ProgID="VisualTeX.Formula.1" ShapeID="_x0000_i1144" DrawAspect="Content" ObjectID="_1847698966" r:id="rId195">
             <o:FieldCodes>\s</o:FieldCodes>
           </o:OLEObject>
         </w:object>
@@ -9719,7 +9746,7 @@
           <v:shape id="_x0000_i1145" type="#_x0000_t75" style="width:28.8pt;height:10.5pt" o:ole="">
             <v:imagedata r:id="rId184" o:title=""/>
           </v:shape>
-          <o:OLEObject Type="Embed" ProgID="VisualTeX.Formula.1" ShapeID="_x0000_i1145" DrawAspect="Content" ObjectID="_1847697759" r:id="rId196">
+          <o:OLEObject Type="Embed" ProgID="VisualTeX.Formula.1" ShapeID="_x0000_i1145" DrawAspect="Content" ObjectID="_1847698967" r:id="rId196">
             <o:FieldCodes>\s</o:FieldCodes>
           </o:OLEObject>
         </w:object>
@@ -10040,7 +10067,7 @@
           <v:shape id="_x0000_i1146" type="#_x0000_t75" style="width:16.6pt;height:10.5pt" o:ole="">
             <v:imagedata r:id="rId197" o:title=""/>
           </v:shape>
-          <o:OLEObject Type="Embed" ProgID="VisualTeX.Formula.1" ShapeID="_x0000_i1146" DrawAspect="Content" ObjectID="_1847697760" r:id="rId198">
+          <o:OLEObject Type="Embed" ProgID="VisualTeX.Formula.1" ShapeID="_x0000_i1146" DrawAspect="Content" ObjectID="_1847698968" r:id="rId198">
             <o:FieldCodes>\s</o:FieldCodes>
           </o:OLEObject>
         </w:object>
@@ -10075,7 +10102,7 @@
           <v:shape id="_x0000_i1147" type="#_x0000_t75" style="width:15.5pt;height:9.95pt" o:ole="">
             <v:imagedata r:id="rId199" o:title=""/>
           </v:shape>
-          <o:OLEObject Type="Embed" ProgID="VisualTeX.Formula.1" ShapeID="_x0000_i1147" DrawAspect="Content" ObjectID="_1847697761" r:id="rId200">
+          <o:OLEObject Type="Embed" ProgID="VisualTeX.Formula.1" ShapeID="_x0000_i1147" DrawAspect="Content" ObjectID="_1847698969" r:id="rId200">
             <o:FieldCodes>\s</o:FieldCodes>
           </o:OLEObject>
         </w:object>
@@ -10107,7 +10134,7 @@
           <v:shape id="_x0000_i1148" type="#_x0000_t75" style="width:15.5pt;height:8.85pt" o:ole="">
             <v:imagedata r:id="rId201" o:title=""/>
           </v:shape>
-          <o:OLEObject Type="Embed" ProgID="VisualTeX.Formula.1" ShapeID="_x0000_i1148" DrawAspect="Content" ObjectID="_1847697762" r:id="rId202">
+          <o:OLEObject Type="Embed" ProgID="VisualTeX.Formula.1" ShapeID="_x0000_i1148" DrawAspect="Content" ObjectID="_1847698970" r:id="rId202">
             <o:FieldCodes>\s</o:FieldCodes>
           </o:OLEObject>
         </w:object>
@@ -10158,7 +10185,7 @@
           <v:shape id="_x0000_i1149" type="#_x0000_t75" style="width:15.5pt;height:8.3pt" o:ole="">
             <v:imagedata r:id="rId203" o:title=""/>
           </v:shape>
-          <o:OLEObject Type="Embed" ProgID="VisualTeX.Formula.1" ShapeID="_x0000_i1149" DrawAspect="Content" ObjectID="_1847697763" r:id="rId204">
+          <o:OLEObject Type="Embed" ProgID="VisualTeX.Formula.1" ShapeID="_x0000_i1149" DrawAspect="Content" ObjectID="_1847698971" r:id="rId204">
             <o:FieldCodes>\s</o:FieldCodes>
           </o:OLEObject>
         </w:object>
@@ -10218,7 +10245,7 @@
           <v:shape id="_x0000_i1150" type="#_x0000_t75" style="width:16.6pt;height:10.5pt" o:ole="">
             <v:imagedata r:id="rId197" o:title=""/>
           </v:shape>
-          <o:OLEObject Type="Embed" ProgID="VisualTeX.Formula.1" ShapeID="_x0000_i1150" DrawAspect="Content" ObjectID="_1847697764" r:id="rId205">
+          <o:OLEObject Type="Embed" ProgID="VisualTeX.Formula.1" ShapeID="_x0000_i1150" DrawAspect="Content" ObjectID="_1847698972" r:id="rId205">
             <o:FieldCodes>\s</o:FieldCodes>
           </o:OLEObject>
         </w:object>
@@ -10250,7 +10277,7 @@
           <v:shape id="_x0000_i1151" type="#_x0000_t75" style="width:15.5pt;height:9.95pt" o:ole="">
             <v:imagedata r:id="rId199" o:title=""/>
           </v:shape>
-          <o:OLEObject Type="Embed" ProgID="VisualTeX.Formula.1" ShapeID="_x0000_i1151" DrawAspect="Content" ObjectID="_1847697765" r:id="rId206">
+          <o:OLEObject Type="Embed" ProgID="VisualTeX.Formula.1" ShapeID="_x0000_i1151" DrawAspect="Content" ObjectID="_1847698973" r:id="rId206">
             <o:FieldCodes>\s</o:FieldCodes>
           </o:OLEObject>
         </w:object>
@@ -10288,7 +10315,7 @@
           <v:shape id="_x0000_i1152" type="#_x0000_t75" style="width:8.85pt;height:7.2pt" o:ole="">
             <v:imagedata r:id="rId207" o:title=""/>
           </v:shape>
-          <o:OLEObject Type="Embed" ProgID="VisualTeX.Formula.1" ShapeID="_x0000_i1152" DrawAspect="Content" ObjectID="_1847697766" r:id="rId208">
+          <o:OLEObject Type="Embed" ProgID="VisualTeX.Formula.1" ShapeID="_x0000_i1152" DrawAspect="Content" ObjectID="_1847698974" r:id="rId208">
             <o:FieldCodes>\s</o:FieldCodes>
           </o:OLEObject>
         </w:object>
@@ -10327,7 +10354,7 @@
           <v:shape id="_x0000_i1153" type="#_x0000_t75" style="width:50.95pt;height:11.1pt" o:ole="">
             <v:imagedata r:id="rId209" o:title=""/>
           </v:shape>
-          <o:OLEObject Type="Embed" ProgID="VisualTeX.Formula.1" ShapeID="_x0000_i1153" DrawAspect="Content" ObjectID="_1847697767" r:id="rId210">
+          <o:OLEObject Type="Embed" ProgID="VisualTeX.Formula.1" ShapeID="_x0000_i1153" DrawAspect="Content" ObjectID="_1847698975" r:id="rId210">
             <o:FieldCodes>\s</o:FieldCodes>
           </o:OLEObject>
         </w:object>
@@ -10359,7 +10386,7 @@
           <v:shape id="_x0000_i1154" type="#_x0000_t75" style="width:34.9pt;height:11.65pt" o:ole="">
             <v:imagedata r:id="rId211" o:title=""/>
           </v:shape>
-          <o:OLEObject Type="Embed" ProgID="VisualTeX.Formula.1" ShapeID="_x0000_i1154" DrawAspect="Content" ObjectID="_1847697768" r:id="rId212">
+          <o:OLEObject Type="Embed" ProgID="VisualTeX.Formula.1" ShapeID="_x0000_i1154" DrawAspect="Content" ObjectID="_1847698976" r:id="rId212">
             <o:FieldCodes>\s</o:FieldCodes>
           </o:OLEObject>
         </w:object>
@@ -10417,7 +10444,7 @@
           <v:shape id="_x0000_i1155" type="#_x0000_t75" style="width:8.85pt;height:7.2pt" o:ole="">
             <v:imagedata r:id="rId207" o:title=""/>
           </v:shape>
-          <o:OLEObject Type="Embed" ProgID="VisualTeX.Formula.1" ShapeID="_x0000_i1155" DrawAspect="Content" ObjectID="_1847697769" r:id="rId213">
+          <o:OLEObject Type="Embed" ProgID="VisualTeX.Formula.1" ShapeID="_x0000_i1155" DrawAspect="Content" ObjectID="_1847698977" r:id="rId213">
             <o:FieldCodes>\s</o:FieldCodes>
           </o:OLEObject>
         </w:object>
@@ -10456,7 +10483,7 @@
           <v:shape id="_x0000_i1156" type="#_x0000_t75" style="width:51.5pt;height:11.1pt" o:ole="">
             <v:imagedata r:id="rId214" o:title=""/>
           </v:shape>
-          <o:OLEObject Type="Embed" ProgID="VisualTeX.Formula.1" ShapeID="_x0000_i1156" DrawAspect="Content" ObjectID="_1847697770" r:id="rId215">
+          <o:OLEObject Type="Embed" ProgID="VisualTeX.Formula.1" ShapeID="_x0000_i1156" DrawAspect="Content" ObjectID="_1847698978" r:id="rId215">
             <o:FieldCodes>\s</o:FieldCodes>
           </o:OLEObject>
         </w:object>
@@ -10488,7 +10515,7 @@
           <v:shape id="_x0000_i1157" type="#_x0000_t75" style="width:34.9pt;height:11.65pt" o:ole="">
             <v:imagedata r:id="rId216" o:title=""/>
           </v:shape>
-          <o:OLEObject Type="Embed" ProgID="VisualTeX.Formula.1" ShapeID="_x0000_i1157" DrawAspect="Content" ObjectID="_1847697771" r:id="rId217">
+          <o:OLEObject Type="Embed" ProgID="VisualTeX.Formula.1" ShapeID="_x0000_i1157" DrawAspect="Content" ObjectID="_1847698979" r:id="rId217">
             <o:FieldCodes>\s</o:FieldCodes>
           </o:OLEObject>
         </w:object>
@@ -10588,7 +10615,7 @@
           <v:shape id="_x0000_i1158" type="#_x0000_t75" style="width:34.9pt;height:11.65pt" o:ole="">
             <v:imagedata r:id="rId211" o:title=""/>
           </v:shape>
-          <o:OLEObject Type="Embed" ProgID="VisualTeX.Formula.1" ShapeID="_x0000_i1158" DrawAspect="Content" ObjectID="_1847697772" r:id="rId218">
+          <o:OLEObject Type="Embed" ProgID="VisualTeX.Formula.1" ShapeID="_x0000_i1158" DrawAspect="Content" ObjectID="_1847698980" r:id="rId218">
             <o:FieldCodes>\s</o:FieldCodes>
           </o:OLEObject>
         </w:object>
@@ -10607,7 +10634,7 @@
           <v:shape id="_x0000_i1159" type="#_x0000_t75" style="width:28.8pt;height:12.75pt" o:ole="">
             <v:imagedata r:id="rId123" o:title=""/>
           </v:shape>
-          <o:OLEObject Type="Embed" ProgID="VisualTeX.Formula.1" ShapeID="_x0000_i1159" DrawAspect="Content" ObjectID="_1847697773" r:id="rId219">
+          <o:OLEObject Type="Embed" ProgID="VisualTeX.Formula.1" ShapeID="_x0000_i1159" DrawAspect="Content" ObjectID="_1847698981" r:id="rId219">
             <o:FieldCodes>\s</o:FieldCodes>
           </o:OLEObject>
         </w:object>
@@ -10654,7 +10681,7 @@
           <v:shape id="_x0000_i1160" type="#_x0000_t75" style="width:34.9pt;height:11.65pt" o:ole="">
             <v:imagedata r:id="rId220" o:title=""/>
           </v:shape>
-          <o:OLEObject Type="Embed" ProgID="VisualTeX.Formula.1" ShapeID="_x0000_i1160" DrawAspect="Content" ObjectID="_1847697774" r:id="rId221">
+          <o:OLEObject Type="Embed" ProgID="VisualTeX.Formula.1" ShapeID="_x0000_i1160" DrawAspect="Content" ObjectID="_1847698982" r:id="rId221">
             <o:FieldCodes>\s</o:FieldCodes>
           </o:OLEObject>
         </w:object>
@@ -10715,7 +10742,7 @@
           <v:shape id="_x0000_i1161" type="#_x0000_t75" style="width:34.9pt;height:11.65pt" o:ole="">
             <v:imagedata r:id="rId216" o:title=""/>
           </v:shape>
-          <o:OLEObject Type="Embed" ProgID="VisualTeX.Formula.1" ShapeID="_x0000_i1161" DrawAspect="Content" ObjectID="_1847697775" r:id="rId222">
+          <o:OLEObject Type="Embed" ProgID="VisualTeX.Formula.1" ShapeID="_x0000_i1161" DrawAspect="Content" ObjectID="_1847698983" r:id="rId222">
             <o:FieldCodes>\s</o:FieldCodes>
           </o:OLEObject>
         </w:object>
@@ -10747,7 +10774,7 @@
           <v:shape id="_x0000_i1162" type="#_x0000_t75" style="width:28.8pt;height:12.75pt" o:ole="">
             <v:imagedata r:id="rId123" o:title=""/>
           </v:shape>
-          <o:OLEObject Type="Embed" ProgID="VisualTeX.Formula.1" ShapeID="_x0000_i1162" DrawAspect="Content" ObjectID="_1847697776" r:id="rId223">
+          <o:OLEObject Type="Embed" ProgID="VisualTeX.Formula.1" ShapeID="_x0000_i1162" DrawAspect="Content" ObjectID="_1847698984" r:id="rId223">
             <o:FieldCodes>\s</o:FieldCodes>
           </o:OLEObject>
         </w:object>
@@ -10766,7 +10793,7 @@
           <v:shape id="_x0000_i1163" type="#_x0000_t75" style="width:34.9pt;height:11.65pt" o:ole="">
             <v:imagedata r:id="rId224" o:title=""/>
           </v:shape>
-          <o:OLEObject Type="Embed" ProgID="VisualTeX.Formula.1" ShapeID="_x0000_i1163" DrawAspect="Content" ObjectID="_1847697777" r:id="rId225">
+          <o:OLEObject Type="Embed" ProgID="VisualTeX.Formula.1" ShapeID="_x0000_i1163" DrawAspect="Content" ObjectID="_1847698985" r:id="rId225">
             <o:FieldCodes>\s</o:FieldCodes>
           </o:OLEObject>
         </w:object>
@@ -10876,7 +10903,7 @@
           <v:shape id="_x0000_i1164" type="#_x0000_t75" style="width:16.6pt;height:10.5pt" o:ole="">
             <v:imagedata r:id="rId197" o:title=""/>
           </v:shape>
-          <o:OLEObject Type="Embed" ProgID="VisualTeX.Formula.1" ShapeID="_x0000_i1164" DrawAspect="Content" ObjectID="_1847697778" r:id="rId226">
+          <o:OLEObject Type="Embed" ProgID="VisualTeX.Formula.1" ShapeID="_x0000_i1164" DrawAspect="Content" ObjectID="_1847698986" r:id="rId226">
             <o:FieldCodes>\s</o:FieldCodes>
           </o:OLEObject>
         </w:object>
@@ -10964,7 +10991,7 @@
           <v:shape id="_x0000_i1165" type="#_x0000_t75" style="width:34.9pt;height:11.65pt" o:ole="">
             <v:imagedata r:id="rId211" o:title=""/>
           </v:shape>
-          <o:OLEObject Type="Embed" ProgID="VisualTeX.Formula.1" ShapeID="_x0000_i1165" DrawAspect="Content" ObjectID="_1847697779" r:id="rId227">
+          <o:OLEObject Type="Embed" ProgID="VisualTeX.Formula.1" ShapeID="_x0000_i1165" DrawAspect="Content" ObjectID="_1847698987" r:id="rId227">
             <o:FieldCodes>\s</o:FieldCodes>
           </o:OLEObject>
         </w:object>
@@ -11061,7 +11088,7 @@
           <v:shape id="_x0000_i1166" type="#_x0000_t75" style="width:34.35pt;height:11.65pt" o:ole="">
             <v:imagedata r:id="rId228" o:title=""/>
           </v:shape>
-          <o:OLEObject Type="Embed" ProgID="VisualTeX.Formula.1" ShapeID="_x0000_i1166" DrawAspect="Content" ObjectID="_1847697780" r:id="rId229">
+          <o:OLEObject Type="Embed" ProgID="VisualTeX.Formula.1" ShapeID="_x0000_i1166" DrawAspect="Content" ObjectID="_1847698988" r:id="rId229">
             <o:FieldCodes>\s</o:FieldCodes>
           </o:OLEObject>
         </w:object>
@@ -11099,7 +11126,7 @@
           <v:shape id="_x0000_i1167" type="#_x0000_t75" style="width:14.4pt;height:8.85pt" o:ole="">
             <v:imagedata r:id="rId230" o:title=""/>
           </v:shape>
-          <o:OLEObject Type="Embed" ProgID="VisualTeX.Formula.1" ShapeID="_x0000_i1167" DrawAspect="Content" ObjectID="_1847697781" r:id="rId231">
+          <o:OLEObject Type="Embed" ProgID="VisualTeX.Formula.1" ShapeID="_x0000_i1167" DrawAspect="Content" ObjectID="_1847698989" r:id="rId231">
             <o:FieldCodes>\s</o:FieldCodes>
           </o:OLEObject>
         </w:object>
@@ -11161,7 +11188,7 @@
           <v:shape id="_x0000_i1168" type="#_x0000_t75" style="width:14.4pt;height:8.85pt" o:ole="">
             <v:imagedata r:id="rId232" o:title=""/>
           </v:shape>
-          <o:OLEObject Type="Embed" ProgID="VisualTeX.Formula.1" ShapeID="_x0000_i1168" DrawAspect="Content" ObjectID="_1847697782" r:id="rId233">
+          <o:OLEObject Type="Embed" ProgID="VisualTeX.Formula.1" ShapeID="_x0000_i1168" DrawAspect="Content" ObjectID="_1847698990" r:id="rId233">
             <o:FieldCodes>\s</o:FieldCodes>
           </o:OLEObject>
         </w:object>
@@ -11193,7 +11220,7 @@
           <v:shape id="_x0000_i1169" type="#_x0000_t75" style="width:55.95pt;height:11.65pt" o:ole="">
             <v:imagedata r:id="rId234" o:title=""/>
           </v:shape>
-          <o:OLEObject Type="Embed" ProgID="VisualTeX.Formula.1" ShapeID="_x0000_i1169" DrawAspect="Content" ObjectID="_1847697783" r:id="rId235">
+          <o:OLEObject Type="Embed" ProgID="VisualTeX.Formula.1" ShapeID="_x0000_i1169" DrawAspect="Content" ObjectID="_1847698991" r:id="rId235">
             <o:FieldCodes>\s</o:FieldCodes>
           </o:OLEObject>
         </w:object>
@@ -11238,7 +11265,7 @@
           <v:shape id="_x0000_i1170" type="#_x0000_t75" style="width:54.85pt;height:11.65pt" o:ole="">
             <v:imagedata r:id="rId236" o:title=""/>
           </v:shape>
-          <o:OLEObject Type="Embed" ProgID="VisualTeX.Formula.1" ShapeID="_x0000_i1170" DrawAspect="Content" ObjectID="_1847697784" r:id="rId237">
+          <o:OLEObject Type="Embed" ProgID="VisualTeX.Formula.1" ShapeID="_x0000_i1170" DrawAspect="Content" ObjectID="_1847698992" r:id="rId237">
             <o:FieldCodes>\s</o:FieldCodes>
           </o:OLEObject>
         </w:object>
@@ -11276,7 +11303,7 @@
           <v:shape id="_x0000_i1171" type="#_x0000_t75" style="width:225.95pt;height:13.3pt" o:ole="">
             <v:imagedata r:id="rId238" o:title=""/>
           </v:shape>
-          <o:OLEObject Type="Embed" ProgID="VisualTeX.Formula.1" ShapeID="_x0000_i1171" DrawAspect="Content" ObjectID="_1847697785" r:id="rId239">
+          <o:OLEObject Type="Embed" ProgID="VisualTeX.Formula.1" ShapeID="_x0000_i1171" DrawAspect="Content" ObjectID="_1847698993" r:id="rId239">
             <o:FieldCodes>\s</o:FieldCodes>
           </o:OLEObject>
         </w:object>
@@ -11301,7 +11328,7 @@
           <v:shape id="_x0000_i1172" type="#_x0000_t75" style="width:34.9pt;height:11.1pt" o:ole="">
             <v:imagedata r:id="rId240" o:title=""/>
           </v:shape>
-          <o:OLEObject Type="Embed" ProgID="VisualTeX.Formula.1" ShapeID="_x0000_i1172" DrawAspect="Content" ObjectID="_1847697786" r:id="rId241">
+          <o:OLEObject Type="Embed" ProgID="VisualTeX.Formula.1" ShapeID="_x0000_i1172" DrawAspect="Content" ObjectID="_1847698994" r:id="rId241">
             <o:FieldCodes>\s</o:FieldCodes>
           </o:OLEObject>
         </w:object>
@@ -11366,7 +11393,7 @@
           <v:shape id="_x0000_i1173" type="#_x0000_t75" style="width:16.6pt;height:10.5pt" o:ole="">
             <v:imagedata r:id="rId197" o:title=""/>
           </v:shape>
-          <o:OLEObject Type="Embed" ProgID="VisualTeX.Formula.1" ShapeID="_x0000_i1173" DrawAspect="Content" ObjectID="_1847697787" r:id="rId242">
+          <o:OLEObject Type="Embed" ProgID="VisualTeX.Formula.1" ShapeID="_x0000_i1173" DrawAspect="Content" ObjectID="_1847698995" r:id="rId242">
             <o:FieldCodes>\s</o:FieldCodes>
           </o:OLEObject>
         </w:object>
@@ -11385,7 +11412,7 @@
           <v:shape id="_x0000_i1174" type="#_x0000_t75" style="width:15.5pt;height:9.95pt" o:ole="">
             <v:imagedata r:id="rId199" o:title=""/>
           </v:shape>
-          <o:OLEObject Type="Embed" ProgID="VisualTeX.Formula.1" ShapeID="_x0000_i1174" DrawAspect="Content" ObjectID="_1847697788" r:id="rId243">
+          <o:OLEObject Type="Embed" ProgID="VisualTeX.Formula.1" ShapeID="_x0000_i1174" DrawAspect="Content" ObjectID="_1847698996" r:id="rId243">
             <o:FieldCodes>\s</o:FieldCodes>
           </o:OLEObject>
         </w:object>
@@ -11444,7 +11471,7 @@
           <v:shape id="_x0000_i1175" type="#_x0000_t75" style="width:16.6pt;height:10.5pt" o:ole="">
             <v:imagedata r:id="rId197" o:title=""/>
           </v:shape>
-          <o:OLEObject Type="Embed" ProgID="VisualTeX.Formula.1" ShapeID="_x0000_i1175" DrawAspect="Content" ObjectID="_1847697789" r:id="rId244">
+          <o:OLEObject Type="Embed" ProgID="VisualTeX.Formula.1" ShapeID="_x0000_i1175" DrawAspect="Content" ObjectID="_1847698997" r:id="rId244">
             <o:FieldCodes>\s</o:FieldCodes>
           </o:OLEObject>
         </w:object>
@@ -11535,7 +11562,7 @@
           <v:shape id="_x0000_i1176" type="#_x0000_t75" style="width:37.1pt;height:11.1pt" o:ole="">
             <v:imagedata r:id="rId245" o:title=""/>
           </v:shape>
-          <o:OLEObject Type="Embed" ProgID="VisualTeX.Formula.1" ShapeID="_x0000_i1176" DrawAspect="Content" ObjectID="_1847697790" r:id="rId246">
+          <o:OLEObject Type="Embed" ProgID="VisualTeX.Formula.1" ShapeID="_x0000_i1176" DrawAspect="Content" ObjectID="_1847698998" r:id="rId246">
             <o:FieldCodes>\s</o:FieldCodes>
           </o:OLEObject>
         </w:object>
@@ -11566,7 +11593,7 @@
           <v:shape id="_x0000_i1177" type="#_x0000_t75" style="width:52.05pt;height:10.5pt" o:ole="">
             <v:imagedata r:id="rId247" o:title=""/>
           </v:shape>
-          <o:OLEObject Type="Embed" ProgID="VisualTeX.Formula.1" ShapeID="_x0000_i1177" DrawAspect="Content" ObjectID="_1847697791" r:id="rId248">
+          <o:OLEObject Type="Embed" ProgID="VisualTeX.Formula.1" ShapeID="_x0000_i1177" DrawAspect="Content" ObjectID="_1847698999" r:id="rId248">
             <o:FieldCodes>\s</o:FieldCodes>
           </o:OLEObject>
         </w:object>
@@ -11990,7 +12017,7 @@
           <v:shape id="_x0000_i1178" type="#_x0000_t75" style="width:11.1pt;height:8.3pt" o:ole="">
             <v:imagedata r:id="rId249" o:title=""/>
           </v:shape>
-          <o:OLEObject Type="Embed" ProgID="VisualTeX.Formula.1" ShapeID="_x0000_i1178" DrawAspect="Content" ObjectID="_1847697792" r:id="rId250">
+          <o:OLEObject Type="Embed" ProgID="VisualTeX.Formula.1" ShapeID="_x0000_i1178" DrawAspect="Content" ObjectID="_1847699000" r:id="rId250">
             <o:FieldCodes>\s</o:FieldCodes>
           </o:OLEObject>
         </w:object>
@@ -12057,7 +12084,7 @@
           <v:shape id="_x0000_i1179" type="#_x0000_t75" style="width:71.45pt;height:11.1pt" o:ole="">
             <v:imagedata r:id="rId251" o:title=""/>
           </v:shape>
-          <o:OLEObject Type="Embed" ProgID="VisualTeX.Formula.1" ShapeID="_x0000_i1179" DrawAspect="Content" ObjectID="_1847697793" r:id="rId252">
+          <o:OLEObject Type="Embed" ProgID="VisualTeX.Formula.1" ShapeID="_x0000_i1179" DrawAspect="Content" ObjectID="_1847699001" r:id="rId252">
             <o:FieldCodes>\s</o:FieldCodes>
           </o:OLEObject>
         </w:object>
@@ -12120,7 +12147,7 @@
           <v:shape id="_x0000_i1180" type="#_x0000_t75" style="width:126.3pt;height:13.3pt" o:ole="">
             <v:imagedata r:id="rId253" o:title=""/>
           </v:shape>
-          <o:OLEObject Type="Embed" ProgID="VisualTeX.Formula.1" ShapeID="_x0000_i1180" DrawAspect="Content" ObjectID="_1847697794" r:id="rId254">
+          <o:OLEObject Type="Embed" ProgID="VisualTeX.Formula.1" ShapeID="_x0000_i1180" DrawAspect="Content" ObjectID="_1847699002" r:id="rId254">
             <o:FieldCodes>\s</o:FieldCodes>
           </o:OLEObject>
         </w:object>
@@ -12196,7 +12223,7 @@
           <v:shape id="_x0000_i1181" type="#_x0000_t75" style="width:156.2pt;height:13.3pt" o:ole="">
             <v:imagedata r:id="rId255" o:title=""/>
           </v:shape>
-          <o:OLEObject Type="Embed" ProgID="VisualTeX.Formula.1" ShapeID="_x0000_i1181" DrawAspect="Content" ObjectID="_1847697795" r:id="rId256">
+          <o:OLEObject Type="Embed" ProgID="VisualTeX.Formula.1" ShapeID="_x0000_i1181" DrawAspect="Content" ObjectID="_1847699003" r:id="rId256">
             <o:FieldCodes>\s</o:FieldCodes>
           </o:OLEObject>
         </w:object>
@@ -12285,7 +12312,7 @@
           <v:shape id="_x0000_i1182" type="#_x0000_t75" style="width:49.85pt;height:10.5pt" o:ole="">
             <v:imagedata r:id="rId257" o:title=""/>
           </v:shape>
-          <o:OLEObject Type="Embed" ProgID="VisualTeX.Formula.1" ShapeID="_x0000_i1182" DrawAspect="Content" ObjectID="_1847697796" r:id="rId258">
+          <o:OLEObject Type="Embed" ProgID="VisualTeX.Formula.1" ShapeID="_x0000_i1182" DrawAspect="Content" ObjectID="_1847699004" r:id="rId258">
             <o:FieldCodes>\s</o:FieldCodes>
           </o:OLEObject>
         </w:object>
@@ -12415,7 +12442,7 @@
           <v:shape id="_x0000_i1183" type="#_x0000_t75" style="width:28.25pt;height:9.4pt" o:ole="">
             <v:imagedata r:id="rId259" o:title=""/>
           </v:shape>
-          <o:OLEObject Type="Embed" ProgID="VisualTeX.Formula.1" ShapeID="_x0000_i1183" DrawAspect="Content" ObjectID="_1847697797" r:id="rId260">
+          <o:OLEObject Type="Embed" ProgID="VisualTeX.Formula.1" ShapeID="_x0000_i1183" DrawAspect="Content" ObjectID="_1847699005" r:id="rId260">
             <o:FieldCodes>\s</o:FieldCodes>
           </o:OLEObject>
         </w:object>
@@ -12452,7 +12479,7 @@
           <v:shape id="_x0000_i1184" type="#_x0000_t75" style="width:49.85pt;height:10.5pt" o:ole="">
             <v:imagedata r:id="rId257" o:title=""/>
           </v:shape>
-          <o:OLEObject Type="Embed" ProgID="VisualTeX.Formula.1" ShapeID="_x0000_i1184" DrawAspect="Content" ObjectID="_1847697798" r:id="rId261">
+          <o:OLEObject Type="Embed" ProgID="VisualTeX.Formula.1" ShapeID="_x0000_i1184" DrawAspect="Content" ObjectID="_1847699006" r:id="rId261">
             <o:FieldCodes>\s</o:FieldCodes>
           </o:OLEObject>
         </w:object>
@@ -12524,7 +12551,7 @@
           <v:shape id="_x0000_i1185" type="#_x0000_t75" style="width:50.95pt;height:10.5pt" o:ole="">
             <v:imagedata r:id="rId262" o:title=""/>
           </v:shape>
-          <o:OLEObject Type="Embed" ProgID="VisualTeX.Formula.1" ShapeID="_x0000_i1185" DrawAspect="Content" ObjectID="_1847697799" r:id="rId263">
+          <o:OLEObject Type="Embed" ProgID="VisualTeX.Formula.1" ShapeID="_x0000_i1185" DrawAspect="Content" ObjectID="_1847699007" r:id="rId263">
             <o:FieldCodes>\s</o:FieldCodes>
           </o:OLEObject>
         </w:object>
@@ -12905,7 +12932,7 @@
           <v:shape id="_x0000_i1186" type="#_x0000_t75" style="width:47.65pt;height:11.1pt" o:ole="">
             <v:imagedata r:id="rId264" o:title=""/>
           </v:shape>
-          <o:OLEObject Type="Embed" ProgID="VisualTeX.Formula.1" ShapeID="_x0000_i1186" DrawAspect="Content" ObjectID="_1847697800" r:id="rId265">
+          <o:OLEObject Type="Embed" ProgID="VisualTeX.Formula.1" ShapeID="_x0000_i1186" DrawAspect="Content" ObjectID="_1847699008" r:id="rId265">
             <o:FieldCodes>\s</o:FieldCodes>
           </o:OLEObject>
         </w:object>
@@ -12943,7 +12970,7 @@
           <v:shape id="_x0000_i1187" type="#_x0000_t75" style="width:57.05pt;height:13.3pt" o:ole="">
             <v:imagedata r:id="rId266" o:title=""/>
           </v:shape>
-          <o:OLEObject Type="Embed" ProgID="VisualTeX.Formula.1" ShapeID="_x0000_i1187" DrawAspect="Content" ObjectID="_1847697801" r:id="rId267">
+          <o:OLEObject Type="Embed" ProgID="VisualTeX.Formula.1" ShapeID="_x0000_i1187" DrawAspect="Content" ObjectID="_1847699009" r:id="rId267">
             <o:FieldCodes>\s</o:FieldCodes>
           </o:OLEObject>
         </w:object>
@@ -13070,7 +13097,7 @@
           <v:shape id="_x0000_i1188" type="#_x0000_t75" style="width:50.95pt;height:10.5pt" o:ole="">
             <v:imagedata r:id="rId262" o:title=""/>
           </v:shape>
-          <o:OLEObject Type="Embed" ProgID="VisualTeX.Formula.1" ShapeID="_x0000_i1188" DrawAspect="Content" ObjectID="_1847697802" r:id="rId268">
+          <o:OLEObject Type="Embed" ProgID="VisualTeX.Formula.1" ShapeID="_x0000_i1188" DrawAspect="Content" ObjectID="_1847699010" r:id="rId268">
             <o:FieldCodes>\s</o:FieldCodes>
           </o:OLEObject>
         </w:object>
@@ -13146,7 +13173,7 @@
           <v:shape id="_x0000_i1189" type="#_x0000_t75" style="width:207.7pt;height:13.3pt" o:ole="">
             <v:imagedata r:id="rId269" o:title=""/>
           </v:shape>
-          <o:OLEObject Type="Embed" ProgID="VisualTeX.Formula.1" ShapeID="_x0000_i1189" DrawAspect="Content" ObjectID="_1847697803" r:id="rId270">
+          <o:OLEObject Type="Embed" ProgID="VisualTeX.Formula.1" ShapeID="_x0000_i1189" DrawAspect="Content" ObjectID="_1847699011" r:id="rId270">
             <o:FieldCodes>\s</o:FieldCodes>
           </o:OLEObject>
         </w:object>
@@ -13178,7 +13205,7 @@
           <v:shape id="_x0000_i1190" type="#_x0000_t75" style="width:29.9pt;height:10.5pt" o:ole="">
             <v:imagedata r:id="rId271" o:title=""/>
           </v:shape>
-          <o:OLEObject Type="Embed" ProgID="VisualTeX.Formula.1" ShapeID="_x0000_i1190" DrawAspect="Content" ObjectID="_1847697804" r:id="rId272">
+          <o:OLEObject Type="Embed" ProgID="VisualTeX.Formula.1" ShapeID="_x0000_i1190" DrawAspect="Content" ObjectID="_1847699012" r:id="rId272">
             <o:FieldCodes>\s</o:FieldCodes>
           </o:OLEObject>
         </w:object>
@@ -13236,7 +13263,7 @@
           <v:shape id="_x0000_i1191" type="#_x0000_t75" style="width:30.45pt;height:9.4pt" o:ole="">
             <v:imagedata r:id="rId273" o:title=""/>
           </v:shape>
-          <o:OLEObject Type="Embed" ProgID="VisualTeX.Formula.1" ShapeID="_x0000_i1191" DrawAspect="Content" ObjectID="_1847697805" r:id="rId274">
+          <o:OLEObject Type="Embed" ProgID="VisualTeX.Formula.1" ShapeID="_x0000_i1191" DrawAspect="Content" ObjectID="_1847699013" r:id="rId274">
             <o:FieldCodes>\s</o:FieldCodes>
           </o:OLEObject>
         </w:object>
@@ -13268,7 +13295,7 @@
           <v:shape id="_x0000_i1192" type="#_x0000_t75" style="width:52.6pt;height:10.5pt" o:ole="">
             <v:imagedata r:id="rId275" o:title=""/>
           </v:shape>
-          <o:OLEObject Type="Embed" ProgID="VisualTeX.Formula.1" ShapeID="_x0000_i1192" DrawAspect="Content" ObjectID="_1847697806" r:id="rId276">
+          <o:OLEObject Type="Embed" ProgID="VisualTeX.Formula.1" ShapeID="_x0000_i1192" DrawAspect="Content" ObjectID="_1847699014" r:id="rId276">
             <o:FieldCodes>\s</o:FieldCodes>
           </o:OLEObject>
         </w:object>
@@ -13313,7 +13340,7 @@
           <v:shape id="_x0000_i1193" type="#_x0000_t75" style="width:51.5pt;height:10.5pt" o:ole="">
             <v:imagedata r:id="rId277" o:title=""/>
           </v:shape>
-          <o:OLEObject Type="Embed" ProgID="VisualTeX.Formula.1" ShapeID="_x0000_i1193" DrawAspect="Content" ObjectID="_1847697807" r:id="rId278">
+          <o:OLEObject Type="Embed" ProgID="VisualTeX.Formula.1" ShapeID="_x0000_i1193" DrawAspect="Content" ObjectID="_1847699015" r:id="rId278">
             <o:FieldCodes>\s</o:FieldCodes>
           </o:OLEObject>
         </w:object>
@@ -13358,7 +13385,7 @@
           <v:shape id="_x0000_i1194" type="#_x0000_t75" style="width:188.85pt;height:13.3pt" o:ole="">
             <v:imagedata r:id="rId279" o:title=""/>
           </v:shape>
-          <o:OLEObject Type="Embed" ProgID="VisualTeX.Formula.1" ShapeID="_x0000_i1194" DrawAspect="Content" ObjectID="_1847697808" r:id="rId280">
+          <o:OLEObject Type="Embed" ProgID="VisualTeX.Formula.1" ShapeID="_x0000_i1194" DrawAspect="Content" ObjectID="_1847699016" r:id="rId280">
             <o:FieldCodes>\s</o:FieldCodes>
           </o:OLEObject>
         </w:object>
@@ -13413,7 +13440,7 @@
           <v:shape id="_x0000_i1195" type="#_x0000_t75" style="width:50.95pt;height:10.5pt" o:ole="">
             <v:imagedata r:id="rId262" o:title=""/>
           </v:shape>
-          <o:OLEObject Type="Embed" ProgID="VisualTeX.Formula.1" ShapeID="_x0000_i1195" DrawAspect="Content" ObjectID="_1847697809" r:id="rId281">
+          <o:OLEObject Type="Embed" ProgID="VisualTeX.Formula.1" ShapeID="_x0000_i1195" DrawAspect="Content" ObjectID="_1847699017" r:id="rId281">
             <o:FieldCodes>\s</o:FieldCodes>
           </o:OLEObject>
         </w:object>
@@ -13440,7 +13467,7 @@
           <v:shape id="_x0000_i1196" type="#_x0000_t75" style="width:7.75pt;height:7.2pt" o:ole="">
             <v:imagedata r:id="rId32" o:title=""/>
           </v:shape>
-          <o:OLEObject Type="Embed" ProgID="VisualTeX.Formula.1" ShapeID="_x0000_i1196" DrawAspect="Content" ObjectID="_1847697810" r:id="rId282">
+          <o:OLEObject Type="Embed" ProgID="VisualTeX.Formula.1" ShapeID="_x0000_i1196" DrawAspect="Content" ObjectID="_1847699018" r:id="rId282">
             <o:FieldCodes>\s</o:FieldCodes>
           </o:OLEObject>
         </w:object>
@@ -13469,7 +13496,7 @@
           <v:shape id="_x0000_i1197" type="#_x0000_t75" style="width:79.2pt;height:13.3pt" o:ole="">
             <v:imagedata r:id="rId283" o:title=""/>
           </v:shape>
-          <o:OLEObject Type="Embed" ProgID="VisualTeX.Formula.1" ShapeID="_x0000_i1197" DrawAspect="Content" ObjectID="_1847697811" r:id="rId284">
+          <o:OLEObject Type="Embed" ProgID="VisualTeX.Formula.1" ShapeID="_x0000_i1197" DrawAspect="Content" ObjectID="_1847699019" r:id="rId284">
             <o:FieldCodes>\s</o:FieldCodes>
           </o:OLEObject>
         </w:object>
@@ -13608,7 +13635,7 @@
           <v:shape id="_x0000_i1198" type="#_x0000_t75" style="width:109.1pt;height:13.3pt" o:ole="">
             <v:imagedata r:id="rId23" o:title=""/>
           </v:shape>
-          <o:OLEObject Type="Embed" ProgID="VisualTeX.Formula.1" ShapeID="_x0000_i1198" DrawAspect="Content" ObjectID="_1847697812" r:id="rId285">
+          <o:OLEObject Type="Embed" ProgID="VisualTeX.Formula.1" ShapeID="_x0000_i1198" DrawAspect="Content" ObjectID="_1847699020" r:id="rId285">
             <o:FieldCodes>\s</o:FieldCodes>
           </o:OLEObject>
         </w:object>
@@ -13652,7 +13679,7 @@
           <v:shape id="_x0000_i1199" type="#_x0000_t75" style="width:356.1pt;height:13.3pt" o:ole="">
             <v:imagedata r:id="rId286" o:title=""/>
           </v:shape>
-          <o:OLEObject Type="Embed" ProgID="VisualTeX.Formula.1" ShapeID="_x0000_i1199" DrawAspect="Content" ObjectID="_1847697813" r:id="rId287">
+          <o:OLEObject Type="Embed" ProgID="VisualTeX.Formula.1" ShapeID="_x0000_i1199" DrawAspect="Content" ObjectID="_1847699021" r:id="rId287">
             <o:FieldCodes>\s</o:FieldCodes>
           </o:OLEObject>
         </w:object>
@@ -13805,7 +13832,7 @@
           <v:shape id="_x0000_i1200" type="#_x0000_t75" style="width:249.8pt;height:13.3pt" o:ole="">
             <v:imagedata r:id="rId288" o:title=""/>
           </v:shape>
-          <o:OLEObject Type="Embed" ProgID="VisualTeX.Formula.1" ShapeID="_x0000_i1200" DrawAspect="Content" ObjectID="_1847697814" r:id="rId289">
+          <o:OLEObject Type="Embed" ProgID="VisualTeX.Formula.1" ShapeID="_x0000_i1200" DrawAspect="Content" ObjectID="_1847699022" r:id="rId289">
             <o:FieldCodes>\s</o:FieldCodes>
           </o:OLEObject>
         </w:object>
@@ -13998,7 +14025,7 @@
           <v:shape id="_x0000_i1201" type="#_x0000_t75" style="width:50.4pt;height:10.5pt" o:ole="">
             <v:imagedata r:id="rId290" o:title=""/>
           </v:shape>
-          <o:OLEObject Type="Embed" ProgID="VisualTeX.Formula.1" ShapeID="_x0000_i1201" DrawAspect="Content" ObjectID="_1847697815" r:id="rId291">
+          <o:OLEObject Type="Embed" ProgID="VisualTeX.Formula.1" ShapeID="_x0000_i1201" DrawAspect="Content" ObjectID="_1847699023" r:id="rId291">
             <o:FieldCodes>\s</o:FieldCodes>
           </o:OLEObject>
         </w:object>
@@ -14058,7 +14085,7 @@
           <v:shape id="_x0000_i1202" type="#_x0000_t75" style="width:208.25pt;height:13.3pt" o:ole="">
             <v:imagedata r:id="rId292" o:title=""/>
           </v:shape>
-          <o:OLEObject Type="Embed" ProgID="VisualTeX.Formula.1" ShapeID="_x0000_i1202" DrawAspect="Content" ObjectID="_1847697816" r:id="rId293">
+          <o:OLEObject Type="Embed" ProgID="VisualTeX.Formula.1" ShapeID="_x0000_i1202" DrawAspect="Content" ObjectID="_1847699024" r:id="rId293">
             <o:FieldCodes>\s</o:FieldCodes>
           </o:OLEObject>
         </w:object>
@@ -14268,7 +14295,7 @@
           <v:shape id="_x0000_i1203" type="#_x0000_t75" style="width:7.75pt;height:7.2pt" o:ole="">
             <v:imagedata r:id="rId32" o:title=""/>
           </v:shape>
-          <o:OLEObject Type="Embed" ProgID="VisualTeX.Formula.1" ShapeID="_x0000_i1203" DrawAspect="Content" ObjectID="_1847697817" r:id="rId294">
+          <o:OLEObject Type="Embed" ProgID="VisualTeX.Formula.1" ShapeID="_x0000_i1203" DrawAspect="Content" ObjectID="_1847699025" r:id="rId294">
             <o:FieldCodes>\s</o:FieldCodes>
           </o:OLEObject>
         </w:object>
@@ -14297,7 +14324,7 @@
           <v:shape id="_x0000_i1204" type="#_x0000_t75" style="width:49.3pt;height:11.1pt" o:ole="">
             <v:imagedata r:id="rId295" o:title=""/>
           </v:shape>
-          <o:OLEObject Type="Embed" ProgID="VisualTeX.Formula.1" ShapeID="_x0000_i1204" DrawAspect="Content" ObjectID="_1847697818" r:id="rId296">
+          <o:OLEObject Type="Embed" ProgID="VisualTeX.Formula.1" ShapeID="_x0000_i1204" DrawAspect="Content" ObjectID="_1847699026" r:id="rId296">
             <o:FieldCodes>\s</o:FieldCodes>
           </o:OLEObject>
         </w:object>
@@ -14420,7 +14447,7 @@
           <v:shape id="_x0000_i1205" type="#_x0000_t75" style="width:28.8pt;height:11.1pt" o:ole="">
             <v:imagedata r:id="rId297" o:title=""/>
           </v:shape>
-          <o:OLEObject Type="Embed" ProgID="VisualTeX.Formula.1" ShapeID="_x0000_i1205" DrawAspect="Content" ObjectID="_1847697819" r:id="rId298">
+          <o:OLEObject Type="Embed" ProgID="VisualTeX.Formula.1" ShapeID="_x0000_i1205" DrawAspect="Content" ObjectID="_1847699027" r:id="rId298">
             <o:FieldCodes>\s</o:FieldCodes>
           </o:OLEObject>
         </w:object>
@@ -14461,7 +14488,7 @@
           <v:shape id="_x0000_i1206" type="#_x0000_t75" style="width:7.75pt;height:7.2pt" o:ole="">
             <v:imagedata r:id="rId32" o:title=""/>
           </v:shape>
-          <o:OLEObject Type="Embed" ProgID="VisualTeX.Formula.1" ShapeID="_x0000_i1206" DrawAspect="Content" ObjectID="_1847697820" r:id="rId299">
+          <o:OLEObject Type="Embed" ProgID="VisualTeX.Formula.1" ShapeID="_x0000_i1206" DrawAspect="Content" ObjectID="_1847699028" r:id="rId299">
             <o:FieldCodes>\s</o:FieldCodes>
           </o:OLEObject>
         </w:object>
@@ -14529,7 +14556,7 @@
           <v:shape id="_x0000_i1207" type="#_x0000_t75" style="width:8.85pt;height:7.2pt" o:ole="">
             <v:imagedata r:id="rId207" o:title=""/>
           </v:shape>
-          <o:OLEObject Type="Embed" ProgID="VisualTeX.Formula.1" ShapeID="_x0000_i1207" DrawAspect="Content" ObjectID="_1847697821" r:id="rId300">
+          <o:OLEObject Type="Embed" ProgID="VisualTeX.Formula.1" ShapeID="_x0000_i1207" DrawAspect="Content" ObjectID="_1847699029" r:id="rId300">
             <o:FieldCodes>\s</o:FieldCodes>
           </o:OLEObject>
         </w:object>
@@ -14585,7 +14612,7 @@
           <v:shape id="_x0000_i1208" type="#_x0000_t75" style="width:8.85pt;height:7.2pt" o:ole="">
             <v:imagedata r:id="rId207" o:title=""/>
           </v:shape>
-          <o:OLEObject Type="Embed" ProgID="VisualTeX.Formula.1" ShapeID="_x0000_i1208" DrawAspect="Content" ObjectID="_1847697822" r:id="rId301">
+          <o:OLEObject Type="Embed" ProgID="VisualTeX.Formula.1" ShapeID="_x0000_i1208" DrawAspect="Content" ObjectID="_1847699030" r:id="rId301">
             <o:FieldCodes>\s</o:FieldCodes>
           </o:OLEObject>
         </w:object>
@@ -14616,7 +14643,7 @@
           <v:shape id="_x0000_i1209" type="#_x0000_t75" style="width:50.95pt;height:10.5pt" o:ole="">
             <v:imagedata r:id="rId302" o:title=""/>
           </v:shape>
-          <o:OLEObject Type="Embed" ProgID="VisualTeX.Formula.1" ShapeID="_x0000_i1209" DrawAspect="Content" ObjectID="_1847697823" r:id="rId303">
+          <o:OLEObject Type="Embed" ProgID="VisualTeX.Formula.1" ShapeID="_x0000_i1209" DrawAspect="Content" ObjectID="_1847699031" r:id="rId303">
             <o:FieldCodes>\s</o:FieldCodes>
           </o:OLEObject>
         </w:object>
@@ -14715,7 +14742,7 @@
           <v:shape id="_x0000_i1210" type="#_x0000_t75" style="width:6.65pt;height:7.2pt" o:ole="">
             <v:imagedata r:id="rId20" o:title=""/>
           </v:shape>
-          <o:OLEObject Type="Embed" ProgID="VisualTeX.Formula.1" ShapeID="_x0000_i1210" DrawAspect="Content" ObjectID="_1847697824" r:id="rId304">
+          <o:OLEObject Type="Embed" ProgID="VisualTeX.Formula.1" ShapeID="_x0000_i1210" DrawAspect="Content" ObjectID="_1847699032" r:id="rId304">
             <o:FieldCodes>\s</o:FieldCodes>
           </o:OLEObject>
         </w:object>
@@ -14768,7 +14795,7 @@
           <v:shape id="_x0000_i1211" type="#_x0000_t75" style="width:106.35pt;height:74.2pt" o:ole="">
             <v:imagedata r:id="rId305" o:title=""/>
           </v:shape>
-          <o:OLEObject Type="Embed" ProgID="VisualTeX.Formula.1" ShapeID="_x0000_i1211" DrawAspect="Content" ObjectID="_1847697825" r:id="rId306">
+          <o:OLEObject Type="Embed" ProgID="VisualTeX.Formula.1" ShapeID="_x0000_i1211" DrawAspect="Content" ObjectID="_1847699033" r:id="rId306">
             <o:FieldCodes>\s</o:FieldCodes>
           </o:OLEObject>
         </w:object>
@@ -14796,7 +14823,7 @@
           <v:shape id="_x0000_i1212" type="#_x0000_t75" style="width:28.8pt;height:12.75pt" o:ole="">
             <v:imagedata r:id="rId307" o:title=""/>
           </v:shape>
-          <o:OLEObject Type="Embed" ProgID="VisualTeX.Formula.1" ShapeID="_x0000_i1212" DrawAspect="Content" ObjectID="_1847697826" r:id="rId308">
+          <o:OLEObject Type="Embed" ProgID="VisualTeX.Formula.1" ShapeID="_x0000_i1212" DrawAspect="Content" ObjectID="_1847699034" r:id="rId308">
             <o:FieldCodes>\s</o:FieldCodes>
           </o:OLEObject>
         </w:object>
@@ -14825,7 +14852,7 @@
           <v:shape id="_x0000_i1213" type="#_x0000_t75" style="width:27.15pt;height:9.95pt" o:ole="">
             <v:imagedata r:id="rId309" o:title=""/>
           </v:shape>
-          <o:OLEObject Type="Embed" ProgID="VisualTeX.Formula.1" ShapeID="_x0000_i1213" DrawAspect="Content" ObjectID="_1847697827" r:id="rId310">
+          <o:OLEObject Type="Embed" ProgID="VisualTeX.Formula.1" ShapeID="_x0000_i1213" DrawAspect="Content" ObjectID="_1847699035" r:id="rId310">
             <o:FieldCodes>\s</o:FieldCodes>
           </o:OLEObject>
         </w:object>
@@ -14854,7 +14881,7 @@
           <v:shape id="_x0000_i1214" type="#_x0000_t75" style="width:16.05pt;height:11.1pt" o:ole="">
             <v:imagedata r:id="rId311" o:title=""/>
           </v:shape>
-          <o:OLEObject Type="Embed" ProgID="VisualTeX.Formula.1" ShapeID="_x0000_i1214" DrawAspect="Content" ObjectID="_1847697828" r:id="rId312">
+          <o:OLEObject Type="Embed" ProgID="VisualTeX.Formula.1" ShapeID="_x0000_i1214" DrawAspect="Content" ObjectID="_1847699036" r:id="rId312">
             <o:FieldCodes>\s</o:FieldCodes>
           </o:OLEObject>
         </w:object>
@@ -14898,7 +14925,7 @@
           <v:shape id="_x0000_i1215" type="#_x0000_t75" style="width:29.35pt;height:11.1pt" o:ole="">
             <v:imagedata r:id="rId297" o:title=""/>
           </v:shape>
-          <o:OLEObject Type="Embed" ProgID="VisualTeX.Formula.1" ShapeID="_x0000_i1215" DrawAspect="Content" ObjectID="_1847697829" r:id="rId313">
+          <o:OLEObject Type="Embed" ProgID="VisualTeX.Formula.1" ShapeID="_x0000_i1215" DrawAspect="Content" ObjectID="_1847699037" r:id="rId313">
             <o:FieldCodes>\s</o:FieldCodes>
           </o:OLEObject>
         </w:object>
@@ -14933,7 +14960,7 @@
           <v:shape id="_x0000_i1216" type="#_x0000_t75" style="width:7.75pt;height:7.2pt" o:ole="">
             <v:imagedata r:id="rId32" o:title=""/>
           </v:shape>
-          <o:OLEObject Type="Embed" ProgID="VisualTeX.Formula.1" ShapeID="_x0000_i1216" DrawAspect="Content" ObjectID="_1847697830" r:id="rId314">
+          <o:OLEObject Type="Embed" ProgID="VisualTeX.Formula.1" ShapeID="_x0000_i1216" DrawAspect="Content" ObjectID="_1847699038" r:id="rId314">
             <o:FieldCodes>\s</o:FieldCodes>
           </o:OLEObject>
         </w:object>
@@ -15086,7 +15113,7 @@
           <v:shape id="_x0000_i1217" type="#_x0000_t75" style="width:106.9pt;height:13.3pt" o:ole="">
             <v:imagedata r:id="rId315" o:title=""/>
           </v:shape>
-          <o:OLEObject Type="Embed" ProgID="VisualTeX.Formula.1" ShapeID="_x0000_i1217" DrawAspect="Content" ObjectID="_1847697831" r:id="rId316">
+          <o:OLEObject Type="Embed" ProgID="VisualTeX.Formula.1" ShapeID="_x0000_i1217" DrawAspect="Content" ObjectID="_1847699039" r:id="rId316">
             <o:FieldCodes>\s</o:FieldCodes>
           </o:OLEObject>
         </w:object>
@@ -15173,7 +15200,7 @@
           <v:shape id="_x0000_i1218" type="#_x0000_t75" style="width:222.1pt;height:89.7pt" o:ole="">
             <v:imagedata r:id="rId317" o:title=""/>
           </v:shape>
-          <o:OLEObject Type="Embed" ProgID="VisualTeX.Formula.1" ShapeID="_x0000_i1218" DrawAspect="Content" ObjectID="_1847697832" r:id="rId318">
+          <o:OLEObject Type="Embed" ProgID="VisualTeX.Formula.1" ShapeID="_x0000_i1218" DrawAspect="Content" ObjectID="_1847699040" r:id="rId318">
             <o:FieldCodes>\s</o:FieldCodes>
           </o:OLEObject>
         </w:object>
@@ -15249,7 +15276,7 @@
           <v:shape id="_x0000_i1219" type="#_x0000_t75" style="width:27.7pt;height:14.4pt" o:ole="">
             <v:imagedata r:id="rId319" o:title=""/>
           </v:shape>
-          <o:OLEObject Type="Embed" ProgID="VisualTeX.Formula.1" ShapeID="_x0000_i1219" DrawAspect="Content" ObjectID="_1847697833" r:id="rId320">
+          <o:OLEObject Type="Embed" ProgID="VisualTeX.Formula.1" ShapeID="_x0000_i1219" DrawAspect="Content" ObjectID="_1847699041" r:id="rId320">
             <o:FieldCodes>\s</o:FieldCodes>
           </o:OLEObject>
         </w:object>
@@ -15315,7 +15342,7 @@
           <v:shape id="_x0000_i1220" type="#_x0000_t75" style="width:6.65pt;height:7.2pt" o:ole="">
             <v:imagedata r:id="rId20" o:title=""/>
           </v:shape>
-          <o:OLEObject Type="Embed" ProgID="VisualTeX.Formula.1" ShapeID="_x0000_i1220" DrawAspect="Content" ObjectID="_1847697834" r:id="rId321">
+          <o:OLEObject Type="Embed" ProgID="VisualTeX.Formula.1" ShapeID="_x0000_i1220" DrawAspect="Content" ObjectID="_1847699042" r:id="rId321">
             <o:FieldCodes>\s</o:FieldCodes>
           </o:OLEObject>
         </w:object>
@@ -15344,7 +15371,7 @@
           <v:shape id="_x0000_i1221" type="#_x0000_t75" style="width:114.65pt;height:11.1pt" o:ole="">
             <v:imagedata r:id="rId322" o:title=""/>
           </v:shape>
-          <o:OLEObject Type="Embed" ProgID="VisualTeX.Formula.1" ShapeID="_x0000_i1221" DrawAspect="Content" ObjectID="_1847697835" r:id="rId323">
+          <o:OLEObject Type="Embed" ProgID="VisualTeX.Formula.1" ShapeID="_x0000_i1221" DrawAspect="Content" ObjectID="_1847699043" r:id="rId323">
             <o:FieldCodes>\s</o:FieldCodes>
           </o:OLEObject>
         </w:object>
@@ -15437,7 +15464,7 @@
           <v:shape id="_x0000_i1222" type="#_x0000_t75" style="width:12.75pt;height:7.75pt" o:ole="">
             <v:imagedata r:id="rId324" o:title=""/>
           </v:shape>
-          <o:OLEObject Type="Embed" ProgID="VisualTeX.Formula.1" ShapeID="_x0000_i1222" DrawAspect="Content" ObjectID="_1847697836" r:id="rId325">
+          <o:OLEObject Type="Embed" ProgID="VisualTeX.Formula.1" ShapeID="_x0000_i1222" DrawAspect="Content" ObjectID="_1847699044" r:id="rId325">
             <o:FieldCodes>\s</o:FieldCodes>
           </o:OLEObject>
         </w:object>
@@ -15463,7 +15490,7 @@
           <v:shape id="_x0000_i1223" type="#_x0000_t75" style="width:12.75pt;height:7.75pt" o:ole="">
             <v:imagedata r:id="rId326" o:title=""/>
           </v:shape>
-          <o:OLEObject Type="Embed" ProgID="VisualTeX.Formula.1" ShapeID="_x0000_i1223" DrawAspect="Content" ObjectID="_1847697837" r:id="rId327">
+          <o:OLEObject Type="Embed" ProgID="VisualTeX.Formula.1" ShapeID="_x0000_i1223" DrawAspect="Content" ObjectID="_1847699045" r:id="rId327">
             <o:FieldCodes>\s</o:FieldCodes>
           </o:OLEObject>
         </w:object>
@@ -15515,7 +15542,7 @@
           <v:shape id="_x0000_i1224" type="#_x0000_t75" style="width:119.65pt;height:58.7pt" o:ole="">
             <v:imagedata r:id="rId328" o:title=""/>
           </v:shape>
-          <o:OLEObject Type="Embed" ProgID="VisualTeX.Formula.1" ShapeID="_x0000_i1224" DrawAspect="Content" ObjectID="_1847697838" r:id="rId329">
+          <o:OLEObject Type="Embed" ProgID="VisualTeX.Formula.1" ShapeID="_x0000_i1224" DrawAspect="Content" ObjectID="_1847699046" r:id="rId329">
             <o:FieldCodes>\s</o:FieldCodes>
           </o:OLEObject>
         </w:object>
@@ -15539,7 +15566,7 @@
           <v:shape id="_x0000_i1225" type="#_x0000_t75" style="width:29.35pt;height:12.75pt" o:ole="">
             <v:imagedata r:id="rId123" o:title=""/>
           </v:shape>
-          <o:OLEObject Type="Embed" ProgID="VisualTeX.Formula.1" ShapeID="_x0000_i1225" DrawAspect="Content" ObjectID="_1847697839" r:id="rId330">
+          <o:OLEObject Type="Embed" ProgID="VisualTeX.Formula.1" ShapeID="_x0000_i1225" DrawAspect="Content" ObjectID="_1847699047" r:id="rId330">
             <o:FieldCodes>\s</o:FieldCodes>
           </o:OLEObject>
         </w:object>
@@ -15568,7 +15595,7 @@
           <v:shape id="_x0000_i1226" type="#_x0000_t75" style="width:7.75pt;height:9.95pt" o:ole="">
             <v:imagedata r:id="rId331" o:title=""/>
           </v:shape>
-          <o:OLEObject Type="Embed" ProgID="VisualTeX.Formula.1" ShapeID="_x0000_i1226" DrawAspect="Content" ObjectID="_1847697840" r:id="rId332">
+          <o:OLEObject Type="Embed" ProgID="VisualTeX.Formula.1" ShapeID="_x0000_i1226" DrawAspect="Content" ObjectID="_1847699048" r:id="rId332">
             <o:FieldCodes>\s</o:FieldCodes>
           </o:OLEObject>
         </w:object>
@@ -15607,7 +15634,7 @@
           <v:shape id="_x0000_i1227" type="#_x0000_t75" style="width:50.4pt;height:11.1pt" o:ole="">
             <v:imagedata r:id="rId333" o:title=""/>
           </v:shape>
-          <o:OLEObject Type="Embed" ProgID="VisualTeX.Formula.1" ShapeID="_x0000_i1227" DrawAspect="Content" ObjectID="_1847697841" r:id="rId334">
+          <o:OLEObject Type="Embed" ProgID="VisualTeX.Formula.1" ShapeID="_x0000_i1227" DrawAspect="Content" ObjectID="_1847699049" r:id="rId334">
             <o:FieldCodes>\s</o:FieldCodes>
           </o:OLEObject>
         </w:object>
@@ -15662,7 +15689,7 @@
           <v:shape id="_x0000_i1228" type="#_x0000_t75" style="width:118.5pt;height:74.2pt" o:ole="">
             <v:imagedata r:id="rId335" o:title=""/>
           </v:shape>
-          <o:OLEObject Type="Embed" ProgID="VisualTeX.Formula.1" ShapeID="_x0000_i1228" DrawAspect="Content" ObjectID="_1847697842" r:id="rId336">
+          <o:OLEObject Type="Embed" ProgID="VisualTeX.Formula.1" ShapeID="_x0000_i1228" DrawAspect="Content" ObjectID="_1847699050" r:id="rId336">
             <o:FieldCodes>\s</o:FieldCodes>
           </o:OLEObject>
         </w:object>
@@ -15696,7 +15723,7 @@
           <v:shape id="_x0000_i1229" type="#_x0000_t75" style="width:50.4pt;height:11.1pt" o:ole="">
             <v:imagedata r:id="rId337" o:title=""/>
           </v:shape>
-          <o:OLEObject Type="Embed" ProgID="VisualTeX.Formula.1" ShapeID="_x0000_i1229" DrawAspect="Content" ObjectID="_1847697843" r:id="rId338">
+          <o:OLEObject Type="Embed" ProgID="VisualTeX.Formula.1" ShapeID="_x0000_i1229" DrawAspect="Content" ObjectID="_1847699051" r:id="rId338">
             <o:FieldCodes>\s</o:FieldCodes>
           </o:OLEObject>
         </w:object>
@@ -15959,7 +15986,7 @@
           <v:shape id="_x0000_i1230" type="#_x0000_t75" style="width:27.7pt;height:14.4pt" o:ole="">
             <v:imagedata r:id="rId319" o:title=""/>
           </v:shape>
-          <o:OLEObject Type="Embed" ProgID="VisualTeX.Formula.1" ShapeID="_x0000_i1230" DrawAspect="Content" ObjectID="_1847697844" r:id="rId339">
+          <o:OLEObject Type="Embed" ProgID="VisualTeX.Formula.1" ShapeID="_x0000_i1230" DrawAspect="Content" ObjectID="_1847699052" r:id="rId339">
             <o:FieldCodes>\s</o:FieldCodes>
           </o:OLEObject>
         </w:object>
@@ -16122,7 +16149,7 @@
           <v:shape id="_x0000_i1231" type="#_x0000_t75" style="width:7.75pt;height:6.65pt" o:ole="">
             <v:imagedata r:id="rId32" o:title=""/>
           </v:shape>
-          <o:OLEObject Type="Embed" ProgID="VisualTeX.Formula.1" ShapeID="_x0000_i1231" DrawAspect="Content" ObjectID="_1847697845" r:id="rId340">
+          <o:OLEObject Type="Embed" ProgID="VisualTeX.Formula.1" ShapeID="_x0000_i1231" DrawAspect="Content" ObjectID="_1847699053" r:id="rId340">
             <o:FieldCodes>\s</o:FieldCodes>
           </o:OLEObject>
         </w:object>
@@ -16138,7 +16165,7 @@
           <v:shape id="_x0000_i1232" type="#_x0000_t75" style="width:6.65pt;height:9.95pt" o:ole="">
             <v:imagedata r:id="rId25" o:title=""/>
           </v:shape>
-          <o:OLEObject Type="Embed" ProgID="VisualTeX.Formula.1" ShapeID="_x0000_i1232" DrawAspect="Content" ObjectID="_1847697846" r:id="rId341">
+          <o:OLEObject Type="Embed" ProgID="VisualTeX.Formula.1" ShapeID="_x0000_i1232" DrawAspect="Content" ObjectID="_1847699054" r:id="rId341">
             <o:FieldCodes>\s</o:FieldCodes>
           </o:OLEObject>
         </w:object>
@@ -16163,7 +16190,7 @@
           <v:shape id="_x0000_i1233" type="#_x0000_t75" style="width:7.75pt;height:7.2pt" o:ole="">
             <v:imagedata r:id="rId32" o:title=""/>
           </v:shape>
-          <o:OLEObject Type="Embed" ProgID="VisualTeX.Formula.1" ShapeID="_x0000_i1233" DrawAspect="Content" ObjectID="_1847697847" r:id="rId342">
+          <o:OLEObject Type="Embed" ProgID="VisualTeX.Formula.1" ShapeID="_x0000_i1233" DrawAspect="Content" ObjectID="_1847699055" r:id="rId342">
             <o:FieldCodes>\s</o:FieldCodes>
           </o:OLEObject>
         </w:object>
@@ -16194,7 +16221,7 @@
           <v:shape id="_x0000_i1234" type="#_x0000_t75" style="width:6.65pt;height:9.95pt" o:ole="">
             <v:imagedata r:id="rId25" o:title=""/>
           </v:shape>
-          <o:OLEObject Type="Embed" ProgID="VisualTeX.Formula.1" ShapeID="_x0000_i1234" DrawAspect="Content" ObjectID="_1847697848" r:id="rId343">
+          <o:OLEObject Type="Embed" ProgID="VisualTeX.Formula.1" ShapeID="_x0000_i1234" DrawAspect="Content" ObjectID="_1847699056" r:id="rId343">
             <o:FieldCodes>\s</o:FieldCodes>
           </o:OLEObject>
         </w:object>
@@ -16230,7 +16257,7 @@
           <v:shape id="_x0000_i1235" type="#_x0000_t75" style="width:7.75pt;height:6.65pt" o:ole="">
             <v:imagedata r:id="rId32" o:title=""/>
           </v:shape>
-          <o:OLEObject Type="Embed" ProgID="VisualTeX.Formula.1" ShapeID="_x0000_i1235" DrawAspect="Content" ObjectID="_1847697849" r:id="rId344">
+          <o:OLEObject Type="Embed" ProgID="VisualTeX.Formula.1" ShapeID="_x0000_i1235" DrawAspect="Content" ObjectID="_1847699057" r:id="rId344">
             <o:FieldCodes>\s</o:FieldCodes>
           </o:OLEObject>
         </w:object>
@@ -16256,7 +16283,7 @@
           <v:shape id="_x0000_i1236" type="#_x0000_t75" style="width:6.65pt;height:9.95pt" o:ole="">
             <v:imagedata r:id="rId25" o:title=""/>
           </v:shape>
-          <o:OLEObject Type="Embed" ProgID="VisualTeX.Formula.1" ShapeID="_x0000_i1236" DrawAspect="Content" ObjectID="_1847697850" r:id="rId345">
+          <o:OLEObject Type="Embed" ProgID="VisualTeX.Formula.1" ShapeID="_x0000_i1236" DrawAspect="Content" ObjectID="_1847699058" r:id="rId345">
             <o:FieldCodes>\s</o:FieldCodes>
           </o:OLEObject>
         </w:object>
@@ -16282,7 +16309,7 @@
           <v:shape id="_x0000_i1237" type="#_x0000_t75" style="width:12.2pt;height:11.65pt" o:ole="">
             <v:imagedata r:id="rId346" o:title=""/>
           </v:shape>
-          <o:OLEObject Type="Embed" ProgID="VisualTeX.Formula.1" ShapeID="_x0000_i1237" DrawAspect="Content" ObjectID="_1847697851" r:id="rId347">
+          <o:OLEObject Type="Embed" ProgID="VisualTeX.Formula.1" ShapeID="_x0000_i1237" DrawAspect="Content" ObjectID="_1847699059" r:id="rId347">
             <o:FieldCodes>\s</o:FieldCodes>
           </o:OLEObject>
         </w:object>
@@ -16373,7 +16400,7 @@
           <v:shape id="_x0000_i1238" type="#_x0000_t75" style="width:71.45pt;height:12.75pt" o:ole="">
             <v:imagedata r:id="rId348" o:title=""/>
           </v:shape>
-          <o:OLEObject Type="Embed" ProgID="VisualTeX.Formula.1" ShapeID="_x0000_i1238" DrawAspect="Content" ObjectID="_1847697852" r:id="rId349">
+          <o:OLEObject Type="Embed" ProgID="VisualTeX.Formula.1" ShapeID="_x0000_i1238" DrawAspect="Content" ObjectID="_1847699060" r:id="rId349">
             <o:FieldCodes>\s</o:FieldCodes>
           </o:OLEObject>
         </w:object>
@@ -16424,7 +16451,7 @@
           <v:shape id="_x0000_i1239" type="#_x0000_t75" style="width:34.35pt;height:12.75pt" o:ole="">
             <v:imagedata r:id="rId350" o:title=""/>
           </v:shape>
-          <o:OLEObject Type="Embed" ProgID="VisualTeX.Formula.1" ShapeID="_x0000_i1239" DrawAspect="Content" ObjectID="_1847697853" r:id="rId351">
+          <o:OLEObject Type="Embed" ProgID="VisualTeX.Formula.1" ShapeID="_x0000_i1239" DrawAspect="Content" ObjectID="_1847699061" r:id="rId351">
             <o:FieldCodes>\s</o:FieldCodes>
           </o:OLEObject>
         </w:object>
@@ -16533,7 +16560,7 @@
           <v:shape id="_x0000_i1240" type="#_x0000_t75" style="width:48.2pt;height:14.4pt" o:ole="">
             <v:imagedata r:id="rId352" o:title=""/>
           </v:shape>
-          <o:OLEObject Type="Embed" ProgID="VisualTeX.Formula.1" ShapeID="_x0000_i1240" DrawAspect="Content" ObjectID="_1847697854" r:id="rId353">
+          <o:OLEObject Type="Embed" ProgID="VisualTeX.Formula.1" ShapeID="_x0000_i1240" DrawAspect="Content" ObjectID="_1847699062" r:id="rId353">
             <o:FieldCodes>\s</o:FieldCodes>
           </o:OLEObject>
         </w:object>
@@ -16619,7 +16646,7 @@
           <v:shape id="_x0000_i1241" type="#_x0000_t75" style="width:7.75pt;height:7.2pt" o:ole="">
             <v:imagedata r:id="rId32" o:title=""/>
           </v:shape>
-          <o:OLEObject Type="Embed" ProgID="VisualTeX.Formula.1" ShapeID="_x0000_i1241" DrawAspect="Content" ObjectID="_1847697855" r:id="rId354">
+          <o:OLEObject Type="Embed" ProgID="VisualTeX.Formula.1" ShapeID="_x0000_i1241" DrawAspect="Content" ObjectID="_1847699063" r:id="rId354">
             <o:FieldCodes>\s</o:FieldCodes>
           </o:OLEObject>
         </w:object>
@@ -16648,7 +16675,7 @@
           <v:shape id="_x0000_i1242" type="#_x0000_t75" style="width:33.8pt;height:12.75pt" o:ole="">
             <v:imagedata r:id="rId355" o:title=""/>
           </v:shape>
-          <o:OLEObject Type="Embed" ProgID="VisualTeX.Formula.1" ShapeID="_x0000_i1242" DrawAspect="Content" ObjectID="_1847697856" r:id="rId356">
+          <o:OLEObject Type="Embed" ProgID="VisualTeX.Formula.1" ShapeID="_x0000_i1242" DrawAspect="Content" ObjectID="_1847699064" r:id="rId356">
             <o:FieldCodes>\s</o:FieldCodes>
           </o:OLEObject>
         </w:object>
@@ -16695,7 +16722,7 @@
           <v:shape id="_x0000_i1243" type="#_x0000_t75" style="width:117.95pt;height:12.75pt" o:ole="">
             <v:imagedata r:id="rId357" o:title=""/>
           </v:shape>
-          <o:OLEObject Type="Embed" ProgID="VisualTeX.Formula.1" ShapeID="_x0000_i1243" DrawAspect="Content" ObjectID="_1847697857" r:id="rId358">
+          <o:OLEObject Type="Embed" ProgID="VisualTeX.Formula.1" ShapeID="_x0000_i1243" DrawAspect="Content" ObjectID="_1847699065" r:id="rId358">
             <o:FieldCodes>\s</o:FieldCodes>
           </o:OLEObject>
         </w:object>
@@ -16740,7 +16767,7 @@
           <v:shape id="_x0000_i1244" type="#_x0000_t75" style="width:33.8pt;height:12.75pt" o:ole="">
             <v:imagedata r:id="rId355" o:title=""/>
           </v:shape>
-          <o:OLEObject Type="Embed" ProgID="VisualTeX.Formula.1" ShapeID="_x0000_i1244" DrawAspect="Content" ObjectID="_1847697858" r:id="rId359">
+          <o:OLEObject Type="Embed" ProgID="VisualTeX.Formula.1" ShapeID="_x0000_i1244" DrawAspect="Content" ObjectID="_1847699066" r:id="rId359">
             <o:FieldCodes>\s</o:FieldCodes>
           </o:OLEObject>
         </w:object>
@@ -16784,7 +16811,7 @@
           <v:shape id="_x0000_i1245" type="#_x0000_t75" style="width:12.75pt;height:12.2pt" o:ole="">
             <v:imagedata r:id="rId360" o:title=""/>
           </v:shape>
-          <o:OLEObject Type="Embed" ProgID="VisualTeX.Formula.1" ShapeID="_x0000_i1245" DrawAspect="Content" ObjectID="_1847697859" r:id="rId361">
+          <o:OLEObject Type="Embed" ProgID="VisualTeX.Formula.1" ShapeID="_x0000_i1245" DrawAspect="Content" ObjectID="_1847699067" r:id="rId361">
             <o:FieldCodes>\s</o:FieldCodes>
           </o:OLEObject>
         </w:object>
@@ -16856,7 +16883,7 @@
           <v:shape id="_x0000_i1246" type="#_x0000_t75" style="width:118.5pt;height:12.75pt" o:ole="">
             <v:imagedata r:id="rId362" o:title=""/>
           </v:shape>
-          <o:OLEObject Type="Embed" ProgID="VisualTeX.Formula.1" ShapeID="_x0000_i1246" DrawAspect="Content" ObjectID="_1847697860" r:id="rId363">
+          <o:OLEObject Type="Embed" ProgID="VisualTeX.Formula.1" ShapeID="_x0000_i1246" DrawAspect="Content" ObjectID="_1847699068" r:id="rId363">
             <o:FieldCodes>\s</o:FieldCodes>
           </o:OLEObject>
         </w:object>
@@ -16918,7 +16945,7 @@
           <v:shape id="_x0000_i1247" type="#_x0000_t75" style="width:34.9pt;height:12.75pt" o:ole="">
             <v:imagedata r:id="rId364" o:title=""/>
           </v:shape>
-          <o:OLEObject Type="Embed" ProgID="VisualTeX.Formula.1" ShapeID="_x0000_i1247" DrawAspect="Content" ObjectID="_1847697861" r:id="rId365">
+          <o:OLEObject Type="Embed" ProgID="VisualTeX.Formula.1" ShapeID="_x0000_i1247" DrawAspect="Content" ObjectID="_1847699069" r:id="rId365">
             <o:FieldCodes>\s</o:FieldCodes>
           </o:OLEObject>
         </w:object>
@@ -16955,7 +16982,7 @@
           <v:shape id="_x0000_i1248" type="#_x0000_t75" style="width:12.75pt;height:12.2pt" o:ole="">
             <v:imagedata r:id="rId360" o:title=""/>
           </v:shape>
-          <o:OLEObject Type="Embed" ProgID="VisualTeX.Formula.1" ShapeID="_x0000_i1248" DrawAspect="Content" ObjectID="_1847697862" r:id="rId366">
+          <o:OLEObject Type="Embed" ProgID="VisualTeX.Formula.1" ShapeID="_x0000_i1248" DrawAspect="Content" ObjectID="_1847699070" r:id="rId366">
             <o:FieldCodes>\s</o:FieldCodes>
           </o:OLEObject>
         </w:object>
@@ -17149,7 +17176,7 @@
           <v:shape id="_x0000_i1249" type="#_x0000_t75" style="width:8.85pt;height:7.2pt" o:ole="">
             <v:imagedata r:id="rId207" o:title=""/>
           </v:shape>
-          <o:OLEObject Type="Embed" ProgID="VisualTeX.Formula.1" ShapeID="_x0000_i1249" DrawAspect="Content" ObjectID="_1847697863" r:id="rId367">
+          <o:OLEObject Type="Embed" ProgID="VisualTeX.Formula.1" ShapeID="_x0000_i1249" DrawAspect="Content" ObjectID="_1847699071" r:id="rId367">
             <o:FieldCodes>\s</o:FieldCodes>
           </o:OLEObject>
         </w:object>
@@ -17202,7 +17229,7 @@
           <v:shape id="_x0000_i1250" type="#_x0000_t75" style="width:8.85pt;height:7.2pt" o:ole="">
             <v:imagedata r:id="rId207" o:title=""/>
           </v:shape>
-          <o:OLEObject Type="Embed" ProgID="VisualTeX.Formula.1" ShapeID="_x0000_i1250" DrawAspect="Content" ObjectID="_1847697864" r:id="rId368">
+          <o:OLEObject Type="Embed" ProgID="VisualTeX.Formula.1" ShapeID="_x0000_i1250" DrawAspect="Content" ObjectID="_1847699072" r:id="rId368">
             <o:FieldCodes>\s</o:FieldCodes>
           </o:OLEObject>
         </w:object>
@@ -17228,7 +17255,7 @@
           <v:shape id="_x0000_i1251" type="#_x0000_t75" style="width:8.85pt;height:7.2pt" o:ole="">
             <v:imagedata r:id="rId207" o:title=""/>
           </v:shape>
-          <o:OLEObject Type="Embed" ProgID="VisualTeX.Formula.1" ShapeID="_x0000_i1251" DrawAspect="Content" ObjectID="_1847697865" r:id="rId369">
+          <o:OLEObject Type="Embed" ProgID="VisualTeX.Formula.1" ShapeID="_x0000_i1251" DrawAspect="Content" ObjectID="_1847699073" r:id="rId369">
             <o:FieldCodes>\s</o:FieldCodes>
           </o:OLEObject>
         </w:object>
@@ -17289,7 +17316,7 @@
           <v:shape id="_x0000_i1252" type="#_x0000_t75" style="width:324pt;height:16.05pt" o:ole="">
             <v:imagedata r:id="rId370" o:title=""/>
           </v:shape>
-          <o:OLEObject Type="Embed" ProgID="VisualTeX.Formula.1" ShapeID="_x0000_i1252" DrawAspect="Content" ObjectID="_1847697866" r:id="rId371">
+          <o:OLEObject Type="Embed" ProgID="VisualTeX.Formula.1" ShapeID="_x0000_i1252" DrawAspect="Content" ObjectID="_1847699074" r:id="rId371">
             <o:FieldCodes>\s</o:FieldCodes>
           </o:OLEObject>
         </w:object>
@@ -17398,7 +17425,7 @@
           <v:shape id="_x0000_i1253" type="#_x0000_t75" style="width:12.75pt;height:8.3pt" o:ole="">
             <v:imagedata r:id="rId372" o:title=""/>
           </v:shape>
-          <o:OLEObject Type="Embed" ProgID="VisualTeX.Formula.1" ShapeID="_x0000_i1253" DrawAspect="Content" ObjectID="_1847697867" r:id="rId373">
+          <o:OLEObject Type="Embed" ProgID="VisualTeX.Formula.1" ShapeID="_x0000_i1253" DrawAspect="Content" ObjectID="_1847699075" r:id="rId373">
             <o:FieldCodes>\s</o:FieldCodes>
           </o:OLEObject>
         </w:object>
@@ -17430,7 +17457,7 @@
           <v:shape id="_x0000_i1254" type="#_x0000_t75" style="width:12.75pt;height:8.3pt" o:ole="">
             <v:imagedata r:id="rId374" o:title=""/>
           </v:shape>
-          <o:OLEObject Type="Embed" ProgID="VisualTeX.Formula.1" ShapeID="_x0000_i1254" DrawAspect="Content" ObjectID="_1847697868" r:id="rId375">
+          <o:OLEObject Type="Embed" ProgID="VisualTeX.Formula.1" ShapeID="_x0000_i1254" DrawAspect="Content" ObjectID="_1847699076" r:id="rId375">
             <o:FieldCodes>\s</o:FieldCodes>
           </o:OLEObject>
         </w:object>
@@ -17471,7 +17498,7 @@
           <v:shape id="_x0000_i1255" type="#_x0000_t75" style="width:12.75pt;height:8.3pt" o:ole="">
             <v:imagedata r:id="rId376" o:title=""/>
           </v:shape>
-          <o:OLEObject Type="Embed" ProgID="VisualTeX.Formula.1" ShapeID="_x0000_i1255" DrawAspect="Content" ObjectID="_1847697869" r:id="rId377">
+          <o:OLEObject Type="Embed" ProgID="VisualTeX.Formula.1" ShapeID="_x0000_i1255" DrawAspect="Content" ObjectID="_1847699077" r:id="rId377">
             <o:FieldCodes>\s</o:FieldCodes>
           </o:OLEObject>
         </w:object>
@@ -17528,7 +17555,7 @@
           <v:shape id="_x0000_i1256" type="#_x0000_t75" style="width:8.85pt;height:7.2pt" o:ole="">
             <v:imagedata r:id="rId207" o:title=""/>
           </v:shape>
-          <o:OLEObject Type="Embed" ProgID="VisualTeX.Formula.1" ShapeID="_x0000_i1256" DrawAspect="Content" ObjectID="_1847697870" r:id="rId378">
+          <o:OLEObject Type="Embed" ProgID="VisualTeX.Formula.1" ShapeID="_x0000_i1256" DrawAspect="Content" ObjectID="_1847699078" r:id="rId378">
             <o:FieldCodes>\s</o:FieldCodes>
           </o:OLEObject>
         </w:object>
@@ -17556,7 +17583,7 @@
           <v:shape id="_x0000_i1257" type="#_x0000_t75" style="width:7.75pt;height:7.2pt" o:ole="">
             <v:imagedata r:id="rId32" o:title=""/>
           </v:shape>
-          <o:OLEObject Type="Embed" ProgID="VisualTeX.Formula.1" ShapeID="_x0000_i1257" DrawAspect="Content" ObjectID="_1847697871" r:id="rId379">
+          <o:OLEObject Type="Embed" ProgID="VisualTeX.Formula.1" ShapeID="_x0000_i1257" DrawAspect="Content" ObjectID="_1847699079" r:id="rId379">
             <o:FieldCodes>\s</o:FieldCodes>
           </o:OLEObject>
         </w:object>
@@ -17597,7 +17624,7 @@
           <v:shape id="_x0000_i1258" type="#_x0000_t75" style="width:12.75pt;height:8.3pt" o:ole="">
             <v:imagedata r:id="rId376" o:title=""/>
           </v:shape>
-          <o:OLEObject Type="Embed" ProgID="VisualTeX.Formula.1" ShapeID="_x0000_i1258" DrawAspect="Content" ObjectID="_1847697872" r:id="rId380">
+          <o:OLEObject Type="Embed" ProgID="VisualTeX.Formula.1" ShapeID="_x0000_i1258" DrawAspect="Content" ObjectID="_1847699080" r:id="rId380">
             <o:FieldCodes>\s</o:FieldCodes>
           </o:OLEObject>
         </w:object>
@@ -17651,7 +17678,7 @@
           <v:shape id="_x0000_i1259" type="#_x0000_t75" style="width:78.65pt;height:13.85pt" o:ole="">
             <v:imagedata r:id="rId381" o:title=""/>
           </v:shape>
-          <o:OLEObject Type="Embed" ProgID="VisualTeX.Formula.1" ShapeID="_x0000_i1259" DrawAspect="Content" ObjectID="_1847697873" r:id="rId382">
+          <o:OLEObject Type="Embed" ProgID="VisualTeX.Formula.1" ShapeID="_x0000_i1259" DrawAspect="Content" ObjectID="_1847699081" r:id="rId382">
             <o:FieldCodes>\s</o:FieldCodes>
           </o:OLEObject>
         </w:object>
@@ -17724,7 +17751,7 @@
           <v:shape id="_x0000_i1260" type="#_x0000_t75" style="width:105.8pt;height:9.95pt" o:ole="">
             <v:imagedata r:id="rId383" o:title=""/>
           </v:shape>
-          <o:OLEObject Type="Embed" ProgID="VisualTeX.Formula.1" ShapeID="_x0000_i1260" DrawAspect="Content" ObjectID="_1847697874" r:id="rId384">
+          <o:OLEObject Type="Embed" ProgID="VisualTeX.Formula.1" ShapeID="_x0000_i1260" DrawAspect="Content" ObjectID="_1847699082" r:id="rId384">
             <o:FieldCodes>\s</o:FieldCodes>
           </o:OLEObject>
         </w:object>
@@ -17805,7 +17832,7 @@
           <v:shape id="_x0000_i1261" type="#_x0000_t75" style="width:29.9pt;height:10.5pt" o:ole="">
             <v:imagedata r:id="rId385" o:title=""/>
           </v:shape>
-          <o:OLEObject Type="Embed" ProgID="VisualTeX.Formula.1" ShapeID="_x0000_i1261" DrawAspect="Content" ObjectID="_1847697875" r:id="rId386">
+          <o:OLEObject Type="Embed" ProgID="VisualTeX.Formula.1" ShapeID="_x0000_i1261" DrawAspect="Content" ObjectID="_1847699083" r:id="rId386">
             <o:FieldCodes>\s</o:FieldCodes>
           </o:OLEObject>
         </w:object>
@@ -17850,7 +17877,7 @@
           <v:shape id="_x0000_i1262" type="#_x0000_t75" style="width:49.3pt;height:14.95pt" o:ole="">
             <v:imagedata r:id="rId387" o:title=""/>
           </v:shape>
-          <o:OLEObject Type="Embed" ProgID="VisualTeX.Formula.1" ShapeID="_x0000_i1262" DrawAspect="Content" ObjectID="_1847697876" r:id="rId388">
+          <o:OLEObject Type="Embed" ProgID="VisualTeX.Formula.1" ShapeID="_x0000_i1262" DrawAspect="Content" ObjectID="_1847699084" r:id="rId388">
             <o:FieldCodes>\s</o:FieldCodes>
           </o:OLEObject>
         </w:object>
@@ -17943,7 +17970,7 @@
           <v:shape id="_x0000_i1263" type="#_x0000_t75" style="width:67pt;height:9.95pt" o:ole="">
             <v:imagedata r:id="rId389" o:title=""/>
           </v:shape>
-          <o:OLEObject Type="Embed" ProgID="VisualTeX.Formula.1" ShapeID="_x0000_i1263" DrawAspect="Content" ObjectID="_1847697877" r:id="rId390">
+          <o:OLEObject Type="Embed" ProgID="VisualTeX.Formula.1" ShapeID="_x0000_i1263" DrawAspect="Content" ObjectID="_1847699085" r:id="rId390">
             <o:FieldCodes>\s</o:FieldCodes>
           </o:OLEObject>
         </w:object>
@@ -18021,7 +18048,7 @@
           <v:shape id="_x0000_i1264" type="#_x0000_t75" style="width:42.1pt;height:23.8pt" o:ole="">
             <v:imagedata r:id="rId391" o:title=""/>
           </v:shape>
-          <o:OLEObject Type="Embed" ProgID="VisualTeX.Formula.1" ShapeID="_x0000_i1264" DrawAspect="Content" ObjectID="_1847697878" r:id="rId392">
+          <o:OLEObject Type="Embed" ProgID="VisualTeX.Formula.1" ShapeID="_x0000_i1264" DrawAspect="Content" ObjectID="_1847699086" r:id="rId392">
             <o:FieldCodes>\s</o:FieldCodes>
           </o:OLEObject>
         </w:object>
@@ -18074,7 +18101,7 @@
           <v:shape id="_x0000_i1395" type="#_x0000_t75" style="width:23.25pt;height:12.2pt" o:ole="">
             <v:imagedata r:id="rId393" o:title=""/>
           </v:shape>
-          <o:OLEObject Type="Embed" ProgID="VisualTeX.Formula.1" ShapeID="_x0000_i1395" DrawAspect="Content" ObjectID="_1847697879" r:id="rId394">
+          <o:OLEObject Type="Embed" ProgID="VisualTeX.Formula.1" ShapeID="_x0000_i1395" DrawAspect="Content" ObjectID="_1847699087" r:id="rId394">
             <o:FieldCodes>\s</o:FieldCodes>
           </o:OLEObject>
         </w:object>
@@ -18295,7 +18322,7 @@
           <v:shape id="_x0000_i1266" type="#_x0000_t75" style="width:8.85pt;height:7.2pt" o:ole="">
             <v:imagedata r:id="rId207" o:title=""/>
           </v:shape>
-          <o:OLEObject Type="Embed" ProgID="VisualTeX.Formula.1" ShapeID="_x0000_i1266" DrawAspect="Content" ObjectID="_1847697880" r:id="rId395">
+          <o:OLEObject Type="Embed" ProgID="VisualTeX.Formula.1" ShapeID="_x0000_i1266" DrawAspect="Content" ObjectID="_1847699088" r:id="rId395">
             <o:FieldCodes>\s</o:FieldCodes>
           </o:OLEObject>
         </w:object>
@@ -18615,7 +18642,7 @@
           <v:shape id="_x0000_i1316" type="#_x0000_t75" style="width:7.2pt;height:6.65pt" o:ole="">
             <v:imagedata r:id="rId32" o:title=""/>
           </v:shape>
-          <o:OLEObject Type="Embed" ProgID="VisualTeX.Formula.1" ShapeID="_x0000_i1316" DrawAspect="Content" ObjectID="_1847697881" r:id="rId396">
+          <o:OLEObject Type="Embed" ProgID="VisualTeX.Formula.1" ShapeID="_x0000_i1316" DrawAspect="Content" ObjectID="_1847699089" r:id="rId396">
             <o:FieldCodes>\s</o:FieldCodes>
           </o:OLEObject>
         </w:object>
@@ -18641,7 +18668,7 @@
           <v:shape id="_x0000_i1317" type="#_x0000_t75" style="width:8.85pt;height:7.2pt" o:ole="">
             <v:imagedata r:id="rId207" o:title=""/>
           </v:shape>
-          <o:OLEObject Type="Embed" ProgID="VisualTeX.Formula.1" ShapeID="_x0000_i1317" DrawAspect="Content" ObjectID="_1847697882" r:id="rId397">
+          <o:OLEObject Type="Embed" ProgID="VisualTeX.Formula.1" ShapeID="_x0000_i1317" DrawAspect="Content" ObjectID="_1847699090" r:id="rId397">
             <o:FieldCodes>\s</o:FieldCodes>
           </o:OLEObject>
         </w:object>
@@ -18660,7 +18687,7 @@
           <v:shape id="_x0000_i1514" type="#_x0000_t75" style="width:197.15pt;height:13.85pt" o:ole="">
             <v:imagedata r:id="rId398" o:title=""/>
           </v:shape>
-          <o:OLEObject Type="Embed" ProgID="VisualTeX.Formula.1" ShapeID="_x0000_i1514" DrawAspect="Content" ObjectID="_1847697883" r:id="rId399">
+          <o:OLEObject Type="Embed" ProgID="VisualTeX.Formula.1" ShapeID="_x0000_i1514" DrawAspect="Content" ObjectID="_1847699091" r:id="rId399">
             <o:FieldCodes>\s</o:FieldCodes>
           </o:OLEObject>
         </w:object>
@@ -18732,7 +18759,7 @@
           <v:shape id="_x0000_i1322" type="#_x0000_t75" style="width:141.25pt;height:11.65pt" o:ole="">
             <v:imagedata r:id="rId400" o:title=""/>
           </v:shape>
-          <o:OLEObject Type="Embed" ProgID="VisualTeX.Formula.1" ShapeID="_x0000_i1322" DrawAspect="Content" ObjectID="_1847697884" r:id="rId401">
+          <o:OLEObject Type="Embed" ProgID="VisualTeX.Formula.1" ShapeID="_x0000_i1322" DrawAspect="Content" ObjectID="_1847699092" r:id="rId401">
             <o:FieldCodes>\s</o:FieldCodes>
           </o:OLEObject>
         </w:object>
@@ -18764,7 +18791,7 @@
           <v:shape id="_x0000_i1328" type="#_x0000_t75" style="width:146.75pt;height:11.1pt" o:ole="">
             <v:imagedata r:id="rId402" o:title=""/>
           </v:shape>
-          <o:OLEObject Type="Embed" ProgID="VisualTeX.Formula.1" ShapeID="_x0000_i1328" DrawAspect="Content" ObjectID="_1847697885" r:id="rId403">
+          <o:OLEObject Type="Embed" ProgID="VisualTeX.Formula.1" ShapeID="_x0000_i1328" DrawAspect="Content" ObjectID="_1847699093" r:id="rId403">
             <o:FieldCodes>\s</o:FieldCodes>
           </o:OLEObject>
         </w:object>
@@ -18809,7 +18836,7 @@
           <v:shape id="_x0000_i1338" type="#_x0000_t75" style="width:192.75pt;height:45.95pt" o:ole="">
             <v:imagedata r:id="rId404" o:title=""/>
           </v:shape>
-          <o:OLEObject Type="Embed" ProgID="VisualTeX.Formula.1" ShapeID="_x0000_i1338" DrawAspect="Content" ObjectID="_1847697886" r:id="rId405">
+          <o:OLEObject Type="Embed" ProgID="VisualTeX.Formula.1" ShapeID="_x0000_i1338" DrawAspect="Content" ObjectID="_1847699094" r:id="rId405">
             <o:FieldCodes>\s</o:FieldCodes>
           </o:OLEObject>
         </w:object>
@@ -18879,7 +18906,7 @@
           <v:shape id="_x0000_i1361" type="#_x0000_t75" style="width:182.75pt;height:14.4pt" o:ole="">
             <v:imagedata r:id="rId406" o:title=""/>
           </v:shape>
-          <o:OLEObject Type="Embed" ProgID="VisualTeX.Formula.1" ShapeID="_x0000_i1361" DrawAspect="Content" ObjectID="_1847697887" r:id="rId407">
+          <o:OLEObject Type="Embed" ProgID="VisualTeX.Formula.1" ShapeID="_x0000_i1361" DrawAspect="Content" ObjectID="_1847699095" r:id="rId407">
             <o:FieldCodes>\s</o:FieldCodes>
           </o:OLEObject>
         </w:object>
@@ -19042,7 +19069,7 @@
           <v:shape id="_x0000_i1267" type="#_x0000_t75" style="width:8.85pt;height:7.2pt" o:ole="">
             <v:imagedata r:id="rId207" o:title=""/>
           </v:shape>
-          <o:OLEObject Type="Embed" ProgID="VisualTeX.Formula.1" ShapeID="_x0000_i1267" DrawAspect="Content" ObjectID="_1847697888" r:id="rId408">
+          <o:OLEObject Type="Embed" ProgID="VisualTeX.Formula.1" ShapeID="_x0000_i1267" DrawAspect="Content" ObjectID="_1847699096" r:id="rId408">
             <o:FieldCodes>\s</o:FieldCodes>
           </o:OLEObject>
         </w:object>
@@ -19090,7 +19117,7 @@
           <v:shape id="_x0000_i1268" type="#_x0000_t75" style="width:7.2pt;height:6.65pt" o:ole="">
             <v:imagedata r:id="rId32" o:title=""/>
           </v:shape>
-          <o:OLEObject Type="Embed" ProgID="VisualTeX.Formula.1" ShapeID="_x0000_i1268" DrawAspect="Content" ObjectID="_1847697889" r:id="rId409">
+          <o:OLEObject Type="Embed" ProgID="VisualTeX.Formula.1" ShapeID="_x0000_i1268" DrawAspect="Content" ObjectID="_1847699097" r:id="rId409">
             <o:FieldCodes>\s</o:FieldCodes>
           </o:OLEObject>
         </w:object>
@@ -19157,7 +19184,7 @@
           <v:shape id="_x0000_i1269" type="#_x0000_t75" style="width:8.85pt;height:7.2pt" o:ole="">
             <v:imagedata r:id="rId207" o:title=""/>
           </v:shape>
-          <o:OLEObject Type="Embed" ProgID="VisualTeX.Formula.1" ShapeID="_x0000_i1269" DrawAspect="Content" ObjectID="_1847697890" r:id="rId410">
+          <o:OLEObject Type="Embed" ProgID="VisualTeX.Formula.1" ShapeID="_x0000_i1269" DrawAspect="Content" ObjectID="_1847699098" r:id="rId410">
             <o:FieldCodes>\s</o:FieldCodes>
           </o:OLEObject>
         </w:object>
@@ -19176,7 +19203,7 @@
           <v:shape id="_x0000_i1270" type="#_x0000_t75" style="width:7.2pt;height:6.65pt" o:ole="">
             <v:imagedata r:id="rId32" o:title=""/>
           </v:shape>
-          <o:OLEObject Type="Embed" ProgID="VisualTeX.Formula.1" ShapeID="_x0000_i1270" DrawAspect="Content" ObjectID="_1847697891" r:id="rId411">
+          <o:OLEObject Type="Embed" ProgID="VisualTeX.Formula.1" ShapeID="_x0000_i1270" DrawAspect="Content" ObjectID="_1847699099" r:id="rId411">
             <o:FieldCodes>\s</o:FieldCodes>
           </o:OLEObject>
         </w:object>
@@ -19208,7 +19235,7 @@
           <v:shape id="_x0000_i1271" type="#_x0000_t75" style="width:8.85pt;height:7.2pt" o:ole="">
             <v:imagedata r:id="rId207" o:title=""/>
           </v:shape>
-          <o:OLEObject Type="Embed" ProgID="VisualTeX.Formula.1" ShapeID="_x0000_i1271" DrawAspect="Content" ObjectID="_1847697892" r:id="rId412">
+          <o:OLEObject Type="Embed" ProgID="VisualTeX.Formula.1" ShapeID="_x0000_i1271" DrawAspect="Content" ObjectID="_1847699100" r:id="rId412">
             <o:FieldCodes>\s</o:FieldCodes>
           </o:OLEObject>
         </w:object>
@@ -19285,7 +19312,7 @@
           <v:shape id="_x0000_i1272" type="#_x0000_t75" style="width:8.85pt;height:7.2pt" o:ole="">
             <v:imagedata r:id="rId207" o:title=""/>
           </v:shape>
-          <o:OLEObject Type="Embed" ProgID="VisualTeX.Formula.1" ShapeID="_x0000_i1272" DrawAspect="Content" ObjectID="_1847697893" r:id="rId413">
+          <o:OLEObject Type="Embed" ProgID="VisualTeX.Formula.1" ShapeID="_x0000_i1272" DrawAspect="Content" ObjectID="_1847699101" r:id="rId413">
             <o:FieldCodes>\s</o:FieldCodes>
           </o:OLEObject>
         </w:object>
@@ -19372,7 +19399,7 @@
           <v:shape id="_x0000_i1273" type="#_x0000_t75" style="width:58.15pt;height:12.2pt" o:ole="">
             <v:imagedata r:id="rId414" o:title=""/>
           </v:shape>
-          <o:OLEObject Type="Embed" ProgID="VisualTeX.Formula.1" ShapeID="_x0000_i1273" DrawAspect="Content" ObjectID="_1847697894" r:id="rId415">
+          <o:OLEObject Type="Embed" ProgID="VisualTeX.Formula.1" ShapeID="_x0000_i1273" DrawAspect="Content" ObjectID="_1847699102" r:id="rId415">
             <o:FieldCodes>\s</o:FieldCodes>
           </o:OLEObject>
         </w:object>
@@ -19404,7 +19431,7 @@
           <v:shape id="_x0000_i1274" type="#_x0000_t75" style="width:54.85pt;height:11.65pt" o:ole="">
             <v:imagedata r:id="rId416" o:title=""/>
           </v:shape>
-          <o:OLEObject Type="Embed" ProgID="VisualTeX.Formula.1" ShapeID="_x0000_i1274" DrawAspect="Content" ObjectID="_1847697895" r:id="rId417">
+          <o:OLEObject Type="Embed" ProgID="VisualTeX.Formula.1" ShapeID="_x0000_i1274" DrawAspect="Content" ObjectID="_1847699103" r:id="rId417">
             <o:FieldCodes>\s</o:FieldCodes>
           </o:OLEObject>
         </w:object>
@@ -19445,7 +19472,7 @@
           <v:shape id="_x0000_i1275" type="#_x0000_t75" style="width:54.85pt;height:11.65pt" o:ole="">
             <v:imagedata r:id="rId418" o:title=""/>
           </v:shape>
-          <o:OLEObject Type="Embed" ProgID="VisualTeX.Formula.1" ShapeID="_x0000_i1275" DrawAspect="Content" ObjectID="_1847697896" r:id="rId419">
+          <o:OLEObject Type="Embed" ProgID="VisualTeX.Formula.1" ShapeID="_x0000_i1275" DrawAspect="Content" ObjectID="_1847699104" r:id="rId419">
             <o:FieldCodes>\s</o:FieldCodes>
           </o:OLEObject>
         </w:object>
@@ -19492,7 +19519,7 @@
           <v:shape id="_x0000_i1276" type="#_x0000_t75" style="width:7.2pt;height:9.4pt" o:ole="">
             <v:imagedata r:id="rId420" o:title=""/>
           </v:shape>
-          <o:OLEObject Type="Embed" ProgID="VisualTeX.Formula.1" ShapeID="_x0000_i1276" DrawAspect="Content" ObjectID="_1847697897" r:id="rId421">
+          <o:OLEObject Type="Embed" ProgID="VisualTeX.Formula.1" ShapeID="_x0000_i1276" DrawAspect="Content" ObjectID="_1847699105" r:id="rId421">
             <o:FieldCodes>\s</o:FieldCodes>
           </o:OLEObject>
         </w:object>
@@ -19518,7 +19545,7 @@
           <v:shape id="_x0000_i1277" type="#_x0000_t75" style="width:19.4pt;height:12.2pt" o:ole="">
             <v:imagedata r:id="rId422" o:title=""/>
           </v:shape>
-          <o:OLEObject Type="Embed" ProgID="VisualTeX.Formula.1" ShapeID="_x0000_i1277" DrawAspect="Content" ObjectID="_1847697898" r:id="rId423">
+          <o:OLEObject Type="Embed" ProgID="VisualTeX.Formula.1" ShapeID="_x0000_i1277" DrawAspect="Content" ObjectID="_1847699106" r:id="rId423">
             <o:FieldCodes>\s</o:FieldCodes>
           </o:OLEObject>
         </w:object>
@@ -19557,7 +19584,7 @@
           <v:shape id="_x0000_i1278" type="#_x0000_t75" style="width:50.4pt;height:13.3pt" o:ole="">
             <v:imagedata r:id="rId424" o:title=""/>
           </v:shape>
-          <o:OLEObject Type="Embed" ProgID="VisualTeX.Formula.1" ShapeID="_x0000_i1278" DrawAspect="Content" ObjectID="_1847697899" r:id="rId425">
+          <o:OLEObject Type="Embed" ProgID="VisualTeX.Formula.1" ShapeID="_x0000_i1278" DrawAspect="Content" ObjectID="_1847699107" r:id="rId425">
             <o:FieldCodes>\s</o:FieldCodes>
           </o:OLEObject>
         </w:object>
@@ -19596,7 +19623,7 @@
           <v:shape id="_x0000_i1279" type="#_x0000_t75" style="width:78.65pt;height:13.85pt" o:ole="">
             <v:imagedata r:id="rId381" o:title=""/>
           </v:shape>
-          <o:OLEObject Type="Embed" ProgID="VisualTeX.Formula.1" ShapeID="_x0000_i1279" DrawAspect="Content" ObjectID="_1847697900" r:id="rId426">
+          <o:OLEObject Type="Embed" ProgID="VisualTeX.Formula.1" ShapeID="_x0000_i1279" DrawAspect="Content" ObjectID="_1847699108" r:id="rId426">
             <o:FieldCodes>\s</o:FieldCodes>
           </o:OLEObject>
         </w:object>
@@ -19612,7 +19639,7 @@
           <v:shape id="_x0000_i1280" type="#_x0000_t75" style="width:8.85pt;height:7.2pt" o:ole="">
             <v:imagedata r:id="rId207" o:title=""/>
           </v:shape>
-          <o:OLEObject Type="Embed" ProgID="VisualTeX.Formula.1" ShapeID="_x0000_i1280" DrawAspect="Content" ObjectID="_1847697901" r:id="rId427">
+          <o:OLEObject Type="Embed" ProgID="VisualTeX.Formula.1" ShapeID="_x0000_i1280" DrawAspect="Content" ObjectID="_1847699109" r:id="rId427">
             <o:FieldCodes>\s</o:FieldCodes>
           </o:OLEObject>
         </w:object>
@@ -19682,7 +19709,7 @@
           <v:shape id="_x0000_i1281" type="#_x0000_t75" style="width:26.6pt;height:9.95pt" o:ole="">
             <v:imagedata r:id="rId428" o:title=""/>
           </v:shape>
-          <o:OLEObject Type="Embed" ProgID="VisualTeX.Formula.1" ShapeID="_x0000_i1281" DrawAspect="Content" ObjectID="_1847697902" r:id="rId429">
+          <o:OLEObject Type="Embed" ProgID="VisualTeX.Formula.1" ShapeID="_x0000_i1281" DrawAspect="Content" ObjectID="_1847699110" r:id="rId429">
             <o:FieldCodes>\s</o:FieldCodes>
           </o:OLEObject>
         </w:object>
@@ -19730,7 +19757,7 @@
           <v:shape id="_x0000_i1282" type="#_x0000_t75" style="width:39.3pt;height:9.95pt" o:ole="">
             <v:imagedata r:id="rId430" o:title=""/>
           </v:shape>
-          <o:OLEObject Type="Embed" ProgID="VisualTeX.Formula.1" ShapeID="_x0000_i1282" DrawAspect="Content" ObjectID="_1847697903" r:id="rId431">
+          <o:OLEObject Type="Embed" ProgID="VisualTeX.Formula.1" ShapeID="_x0000_i1282" DrawAspect="Content" ObjectID="_1847699111" r:id="rId431">
             <o:FieldCodes>\s</o:FieldCodes>
           </o:OLEObject>
         </w:object>
@@ -19801,7 +19828,7 @@
           <v:shape id="_x0000_i1283" type="#_x0000_t75" style="width:58.7pt;height:11.1pt" o:ole="">
             <v:imagedata r:id="rId432" o:title=""/>
           </v:shape>
-          <o:OLEObject Type="Embed" ProgID="VisualTeX.Formula.1" ShapeID="_x0000_i1283" DrawAspect="Content" ObjectID="_1847697904" r:id="rId433">
+          <o:OLEObject Type="Embed" ProgID="VisualTeX.Formula.1" ShapeID="_x0000_i1283" DrawAspect="Content" ObjectID="_1847699112" r:id="rId433">
             <o:FieldCodes>\s</o:FieldCodes>
           </o:OLEObject>
         </w:object>
@@ -19853,7 +19880,7 @@
           <v:shape id="_x0000_i1284" type="#_x0000_t75" style="width:90.3pt;height:23.25pt" o:ole="">
             <v:imagedata r:id="rId434" o:title=""/>
           </v:shape>
-          <o:OLEObject Type="Embed" ProgID="VisualTeX.Formula.1" ShapeID="_x0000_i1284" DrawAspect="Content" ObjectID="_1847697905" r:id="rId435">
+          <o:OLEObject Type="Embed" ProgID="VisualTeX.Formula.1" ShapeID="_x0000_i1284" DrawAspect="Content" ObjectID="_1847699113" r:id="rId435">
             <o:FieldCodes>\s</o:FieldCodes>
           </o:OLEObject>
         </w:object>
@@ -19887,7 +19914,7 @@
           <v:shape id="_x0000_i1285" type="#_x0000_t75" style="width:8.85pt;height:7.2pt" o:ole="">
             <v:imagedata r:id="rId207" o:title=""/>
           </v:shape>
-          <o:OLEObject Type="Embed" ProgID="VisualTeX.Formula.1" ShapeID="_x0000_i1285" DrawAspect="Content" ObjectID="_1847697906" r:id="rId436">
+          <o:OLEObject Type="Embed" ProgID="VisualTeX.Formula.1" ShapeID="_x0000_i1285" DrawAspect="Content" ObjectID="_1847699114" r:id="rId436">
             <o:FieldCodes>\s</o:FieldCodes>
           </o:OLEObject>
         </w:object>
@@ -19916,7 +19943,7 @@
           <v:shape id="_x0000_i1286" type="#_x0000_t75" style="width:42.1pt;height:10.5pt" o:ole="">
             <v:imagedata r:id="rId437" o:title=""/>
           </v:shape>
-          <o:OLEObject Type="Embed" ProgID="VisualTeX.Formula.1" ShapeID="_x0000_i1286" DrawAspect="Content" ObjectID="_1847697907" r:id="rId438">
+          <o:OLEObject Type="Embed" ProgID="VisualTeX.Formula.1" ShapeID="_x0000_i1286" DrawAspect="Content" ObjectID="_1847699115" r:id="rId438">
             <o:FieldCodes>\s</o:FieldCodes>
           </o:OLEObject>
         </w:object>
@@ -19981,7 +20008,7 @@
           <v:shape id="_x0000_i1287" type="#_x0000_t75" style="width:58.15pt;height:11.1pt" o:ole="">
             <v:imagedata r:id="rId439" o:title=""/>
           </v:shape>
-          <o:OLEObject Type="Embed" ProgID="VisualTeX.Formula.1" ShapeID="_x0000_i1287" DrawAspect="Content" ObjectID="_1847697908" r:id="rId440">
+          <o:OLEObject Type="Embed" ProgID="VisualTeX.Formula.1" ShapeID="_x0000_i1287" DrawAspect="Content" ObjectID="_1847699116" r:id="rId440">
             <o:FieldCodes>\s</o:FieldCodes>
           </o:OLEObject>
         </w:object>
@@ -20072,7 +20099,7 @@
           <v:shape id="_x0000_i1288" type="#_x0000_t75" style="width:90.3pt;height:23.25pt" o:ole="">
             <v:imagedata r:id="rId441" o:title=""/>
           </v:shape>
-          <o:OLEObject Type="Embed" ProgID="VisualTeX.Formula.1" ShapeID="_x0000_i1288" DrawAspect="Content" ObjectID="_1847697909" r:id="rId442">
+          <o:OLEObject Type="Embed" ProgID="VisualTeX.Formula.1" ShapeID="_x0000_i1288" DrawAspect="Content" ObjectID="_1847699117" r:id="rId442">
             <o:FieldCodes>\s</o:FieldCodes>
           </o:OLEObject>
         </w:object>
@@ -20106,7 +20133,7 @@
           <v:shape id="_x0000_i1289" type="#_x0000_t75" style="width:8.85pt;height:7.2pt" o:ole="">
             <v:imagedata r:id="rId207" o:title=""/>
           </v:shape>
-          <o:OLEObject Type="Embed" ProgID="VisualTeX.Formula.1" ShapeID="_x0000_i1289" DrawAspect="Content" ObjectID="_1847697910" r:id="rId443">
+          <o:OLEObject Type="Embed" ProgID="VisualTeX.Formula.1" ShapeID="_x0000_i1289" DrawAspect="Content" ObjectID="_1847699118" r:id="rId443">
             <o:FieldCodes>\s</o:FieldCodes>
           </o:OLEObject>
         </w:object>
@@ -20145,7 +20172,7 @@
           <v:shape id="_x0000_i1290" type="#_x0000_t75" style="width:68.7pt;height:12.75pt" o:ole="">
             <v:imagedata r:id="rId444" o:title=""/>
           </v:shape>
-          <o:OLEObject Type="Embed" ProgID="VisualTeX.Formula.1" ShapeID="_x0000_i1290" DrawAspect="Content" ObjectID="_1847697911" r:id="rId445">
+          <o:OLEObject Type="Embed" ProgID="VisualTeX.Formula.1" ShapeID="_x0000_i1290" DrawAspect="Content" ObjectID="_1847699119" r:id="rId445">
             <o:FieldCodes>\s</o:FieldCodes>
           </o:OLEObject>
         </w:object>
@@ -20226,7 +20253,7 @@
           <v:shape id="_x0000_i1291" type="#_x0000_t75" style="width:39.9pt;height:10.5pt" o:ole="">
             <v:imagedata r:id="rId446" o:title=""/>
           </v:shape>
-          <o:OLEObject Type="Embed" ProgID="VisualTeX.Formula.1" ShapeID="_x0000_i1291" DrawAspect="Content" ObjectID="_1847697912" r:id="rId447">
+          <o:OLEObject Type="Embed" ProgID="VisualTeX.Formula.1" ShapeID="_x0000_i1291" DrawAspect="Content" ObjectID="_1847699120" r:id="rId447">
             <o:FieldCodes>\s</o:FieldCodes>
           </o:OLEObject>
         </w:object>
@@ -20303,7 +20330,7 @@
           <v:shape id="_x0000_i1292" type="#_x0000_t75" style="width:121.3pt;height:23.25pt" o:ole="">
             <v:imagedata r:id="rId448" o:title=""/>
           </v:shape>
-          <o:OLEObject Type="Embed" ProgID="VisualTeX.Formula.1" ShapeID="_x0000_i1292" DrawAspect="Content" ObjectID="_1847697913" r:id="rId449">
+          <o:OLEObject Type="Embed" ProgID="VisualTeX.Formula.1" ShapeID="_x0000_i1292" DrawAspect="Content" ObjectID="_1847699121" r:id="rId449">
             <o:FieldCodes>\s</o:FieldCodes>
           </o:OLEObject>
         </w:object>
@@ -20352,7 +20379,7 @@
           <v:shape id="_x0000_i1293" type="#_x0000_t75" style="width:8.85pt;height:7.2pt" o:ole="">
             <v:imagedata r:id="rId207" o:title=""/>
           </v:shape>
-          <o:OLEObject Type="Embed" ProgID="VisualTeX.Formula.1" ShapeID="_x0000_i1293" DrawAspect="Content" ObjectID="_1847697914" r:id="rId450">
+          <o:OLEObject Type="Embed" ProgID="VisualTeX.Formula.1" ShapeID="_x0000_i1293" DrawAspect="Content" ObjectID="_1847699122" r:id="rId450">
             <o:FieldCodes>\s</o:FieldCodes>
           </o:OLEObject>
         </w:object>
@@ -20407,7 +20434,7 @@
           <v:shape id="_x0000_i1294" type="#_x0000_t75" style="width:8.85pt;height:7.2pt" o:ole="">
             <v:imagedata r:id="rId207" o:title=""/>
           </v:shape>
-          <o:OLEObject Type="Embed" ProgID="VisualTeX.Formula.1" ShapeID="_x0000_i1294" DrawAspect="Content" ObjectID="_1847697915" r:id="rId451">
+          <o:OLEObject Type="Embed" ProgID="VisualTeX.Formula.1" ShapeID="_x0000_i1294" DrawAspect="Content" ObjectID="_1847699123" r:id="rId451">
             <o:FieldCodes>\s</o:FieldCodes>
           </o:OLEObject>
         </w:object>
@@ -20561,7 +20588,7 @@
           <v:shape id="_x0000_i1478" type="#_x0000_t75" style="width:7.2pt;height:6.65pt" o:ole="">
             <v:imagedata r:id="rId32" o:title=""/>
           </v:shape>
-          <o:OLEObject Type="Embed" ProgID="VisualTeX.Formula.1" ShapeID="_x0000_i1478" DrawAspect="Content" ObjectID="_1847697916" r:id="rId452">
+          <o:OLEObject Type="Embed" ProgID="VisualTeX.Formula.1" ShapeID="_x0000_i1478" DrawAspect="Content" ObjectID="_1847699124" r:id="rId452">
             <o:FieldCodes>\s</o:FieldCodes>
           </o:OLEObject>
         </w:object>
@@ -20672,7 +20699,7 @@
           <v:shape id="_x0000_i1299" type="#_x0000_t75" style="width:100.8pt;height:13.85pt" o:ole="">
             <v:imagedata r:id="rId453" o:title=""/>
           </v:shape>
-          <o:OLEObject Type="Embed" ProgID="VisualTeX.Formula.1" ShapeID="_x0000_i1299" DrawAspect="Content" ObjectID="_1847697917" r:id="rId454">
+          <o:OLEObject Type="Embed" ProgID="VisualTeX.Formula.1" ShapeID="_x0000_i1299" DrawAspect="Content" ObjectID="_1847699125" r:id="rId454">
             <o:FieldCodes>\s</o:FieldCodes>
           </o:OLEObject>
         </w:object>
@@ -20710,7 +20737,7 @@
           <v:shape id="_x0000_i1414" type="#_x0000_t75" style="width:103.55pt;height:23.25pt" o:ole="">
             <v:imagedata r:id="rId455" o:title=""/>
           </v:shape>
-          <o:OLEObject Type="Embed" ProgID="VisualTeX.Formula.1" ShapeID="_x0000_i1414" DrawAspect="Content" ObjectID="_1847697918" r:id="rId456">
+          <o:OLEObject Type="Embed" ProgID="VisualTeX.Formula.1" ShapeID="_x0000_i1414" DrawAspect="Content" ObjectID="_1847699126" r:id="rId456">
             <o:FieldCodes>\s</o:FieldCodes>
           </o:OLEObject>
         </w:object>
@@ -20822,7 +20849,7 @@
           <v:shape id="_x0000_i1385" type="#_x0000_t75" style="width:38.75pt;height:11.65pt" o:ole="">
             <v:imagedata r:id="rId457" o:title=""/>
           </v:shape>
-          <o:OLEObject Type="Embed" ProgID="VisualTeX.Formula.1" ShapeID="_x0000_i1385" DrawAspect="Content" ObjectID="_1847697919" r:id="rId458">
+          <o:OLEObject Type="Embed" ProgID="VisualTeX.Formula.1" ShapeID="_x0000_i1385" DrawAspect="Content" ObjectID="_1847699127" r:id="rId458">
             <o:FieldCodes>\s</o:FieldCodes>
           </o:OLEObject>
         </w:object>
@@ -20881,7 +20908,7 @@
           <v:shape id="_x0000_i1506" type="#_x0000_t75" style="width:449.7pt;height:158.4pt" o:ole="">
             <v:imagedata r:id="rId459" o:title=""/>
           </v:shape>
-          <o:OLEObject Type="Embed" ProgID="VisualTeX.Formula.1" ShapeID="_x0000_i1506" DrawAspect="Content" ObjectID="_1847697920" r:id="rId460">
+          <o:OLEObject Type="Embed" ProgID="VisualTeX.Formula.1" ShapeID="_x0000_i1506" DrawAspect="Content" ObjectID="_1847699128" r:id="rId460">
             <o:FieldCodes>\s</o:FieldCodes>
           </o:OLEObject>
         </w:object>
@@ -21082,7 +21109,7 @@
           <v:shape id="_x0000_i1416" type="#_x0000_t75" style="width:100.8pt;height:13.85pt" o:ole="">
             <v:imagedata r:id="rId453" o:title=""/>
           </v:shape>
-          <o:OLEObject Type="Embed" ProgID="VisualTeX.Formula.1" ShapeID="_x0000_i1416" DrawAspect="Content" ObjectID="_1847697921" r:id="rId461">
+          <o:OLEObject Type="Embed" ProgID="VisualTeX.Formula.1" ShapeID="_x0000_i1416" DrawAspect="Content" ObjectID="_1847699129" r:id="rId461">
             <o:FieldCodes>\s</o:FieldCodes>
           </o:OLEObject>
         </w:object>
@@ -21135,7 +21162,7 @@
           <v:shape id="_x0000_i1417" type="#_x0000_t75" style="width:103.55pt;height:23.25pt" o:ole="">
             <v:imagedata r:id="rId455" o:title=""/>
           </v:shape>
-          <o:OLEObject Type="Embed" ProgID="VisualTeX.Formula.1" ShapeID="_x0000_i1417" DrawAspect="Content" ObjectID="_1847697922" r:id="rId462">
+          <o:OLEObject Type="Embed" ProgID="VisualTeX.Formula.1" ShapeID="_x0000_i1417" DrawAspect="Content" ObjectID="_1847699130" r:id="rId462">
             <o:FieldCodes>\s</o:FieldCodes>
           </o:OLEObject>
         </w:object>
@@ -21195,7 +21222,7 @@
           <v:shape id="_x0000_i1536" type="#_x0000_t75" style="width:38.75pt;height:11.65pt" o:ole="">
             <v:imagedata r:id="rId463" o:title=""/>
           </v:shape>
-          <o:OLEObject Type="Embed" ProgID="VisualTeX.Formula.1" ShapeID="_x0000_i1536" DrawAspect="Content" ObjectID="_1847697923" r:id="rId464">
+          <o:OLEObject Type="Embed" ProgID="VisualTeX.Formula.1" ShapeID="_x0000_i1536" DrawAspect="Content" ObjectID="_1847699131" r:id="rId464">
             <o:FieldCodes>\s</o:FieldCodes>
           </o:OLEObject>
         </w:object>
@@ -21378,7 +21405,7 @@
           <v:shape id="_x0000_i1450" type="#_x0000_t75" style="width:38.75pt;height:11.65pt" o:ole="">
             <v:imagedata r:id="rId465" o:title=""/>
           </v:shape>
-          <o:OLEObject Type="Embed" ProgID="VisualTeX.Formula.1" ShapeID="_x0000_i1450" DrawAspect="Content" ObjectID="_1847697924" r:id="rId466">
+          <o:OLEObject Type="Embed" ProgID="VisualTeX.Formula.1" ShapeID="_x0000_i1450" DrawAspect="Content" ObjectID="_1847699132" r:id="rId466">
             <o:FieldCodes>\s</o:FieldCodes>
           </o:OLEObject>
         </w:object>
@@ -21524,7 +21551,7 @@
           <v:shape id="_x0000_i1462" type="#_x0000_t75" style="width:60.35pt;height:12.2pt" o:ole="">
             <v:imagedata r:id="rId467" o:title=""/>
           </v:shape>
-          <o:OLEObject Type="Embed" ProgID="VisualTeX.Formula.1" ShapeID="_x0000_i1462" DrawAspect="Content" ObjectID="_1847697925" r:id="rId468">
+          <o:OLEObject Type="Embed" ProgID="VisualTeX.Formula.1" ShapeID="_x0000_i1462" DrawAspect="Content" ObjectID="_1847699133" r:id="rId468">
             <o:FieldCodes>\s</o:FieldCodes>
           </o:OLEObject>
         </w:object>
@@ -21565,7 +21592,7 @@
           <v:shape id="_x0000_i1469" type="#_x0000_t75" style="width:57.05pt;height:11.65pt" o:ole="">
             <v:imagedata r:id="rId469" o:title=""/>
           </v:shape>
-          <o:OLEObject Type="Embed" ProgID="VisualTeX.Formula.1" ShapeID="_x0000_i1469" DrawAspect="Content" ObjectID="_1847697926" r:id="rId470">
+          <o:OLEObject Type="Embed" ProgID="VisualTeX.Formula.1" ShapeID="_x0000_i1469" DrawAspect="Content" ObjectID="_1847699134" r:id="rId470">
             <o:FieldCodes>\s</o:FieldCodes>
           </o:OLEObject>
         </w:object>
@@ -21615,7 +21642,7 @@
           <v:shape id="_x0000_i1476" type="#_x0000_t75" style="width:34.9pt;height:10.5pt" o:ole="">
             <v:imagedata r:id="rId471" o:title=""/>
           </v:shape>
-          <o:OLEObject Type="Embed" ProgID="VisualTeX.Formula.1" ShapeID="_x0000_i1476" DrawAspect="Content" ObjectID="_1847697927" r:id="rId472">
+          <o:OLEObject Type="Embed" ProgID="VisualTeX.Formula.1" ShapeID="_x0000_i1476" DrawAspect="Content" ObjectID="_1847699135" r:id="rId472">
             <o:FieldCodes>\s</o:FieldCodes>
           </o:OLEObject>
         </w:object>
@@ -21721,7 +21748,7 @@
           <v:shape id="_x0000_i1530" type="#_x0000_t75" style="width:198.85pt;height:30.45pt" o:ole="">
             <v:imagedata r:id="rId473" o:title=""/>
           </v:shape>
-          <o:OLEObject Type="Embed" ProgID="VisualTeX.Formula.1" ShapeID="_x0000_i1530" DrawAspect="Content" ObjectID="_1847697928" r:id="rId474">
+          <o:OLEObject Type="Embed" ProgID="VisualTeX.Formula.1" ShapeID="_x0000_i1530" DrawAspect="Content" ObjectID="_1847699136" r:id="rId474">
             <o:FieldCodes>\s</o:FieldCodes>
           </o:OLEObject>
         </w:object>
@@ -22018,7 +22045,7 @@
           <v:shape id="_x0000_i1548" type="#_x0000_t75" style="width:11.1pt;height:16.6pt" o:ole="">
             <v:imagedata r:id="rId475" o:title=""/>
           </v:shape>
-          <o:OLEObject Type="Embed" ProgID="VisualTeX.Formula.1" ShapeID="_x0000_i1548" DrawAspect="Content" ObjectID="_1847697929" r:id="rId476">
+          <o:OLEObject Type="Embed" ProgID="VisualTeX.Formula.1" ShapeID="_x0000_i1548" DrawAspect="Content" ObjectID="_1847699137" r:id="rId476">
             <o:FieldCodes>\s</o:FieldCodes>
           </o:OLEObject>
         </w:object>
@@ -22160,7 +22187,7 @@
           <v:shape id="_x0000_i1552" type="#_x0000_t75" style="width:7.75pt;height:6.65pt" o:ole="">
             <v:imagedata r:id="rId32" o:title=""/>
           </v:shape>
-          <o:OLEObject Type="Embed" ProgID="VisualTeX.Formula.1" ShapeID="_x0000_i1552" DrawAspect="Content" ObjectID="_1847697930" r:id="rId477">
+          <o:OLEObject Type="Embed" ProgID="VisualTeX.Formula.1" ShapeID="_x0000_i1552" DrawAspect="Content" ObjectID="_1847699138" r:id="rId477">
             <o:FieldCodes>\s</o:FieldCodes>
           </o:OLEObject>
         </w:object>
@@ -22180,7 +22207,7 @@
           <v:shape id="_x0000_i1556" type="#_x0000_t75" style="width:6.65pt;height:9.95pt" o:ole="">
             <v:imagedata r:id="rId25" o:title=""/>
           </v:shape>
-          <o:OLEObject Type="Embed" ProgID="VisualTeX.Formula.1" ShapeID="_x0000_i1556" DrawAspect="Content" ObjectID="_1847697931" r:id="rId478">
+          <o:OLEObject Type="Embed" ProgID="VisualTeX.Formula.1" ShapeID="_x0000_i1556" DrawAspect="Content" ObjectID="_1847699139" r:id="rId478">
             <o:FieldCodes>\s</o:FieldCodes>
           </o:OLEObject>
         </w:object>
@@ -22208,7 +22235,7 @@
           <v:shape id="_x0000_i1558" type="#_x0000_t75" style="width:7.75pt;height:6.65pt" o:ole="">
             <v:imagedata r:id="rId32" o:title=""/>
           </v:shape>
-          <o:OLEObject Type="Embed" ProgID="VisualTeX.Formula.1" ShapeID="_x0000_i1558" DrawAspect="Content" ObjectID="_1847697932" r:id="rId479">
+          <o:OLEObject Type="Embed" ProgID="VisualTeX.Formula.1" ShapeID="_x0000_i1558" DrawAspect="Content" ObjectID="_1847699140" r:id="rId479">
             <o:FieldCodes>\s</o:FieldCodes>
           </o:OLEObject>
         </w:object>
@@ -22227,7 +22254,7 @@
           <v:shape id="_x0000_i1559" type="#_x0000_t75" style="width:6.65pt;height:9.95pt" o:ole="">
             <v:imagedata r:id="rId25" o:title=""/>
           </v:shape>
-          <o:OLEObject Type="Embed" ProgID="VisualTeX.Formula.1" ShapeID="_x0000_i1559" DrawAspect="Content" ObjectID="_1847697933" r:id="rId480">
+          <o:OLEObject Type="Embed" ProgID="VisualTeX.Formula.1" ShapeID="_x0000_i1559" DrawAspect="Content" ObjectID="_1847699141" r:id="rId480">
             <o:FieldCodes>\s</o:FieldCodes>
           </o:OLEObject>
         </w:object>
@@ -22249,7 +22276,7 @@
           <v:shape id="_x0000_i1563" type="#_x0000_t75" style="width:27.7pt;height:13.3pt" o:ole="">
             <v:imagedata r:id="rId481" o:title=""/>
           </v:shape>
-          <o:OLEObject Type="Embed" ProgID="VisualTeX.Formula.1" ShapeID="_x0000_i1563" DrawAspect="Content" ObjectID="_1847697934" r:id="rId482">
+          <o:OLEObject Type="Embed" ProgID="VisualTeX.Formula.1" ShapeID="_x0000_i1563" DrawAspect="Content" ObjectID="_1847699142" r:id="rId482">
             <o:FieldCodes>\s</o:FieldCodes>
           </o:OLEObject>
         </w:object>
@@ -22310,7 +22337,7 @@
           <v:shape id="_x0000_i1574" type="#_x0000_t75" style="width:10.5pt;height:9.95pt" o:ole="">
             <v:imagedata r:id="rId483" o:title=""/>
           </v:shape>
-          <o:OLEObject Type="Embed" ProgID="VisualTeX.Formula.1" ShapeID="_x0000_i1574" DrawAspect="Content" ObjectID="_1847697935" r:id="rId484">
+          <o:OLEObject Type="Embed" ProgID="VisualTeX.Formula.1" ShapeID="_x0000_i1574" DrawAspect="Content" ObjectID="_1847699143" r:id="rId484">
             <o:FieldCodes>\s</o:FieldCodes>
           </o:OLEObject>
         </w:object>
@@ -22338,7 +22365,7 @@
           <v:shape id="_x0000_i1587" type="#_x0000_t75" style="width:10.5pt;height:9.4pt" o:ole="">
             <v:imagedata r:id="rId485" o:title=""/>
           </v:shape>
-          <o:OLEObject Type="Embed" ProgID="VisualTeX.Formula.1" ShapeID="_x0000_i1587" DrawAspect="Content" ObjectID="_1847697936" r:id="rId486">
+          <o:OLEObject Type="Embed" ProgID="VisualTeX.Formula.1" ShapeID="_x0000_i1587" DrawAspect="Content" ObjectID="_1847699144" r:id="rId486">
             <o:FieldCodes>\s</o:FieldCodes>
           </o:OLEObject>
         </w:object>
@@ -22385,7 +22412,7 @@
           <v:shape id="_x0000_i1621" type="#_x0000_t75" style="width:160.6pt;height:13.3pt" o:ole="">
             <v:imagedata r:id="rId487" o:title=""/>
           </v:shape>
-          <o:OLEObject Type="Embed" ProgID="VisualTeX.Formula.1" ShapeID="_x0000_i1621" DrawAspect="Content" ObjectID="_1847697937" r:id="rId488">
+          <o:OLEObject Type="Embed" ProgID="VisualTeX.Formula.1" ShapeID="_x0000_i1621" DrawAspect="Content" ObjectID="_1847699145" r:id="rId488">
             <o:FieldCodes>\s</o:FieldCodes>
           </o:OLEObject>
         </w:object>
@@ -22517,11 +22544,6 @@
       </w:r>
     </w:p>
     <w:p>
-      <w:pPr>
-        <w:rPr>
-          <w:rFonts w:hint="eastAsia"/>
-        </w:rPr>
-      </w:pPr>
       <w:r>
         <w:rPr>
           <w:rFonts w:hint="eastAsia"/>
@@ -22536,7 +22558,7 @@
           <v:shape id="_x0000_i1641" type="#_x0000_t75" style="width:75.3pt;height:13.3pt" o:ole="">
             <v:imagedata r:id="rId489" o:title=""/>
           </v:shape>
-          <o:OLEObject Type="Embed" ProgID="VisualTeX.Formula.1" ShapeID="_x0000_i1641" DrawAspect="Content" ObjectID="_1847697938" r:id="rId490">
+          <o:OLEObject Type="Embed" ProgID="VisualTeX.Formula.1" ShapeID="_x0000_i1641" DrawAspect="Content" ObjectID="_1847699146" r:id="rId490">
             <o:FieldCodes>\s</o:FieldCodes>
           </o:OLEObject>
         </w:object>
@@ -22611,7 +22633,7 @@
           <v:shape id="_x0000_i1642" type="#_x0000_t75" style="width:27.7pt;height:13.3pt" o:ole="">
             <v:imagedata r:id="rId481" o:title=""/>
           </v:shape>
-          <o:OLEObject Type="Embed" ProgID="VisualTeX.Formula.1" ShapeID="_x0000_i1642" DrawAspect="Content" ObjectID="_1847697939" r:id="rId491">
+          <o:OLEObject Type="Embed" ProgID="VisualTeX.Formula.1" ShapeID="_x0000_i1642" DrawAspect="Content" ObjectID="_1847699147" r:id="rId491">
             <o:FieldCodes>\s</o:FieldCodes>
           </o:OLEObject>
         </w:object>
@@ -22709,6 +22731,13 @@
         </w:rPr>
         <w:t xml:space="preserve"> </w:t>
       </w:r>
+    </w:p>
+    <w:p>
+      <w:pPr>
+        <w:rPr>
+          <w:rFonts w:hint="eastAsia"/>
+        </w:rPr>
+      </w:pPr>
     </w:p>
     <w:p/>
     <w:p>

--- a/数学的基础与基础的数学.docx
+++ b/数学的基础与基础的数学.docx
@@ -147,11 +147,6 @@
       </w:r>
     </w:p>
     <w:p>
-      <w:pPr>
-        <w:rPr>
-          <w:rFonts w:hint="eastAsia"/>
-        </w:rPr>
-      </w:pPr>
       <w:r>
         <w:rPr>
           <w:rFonts w:hint="eastAsia"/>
@@ -192,20 +187,42 @@
         </w:rPr>
         <w:t>链接：</w:t>
       </w:r>
-      <w:hyperlink r:id="rId9" w:history="1">
-        <w:r>
-          <w:rPr>
-            <w:rStyle w:val="af4"/>
-          </w:rPr>
-          <w:t xml:space="preserve">Slimeli-32767/Basic-Of-Math-And-Basical-Math: </w:t>
-        </w:r>
-        <w:r>
-          <w:rPr>
-            <w:rStyle w:val="af4"/>
-          </w:rPr>
-          <w:t>一本数学科普书《基础的数学与数学的基础》</w:t>
-        </w:r>
-      </w:hyperlink>
+      <w:r>
+        <w:fldChar w:fldCharType="begin"/>
+      </w:r>
+      <w:r>
+        <w:instrText>HYPERLINK "https://github.com/Slimeli-32767/Base-Of-Math-And-Basic-Math"</w:instrText>
+      </w:r>
+      <w:r>
+        <w:fldChar w:fldCharType="separate"/>
+      </w:r>
+      <w:r>
+        <w:rPr>
+          <w:rStyle w:val="af4"/>
+        </w:rPr>
+        <w:t>Slimeli-32767/Base-of-Math-And-Basic-Math</w:t>
+      </w:r>
+      <w:r>
+        <w:rPr>
+          <w:rStyle w:val="af4"/>
+        </w:rPr>
+        <w:t>：</w:t>
+      </w:r>
+      <w:r>
+        <w:rPr>
+          <w:rStyle w:val="af4"/>
+        </w:rPr>
+        <w:t xml:space="preserve"> </w:t>
+      </w:r>
+      <w:r>
+        <w:rPr>
+          <w:rStyle w:val="af4"/>
+        </w:rPr>
+        <w:t>一本数学科普书《基础的数学与数学的基础》</w:t>
+      </w:r>
+      <w:r>
+        <w:fldChar w:fldCharType="end"/>
+      </w:r>
     </w:p>
     <w:p>
       <w:pPr>
@@ -478,9 +495,9 @@
             <o:lock v:ext="edit" aspectratio="t"/>
           </v:shapetype>
           <v:shape id="_x0000_i1025" type="#_x0000_t75" style="width:138.45pt;height:89.7pt" o:ole="">
-            <v:imagedata r:id="rId10" o:title=""/>
-          </v:shape>
-          <o:OLEObject Type="Embed" ProgID="VisualTeX.Formula.1" ShapeID="_x0000_i1025" DrawAspect="Content" ObjectID="_1847697453" r:id="rId11">
+            <v:imagedata r:id="rId9" o:title=""/>
+          </v:shape>
+          <o:OLEObject Type="Embed" ProgID="VisualTeX.Formula.1" ShapeID="_x0000_i1025" DrawAspect="Content" ObjectID="_1847697940" r:id="rId10">
             <o:FieldCodes>\s</o:FieldCodes>
           </o:OLEObject>
         </w:object>
@@ -578,9 +595,9 @@
         </w:rPr>
         <w:object w:dxaOrig="624" w:dyaOrig="134" w14:anchorId="26AFA1C6">
           <v:shape id="_x0000_i1026" type="#_x0000_t75" style="width:47.65pt;height:11.1pt" o:ole="">
-            <v:imagedata r:id="rId12" o:title=""/>
-          </v:shape>
-          <o:OLEObject Type="Embed" ProgID="VisualTeX.Formula.1" ShapeID="_x0000_i1026" DrawAspect="Content" ObjectID="_1847697454" r:id="rId13">
+            <v:imagedata r:id="rId11" o:title=""/>
+          </v:shape>
+          <o:OLEObject Type="Embed" ProgID="VisualTeX.Formula.1" ShapeID="_x0000_i1026" DrawAspect="Content" ObjectID="_1847697941" r:id="rId12">
             <o:FieldCodes>\s</o:FieldCodes>
           </o:OLEObject>
         </w:object>
@@ -639,9 +656,9 @@
         </w:rPr>
         <w:object w:dxaOrig="359" w:dyaOrig="134" w14:anchorId="6126CFA7">
           <v:shape id="_x0000_i1027" type="#_x0000_t75" style="width:28.25pt;height:11.1pt" o:ole="">
-            <v:imagedata r:id="rId14" o:title=""/>
-          </v:shape>
-          <o:OLEObject Type="Embed" ProgID="VisualTeX.Formula.1" ShapeID="_x0000_i1027" DrawAspect="Content" ObjectID="_1847697455" r:id="rId15">
+            <v:imagedata r:id="rId13" o:title=""/>
+          </v:shape>
+          <o:OLEObject Type="Embed" ProgID="VisualTeX.Formula.1" ShapeID="_x0000_i1027" DrawAspect="Content" ObjectID="_1847697942" r:id="rId14">
             <o:FieldCodes>\s</o:FieldCodes>
           </o:OLEObject>
         </w:object>
@@ -677,9 +694,9 @@
         </w:rPr>
         <w:object w:dxaOrig="624" w:dyaOrig="134" w14:anchorId="022B92ED">
           <v:shape id="_x0000_i1028" type="#_x0000_t75" style="width:47.65pt;height:11.1pt" o:ole="">
-            <v:imagedata r:id="rId12" o:title=""/>
-          </v:shape>
-          <o:OLEObject Type="Embed" ProgID="VisualTeX.Formula.1" ShapeID="_x0000_i1028" DrawAspect="Content" ObjectID="_1847697456" r:id="rId16">
+            <v:imagedata r:id="rId11" o:title=""/>
+          </v:shape>
+          <o:OLEObject Type="Embed" ProgID="VisualTeX.Formula.1" ShapeID="_x0000_i1028" DrawAspect="Content" ObjectID="_1847697943" r:id="rId15">
             <o:FieldCodes>\s</o:FieldCodes>
           </o:OLEObject>
         </w:object>
@@ -746,9 +763,9 @@
         </w:rPr>
         <w:object w:dxaOrig="624" w:dyaOrig="134" w14:anchorId="320D64F5">
           <v:shape id="_x0000_i1029" type="#_x0000_t75" style="width:47.65pt;height:11.1pt" o:ole="">
-            <v:imagedata r:id="rId12" o:title=""/>
-          </v:shape>
-          <o:OLEObject Type="Embed" ProgID="VisualTeX.Formula.1" ShapeID="_x0000_i1029" DrawAspect="Content" ObjectID="_1847697457" r:id="rId17">
+            <v:imagedata r:id="rId11" o:title=""/>
+          </v:shape>
+          <o:OLEObject Type="Embed" ProgID="VisualTeX.Formula.1" ShapeID="_x0000_i1029" DrawAspect="Content" ObjectID="_1847697944" r:id="rId16">
             <o:FieldCodes>\s</o:FieldCodes>
           </o:OLEObject>
         </w:object>
@@ -778,9 +795,9 @@
         </w:rPr>
         <w:object w:dxaOrig="748" w:dyaOrig="171" w14:anchorId="162D6078">
           <v:shape id="_x0000_i1030" type="#_x0000_t75" style="width:58.15pt;height:13.3pt" o:ole="">
-            <v:imagedata r:id="rId18" o:title=""/>
-          </v:shape>
-          <o:OLEObject Type="Embed" ProgID="VisualTeX.Formula.1" ShapeID="_x0000_i1030" DrawAspect="Content" ObjectID="_1847697458" r:id="rId19">
+            <v:imagedata r:id="rId17" o:title=""/>
+          </v:shape>
+          <o:OLEObject Type="Embed" ProgID="VisualTeX.Formula.1" ShapeID="_x0000_i1030" DrawAspect="Content" ObjectID="_1847697945" r:id="rId18">
             <o:FieldCodes>\s</o:FieldCodes>
           </o:OLEObject>
         </w:object>
@@ -862,9 +879,9 @@
         </w:rPr>
         <w:object w:dxaOrig="748" w:dyaOrig="171" w14:anchorId="53F78782">
           <v:shape id="_x0000_i1031" type="#_x0000_t75" style="width:58.15pt;height:13.3pt" o:ole="">
-            <v:imagedata r:id="rId18" o:title=""/>
-          </v:shape>
-          <o:OLEObject Type="Embed" ProgID="VisualTeX.Formula.1" ShapeID="_x0000_i1031" DrawAspect="Content" ObjectID="_1847697459" r:id="rId20">
+            <v:imagedata r:id="rId17" o:title=""/>
+          </v:shape>
+          <o:OLEObject Type="Embed" ProgID="VisualTeX.Formula.1" ShapeID="_x0000_i1031" DrawAspect="Content" ObjectID="_1847697946" r:id="rId19">
             <o:FieldCodes>\s</o:FieldCodes>
           </o:OLEObject>
         </w:object>
@@ -894,9 +911,9 @@
         </w:rPr>
         <w:object w:dxaOrig="359" w:dyaOrig="134" w14:anchorId="0E6A233D">
           <v:shape id="_x0000_i1032" type="#_x0000_t75" style="width:28.25pt;height:11.1pt" o:ole="">
-            <v:imagedata r:id="rId14" o:title=""/>
-          </v:shape>
-          <o:OLEObject Type="Embed" ProgID="VisualTeX.Formula.1" ShapeID="_x0000_i1032" DrawAspect="Content" ObjectID="_1847697460" r:id="rId21">
+            <v:imagedata r:id="rId13" o:title=""/>
+          </v:shape>
+          <o:OLEObject Type="Embed" ProgID="VisualTeX.Formula.1" ShapeID="_x0000_i1032" DrawAspect="Content" ObjectID="_1847697947" r:id="rId20">
             <o:FieldCodes>\s</o:FieldCodes>
           </o:OLEObject>
         </w:object>
@@ -910,9 +927,9 @@
       <w:r>
         <w:object w:dxaOrig="79" w:dyaOrig="83" w14:anchorId="0907E461">
           <v:shape id="_x0000_i1033" type="#_x0000_t75" style="width:6.65pt;height:7.2pt" o:ole="">
-            <v:imagedata r:id="rId22" o:title=""/>
-          </v:shape>
-          <o:OLEObject Type="Embed" ProgID="VisualTeX.Formula.1" ShapeID="_x0000_i1033" DrawAspect="Content" ObjectID="_1847697461" r:id="rId23">
+            <v:imagedata r:id="rId21" o:title=""/>
+          </v:shape>
+          <o:OLEObject Type="Embed" ProgID="VisualTeX.Formula.1" ShapeID="_x0000_i1033" DrawAspect="Content" ObjectID="_1847697948" r:id="rId22">
             <o:FieldCodes>\s</o:FieldCodes>
           </o:OLEObject>
         </w:object>
@@ -936,9 +953,9 @@
         </w:rPr>
         <w:object w:dxaOrig="359" w:dyaOrig="134" w14:anchorId="14F66817">
           <v:shape id="_x0000_i1034" type="#_x0000_t75" style="width:28.25pt;height:11.1pt" o:ole="">
-            <v:imagedata r:id="rId14" o:title=""/>
-          </v:shape>
-          <o:OLEObject Type="Embed" ProgID="VisualTeX.Formula.1" ShapeID="_x0000_i1034" DrawAspect="Content" ObjectID="_1847697462" r:id="rId24">
+            <v:imagedata r:id="rId13" o:title=""/>
+          </v:shape>
+          <o:OLEObject Type="Embed" ProgID="VisualTeX.Formula.1" ShapeID="_x0000_i1034" DrawAspect="Content" ObjectID="_1847697949" r:id="rId23">
             <o:FieldCodes>\s</o:FieldCodes>
           </o:OLEObject>
         </w:object>
@@ -982,9 +999,9 @@
         </w:rPr>
         <w:object w:dxaOrig="1446" w:dyaOrig="171" w14:anchorId="13F6F3DB">
           <v:shape id="_x0000_i1035" type="#_x0000_t75" style="width:110.2pt;height:13.3pt" o:ole="">
-            <v:imagedata r:id="rId25" o:title=""/>
-          </v:shape>
-          <o:OLEObject Type="Embed" ProgID="VisualTeX.Formula.1" ShapeID="_x0000_i1035" DrawAspect="Content" ObjectID="_1847697463" r:id="rId26">
+            <v:imagedata r:id="rId24" o:title=""/>
+          </v:shape>
+          <o:OLEObject Type="Embed" ProgID="VisualTeX.Formula.1" ShapeID="_x0000_i1035" DrawAspect="Content" ObjectID="_1847697950" r:id="rId25">
             <o:FieldCodes>\s</o:FieldCodes>
           </o:OLEObject>
         </w:object>
@@ -1012,9 +1029,9 @@
       <w:r>
         <w:object w:dxaOrig="78" w:dyaOrig="123" w14:anchorId="2A52A5A3">
           <v:shape id="_x0000_i1036" type="#_x0000_t75" style="width:6.65pt;height:9.95pt" o:ole="">
-            <v:imagedata r:id="rId27" o:title=""/>
-          </v:shape>
-          <o:OLEObject Type="Embed" ProgID="VisualTeX.Formula.1" ShapeID="_x0000_i1036" DrawAspect="Content" ObjectID="_1847697464" r:id="rId28">
+            <v:imagedata r:id="rId26" o:title=""/>
+          </v:shape>
+          <o:OLEObject Type="Embed" ProgID="VisualTeX.Formula.1" ShapeID="_x0000_i1036" DrawAspect="Content" ObjectID="_1847697951" r:id="rId27">
             <o:FieldCodes>\s</o:FieldCodes>
           </o:OLEObject>
         </w:object>
@@ -1060,9 +1077,9 @@
         </w:rPr>
         <w:object w:dxaOrig="748" w:dyaOrig="171" w14:anchorId="5FFC0533">
           <v:shape id="_x0000_i1037" type="#_x0000_t75" style="width:58.15pt;height:13.3pt" o:ole="">
-            <v:imagedata r:id="rId18" o:title=""/>
-          </v:shape>
-          <o:OLEObject Type="Embed" ProgID="VisualTeX.Formula.1" ShapeID="_x0000_i1037" DrawAspect="Content" ObjectID="_1847697465" r:id="rId29">
+            <v:imagedata r:id="rId17" o:title=""/>
+          </v:shape>
+          <o:OLEObject Type="Embed" ProgID="VisualTeX.Formula.1" ShapeID="_x0000_i1037" DrawAspect="Content" ObjectID="_1847697952" r:id="rId28">
             <o:FieldCodes>\s</o:FieldCodes>
           </o:OLEObject>
         </w:object>
@@ -1116,9 +1133,9 @@
         </w:rPr>
         <w:object w:dxaOrig="3784" w:dyaOrig="350" w14:anchorId="49616B75">
           <v:shape id="_x0000_i1038" type="#_x0000_t75" style="width:284.7pt;height:27.15pt" o:ole="">
-            <v:imagedata r:id="rId30" o:title=""/>
-          </v:shape>
-          <o:OLEObject Type="Embed" ProgID="VisualTeX.Formula.1" ShapeID="_x0000_i1038" DrawAspect="Content" ObjectID="_1847697466" r:id="rId31">
+            <v:imagedata r:id="rId29" o:title=""/>
+          </v:shape>
+          <o:OLEObject Type="Embed" ProgID="VisualTeX.Formula.1" ShapeID="_x0000_i1038" DrawAspect="Content" ObjectID="_1847697953" r:id="rId30">
             <o:FieldCodes>\s</o:FieldCodes>
           </o:OLEObject>
         </w:object>
@@ -1202,9 +1219,9 @@
         </w:rPr>
         <w:object w:dxaOrig="840" w:dyaOrig="208" w14:anchorId="72C34B1E">
           <v:shape id="_x0000_i1039" type="#_x0000_t75" style="width:63.15pt;height:16.6pt" o:ole="">
-            <v:imagedata r:id="rId32" o:title=""/>
-          </v:shape>
-          <o:OLEObject Type="Embed" ProgID="VisualTeX.Formula.1" ShapeID="_x0000_i1039" DrawAspect="Content" ObjectID="_1847697467" r:id="rId33">
+            <v:imagedata r:id="rId31" o:title=""/>
+          </v:shape>
+          <o:OLEObject Type="Embed" ProgID="VisualTeX.Formula.1" ShapeID="_x0000_i1039" DrawAspect="Content" ObjectID="_1847697954" r:id="rId32">
             <o:FieldCodes>\s</o:FieldCodes>
           </o:OLEObject>
         </w:object>
@@ -1232,9 +1249,9 @@
       <w:r>
         <w:object w:dxaOrig="95" w:dyaOrig="82" w14:anchorId="3081AA17">
           <v:shape id="_x0000_i1040" type="#_x0000_t75" style="width:7.75pt;height:7.2pt" o:ole="">
-            <v:imagedata r:id="rId34" o:title=""/>
-          </v:shape>
-          <o:OLEObject Type="Embed" ProgID="VisualTeX.Formula.1" ShapeID="_x0000_i1040" DrawAspect="Content" ObjectID="_1847697468" r:id="rId35">
+            <v:imagedata r:id="rId33" o:title=""/>
+          </v:shape>
+          <o:OLEObject Type="Embed" ProgID="VisualTeX.Formula.1" ShapeID="_x0000_i1040" DrawAspect="Content" ObjectID="_1847697955" r:id="rId34">
             <o:FieldCodes>\s</o:FieldCodes>
           </o:OLEObject>
         </w:object>
@@ -1248,9 +1265,9 @@
       <w:r>
         <w:object w:dxaOrig="78" w:dyaOrig="123" w14:anchorId="7966EF52">
           <v:shape id="_x0000_i1041" type="#_x0000_t75" style="width:6.65pt;height:9.95pt" o:ole="">
-            <v:imagedata r:id="rId27" o:title=""/>
-          </v:shape>
-          <o:OLEObject Type="Embed" ProgID="VisualTeX.Formula.1" ShapeID="_x0000_i1041" DrawAspect="Content" ObjectID="_1847697469" r:id="rId36">
+            <v:imagedata r:id="rId26" o:title=""/>
+          </v:shape>
+          <o:OLEObject Type="Embed" ProgID="VisualTeX.Formula.1" ShapeID="_x0000_i1041" DrawAspect="Content" ObjectID="_1847697956" r:id="rId35">
             <o:FieldCodes>\s</o:FieldCodes>
           </o:OLEObject>
         </w:object>
@@ -1343,9 +1360,9 @@
         </w:rPr>
         <w:object w:dxaOrig="1882" w:dyaOrig="208" w14:anchorId="42700CA1">
           <v:shape id="_x0000_i1042" type="#_x0000_t75" style="width:141.8pt;height:16.6pt" o:ole="">
-            <v:imagedata r:id="rId37" o:title=""/>
-          </v:shape>
-          <o:OLEObject Type="Embed" ProgID="VisualTeX.Formula.1" ShapeID="_x0000_i1042" DrawAspect="Content" ObjectID="_1847697470" r:id="rId38">
+            <v:imagedata r:id="rId36" o:title=""/>
+          </v:shape>
+          <o:OLEObject Type="Embed" ProgID="VisualTeX.Formula.1" ShapeID="_x0000_i1042" DrawAspect="Content" ObjectID="_1847697957" r:id="rId37">
             <o:FieldCodes>\s</o:FieldCodes>
           </o:OLEObject>
         </w:object>
@@ -1399,9 +1416,9 @@
       <w:r>
         <w:object w:dxaOrig="1949" w:dyaOrig="515" w14:anchorId="309AFF74">
           <v:shape id="_x0000_i1043" type="#_x0000_t75" style="width:146.75pt;height:39.3pt" o:ole="">
-            <v:imagedata r:id="rId39" o:title=""/>
-          </v:shape>
-          <o:OLEObject Type="Embed" ProgID="VisualTeX.Formula.1" ShapeID="_x0000_i1043" DrawAspect="Content" ObjectID="_1847697471" r:id="rId40">
+            <v:imagedata r:id="rId38" o:title=""/>
+          </v:shape>
+          <o:OLEObject Type="Embed" ProgID="VisualTeX.Formula.1" ShapeID="_x0000_i1043" DrawAspect="Content" ObjectID="_1847697958" r:id="rId39">
             <o:FieldCodes>\s</o:FieldCodes>
           </o:OLEObject>
         </w:object>
@@ -1427,9 +1444,9 @@
       <w:r>
         <w:object w:dxaOrig="1950" w:dyaOrig="517" w14:anchorId="29439B95">
           <v:shape id="_x0000_i1044" type="#_x0000_t75" style="width:146.2pt;height:39.3pt" o:ole="">
-            <v:imagedata r:id="rId41" o:title=""/>
-          </v:shape>
-          <o:OLEObject Type="Embed" ProgID="VisualTeX.Formula.1" ShapeID="_x0000_i1044" DrawAspect="Content" ObjectID="_1847697472" r:id="rId42">
+            <v:imagedata r:id="rId40" o:title=""/>
+          </v:shape>
+          <o:OLEObject Type="Embed" ProgID="VisualTeX.Formula.1" ShapeID="_x0000_i1044" DrawAspect="Content" ObjectID="_1847697959" r:id="rId41">
             <o:FieldCodes>\s</o:FieldCodes>
           </o:OLEObject>
         </w:object>
@@ -1586,9 +1603,9 @@
         </w:rPr>
         <w:object w:dxaOrig="243" w:dyaOrig="145" w14:anchorId="6445CA3D">
           <v:shape id="_x0000_i1045" type="#_x0000_t75" style="width:18.85pt;height:12.2pt" o:ole="">
-            <v:imagedata r:id="rId43" o:title=""/>
-          </v:shape>
-          <o:OLEObject Type="Embed" ProgID="VisualTeX.Formula.1" ShapeID="_x0000_i1045" DrawAspect="Content" ObjectID="_1847697473" r:id="rId44">
+            <v:imagedata r:id="rId42" o:title=""/>
+          </v:shape>
+          <o:OLEObject Type="Embed" ProgID="VisualTeX.Formula.1" ShapeID="_x0000_i1045" DrawAspect="Content" ObjectID="_1847697960" r:id="rId43">
             <o:FieldCodes>\s</o:FieldCodes>
           </o:OLEObject>
         </w:object>
@@ -2155,9 +2172,9 @@
       <w:r>
         <w:object w:dxaOrig="95" w:dyaOrig="82" w14:anchorId="3D74D748">
           <v:shape id="_x0000_i1046" type="#_x0000_t75" style="width:7.75pt;height:7.2pt" o:ole="">
-            <v:imagedata r:id="rId34" o:title=""/>
-          </v:shape>
-          <o:OLEObject Type="Embed" ProgID="VisualTeX.Formula.1" ShapeID="_x0000_i1046" DrawAspect="Content" ObjectID="_1847697474" r:id="rId45">
+            <v:imagedata r:id="rId33" o:title=""/>
+          </v:shape>
+          <o:OLEObject Type="Embed" ProgID="VisualTeX.Formula.1" ShapeID="_x0000_i1046" DrawAspect="Content" ObjectID="_1847697961" r:id="rId44">
             <o:FieldCodes>\s</o:FieldCodes>
           </o:OLEObject>
         </w:object>
@@ -2194,9 +2211,9 @@
         </w:rPr>
         <w:object w:dxaOrig="343" w:dyaOrig="170" w14:anchorId="16E321BC">
           <v:shape id="_x0000_i1047" type="#_x0000_t75" style="width:27.15pt;height:13.3pt" o:ole="">
-            <v:imagedata r:id="rId46" o:title=""/>
-          </v:shape>
-          <o:OLEObject Type="Embed" ProgID="VisualTeX.Formula.1" ShapeID="_x0000_i1047" DrawAspect="Content" ObjectID="_1847697475" r:id="rId47">
+            <v:imagedata r:id="rId45" o:title=""/>
+          </v:shape>
+          <o:OLEObject Type="Embed" ProgID="VisualTeX.Formula.1" ShapeID="_x0000_i1047" DrawAspect="Content" ObjectID="_1847697962" r:id="rId46">
             <o:FieldCodes>\s</o:FieldCodes>
           </o:OLEObject>
         </w:object>
@@ -2315,9 +2332,9 @@
         </w:rPr>
         <w:object w:dxaOrig="343" w:dyaOrig="170" w14:anchorId="158F8EA8">
           <v:shape id="_x0000_i1048" type="#_x0000_t75" style="width:27.15pt;height:13.3pt" o:ole="">
-            <v:imagedata r:id="rId46" o:title=""/>
-          </v:shape>
-          <o:OLEObject Type="Embed" ProgID="VisualTeX.Formula.1" ShapeID="_x0000_i1048" DrawAspect="Content" ObjectID="_1847697476" r:id="rId48">
+            <v:imagedata r:id="rId45" o:title=""/>
+          </v:shape>
+          <o:OLEObject Type="Embed" ProgID="VisualTeX.Formula.1" ShapeID="_x0000_i1048" DrawAspect="Content" ObjectID="_1847697963" r:id="rId47">
             <o:FieldCodes>\s</o:FieldCodes>
           </o:OLEObject>
         </w:object>
@@ -2427,9 +2444,9 @@
         </w:rPr>
         <w:object w:dxaOrig="508" w:dyaOrig="129" w14:anchorId="0A5FFD0E">
           <v:shape id="_x0000_i1049" type="#_x0000_t75" style="width:38.75pt;height:10.5pt" o:ole="">
-            <v:imagedata r:id="rId49" o:title=""/>
-          </v:shape>
-          <o:OLEObject Type="Embed" ProgID="VisualTeX.Formula.1" ShapeID="_x0000_i1049" DrawAspect="Content" ObjectID="_1847697477" r:id="rId50">
+            <v:imagedata r:id="rId48" o:title=""/>
+          </v:shape>
+          <o:OLEObject Type="Embed" ProgID="VisualTeX.Formula.1" ShapeID="_x0000_i1049" DrawAspect="Content" ObjectID="_1847697964" r:id="rId49">
             <o:FieldCodes>\s</o:FieldCodes>
           </o:OLEObject>
         </w:object>
@@ -2554,9 +2571,9 @@
         </w:rPr>
         <w:object w:dxaOrig="509" w:dyaOrig="130" w14:anchorId="7EA8F323">
           <v:shape id="_x0000_i1050" type="#_x0000_t75" style="width:38.75pt;height:10.5pt" o:ole="">
-            <v:imagedata r:id="rId51" o:title=""/>
-          </v:shape>
-          <o:OLEObject Type="Embed" ProgID="VisualTeX.Formula.1" ShapeID="_x0000_i1050" DrawAspect="Content" ObjectID="_1847697478" r:id="rId52">
+            <v:imagedata r:id="rId50" o:title=""/>
+          </v:shape>
+          <o:OLEObject Type="Embed" ProgID="VisualTeX.Formula.1" ShapeID="_x0000_i1050" DrawAspect="Content" ObjectID="_1847697965" r:id="rId51">
             <o:FieldCodes>\s</o:FieldCodes>
           </o:OLEObject>
         </w:object>
@@ -2604,9 +2621,9 @@
         </w:rPr>
         <w:object w:dxaOrig="508" w:dyaOrig="129" w14:anchorId="4ECC8D1B">
           <v:shape id="_x0000_i1051" type="#_x0000_t75" style="width:38.75pt;height:10.5pt" o:ole="">
-            <v:imagedata r:id="rId53" o:title=""/>
-          </v:shape>
-          <o:OLEObject Type="Embed" ProgID="VisualTeX.Formula.1" ShapeID="_x0000_i1051" DrawAspect="Content" ObjectID="_1847697479" r:id="rId54">
+            <v:imagedata r:id="rId52" o:title=""/>
+          </v:shape>
+          <o:OLEObject Type="Embed" ProgID="VisualTeX.Formula.1" ShapeID="_x0000_i1051" DrawAspect="Content" ObjectID="_1847697966" r:id="rId53">
             <o:FieldCodes>\s</o:FieldCodes>
           </o:OLEObject>
         </w:object>
@@ -2639,9 +2656,9 @@
         </w:rPr>
         <w:object w:dxaOrig="90" w:dyaOrig="120" w14:anchorId="7171FE03">
           <v:shape id="_x0000_i1052" type="#_x0000_t75" style="width:7.2pt;height:9.95pt" o:ole="">
-            <v:imagedata r:id="rId55" o:title=""/>
-          </v:shape>
-          <o:OLEObject Type="Embed" ProgID="VisualTeX.Formula.1" ShapeID="_x0000_i1052" DrawAspect="Content" ObjectID="_1847697480" r:id="rId56">
+            <v:imagedata r:id="rId54" o:title=""/>
+          </v:shape>
+          <o:OLEObject Type="Embed" ProgID="VisualTeX.Formula.1" ShapeID="_x0000_i1052" DrawAspect="Content" ObjectID="_1847697967" r:id="rId55">
             <o:FieldCodes>\s</o:FieldCodes>
           </o:OLEObject>
         </w:object>
@@ -2674,9 +2691,9 @@
         </w:rPr>
         <w:object w:dxaOrig="508" w:dyaOrig="129" w14:anchorId="20683350">
           <v:shape id="_x0000_i1053" type="#_x0000_t75" style="width:38.75pt;height:10.5pt" o:ole="">
-            <v:imagedata r:id="rId53" o:title=""/>
-          </v:shape>
-          <o:OLEObject Type="Embed" ProgID="VisualTeX.Formula.1" ShapeID="_x0000_i1053" DrawAspect="Content" ObjectID="_1847697481" r:id="rId57">
+            <v:imagedata r:id="rId52" o:title=""/>
+          </v:shape>
+          <o:OLEObject Type="Embed" ProgID="VisualTeX.Formula.1" ShapeID="_x0000_i1053" DrawAspect="Content" ObjectID="_1847697968" r:id="rId56">
             <o:FieldCodes>\s</o:FieldCodes>
           </o:OLEObject>
         </w:object>
@@ -2725,9 +2742,9 @@
       <w:r>
         <w:object w:dxaOrig="95" w:dyaOrig="82" w14:anchorId="1A63A369">
           <v:shape id="_x0000_i1054" type="#_x0000_t75" style="width:7.75pt;height:7.2pt" o:ole="">
-            <v:imagedata r:id="rId34" o:title=""/>
-          </v:shape>
-          <o:OLEObject Type="Embed" ProgID="VisualTeX.Formula.1" ShapeID="_x0000_i1054" DrawAspect="Content" ObjectID="_1847697482" r:id="rId58">
+            <v:imagedata r:id="rId33" o:title=""/>
+          </v:shape>
+          <o:OLEObject Type="Embed" ProgID="VisualTeX.Formula.1" ShapeID="_x0000_i1054" DrawAspect="Content" ObjectID="_1847697969" r:id="rId57">
             <o:FieldCodes>\s</o:FieldCodes>
           </o:OLEObject>
         </w:object>
@@ -2741,9 +2758,9 @@
       <w:r>
         <w:object w:dxaOrig="78" w:dyaOrig="123" w14:anchorId="7C26BFB5">
           <v:shape id="_x0000_i1055" type="#_x0000_t75" style="width:6.65pt;height:9.95pt" o:ole="">
-            <v:imagedata r:id="rId27" o:title=""/>
-          </v:shape>
-          <o:OLEObject Type="Embed" ProgID="VisualTeX.Formula.1" ShapeID="_x0000_i1055" DrawAspect="Content" ObjectID="_1847697483" r:id="rId59">
+            <v:imagedata r:id="rId26" o:title=""/>
+          </v:shape>
+          <o:OLEObject Type="Embed" ProgID="VisualTeX.Formula.1" ShapeID="_x0000_i1055" DrawAspect="Content" ObjectID="_1847697970" r:id="rId58">
             <o:FieldCodes>\s</o:FieldCodes>
           </o:OLEObject>
         </w:object>
@@ -2816,9 +2833,9 @@
         </w:rPr>
         <w:object w:dxaOrig="875" w:dyaOrig="171" w14:anchorId="2ABBFF2F">
           <v:shape id="_x0000_i1056" type="#_x0000_t75" style="width:66.45pt;height:13.3pt" o:ole="">
-            <v:imagedata r:id="rId60" o:title=""/>
-          </v:shape>
-          <o:OLEObject Type="Embed" ProgID="VisualTeX.Formula.1" ShapeID="_x0000_i1056" DrawAspect="Content" ObjectID="_1847697484" r:id="rId61">
+            <v:imagedata r:id="rId59" o:title=""/>
+          </v:shape>
+          <o:OLEObject Type="Embed" ProgID="VisualTeX.Formula.1" ShapeID="_x0000_i1056" DrawAspect="Content" ObjectID="_1847697971" r:id="rId60">
             <o:FieldCodes>\s</o:FieldCodes>
           </o:OLEObject>
         </w:object>
@@ -2914,9 +2931,9 @@
         </w:rPr>
         <w:object w:dxaOrig="378" w:dyaOrig="134" w14:anchorId="5E95FA6E">
           <v:shape id="_x0000_i1057" type="#_x0000_t75" style="width:28.8pt;height:10.5pt" o:ole="">
-            <v:imagedata r:id="rId62" o:title=""/>
-          </v:shape>
-          <o:OLEObject Type="Embed" ProgID="VisualTeX.Formula.1" ShapeID="_x0000_i1057" DrawAspect="Content" ObjectID="_1847697485" r:id="rId63">
+            <v:imagedata r:id="rId61" o:title=""/>
+          </v:shape>
+          <o:OLEObject Type="Embed" ProgID="VisualTeX.Formula.1" ShapeID="_x0000_i1057" DrawAspect="Content" ObjectID="_1847697972" r:id="rId62">
             <o:FieldCodes>\s</o:FieldCodes>
           </o:OLEObject>
         </w:object>
@@ -2978,9 +2995,9 @@
         </w:rPr>
         <w:object w:dxaOrig="214" w:dyaOrig="129" w14:anchorId="601962BE">
           <v:shape id="_x0000_i1058" type="#_x0000_t75" style="width:17.15pt;height:10.5pt" o:ole="">
-            <v:imagedata r:id="rId64" o:title=""/>
-          </v:shape>
-          <o:OLEObject Type="Embed" ProgID="VisualTeX.Formula.1" ShapeID="_x0000_i1058" DrawAspect="Content" ObjectID="_1847697486" r:id="rId65">
+            <v:imagedata r:id="rId63" o:title=""/>
+          </v:shape>
+          <o:OLEObject Type="Embed" ProgID="VisualTeX.Formula.1" ShapeID="_x0000_i1058" DrawAspect="Content" ObjectID="_1847697973" r:id="rId64">
             <o:FieldCodes>\s</o:FieldCodes>
           </o:OLEObject>
         </w:object>
@@ -3012,9 +3029,9 @@
         </w:rPr>
         <w:object w:dxaOrig="214" w:dyaOrig="129" w14:anchorId="789D06C2">
           <v:shape id="_x0000_i1059" type="#_x0000_t75" style="width:17.15pt;height:10.5pt" o:ole="">
-            <v:imagedata r:id="rId66" o:title=""/>
-          </v:shape>
-          <o:OLEObject Type="Embed" ProgID="VisualTeX.Formula.1" ShapeID="_x0000_i1059" DrawAspect="Content" ObjectID="_1847697487" r:id="rId67">
+            <v:imagedata r:id="rId65" o:title=""/>
+          </v:shape>
+          <o:OLEObject Type="Embed" ProgID="VisualTeX.Formula.1" ShapeID="_x0000_i1059" DrawAspect="Content" ObjectID="_1847697974" r:id="rId66">
             <o:FieldCodes>\s</o:FieldCodes>
           </o:OLEObject>
         </w:object>
@@ -3067,9 +3084,9 @@
       <w:r>
         <w:object w:dxaOrig="126" w:dyaOrig="123" w14:anchorId="25837F4F">
           <v:shape id="_x0000_i1060" type="#_x0000_t75" style="width:9.95pt;height:9.95pt" o:ole="">
-            <v:imagedata r:id="rId68" o:title=""/>
-          </v:shape>
-          <o:OLEObject Type="Embed" ProgID="VisualTeX.Formula.1" ShapeID="_x0000_i1060" DrawAspect="Content" ObjectID="_1847697488" r:id="rId69">
+            <v:imagedata r:id="rId67" o:title=""/>
+          </v:shape>
+          <o:OLEObject Type="Embed" ProgID="VisualTeX.Formula.1" ShapeID="_x0000_i1060" DrawAspect="Content" ObjectID="_1847697975" r:id="rId68">
             <o:FieldCodes>\s</o:FieldCodes>
           </o:OLEObject>
         </w:object>
@@ -3095,9 +3112,9 @@
       <w:r>
         <w:object w:dxaOrig="117" w:dyaOrig="119" w14:anchorId="4460AEF8">
           <v:shape id="_x0000_i1061" type="#_x0000_t75" style="width:9.4pt;height:9.4pt" o:ole="">
-            <v:imagedata r:id="rId70" o:title=""/>
-          </v:shape>
-          <o:OLEObject Type="Embed" ProgID="VisualTeX.Formula.1" ShapeID="_x0000_i1061" DrawAspect="Content" ObjectID="_1847697489" r:id="rId71">
+            <v:imagedata r:id="rId69" o:title=""/>
+          </v:shape>
+          <o:OLEObject Type="Embed" ProgID="VisualTeX.Formula.1" ShapeID="_x0000_i1061" DrawAspect="Content" ObjectID="_1847697976" r:id="rId70">
             <o:FieldCodes>\s</o:FieldCodes>
           </o:OLEObject>
         </w:object>
@@ -3127,9 +3144,9 @@
       <w:r>
         <w:object w:dxaOrig="214" w:dyaOrig="129" w14:anchorId="25CA7CAF">
           <v:shape id="_x0000_i1062" type="#_x0000_t75" style="width:17.15pt;height:10.5pt" o:ole="">
-            <v:imagedata r:id="rId64" o:title=""/>
-          </v:shape>
-          <o:OLEObject Type="Embed" ProgID="VisualTeX.Formula.1" ShapeID="_x0000_i1062" DrawAspect="Content" ObjectID="_1847697490" r:id="rId72">
+            <v:imagedata r:id="rId63" o:title=""/>
+          </v:shape>
+          <o:OLEObject Type="Embed" ProgID="VisualTeX.Formula.1" ShapeID="_x0000_i1062" DrawAspect="Content" ObjectID="_1847697977" r:id="rId71">
             <o:FieldCodes>\s</o:FieldCodes>
           </o:OLEObject>
         </w:object>
@@ -3146,9 +3163,9 @@
       <w:r>
         <w:object w:dxaOrig="214" w:dyaOrig="129" w14:anchorId="17F9D309">
           <v:shape id="_x0000_i1063" type="#_x0000_t75" style="width:17.15pt;height:10.5pt" o:ole="">
-            <v:imagedata r:id="rId66" o:title=""/>
-          </v:shape>
-          <o:OLEObject Type="Embed" ProgID="VisualTeX.Formula.1" ShapeID="_x0000_i1063" DrawAspect="Content" ObjectID="_1847697491" r:id="rId73">
+            <v:imagedata r:id="rId65" o:title=""/>
+          </v:shape>
+          <o:OLEObject Type="Embed" ProgID="VisualTeX.Formula.1" ShapeID="_x0000_i1063" DrawAspect="Content" ObjectID="_1847697978" r:id="rId72">
             <o:FieldCodes>\s</o:FieldCodes>
           </o:OLEObject>
         </w:object>
@@ -3231,9 +3248,9 @@
         </w:rPr>
         <w:object w:dxaOrig="214" w:dyaOrig="129" w14:anchorId="3740A006">
           <v:shape id="_x0000_i1064" type="#_x0000_t75" style="width:17.15pt;height:10.5pt" o:ole="">
-            <v:imagedata r:id="rId64" o:title=""/>
-          </v:shape>
-          <o:OLEObject Type="Embed" ProgID="VisualTeX.Formula.1" ShapeID="_x0000_i1064" DrawAspect="Content" ObjectID="_1847697492" r:id="rId74">
+            <v:imagedata r:id="rId63" o:title=""/>
+          </v:shape>
+          <o:OLEObject Type="Embed" ProgID="VisualTeX.Formula.1" ShapeID="_x0000_i1064" DrawAspect="Content" ObjectID="_1847697979" r:id="rId73">
             <o:FieldCodes>\s</o:FieldCodes>
           </o:OLEObject>
         </w:object>
@@ -3253,9 +3270,9 @@
       <w:r>
         <w:object w:dxaOrig="251" w:dyaOrig="121" w14:anchorId="488BF4C4">
           <v:shape id="_x0000_i1065" type="#_x0000_t75" style="width:18.85pt;height:9.95pt" o:ole="">
-            <v:imagedata r:id="rId75" o:title=""/>
-          </v:shape>
-          <o:OLEObject Type="Embed" ProgID="VisualTeX.Formula.1" ShapeID="_x0000_i1065" DrawAspect="Content" ObjectID="_1847697493" r:id="rId76">
+            <v:imagedata r:id="rId74" o:title=""/>
+          </v:shape>
+          <o:OLEObject Type="Embed" ProgID="VisualTeX.Formula.1" ShapeID="_x0000_i1065" DrawAspect="Content" ObjectID="_1847697980" r:id="rId75">
             <o:FieldCodes>\s</o:FieldCodes>
           </o:OLEObject>
         </w:object>
@@ -3288,9 +3305,9 @@
         </w:rPr>
         <w:object w:dxaOrig="375" w:dyaOrig="129" w14:anchorId="06D84FFB">
           <v:shape id="_x0000_i1066" type="#_x0000_t75" style="width:28.8pt;height:10.5pt" o:ole="">
-            <v:imagedata r:id="rId77" o:title=""/>
-          </v:shape>
-          <o:OLEObject Type="Embed" ProgID="VisualTeX.Formula.1" ShapeID="_x0000_i1066" DrawAspect="Content" ObjectID="_1847697494" r:id="rId78">
+            <v:imagedata r:id="rId76" o:title=""/>
+          </v:shape>
+          <o:OLEObject Type="Embed" ProgID="VisualTeX.Formula.1" ShapeID="_x0000_i1066" DrawAspect="Content" ObjectID="_1847697981" r:id="rId77">
             <o:FieldCodes>\s</o:FieldCodes>
           </o:OLEObject>
         </w:object>
@@ -3323,9 +3340,9 @@
       <w:r>
         <w:object w:dxaOrig="250" w:dyaOrig="122" w14:anchorId="2617340F">
           <v:shape id="_x0000_i1067" type="#_x0000_t75" style="width:18.85pt;height:9.95pt" o:ole="">
-            <v:imagedata r:id="rId79" o:title=""/>
-          </v:shape>
-          <o:OLEObject Type="Embed" ProgID="VisualTeX.Formula.1" ShapeID="_x0000_i1067" DrawAspect="Content" ObjectID="_1847697495" r:id="rId80">
+            <v:imagedata r:id="rId78" o:title=""/>
+          </v:shape>
+          <o:OLEObject Type="Embed" ProgID="VisualTeX.Formula.1" ShapeID="_x0000_i1067" DrawAspect="Content" ObjectID="_1847697982" r:id="rId79">
             <o:FieldCodes>\s</o:FieldCodes>
           </o:OLEObject>
         </w:object>
@@ -3444,9 +3461,9 @@
         </w:rPr>
         <w:object w:dxaOrig="383" w:dyaOrig="120" w14:anchorId="36807749">
           <v:shape id="_x0000_i1068" type="#_x0000_t75" style="width:28.25pt;height:9.95pt" o:ole="">
-            <v:imagedata r:id="rId81" o:title=""/>
-          </v:shape>
-          <o:OLEObject Type="Embed" ProgID="VisualTeX.Formula.1" ShapeID="_x0000_i1068" DrawAspect="Content" ObjectID="_1847697496" r:id="rId82">
+            <v:imagedata r:id="rId80" o:title=""/>
+          </v:shape>
+          <o:OLEObject Type="Embed" ProgID="VisualTeX.Formula.1" ShapeID="_x0000_i1068" DrawAspect="Content" ObjectID="_1847697983" r:id="rId81">
             <o:FieldCodes>\s</o:FieldCodes>
           </o:OLEObject>
         </w:object>
@@ -3500,9 +3517,9 @@
         </w:rPr>
         <w:object w:dxaOrig="1445" w:dyaOrig="177" w14:anchorId="7A30B8CE">
           <v:shape id="_x0000_i1069" type="#_x0000_t75" style="width:110.2pt;height:14.4pt" o:ole="">
-            <v:imagedata r:id="rId83" o:title=""/>
-          </v:shape>
-          <o:OLEObject Type="Embed" ProgID="VisualTeX.Formula.1" ShapeID="_x0000_i1069" DrawAspect="Content" ObjectID="_1847697497" r:id="rId84">
+            <v:imagedata r:id="rId82" o:title=""/>
+          </v:shape>
+          <o:OLEObject Type="Embed" ProgID="VisualTeX.Formula.1" ShapeID="_x0000_i1069" DrawAspect="Content" ObjectID="_1847697984" r:id="rId83">
             <o:FieldCodes>\s</o:FieldCodes>
           </o:OLEObject>
         </w:object>
@@ -3557,9 +3574,9 @@
         </w:rPr>
         <w:object w:dxaOrig="1366" w:dyaOrig="183" w14:anchorId="3AE3DC85">
           <v:shape id="_x0000_i1070" type="#_x0000_t75" style="width:106.35pt;height:14.95pt" o:ole="">
-            <v:imagedata r:id="rId85" o:title=""/>
-          </v:shape>
-          <o:OLEObject Type="Embed" ProgID="VisualTeX.Formula.1" ShapeID="_x0000_i1070" DrawAspect="Content" ObjectID="_1847697498" r:id="rId86">
+            <v:imagedata r:id="rId84" o:title=""/>
+          </v:shape>
+          <o:OLEObject Type="Embed" ProgID="VisualTeX.Formula.1" ShapeID="_x0000_i1070" DrawAspect="Content" ObjectID="_1847697985" r:id="rId85">
             <o:FieldCodes>\s</o:FieldCodes>
           </o:OLEObject>
         </w:object>
@@ -3689,9 +3706,9 @@
         </w:rPr>
         <w:object w:dxaOrig="653" w:dyaOrig="134" w14:anchorId="0AA01427">
           <v:shape id="_x0000_i1071" type="#_x0000_t75" style="width:49.3pt;height:11.1pt" o:ole="">
-            <v:imagedata r:id="rId87" o:title=""/>
-          </v:shape>
-          <o:OLEObject Type="Embed" ProgID="VisualTeX.Formula.1" ShapeID="_x0000_i1071" DrawAspect="Content" ObjectID="_1847697499" r:id="rId88">
+            <v:imagedata r:id="rId86" o:title=""/>
+          </v:shape>
+          <o:OLEObject Type="Embed" ProgID="VisualTeX.Formula.1" ShapeID="_x0000_i1071" DrawAspect="Content" ObjectID="_1847697986" r:id="rId87">
             <o:FieldCodes>\s</o:FieldCodes>
           </o:OLEObject>
         </w:object>
@@ -3731,9 +3748,9 @@
       <w:r>
         <w:object w:dxaOrig="95" w:dyaOrig="82" w14:anchorId="7308B8B7">
           <v:shape id="_x0000_i1072" type="#_x0000_t75" style="width:7.75pt;height:7.2pt" o:ole="">
-            <v:imagedata r:id="rId34" o:title=""/>
-          </v:shape>
-          <o:OLEObject Type="Embed" ProgID="VisualTeX.Formula.1" ShapeID="_x0000_i1072" DrawAspect="Content" ObjectID="_1847697500" r:id="rId89">
+            <v:imagedata r:id="rId33" o:title=""/>
+          </v:shape>
+          <o:OLEObject Type="Embed" ProgID="VisualTeX.Formula.1" ShapeID="_x0000_i1072" DrawAspect="Content" ObjectID="_1847697987" r:id="rId88">
             <o:FieldCodes>\s</o:FieldCodes>
           </o:OLEObject>
         </w:object>
@@ -3747,9 +3764,9 @@
       <w:r>
         <w:object w:dxaOrig="78" w:dyaOrig="123" w14:anchorId="30A33819">
           <v:shape id="_x0000_i1073" type="#_x0000_t75" style="width:6.65pt;height:9.95pt" o:ole="">
-            <v:imagedata r:id="rId27" o:title=""/>
-          </v:shape>
-          <o:OLEObject Type="Embed" ProgID="VisualTeX.Formula.1" ShapeID="_x0000_i1073" DrawAspect="Content" ObjectID="_1847697501" r:id="rId90">
+            <v:imagedata r:id="rId26" o:title=""/>
+          </v:shape>
+          <o:OLEObject Type="Embed" ProgID="VisualTeX.Formula.1" ShapeID="_x0000_i1073" DrawAspect="Content" ObjectID="_1847697988" r:id="rId89">
             <o:FieldCodes>\s</o:FieldCodes>
           </o:OLEObject>
         </w:object>
@@ -4199,9 +4216,9 @@
       <w:r>
         <w:object w:dxaOrig="669" w:dyaOrig="130" w14:anchorId="61D72464">
           <v:shape id="_x0000_i1074" type="#_x0000_t75" style="width:50.95pt;height:10.5pt" o:ole="">
-            <v:imagedata r:id="rId91" o:title=""/>
-          </v:shape>
-          <o:OLEObject Type="Embed" ProgID="VisualTeX.Formula.1" ShapeID="_x0000_i1074" DrawAspect="Content" ObjectID="_1847697502" r:id="rId92">
+            <v:imagedata r:id="rId90" o:title=""/>
+          </v:shape>
+          <o:OLEObject Type="Embed" ProgID="VisualTeX.Formula.1" ShapeID="_x0000_i1074" DrawAspect="Content" ObjectID="_1847697989" r:id="rId91">
             <o:FieldCodes>\s</o:FieldCodes>
           </o:OLEObject>
         </w:object>
@@ -4229,9 +4246,9 @@
       <w:r>
         <w:object w:dxaOrig="1700" w:dyaOrig="171" w14:anchorId="7DC006B5">
           <v:shape id="_x0000_i1075" type="#_x0000_t75" style="width:130.7pt;height:13.3pt" o:ole="">
-            <v:imagedata r:id="rId93" o:title=""/>
-          </v:shape>
-          <o:OLEObject Type="Embed" ProgID="VisualTeX.Formula.1" ShapeID="_x0000_i1075" DrawAspect="Content" ObjectID="_1847697503" r:id="rId94">
+            <v:imagedata r:id="rId92" o:title=""/>
+          </v:shape>
+          <o:OLEObject Type="Embed" ProgID="VisualTeX.Formula.1" ShapeID="_x0000_i1075" DrawAspect="Content" ObjectID="_1847697990" r:id="rId93">
             <o:FieldCodes>\s</o:FieldCodes>
           </o:OLEObject>
         </w:object>
@@ -4284,9 +4301,9 @@
       <w:r>
         <w:object w:dxaOrig="922" w:dyaOrig="134" w14:anchorId="14CF0B9E">
           <v:shape id="_x0000_i1076" type="#_x0000_t75" style="width:69.8pt;height:11.1pt" o:ole="">
-            <v:imagedata r:id="rId95" o:title=""/>
-          </v:shape>
-          <o:OLEObject Type="Embed" ProgID="VisualTeX.Formula.1" ShapeID="_x0000_i1076" DrawAspect="Content" ObjectID="_1847697504" r:id="rId96">
+            <v:imagedata r:id="rId94" o:title=""/>
+          </v:shape>
+          <o:OLEObject Type="Embed" ProgID="VisualTeX.Formula.1" ShapeID="_x0000_i1076" DrawAspect="Content" ObjectID="_1847697991" r:id="rId95">
             <o:FieldCodes>\s</o:FieldCodes>
           </o:OLEObject>
         </w:object>
@@ -4332,9 +4349,9 @@
       <w:r>
         <w:object w:dxaOrig="95" w:dyaOrig="82" w14:anchorId="317D9A15">
           <v:shape id="_x0000_i1077" type="#_x0000_t75" style="width:7.75pt;height:7.2pt" o:ole="">
-            <v:imagedata r:id="rId34" o:title=""/>
-          </v:shape>
-          <o:OLEObject Type="Embed" ProgID="VisualTeX.Formula.1" ShapeID="_x0000_i1077" DrawAspect="Content" ObjectID="_1847697505" r:id="rId97">
+            <v:imagedata r:id="rId33" o:title=""/>
+          </v:shape>
+          <o:OLEObject Type="Embed" ProgID="VisualTeX.Formula.1" ShapeID="_x0000_i1077" DrawAspect="Content" ObjectID="_1847697992" r:id="rId96">
             <o:FieldCodes>\s</o:FieldCodes>
           </o:OLEObject>
         </w:object>
@@ -4354,9 +4371,9 @@
         </w:rPr>
         <w:object w:dxaOrig="924" w:dyaOrig="171" w14:anchorId="6F733C15">
           <v:shape id="_x0000_i1078" type="#_x0000_t75" style="width:70.9pt;height:13.3pt" o:ole="">
-            <v:imagedata r:id="rId98" o:title=""/>
-          </v:shape>
-          <o:OLEObject Type="Embed" ProgID="VisualTeX.Formula.1" ShapeID="_x0000_i1078" DrawAspect="Content" ObjectID="_1847697506" r:id="rId99">
+            <v:imagedata r:id="rId97" o:title=""/>
+          </v:shape>
+          <o:OLEObject Type="Embed" ProgID="VisualTeX.Formula.1" ShapeID="_x0000_i1078" DrawAspect="Content" ObjectID="_1847697993" r:id="rId98">
             <o:FieldCodes>\s</o:FieldCodes>
           </o:OLEObject>
         </w:object>
@@ -4441,9 +4458,9 @@
         </w:rPr>
         <w:object w:dxaOrig="908" w:dyaOrig="171" w14:anchorId="36E813F2">
           <v:shape id="_x0000_i1079" type="#_x0000_t75" style="width:69.25pt;height:13.3pt" o:ole="">
-            <v:imagedata r:id="rId100" o:title=""/>
-          </v:shape>
-          <o:OLEObject Type="Embed" ProgID="VisualTeX.Formula.1" ShapeID="_x0000_i1079" DrawAspect="Content" ObjectID="_1847697507" r:id="rId101">
+            <v:imagedata r:id="rId99" o:title=""/>
+          </v:shape>
+          <o:OLEObject Type="Embed" ProgID="VisualTeX.Formula.1" ShapeID="_x0000_i1079" DrawAspect="Content" ObjectID="_1847697994" r:id="rId100">
             <o:FieldCodes>\s</o:FieldCodes>
           </o:OLEObject>
         </w:object>
@@ -4482,9 +4499,9 @@
       <w:r>
         <w:object w:dxaOrig="95" w:dyaOrig="82" w14:anchorId="43FE6FE2">
           <v:shape id="_x0000_i1080" type="#_x0000_t75" style="width:7.75pt;height:7.2pt" o:ole="">
-            <v:imagedata r:id="rId34" o:title=""/>
-          </v:shape>
-          <o:OLEObject Type="Embed" ProgID="VisualTeX.Formula.1" ShapeID="_x0000_i1080" DrawAspect="Content" ObjectID="_1847697508" r:id="rId102">
+            <v:imagedata r:id="rId33" o:title=""/>
+          </v:shape>
+          <o:OLEObject Type="Embed" ProgID="VisualTeX.Formula.1" ShapeID="_x0000_i1080" DrawAspect="Content" ObjectID="_1847697995" r:id="rId101">
             <o:FieldCodes>\s</o:FieldCodes>
           </o:OLEObject>
         </w:object>
@@ -4504,9 +4521,9 @@
         </w:rPr>
         <w:object w:dxaOrig="1545" w:dyaOrig="171" w14:anchorId="5100327B">
           <v:shape id="_x0000_i1081" type="#_x0000_t75" style="width:116.3pt;height:13.3pt" o:ole="">
-            <v:imagedata r:id="rId103" o:title=""/>
-          </v:shape>
-          <o:OLEObject Type="Embed" ProgID="VisualTeX.Formula.1" ShapeID="_x0000_i1081" DrawAspect="Content" ObjectID="_1847697509" r:id="rId104">
+            <v:imagedata r:id="rId102" o:title=""/>
+          </v:shape>
+          <o:OLEObject Type="Embed" ProgID="VisualTeX.Formula.1" ShapeID="_x0000_i1081" DrawAspect="Content" ObjectID="_1847697996" r:id="rId103">
             <o:FieldCodes>\s</o:FieldCodes>
           </o:OLEObject>
         </w:object>
@@ -4628,9 +4645,9 @@
       <w:r>
         <w:object w:dxaOrig="95" w:dyaOrig="82" w14:anchorId="39A5BDD3">
           <v:shape id="_x0000_i1082" type="#_x0000_t75" style="width:7.75pt;height:7.2pt" o:ole="">
-            <v:imagedata r:id="rId34" o:title=""/>
-          </v:shape>
-          <o:OLEObject Type="Embed" ProgID="VisualTeX.Formula.1" ShapeID="_x0000_i1082" DrawAspect="Content" ObjectID="_1847697510" r:id="rId105">
+            <v:imagedata r:id="rId33" o:title=""/>
+          </v:shape>
+          <o:OLEObject Type="Embed" ProgID="VisualTeX.Formula.1" ShapeID="_x0000_i1082" DrawAspect="Content" ObjectID="_1847697997" r:id="rId104">
             <o:FieldCodes>\s</o:FieldCodes>
           </o:OLEObject>
         </w:object>
@@ -4650,9 +4667,9 @@
         </w:rPr>
         <w:object w:dxaOrig="918" w:dyaOrig="171" w14:anchorId="5D4185DE">
           <v:shape id="_x0000_i1083" type="#_x0000_t75" style="width:69.25pt;height:13.3pt" o:ole="">
-            <v:imagedata r:id="rId106" o:title=""/>
-          </v:shape>
-          <o:OLEObject Type="Embed" ProgID="VisualTeX.Formula.1" ShapeID="_x0000_i1083" DrawAspect="Content" ObjectID="_1847697511" r:id="rId107">
+            <v:imagedata r:id="rId105" o:title=""/>
+          </v:shape>
+          <o:OLEObject Type="Embed" ProgID="VisualTeX.Formula.1" ShapeID="_x0000_i1083" DrawAspect="Content" ObjectID="_1847697998" r:id="rId106">
             <o:FieldCodes>\s</o:FieldCodes>
           </o:OLEObject>
         </w:object>
@@ -4890,9 +4907,9 @@
       <w:r>
         <w:object w:dxaOrig="95" w:dyaOrig="82" w14:anchorId="3285ED70">
           <v:shape id="_x0000_i1084" type="#_x0000_t75" style="width:7.75pt;height:7.2pt" o:ole="">
-            <v:imagedata r:id="rId34" o:title=""/>
-          </v:shape>
-          <o:OLEObject Type="Embed" ProgID="VisualTeX.Formula.1" ShapeID="_x0000_i1084" DrawAspect="Content" ObjectID="_1847697512" r:id="rId108">
+            <v:imagedata r:id="rId33" o:title=""/>
+          </v:shape>
+          <o:OLEObject Type="Embed" ProgID="VisualTeX.Formula.1" ShapeID="_x0000_i1084" DrawAspect="Content" ObjectID="_1847697999" r:id="rId107">
             <o:FieldCodes>\s</o:FieldCodes>
           </o:OLEObject>
         </w:object>
@@ -5003,9 +5020,9 @@
         </w:rPr>
         <w:object w:dxaOrig="918" w:dyaOrig="171" w14:anchorId="7C3B775F">
           <v:shape id="_x0000_i1085" type="#_x0000_t75" style="width:69.25pt;height:13.3pt" o:ole="">
-            <v:imagedata r:id="rId106" o:title=""/>
-          </v:shape>
-          <o:OLEObject Type="Embed" ProgID="VisualTeX.Formula.1" ShapeID="_x0000_i1085" DrawAspect="Content" ObjectID="_1847697513" r:id="rId109">
+            <v:imagedata r:id="rId105" o:title=""/>
+          </v:shape>
+          <o:OLEObject Type="Embed" ProgID="VisualTeX.Formula.1" ShapeID="_x0000_i1085" DrawAspect="Content" ObjectID="_1847698000" r:id="rId108">
             <o:FieldCodes>\s</o:FieldCodes>
           </o:OLEObject>
         </w:object>
@@ -5035,9 +5052,9 @@
         </w:rPr>
         <w:object w:dxaOrig="1420" w:dyaOrig="171" w14:anchorId="48087D37">
           <v:shape id="_x0000_i1086" type="#_x0000_t75" style="width:106.9pt;height:13.3pt" o:ole="">
-            <v:imagedata r:id="rId110" o:title=""/>
-          </v:shape>
-          <o:OLEObject Type="Embed" ProgID="VisualTeX.Formula.1" ShapeID="_x0000_i1086" DrawAspect="Content" ObjectID="_1847697514" r:id="rId111">
+            <v:imagedata r:id="rId109" o:title=""/>
+          </v:shape>
+          <o:OLEObject Type="Embed" ProgID="VisualTeX.Formula.1" ShapeID="_x0000_i1086" DrawAspect="Content" ObjectID="_1847698001" r:id="rId110">
             <o:FieldCodes>\s</o:FieldCodes>
           </o:OLEObject>
         </w:object>
@@ -5083,9 +5100,9 @@
       <w:r>
         <w:object w:dxaOrig="95" w:dyaOrig="82" w14:anchorId="3CB523A7">
           <v:shape id="_x0000_i1087" type="#_x0000_t75" style="width:7.75pt;height:7.2pt" o:ole="">
-            <v:imagedata r:id="rId34" o:title=""/>
-          </v:shape>
-          <o:OLEObject Type="Embed" ProgID="VisualTeX.Formula.1" ShapeID="_x0000_i1087" DrawAspect="Content" ObjectID="_1847697515" r:id="rId112">
+            <v:imagedata r:id="rId33" o:title=""/>
+          </v:shape>
+          <o:OLEObject Type="Embed" ProgID="VisualTeX.Formula.1" ShapeID="_x0000_i1087" DrawAspect="Content" ObjectID="_1847698002" r:id="rId111">
             <o:FieldCodes>\s</o:FieldCodes>
           </o:OLEObject>
         </w:object>
@@ -5099,9 +5116,9 @@
       <w:r>
         <w:object w:dxaOrig="78" w:dyaOrig="123" w14:anchorId="0C25A080">
           <v:shape id="_x0000_i1088" type="#_x0000_t75" style="width:6.65pt;height:9.95pt" o:ole="">
-            <v:imagedata r:id="rId27" o:title=""/>
-          </v:shape>
-          <o:OLEObject Type="Embed" ProgID="VisualTeX.Formula.1" ShapeID="_x0000_i1088" DrawAspect="Content" ObjectID="_1847697516" r:id="rId113">
+            <v:imagedata r:id="rId26" o:title=""/>
+          </v:shape>
+          <o:OLEObject Type="Embed" ProgID="VisualTeX.Formula.1" ShapeID="_x0000_i1088" DrawAspect="Content" ObjectID="_1847698003" r:id="rId112">
             <o:FieldCodes>\s</o:FieldCodes>
           </o:OLEObject>
         </w:object>
@@ -5200,9 +5217,9 @@
       <w:r>
         <w:object w:dxaOrig="3091" w:dyaOrig="1183" w14:anchorId="04805606">
           <v:shape id="_x0000_i1089" type="#_x0000_t75" style="width:232.6pt;height:89.7pt" o:ole="">
-            <v:imagedata r:id="rId114" o:title=""/>
-          </v:shape>
-          <o:OLEObject Type="Embed" ProgID="VisualTeX.Formula.1" ShapeID="_x0000_i1089" DrawAspect="Content" ObjectID="_1847697517" r:id="rId115">
+            <v:imagedata r:id="rId113" o:title=""/>
+          </v:shape>
+          <o:OLEObject Type="Embed" ProgID="VisualTeX.Formula.1" ShapeID="_x0000_i1089" DrawAspect="Content" ObjectID="_1847698004" r:id="rId114">
             <o:FieldCodes>\s</o:FieldCodes>
           </o:OLEObject>
         </w:object>
@@ -5255,9 +5272,9 @@
         </w:rPr>
         <w:object w:dxaOrig="378" w:dyaOrig="134" w14:anchorId="7A1F1777">
           <v:shape id="_x0000_i1090" type="#_x0000_t75" style="width:28.8pt;height:10.5pt" o:ole="">
-            <v:imagedata r:id="rId62" o:title=""/>
-          </v:shape>
-          <o:OLEObject Type="Embed" ProgID="VisualTeX.Formula.1" ShapeID="_x0000_i1090" DrawAspect="Content" ObjectID="_1847697518" r:id="rId116">
+            <v:imagedata r:id="rId61" o:title=""/>
+          </v:shape>
+          <o:OLEObject Type="Embed" ProgID="VisualTeX.Formula.1" ShapeID="_x0000_i1090" DrawAspect="Content" ObjectID="_1847698005" r:id="rId115">
             <o:FieldCodes>\s</o:FieldCodes>
           </o:OLEObject>
         </w:object>
@@ -5322,9 +5339,9 @@
         </w:rPr>
         <w:object w:dxaOrig="917" w:dyaOrig="170" w14:anchorId="1A76B5E6">
           <v:shape id="_x0000_i1091" type="#_x0000_t75" style="width:69.8pt;height:13.3pt" o:ole="">
-            <v:imagedata r:id="rId117" o:title=""/>
-          </v:shape>
-          <o:OLEObject Type="Embed" ProgID="VisualTeX.Formula.1" ShapeID="_x0000_i1091" DrawAspect="Content" ObjectID="_1847697519" r:id="rId118">
+            <v:imagedata r:id="rId116" o:title=""/>
+          </v:shape>
+          <o:OLEObject Type="Embed" ProgID="VisualTeX.Formula.1" ShapeID="_x0000_i1091" DrawAspect="Content" ObjectID="_1847698006" r:id="rId117">
             <o:FieldCodes>\s</o:FieldCodes>
           </o:OLEObject>
         </w:object>
@@ -5367,9 +5384,9 @@
         </w:rPr>
         <w:object w:dxaOrig="1419" w:dyaOrig="170" w14:anchorId="2C8649DD">
           <v:shape id="_x0000_i1092" type="#_x0000_t75" style="width:106.9pt;height:13.3pt" o:ole="">
-            <v:imagedata r:id="rId119" o:title=""/>
-          </v:shape>
-          <o:OLEObject Type="Embed" ProgID="VisualTeX.Formula.1" ShapeID="_x0000_i1092" DrawAspect="Content" ObjectID="_1847697520" r:id="rId120">
+            <v:imagedata r:id="rId118" o:title=""/>
+          </v:shape>
+          <o:OLEObject Type="Embed" ProgID="VisualTeX.Formula.1" ShapeID="_x0000_i1092" DrawAspect="Content" ObjectID="_1847698007" r:id="rId119">
             <o:FieldCodes>\s</o:FieldCodes>
           </o:OLEObject>
         </w:object>
@@ -5441,9 +5458,9 @@
       <w:r>
         <w:object w:dxaOrig="95" w:dyaOrig="82" w14:anchorId="28E99E27">
           <v:shape id="_x0000_i1093" type="#_x0000_t75" style="width:7.75pt;height:7.2pt" o:ole="">
-            <v:imagedata r:id="rId34" o:title=""/>
-          </v:shape>
-          <o:OLEObject Type="Embed" ProgID="VisualTeX.Formula.1" ShapeID="_x0000_i1093" DrawAspect="Content" ObjectID="_1847697521" r:id="rId121">
+            <v:imagedata r:id="rId33" o:title=""/>
+          </v:shape>
+          <o:OLEObject Type="Embed" ProgID="VisualTeX.Formula.1" ShapeID="_x0000_i1093" DrawAspect="Content" ObjectID="_1847698008" r:id="rId120">
             <o:FieldCodes>\s</o:FieldCodes>
           </o:OLEObject>
         </w:object>
@@ -5457,9 +5474,9 @@
       <w:r>
         <w:object w:dxaOrig="78" w:dyaOrig="123" w14:anchorId="2564FCBC">
           <v:shape id="_x0000_i1094" type="#_x0000_t75" style="width:6.65pt;height:9.95pt" o:ole="">
-            <v:imagedata r:id="rId27" o:title=""/>
-          </v:shape>
-          <o:OLEObject Type="Embed" ProgID="VisualTeX.Formula.1" ShapeID="_x0000_i1094" DrawAspect="Content" ObjectID="_1847697522" r:id="rId122">
+            <v:imagedata r:id="rId26" o:title=""/>
+          </v:shape>
+          <o:OLEObject Type="Embed" ProgID="VisualTeX.Formula.1" ShapeID="_x0000_i1094" DrawAspect="Content" ObjectID="_1847698009" r:id="rId121">
             <o:FieldCodes>\s</o:FieldCodes>
           </o:OLEObject>
         </w:object>
@@ -5552,9 +5569,9 @@
       <w:r>
         <w:object w:dxaOrig="1322" w:dyaOrig="1183" w14:anchorId="1A4B1347">
           <v:shape id="_x0000_i1095" type="#_x0000_t75" style="width:100.25pt;height:89.7pt" o:ole="">
-            <v:imagedata r:id="rId123" o:title=""/>
-          </v:shape>
-          <o:OLEObject Type="Embed" ProgID="VisualTeX.Formula.1" ShapeID="_x0000_i1095" DrawAspect="Content" ObjectID="_1847697523" r:id="rId124">
+            <v:imagedata r:id="rId122" o:title=""/>
+          </v:shape>
+          <o:OLEObject Type="Embed" ProgID="VisualTeX.Formula.1" ShapeID="_x0000_i1095" DrawAspect="Content" ObjectID="_1847698010" r:id="rId123">
             <o:FieldCodes>\s</o:FieldCodes>
           </o:OLEObject>
         </w:object>
@@ -5577,9 +5594,9 @@
       <w:r>
         <w:object w:dxaOrig="378" w:dyaOrig="160" w14:anchorId="6863E274">
           <v:shape id="_x0000_i1096" type="#_x0000_t75" style="width:28.25pt;height:12.2pt" o:ole="">
-            <v:imagedata r:id="rId125" o:title=""/>
-          </v:shape>
-          <o:OLEObject Type="Embed" ProgID="VisualTeX.Formula.1" ShapeID="_x0000_i1096" DrawAspect="Content" ObjectID="_1847697524" r:id="rId126">
+            <v:imagedata r:id="rId124" o:title=""/>
+          </v:shape>
+          <o:OLEObject Type="Embed" ProgID="VisualTeX.Formula.1" ShapeID="_x0000_i1096" DrawAspect="Content" ObjectID="_1847698011" r:id="rId125">
             <o:FieldCodes>\s</o:FieldCodes>
           </o:OLEObject>
         </w:object>
@@ -5655,9 +5672,9 @@
         </w:rPr>
         <w:object w:dxaOrig="206" w:dyaOrig="124" w14:anchorId="59237E81">
           <v:shape id="_x0000_i1097" type="#_x0000_t75" style="width:15.5pt;height:9.4pt" o:ole="">
-            <v:imagedata r:id="rId127" o:title=""/>
-          </v:shape>
-          <o:OLEObject Type="Embed" ProgID="VisualTeX.Formula.1" ShapeID="_x0000_i1097" DrawAspect="Content" ObjectID="_1847697525" r:id="rId128">
+            <v:imagedata r:id="rId126" o:title=""/>
+          </v:shape>
+          <o:OLEObject Type="Embed" ProgID="VisualTeX.Formula.1" ShapeID="_x0000_i1097" DrawAspect="Content" ObjectID="_1847698012" r:id="rId127">
             <o:FieldCodes>\s</o:FieldCodes>
           </o:OLEObject>
         </w:object>
@@ -5719,9 +5736,9 @@
         </w:rPr>
         <w:object w:dxaOrig="206" w:dyaOrig="124" w14:anchorId="41B900C4">
           <v:shape id="_x0000_i1098" type="#_x0000_t75" style="width:15.5pt;height:9.4pt" o:ole="">
-            <v:imagedata r:id="rId127" o:title=""/>
-          </v:shape>
-          <o:OLEObject Type="Embed" ProgID="VisualTeX.Formula.1" ShapeID="_x0000_i1098" DrawAspect="Content" ObjectID="_1847697526" r:id="rId129">
+            <v:imagedata r:id="rId126" o:title=""/>
+          </v:shape>
+          <o:OLEObject Type="Embed" ProgID="VisualTeX.Formula.1" ShapeID="_x0000_i1098" DrawAspect="Content" ObjectID="_1847698013" r:id="rId128">
             <o:FieldCodes>\s</o:FieldCodes>
           </o:OLEObject>
         </w:object>
@@ -5814,9 +5831,9 @@
       <w:r>
         <w:object w:dxaOrig="95" w:dyaOrig="82" w14:anchorId="3EBE32D2">
           <v:shape id="_x0000_i1099" type="#_x0000_t75" style="width:7.75pt;height:7.2pt" o:ole="">
-            <v:imagedata r:id="rId34" o:title=""/>
-          </v:shape>
-          <o:OLEObject Type="Embed" ProgID="VisualTeX.Formula.1" ShapeID="_x0000_i1099" DrawAspect="Content" ObjectID="_1847697527" r:id="rId130">
+            <v:imagedata r:id="rId33" o:title=""/>
+          </v:shape>
+          <o:OLEObject Type="Embed" ProgID="VisualTeX.Formula.1" ShapeID="_x0000_i1099" DrawAspect="Content" ObjectID="_1847698014" r:id="rId129">
             <o:FieldCodes>\s</o:FieldCodes>
           </o:OLEObject>
         </w:object>
@@ -5830,9 +5847,9 @@
       <w:r>
         <w:object w:dxaOrig="78" w:dyaOrig="123" w14:anchorId="21B07829">
           <v:shape id="_x0000_i1100" type="#_x0000_t75" style="width:6.65pt;height:9.95pt" o:ole="">
-            <v:imagedata r:id="rId27" o:title=""/>
-          </v:shape>
-          <o:OLEObject Type="Embed" ProgID="VisualTeX.Formula.1" ShapeID="_x0000_i1100" DrawAspect="Content" ObjectID="_1847697528" r:id="rId131">
+            <v:imagedata r:id="rId26" o:title=""/>
+          </v:shape>
+          <o:OLEObject Type="Embed" ProgID="VisualTeX.Formula.1" ShapeID="_x0000_i1100" DrawAspect="Content" ObjectID="_1847698015" r:id="rId130">
             <o:FieldCodes>\s</o:FieldCodes>
           </o:OLEObject>
         </w:object>
@@ -5918,9 +5935,9 @@
         </w:rPr>
         <w:object w:dxaOrig="1695" w:dyaOrig="170" w14:anchorId="167B3B9C">
           <v:shape id="_x0000_i1101" type="#_x0000_t75" style="width:127.95pt;height:13.3pt" o:ole="">
-            <v:imagedata r:id="rId132" o:title=""/>
-          </v:shape>
-          <o:OLEObject Type="Embed" ProgID="VisualTeX.Formula.1" ShapeID="_x0000_i1101" DrawAspect="Content" ObjectID="_1847697529" r:id="rId133">
+            <v:imagedata r:id="rId131" o:title=""/>
+          </v:shape>
+          <o:OLEObject Type="Embed" ProgID="VisualTeX.Formula.1" ShapeID="_x0000_i1101" DrawAspect="Content" ObjectID="_1847698016" r:id="rId132">
             <o:FieldCodes>\s</o:FieldCodes>
           </o:OLEObject>
         </w:object>
@@ -5972,9 +5989,9 @@
       <w:r>
         <w:object w:dxaOrig="1820" w:dyaOrig="171" w14:anchorId="26141871">
           <v:shape id="_x0000_i1102" type="#_x0000_t75" style="width:136.8pt;height:13.3pt" o:ole="">
-            <v:imagedata r:id="rId134" o:title=""/>
-          </v:shape>
-          <o:OLEObject Type="Embed" ProgID="VisualTeX.Formula.1" ShapeID="_x0000_i1102" DrawAspect="Content" ObjectID="_1847697530" r:id="rId135">
+            <v:imagedata r:id="rId133" o:title=""/>
+          </v:shape>
+          <o:OLEObject Type="Embed" ProgID="VisualTeX.Formula.1" ShapeID="_x0000_i1102" DrawAspect="Content" ObjectID="_1847698017" r:id="rId134">
             <o:FieldCodes>\s</o:FieldCodes>
           </o:OLEObject>
         </w:object>
@@ -6014,9 +6031,9 @@
         </w:rPr>
         <w:object w:dxaOrig="359" w:dyaOrig="134" w14:anchorId="2EB96FF7">
           <v:shape id="_x0000_i1103" type="#_x0000_t75" style="width:27.7pt;height:11.1pt" o:ole="">
-            <v:imagedata r:id="rId136" o:title=""/>
-          </v:shape>
-          <o:OLEObject Type="Embed" ProgID="VisualTeX.Formula.1" ShapeID="_x0000_i1103" DrawAspect="Content" ObjectID="_1847697531" r:id="rId137">
+            <v:imagedata r:id="rId135" o:title=""/>
+          </v:shape>
+          <o:OLEObject Type="Embed" ProgID="VisualTeX.Formula.1" ShapeID="_x0000_i1103" DrawAspect="Content" ObjectID="_1847698018" r:id="rId136">
             <o:FieldCodes>\s</o:FieldCodes>
           </o:OLEObject>
         </w:object>
@@ -6043,9 +6060,9 @@
       <w:r>
         <w:object w:dxaOrig="858" w:dyaOrig="171" w14:anchorId="4B38340F">
           <v:shape id="_x0000_i1104" type="#_x0000_t75" style="width:64.8pt;height:13.3pt" o:ole="">
-            <v:imagedata r:id="rId138" o:title=""/>
-          </v:shape>
-          <o:OLEObject Type="Embed" ProgID="VisualTeX.Formula.1" ShapeID="_x0000_i1104" DrawAspect="Content" ObjectID="_1847697532" r:id="rId139">
+            <v:imagedata r:id="rId137" o:title=""/>
+          </v:shape>
+          <o:OLEObject Type="Embed" ProgID="VisualTeX.Formula.1" ShapeID="_x0000_i1104" DrawAspect="Content" ObjectID="_1847698019" r:id="rId138">
             <o:FieldCodes>\s</o:FieldCodes>
           </o:OLEObject>
         </w:object>
@@ -6078,9 +6095,9 @@
       <w:r>
         <w:object w:dxaOrig="1695" w:dyaOrig="170" w14:anchorId="09745E25">
           <v:shape id="_x0000_i1105" type="#_x0000_t75" style="width:127.95pt;height:13.3pt" o:ole="">
-            <v:imagedata r:id="rId132" o:title=""/>
-          </v:shape>
-          <o:OLEObject Type="Embed" ProgID="VisualTeX.Formula.1" ShapeID="_x0000_i1105" DrawAspect="Content" ObjectID="_1847697533" r:id="rId140">
+            <v:imagedata r:id="rId131" o:title=""/>
+          </v:shape>
+          <o:OLEObject Type="Embed" ProgID="VisualTeX.Formula.1" ShapeID="_x0000_i1105" DrawAspect="Content" ObjectID="_1847698020" r:id="rId139">
             <o:FieldCodes>\s</o:FieldCodes>
           </o:OLEObject>
         </w:object>
@@ -6257,9 +6274,9 @@
         </w:rPr>
         <w:object w:dxaOrig="206" w:dyaOrig="124" w14:anchorId="22DB4975">
           <v:shape id="_x0000_i1106" type="#_x0000_t75" style="width:15.5pt;height:9.4pt" o:ole="">
-            <v:imagedata r:id="rId127" o:title=""/>
-          </v:shape>
-          <o:OLEObject Type="Embed" ProgID="VisualTeX.Formula.1" ShapeID="_x0000_i1106" DrawAspect="Content" ObjectID="_1847697534" r:id="rId141">
+            <v:imagedata r:id="rId126" o:title=""/>
+          </v:shape>
+          <o:OLEObject Type="Embed" ProgID="VisualTeX.Formula.1" ShapeID="_x0000_i1106" DrawAspect="Content" ObjectID="_1847698021" r:id="rId140">
             <o:FieldCodes>\s</o:FieldCodes>
           </o:OLEObject>
         </w:object>
@@ -6447,9 +6464,9 @@
       <w:r>
         <w:object w:dxaOrig="95" w:dyaOrig="82" w14:anchorId="79B3D918">
           <v:shape id="_x0000_i1107" type="#_x0000_t75" style="width:7.75pt;height:7.2pt" o:ole="">
-            <v:imagedata r:id="rId34" o:title=""/>
-          </v:shape>
-          <o:OLEObject Type="Embed" ProgID="VisualTeX.Formula.1" ShapeID="_x0000_i1107" DrawAspect="Content" ObjectID="_1847697535" r:id="rId142">
+            <v:imagedata r:id="rId33" o:title=""/>
+          </v:shape>
+          <o:OLEObject Type="Embed" ProgID="VisualTeX.Formula.1" ShapeID="_x0000_i1107" DrawAspect="Content" ObjectID="_1847698022" r:id="rId141">
             <o:FieldCodes>\s</o:FieldCodes>
           </o:OLEObject>
         </w:object>
@@ -6475,9 +6492,9 @@
         </w:rPr>
         <w:object w:dxaOrig="220" w:dyaOrig="117" w14:anchorId="661B49DA">
           <v:shape id="_x0000_i1108" type="#_x0000_t75" style="width:17.15pt;height:9.4pt" o:ole="">
-            <v:imagedata r:id="rId143" o:title=""/>
-          </v:shape>
-          <o:OLEObject Type="Embed" ProgID="VisualTeX.Formula.1" ShapeID="_x0000_i1108" DrawAspect="Content" ObjectID="_1847697536" r:id="rId144">
+            <v:imagedata r:id="rId142" o:title=""/>
+          </v:shape>
+          <o:OLEObject Type="Embed" ProgID="VisualTeX.Formula.1" ShapeID="_x0000_i1108" DrawAspect="Content" ObjectID="_1847698023" r:id="rId143">
             <o:FieldCodes>\s</o:FieldCodes>
           </o:OLEObject>
         </w:object>
@@ -6526,9 +6543,9 @@
         </w:rPr>
         <w:object w:dxaOrig="219" w:dyaOrig="117" w14:anchorId="4BA279DC">
           <v:shape id="_x0000_i1109" type="#_x0000_t75" style="width:17.15pt;height:9.4pt" o:ole="">
-            <v:imagedata r:id="rId145" o:title=""/>
-          </v:shape>
-          <o:OLEObject Type="Embed" ProgID="VisualTeX.Formula.1" ShapeID="_x0000_i1109" DrawAspect="Content" ObjectID="_1847697537" r:id="rId146">
+            <v:imagedata r:id="rId144" o:title=""/>
+          </v:shape>
+          <o:OLEObject Type="Embed" ProgID="VisualTeX.Formula.1" ShapeID="_x0000_i1109" DrawAspect="Content" ObjectID="_1847698024" r:id="rId145">
             <o:FieldCodes>\s</o:FieldCodes>
           </o:OLEObject>
         </w:object>
@@ -6601,9 +6618,9 @@
         </w:rPr>
         <w:object w:dxaOrig="206" w:dyaOrig="124" w14:anchorId="0DF5D18B">
           <v:shape id="_x0000_i1110" type="#_x0000_t75" style="width:15.5pt;height:9.4pt" o:ole="">
-            <v:imagedata r:id="rId127" o:title=""/>
-          </v:shape>
-          <o:OLEObject Type="Embed" ProgID="VisualTeX.Formula.1" ShapeID="_x0000_i1110" DrawAspect="Content" ObjectID="_1847697538" r:id="rId147">
+            <v:imagedata r:id="rId126" o:title=""/>
+          </v:shape>
+          <o:OLEObject Type="Embed" ProgID="VisualTeX.Formula.1" ShapeID="_x0000_i1110" DrawAspect="Content" ObjectID="_1847698025" r:id="rId146">
             <o:FieldCodes>\s</o:FieldCodes>
           </o:OLEObject>
         </w:object>
@@ -6654,9 +6671,9 @@
         </w:rPr>
         <w:object w:dxaOrig="605" w:dyaOrig="119" w14:anchorId="3D470B70">
           <v:shape id="_x0000_i1111" type="#_x0000_t75" style="width:43.2pt;height:8.85pt" o:ole="">
-            <v:imagedata r:id="rId148" o:title=""/>
-          </v:shape>
-          <o:OLEObject Type="Embed" ProgID="VisualTeX.Formula.1" ShapeID="_x0000_i1111" DrawAspect="Content" ObjectID="_1847697539" r:id="rId149">
+            <v:imagedata r:id="rId147" o:title=""/>
+          </v:shape>
+          <o:OLEObject Type="Embed" ProgID="VisualTeX.Formula.1" ShapeID="_x0000_i1111" DrawAspect="Content" ObjectID="_1847698026" r:id="rId148">
             <o:FieldCodes>\s</o:FieldCodes>
           </o:OLEObject>
         </w:object>
@@ -6689,9 +6706,9 @@
         </w:rPr>
         <w:object w:dxaOrig="487" w:dyaOrig="124" w14:anchorId="4447DEF7">
           <v:shape id="_x0000_i1112" type="#_x0000_t75" style="width:34.9pt;height:9.4pt" o:ole="">
-            <v:imagedata r:id="rId150" o:title=""/>
-          </v:shape>
-          <o:OLEObject Type="Embed" ProgID="VisualTeX.Formula.1" ShapeID="_x0000_i1112" DrawAspect="Content" ObjectID="_1847697540" r:id="rId151">
+            <v:imagedata r:id="rId149" o:title=""/>
+          </v:shape>
+          <o:OLEObject Type="Embed" ProgID="VisualTeX.Formula.1" ShapeID="_x0000_i1112" DrawAspect="Content" ObjectID="_1847698027" r:id="rId150">
             <o:FieldCodes>\s</o:FieldCodes>
           </o:OLEObject>
         </w:object>
@@ -6781,9 +6798,9 @@
         </w:rPr>
         <w:object w:dxaOrig="215" w:dyaOrig="130" w14:anchorId="1A1F7CF8">
           <v:shape id="_x0000_i1113" type="#_x0000_t75" style="width:17.15pt;height:10.5pt" o:ole="">
-            <v:imagedata r:id="rId64" o:title=""/>
-          </v:shape>
-          <o:OLEObject Type="Embed" ProgID="VisualTeX.Formula.1" ShapeID="_x0000_i1113" DrawAspect="Content" ObjectID="_1847697541" r:id="rId152">
+            <v:imagedata r:id="rId63" o:title=""/>
+          </v:shape>
+          <o:OLEObject Type="Embed" ProgID="VisualTeX.Formula.1" ShapeID="_x0000_i1113" DrawAspect="Content" ObjectID="_1847698028" r:id="rId151">
             <o:FieldCodes>\s</o:FieldCodes>
           </o:OLEObject>
         </w:object>
@@ -6985,9 +7002,9 @@
       <w:r>
         <w:object w:dxaOrig="95" w:dyaOrig="82" w14:anchorId="706F2204">
           <v:shape id="_x0000_i1114" type="#_x0000_t75" style="width:7.75pt;height:7.2pt" o:ole="">
-            <v:imagedata r:id="rId34" o:title=""/>
-          </v:shape>
-          <o:OLEObject Type="Embed" ProgID="VisualTeX.Formula.1" ShapeID="_x0000_i1114" DrawAspect="Content" ObjectID="_1847697542" r:id="rId153">
+            <v:imagedata r:id="rId33" o:title=""/>
+          </v:shape>
+          <o:OLEObject Type="Embed" ProgID="VisualTeX.Formula.1" ShapeID="_x0000_i1114" DrawAspect="Content" ObjectID="_1847698029" r:id="rId152">
             <o:FieldCodes>\s</o:FieldCodes>
           </o:OLEObject>
         </w:object>
@@ -7007,9 +7024,9 @@
         </w:rPr>
         <w:object w:dxaOrig="793" w:dyaOrig="171" w14:anchorId="55E8EDEA">
           <v:shape id="_x0000_i1115" type="#_x0000_t75" style="width:59.8pt;height:13.3pt" o:ole="">
-            <v:imagedata r:id="rId154" o:title=""/>
-          </v:shape>
-          <o:OLEObject Type="Embed" ProgID="VisualTeX.Formula.1" ShapeID="_x0000_i1115" DrawAspect="Content" ObjectID="_1847697543" r:id="rId155">
+            <v:imagedata r:id="rId153" o:title=""/>
+          </v:shape>
+          <o:OLEObject Type="Embed" ProgID="VisualTeX.Formula.1" ShapeID="_x0000_i1115" DrawAspect="Content" ObjectID="_1847698030" r:id="rId154">
             <o:FieldCodes>\s</o:FieldCodes>
           </o:OLEObject>
         </w:object>
@@ -7110,9 +7127,9 @@
         </w:rPr>
         <w:object w:dxaOrig="495" w:dyaOrig="170" w14:anchorId="658F05DC">
           <v:shape id="_x0000_i1116" type="#_x0000_t75" style="width:38.2pt;height:13.3pt" o:ole="">
-            <v:imagedata r:id="rId156" o:title=""/>
-          </v:shape>
-          <o:OLEObject Type="Embed" ProgID="VisualTeX.Formula.1" ShapeID="_x0000_i1116" DrawAspect="Content" ObjectID="_1847697544" r:id="rId157">
+            <v:imagedata r:id="rId155" o:title=""/>
+          </v:shape>
+          <o:OLEObject Type="Embed" ProgID="VisualTeX.Formula.1" ShapeID="_x0000_i1116" DrawAspect="Content" ObjectID="_1847698031" r:id="rId156">
             <o:FieldCodes>\s</o:FieldCodes>
           </o:OLEObject>
         </w:object>
@@ -7142,9 +7159,9 @@
         </w:rPr>
         <w:object w:dxaOrig="219" w:dyaOrig="117" w14:anchorId="50936ED3">
           <v:shape id="_x0000_i1117" type="#_x0000_t75" style="width:17.15pt;height:9.4pt" o:ole="">
-            <v:imagedata r:id="rId143" o:title=""/>
-          </v:shape>
-          <o:OLEObject Type="Embed" ProgID="VisualTeX.Formula.1" ShapeID="_x0000_i1117" DrawAspect="Content" ObjectID="_1847697545" r:id="rId158">
+            <v:imagedata r:id="rId142" o:title=""/>
+          </v:shape>
+          <o:OLEObject Type="Embed" ProgID="VisualTeX.Formula.1" ShapeID="_x0000_i1117" DrawAspect="Content" ObjectID="_1847698032" r:id="rId157">
             <o:FieldCodes>\s</o:FieldCodes>
           </o:OLEObject>
         </w:object>
@@ -7181,9 +7198,9 @@
       <w:r>
         <w:object w:dxaOrig="95" w:dyaOrig="82" w14:anchorId="1CBC6C58">
           <v:shape id="_x0000_i1118" type="#_x0000_t75" style="width:7.75pt;height:7.2pt" o:ole="">
-            <v:imagedata r:id="rId34" o:title=""/>
-          </v:shape>
-          <o:OLEObject Type="Embed" ProgID="VisualTeX.Formula.1" ShapeID="_x0000_i1118" DrawAspect="Content" ObjectID="_1847697546" r:id="rId159">
+            <v:imagedata r:id="rId33" o:title=""/>
+          </v:shape>
+          <o:OLEObject Type="Embed" ProgID="VisualTeX.Formula.1" ShapeID="_x0000_i1118" DrawAspect="Content" ObjectID="_1847698033" r:id="rId158">
             <o:FieldCodes>\s</o:FieldCodes>
           </o:OLEObject>
         </w:object>
@@ -7210,9 +7227,9 @@
         </w:rPr>
         <w:object w:dxaOrig="219" w:dyaOrig="117" w14:anchorId="3D8E572B">
           <v:shape id="_x0000_i1119" type="#_x0000_t75" style="width:17.15pt;height:9.4pt" o:ole="">
-            <v:imagedata r:id="rId143" o:title=""/>
-          </v:shape>
-          <o:OLEObject Type="Embed" ProgID="VisualTeX.Formula.1" ShapeID="_x0000_i1119" DrawAspect="Content" ObjectID="_1847697547" r:id="rId160">
+            <v:imagedata r:id="rId142" o:title=""/>
+          </v:shape>
+          <o:OLEObject Type="Embed" ProgID="VisualTeX.Formula.1" ShapeID="_x0000_i1119" DrawAspect="Content" ObjectID="_1847698034" r:id="rId159">
             <o:FieldCodes>\s</o:FieldCodes>
           </o:OLEObject>
         </w:object>
@@ -7254,9 +7271,9 @@
         </w:rPr>
         <w:object w:dxaOrig="793" w:dyaOrig="171" w14:anchorId="03B2F23A">
           <v:shape id="_x0000_i1120" type="#_x0000_t75" style="width:59.8pt;height:13.3pt" o:ole="">
-            <v:imagedata r:id="rId154" o:title=""/>
-          </v:shape>
-          <o:OLEObject Type="Embed" ProgID="VisualTeX.Formula.1" ShapeID="_x0000_i1120" DrawAspect="Content" ObjectID="_1847697548" r:id="rId161">
+            <v:imagedata r:id="rId153" o:title=""/>
+          </v:shape>
+          <o:OLEObject Type="Embed" ProgID="VisualTeX.Formula.1" ShapeID="_x0000_i1120" DrawAspect="Content" ObjectID="_1847698035" r:id="rId160">
             <o:FieldCodes>\s</o:FieldCodes>
           </o:OLEObject>
         </w:object>
@@ -7474,9 +7491,9 @@
         </w:rPr>
         <w:object w:dxaOrig="135" w:dyaOrig="117" w14:anchorId="54BA436E">
           <v:shape id="_x0000_i1121" type="#_x0000_t75" style="width:10.5pt;height:9.4pt" o:ole="">
-            <v:imagedata r:id="rId162" o:title=""/>
-          </v:shape>
-          <o:OLEObject Type="Embed" ProgID="VisualTeX.Formula.1" ShapeID="_x0000_i1121" DrawAspect="Content" ObjectID="_1847697549" r:id="rId163">
+            <v:imagedata r:id="rId161" o:title=""/>
+          </v:shape>
+          <o:OLEObject Type="Embed" ProgID="VisualTeX.Formula.1" ShapeID="_x0000_i1121" DrawAspect="Content" ObjectID="_1847698036" r:id="rId162">
             <o:FieldCodes>\s</o:FieldCodes>
           </o:OLEObject>
         </w:object>
@@ -7531,9 +7548,9 @@
       <w:r>
         <w:object w:dxaOrig="669" w:dyaOrig="130" w14:anchorId="3AE7387C">
           <v:shape id="_x0000_i1122" type="#_x0000_t75" style="width:50.95pt;height:10.5pt" o:ole="">
-            <v:imagedata r:id="rId91" o:title=""/>
-          </v:shape>
-          <o:OLEObject Type="Embed" ProgID="VisualTeX.Formula.1" ShapeID="_x0000_i1122" DrawAspect="Content" ObjectID="_1847697550" r:id="rId164">
+            <v:imagedata r:id="rId90" o:title=""/>
+          </v:shape>
+          <o:OLEObject Type="Embed" ProgID="VisualTeX.Formula.1" ShapeID="_x0000_i1122" DrawAspect="Content" ObjectID="_1847698037" r:id="rId163">
             <o:FieldCodes>\s</o:FieldCodes>
           </o:OLEObject>
         </w:object>
@@ -7609,9 +7626,9 @@
       <w:r>
         <w:object w:dxaOrig="1700" w:dyaOrig="171" w14:anchorId="536EC802">
           <v:shape id="_x0000_i1123" type="#_x0000_t75" style="width:130.7pt;height:13.3pt" o:ole="">
-            <v:imagedata r:id="rId93" o:title=""/>
-          </v:shape>
-          <o:OLEObject Type="Embed" ProgID="VisualTeX.Formula.1" ShapeID="_x0000_i1123" DrawAspect="Content" ObjectID="_1847697551" r:id="rId165">
+            <v:imagedata r:id="rId92" o:title=""/>
+          </v:shape>
+          <o:OLEObject Type="Embed" ProgID="VisualTeX.Formula.1" ShapeID="_x0000_i1123" DrawAspect="Content" ObjectID="_1847698038" r:id="rId164">
             <o:FieldCodes>\s</o:FieldCodes>
           </o:OLEObject>
         </w:object>
@@ -7664,9 +7681,9 @@
       <w:r>
         <w:object w:dxaOrig="922" w:dyaOrig="134" w14:anchorId="5BFBE232">
           <v:shape id="_x0000_i1124" type="#_x0000_t75" style="width:69.8pt;height:11.1pt" o:ole="">
-            <v:imagedata r:id="rId95" o:title=""/>
-          </v:shape>
-          <o:OLEObject Type="Embed" ProgID="VisualTeX.Formula.1" ShapeID="_x0000_i1124" DrawAspect="Content" ObjectID="_1847697552" r:id="rId166">
+            <v:imagedata r:id="rId94" o:title=""/>
+          </v:shape>
+          <o:OLEObject Type="Embed" ProgID="VisualTeX.Formula.1" ShapeID="_x0000_i1124" DrawAspect="Content" ObjectID="_1847698039" r:id="rId165">
             <o:FieldCodes>\s</o:FieldCodes>
           </o:OLEObject>
         </w:object>
@@ -7712,9 +7729,9 @@
       <w:r>
         <w:object w:dxaOrig="95" w:dyaOrig="82" w14:anchorId="69218076">
           <v:shape id="_x0000_i1125" type="#_x0000_t75" style="width:7.75pt;height:7.2pt" o:ole="">
-            <v:imagedata r:id="rId34" o:title=""/>
-          </v:shape>
-          <o:OLEObject Type="Embed" ProgID="VisualTeX.Formula.1" ShapeID="_x0000_i1125" DrawAspect="Content" ObjectID="_1847697553" r:id="rId167">
+            <v:imagedata r:id="rId33" o:title=""/>
+          </v:shape>
+          <o:OLEObject Type="Embed" ProgID="VisualTeX.Formula.1" ShapeID="_x0000_i1125" DrawAspect="Content" ObjectID="_1847698040" r:id="rId166">
             <o:FieldCodes>\s</o:FieldCodes>
           </o:OLEObject>
         </w:object>
@@ -7734,9 +7751,9 @@
         </w:rPr>
         <w:object w:dxaOrig="924" w:dyaOrig="171" w14:anchorId="454A2913">
           <v:shape id="_x0000_i1126" type="#_x0000_t75" style="width:70.9pt;height:13.3pt" o:ole="">
-            <v:imagedata r:id="rId98" o:title=""/>
-          </v:shape>
-          <o:OLEObject Type="Embed" ProgID="VisualTeX.Formula.1" ShapeID="_x0000_i1126" DrawAspect="Content" ObjectID="_1847697554" r:id="rId168">
+            <v:imagedata r:id="rId97" o:title=""/>
+          </v:shape>
+          <o:OLEObject Type="Embed" ProgID="VisualTeX.Formula.1" ShapeID="_x0000_i1126" DrawAspect="Content" ObjectID="_1847698041" r:id="rId167">
             <o:FieldCodes>\s</o:FieldCodes>
           </o:OLEObject>
         </w:object>
@@ -7787,9 +7804,9 @@
       <w:r>
         <w:object w:dxaOrig="95" w:dyaOrig="82" w14:anchorId="493BF963">
           <v:shape id="_x0000_i1127" type="#_x0000_t75" style="width:7.75pt;height:7.2pt" o:ole="">
-            <v:imagedata r:id="rId34" o:title=""/>
-          </v:shape>
-          <o:OLEObject Type="Embed" ProgID="VisualTeX.Formula.1" ShapeID="_x0000_i1127" DrawAspect="Content" ObjectID="_1847697555" r:id="rId169">
+            <v:imagedata r:id="rId33" o:title=""/>
+          </v:shape>
+          <o:OLEObject Type="Embed" ProgID="VisualTeX.Formula.1" ShapeID="_x0000_i1127" DrawAspect="Content" ObjectID="_1847698042" r:id="rId168">
             <o:FieldCodes>\s</o:FieldCodes>
           </o:OLEObject>
         </w:object>
@@ -7809,9 +7826,9 @@
         </w:rPr>
         <w:object w:dxaOrig="918" w:dyaOrig="171" w14:anchorId="1CDB1C31">
           <v:shape id="_x0000_i1128" type="#_x0000_t75" style="width:69.25pt;height:13.3pt" o:ole="">
-            <v:imagedata r:id="rId106" o:title=""/>
-          </v:shape>
-          <o:OLEObject Type="Embed" ProgID="VisualTeX.Formula.1" ShapeID="_x0000_i1128" DrawAspect="Content" ObjectID="_1847697556" r:id="rId170">
+            <v:imagedata r:id="rId105" o:title=""/>
+          </v:shape>
+          <o:OLEObject Type="Embed" ProgID="VisualTeX.Formula.1" ShapeID="_x0000_i1128" DrawAspect="Content" ObjectID="_1847698043" r:id="rId169">
             <o:FieldCodes>\s</o:FieldCodes>
           </o:OLEObject>
         </w:object>
@@ -7876,9 +7893,9 @@
       <w:r>
         <w:object w:dxaOrig="95" w:dyaOrig="82" w14:anchorId="0F6E04E5">
           <v:shape id="_x0000_i1129" type="#_x0000_t75" style="width:7.75pt;height:7.2pt" o:ole="">
-            <v:imagedata r:id="rId34" o:title=""/>
-          </v:shape>
-          <o:OLEObject Type="Embed" ProgID="VisualTeX.Formula.1" ShapeID="_x0000_i1129" DrawAspect="Content" ObjectID="_1847697557" r:id="rId171">
+            <v:imagedata r:id="rId33" o:title=""/>
+          </v:shape>
+          <o:OLEObject Type="Embed" ProgID="VisualTeX.Formula.1" ShapeID="_x0000_i1129" DrawAspect="Content" ObjectID="_1847698044" r:id="rId170">
             <o:FieldCodes>\s</o:FieldCodes>
           </o:OLEObject>
         </w:object>
@@ -7904,9 +7921,9 @@
         </w:rPr>
         <w:object w:dxaOrig="220" w:dyaOrig="117" w14:anchorId="357E185D">
           <v:shape id="_x0000_i1130" type="#_x0000_t75" style="width:17.15pt;height:9.4pt" o:ole="">
-            <v:imagedata r:id="rId143" o:title=""/>
-          </v:shape>
-          <o:OLEObject Type="Embed" ProgID="VisualTeX.Formula.1" ShapeID="_x0000_i1130" DrawAspect="Content" ObjectID="_1847697558" r:id="rId172">
+            <v:imagedata r:id="rId142" o:title=""/>
+          </v:shape>
+          <o:OLEObject Type="Embed" ProgID="VisualTeX.Formula.1" ShapeID="_x0000_i1130" DrawAspect="Content" ObjectID="_1847698045" r:id="rId171">
             <o:FieldCodes>\s</o:FieldCodes>
           </o:OLEObject>
         </w:object>
@@ -7955,9 +7972,9 @@
         </w:rPr>
         <w:object w:dxaOrig="918" w:dyaOrig="171" w14:anchorId="0DB597E1">
           <v:shape id="_x0000_i1131" type="#_x0000_t75" style="width:69.25pt;height:13.3pt" o:ole="">
-            <v:imagedata r:id="rId106" o:title=""/>
-          </v:shape>
-          <o:OLEObject Type="Embed" ProgID="VisualTeX.Formula.1" ShapeID="_x0000_i1131" DrawAspect="Content" ObjectID="_1847697559" r:id="rId173">
+            <v:imagedata r:id="rId105" o:title=""/>
+          </v:shape>
+          <o:OLEObject Type="Embed" ProgID="VisualTeX.Formula.1" ShapeID="_x0000_i1131" DrawAspect="Content" ObjectID="_1847698046" r:id="rId172">
             <o:FieldCodes>\s</o:FieldCodes>
           </o:OLEObject>
         </w:object>
@@ -7991,9 +8008,9 @@
         </w:rPr>
         <w:object w:dxaOrig="1170" w:dyaOrig="171" w14:anchorId="12DA4A8C">
           <v:shape id="_x0000_i1132" type="#_x0000_t75" style="width:88.6pt;height:13.3pt" o:ole="">
-            <v:imagedata r:id="rId174" o:title=""/>
-          </v:shape>
-          <o:OLEObject Type="Embed" ProgID="VisualTeX.Formula.1" ShapeID="_x0000_i1132" DrawAspect="Content" ObjectID="_1847697560" r:id="rId175">
+            <v:imagedata r:id="rId173" o:title=""/>
+          </v:shape>
+          <o:OLEObject Type="Embed" ProgID="VisualTeX.Formula.1" ShapeID="_x0000_i1132" DrawAspect="Content" ObjectID="_1847698047" r:id="rId174">
             <o:FieldCodes>\s</o:FieldCodes>
           </o:OLEObject>
         </w:object>
@@ -8056,9 +8073,9 @@
         </w:rPr>
         <w:object w:dxaOrig="1983" w:dyaOrig="170" w14:anchorId="365DDD16">
           <v:shape id="_x0000_i1133" type="#_x0000_t75" style="width:149.55pt;height:13.3pt" o:ole="">
-            <v:imagedata r:id="rId176" o:title=""/>
-          </v:shape>
-          <o:OLEObject Type="Embed" ProgID="VisualTeX.Formula.1" ShapeID="_x0000_i1133" DrawAspect="Content" ObjectID="_1847697561" r:id="rId177">
+            <v:imagedata r:id="rId175" o:title=""/>
+          </v:shape>
+          <o:OLEObject Type="Embed" ProgID="VisualTeX.Formula.1" ShapeID="_x0000_i1133" DrawAspect="Content" ObjectID="_1847698048" r:id="rId176">
             <o:FieldCodes>\s</o:FieldCodes>
           </o:OLEObject>
         </w:object>
@@ -8155,9 +8172,9 @@
         </w:rPr>
         <w:object w:dxaOrig="907" w:dyaOrig="134" w14:anchorId="0850A1C0">
           <v:shape id="_x0000_i1134" type="#_x0000_t75" style="width:70.35pt;height:11.1pt" o:ole="">
-            <v:imagedata r:id="rId178" o:title=""/>
-          </v:shape>
-          <o:OLEObject Type="Embed" ProgID="VisualTeX.Formula.1" ShapeID="_x0000_i1134" DrawAspect="Content" ObjectID="_1847697562" r:id="rId179">
+            <v:imagedata r:id="rId177" o:title=""/>
+          </v:shape>
+          <o:OLEObject Type="Embed" ProgID="VisualTeX.Formula.1" ShapeID="_x0000_i1134" DrawAspect="Content" ObjectID="_1847698049" r:id="rId178">
             <o:FieldCodes>\s</o:FieldCodes>
           </o:OLEObject>
         </w:object>
@@ -8219,9 +8236,9 @@
         </w:rPr>
         <w:object w:dxaOrig="392" w:dyaOrig="140" w14:anchorId="34E4FAE4">
           <v:shape id="_x0000_i1135" type="#_x0000_t75" style="width:31pt;height:11.65pt" o:ole="">
-            <v:imagedata r:id="rId180" o:title=""/>
-          </v:shape>
-          <o:OLEObject Type="Embed" ProgID="VisualTeX.Formula.1" ShapeID="_x0000_i1135" DrawAspect="Content" ObjectID="_1847697563" r:id="rId181">
+            <v:imagedata r:id="rId179" o:title=""/>
+          </v:shape>
+          <o:OLEObject Type="Embed" ProgID="VisualTeX.Formula.1" ShapeID="_x0000_i1135" DrawAspect="Content" ObjectID="_1847698050" r:id="rId180">
             <o:FieldCodes>\s</o:FieldCodes>
           </o:OLEObject>
         </w:object>
@@ -8254,9 +8271,9 @@
       <w:r>
         <w:object w:dxaOrig="140" w:dyaOrig="122" w14:anchorId="5F676410">
           <v:shape id="_x0000_i1136" type="#_x0000_t75" style="width:11.1pt;height:9.95pt" o:ole="">
-            <v:imagedata r:id="rId182" o:title=""/>
-          </v:shape>
-          <o:OLEObject Type="Embed" ProgID="VisualTeX.Formula.1" ShapeID="_x0000_i1136" DrawAspect="Content" ObjectID="_1847697564" r:id="rId183">
+            <v:imagedata r:id="rId181" o:title=""/>
+          </v:shape>
+          <o:OLEObject Type="Embed" ProgID="VisualTeX.Formula.1" ShapeID="_x0000_i1136" DrawAspect="Content" ObjectID="_1847698051" r:id="rId182">
             <o:FieldCodes>\s</o:FieldCodes>
           </o:OLEObject>
         </w:object>
@@ -8474,9 +8491,9 @@
         </w:rPr>
         <w:object w:dxaOrig="652" w:dyaOrig="134" w14:anchorId="787348DE">
           <v:shape id="_x0000_i1137" type="#_x0000_t75" style="width:49.3pt;height:11.1pt" o:ole="">
-            <v:imagedata r:id="rId184" o:title=""/>
-          </v:shape>
-          <o:OLEObject Type="Embed" ProgID="VisualTeX.Formula.1" ShapeID="_x0000_i1137" DrawAspect="Content" ObjectID="_1847697565" r:id="rId185">
+            <v:imagedata r:id="rId183" o:title=""/>
+          </v:shape>
+          <o:OLEObject Type="Embed" ProgID="VisualTeX.Formula.1" ShapeID="_x0000_i1137" DrawAspect="Content" ObjectID="_1847698052" r:id="rId184">
             <o:FieldCodes>\s</o:FieldCodes>
           </o:OLEObject>
         </w:object>
@@ -8503,9 +8520,9 @@
       <w:r>
         <w:object w:dxaOrig="378" w:dyaOrig="128" w14:anchorId="003D6AE5">
           <v:shape id="_x0000_i1138" type="#_x0000_t75" style="width:28.8pt;height:10.5pt" o:ole="">
-            <v:imagedata r:id="rId186" o:title=""/>
-          </v:shape>
-          <o:OLEObject Type="Embed" ProgID="VisualTeX.Formula.1" ShapeID="_x0000_i1138" DrawAspect="Content" ObjectID="_1847697566" r:id="rId187">
+            <v:imagedata r:id="rId185" o:title=""/>
+          </v:shape>
+          <o:OLEObject Type="Embed" ProgID="VisualTeX.Formula.1" ShapeID="_x0000_i1138" DrawAspect="Content" ObjectID="_1847698053" r:id="rId186">
             <o:FieldCodes>\s</o:FieldCodes>
           </o:OLEObject>
         </w:object>
@@ -8547,9 +8564,9 @@
         </w:rPr>
         <w:object w:dxaOrig="434" w:dyaOrig="180" w14:anchorId="45855A02">
           <v:shape id="_x0000_i1139" type="#_x0000_t75" style="width:33.8pt;height:14.4pt" o:ole="">
-            <v:imagedata r:id="rId188" o:title=""/>
-          </v:shape>
-          <o:OLEObject Type="Embed" ProgID="VisualTeX.Formula.1" ShapeID="_x0000_i1139" DrawAspect="Content" ObjectID="_1847697567" r:id="rId189">
+            <v:imagedata r:id="rId187" o:title=""/>
+          </v:shape>
+          <o:OLEObject Type="Embed" ProgID="VisualTeX.Formula.1" ShapeID="_x0000_i1139" DrawAspect="Content" ObjectID="_1847698054" r:id="rId188">
             <o:FieldCodes>\s</o:FieldCodes>
           </o:OLEObject>
         </w:object>
@@ -8576,9 +8593,9 @@
       <w:r>
         <w:object w:dxaOrig="378" w:dyaOrig="128" w14:anchorId="40F8EEA7">
           <v:shape id="_x0000_i1140" type="#_x0000_t75" style="width:28.8pt;height:10.5pt" o:ole="">
-            <v:imagedata r:id="rId186" o:title=""/>
-          </v:shape>
-          <o:OLEObject Type="Embed" ProgID="VisualTeX.Formula.1" ShapeID="_x0000_i1140" DrawAspect="Content" ObjectID="_1847697568" r:id="rId190">
+            <v:imagedata r:id="rId185" o:title=""/>
+          </v:shape>
+          <o:OLEObject Type="Embed" ProgID="VisualTeX.Formula.1" ShapeID="_x0000_i1140" DrawAspect="Content" ObjectID="_1847698055" r:id="rId189">
             <o:FieldCodes>\s</o:FieldCodes>
           </o:OLEObject>
         </w:object>
@@ -8607,9 +8624,9 @@
       <w:r>
         <w:object w:dxaOrig="659" w:dyaOrig="127" w14:anchorId="5CF19D84">
           <v:shape id="_x0000_i1141" type="#_x0000_t75" style="width:50.4pt;height:10.5pt" o:ole="">
-            <v:imagedata r:id="rId191" o:title=""/>
-          </v:shape>
-          <o:OLEObject Type="Embed" ProgID="VisualTeX.Formula.1" ShapeID="_x0000_i1141" DrawAspect="Content" ObjectID="_1847697569" r:id="rId192">
+            <v:imagedata r:id="rId190" o:title=""/>
+          </v:shape>
+          <o:OLEObject Type="Embed" ProgID="VisualTeX.Formula.1" ShapeID="_x0000_i1141" DrawAspect="Content" ObjectID="_1847698056" r:id="rId191">
             <o:FieldCodes>\s</o:FieldCodes>
           </o:OLEObject>
         </w:object>
@@ -8633,9 +8650,9 @@
       <w:r>
         <w:object w:dxaOrig="378" w:dyaOrig="128" w14:anchorId="003F03FC">
           <v:shape id="_x0000_i1142" type="#_x0000_t75" style="width:28.8pt;height:10.5pt" o:ole="">
-            <v:imagedata r:id="rId186" o:title=""/>
-          </v:shape>
-          <o:OLEObject Type="Embed" ProgID="VisualTeX.Formula.1" ShapeID="_x0000_i1142" DrawAspect="Content" ObjectID="_1847697570" r:id="rId193">
+            <v:imagedata r:id="rId185" o:title=""/>
+          </v:shape>
+          <o:OLEObject Type="Embed" ProgID="VisualTeX.Formula.1" ShapeID="_x0000_i1142" DrawAspect="Content" ObjectID="_1847698057" r:id="rId192">
             <o:FieldCodes>\s</o:FieldCodes>
           </o:OLEObject>
         </w:object>
@@ -8703,9 +8720,9 @@
         </w:rPr>
         <w:object w:dxaOrig="341" w:dyaOrig="170" w14:anchorId="4F545910">
           <v:shape id="_x0000_i1143" type="#_x0000_t75" style="width:26.6pt;height:13.3pt" o:ole="">
-            <v:imagedata r:id="rId194" o:title=""/>
-          </v:shape>
-          <o:OLEObject Type="Embed" ProgID="VisualTeX.Formula.1" ShapeID="_x0000_i1143" DrawAspect="Content" ObjectID="_1847697571" r:id="rId195">
+            <v:imagedata r:id="rId193" o:title=""/>
+          </v:shape>
+          <o:OLEObject Type="Embed" ProgID="VisualTeX.Formula.1" ShapeID="_x0000_i1143" DrawAspect="Content" ObjectID="_1847698058" r:id="rId194">
             <o:FieldCodes>\s</o:FieldCodes>
           </o:OLEObject>
         </w:object>
@@ -8741,9 +8758,9 @@
         </w:rPr>
         <w:object w:dxaOrig="855" w:dyaOrig="171" w14:anchorId="6E7B9157">
           <v:shape id="_x0000_i1144" type="#_x0000_t75" style="width:65.9pt;height:13.3pt" o:ole="">
-            <v:imagedata r:id="rId196" o:title=""/>
-          </v:shape>
-          <o:OLEObject Type="Embed" ProgID="VisualTeX.Formula.1" ShapeID="_x0000_i1144" DrawAspect="Content" ObjectID="_1847697572" r:id="rId197">
+            <v:imagedata r:id="rId195" o:title=""/>
+          </v:shape>
+          <o:OLEObject Type="Embed" ProgID="VisualTeX.Formula.1" ShapeID="_x0000_i1144" DrawAspect="Content" ObjectID="_1847698059" r:id="rId196">
             <o:FieldCodes>\s</o:FieldCodes>
           </o:OLEObject>
         </w:object>
@@ -8770,9 +8787,9 @@
       <w:r>
         <w:object w:dxaOrig="378" w:dyaOrig="128" w14:anchorId="51169804">
           <v:shape id="_x0000_i1145" type="#_x0000_t75" style="width:28.8pt;height:10.5pt" o:ole="">
-            <v:imagedata r:id="rId186" o:title=""/>
-          </v:shape>
-          <o:OLEObject Type="Embed" ProgID="VisualTeX.Formula.1" ShapeID="_x0000_i1145" DrawAspect="Content" ObjectID="_1847697573" r:id="rId198">
+            <v:imagedata r:id="rId185" o:title=""/>
+          </v:shape>
+          <o:OLEObject Type="Embed" ProgID="VisualTeX.Formula.1" ShapeID="_x0000_i1145" DrawAspect="Content" ObjectID="_1847698060" r:id="rId197">
             <o:FieldCodes>\s</o:FieldCodes>
           </o:OLEObject>
         </w:object>
@@ -9003,9 +9020,9 @@
         </w:rPr>
         <w:object w:dxaOrig="224" w:dyaOrig="136" w14:anchorId="52A42130">
           <v:shape id="_x0000_i1146" type="#_x0000_t75" style="width:16.6pt;height:10.5pt" o:ole="">
-            <v:imagedata r:id="rId199" o:title=""/>
-          </v:shape>
-          <o:OLEObject Type="Embed" ProgID="VisualTeX.Formula.1" ShapeID="_x0000_i1146" DrawAspect="Content" ObjectID="_1847697574" r:id="rId200">
+            <v:imagedata r:id="rId198" o:title=""/>
+          </v:shape>
+          <o:OLEObject Type="Embed" ProgID="VisualTeX.Formula.1" ShapeID="_x0000_i1146" DrawAspect="Content" ObjectID="_1847698061" r:id="rId199">
             <o:FieldCodes>\s</o:FieldCodes>
           </o:OLEObject>
         </w:object>
@@ -9038,9 +9055,9 @@
         </w:rPr>
         <w:object w:dxaOrig="215" w:dyaOrig="131" w14:anchorId="045324DE">
           <v:shape id="_x0000_i1147" type="#_x0000_t75" style="width:15.5pt;height:9.95pt" o:ole="">
-            <v:imagedata r:id="rId201" o:title=""/>
-          </v:shape>
-          <o:OLEObject Type="Embed" ProgID="VisualTeX.Formula.1" ShapeID="_x0000_i1147" DrawAspect="Content" ObjectID="_1847697575" r:id="rId202">
+            <v:imagedata r:id="rId200" o:title=""/>
+          </v:shape>
+          <o:OLEObject Type="Embed" ProgID="VisualTeX.Formula.1" ShapeID="_x0000_i1147" DrawAspect="Content" ObjectID="_1847698062" r:id="rId201">
             <o:FieldCodes>\s</o:FieldCodes>
           </o:OLEObject>
         </w:object>
@@ -9070,9 +9087,9 @@
         </w:rPr>
         <w:object w:dxaOrig="215" w:dyaOrig="116" w14:anchorId="79FB5336">
           <v:shape id="_x0000_i1148" type="#_x0000_t75" style="width:15.5pt;height:8.85pt" o:ole="">
-            <v:imagedata r:id="rId203" o:title=""/>
-          </v:shape>
-          <o:OLEObject Type="Embed" ProgID="VisualTeX.Formula.1" ShapeID="_x0000_i1148" DrawAspect="Content" ObjectID="_1847697576" r:id="rId204">
+            <v:imagedata r:id="rId202" o:title=""/>
+          </v:shape>
+          <o:OLEObject Type="Embed" ProgID="VisualTeX.Formula.1" ShapeID="_x0000_i1148" DrawAspect="Content" ObjectID="_1847698063" r:id="rId203">
             <o:FieldCodes>\s</o:FieldCodes>
           </o:OLEObject>
         </w:object>
@@ -9121,9 +9138,9 @@
         </w:rPr>
         <w:object w:dxaOrig="205" w:dyaOrig="111" w14:anchorId="1FBDF18D">
           <v:shape id="_x0000_i1149" type="#_x0000_t75" style="width:15.5pt;height:8.3pt" o:ole="">
-            <v:imagedata r:id="rId205" o:title=""/>
-          </v:shape>
-          <o:OLEObject Type="Embed" ProgID="VisualTeX.Formula.1" ShapeID="_x0000_i1149" DrawAspect="Content" ObjectID="_1847697577" r:id="rId206">
+            <v:imagedata r:id="rId204" o:title=""/>
+          </v:shape>
+          <o:OLEObject Type="Embed" ProgID="VisualTeX.Formula.1" ShapeID="_x0000_i1149" DrawAspect="Content" ObjectID="_1847698064" r:id="rId205">
             <o:FieldCodes>\s</o:FieldCodes>
           </o:OLEObject>
         </w:object>
@@ -9181,9 +9198,9 @@
         </w:rPr>
         <w:object w:dxaOrig="224" w:dyaOrig="136" w14:anchorId="5A0DE10A">
           <v:shape id="_x0000_i1150" type="#_x0000_t75" style="width:16.6pt;height:10.5pt" o:ole="">
-            <v:imagedata r:id="rId199" o:title=""/>
-          </v:shape>
-          <o:OLEObject Type="Embed" ProgID="VisualTeX.Formula.1" ShapeID="_x0000_i1150" DrawAspect="Content" ObjectID="_1847697578" r:id="rId207">
+            <v:imagedata r:id="rId198" o:title=""/>
+          </v:shape>
+          <o:OLEObject Type="Embed" ProgID="VisualTeX.Formula.1" ShapeID="_x0000_i1150" DrawAspect="Content" ObjectID="_1847698065" r:id="rId206">
             <o:FieldCodes>\s</o:FieldCodes>
           </o:OLEObject>
         </w:object>
@@ -9213,9 +9230,9 @@
         </w:rPr>
         <w:object w:dxaOrig="215" w:dyaOrig="131" w14:anchorId="09B7B009">
           <v:shape id="_x0000_i1151" type="#_x0000_t75" style="width:15.5pt;height:9.95pt" o:ole="">
-            <v:imagedata r:id="rId201" o:title=""/>
-          </v:shape>
-          <o:OLEObject Type="Embed" ProgID="VisualTeX.Formula.1" ShapeID="_x0000_i1151" DrawAspect="Content" ObjectID="_1847697579" r:id="rId208">
+            <v:imagedata r:id="rId200" o:title=""/>
+          </v:shape>
+          <o:OLEObject Type="Embed" ProgID="VisualTeX.Formula.1" ShapeID="_x0000_i1151" DrawAspect="Content" ObjectID="_1847698066" r:id="rId207">
             <o:FieldCodes>\s</o:FieldCodes>
           </o:OLEObject>
         </w:object>
@@ -9251,9 +9268,9 @@
       <w:r>
         <w:object w:dxaOrig="106" w:dyaOrig="83" w14:anchorId="66E96AF4">
           <v:shape id="_x0000_i1152" type="#_x0000_t75" style="width:8.85pt;height:7.2pt" o:ole="">
-            <v:imagedata r:id="rId209" o:title=""/>
-          </v:shape>
-          <o:OLEObject Type="Embed" ProgID="VisualTeX.Formula.1" ShapeID="_x0000_i1152" DrawAspect="Content" ObjectID="_1847697580" r:id="rId210">
+            <v:imagedata r:id="rId208" o:title=""/>
+          </v:shape>
+          <o:OLEObject Type="Embed" ProgID="VisualTeX.Formula.1" ShapeID="_x0000_i1152" DrawAspect="Content" ObjectID="_1847698067" r:id="rId209">
             <o:FieldCodes>\s</o:FieldCodes>
           </o:OLEObject>
         </w:object>
@@ -9290,9 +9307,9 @@
         </w:rPr>
         <w:object w:dxaOrig="669" w:dyaOrig="134" w14:anchorId="19BDC937">
           <v:shape id="_x0000_i1153" type="#_x0000_t75" style="width:50.95pt;height:11.1pt" o:ole="">
-            <v:imagedata r:id="rId211" o:title=""/>
-          </v:shape>
-          <o:OLEObject Type="Embed" ProgID="VisualTeX.Formula.1" ShapeID="_x0000_i1153" DrawAspect="Content" ObjectID="_1847697581" r:id="rId212">
+            <v:imagedata r:id="rId210" o:title=""/>
+          </v:shape>
+          <o:OLEObject Type="Embed" ProgID="VisualTeX.Formula.1" ShapeID="_x0000_i1153" DrawAspect="Content" ObjectID="_1847698068" r:id="rId211">
             <o:FieldCodes>\s</o:FieldCodes>
           </o:OLEObject>
         </w:object>
@@ -9322,9 +9339,9 @@
         </w:rPr>
         <w:object w:dxaOrig="465" w:dyaOrig="145" w14:anchorId="00F0ACC9">
           <v:shape id="_x0000_i1154" type="#_x0000_t75" style="width:34.9pt;height:11.65pt" o:ole="">
-            <v:imagedata r:id="rId213" o:title=""/>
-          </v:shape>
-          <o:OLEObject Type="Embed" ProgID="VisualTeX.Formula.1" ShapeID="_x0000_i1154" DrawAspect="Content" ObjectID="_1847697582" r:id="rId214">
+            <v:imagedata r:id="rId212" o:title=""/>
+          </v:shape>
+          <o:OLEObject Type="Embed" ProgID="VisualTeX.Formula.1" ShapeID="_x0000_i1154" DrawAspect="Content" ObjectID="_1847698069" r:id="rId213">
             <o:FieldCodes>\s</o:FieldCodes>
           </o:OLEObject>
         </w:object>
@@ -9380,9 +9397,9 @@
       <w:r>
         <w:object w:dxaOrig="106" w:dyaOrig="83" w14:anchorId="2F397BBA">
           <v:shape id="_x0000_i1155" type="#_x0000_t75" style="width:8.85pt;height:7.2pt" o:ole="">
-            <v:imagedata r:id="rId209" o:title=""/>
-          </v:shape>
-          <o:OLEObject Type="Embed" ProgID="VisualTeX.Formula.1" ShapeID="_x0000_i1155" DrawAspect="Content" ObjectID="_1847697583" r:id="rId215">
+            <v:imagedata r:id="rId208" o:title=""/>
+          </v:shape>
+          <o:OLEObject Type="Embed" ProgID="VisualTeX.Formula.1" ShapeID="_x0000_i1155" DrawAspect="Content" ObjectID="_1847698070" r:id="rId214">
             <o:FieldCodes>\s</o:FieldCodes>
           </o:OLEObject>
         </w:object>
@@ -9419,9 +9436,9 @@
         </w:rPr>
         <w:object w:dxaOrig="668" w:dyaOrig="134" w14:anchorId="145AFB96">
           <v:shape id="_x0000_i1156" type="#_x0000_t75" style="width:51.5pt;height:11.1pt" o:ole="">
-            <v:imagedata r:id="rId216" o:title=""/>
-          </v:shape>
-          <o:OLEObject Type="Embed" ProgID="VisualTeX.Formula.1" ShapeID="_x0000_i1156" DrawAspect="Content" ObjectID="_1847697584" r:id="rId217">
+            <v:imagedata r:id="rId215" o:title=""/>
+          </v:shape>
+          <o:OLEObject Type="Embed" ProgID="VisualTeX.Formula.1" ShapeID="_x0000_i1156" DrawAspect="Content" ObjectID="_1847698071" r:id="rId216">
             <o:FieldCodes>\s</o:FieldCodes>
           </o:OLEObject>
         </w:object>
@@ -9451,9 +9468,9 @@
         </w:rPr>
         <w:object w:dxaOrig="466" w:dyaOrig="146" w14:anchorId="2C756455">
           <v:shape id="_x0000_i1157" type="#_x0000_t75" style="width:34.9pt;height:11.65pt" o:ole="">
-            <v:imagedata r:id="rId218" o:title=""/>
-          </v:shape>
-          <o:OLEObject Type="Embed" ProgID="VisualTeX.Formula.1" ShapeID="_x0000_i1157" DrawAspect="Content" ObjectID="_1847697585" r:id="rId219">
+            <v:imagedata r:id="rId217" o:title=""/>
+          </v:shape>
+          <o:OLEObject Type="Embed" ProgID="VisualTeX.Formula.1" ShapeID="_x0000_i1157" DrawAspect="Content" ObjectID="_1847698072" r:id="rId218">
             <o:FieldCodes>\s</o:FieldCodes>
           </o:OLEObject>
         </w:object>
@@ -9551,9 +9568,9 @@
         </w:rPr>
         <w:object w:dxaOrig="465" w:dyaOrig="145" w14:anchorId="75F3DE5D">
           <v:shape id="_x0000_i1158" type="#_x0000_t75" style="width:34.9pt;height:11.65pt" o:ole="">
-            <v:imagedata r:id="rId213" o:title=""/>
-          </v:shape>
-          <o:OLEObject Type="Embed" ProgID="VisualTeX.Formula.1" ShapeID="_x0000_i1158" DrawAspect="Content" ObjectID="_1847697586" r:id="rId220">
+            <v:imagedata r:id="rId212" o:title=""/>
+          </v:shape>
+          <o:OLEObject Type="Embed" ProgID="VisualTeX.Formula.1" ShapeID="_x0000_i1158" DrawAspect="Content" ObjectID="_1847698073" r:id="rId219">
             <o:FieldCodes>\s</o:FieldCodes>
           </o:OLEObject>
         </w:object>
@@ -9570,9 +9587,9 @@
         </w:rPr>
         <w:object w:dxaOrig="378" w:dyaOrig="160" w14:anchorId="7BAFB0F5">
           <v:shape id="_x0000_i1159" type="#_x0000_t75" style="width:28.8pt;height:12.75pt" o:ole="">
-            <v:imagedata r:id="rId125" o:title=""/>
-          </v:shape>
-          <o:OLEObject Type="Embed" ProgID="VisualTeX.Formula.1" ShapeID="_x0000_i1159" DrawAspect="Content" ObjectID="_1847697587" r:id="rId221">
+            <v:imagedata r:id="rId124" o:title=""/>
+          </v:shape>
+          <o:OLEObject Type="Embed" ProgID="VisualTeX.Formula.1" ShapeID="_x0000_i1159" DrawAspect="Content" ObjectID="_1847698074" r:id="rId220">
             <o:FieldCodes>\s</o:FieldCodes>
           </o:OLEObject>
         </w:object>
@@ -9617,9 +9634,9 @@
         </w:rPr>
         <w:object w:dxaOrig="466" w:dyaOrig="146" w14:anchorId="071A102C">
           <v:shape id="_x0000_i1160" type="#_x0000_t75" style="width:34.9pt;height:11.65pt" o:ole="">
-            <v:imagedata r:id="rId222" o:title=""/>
-          </v:shape>
-          <o:OLEObject Type="Embed" ProgID="VisualTeX.Formula.1" ShapeID="_x0000_i1160" DrawAspect="Content" ObjectID="_1847697588" r:id="rId223">
+            <v:imagedata r:id="rId221" o:title=""/>
+          </v:shape>
+          <o:OLEObject Type="Embed" ProgID="VisualTeX.Formula.1" ShapeID="_x0000_i1160" DrawAspect="Content" ObjectID="_1847698075" r:id="rId222">
             <o:FieldCodes>\s</o:FieldCodes>
           </o:OLEObject>
         </w:object>
@@ -9678,9 +9695,9 @@
         </w:rPr>
         <w:object w:dxaOrig="466" w:dyaOrig="146" w14:anchorId="54067FD0">
           <v:shape id="_x0000_i1161" type="#_x0000_t75" style="width:34.9pt;height:11.65pt" o:ole="">
-            <v:imagedata r:id="rId218" o:title=""/>
-          </v:shape>
-          <o:OLEObject Type="Embed" ProgID="VisualTeX.Formula.1" ShapeID="_x0000_i1161" DrawAspect="Content" ObjectID="_1847697589" r:id="rId224">
+            <v:imagedata r:id="rId217" o:title=""/>
+          </v:shape>
+          <o:OLEObject Type="Embed" ProgID="VisualTeX.Formula.1" ShapeID="_x0000_i1161" DrawAspect="Content" ObjectID="_1847698076" r:id="rId223">
             <o:FieldCodes>\s</o:FieldCodes>
           </o:OLEObject>
         </w:object>
@@ -9710,9 +9727,9 @@
         </w:rPr>
         <w:object w:dxaOrig="378" w:dyaOrig="160" w14:anchorId="33054A40">
           <v:shape id="_x0000_i1162" type="#_x0000_t75" style="width:28.8pt;height:12.75pt" o:ole="">
-            <v:imagedata r:id="rId125" o:title=""/>
-          </v:shape>
-          <o:OLEObject Type="Embed" ProgID="VisualTeX.Formula.1" ShapeID="_x0000_i1162" DrawAspect="Content" ObjectID="_1847697590" r:id="rId225">
+            <v:imagedata r:id="rId124" o:title=""/>
+          </v:shape>
+          <o:OLEObject Type="Embed" ProgID="VisualTeX.Formula.1" ShapeID="_x0000_i1162" DrawAspect="Content" ObjectID="_1847698077" r:id="rId224">
             <o:FieldCodes>\s</o:FieldCodes>
           </o:OLEObject>
         </w:object>
@@ -9729,9 +9746,9 @@
         </w:rPr>
         <w:object w:dxaOrig="466" w:dyaOrig="146" w14:anchorId="61042D20">
           <v:shape id="_x0000_i1163" type="#_x0000_t75" style="width:34.9pt;height:11.65pt" o:ole="">
-            <v:imagedata r:id="rId226" o:title=""/>
-          </v:shape>
-          <o:OLEObject Type="Embed" ProgID="VisualTeX.Formula.1" ShapeID="_x0000_i1163" DrawAspect="Content" ObjectID="_1847697591" r:id="rId227">
+            <v:imagedata r:id="rId225" o:title=""/>
+          </v:shape>
+          <o:OLEObject Type="Embed" ProgID="VisualTeX.Formula.1" ShapeID="_x0000_i1163" DrawAspect="Content" ObjectID="_1847698078" r:id="rId226">
             <o:FieldCodes>\s</o:FieldCodes>
           </o:OLEObject>
         </w:object>
@@ -9825,9 +9842,9 @@
         </w:rPr>
         <w:object w:dxaOrig="224" w:dyaOrig="136" w14:anchorId="3788A983">
           <v:shape id="_x0000_i1164" type="#_x0000_t75" style="width:16.6pt;height:10.5pt" o:ole="">
-            <v:imagedata r:id="rId199" o:title=""/>
-          </v:shape>
-          <o:OLEObject Type="Embed" ProgID="VisualTeX.Formula.1" ShapeID="_x0000_i1164" DrawAspect="Content" ObjectID="_1847697592" r:id="rId228">
+            <v:imagedata r:id="rId198" o:title=""/>
+          </v:shape>
+          <o:OLEObject Type="Embed" ProgID="VisualTeX.Formula.1" ShapeID="_x0000_i1164" DrawAspect="Content" ObjectID="_1847698079" r:id="rId227">
             <o:FieldCodes>\s</o:FieldCodes>
           </o:OLEObject>
         </w:object>
@@ -9913,9 +9930,9 @@
         </w:rPr>
         <w:object w:dxaOrig="465" w:dyaOrig="145" w14:anchorId="0CD4D58B">
           <v:shape id="_x0000_i1165" type="#_x0000_t75" style="width:34.9pt;height:11.65pt" o:ole="">
-            <v:imagedata r:id="rId213" o:title=""/>
-          </v:shape>
-          <o:OLEObject Type="Embed" ProgID="VisualTeX.Formula.1" ShapeID="_x0000_i1165" DrawAspect="Content" ObjectID="_1847697593" r:id="rId229">
+            <v:imagedata r:id="rId212" o:title=""/>
+          </v:shape>
+          <o:OLEObject Type="Embed" ProgID="VisualTeX.Formula.1" ShapeID="_x0000_i1165" DrawAspect="Content" ObjectID="_1847698080" r:id="rId228">
             <o:FieldCodes>\s</o:FieldCodes>
           </o:OLEObject>
         </w:object>
@@ -10010,9 +10027,9 @@
         </w:rPr>
         <w:object w:dxaOrig="450" w:dyaOrig="145" w14:anchorId="400D295F">
           <v:shape id="_x0000_i1166" type="#_x0000_t75" style="width:34.35pt;height:11.65pt" o:ole="">
-            <v:imagedata r:id="rId230" o:title=""/>
-          </v:shape>
-          <o:OLEObject Type="Embed" ProgID="VisualTeX.Formula.1" ShapeID="_x0000_i1166" DrawAspect="Content" ObjectID="_1847697594" r:id="rId231">
+            <v:imagedata r:id="rId229" o:title=""/>
+          </v:shape>
+          <o:OLEObject Type="Embed" ProgID="VisualTeX.Formula.1" ShapeID="_x0000_i1166" DrawAspect="Content" ObjectID="_1847698081" r:id="rId230">
             <o:FieldCodes>\s</o:FieldCodes>
           </o:OLEObject>
         </w:object>
@@ -10048,9 +10065,9 @@
         </w:rPr>
         <w:object w:dxaOrig="176" w:dyaOrig="105" w14:anchorId="457E6B2D">
           <v:shape id="_x0000_i1167" type="#_x0000_t75" style="width:14.4pt;height:8.85pt" o:ole="">
-            <v:imagedata r:id="rId232" o:title=""/>
-          </v:shape>
-          <o:OLEObject Type="Embed" ProgID="VisualTeX.Formula.1" ShapeID="_x0000_i1167" DrawAspect="Content" ObjectID="_1847697595" r:id="rId233">
+            <v:imagedata r:id="rId231" o:title=""/>
+          </v:shape>
+          <o:OLEObject Type="Embed" ProgID="VisualTeX.Formula.1" ShapeID="_x0000_i1167" DrawAspect="Content" ObjectID="_1847698082" r:id="rId232">
             <o:FieldCodes>\s</o:FieldCodes>
           </o:OLEObject>
         </w:object>
@@ -10110,9 +10127,9 @@
         </w:rPr>
         <w:object w:dxaOrig="176" w:dyaOrig="105" w14:anchorId="4EF8546B">
           <v:shape id="_x0000_i1168" type="#_x0000_t75" style="width:14.4pt;height:8.85pt" o:ole="">
-            <v:imagedata r:id="rId234" o:title=""/>
-          </v:shape>
-          <o:OLEObject Type="Embed" ProgID="VisualTeX.Formula.1" ShapeID="_x0000_i1168" DrawAspect="Content" ObjectID="_1847697596" r:id="rId235">
+            <v:imagedata r:id="rId233" o:title=""/>
+          </v:shape>
+          <o:OLEObject Type="Embed" ProgID="VisualTeX.Formula.1" ShapeID="_x0000_i1168" DrawAspect="Content" ObjectID="_1847698083" r:id="rId234">
             <o:FieldCodes>\s</o:FieldCodes>
           </o:OLEObject>
         </w:object>
@@ -10142,9 +10159,9 @@
         </w:rPr>
         <w:object w:dxaOrig="739" w:dyaOrig="146" w14:anchorId="50C25DCC">
           <v:shape id="_x0000_i1169" type="#_x0000_t75" style="width:55.95pt;height:11.65pt" o:ole="">
-            <v:imagedata r:id="rId236" o:title=""/>
-          </v:shape>
-          <o:OLEObject Type="Embed" ProgID="VisualTeX.Formula.1" ShapeID="_x0000_i1169" DrawAspect="Content" ObjectID="_1847697597" r:id="rId237">
+            <v:imagedata r:id="rId235" o:title=""/>
+          </v:shape>
+          <o:OLEObject Type="Embed" ProgID="VisualTeX.Formula.1" ShapeID="_x0000_i1169" DrawAspect="Content" ObjectID="_1847698084" r:id="rId236">
             <o:FieldCodes>\s</o:FieldCodes>
           </o:OLEObject>
         </w:object>
@@ -10187,9 +10204,9 @@
         </w:rPr>
         <w:object w:dxaOrig="723" w:dyaOrig="146" w14:anchorId="64810BAA">
           <v:shape id="_x0000_i1170" type="#_x0000_t75" style="width:54.85pt;height:11.65pt" o:ole="">
-            <v:imagedata r:id="rId238" o:title=""/>
-          </v:shape>
-          <o:OLEObject Type="Embed" ProgID="VisualTeX.Formula.1" ShapeID="_x0000_i1170" DrawAspect="Content" ObjectID="_1847697598" r:id="rId239">
+            <v:imagedata r:id="rId237" o:title=""/>
+          </v:shape>
+          <o:OLEObject Type="Embed" ProgID="VisualTeX.Formula.1" ShapeID="_x0000_i1170" DrawAspect="Content" ObjectID="_1847698085" r:id="rId238">
             <o:FieldCodes>\s</o:FieldCodes>
           </o:OLEObject>
         </w:object>
@@ -10225,9 +10242,9 @@
         </w:rPr>
         <w:object w:dxaOrig="2998" w:dyaOrig="171" w14:anchorId="43749E66">
           <v:shape id="_x0000_i1171" type="#_x0000_t75" style="width:225.95pt;height:13.3pt" o:ole="">
-            <v:imagedata r:id="rId240" o:title=""/>
-          </v:shape>
-          <o:OLEObject Type="Embed" ProgID="VisualTeX.Formula.1" ShapeID="_x0000_i1171" DrawAspect="Content" ObjectID="_1847697599" r:id="rId241">
+            <v:imagedata r:id="rId239" o:title=""/>
+          </v:shape>
+          <o:OLEObject Type="Embed" ProgID="VisualTeX.Formula.1" ShapeID="_x0000_i1171" DrawAspect="Content" ObjectID="_1847698086" r:id="rId240">
             <o:FieldCodes>\s</o:FieldCodes>
           </o:OLEObject>
         </w:object>
@@ -10250,9 +10267,9 @@
         </w:rPr>
         <w:object w:dxaOrig="466" w:dyaOrig="136" w14:anchorId="65F1B22B">
           <v:shape id="_x0000_i1172" type="#_x0000_t75" style="width:34.9pt;height:11.1pt" o:ole="">
-            <v:imagedata r:id="rId242" o:title=""/>
-          </v:shape>
-          <o:OLEObject Type="Embed" ProgID="VisualTeX.Formula.1" ShapeID="_x0000_i1172" DrawAspect="Content" ObjectID="_1847697600" r:id="rId243">
+            <v:imagedata r:id="rId241" o:title=""/>
+          </v:shape>
+          <o:OLEObject Type="Embed" ProgID="VisualTeX.Formula.1" ShapeID="_x0000_i1172" DrawAspect="Content" ObjectID="_1847698087" r:id="rId242">
             <o:FieldCodes>\s</o:FieldCodes>
           </o:OLEObject>
         </w:object>
@@ -10315,9 +10332,9 @@
         </w:rPr>
         <w:object w:dxaOrig="224" w:dyaOrig="136" w14:anchorId="2456A357">
           <v:shape id="_x0000_i1173" type="#_x0000_t75" style="width:16.6pt;height:10.5pt" o:ole="">
-            <v:imagedata r:id="rId199" o:title=""/>
-          </v:shape>
-          <o:OLEObject Type="Embed" ProgID="VisualTeX.Formula.1" ShapeID="_x0000_i1173" DrawAspect="Content" ObjectID="_1847697601" r:id="rId244">
+            <v:imagedata r:id="rId198" o:title=""/>
+          </v:shape>
+          <o:OLEObject Type="Embed" ProgID="VisualTeX.Formula.1" ShapeID="_x0000_i1173" DrawAspect="Content" ObjectID="_1847698088" r:id="rId243">
             <o:FieldCodes>\s</o:FieldCodes>
           </o:OLEObject>
         </w:object>
@@ -10334,9 +10351,9 @@
         </w:rPr>
         <w:object w:dxaOrig="215" w:dyaOrig="131" w14:anchorId="5D4E5542">
           <v:shape id="_x0000_i1174" type="#_x0000_t75" style="width:15.5pt;height:9.95pt" o:ole="">
-            <v:imagedata r:id="rId201" o:title=""/>
-          </v:shape>
-          <o:OLEObject Type="Embed" ProgID="VisualTeX.Formula.1" ShapeID="_x0000_i1174" DrawAspect="Content" ObjectID="_1847697602" r:id="rId245">
+            <v:imagedata r:id="rId200" o:title=""/>
+          </v:shape>
+          <o:OLEObject Type="Embed" ProgID="VisualTeX.Formula.1" ShapeID="_x0000_i1174" DrawAspect="Content" ObjectID="_1847698089" r:id="rId244">
             <o:FieldCodes>\s</o:FieldCodes>
           </o:OLEObject>
         </w:object>
@@ -10379,9 +10396,9 @@
         </w:rPr>
         <w:object w:dxaOrig="224" w:dyaOrig="136" w14:anchorId="650D3B91">
           <v:shape id="_x0000_i1175" type="#_x0000_t75" style="width:16.6pt;height:10.5pt" o:ole="">
-            <v:imagedata r:id="rId199" o:title=""/>
-          </v:shape>
-          <o:OLEObject Type="Embed" ProgID="VisualTeX.Formula.1" ShapeID="_x0000_i1175" DrawAspect="Content" ObjectID="_1847697603" r:id="rId246">
+            <v:imagedata r:id="rId198" o:title=""/>
+          </v:shape>
+          <o:OLEObject Type="Embed" ProgID="VisualTeX.Formula.1" ShapeID="_x0000_i1175" DrawAspect="Content" ObjectID="_1847698090" r:id="rId245">
             <o:FieldCodes>\s</o:FieldCodes>
           </o:OLEObject>
         </w:object>
@@ -10470,9 +10487,9 @@
         </w:rPr>
         <w:object w:dxaOrig="482" w:dyaOrig="136" w14:anchorId="0520D5F7">
           <v:shape id="_x0000_i1176" type="#_x0000_t75" style="width:37.1pt;height:11.1pt" o:ole="">
-            <v:imagedata r:id="rId247" o:title=""/>
-          </v:shape>
-          <o:OLEObject Type="Embed" ProgID="VisualTeX.Formula.1" ShapeID="_x0000_i1176" DrawAspect="Content" ObjectID="_1847697604" r:id="rId248">
+            <v:imagedata r:id="rId246" o:title=""/>
+          </v:shape>
+          <o:OLEObject Type="Embed" ProgID="VisualTeX.Formula.1" ShapeID="_x0000_i1176" DrawAspect="Content" ObjectID="_1847698091" r:id="rId247">
             <o:FieldCodes>\s</o:FieldCodes>
           </o:OLEObject>
         </w:object>
@@ -10501,9 +10518,9 @@
         </w:rPr>
         <w:object w:dxaOrig="669" w:dyaOrig="130" w14:anchorId="615CE8B6">
           <v:shape id="_x0000_i1177" type="#_x0000_t75" style="width:52.05pt;height:10.5pt" o:ole="">
-            <v:imagedata r:id="rId249" o:title=""/>
-          </v:shape>
-          <o:OLEObject Type="Embed" ProgID="VisualTeX.Formula.1" ShapeID="_x0000_i1177" DrawAspect="Content" ObjectID="_1847697605" r:id="rId250">
+            <v:imagedata r:id="rId248" o:title=""/>
+          </v:shape>
+          <o:OLEObject Type="Embed" ProgID="VisualTeX.Formula.1" ShapeID="_x0000_i1177" DrawAspect="Content" ObjectID="_1847698092" r:id="rId249">
             <o:FieldCodes>\s</o:FieldCodes>
           </o:OLEObject>
         </w:object>
@@ -10771,9 +10788,9 @@
         </w:rPr>
         <w:object w:dxaOrig="142" w:dyaOrig="108" w14:anchorId="5DD91ABC">
           <v:shape id="_x0000_i1178" type="#_x0000_t75" style="width:11.1pt;height:8.3pt" o:ole="">
-            <v:imagedata r:id="rId251" o:title=""/>
-          </v:shape>
-          <o:OLEObject Type="Embed" ProgID="VisualTeX.Formula.1" ShapeID="_x0000_i1178" DrawAspect="Content" ObjectID="_1847697606" r:id="rId252">
+            <v:imagedata r:id="rId250" o:title=""/>
+          </v:shape>
+          <o:OLEObject Type="Embed" ProgID="VisualTeX.Formula.1" ShapeID="_x0000_i1178" DrawAspect="Content" ObjectID="_1847698093" r:id="rId251">
             <o:FieldCodes>\s</o:FieldCodes>
           </o:OLEObject>
         </w:object>
@@ -10838,9 +10855,9 @@
         </w:rPr>
         <w:object w:dxaOrig="922" w:dyaOrig="134" w14:anchorId="13FE26A5">
           <v:shape id="_x0000_i1179" type="#_x0000_t75" style="width:71.45pt;height:11.1pt" o:ole="">
-            <v:imagedata r:id="rId253" o:title=""/>
-          </v:shape>
-          <o:OLEObject Type="Embed" ProgID="VisualTeX.Formula.1" ShapeID="_x0000_i1179" DrawAspect="Content" ObjectID="_1847697607" r:id="rId254">
+            <v:imagedata r:id="rId252" o:title=""/>
+          </v:shape>
+          <o:OLEObject Type="Embed" ProgID="VisualTeX.Formula.1" ShapeID="_x0000_i1179" DrawAspect="Content" ObjectID="_1847698094" r:id="rId253">
             <o:FieldCodes>\s</o:FieldCodes>
           </o:OLEObject>
         </w:object>
@@ -10896,9 +10913,9 @@
         </w:rPr>
         <w:object w:dxaOrig="1700" w:dyaOrig="170" w14:anchorId="4D8BBD70">
           <v:shape id="_x0000_i1180" type="#_x0000_t75" style="width:126.3pt;height:13.3pt" o:ole="">
-            <v:imagedata r:id="rId255" o:title=""/>
-          </v:shape>
-          <o:OLEObject Type="Embed" ProgID="VisualTeX.Formula.1" ShapeID="_x0000_i1180" DrawAspect="Content" ObjectID="_1847697608" r:id="rId256">
+            <v:imagedata r:id="rId254" o:title=""/>
+          </v:shape>
+          <o:OLEObject Type="Embed" ProgID="VisualTeX.Formula.1" ShapeID="_x0000_i1180" DrawAspect="Content" ObjectID="_1847698095" r:id="rId255">
             <o:FieldCodes>\s</o:FieldCodes>
           </o:OLEObject>
         </w:object>
@@ -10967,9 +10984,9 @@
         </w:rPr>
         <w:object w:dxaOrig="2106" w:dyaOrig="171" w14:anchorId="36A63D47">
           <v:shape id="_x0000_i1181" type="#_x0000_t75" style="width:156.2pt;height:13.3pt" o:ole="">
-            <v:imagedata r:id="rId257" o:title=""/>
-          </v:shape>
-          <o:OLEObject Type="Embed" ProgID="VisualTeX.Formula.1" ShapeID="_x0000_i1181" DrawAspect="Content" ObjectID="_1847697609" r:id="rId258">
+            <v:imagedata r:id="rId256" o:title=""/>
+          </v:shape>
+          <o:OLEObject Type="Embed" ProgID="VisualTeX.Formula.1" ShapeID="_x0000_i1181" DrawAspect="Content" ObjectID="_1847698096" r:id="rId257">
             <o:FieldCodes>\s</o:FieldCodes>
           </o:OLEObject>
         </w:object>
@@ -11051,9 +11068,9 @@
         </w:rPr>
         <w:object w:dxaOrig="659" w:dyaOrig="129" w14:anchorId="2EB20773">
           <v:shape id="_x0000_i1182" type="#_x0000_t75" style="width:49.85pt;height:10.5pt" o:ole="">
-            <v:imagedata r:id="rId259" o:title=""/>
-          </v:shape>
-          <o:OLEObject Type="Embed" ProgID="VisualTeX.Formula.1" ShapeID="_x0000_i1182" DrawAspect="Content" ObjectID="_1847697610" r:id="rId260">
+            <v:imagedata r:id="rId258" o:title=""/>
+          </v:shape>
+          <o:OLEObject Type="Embed" ProgID="VisualTeX.Formula.1" ShapeID="_x0000_i1182" DrawAspect="Content" ObjectID="_1847698097" r:id="rId259">
             <o:FieldCodes>\s</o:FieldCodes>
           </o:OLEObject>
         </w:object>
@@ -11176,9 +11193,9 @@
       <w:r>
         <w:object w:dxaOrig="366" w:dyaOrig="117" w14:anchorId="231F0E0C">
           <v:shape id="_x0000_i1183" type="#_x0000_t75" style="width:28.25pt;height:9.4pt" o:ole="">
-            <v:imagedata r:id="rId261" o:title=""/>
-          </v:shape>
-          <o:OLEObject Type="Embed" ProgID="VisualTeX.Formula.1" ShapeID="_x0000_i1183" DrawAspect="Content" ObjectID="_1847697611" r:id="rId262">
+            <v:imagedata r:id="rId260" o:title=""/>
+          </v:shape>
+          <o:OLEObject Type="Embed" ProgID="VisualTeX.Formula.1" ShapeID="_x0000_i1183" DrawAspect="Content" ObjectID="_1847698098" r:id="rId261">
             <o:FieldCodes>\s</o:FieldCodes>
           </o:OLEObject>
         </w:object>
@@ -11213,9 +11230,9 @@
         </w:rPr>
         <w:object w:dxaOrig="659" w:dyaOrig="129" w14:anchorId="6B388BFE">
           <v:shape id="_x0000_i1184" type="#_x0000_t75" style="width:49.85pt;height:10.5pt" o:ole="">
-            <v:imagedata r:id="rId259" o:title=""/>
-          </v:shape>
-          <o:OLEObject Type="Embed" ProgID="VisualTeX.Formula.1" ShapeID="_x0000_i1184" DrawAspect="Content" ObjectID="_1847697612" r:id="rId263">
+            <v:imagedata r:id="rId258" o:title=""/>
+          </v:shape>
+          <o:OLEObject Type="Embed" ProgID="VisualTeX.Formula.1" ShapeID="_x0000_i1184" DrawAspect="Content" ObjectID="_1847698099" r:id="rId262">
             <o:FieldCodes>\s</o:FieldCodes>
           </o:OLEObject>
         </w:object>
@@ -11269,9 +11286,9 @@
         </w:rPr>
         <w:object w:dxaOrig="668" w:dyaOrig="129" w14:anchorId="7BF4CDBA">
           <v:shape id="_x0000_i1185" type="#_x0000_t75" style="width:50.95pt;height:10.5pt" o:ole="">
-            <v:imagedata r:id="rId264" o:title=""/>
-          </v:shape>
-          <o:OLEObject Type="Embed" ProgID="VisualTeX.Formula.1" ShapeID="_x0000_i1185" DrawAspect="Content" ObjectID="_1847697613" r:id="rId265">
+            <v:imagedata r:id="rId263" o:title=""/>
+          </v:shape>
+          <o:OLEObject Type="Embed" ProgID="VisualTeX.Formula.1" ShapeID="_x0000_i1185" DrawAspect="Content" ObjectID="_1847698100" r:id="rId264">
             <o:FieldCodes>\s</o:FieldCodes>
           </o:OLEObject>
         </w:object>
@@ -11552,9 +11569,9 @@
         </w:rPr>
         <w:object w:dxaOrig="624" w:dyaOrig="134" w14:anchorId="634E364E">
           <v:shape id="_x0000_i1186" type="#_x0000_t75" style="width:47.65pt;height:11.1pt" o:ole="">
-            <v:imagedata r:id="rId266" o:title=""/>
-          </v:shape>
-          <o:OLEObject Type="Embed" ProgID="VisualTeX.Formula.1" ShapeID="_x0000_i1186" DrawAspect="Content" ObjectID="_1847697614" r:id="rId267">
+            <v:imagedata r:id="rId265" o:title=""/>
+          </v:shape>
+          <o:OLEObject Type="Embed" ProgID="VisualTeX.Formula.1" ShapeID="_x0000_i1186" DrawAspect="Content" ObjectID="_1847698101" r:id="rId266">
             <o:FieldCodes>\s</o:FieldCodes>
           </o:OLEObject>
         </w:object>
@@ -11590,9 +11607,9 @@
         </w:rPr>
         <w:object w:dxaOrig="748" w:dyaOrig="170" w14:anchorId="5A2C6567">
           <v:shape id="_x0000_i1187" type="#_x0000_t75" style="width:57.05pt;height:13.3pt" o:ole="">
-            <v:imagedata r:id="rId268" o:title=""/>
-          </v:shape>
-          <o:OLEObject Type="Embed" ProgID="VisualTeX.Formula.1" ShapeID="_x0000_i1187" DrawAspect="Content" ObjectID="_1847697615" r:id="rId269">
+            <v:imagedata r:id="rId267" o:title=""/>
+          </v:shape>
+          <o:OLEObject Type="Embed" ProgID="VisualTeX.Formula.1" ShapeID="_x0000_i1187" DrawAspect="Content" ObjectID="_1847698102" r:id="rId268">
             <o:FieldCodes>\s</o:FieldCodes>
           </o:OLEObject>
         </w:object>
@@ -11715,9 +11732,9 @@
         </w:rPr>
         <w:object w:dxaOrig="668" w:dyaOrig="129" w14:anchorId="21AA6125">
           <v:shape id="_x0000_i1188" type="#_x0000_t75" style="width:50.95pt;height:10.5pt" o:ole="">
-            <v:imagedata r:id="rId264" o:title=""/>
-          </v:shape>
-          <o:OLEObject Type="Embed" ProgID="VisualTeX.Formula.1" ShapeID="_x0000_i1188" DrawAspect="Content" ObjectID="_1847697616" r:id="rId270">
+            <v:imagedata r:id="rId263" o:title=""/>
+          </v:shape>
+          <o:OLEObject Type="Embed" ProgID="VisualTeX.Formula.1" ShapeID="_x0000_i1188" DrawAspect="Content" ObjectID="_1847698103" r:id="rId269">
             <o:FieldCodes>\s</o:FieldCodes>
           </o:OLEObject>
         </w:object>
@@ -11777,9 +11794,9 @@
         </w:rPr>
         <w:object w:dxaOrig="2748" w:dyaOrig="171" w14:anchorId="4EAD0E26">
           <v:shape id="_x0000_i1189" type="#_x0000_t75" style="width:207.7pt;height:13.3pt" o:ole="">
-            <v:imagedata r:id="rId271" o:title=""/>
-          </v:shape>
-          <o:OLEObject Type="Embed" ProgID="VisualTeX.Formula.1" ShapeID="_x0000_i1189" DrawAspect="Content" ObjectID="_1847697617" r:id="rId272">
+            <v:imagedata r:id="rId270" o:title=""/>
+          </v:shape>
+          <o:OLEObject Type="Embed" ProgID="VisualTeX.Formula.1" ShapeID="_x0000_i1189" DrawAspect="Content" ObjectID="_1847698104" r:id="rId271">
             <o:FieldCodes>\s</o:FieldCodes>
           </o:OLEObject>
         </w:object>
@@ -11809,9 +11826,9 @@
         </w:rPr>
         <w:object w:dxaOrig="388" w:dyaOrig="129" w14:anchorId="36108A25">
           <v:shape id="_x0000_i1190" type="#_x0000_t75" style="width:29.9pt;height:10.5pt" o:ole="">
-            <v:imagedata r:id="rId273" o:title=""/>
-          </v:shape>
-          <o:OLEObject Type="Embed" ProgID="VisualTeX.Formula.1" ShapeID="_x0000_i1190" DrawAspect="Content" ObjectID="_1847697618" r:id="rId274">
+            <v:imagedata r:id="rId272" o:title=""/>
+          </v:shape>
+          <o:OLEObject Type="Embed" ProgID="VisualTeX.Formula.1" ShapeID="_x0000_i1190" DrawAspect="Content" ObjectID="_1847698105" r:id="rId273">
             <o:FieldCodes>\s</o:FieldCodes>
           </o:OLEObject>
         </w:object>
@@ -11853,9 +11870,9 @@
         </w:rPr>
         <w:object w:dxaOrig="404" w:dyaOrig="117" w14:anchorId="22B92D3E">
           <v:shape id="_x0000_i1191" type="#_x0000_t75" style="width:30.45pt;height:9.4pt" o:ole="">
-            <v:imagedata r:id="rId275" o:title=""/>
-          </v:shape>
-          <o:OLEObject Type="Embed" ProgID="VisualTeX.Formula.1" ShapeID="_x0000_i1191" DrawAspect="Content" ObjectID="_1847697619" r:id="rId276">
+            <v:imagedata r:id="rId274" o:title=""/>
+          </v:shape>
+          <o:OLEObject Type="Embed" ProgID="VisualTeX.Formula.1" ShapeID="_x0000_i1191" DrawAspect="Content" ObjectID="_1847698106" r:id="rId275">
             <o:FieldCodes>\s</o:FieldCodes>
           </o:OLEObject>
         </w:object>
@@ -11885,9 +11902,9 @@
         </w:rPr>
         <w:object w:dxaOrig="691" w:dyaOrig="129" w14:anchorId="1B28E37D">
           <v:shape id="_x0000_i1192" type="#_x0000_t75" style="width:52.6pt;height:10.5pt" o:ole="">
-            <v:imagedata r:id="rId277" o:title=""/>
-          </v:shape>
-          <o:OLEObject Type="Embed" ProgID="VisualTeX.Formula.1" ShapeID="_x0000_i1192" DrawAspect="Content" ObjectID="_1847697620" r:id="rId278">
+            <v:imagedata r:id="rId276" o:title=""/>
+          </v:shape>
+          <o:OLEObject Type="Embed" ProgID="VisualTeX.Formula.1" ShapeID="_x0000_i1192" DrawAspect="Content" ObjectID="_1847698107" r:id="rId277">
             <o:FieldCodes>\s</o:FieldCodes>
           </o:OLEObject>
         </w:object>
@@ -11930,9 +11947,9 @@
         </w:rPr>
         <w:object w:dxaOrig="680" w:dyaOrig="129" w14:anchorId="304CD166">
           <v:shape id="_x0000_i1193" type="#_x0000_t75" style="width:51.5pt;height:10.5pt" o:ole="">
-            <v:imagedata r:id="rId279" o:title=""/>
-          </v:shape>
-          <o:OLEObject Type="Embed" ProgID="VisualTeX.Formula.1" ShapeID="_x0000_i1193" DrawAspect="Content" ObjectID="_1847697621" r:id="rId280">
+            <v:imagedata r:id="rId278" o:title=""/>
+          </v:shape>
+          <o:OLEObject Type="Embed" ProgID="VisualTeX.Formula.1" ShapeID="_x0000_i1193" DrawAspect="Content" ObjectID="_1847698108" r:id="rId279">
             <o:FieldCodes>\s</o:FieldCodes>
           </o:OLEObject>
         </w:object>
@@ -11975,9 +11992,9 @@
         </w:rPr>
         <w:object w:dxaOrig="2503" w:dyaOrig="171" w14:anchorId="3AD25CB0">
           <v:shape id="_x0000_i1194" type="#_x0000_t75" style="width:188.85pt;height:13.3pt" o:ole="">
-            <v:imagedata r:id="rId281" o:title=""/>
-          </v:shape>
-          <o:OLEObject Type="Embed" ProgID="VisualTeX.Formula.1" ShapeID="_x0000_i1194" DrawAspect="Content" ObjectID="_1847697622" r:id="rId282">
+            <v:imagedata r:id="rId280" o:title=""/>
+          </v:shape>
+          <o:OLEObject Type="Embed" ProgID="VisualTeX.Formula.1" ShapeID="_x0000_i1194" DrawAspect="Content" ObjectID="_1847698109" r:id="rId281">
             <o:FieldCodes>\s</o:FieldCodes>
           </o:OLEObject>
         </w:object>
@@ -12030,9 +12047,9 @@
         </w:rPr>
         <w:object w:dxaOrig="668" w:dyaOrig="129" w14:anchorId="048A7958">
           <v:shape id="_x0000_i1195" type="#_x0000_t75" style="width:50.95pt;height:10.5pt" o:ole="">
-            <v:imagedata r:id="rId264" o:title=""/>
-          </v:shape>
-          <o:OLEObject Type="Embed" ProgID="VisualTeX.Formula.1" ShapeID="_x0000_i1195" DrawAspect="Content" ObjectID="_1847697623" r:id="rId283">
+            <v:imagedata r:id="rId263" o:title=""/>
+          </v:shape>
+          <o:OLEObject Type="Embed" ProgID="VisualTeX.Formula.1" ShapeID="_x0000_i1195" DrawAspect="Content" ObjectID="_1847698110" r:id="rId282">
             <o:FieldCodes>\s</o:FieldCodes>
           </o:OLEObject>
         </w:object>
@@ -12057,9 +12074,9 @@
       <w:r>
         <w:object w:dxaOrig="95" w:dyaOrig="82" w14:anchorId="7018E302">
           <v:shape id="_x0000_i1196" type="#_x0000_t75" style="width:7.75pt;height:7.2pt" o:ole="">
-            <v:imagedata r:id="rId34" o:title=""/>
-          </v:shape>
-          <o:OLEObject Type="Embed" ProgID="VisualTeX.Formula.1" ShapeID="_x0000_i1196" DrawAspect="Content" ObjectID="_1847697624" r:id="rId284">
+            <v:imagedata r:id="rId33" o:title=""/>
+          </v:shape>
+          <o:OLEObject Type="Embed" ProgID="VisualTeX.Formula.1" ShapeID="_x0000_i1196" DrawAspect="Content" ObjectID="_1847698111" r:id="rId283">
             <o:FieldCodes>\s</o:FieldCodes>
           </o:OLEObject>
         </w:object>
@@ -12086,9 +12103,9 @@
         </w:rPr>
         <w:object w:dxaOrig="1043" w:dyaOrig="171" w14:anchorId="3458F1B4">
           <v:shape id="_x0000_i1197" type="#_x0000_t75" style="width:79.2pt;height:13.3pt" o:ole="">
-            <v:imagedata r:id="rId285" o:title=""/>
-          </v:shape>
-          <o:OLEObject Type="Embed" ProgID="VisualTeX.Formula.1" ShapeID="_x0000_i1197" DrawAspect="Content" ObjectID="_1847697625" r:id="rId286">
+            <v:imagedata r:id="rId284" o:title=""/>
+          </v:shape>
+          <o:OLEObject Type="Embed" ProgID="VisualTeX.Formula.1" ShapeID="_x0000_i1197" DrawAspect="Content" ObjectID="_1847698112" r:id="rId285">
             <o:FieldCodes>\s</o:FieldCodes>
           </o:OLEObject>
         </w:object>
@@ -12209,9 +12226,9 @@
         </w:rPr>
         <w:object w:dxaOrig="1446" w:dyaOrig="171" w14:anchorId="77392053">
           <v:shape id="_x0000_i1198" type="#_x0000_t75" style="width:109.1pt;height:13.3pt" o:ole="">
-            <v:imagedata r:id="rId25" o:title=""/>
-          </v:shape>
-          <o:OLEObject Type="Embed" ProgID="VisualTeX.Formula.1" ShapeID="_x0000_i1198" DrawAspect="Content" ObjectID="_1847697626" r:id="rId287">
+            <v:imagedata r:id="rId24" o:title=""/>
+          </v:shape>
+          <o:OLEObject Type="Embed" ProgID="VisualTeX.Formula.1" ShapeID="_x0000_i1198" DrawAspect="Content" ObjectID="_1847698113" r:id="rId286">
             <o:FieldCodes>\s</o:FieldCodes>
           </o:OLEObject>
         </w:object>
@@ -12253,9 +12270,9 @@
         </w:rPr>
         <w:object w:dxaOrig="4738" w:dyaOrig="171" w14:anchorId="795B7E47">
           <v:shape id="_x0000_i1199" type="#_x0000_t75" style="width:356.1pt;height:13.3pt" o:ole="">
-            <v:imagedata r:id="rId288" o:title=""/>
-          </v:shape>
-          <o:OLEObject Type="Embed" ProgID="VisualTeX.Formula.1" ShapeID="_x0000_i1199" DrawAspect="Content" ObjectID="_1847697627" r:id="rId289">
+            <v:imagedata r:id="rId287" o:title=""/>
+          </v:shape>
+          <o:OLEObject Type="Embed" ProgID="VisualTeX.Formula.1" ShapeID="_x0000_i1199" DrawAspect="Content" ObjectID="_1847698114" r:id="rId288">
             <o:FieldCodes>\s</o:FieldCodes>
           </o:OLEObject>
         </w:object>
@@ -12374,9 +12391,9 @@
         </w:rPr>
         <w:object w:dxaOrig="3318" w:dyaOrig="171" w14:anchorId="1D2D96F2">
           <v:shape id="_x0000_i1200" type="#_x0000_t75" style="width:249.8pt;height:13.3pt" o:ole="">
-            <v:imagedata r:id="rId290" o:title=""/>
-          </v:shape>
-          <o:OLEObject Type="Embed" ProgID="VisualTeX.Formula.1" ShapeID="_x0000_i1200" DrawAspect="Content" ObjectID="_1847697628" r:id="rId291">
+            <v:imagedata r:id="rId289" o:title=""/>
+          </v:shape>
+          <o:OLEObject Type="Embed" ProgID="VisualTeX.Formula.1" ShapeID="_x0000_i1200" DrawAspect="Content" ObjectID="_1847698115" r:id="rId290">
             <o:FieldCodes>\s</o:FieldCodes>
           </o:OLEObject>
         </w:object>
@@ -12551,9 +12568,9 @@
         </w:rPr>
         <w:object w:dxaOrig="663" w:dyaOrig="129" w14:anchorId="3BD09FEB">
           <v:shape id="_x0000_i1201" type="#_x0000_t75" style="width:50.4pt;height:10.5pt" o:ole="">
-            <v:imagedata r:id="rId292" o:title=""/>
-          </v:shape>
-          <o:OLEObject Type="Embed" ProgID="VisualTeX.Formula.1" ShapeID="_x0000_i1201" DrawAspect="Content" ObjectID="_1847697629" r:id="rId293">
+            <v:imagedata r:id="rId291" o:title=""/>
+          </v:shape>
+          <o:OLEObject Type="Embed" ProgID="VisualTeX.Formula.1" ShapeID="_x0000_i1201" DrawAspect="Content" ObjectID="_1847698116" r:id="rId292">
             <o:FieldCodes>\s</o:FieldCodes>
           </o:OLEObject>
         </w:object>
@@ -12611,9 +12628,9 @@
         </w:rPr>
         <w:object w:dxaOrig="2767" w:dyaOrig="171" w14:anchorId="7EA036FC">
           <v:shape id="_x0000_i1202" type="#_x0000_t75" style="width:208.25pt;height:13.3pt" o:ole="">
-            <v:imagedata r:id="rId294" o:title=""/>
-          </v:shape>
-          <o:OLEObject Type="Embed" ProgID="VisualTeX.Formula.1" ShapeID="_x0000_i1202" DrawAspect="Content" ObjectID="_1847697630" r:id="rId295">
+            <v:imagedata r:id="rId293" o:title=""/>
+          </v:shape>
+          <o:OLEObject Type="Embed" ProgID="VisualTeX.Formula.1" ShapeID="_x0000_i1202" DrawAspect="Content" ObjectID="_1847698117" r:id="rId294">
             <o:FieldCodes>\s</o:FieldCodes>
           </o:OLEObject>
         </w:object>
@@ -12801,9 +12818,9 @@
       <w:r>
         <w:object w:dxaOrig="95" w:dyaOrig="82" w14:anchorId="79B813E9">
           <v:shape id="_x0000_i1203" type="#_x0000_t75" style="width:7.75pt;height:7.2pt" o:ole="">
-            <v:imagedata r:id="rId34" o:title=""/>
-          </v:shape>
-          <o:OLEObject Type="Embed" ProgID="VisualTeX.Formula.1" ShapeID="_x0000_i1203" DrawAspect="Content" ObjectID="_1847697631" r:id="rId296">
+            <v:imagedata r:id="rId33" o:title=""/>
+          </v:shape>
+          <o:OLEObject Type="Embed" ProgID="VisualTeX.Formula.1" ShapeID="_x0000_i1203" DrawAspect="Content" ObjectID="_1847698118" r:id="rId295">
             <o:FieldCodes>\s</o:FieldCodes>
           </o:OLEObject>
         </w:object>
@@ -12830,9 +12847,9 @@
         </w:rPr>
         <w:object w:dxaOrig="653" w:dyaOrig="134" w14:anchorId="29373502">
           <v:shape id="_x0000_i1204" type="#_x0000_t75" style="width:49.3pt;height:11.1pt" o:ole="">
-            <v:imagedata r:id="rId297" o:title=""/>
-          </v:shape>
-          <o:OLEObject Type="Embed" ProgID="VisualTeX.Formula.1" ShapeID="_x0000_i1204" DrawAspect="Content" ObjectID="_1847697632" r:id="rId298">
+            <v:imagedata r:id="rId296" o:title=""/>
+          </v:shape>
+          <o:OLEObject Type="Embed" ProgID="VisualTeX.Formula.1" ShapeID="_x0000_i1204" DrawAspect="Content" ObjectID="_1847698119" r:id="rId297">
             <o:FieldCodes>\s</o:FieldCodes>
           </o:OLEObject>
         </w:object>
@@ -12953,9 +12970,9 @@
         </w:rPr>
         <w:object w:dxaOrig="372" w:dyaOrig="134" w14:anchorId="099BACAE">
           <v:shape id="_x0000_i1205" type="#_x0000_t75" style="width:28.8pt;height:11.1pt" o:ole="">
-            <v:imagedata r:id="rId299" o:title=""/>
-          </v:shape>
-          <o:OLEObject Type="Embed" ProgID="VisualTeX.Formula.1" ShapeID="_x0000_i1205" DrawAspect="Content" ObjectID="_1847697633" r:id="rId300">
+            <v:imagedata r:id="rId298" o:title=""/>
+          </v:shape>
+          <o:OLEObject Type="Embed" ProgID="VisualTeX.Formula.1" ShapeID="_x0000_i1205" DrawAspect="Content" ObjectID="_1847698120" r:id="rId299">
             <o:FieldCodes>\s</o:FieldCodes>
           </o:OLEObject>
         </w:object>
@@ -12994,9 +13011,9 @@
       <w:r>
         <w:object w:dxaOrig="95" w:dyaOrig="82" w14:anchorId="7907855C">
           <v:shape id="_x0000_i1206" type="#_x0000_t75" style="width:7.75pt;height:7.2pt" o:ole="">
-            <v:imagedata r:id="rId34" o:title=""/>
-          </v:shape>
-          <o:OLEObject Type="Embed" ProgID="VisualTeX.Formula.1" ShapeID="_x0000_i1206" DrawAspect="Content" ObjectID="_1847697634" r:id="rId301">
+            <v:imagedata r:id="rId33" o:title=""/>
+          </v:shape>
+          <o:OLEObject Type="Embed" ProgID="VisualTeX.Formula.1" ShapeID="_x0000_i1206" DrawAspect="Content" ObjectID="_1847698121" r:id="rId300">
             <o:FieldCodes>\s</o:FieldCodes>
           </o:OLEObject>
         </w:object>
@@ -13062,9 +13079,9 @@
       <w:r>
         <w:object w:dxaOrig="106" w:dyaOrig="83" w14:anchorId="77269456">
           <v:shape id="_x0000_i1207" type="#_x0000_t75" style="width:8.85pt;height:7.2pt" o:ole="">
-            <v:imagedata r:id="rId209" o:title=""/>
-          </v:shape>
-          <o:OLEObject Type="Embed" ProgID="VisualTeX.Formula.1" ShapeID="_x0000_i1207" DrawAspect="Content" ObjectID="_1847697635" r:id="rId302">
+            <v:imagedata r:id="rId208" o:title=""/>
+          </v:shape>
+          <o:OLEObject Type="Embed" ProgID="VisualTeX.Formula.1" ShapeID="_x0000_i1207" DrawAspect="Content" ObjectID="_1847698122" r:id="rId301">
             <o:FieldCodes>\s</o:FieldCodes>
           </o:OLEObject>
         </w:object>
@@ -13118,9 +13135,9 @@
       <w:r>
         <w:object w:dxaOrig="106" w:dyaOrig="83" w14:anchorId="6D65441E">
           <v:shape id="_x0000_i1208" type="#_x0000_t75" style="width:8.85pt;height:7.2pt" o:ole="">
-            <v:imagedata r:id="rId209" o:title=""/>
-          </v:shape>
-          <o:OLEObject Type="Embed" ProgID="VisualTeX.Formula.1" ShapeID="_x0000_i1208" DrawAspect="Content" ObjectID="_1847697636" r:id="rId303">
+            <v:imagedata r:id="rId208" o:title=""/>
+          </v:shape>
+          <o:OLEObject Type="Embed" ProgID="VisualTeX.Formula.1" ShapeID="_x0000_i1208" DrawAspect="Content" ObjectID="_1847698123" r:id="rId302">
             <o:FieldCodes>\s</o:FieldCodes>
           </o:OLEObject>
         </w:object>
@@ -13149,9 +13166,9 @@
         </w:rPr>
         <w:object w:dxaOrig="664" w:dyaOrig="129" w14:anchorId="06C8456C">
           <v:shape id="_x0000_i1209" type="#_x0000_t75" style="width:50.95pt;height:10.5pt" o:ole="">
-            <v:imagedata r:id="rId304" o:title=""/>
-          </v:shape>
-          <o:OLEObject Type="Embed" ProgID="VisualTeX.Formula.1" ShapeID="_x0000_i1209" DrawAspect="Content" ObjectID="_1847697637" r:id="rId305">
+            <v:imagedata r:id="rId303" o:title=""/>
+          </v:shape>
+          <o:OLEObject Type="Embed" ProgID="VisualTeX.Formula.1" ShapeID="_x0000_i1209" DrawAspect="Content" ObjectID="_1847698124" r:id="rId304">
             <o:FieldCodes>\s</o:FieldCodes>
           </o:OLEObject>
         </w:object>
@@ -13248,9 +13265,9 @@
       <w:r>
         <w:object w:dxaOrig="79" w:dyaOrig="83" w14:anchorId="632A266A">
           <v:shape id="_x0000_i1210" type="#_x0000_t75" style="width:6.65pt;height:7.2pt" o:ole="">
-            <v:imagedata r:id="rId22" o:title=""/>
-          </v:shape>
-          <o:OLEObject Type="Embed" ProgID="VisualTeX.Formula.1" ShapeID="_x0000_i1210" DrawAspect="Content" ObjectID="_1847697638" r:id="rId306">
+            <v:imagedata r:id="rId21" o:title=""/>
+          </v:shape>
+          <o:OLEObject Type="Embed" ProgID="VisualTeX.Formula.1" ShapeID="_x0000_i1210" DrawAspect="Content" ObjectID="_1847698125" r:id="rId305">
             <o:FieldCodes>\s</o:FieldCodes>
           </o:OLEObject>
         </w:object>
@@ -13287,9 +13304,9 @@
       <w:r>
         <w:object w:dxaOrig="1410" w:dyaOrig="974" w14:anchorId="5637F6E0">
           <v:shape id="_x0000_i1211" type="#_x0000_t75" style="width:106.35pt;height:74.2pt" o:ole="">
-            <v:imagedata r:id="rId307" o:title=""/>
-          </v:shape>
-          <o:OLEObject Type="Embed" ProgID="VisualTeX.Formula.1" ShapeID="_x0000_i1211" DrawAspect="Content" ObjectID="_1847697639" r:id="rId308">
+            <v:imagedata r:id="rId306" o:title=""/>
+          </v:shape>
+          <o:OLEObject Type="Embed" ProgID="VisualTeX.Formula.1" ShapeID="_x0000_i1211" DrawAspect="Content" ObjectID="_1847698126" r:id="rId307">
             <o:FieldCodes>\s</o:FieldCodes>
           </o:OLEObject>
         </w:object>
@@ -13315,9 +13332,9 @@
         </w:rPr>
         <w:object w:dxaOrig="372" w:dyaOrig="160" w14:anchorId="0D1C3107">
           <v:shape id="_x0000_i1212" type="#_x0000_t75" style="width:28.8pt;height:12.75pt" o:ole="">
-            <v:imagedata r:id="rId309" o:title=""/>
-          </v:shape>
-          <o:OLEObject Type="Embed" ProgID="VisualTeX.Formula.1" ShapeID="_x0000_i1212" DrawAspect="Content" ObjectID="_1847697640" r:id="rId310">
+            <v:imagedata r:id="rId308" o:title=""/>
+          </v:shape>
+          <o:OLEObject Type="Embed" ProgID="VisualTeX.Formula.1" ShapeID="_x0000_i1212" DrawAspect="Content" ObjectID="_1847698127" r:id="rId309">
             <o:FieldCodes>\s</o:FieldCodes>
           </o:OLEObject>
         </w:object>
@@ -13344,9 +13361,9 @@
       <w:r>
         <w:object w:dxaOrig="343" w:dyaOrig="123" w14:anchorId="7B8C3FCC">
           <v:shape id="_x0000_i1213" type="#_x0000_t75" style="width:27.15pt;height:9.95pt" o:ole="">
-            <v:imagedata r:id="rId311" o:title=""/>
-          </v:shape>
-          <o:OLEObject Type="Embed" ProgID="VisualTeX.Formula.1" ShapeID="_x0000_i1213" DrawAspect="Content" ObjectID="_1847697641" r:id="rId312">
+            <v:imagedata r:id="rId310" o:title=""/>
+          </v:shape>
+          <o:OLEObject Type="Embed" ProgID="VisualTeX.Formula.1" ShapeID="_x0000_i1213" DrawAspect="Content" ObjectID="_1847698128" r:id="rId311">
             <o:FieldCodes>\s</o:FieldCodes>
           </o:OLEObject>
         </w:object>
@@ -13373,9 +13390,9 @@
         </w:rPr>
         <w:object w:dxaOrig="203" w:dyaOrig="134" w14:anchorId="27E8DDE2">
           <v:shape id="_x0000_i1214" type="#_x0000_t75" style="width:16.05pt;height:11.1pt" o:ole="">
-            <v:imagedata r:id="rId313" o:title=""/>
-          </v:shape>
-          <o:OLEObject Type="Embed" ProgID="VisualTeX.Formula.1" ShapeID="_x0000_i1214" DrawAspect="Content" ObjectID="_1847697642" r:id="rId314">
+            <v:imagedata r:id="rId312" o:title=""/>
+          </v:shape>
+          <o:OLEObject Type="Embed" ProgID="VisualTeX.Formula.1" ShapeID="_x0000_i1214" DrawAspect="Content" ObjectID="_1847698129" r:id="rId313">
             <o:FieldCodes>\s</o:FieldCodes>
           </o:OLEObject>
         </w:object>
@@ -13417,9 +13434,9 @@
         </w:rPr>
         <w:object w:dxaOrig="372" w:dyaOrig="134" w14:anchorId="40AFF047">
           <v:shape id="_x0000_i1215" type="#_x0000_t75" style="width:29.35pt;height:11.1pt" o:ole="">
-            <v:imagedata r:id="rId299" o:title=""/>
-          </v:shape>
-          <o:OLEObject Type="Embed" ProgID="VisualTeX.Formula.1" ShapeID="_x0000_i1215" DrawAspect="Content" ObjectID="_1847697643" r:id="rId315">
+            <v:imagedata r:id="rId298" o:title=""/>
+          </v:shape>
+          <o:OLEObject Type="Embed" ProgID="VisualTeX.Formula.1" ShapeID="_x0000_i1215" DrawAspect="Content" ObjectID="_1847698130" r:id="rId314">
             <o:FieldCodes>\s</o:FieldCodes>
           </o:OLEObject>
         </w:object>
@@ -13452,9 +13469,9 @@
       <w:r>
         <w:object w:dxaOrig="95" w:dyaOrig="82" w14:anchorId="637A4E1C">
           <v:shape id="_x0000_i1216" type="#_x0000_t75" style="width:7.75pt;height:7.2pt" o:ole="">
-            <v:imagedata r:id="rId34" o:title=""/>
-          </v:shape>
-          <o:OLEObject Type="Embed" ProgID="VisualTeX.Formula.1" ShapeID="_x0000_i1216" DrawAspect="Content" ObjectID="_1847697644" r:id="rId316">
+            <v:imagedata r:id="rId33" o:title=""/>
+          </v:shape>
+          <o:OLEObject Type="Embed" ProgID="VisualTeX.Formula.1" ShapeID="_x0000_i1216" DrawAspect="Content" ObjectID="_1847698131" r:id="rId315">
             <o:FieldCodes>\s</o:FieldCodes>
           </o:OLEObject>
         </w:object>
@@ -13589,9 +13606,9 @@
         </w:rPr>
         <w:object w:dxaOrig="1419" w:dyaOrig="170" w14:anchorId="481557E2">
           <v:shape id="_x0000_i1217" type="#_x0000_t75" style="width:106.9pt;height:13.3pt" o:ole="">
-            <v:imagedata r:id="rId317" o:title=""/>
-          </v:shape>
-          <o:OLEObject Type="Embed" ProgID="VisualTeX.Formula.1" ShapeID="_x0000_i1217" DrawAspect="Content" ObjectID="_1847697645" r:id="rId318">
+            <v:imagedata r:id="rId316" o:title=""/>
+          </v:shape>
+          <o:OLEObject Type="Embed" ProgID="VisualTeX.Formula.1" ShapeID="_x0000_i1217" DrawAspect="Content" ObjectID="_1847698132" r:id="rId317">
             <o:FieldCodes>\s</o:FieldCodes>
           </o:OLEObject>
         </w:object>
@@ -13676,9 +13693,9 @@
       <w:r>
         <w:object w:dxaOrig="2950" w:dyaOrig="1182" w14:anchorId="6AE22D2A">
           <v:shape id="_x0000_i1218" type="#_x0000_t75" style="width:222.1pt;height:89.7pt" o:ole="">
-            <v:imagedata r:id="rId319" o:title=""/>
-          </v:shape>
-          <o:OLEObject Type="Embed" ProgID="VisualTeX.Formula.1" ShapeID="_x0000_i1218" DrawAspect="Content" ObjectID="_1847697646" r:id="rId320">
+            <v:imagedata r:id="rId318" o:title=""/>
+          </v:shape>
+          <o:OLEObject Type="Embed" ProgID="VisualTeX.Formula.1" ShapeID="_x0000_i1218" DrawAspect="Content" ObjectID="_1847698133" r:id="rId319">
             <o:FieldCodes>\s</o:FieldCodes>
           </o:OLEObject>
         </w:object>
@@ -13752,9 +13769,9 @@
         </w:rPr>
         <w:object w:dxaOrig="359" w:dyaOrig="177" w14:anchorId="4B6F49CD">
           <v:shape id="_x0000_i1219" type="#_x0000_t75" style="width:27.7pt;height:14.4pt" o:ole="">
-            <v:imagedata r:id="rId321" o:title=""/>
-          </v:shape>
-          <o:OLEObject Type="Embed" ProgID="VisualTeX.Formula.1" ShapeID="_x0000_i1219" DrawAspect="Content" ObjectID="_1847697647" r:id="rId322">
+            <v:imagedata r:id="rId320" o:title=""/>
+          </v:shape>
+          <o:OLEObject Type="Embed" ProgID="VisualTeX.Formula.1" ShapeID="_x0000_i1219" DrawAspect="Content" ObjectID="_1847698134" r:id="rId321">
             <o:FieldCodes>\s</o:FieldCodes>
           </o:OLEObject>
         </w:object>
@@ -13816,9 +13833,9 @@
       <w:r>
         <w:object w:dxaOrig="79" w:dyaOrig="83" w14:anchorId="0FC6FA2D">
           <v:shape id="_x0000_i1220" type="#_x0000_t75" style="width:6.65pt;height:7.2pt" o:ole="">
-            <v:imagedata r:id="rId22" o:title=""/>
-          </v:shape>
-          <o:OLEObject Type="Embed" ProgID="VisualTeX.Formula.1" ShapeID="_x0000_i1220" DrawAspect="Content" ObjectID="_1847697648" r:id="rId323">
+            <v:imagedata r:id="rId21" o:title=""/>
+          </v:shape>
+          <o:OLEObject Type="Embed" ProgID="VisualTeX.Formula.1" ShapeID="_x0000_i1220" DrawAspect="Content" ObjectID="_1847698135" r:id="rId322">
             <o:FieldCodes>\s</o:FieldCodes>
           </o:OLEObject>
         </w:object>
@@ -13845,9 +13862,9 @@
         </w:rPr>
         <w:object w:dxaOrig="1523" w:dyaOrig="134" w14:anchorId="797898C5">
           <v:shape id="_x0000_i1221" type="#_x0000_t75" style="width:114.65pt;height:11.1pt" o:ole="">
-            <v:imagedata r:id="rId324" o:title=""/>
-          </v:shape>
-          <o:OLEObject Type="Embed" ProgID="VisualTeX.Formula.1" ShapeID="_x0000_i1221" DrawAspect="Content" ObjectID="_1847697649" r:id="rId325">
+            <v:imagedata r:id="rId323" o:title=""/>
+          </v:shape>
+          <o:OLEObject Type="Embed" ProgID="VisualTeX.Formula.1" ShapeID="_x0000_i1221" DrawAspect="Content" ObjectID="_1847698136" r:id="rId324">
             <o:FieldCodes>\s</o:FieldCodes>
           </o:OLEObject>
         </w:object>
@@ -13938,9 +13955,9 @@
       <w:r>
         <w:object w:dxaOrig="170" w:dyaOrig="98" w14:anchorId="67BE1036">
           <v:shape id="_x0000_i1222" type="#_x0000_t75" style="width:12.75pt;height:7.75pt" o:ole="">
-            <v:imagedata r:id="rId326" o:title=""/>
-          </v:shape>
-          <o:OLEObject Type="Embed" ProgID="VisualTeX.Formula.1" ShapeID="_x0000_i1222" DrawAspect="Content" ObjectID="_1847697650" r:id="rId327">
+            <v:imagedata r:id="rId325" o:title=""/>
+          </v:shape>
+          <o:OLEObject Type="Embed" ProgID="VisualTeX.Formula.1" ShapeID="_x0000_i1222" DrawAspect="Content" ObjectID="_1847698137" r:id="rId326">
             <o:FieldCodes>\s</o:FieldCodes>
           </o:OLEObject>
         </w:object>
@@ -13964,9 +13981,9 @@
       <w:r>
         <w:object w:dxaOrig="170" w:dyaOrig="98" w14:anchorId="4547A546">
           <v:shape id="_x0000_i1223" type="#_x0000_t75" style="width:12.75pt;height:7.75pt" o:ole="">
-            <v:imagedata r:id="rId328" o:title=""/>
-          </v:shape>
-          <o:OLEObject Type="Embed" ProgID="VisualTeX.Formula.1" ShapeID="_x0000_i1223" DrawAspect="Content" ObjectID="_1847697651" r:id="rId329">
+            <v:imagedata r:id="rId327" o:title=""/>
+          </v:shape>
+          <o:OLEObject Type="Embed" ProgID="VisualTeX.Formula.1" ShapeID="_x0000_i1223" DrawAspect="Content" ObjectID="_1847698138" r:id="rId328">
             <o:FieldCodes>\s</o:FieldCodes>
           </o:OLEObject>
         </w:object>
@@ -14016,9 +14033,9 @@
       <w:r>
         <w:object w:dxaOrig="1587" w:dyaOrig="766" w14:anchorId="2854E239">
           <v:shape id="_x0000_i1224" type="#_x0000_t75" style="width:119.65pt;height:58.7pt" o:ole="">
-            <v:imagedata r:id="rId330" o:title=""/>
-          </v:shape>
-          <o:OLEObject Type="Embed" ProgID="VisualTeX.Formula.1" ShapeID="_x0000_i1224" DrawAspect="Content" ObjectID="_1847697652" r:id="rId331">
+            <v:imagedata r:id="rId329" o:title=""/>
+          </v:shape>
+          <o:OLEObject Type="Embed" ProgID="VisualTeX.Formula.1" ShapeID="_x0000_i1224" DrawAspect="Content" ObjectID="_1847698139" r:id="rId330">
             <o:FieldCodes>\s</o:FieldCodes>
           </o:OLEObject>
         </w:object>
@@ -14040,9 +14057,9 @@
         </w:rPr>
         <w:object w:dxaOrig="378" w:dyaOrig="160" w14:anchorId="28F1F93E">
           <v:shape id="_x0000_i1225" type="#_x0000_t75" style="width:29.35pt;height:12.75pt" o:ole="">
-            <v:imagedata r:id="rId125" o:title=""/>
-          </v:shape>
-          <o:OLEObject Type="Embed" ProgID="VisualTeX.Formula.1" ShapeID="_x0000_i1225" DrawAspect="Content" ObjectID="_1847697653" r:id="rId332">
+            <v:imagedata r:id="rId124" o:title=""/>
+          </v:shape>
+          <o:OLEObject Type="Embed" ProgID="VisualTeX.Formula.1" ShapeID="_x0000_i1225" DrawAspect="Content" ObjectID="_1847698140" r:id="rId331">
             <o:FieldCodes>\s</o:FieldCodes>
           </o:OLEObject>
         </w:object>
@@ -14069,9 +14086,9 @@
       <w:r>
         <w:object w:dxaOrig="93" w:dyaOrig="123" w14:anchorId="5C11A83D">
           <v:shape id="_x0000_i1226" type="#_x0000_t75" style="width:7.75pt;height:9.95pt" o:ole="">
-            <v:imagedata r:id="rId333" o:title=""/>
-          </v:shape>
-          <o:OLEObject Type="Embed" ProgID="VisualTeX.Formula.1" ShapeID="_x0000_i1226" DrawAspect="Content" ObjectID="_1847697654" r:id="rId334">
+            <v:imagedata r:id="rId332" o:title=""/>
+          </v:shape>
+          <o:OLEObject Type="Embed" ProgID="VisualTeX.Formula.1" ShapeID="_x0000_i1226" DrawAspect="Content" ObjectID="_1847698141" r:id="rId333">
             <o:FieldCodes>\s</o:FieldCodes>
           </o:OLEObject>
         </w:object>
@@ -14108,9 +14125,9 @@
         </w:rPr>
         <w:object w:dxaOrig="656" w:dyaOrig="134" w14:anchorId="55D6549C">
           <v:shape id="_x0000_i1227" type="#_x0000_t75" style="width:50.4pt;height:11.1pt" o:ole="">
-            <v:imagedata r:id="rId335" o:title=""/>
-          </v:shape>
-          <o:OLEObject Type="Embed" ProgID="VisualTeX.Formula.1" ShapeID="_x0000_i1227" DrawAspect="Content" ObjectID="_1847697655" r:id="rId336">
+            <v:imagedata r:id="rId334" o:title=""/>
+          </v:shape>
+          <o:OLEObject Type="Embed" ProgID="VisualTeX.Formula.1" ShapeID="_x0000_i1227" DrawAspect="Content" ObjectID="_1847698142" r:id="rId335">
             <o:FieldCodes>\s</o:FieldCodes>
           </o:OLEObject>
         </w:object>
@@ -14163,9 +14180,9 @@
       <w:r>
         <w:object w:dxaOrig="1565" w:dyaOrig="975" w14:anchorId="7825CF6B">
           <v:shape id="_x0000_i1228" type="#_x0000_t75" style="width:118.5pt;height:74.2pt" o:ole="">
-            <v:imagedata r:id="rId337" o:title=""/>
-          </v:shape>
-          <o:OLEObject Type="Embed" ProgID="VisualTeX.Formula.1" ShapeID="_x0000_i1228" DrawAspect="Content" ObjectID="_1847697656" r:id="rId338">
+            <v:imagedata r:id="rId336" o:title=""/>
+          </v:shape>
+          <o:OLEObject Type="Embed" ProgID="VisualTeX.Formula.1" ShapeID="_x0000_i1228" DrawAspect="Content" ObjectID="_1847698143" r:id="rId337">
             <o:FieldCodes>\s</o:FieldCodes>
           </o:OLEObject>
         </w:object>
@@ -14197,9 +14214,9 @@
         </w:rPr>
         <w:object w:dxaOrig="652" w:dyaOrig="134" w14:anchorId="6F134BBE">
           <v:shape id="_x0000_i1229" type="#_x0000_t75" style="width:50.4pt;height:11.1pt" o:ole="">
-            <v:imagedata r:id="rId339" o:title=""/>
-          </v:shape>
-          <o:OLEObject Type="Embed" ProgID="VisualTeX.Formula.1" ShapeID="_x0000_i1229" DrawAspect="Content" ObjectID="_1847697657" r:id="rId340">
+            <v:imagedata r:id="rId338" o:title=""/>
+          </v:shape>
+          <o:OLEObject Type="Embed" ProgID="VisualTeX.Formula.1" ShapeID="_x0000_i1229" DrawAspect="Content" ObjectID="_1847698144" r:id="rId339">
             <o:FieldCodes>\s</o:FieldCodes>
           </o:OLEObject>
         </w:object>
@@ -14388,9 +14405,9 @@
         </w:rPr>
         <w:object w:dxaOrig="359" w:dyaOrig="177" w14:anchorId="6D57B2AA">
           <v:shape id="_x0000_i1230" type="#_x0000_t75" style="width:27.7pt;height:14.4pt" o:ole="">
-            <v:imagedata r:id="rId321" o:title=""/>
-          </v:shape>
-          <o:OLEObject Type="Embed" ProgID="VisualTeX.Formula.1" ShapeID="_x0000_i1230" DrawAspect="Content" ObjectID="_1847697658" r:id="rId341">
+            <v:imagedata r:id="rId320" o:title=""/>
+          </v:shape>
+          <o:OLEObject Type="Embed" ProgID="VisualTeX.Formula.1" ShapeID="_x0000_i1230" DrawAspect="Content" ObjectID="_1847698145" r:id="rId340">
             <o:FieldCodes>\s</o:FieldCodes>
           </o:OLEObject>
         </w:object>
@@ -14521,9 +14538,9 @@
       <w:r>
         <w:object w:dxaOrig="95" w:dyaOrig="82" w14:anchorId="3B4A7F74">
           <v:shape id="_x0000_i1231" type="#_x0000_t75" style="width:7.75pt;height:6.65pt" o:ole="">
-            <v:imagedata r:id="rId34" o:title=""/>
-          </v:shape>
-          <o:OLEObject Type="Embed" ProgID="VisualTeX.Formula.1" ShapeID="_x0000_i1231" DrawAspect="Content" ObjectID="_1847697659" r:id="rId342">
+            <v:imagedata r:id="rId33" o:title=""/>
+          </v:shape>
+          <o:OLEObject Type="Embed" ProgID="VisualTeX.Formula.1" ShapeID="_x0000_i1231" DrawAspect="Content" ObjectID="_1847698146" r:id="rId341">
             <o:FieldCodes>\s</o:FieldCodes>
           </o:OLEObject>
         </w:object>
@@ -14537,9 +14554,9 @@
       <w:r>
         <w:object w:dxaOrig="78" w:dyaOrig="123" w14:anchorId="4A86B2B9">
           <v:shape id="_x0000_i1232" type="#_x0000_t75" style="width:6.65pt;height:9.95pt" o:ole="">
-            <v:imagedata r:id="rId27" o:title=""/>
-          </v:shape>
-          <o:OLEObject Type="Embed" ProgID="VisualTeX.Formula.1" ShapeID="_x0000_i1232" DrawAspect="Content" ObjectID="_1847697660" r:id="rId343">
+            <v:imagedata r:id="rId26" o:title=""/>
+          </v:shape>
+          <o:OLEObject Type="Embed" ProgID="VisualTeX.Formula.1" ShapeID="_x0000_i1232" DrawAspect="Content" ObjectID="_1847698147" r:id="rId342">
             <o:FieldCodes>\s</o:FieldCodes>
           </o:OLEObject>
         </w:object>
@@ -14562,9 +14579,9 @@
       <w:r>
         <w:object w:dxaOrig="95" w:dyaOrig="82" w14:anchorId="20645911">
           <v:shape id="_x0000_i1233" type="#_x0000_t75" style="width:7.75pt;height:7.2pt" o:ole="">
-            <v:imagedata r:id="rId34" o:title=""/>
-          </v:shape>
-          <o:OLEObject Type="Embed" ProgID="VisualTeX.Formula.1" ShapeID="_x0000_i1233" DrawAspect="Content" ObjectID="_1847697661" r:id="rId344">
+            <v:imagedata r:id="rId33" o:title=""/>
+          </v:shape>
+          <o:OLEObject Type="Embed" ProgID="VisualTeX.Formula.1" ShapeID="_x0000_i1233" DrawAspect="Content" ObjectID="_1847698148" r:id="rId343">
             <o:FieldCodes>\s</o:FieldCodes>
           </o:OLEObject>
         </w:object>
@@ -14593,9 +14610,9 @@
       <w:r>
         <w:object w:dxaOrig="78" w:dyaOrig="123" w14:anchorId="76433356">
           <v:shape id="_x0000_i1234" type="#_x0000_t75" style="width:6.65pt;height:9.95pt" o:ole="">
-            <v:imagedata r:id="rId27" o:title=""/>
-          </v:shape>
-          <o:OLEObject Type="Embed" ProgID="VisualTeX.Formula.1" ShapeID="_x0000_i1234" DrawAspect="Content" ObjectID="_1847697662" r:id="rId345">
+            <v:imagedata r:id="rId26" o:title=""/>
+          </v:shape>
+          <o:OLEObject Type="Embed" ProgID="VisualTeX.Formula.1" ShapeID="_x0000_i1234" DrawAspect="Content" ObjectID="_1847698149" r:id="rId344">
             <o:FieldCodes>\s</o:FieldCodes>
           </o:OLEObject>
         </w:object>
@@ -14621,9 +14638,9 @@
       <w:r>
         <w:object w:dxaOrig="95" w:dyaOrig="82" w14:anchorId="4C24C980">
           <v:shape id="_x0000_i1235" type="#_x0000_t75" style="width:7.75pt;height:6.65pt" o:ole="">
-            <v:imagedata r:id="rId34" o:title=""/>
-          </v:shape>
-          <o:OLEObject Type="Embed" ProgID="VisualTeX.Formula.1" ShapeID="_x0000_i1235" DrawAspect="Content" ObjectID="_1847697663" r:id="rId346">
+            <v:imagedata r:id="rId33" o:title=""/>
+          </v:shape>
+          <o:OLEObject Type="Embed" ProgID="VisualTeX.Formula.1" ShapeID="_x0000_i1235" DrawAspect="Content" ObjectID="_1847698150" r:id="rId345">
             <o:FieldCodes>\s</o:FieldCodes>
           </o:OLEObject>
         </w:object>
@@ -14647,9 +14664,9 @@
       <w:r>
         <w:object w:dxaOrig="78" w:dyaOrig="123" w14:anchorId="3A530FD0">
           <v:shape id="_x0000_i1236" type="#_x0000_t75" style="width:6.65pt;height:9.95pt" o:ole="">
-            <v:imagedata r:id="rId27" o:title=""/>
-          </v:shape>
-          <o:OLEObject Type="Embed" ProgID="VisualTeX.Formula.1" ShapeID="_x0000_i1236" DrawAspect="Content" ObjectID="_1847697664" r:id="rId347">
+            <v:imagedata r:id="rId26" o:title=""/>
+          </v:shape>
+          <o:OLEObject Type="Embed" ProgID="VisualTeX.Formula.1" ShapeID="_x0000_i1236" DrawAspect="Content" ObjectID="_1847698151" r:id="rId346">
             <o:FieldCodes>\s</o:FieldCodes>
           </o:OLEObject>
         </w:object>
@@ -14673,9 +14690,9 @@
       <w:r>
         <w:object w:dxaOrig="157" w:dyaOrig="149" w14:anchorId="1F927003">
           <v:shape id="_x0000_i1237" type="#_x0000_t75" style="width:12.2pt;height:11.65pt" o:ole="">
-            <v:imagedata r:id="rId348" o:title=""/>
-          </v:shape>
-          <o:OLEObject Type="Embed" ProgID="VisualTeX.Formula.1" ShapeID="_x0000_i1237" DrawAspect="Content" ObjectID="_1847697665" r:id="rId349">
+            <v:imagedata r:id="rId347" o:title=""/>
+          </v:shape>
+          <o:OLEObject Type="Embed" ProgID="VisualTeX.Formula.1" ShapeID="_x0000_i1237" DrawAspect="Content" ObjectID="_1847698152" r:id="rId348">
             <o:FieldCodes>\s</o:FieldCodes>
           </o:OLEObject>
         </w:object>
@@ -14764,9 +14781,9 @@
       <w:r>
         <w:object w:dxaOrig="942" w:dyaOrig="160" w14:anchorId="52C7B8E3">
           <v:shape id="_x0000_i1238" type="#_x0000_t75" style="width:71.45pt;height:12.75pt" o:ole="">
-            <v:imagedata r:id="rId350" o:title=""/>
-          </v:shape>
-          <o:OLEObject Type="Embed" ProgID="VisualTeX.Formula.1" ShapeID="_x0000_i1238" DrawAspect="Content" ObjectID="_1847697666" r:id="rId351">
+            <v:imagedata r:id="rId349" o:title=""/>
+          </v:shape>
+          <o:OLEObject Type="Embed" ProgID="VisualTeX.Formula.1" ShapeID="_x0000_i1238" DrawAspect="Content" ObjectID="_1847698153" r:id="rId350">
             <o:FieldCodes>\s</o:FieldCodes>
           </o:OLEObject>
         </w:object>
@@ -14815,9 +14832,9 @@
         </w:rPr>
         <w:object w:dxaOrig="463" w:dyaOrig="157" w14:anchorId="446F2F80">
           <v:shape id="_x0000_i1239" type="#_x0000_t75" style="width:34.35pt;height:12.75pt" o:ole="">
-            <v:imagedata r:id="rId352" o:title=""/>
-          </v:shape>
-          <o:OLEObject Type="Embed" ProgID="VisualTeX.Formula.1" ShapeID="_x0000_i1239" DrawAspect="Content" ObjectID="_1847697667" r:id="rId353">
+            <v:imagedata r:id="rId351" o:title=""/>
+          </v:shape>
+          <o:OLEObject Type="Embed" ProgID="VisualTeX.Formula.1" ShapeID="_x0000_i1239" DrawAspect="Content" ObjectID="_1847698154" r:id="rId352">
             <o:FieldCodes>\s</o:FieldCodes>
           </o:OLEObject>
         </w:object>
@@ -14910,9 +14927,9 @@
         </w:rPr>
         <w:object w:dxaOrig="624" w:dyaOrig="177" w14:anchorId="7205085B">
           <v:shape id="_x0000_i1240" type="#_x0000_t75" style="width:48.2pt;height:14.4pt" o:ole="">
-            <v:imagedata r:id="rId354" o:title=""/>
-          </v:shape>
-          <o:OLEObject Type="Embed" ProgID="VisualTeX.Formula.1" ShapeID="_x0000_i1240" DrawAspect="Content" ObjectID="_1847697668" r:id="rId355">
+            <v:imagedata r:id="rId353" o:title=""/>
+          </v:shape>
+          <o:OLEObject Type="Embed" ProgID="VisualTeX.Formula.1" ShapeID="_x0000_i1240" DrawAspect="Content" ObjectID="_1847698155" r:id="rId354">
             <o:FieldCodes>\s</o:FieldCodes>
           </o:OLEObject>
         </w:object>
@@ -14994,9 +15011,9 @@
       <w:r>
         <w:object w:dxaOrig="95" w:dyaOrig="82" w14:anchorId="03B7F32A">
           <v:shape id="_x0000_i1241" type="#_x0000_t75" style="width:7.75pt;height:7.2pt" o:ole="">
-            <v:imagedata r:id="rId34" o:title=""/>
-          </v:shape>
-          <o:OLEObject Type="Embed" ProgID="VisualTeX.Formula.1" ShapeID="_x0000_i1241" DrawAspect="Content" ObjectID="_1847697669" r:id="rId356">
+            <v:imagedata r:id="rId33" o:title=""/>
+          </v:shape>
+          <o:OLEObject Type="Embed" ProgID="VisualTeX.Formula.1" ShapeID="_x0000_i1241" DrawAspect="Content" ObjectID="_1847698156" r:id="rId355">
             <o:FieldCodes>\s</o:FieldCodes>
           </o:OLEObject>
         </w:object>
@@ -15023,9 +15040,9 @@
         </w:rPr>
         <w:object w:dxaOrig="458" w:dyaOrig="156" w14:anchorId="792E20A4">
           <v:shape id="_x0000_i1242" type="#_x0000_t75" style="width:33.8pt;height:12.75pt" o:ole="">
-            <v:imagedata r:id="rId357" o:title=""/>
-          </v:shape>
-          <o:OLEObject Type="Embed" ProgID="VisualTeX.Formula.1" ShapeID="_x0000_i1242" DrawAspect="Content" ObjectID="_1847697670" r:id="rId358">
+            <v:imagedata r:id="rId356" o:title=""/>
+          </v:shape>
+          <o:OLEObject Type="Embed" ProgID="VisualTeX.Formula.1" ShapeID="_x0000_i1242" DrawAspect="Content" ObjectID="_1847698157" r:id="rId357">
             <o:FieldCodes>\s</o:FieldCodes>
           </o:OLEObject>
         </w:object>
@@ -15070,9 +15087,9 @@
         </w:rPr>
         <w:object w:dxaOrig="1623" w:dyaOrig="157" w14:anchorId="0CF14407">
           <v:shape id="_x0000_i1243" type="#_x0000_t75" style="width:117.95pt;height:12.75pt" o:ole="">
-            <v:imagedata r:id="rId359" o:title=""/>
-          </v:shape>
-          <o:OLEObject Type="Embed" ProgID="VisualTeX.Formula.1" ShapeID="_x0000_i1243" DrawAspect="Content" ObjectID="_1847697671" r:id="rId360">
+            <v:imagedata r:id="rId358" o:title=""/>
+          </v:shape>
+          <o:OLEObject Type="Embed" ProgID="VisualTeX.Formula.1" ShapeID="_x0000_i1243" DrawAspect="Content" ObjectID="_1847698158" r:id="rId359">
             <o:FieldCodes>\s</o:FieldCodes>
           </o:OLEObject>
         </w:object>
@@ -15115,9 +15132,9 @@
         </w:rPr>
         <w:object w:dxaOrig="458" w:dyaOrig="156" w14:anchorId="1575EAB6">
           <v:shape id="_x0000_i1244" type="#_x0000_t75" style="width:33.8pt;height:12.75pt" o:ole="">
-            <v:imagedata r:id="rId357" o:title=""/>
-          </v:shape>
-          <o:OLEObject Type="Embed" ProgID="VisualTeX.Formula.1" ShapeID="_x0000_i1244" DrawAspect="Content" ObjectID="_1847697672" r:id="rId361">
+            <v:imagedata r:id="rId356" o:title=""/>
+          </v:shape>
+          <o:OLEObject Type="Embed" ProgID="VisualTeX.Formula.1" ShapeID="_x0000_i1244" DrawAspect="Content" ObjectID="_1847698159" r:id="rId360">
             <o:FieldCodes>\s</o:FieldCodes>
           </o:OLEObject>
         </w:object>
@@ -15159,9 +15176,9 @@
       <w:r>
         <w:object w:dxaOrig="160" w:dyaOrig="147" w14:anchorId="7BF8AC04">
           <v:shape id="_x0000_i1245" type="#_x0000_t75" style="width:12.75pt;height:12.2pt" o:ole="">
-            <v:imagedata r:id="rId362" o:title=""/>
-          </v:shape>
-          <o:OLEObject Type="Embed" ProgID="VisualTeX.Formula.1" ShapeID="_x0000_i1245" DrawAspect="Content" ObjectID="_1847697673" r:id="rId363">
+            <v:imagedata r:id="rId361" o:title=""/>
+          </v:shape>
+          <o:OLEObject Type="Embed" ProgID="VisualTeX.Formula.1" ShapeID="_x0000_i1245" DrawAspect="Content" ObjectID="_1847698160" r:id="rId362">
             <o:FieldCodes>\s</o:FieldCodes>
           </o:OLEObject>
         </w:object>
@@ -15231,9 +15248,9 @@
         </w:rPr>
         <w:object w:dxaOrig="1600" w:dyaOrig="157" w14:anchorId="7F4A0189">
           <v:shape id="_x0000_i1246" type="#_x0000_t75" style="width:118.5pt;height:12.75pt" o:ole="">
-            <v:imagedata r:id="rId364" o:title=""/>
-          </v:shape>
-          <o:OLEObject Type="Embed" ProgID="VisualTeX.Formula.1" ShapeID="_x0000_i1246" DrawAspect="Content" ObjectID="_1847697674" r:id="rId365">
+            <v:imagedata r:id="rId363" o:title=""/>
+          </v:shape>
+          <o:OLEObject Type="Embed" ProgID="VisualTeX.Formula.1" ShapeID="_x0000_i1246" DrawAspect="Content" ObjectID="_1847698161" r:id="rId364">
             <o:FieldCodes>\s</o:FieldCodes>
           </o:OLEObject>
         </w:object>
@@ -15285,9 +15302,9 @@
         </w:rPr>
         <w:object w:dxaOrig="453" w:dyaOrig="156" w14:anchorId="07D2D3DF">
           <v:shape id="_x0000_i1247" type="#_x0000_t75" style="width:34.9pt;height:12.75pt" o:ole="">
-            <v:imagedata r:id="rId366" o:title=""/>
-          </v:shape>
-          <o:OLEObject Type="Embed" ProgID="VisualTeX.Formula.1" ShapeID="_x0000_i1247" DrawAspect="Content" ObjectID="_1847697675" r:id="rId367">
+            <v:imagedata r:id="rId365" o:title=""/>
+          </v:shape>
+          <o:OLEObject Type="Embed" ProgID="VisualTeX.Formula.1" ShapeID="_x0000_i1247" DrawAspect="Content" ObjectID="_1847698162" r:id="rId366">
             <o:FieldCodes>\s</o:FieldCodes>
           </o:OLEObject>
         </w:object>
@@ -15322,9 +15339,9 @@
         </w:rPr>
         <w:object w:dxaOrig="160" w:dyaOrig="147" w14:anchorId="6CEC4B0B">
           <v:shape id="_x0000_i1248" type="#_x0000_t75" style="width:12.75pt;height:12.2pt" o:ole="">
-            <v:imagedata r:id="rId362" o:title=""/>
-          </v:shape>
-          <o:OLEObject Type="Embed" ProgID="VisualTeX.Formula.1" ShapeID="_x0000_i1248" DrawAspect="Content" ObjectID="_1847697676" r:id="rId368">
+            <v:imagedata r:id="rId361" o:title=""/>
+          </v:shape>
+          <o:OLEObject Type="Embed" ProgID="VisualTeX.Formula.1" ShapeID="_x0000_i1248" DrawAspect="Content" ObjectID="_1847698163" r:id="rId367">
             <o:FieldCodes>\s</o:FieldCodes>
           </o:OLEObject>
         </w:object>
@@ -15466,9 +15483,9 @@
       <w:r>
         <w:object w:dxaOrig="106" w:dyaOrig="83" w14:anchorId="6A2BB59B">
           <v:shape id="_x0000_i1249" type="#_x0000_t75" style="width:8.85pt;height:7.2pt" o:ole="">
-            <v:imagedata r:id="rId209" o:title=""/>
-          </v:shape>
-          <o:OLEObject Type="Embed" ProgID="VisualTeX.Formula.1" ShapeID="_x0000_i1249" DrawAspect="Content" ObjectID="_1847697677" r:id="rId369">
+            <v:imagedata r:id="rId208" o:title=""/>
+          </v:shape>
+          <o:OLEObject Type="Embed" ProgID="VisualTeX.Formula.1" ShapeID="_x0000_i1249" DrawAspect="Content" ObjectID="_1847698164" r:id="rId368">
             <o:FieldCodes>\s</o:FieldCodes>
           </o:OLEObject>
         </w:object>
@@ -15519,9 +15536,9 @@
       <w:r>
         <w:object w:dxaOrig="106" w:dyaOrig="83" w14:anchorId="0AFF6CF7">
           <v:shape id="_x0000_i1250" type="#_x0000_t75" style="width:8.85pt;height:7.2pt" o:ole="">
-            <v:imagedata r:id="rId209" o:title=""/>
-          </v:shape>
-          <o:OLEObject Type="Embed" ProgID="VisualTeX.Formula.1" ShapeID="_x0000_i1250" DrawAspect="Content" ObjectID="_1847697678" r:id="rId370">
+            <v:imagedata r:id="rId208" o:title=""/>
+          </v:shape>
+          <o:OLEObject Type="Embed" ProgID="VisualTeX.Formula.1" ShapeID="_x0000_i1250" DrawAspect="Content" ObjectID="_1847698165" r:id="rId369">
             <o:FieldCodes>\s</o:FieldCodes>
           </o:OLEObject>
         </w:object>
@@ -15545,9 +15562,9 @@
       <w:r>
         <w:object w:dxaOrig="106" w:dyaOrig="83" w14:anchorId="1612C6C2">
           <v:shape id="_x0000_i1251" type="#_x0000_t75" style="width:8.85pt;height:7.2pt" o:ole="">
-            <v:imagedata r:id="rId209" o:title=""/>
-          </v:shape>
-          <o:OLEObject Type="Embed" ProgID="VisualTeX.Formula.1" ShapeID="_x0000_i1251" DrawAspect="Content" ObjectID="_1847697679" r:id="rId371">
+            <v:imagedata r:id="rId208" o:title=""/>
+          </v:shape>
+          <o:OLEObject Type="Embed" ProgID="VisualTeX.Formula.1" ShapeID="_x0000_i1251" DrawAspect="Content" ObjectID="_1847698166" r:id="rId370">
             <o:FieldCodes>\s</o:FieldCodes>
           </o:OLEObject>
         </w:object>
@@ -15592,9 +15609,9 @@
         </w:rPr>
         <w:object w:dxaOrig="4330" w:dyaOrig="203" w14:anchorId="6A2AAE4C">
           <v:shape id="_x0000_i1252" type="#_x0000_t75" style="width:324pt;height:16.05pt" o:ole="">
-            <v:imagedata r:id="rId372" o:title=""/>
-          </v:shape>
-          <o:OLEObject Type="Embed" ProgID="VisualTeX.Formula.1" ShapeID="_x0000_i1252" DrawAspect="Content" ObjectID="_1847697680" r:id="rId373">
+            <v:imagedata r:id="rId371" o:title=""/>
+          </v:shape>
+          <o:OLEObject Type="Embed" ProgID="VisualTeX.Formula.1" ShapeID="_x0000_i1252" DrawAspect="Content" ObjectID="_1847698167" r:id="rId372">
             <o:FieldCodes>\s</o:FieldCodes>
           </o:OLEObject>
         </w:object>
@@ -15701,9 +15718,9 @@
         </w:rPr>
         <w:object w:dxaOrig="165" w:dyaOrig="104" w14:anchorId="06FA4981">
           <v:shape id="_x0000_i1253" type="#_x0000_t75" style="width:12.75pt;height:8.3pt" o:ole="">
-            <v:imagedata r:id="rId374" o:title=""/>
-          </v:shape>
-          <o:OLEObject Type="Embed" ProgID="VisualTeX.Formula.1" ShapeID="_x0000_i1253" DrawAspect="Content" ObjectID="_1847697681" r:id="rId375">
+            <v:imagedata r:id="rId373" o:title=""/>
+          </v:shape>
+          <o:OLEObject Type="Embed" ProgID="VisualTeX.Formula.1" ShapeID="_x0000_i1253" DrawAspect="Content" ObjectID="_1847698168" r:id="rId374">
             <o:FieldCodes>\s</o:FieldCodes>
           </o:OLEObject>
         </w:object>
@@ -15733,9 +15750,9 @@
         </w:rPr>
         <w:object w:dxaOrig="165" w:dyaOrig="104" w14:anchorId="44D619CC">
           <v:shape id="_x0000_i1254" type="#_x0000_t75" style="width:12.75pt;height:8.3pt" o:ole="">
-            <v:imagedata r:id="rId376" o:title=""/>
-          </v:shape>
-          <o:OLEObject Type="Embed" ProgID="VisualTeX.Formula.1" ShapeID="_x0000_i1254" DrawAspect="Content" ObjectID="_1847697682" r:id="rId377">
+            <v:imagedata r:id="rId375" o:title=""/>
+          </v:shape>
+          <o:OLEObject Type="Embed" ProgID="VisualTeX.Formula.1" ShapeID="_x0000_i1254" DrawAspect="Content" ObjectID="_1847698169" r:id="rId376">
             <o:FieldCodes>\s</o:FieldCodes>
           </o:OLEObject>
         </w:object>
@@ -15774,9 +15791,9 @@
         </w:rPr>
         <w:object w:dxaOrig="167" w:dyaOrig="107" w14:anchorId="709BD9E4">
           <v:shape id="_x0000_i1255" type="#_x0000_t75" style="width:12.75pt;height:8.3pt" o:ole="">
-            <v:imagedata r:id="rId378" o:title=""/>
-          </v:shape>
-          <o:OLEObject Type="Embed" ProgID="VisualTeX.Formula.1" ShapeID="_x0000_i1255" DrawAspect="Content" ObjectID="_1847697683" r:id="rId379">
+            <v:imagedata r:id="rId377" o:title=""/>
+          </v:shape>
+          <o:OLEObject Type="Embed" ProgID="VisualTeX.Formula.1" ShapeID="_x0000_i1255" DrawAspect="Content" ObjectID="_1847698170" r:id="rId378">
             <o:FieldCodes>\s</o:FieldCodes>
           </o:OLEObject>
         </w:object>
@@ -15831,9 +15848,9 @@
       <w:r>
         <w:object w:dxaOrig="106" w:dyaOrig="83" w14:anchorId="554B1F8B">
           <v:shape id="_x0000_i1256" type="#_x0000_t75" style="width:8.85pt;height:7.2pt" o:ole="">
-            <v:imagedata r:id="rId209" o:title=""/>
-          </v:shape>
-          <o:OLEObject Type="Embed" ProgID="VisualTeX.Formula.1" ShapeID="_x0000_i1256" DrawAspect="Content" ObjectID="_1847697684" r:id="rId380">
+            <v:imagedata r:id="rId208" o:title=""/>
+          </v:shape>
+          <o:OLEObject Type="Embed" ProgID="VisualTeX.Formula.1" ShapeID="_x0000_i1256" DrawAspect="Content" ObjectID="_1847698171" r:id="rId379">
             <o:FieldCodes>\s</o:FieldCodes>
           </o:OLEObject>
         </w:object>
@@ -15859,9 +15876,9 @@
       <w:r>
         <w:object w:dxaOrig="95" w:dyaOrig="82" w14:anchorId="20BF4F81">
           <v:shape id="_x0000_i1257" type="#_x0000_t75" style="width:7.75pt;height:7.2pt" o:ole="">
-            <v:imagedata r:id="rId34" o:title=""/>
-          </v:shape>
-          <o:OLEObject Type="Embed" ProgID="VisualTeX.Formula.1" ShapeID="_x0000_i1257" DrawAspect="Content" ObjectID="_1847697685" r:id="rId381">
+            <v:imagedata r:id="rId33" o:title=""/>
+          </v:shape>
+          <o:OLEObject Type="Embed" ProgID="VisualTeX.Formula.1" ShapeID="_x0000_i1257" DrawAspect="Content" ObjectID="_1847698172" r:id="rId380">
             <o:FieldCodes>\s</o:FieldCodes>
           </o:OLEObject>
         </w:object>
@@ -15900,9 +15917,9 @@
         </w:rPr>
         <w:object w:dxaOrig="167" w:dyaOrig="107" w14:anchorId="0C994CD7">
           <v:shape id="_x0000_i1258" type="#_x0000_t75" style="width:12.75pt;height:8.3pt" o:ole="">
-            <v:imagedata r:id="rId378" o:title=""/>
-          </v:shape>
-          <o:OLEObject Type="Embed" ProgID="VisualTeX.Formula.1" ShapeID="_x0000_i1258" DrawAspect="Content" ObjectID="_1847697686" r:id="rId382">
+            <v:imagedata r:id="rId377" o:title=""/>
+          </v:shape>
+          <o:OLEObject Type="Embed" ProgID="VisualTeX.Formula.1" ShapeID="_x0000_i1258" DrawAspect="Content" ObjectID="_1847698173" r:id="rId381">
             <o:FieldCodes>\s</o:FieldCodes>
           </o:OLEObject>
         </w:object>
@@ -15954,9 +15971,9 @@
         </w:rPr>
         <w:object w:dxaOrig="1069" w:dyaOrig="179" w14:anchorId="7CEDBDFF">
           <v:shape id="_x0000_i1259" type="#_x0000_t75" style="width:78.65pt;height:13.85pt" o:ole="">
-            <v:imagedata r:id="rId383" o:title=""/>
-          </v:shape>
-          <o:OLEObject Type="Embed" ProgID="VisualTeX.Formula.1" ShapeID="_x0000_i1259" DrawAspect="Content" ObjectID="_1847697687" r:id="rId384">
+            <v:imagedata r:id="rId382" o:title=""/>
+          </v:shape>
+          <o:OLEObject Type="Embed" ProgID="VisualTeX.Formula.1" ShapeID="_x0000_i1259" DrawAspect="Content" ObjectID="_1847698174" r:id="rId383">
             <o:FieldCodes>\s</o:FieldCodes>
           </o:OLEObject>
         </w:object>
@@ -16027,9 +16044,9 @@
         </w:rPr>
         <w:object w:dxaOrig="1414" w:dyaOrig="122" w14:anchorId="62EBBF04">
           <v:shape id="_x0000_i1260" type="#_x0000_t75" style="width:105.8pt;height:9.95pt" o:ole="">
-            <v:imagedata r:id="rId385" o:title=""/>
-          </v:shape>
-          <o:OLEObject Type="Embed" ProgID="VisualTeX.Formula.1" ShapeID="_x0000_i1260" DrawAspect="Content" ObjectID="_1847697688" r:id="rId386">
+            <v:imagedata r:id="rId384" o:title=""/>
+          </v:shape>
+          <o:OLEObject Type="Embed" ProgID="VisualTeX.Formula.1" ShapeID="_x0000_i1260" DrawAspect="Content" ObjectID="_1847698175" r:id="rId385">
             <o:FieldCodes>\s</o:FieldCodes>
           </o:OLEObject>
         </w:object>
@@ -16092,9 +16109,9 @@
         </w:rPr>
         <w:object w:dxaOrig="388" w:dyaOrig="129" w14:anchorId="14C1F694">
           <v:shape id="_x0000_i1261" type="#_x0000_t75" style="width:29.9pt;height:10.5pt" o:ole="">
-            <v:imagedata r:id="rId387" o:title=""/>
-          </v:shape>
-          <o:OLEObject Type="Embed" ProgID="VisualTeX.Formula.1" ShapeID="_x0000_i1261" DrawAspect="Content" ObjectID="_1847697689" r:id="rId388">
+            <v:imagedata r:id="rId386" o:title=""/>
+          </v:shape>
+          <o:OLEObject Type="Embed" ProgID="VisualTeX.Formula.1" ShapeID="_x0000_i1261" DrawAspect="Content" ObjectID="_1847698176" r:id="rId387">
             <o:FieldCodes>\s</o:FieldCodes>
           </o:OLEObject>
         </w:object>
@@ -16137,9 +16154,9 @@
         </w:rPr>
         <w:object w:dxaOrig="676" w:dyaOrig="198" w14:anchorId="768A8FBC">
           <v:shape id="_x0000_i1262" type="#_x0000_t75" style="width:49.3pt;height:14.95pt" o:ole="">
-            <v:imagedata r:id="rId389" o:title=""/>
-          </v:shape>
-          <o:OLEObject Type="Embed" ProgID="VisualTeX.Formula.1" ShapeID="_x0000_i1262" DrawAspect="Content" ObjectID="_1847697690" r:id="rId390">
+            <v:imagedata r:id="rId388" o:title=""/>
+          </v:shape>
+          <o:OLEObject Type="Embed" ProgID="VisualTeX.Formula.1" ShapeID="_x0000_i1262" DrawAspect="Content" ObjectID="_1847698177" r:id="rId389">
             <o:FieldCodes>\s</o:FieldCodes>
           </o:OLEObject>
         </w:object>
@@ -16230,9 +16247,9 @@
         </w:rPr>
         <w:object w:dxaOrig="917" w:dyaOrig="121" w14:anchorId="40F6F395">
           <v:shape id="_x0000_i1263" type="#_x0000_t75" style="width:67pt;height:9.95pt" o:ole="">
-            <v:imagedata r:id="rId391" o:title=""/>
-          </v:shape>
-          <o:OLEObject Type="Embed" ProgID="VisualTeX.Formula.1" ShapeID="_x0000_i1263" DrawAspect="Content" ObjectID="_1847697691" r:id="rId392">
+            <v:imagedata r:id="rId390" o:title=""/>
+          </v:shape>
+          <o:OLEObject Type="Embed" ProgID="VisualTeX.Formula.1" ShapeID="_x0000_i1263" DrawAspect="Content" ObjectID="_1847698178" r:id="rId391">
             <o:FieldCodes>\s</o:FieldCodes>
           </o:OLEObject>
         </w:object>
@@ -16308,9 +16325,9 @@
         </w:rPr>
         <w:object w:dxaOrig="568" w:dyaOrig="319" w14:anchorId="299DC427">
           <v:shape id="_x0000_i1264" type="#_x0000_t75" style="width:42.1pt;height:23.8pt" o:ole="">
-            <v:imagedata r:id="rId393" o:title=""/>
-          </v:shape>
-          <o:OLEObject Type="Embed" ProgID="VisualTeX.Formula.1" ShapeID="_x0000_i1264" DrawAspect="Content" ObjectID="_1847697692" r:id="rId394">
+            <v:imagedata r:id="rId392" o:title=""/>
+          </v:shape>
+          <o:OLEObject Type="Embed" ProgID="VisualTeX.Formula.1" ShapeID="_x0000_i1264" DrawAspect="Content" ObjectID="_1847698179" r:id="rId393">
             <o:FieldCodes>\s</o:FieldCodes>
           </o:OLEObject>
         </w:object>
@@ -16361,9 +16378,9 @@
         </w:rPr>
         <w:object w:dxaOrig="317" w:dyaOrig="158" w14:anchorId="728F3701">
           <v:shape id="_x0000_i1265" type="#_x0000_t75" style="width:23.25pt;height:12.2pt" o:ole="">
-            <v:imagedata r:id="rId395" o:title=""/>
-          </v:shape>
-          <o:OLEObject Type="Embed" ProgID="VisualTeX.Formula.1" ShapeID="_x0000_i1265" DrawAspect="Content" ObjectID="_1847697693" r:id="rId396">
+            <v:imagedata r:id="rId394" o:title=""/>
+          </v:shape>
+          <o:OLEObject Type="Embed" ProgID="VisualTeX.Formula.1" ShapeID="_x0000_i1265" DrawAspect="Content" ObjectID="_1847698180" r:id="rId395">
             <o:FieldCodes>\s</o:FieldCodes>
           </o:OLEObject>
         </w:object>
@@ -16530,9 +16547,9 @@
       <w:r>
         <w:object w:dxaOrig="106" w:dyaOrig="83" w14:anchorId="50F23EE7">
           <v:shape id="_x0000_i1266" type="#_x0000_t75" style="width:8.85pt;height:7.2pt" o:ole="">
-            <v:imagedata r:id="rId209" o:title=""/>
-          </v:shape>
-          <o:OLEObject Type="Embed" ProgID="VisualTeX.Formula.1" ShapeID="_x0000_i1266" DrawAspect="Content" ObjectID="_1847697694" r:id="rId397">
+            <v:imagedata r:id="rId208" o:title=""/>
+          </v:shape>
+          <o:OLEObject Type="Embed" ProgID="VisualTeX.Formula.1" ShapeID="_x0000_i1266" DrawAspect="Content" ObjectID="_1847698181" r:id="rId396">
             <o:FieldCodes>\s</o:FieldCodes>
           </o:OLEObject>
         </w:object>
@@ -16763,9 +16780,9 @@
       <w:r>
         <w:object w:dxaOrig="95" w:dyaOrig="83" w14:anchorId="30EC0938">
           <v:shape id="_x0000_i1267" type="#_x0000_t75" style="width:7.2pt;height:6.65pt" o:ole="">
-            <v:imagedata r:id="rId34" o:title=""/>
-          </v:shape>
-          <o:OLEObject Type="Embed" ProgID="VisualTeX.Formula.1" ShapeID="_x0000_i1267" DrawAspect="Content" ObjectID="_1847697695" r:id="rId398">
+            <v:imagedata r:id="rId33" o:title=""/>
+          </v:shape>
+          <o:OLEObject Type="Embed" ProgID="VisualTeX.Formula.1" ShapeID="_x0000_i1267" DrawAspect="Content" ObjectID="_1847698182" r:id="rId397">
             <o:FieldCodes>\s</o:FieldCodes>
           </o:OLEObject>
         </w:object>
@@ -16789,9 +16806,9 @@
       <w:r>
         <w:object w:dxaOrig="106" w:dyaOrig="83" w14:anchorId="0347D309">
           <v:shape id="_x0000_i1268" type="#_x0000_t75" style="width:8.85pt;height:7.2pt" o:ole="">
-            <v:imagedata r:id="rId209" o:title=""/>
-          </v:shape>
-          <o:OLEObject Type="Embed" ProgID="VisualTeX.Formula.1" ShapeID="_x0000_i1268" DrawAspect="Content" ObjectID="_1847697696" r:id="rId399">
+            <v:imagedata r:id="rId208" o:title=""/>
+          </v:shape>
+          <o:OLEObject Type="Embed" ProgID="VisualTeX.Formula.1" ShapeID="_x0000_i1268" DrawAspect="Content" ObjectID="_1847698183" r:id="rId398">
             <o:FieldCodes>\s</o:FieldCodes>
           </o:OLEObject>
         </w:object>
@@ -16808,9 +16825,9 @@
         </w:rPr>
         <w:object w:dxaOrig="2812" w:dyaOrig="186" w14:anchorId="6DC7C618">
           <v:shape id="_x0000_i1269" type="#_x0000_t75" style="width:197.15pt;height:13.85pt" o:ole="">
-            <v:imagedata r:id="rId400" o:title=""/>
-          </v:shape>
-          <o:OLEObject Type="Embed" ProgID="VisualTeX.Formula.1" ShapeID="_x0000_i1269" DrawAspect="Content" ObjectID="_1847697697" r:id="rId401">
+            <v:imagedata r:id="rId399" o:title=""/>
+          </v:shape>
+          <o:OLEObject Type="Embed" ProgID="VisualTeX.Formula.1" ShapeID="_x0000_i1269" DrawAspect="Content" ObjectID="_1847698184" r:id="rId400">
             <o:FieldCodes>\s</o:FieldCodes>
           </o:OLEObject>
         </w:object>
@@ -16880,9 +16897,9 @@
         </w:rPr>
         <w:object w:dxaOrig="2001" w:dyaOrig="151" w14:anchorId="02A32734">
           <v:shape id="_x0000_i1270" type="#_x0000_t75" style="width:141.25pt;height:11.65pt" o:ole="">
-            <v:imagedata r:id="rId402" o:title=""/>
-          </v:shape>
-          <o:OLEObject Type="Embed" ProgID="VisualTeX.Formula.1" ShapeID="_x0000_i1270" DrawAspect="Content" ObjectID="_1847697698" r:id="rId403">
+            <v:imagedata r:id="rId401" o:title=""/>
+          </v:shape>
+          <o:OLEObject Type="Embed" ProgID="VisualTeX.Formula.1" ShapeID="_x0000_i1270" DrawAspect="Content" ObjectID="_1847698185" r:id="rId402">
             <o:FieldCodes>\s</o:FieldCodes>
           </o:OLEObject>
         </w:object>
@@ -16912,9 +16929,9 @@
         </w:rPr>
         <w:object w:dxaOrig="2039" w:dyaOrig="145" w14:anchorId="6541CC1C">
           <v:shape id="_x0000_i1271" type="#_x0000_t75" style="width:146.75pt;height:11.1pt" o:ole="">
-            <v:imagedata r:id="rId404" o:title=""/>
-          </v:shape>
-          <o:OLEObject Type="Embed" ProgID="VisualTeX.Formula.1" ShapeID="_x0000_i1271" DrawAspect="Content" ObjectID="_1847697699" r:id="rId405">
+            <v:imagedata r:id="rId403" o:title=""/>
+          </v:shape>
+          <o:OLEObject Type="Embed" ProgID="VisualTeX.Formula.1" ShapeID="_x0000_i1271" DrawAspect="Content" ObjectID="_1847698186" r:id="rId404">
             <o:FieldCodes>\s</o:FieldCodes>
           </o:OLEObject>
         </w:object>
@@ -16954,9 +16971,9 @@
       <w:r>
         <w:object w:dxaOrig="2557" w:dyaOrig="601" w14:anchorId="165F0721">
           <v:shape id="_x0000_i1272" type="#_x0000_t75" style="width:192.75pt;height:45.95pt" o:ole="">
-            <v:imagedata r:id="rId406" o:title=""/>
-          </v:shape>
-          <o:OLEObject Type="Embed" ProgID="VisualTeX.Formula.1" ShapeID="_x0000_i1272" DrawAspect="Content" ObjectID="_1847697700" r:id="rId407">
+            <v:imagedata r:id="rId405" o:title=""/>
+          </v:shape>
+          <o:OLEObject Type="Embed" ProgID="VisualTeX.Formula.1" ShapeID="_x0000_i1272" DrawAspect="Content" ObjectID="_1847698187" r:id="rId406">
             <o:FieldCodes>\s</o:FieldCodes>
           </o:OLEObject>
         </w:object>
@@ -17008,9 +17025,9 @@
         </w:rPr>
         <w:object w:dxaOrig="2469" w:dyaOrig="184" w14:anchorId="318BF861">
           <v:shape id="_x0000_i1273" type="#_x0000_t75" style="width:182.75pt;height:14.4pt" o:ole="">
-            <v:imagedata r:id="rId408" o:title=""/>
-          </v:shape>
-          <o:OLEObject Type="Embed" ProgID="VisualTeX.Formula.1" ShapeID="_x0000_i1273" DrawAspect="Content" ObjectID="_1847697701" r:id="rId409">
+            <v:imagedata r:id="rId407" o:title=""/>
+          </v:shape>
+          <o:OLEObject Type="Embed" ProgID="VisualTeX.Formula.1" ShapeID="_x0000_i1273" DrawAspect="Content" ObjectID="_1847698188" r:id="rId408">
             <o:FieldCodes>\s</o:FieldCodes>
           </o:OLEObject>
         </w:object>
@@ -17154,9 +17171,9 @@
       <w:r>
         <w:object w:dxaOrig="106" w:dyaOrig="83" w14:anchorId="65C5F562">
           <v:shape id="_x0000_i1274" type="#_x0000_t75" style="width:8.85pt;height:7.2pt" o:ole="">
-            <v:imagedata r:id="rId209" o:title=""/>
-          </v:shape>
-          <o:OLEObject Type="Embed" ProgID="VisualTeX.Formula.1" ShapeID="_x0000_i1274" DrawAspect="Content" ObjectID="_1847697702" r:id="rId410">
+            <v:imagedata r:id="rId208" o:title=""/>
+          </v:shape>
+          <o:OLEObject Type="Embed" ProgID="VisualTeX.Formula.1" ShapeID="_x0000_i1274" DrawAspect="Content" ObjectID="_1847698189" r:id="rId409">
             <o:FieldCodes>\s</o:FieldCodes>
           </o:OLEObject>
         </w:object>
@@ -17202,9 +17219,9 @@
       <w:r>
         <w:object w:dxaOrig="95" w:dyaOrig="83" w14:anchorId="024B5DA0">
           <v:shape id="_x0000_i1275" type="#_x0000_t75" style="width:7.2pt;height:6.65pt" o:ole="">
-            <v:imagedata r:id="rId34" o:title=""/>
-          </v:shape>
-          <o:OLEObject Type="Embed" ProgID="VisualTeX.Formula.1" ShapeID="_x0000_i1275" DrawAspect="Content" ObjectID="_1847697703" r:id="rId411">
+            <v:imagedata r:id="rId33" o:title=""/>
+          </v:shape>
+          <o:OLEObject Type="Embed" ProgID="VisualTeX.Formula.1" ShapeID="_x0000_i1275" DrawAspect="Content" ObjectID="_1847698190" r:id="rId410">
             <o:FieldCodes>\s</o:FieldCodes>
           </o:OLEObject>
         </w:object>
@@ -17269,9 +17286,9 @@
       <w:r>
         <w:object w:dxaOrig="106" w:dyaOrig="83" w14:anchorId="57C6E63E">
           <v:shape id="_x0000_i1276" type="#_x0000_t75" style="width:8.85pt;height:7.2pt" o:ole="">
-            <v:imagedata r:id="rId209" o:title=""/>
-          </v:shape>
-          <o:OLEObject Type="Embed" ProgID="VisualTeX.Formula.1" ShapeID="_x0000_i1276" DrawAspect="Content" ObjectID="_1847697704" r:id="rId412">
+            <v:imagedata r:id="rId208" o:title=""/>
+          </v:shape>
+          <o:OLEObject Type="Embed" ProgID="VisualTeX.Formula.1" ShapeID="_x0000_i1276" DrawAspect="Content" ObjectID="_1847698191" r:id="rId411">
             <o:FieldCodes>\s</o:FieldCodes>
           </o:OLEObject>
         </w:object>
@@ -17288,9 +17305,9 @@
       <w:r>
         <w:object w:dxaOrig="95" w:dyaOrig="83" w14:anchorId="0CDD04D1">
           <v:shape id="_x0000_i1277" type="#_x0000_t75" style="width:7.2pt;height:6.65pt" o:ole="">
-            <v:imagedata r:id="rId34" o:title=""/>
-          </v:shape>
-          <o:OLEObject Type="Embed" ProgID="VisualTeX.Formula.1" ShapeID="_x0000_i1277" DrawAspect="Content" ObjectID="_1847697705" r:id="rId413">
+            <v:imagedata r:id="rId33" o:title=""/>
+          </v:shape>
+          <o:OLEObject Type="Embed" ProgID="VisualTeX.Formula.1" ShapeID="_x0000_i1277" DrawAspect="Content" ObjectID="_1847698192" r:id="rId412">
             <o:FieldCodes>\s</o:FieldCodes>
           </o:OLEObject>
         </w:object>
@@ -17320,9 +17337,9 @@
       <w:r>
         <w:object w:dxaOrig="106" w:dyaOrig="83" w14:anchorId="4D61AC0D">
           <v:shape id="_x0000_i1278" type="#_x0000_t75" style="width:8.85pt;height:7.2pt" o:ole="">
-            <v:imagedata r:id="rId209" o:title=""/>
-          </v:shape>
-          <o:OLEObject Type="Embed" ProgID="VisualTeX.Formula.1" ShapeID="_x0000_i1278" DrawAspect="Content" ObjectID="_1847697706" r:id="rId414">
+            <v:imagedata r:id="rId208" o:title=""/>
+          </v:shape>
+          <o:OLEObject Type="Embed" ProgID="VisualTeX.Formula.1" ShapeID="_x0000_i1278" DrawAspect="Content" ObjectID="_1847698193" r:id="rId413">
             <o:FieldCodes>\s</o:FieldCodes>
           </o:OLEObject>
         </w:object>
@@ -17397,9 +17414,9 @@
       <w:r>
         <w:object w:dxaOrig="106" w:dyaOrig="83" w14:anchorId="31A1E14E">
           <v:shape id="_x0000_i1279" type="#_x0000_t75" style="width:8.85pt;height:7.2pt" o:ole="">
-            <v:imagedata r:id="rId209" o:title=""/>
-          </v:shape>
-          <o:OLEObject Type="Embed" ProgID="VisualTeX.Formula.1" ShapeID="_x0000_i1279" DrawAspect="Content" ObjectID="_1847697707" r:id="rId415">
+            <v:imagedata r:id="rId208" o:title=""/>
+          </v:shape>
+          <o:OLEObject Type="Embed" ProgID="VisualTeX.Formula.1" ShapeID="_x0000_i1279" DrawAspect="Content" ObjectID="_1847698194" r:id="rId414">
             <o:FieldCodes>\s</o:FieldCodes>
           </o:OLEObject>
         </w:object>
@@ -17453,9 +17470,9 @@
         </w:rPr>
         <w:object w:dxaOrig="809" w:dyaOrig="161" w14:anchorId="0F590B48">
           <v:shape id="_x0000_i1280" type="#_x0000_t75" style="width:58.15pt;height:12.2pt" o:ole="">
-            <v:imagedata r:id="rId416" o:title=""/>
-          </v:shape>
-          <o:OLEObject Type="Embed" ProgID="VisualTeX.Formula.1" ShapeID="_x0000_i1280" DrawAspect="Content" ObjectID="_1847697708" r:id="rId417">
+            <v:imagedata r:id="rId415" o:title=""/>
+          </v:shape>
+          <o:OLEObject Type="Embed" ProgID="VisualTeX.Formula.1" ShapeID="_x0000_i1280" DrawAspect="Content" ObjectID="_1847698195" r:id="rId416">
             <o:FieldCodes>\s</o:FieldCodes>
           </o:OLEObject>
         </w:object>
@@ -17485,9 +17502,9 @@
         </w:rPr>
         <w:object w:dxaOrig="776" w:dyaOrig="156" w14:anchorId="59222C6D">
           <v:shape id="_x0000_i1281" type="#_x0000_t75" style="width:54.85pt;height:11.65pt" o:ole="">
-            <v:imagedata r:id="rId418" o:title=""/>
-          </v:shape>
-          <o:OLEObject Type="Embed" ProgID="VisualTeX.Formula.1" ShapeID="_x0000_i1281" DrawAspect="Content" ObjectID="_1847697709" r:id="rId419">
+            <v:imagedata r:id="rId417" o:title=""/>
+          </v:shape>
+          <o:OLEObject Type="Embed" ProgID="VisualTeX.Formula.1" ShapeID="_x0000_i1281" DrawAspect="Content" ObjectID="_1847698196" r:id="rId418">
             <o:FieldCodes>\s</o:FieldCodes>
           </o:OLEObject>
         </w:object>
@@ -17526,9 +17543,9 @@
         </w:rPr>
         <w:object w:dxaOrig="776" w:dyaOrig="155" w14:anchorId="1FC79998">
           <v:shape id="_x0000_i1282" type="#_x0000_t75" style="width:54.85pt;height:11.65pt" o:ole="">
-            <v:imagedata r:id="rId420" o:title=""/>
-          </v:shape>
-          <o:OLEObject Type="Embed" ProgID="VisualTeX.Formula.1" ShapeID="_x0000_i1282" DrawAspect="Content" ObjectID="_1847697710" r:id="rId421">
+            <v:imagedata r:id="rId419" o:title=""/>
+          </v:shape>
+          <o:OLEObject Type="Embed" ProgID="VisualTeX.Formula.1" ShapeID="_x0000_i1282" DrawAspect="Content" ObjectID="_1847698197" r:id="rId420">
             <o:FieldCodes>\s</o:FieldCodes>
           </o:OLEObject>
         </w:object>
@@ -17573,9 +17590,9 @@
       <w:r>
         <w:object w:dxaOrig="94" w:dyaOrig="124" w14:anchorId="5F786825">
           <v:shape id="_x0000_i1283" type="#_x0000_t75" style="width:7.2pt;height:9.4pt" o:ole="">
-            <v:imagedata r:id="rId422" o:title=""/>
-          </v:shape>
-          <o:OLEObject Type="Embed" ProgID="VisualTeX.Formula.1" ShapeID="_x0000_i1283" DrawAspect="Content" ObjectID="_1847697711" r:id="rId423">
+            <v:imagedata r:id="rId421" o:title=""/>
+          </v:shape>
+          <o:OLEObject Type="Embed" ProgID="VisualTeX.Formula.1" ShapeID="_x0000_i1283" DrawAspect="Content" ObjectID="_1847698198" r:id="rId422">
             <o:FieldCodes>\s</o:FieldCodes>
           </o:OLEObject>
         </w:object>
@@ -17599,9 +17616,9 @@
       <w:r>
         <w:object w:dxaOrig="242" w:dyaOrig="155" w14:anchorId="30C8ACD9">
           <v:shape id="_x0000_i1284" type="#_x0000_t75" style="width:19.4pt;height:12.2pt" o:ole="">
-            <v:imagedata r:id="rId424" o:title=""/>
-          </v:shape>
-          <o:OLEObject Type="Embed" ProgID="VisualTeX.Formula.1" ShapeID="_x0000_i1284" DrawAspect="Content" ObjectID="_1847697712" r:id="rId425">
+            <v:imagedata r:id="rId423" o:title=""/>
+          </v:shape>
+          <o:OLEObject Type="Embed" ProgID="VisualTeX.Formula.1" ShapeID="_x0000_i1284" DrawAspect="Content" ObjectID="_1847698199" r:id="rId424">
             <o:FieldCodes>\s</o:FieldCodes>
           </o:OLEObject>
         </w:object>
@@ -17638,9 +17655,9 @@
         </w:rPr>
         <w:object w:dxaOrig="663" w:dyaOrig="165" w14:anchorId="64473A7C">
           <v:shape id="_x0000_i1285" type="#_x0000_t75" style="width:50.4pt;height:13.3pt" o:ole="">
-            <v:imagedata r:id="rId426" o:title=""/>
-          </v:shape>
-          <o:OLEObject Type="Embed" ProgID="VisualTeX.Formula.1" ShapeID="_x0000_i1285" DrawAspect="Content" ObjectID="_1847697713" r:id="rId427">
+            <v:imagedata r:id="rId425" o:title=""/>
+          </v:shape>
+          <o:OLEObject Type="Embed" ProgID="VisualTeX.Formula.1" ShapeID="_x0000_i1285" DrawAspect="Content" ObjectID="_1847698200" r:id="rId426">
             <o:FieldCodes>\s</o:FieldCodes>
           </o:OLEObject>
         </w:object>
@@ -17677,9 +17694,9 @@
         </w:rPr>
         <w:object w:dxaOrig="1069" w:dyaOrig="179" w14:anchorId="252A517D">
           <v:shape id="_x0000_i1286" type="#_x0000_t75" style="width:78.65pt;height:13.85pt" o:ole="">
-            <v:imagedata r:id="rId383" o:title=""/>
-          </v:shape>
-          <o:OLEObject Type="Embed" ProgID="VisualTeX.Formula.1" ShapeID="_x0000_i1286" DrawAspect="Content" ObjectID="_1847697714" r:id="rId428">
+            <v:imagedata r:id="rId382" o:title=""/>
+          </v:shape>
+          <o:OLEObject Type="Embed" ProgID="VisualTeX.Formula.1" ShapeID="_x0000_i1286" DrawAspect="Content" ObjectID="_1847698201" r:id="rId427">
             <o:FieldCodes>\s</o:FieldCodes>
           </o:OLEObject>
         </w:object>
@@ -17693,9 +17710,9 @@
       <w:r>
         <w:object w:dxaOrig="106" w:dyaOrig="83" w14:anchorId="6C77B3D1">
           <v:shape id="_x0000_i1287" type="#_x0000_t75" style="width:8.85pt;height:7.2pt" o:ole="">
-            <v:imagedata r:id="rId209" o:title=""/>
-          </v:shape>
-          <o:OLEObject Type="Embed" ProgID="VisualTeX.Formula.1" ShapeID="_x0000_i1287" DrawAspect="Content" ObjectID="_1847697715" r:id="rId429">
+            <v:imagedata r:id="rId208" o:title=""/>
+          </v:shape>
+          <o:OLEObject Type="Embed" ProgID="VisualTeX.Formula.1" ShapeID="_x0000_i1287" DrawAspect="Content" ObjectID="_1847698202" r:id="rId428">
             <o:FieldCodes>\s</o:FieldCodes>
           </o:OLEObject>
         </w:object>
@@ -17743,9 +17760,9 @@
         </w:rPr>
         <w:object w:dxaOrig="369" w:dyaOrig="134" w14:anchorId="15A7D722">
           <v:shape id="_x0000_i1288" type="#_x0000_t75" style="width:26.6pt;height:9.95pt" o:ole="">
-            <v:imagedata r:id="rId430" o:title=""/>
-          </v:shape>
-          <o:OLEObject Type="Embed" ProgID="VisualTeX.Formula.1" ShapeID="_x0000_i1288" DrawAspect="Content" ObjectID="_1847697716" r:id="rId431">
+            <v:imagedata r:id="rId429" o:title=""/>
+          </v:shape>
+          <o:OLEObject Type="Embed" ProgID="VisualTeX.Formula.1" ShapeID="_x0000_i1288" DrawAspect="Content" ObjectID="_1847698203" r:id="rId430">
             <o:FieldCodes>\s</o:FieldCodes>
           </o:OLEObject>
         </w:object>
@@ -17791,9 +17808,9 @@
       <w:r>
         <w:object w:dxaOrig="554" w:dyaOrig="131" w14:anchorId="57D621D8">
           <v:shape id="_x0000_i1289" type="#_x0000_t75" style="width:39.3pt;height:9.95pt" o:ole="">
-            <v:imagedata r:id="rId432" o:title=""/>
-          </v:shape>
-          <o:OLEObject Type="Embed" ProgID="VisualTeX.Formula.1" ShapeID="_x0000_i1289" DrawAspect="Content" ObjectID="_1847697717" r:id="rId433">
+            <v:imagedata r:id="rId431" o:title=""/>
+          </v:shape>
+          <o:OLEObject Type="Embed" ProgID="VisualTeX.Formula.1" ShapeID="_x0000_i1289" DrawAspect="Content" ObjectID="_1847698204" r:id="rId432">
             <o:FieldCodes>\s</o:FieldCodes>
           </o:OLEObject>
         </w:object>
@@ -17862,9 +17879,9 @@
         </w:rPr>
         <w:object w:dxaOrig="823" w:dyaOrig="146" w14:anchorId="50EE78F6">
           <v:shape id="_x0000_i1290" type="#_x0000_t75" style="width:58.7pt;height:11.1pt" o:ole="">
-            <v:imagedata r:id="rId434" o:title=""/>
-          </v:shape>
-          <o:OLEObject Type="Embed" ProgID="VisualTeX.Formula.1" ShapeID="_x0000_i1290" DrawAspect="Content" ObjectID="_1847697718" r:id="rId435">
+            <v:imagedata r:id="rId433" o:title=""/>
+          </v:shape>
+          <o:OLEObject Type="Embed" ProgID="VisualTeX.Formula.1" ShapeID="_x0000_i1290" DrawAspect="Content" ObjectID="_1847698205" r:id="rId434">
             <o:FieldCodes>\s</o:FieldCodes>
           </o:OLEObject>
         </w:object>
@@ -17914,9 +17931,9 @@
         </w:rPr>
         <w:object w:dxaOrig="1216" w:dyaOrig="305" w14:anchorId="77851362">
           <v:shape id="_x0000_i1291" type="#_x0000_t75" style="width:90.3pt;height:23.25pt" o:ole="">
-            <v:imagedata r:id="rId436" o:title=""/>
-          </v:shape>
-          <o:OLEObject Type="Embed" ProgID="VisualTeX.Formula.1" ShapeID="_x0000_i1291" DrawAspect="Content" ObjectID="_1847697719" r:id="rId437">
+            <v:imagedata r:id="rId435" o:title=""/>
+          </v:shape>
+          <o:OLEObject Type="Embed" ProgID="VisualTeX.Formula.1" ShapeID="_x0000_i1291" DrawAspect="Content" ObjectID="_1847698206" r:id="rId436">
             <o:FieldCodes>\s</o:FieldCodes>
           </o:OLEObject>
         </w:object>
@@ -17948,9 +17965,9 @@
       <w:r>
         <w:object w:dxaOrig="106" w:dyaOrig="83" w14:anchorId="3F04468C">
           <v:shape id="_x0000_i1292" type="#_x0000_t75" style="width:8.85pt;height:7.2pt" o:ole="">
-            <v:imagedata r:id="rId209" o:title=""/>
-          </v:shape>
-          <o:OLEObject Type="Embed" ProgID="VisualTeX.Formula.1" ShapeID="_x0000_i1292" DrawAspect="Content" ObjectID="_1847697720" r:id="rId438">
+            <v:imagedata r:id="rId208" o:title=""/>
+          </v:shape>
+          <o:OLEObject Type="Embed" ProgID="VisualTeX.Formula.1" ShapeID="_x0000_i1292" DrawAspect="Content" ObjectID="_1847698207" r:id="rId437">
             <o:FieldCodes>\s</o:FieldCodes>
           </o:OLEObject>
         </w:object>
@@ -17977,9 +17994,9 @@
       <w:r>
         <w:object w:dxaOrig="581" w:dyaOrig="137" w14:anchorId="6B3B7562">
           <v:shape id="_x0000_i1293" type="#_x0000_t75" style="width:42.1pt;height:10.5pt" o:ole="">
-            <v:imagedata r:id="rId439" o:title=""/>
-          </v:shape>
-          <o:OLEObject Type="Embed" ProgID="VisualTeX.Formula.1" ShapeID="_x0000_i1293" DrawAspect="Content" ObjectID="_1847697721" r:id="rId440">
+            <v:imagedata r:id="rId438" o:title=""/>
+          </v:shape>
+          <o:OLEObject Type="Embed" ProgID="VisualTeX.Formula.1" ShapeID="_x0000_i1293" DrawAspect="Content" ObjectID="_1847698208" r:id="rId439">
             <o:FieldCodes>\s</o:FieldCodes>
           </o:OLEObject>
         </w:object>
@@ -18042,9 +18059,9 @@
         </w:rPr>
         <w:object w:dxaOrig="822" w:dyaOrig="145" w14:anchorId="043FF933">
           <v:shape id="_x0000_i1294" type="#_x0000_t75" style="width:58.15pt;height:11.1pt" o:ole="">
-            <v:imagedata r:id="rId441" o:title=""/>
-          </v:shape>
-          <o:OLEObject Type="Embed" ProgID="VisualTeX.Formula.1" ShapeID="_x0000_i1294" DrawAspect="Content" ObjectID="_1847697722" r:id="rId442">
+            <v:imagedata r:id="rId440" o:title=""/>
+          </v:shape>
+          <o:OLEObject Type="Embed" ProgID="VisualTeX.Formula.1" ShapeID="_x0000_i1294" DrawAspect="Content" ObjectID="_1847698209" r:id="rId441">
             <o:FieldCodes>\s</o:FieldCodes>
           </o:OLEObject>
         </w:object>
@@ -18133,9 +18150,9 @@
         </w:rPr>
         <w:object w:dxaOrig="1217" w:dyaOrig="306" w14:anchorId="080D9CA6">
           <v:shape id="_x0000_i1295" type="#_x0000_t75" style="width:90.3pt;height:23.25pt" o:ole="">
-            <v:imagedata r:id="rId443" o:title=""/>
-          </v:shape>
-          <o:OLEObject Type="Embed" ProgID="VisualTeX.Formula.1" ShapeID="_x0000_i1295" DrawAspect="Content" ObjectID="_1847697723" r:id="rId444">
+            <v:imagedata r:id="rId442" o:title=""/>
+          </v:shape>
+          <o:OLEObject Type="Embed" ProgID="VisualTeX.Formula.1" ShapeID="_x0000_i1295" DrawAspect="Content" ObjectID="_1847698210" r:id="rId443">
             <o:FieldCodes>\s</o:FieldCodes>
           </o:OLEObject>
         </w:object>
@@ -18167,9 +18184,9 @@
       <w:r>
         <w:object w:dxaOrig="106" w:dyaOrig="83" w14:anchorId="7360DB17">
           <v:shape id="_x0000_i1296" type="#_x0000_t75" style="width:8.85pt;height:7.2pt" o:ole="">
-            <v:imagedata r:id="rId209" o:title=""/>
-          </v:shape>
-          <o:OLEObject Type="Embed" ProgID="VisualTeX.Formula.1" ShapeID="_x0000_i1296" DrawAspect="Content" ObjectID="_1847697724" r:id="rId445">
+            <v:imagedata r:id="rId208" o:title=""/>
+          </v:shape>
+          <o:OLEObject Type="Embed" ProgID="VisualTeX.Formula.1" ShapeID="_x0000_i1296" DrawAspect="Content" ObjectID="_1847698211" r:id="rId444">
             <o:FieldCodes>\s</o:FieldCodes>
           </o:OLEObject>
         </w:object>
@@ -18206,9 +18223,9 @@
         </w:rPr>
         <w:object w:dxaOrig="946" w:dyaOrig="169" w14:anchorId="5C44016F">
           <v:shape id="_x0000_i1297" type="#_x0000_t75" style="width:68.7pt;height:12.75pt" o:ole="">
-            <v:imagedata r:id="rId446" o:title=""/>
-          </v:shape>
-          <o:OLEObject Type="Embed" ProgID="VisualTeX.Formula.1" ShapeID="_x0000_i1297" DrawAspect="Content" ObjectID="_1847697725" r:id="rId447">
+            <v:imagedata r:id="rId445" o:title=""/>
+          </v:shape>
+          <o:OLEObject Type="Embed" ProgID="VisualTeX.Formula.1" ShapeID="_x0000_i1297" DrawAspect="Content" ObjectID="_1847698212" r:id="rId446">
             <o:FieldCodes>\s</o:FieldCodes>
           </o:OLEObject>
         </w:object>
@@ -18287,9 +18304,9 @@
       <w:r>
         <w:object w:dxaOrig="554" w:dyaOrig="139" w14:anchorId="1A9AF242">
           <v:shape id="_x0000_i1298" type="#_x0000_t75" style="width:39.9pt;height:10.5pt" o:ole="">
-            <v:imagedata r:id="rId448" o:title=""/>
-          </v:shape>
-          <o:OLEObject Type="Embed" ProgID="VisualTeX.Formula.1" ShapeID="_x0000_i1298" DrawAspect="Content" ObjectID="_1847697726" r:id="rId449">
+            <v:imagedata r:id="rId447" o:title=""/>
+          </v:shape>
+          <o:OLEObject Type="Embed" ProgID="VisualTeX.Formula.1" ShapeID="_x0000_i1298" DrawAspect="Content" ObjectID="_1847698213" r:id="rId448">
             <o:FieldCodes>\s</o:FieldCodes>
           </o:OLEObject>
         </w:object>
@@ -18364,9 +18381,9 @@
         </w:rPr>
         <w:object w:dxaOrig="1632" w:dyaOrig="306" w14:anchorId="7482F840">
           <v:shape id="_x0000_i1299" type="#_x0000_t75" style="width:121.3pt;height:23.25pt" o:ole="">
-            <v:imagedata r:id="rId450" o:title=""/>
-          </v:shape>
-          <o:OLEObject Type="Embed" ProgID="VisualTeX.Formula.1" ShapeID="_x0000_i1299" DrawAspect="Content" ObjectID="_1847697727" r:id="rId451">
+            <v:imagedata r:id="rId449" o:title=""/>
+          </v:shape>
+          <o:OLEObject Type="Embed" ProgID="VisualTeX.Formula.1" ShapeID="_x0000_i1299" DrawAspect="Content" ObjectID="_1847698214" r:id="rId450">
             <o:FieldCodes>\s</o:FieldCodes>
           </o:OLEObject>
         </w:object>
@@ -18413,9 +18430,9 @@
       <w:r>
         <w:object w:dxaOrig="106" w:dyaOrig="83" w14:anchorId="5895520E">
           <v:shape id="_x0000_i1300" type="#_x0000_t75" style="width:8.85pt;height:7.2pt" o:ole="">
-            <v:imagedata r:id="rId209" o:title=""/>
-          </v:shape>
-          <o:OLEObject Type="Embed" ProgID="VisualTeX.Formula.1" ShapeID="_x0000_i1300" DrawAspect="Content" ObjectID="_1847697728" r:id="rId452">
+            <v:imagedata r:id="rId208" o:title=""/>
+          </v:shape>
+          <o:OLEObject Type="Embed" ProgID="VisualTeX.Formula.1" ShapeID="_x0000_i1300" DrawAspect="Content" ObjectID="_1847698215" r:id="rId451">
             <o:FieldCodes>\s</o:FieldCodes>
           </o:OLEObject>
         </w:object>
@@ -18468,9 +18485,9 @@
       <w:r>
         <w:object w:dxaOrig="106" w:dyaOrig="83" w14:anchorId="09C87F7D">
           <v:shape id="_x0000_i1301" type="#_x0000_t75" style="width:8.85pt;height:7.2pt" o:ole="">
-            <v:imagedata r:id="rId209" o:title=""/>
-          </v:shape>
-          <o:OLEObject Type="Embed" ProgID="VisualTeX.Formula.1" ShapeID="_x0000_i1301" DrawAspect="Content" ObjectID="_1847697729" r:id="rId453">
+            <v:imagedata r:id="rId208" o:title=""/>
+          </v:shape>
+          <o:OLEObject Type="Embed" ProgID="VisualTeX.Formula.1" ShapeID="_x0000_i1301" DrawAspect="Content" ObjectID="_1847698216" r:id="rId452">
             <o:FieldCodes>\s</o:FieldCodes>
           </o:OLEObject>
         </w:object>
@@ -18570,9 +18587,9 @@
       <w:r>
         <w:object w:dxaOrig="95" w:dyaOrig="83" w14:anchorId="56D2BCEA">
           <v:shape id="_x0000_i1302" type="#_x0000_t75" style="width:7.2pt;height:6.65pt" o:ole="">
-            <v:imagedata r:id="rId34" o:title=""/>
-          </v:shape>
-          <o:OLEObject Type="Embed" ProgID="VisualTeX.Formula.1" ShapeID="_x0000_i1302" DrawAspect="Content" ObjectID="_1847697730" r:id="rId454">
+            <v:imagedata r:id="rId33" o:title=""/>
+          </v:shape>
+          <o:OLEObject Type="Embed" ProgID="VisualTeX.Formula.1" ShapeID="_x0000_i1302" DrawAspect="Content" ObjectID="_1847698217" r:id="rId453">
             <o:FieldCodes>\s</o:FieldCodes>
           </o:OLEObject>
         </w:object>
@@ -18650,9 +18667,9 @@
         </w:rPr>
         <w:object w:dxaOrig="1367" w:dyaOrig="179" w14:anchorId="2DFAD818">
           <v:shape id="_x0000_i1303" type="#_x0000_t75" style="width:100.8pt;height:13.85pt" o:ole="">
-            <v:imagedata r:id="rId455" o:title=""/>
-          </v:shape>
-          <o:OLEObject Type="Embed" ProgID="VisualTeX.Formula.1" ShapeID="_x0000_i1303" DrawAspect="Content" ObjectID="_1847697731" r:id="rId456">
+            <v:imagedata r:id="rId454" o:title=""/>
+          </v:shape>
+          <o:OLEObject Type="Embed" ProgID="VisualTeX.Formula.1" ShapeID="_x0000_i1303" DrawAspect="Content" ObjectID="_1847698218" r:id="rId455">
             <o:FieldCodes>\s</o:FieldCodes>
           </o:OLEObject>
         </w:object>
@@ -18688,9 +18705,9 @@
         </w:rPr>
         <w:object w:dxaOrig="1386" w:dyaOrig="305" w14:anchorId="369A1390">
           <v:shape id="_x0000_i1304" type="#_x0000_t75" style="width:103.55pt;height:23.25pt" o:ole="">
-            <v:imagedata r:id="rId457" o:title=""/>
-          </v:shape>
-          <o:OLEObject Type="Embed" ProgID="VisualTeX.Formula.1" ShapeID="_x0000_i1304" DrawAspect="Content" ObjectID="_1847697732" r:id="rId458">
+            <v:imagedata r:id="rId456" o:title=""/>
+          </v:shape>
+          <o:OLEObject Type="Embed" ProgID="VisualTeX.Formula.1" ShapeID="_x0000_i1304" DrawAspect="Content" ObjectID="_1847698219" r:id="rId457">
             <o:FieldCodes>\s</o:FieldCodes>
           </o:OLEObject>
         </w:object>
@@ -18779,9 +18796,9 @@
         </w:rPr>
         <w:object w:dxaOrig="522" w:dyaOrig="147" w14:anchorId="35EAEB86">
           <v:shape id="_x0000_i1305" type="#_x0000_t75" style="width:38.75pt;height:11.65pt" o:ole="">
-            <v:imagedata r:id="rId459" o:title=""/>
-          </v:shape>
-          <o:OLEObject Type="Embed" ProgID="VisualTeX.Formula.1" ShapeID="_x0000_i1305" DrawAspect="Content" ObjectID="_1847697733" r:id="rId460">
+            <v:imagedata r:id="rId458" o:title=""/>
+          </v:shape>
+          <o:OLEObject Type="Embed" ProgID="VisualTeX.Formula.1" ShapeID="_x0000_i1305" DrawAspect="Content" ObjectID="_1847698220" r:id="rId459">
             <o:FieldCodes>\s</o:FieldCodes>
           </o:OLEObject>
         </w:object>
@@ -18837,9 +18854,9 @@
         </w:rPr>
         <w:object w:dxaOrig="5966" w:dyaOrig="2095" w14:anchorId="409B2CF1">
           <v:shape id="_x0000_i1306" type="#_x0000_t75" style="width:449.7pt;height:158.4pt" o:ole="">
-            <v:imagedata r:id="rId461" o:title=""/>
-          </v:shape>
-          <o:OLEObject Type="Embed" ProgID="VisualTeX.Formula.1" ShapeID="_x0000_i1306" DrawAspect="Content" ObjectID="_1847697734" r:id="rId462">
+            <v:imagedata r:id="rId460" o:title=""/>
+          </v:shape>
+          <o:OLEObject Type="Embed" ProgID="VisualTeX.Formula.1" ShapeID="_x0000_i1306" DrawAspect="Content" ObjectID="_1847698221" r:id="rId461">
             <o:FieldCodes>\s</o:FieldCodes>
           </o:OLEObject>
         </w:object>
@@ -19038,9 +19055,9 @@
         </w:rPr>
         <w:object w:dxaOrig="1367" w:dyaOrig="179" w14:anchorId="6257A2B8">
           <v:shape id="_x0000_i1307" type="#_x0000_t75" style="width:100.8pt;height:13.85pt" o:ole="">
-            <v:imagedata r:id="rId455" o:title=""/>
-          </v:shape>
-          <o:OLEObject Type="Embed" ProgID="VisualTeX.Formula.1" ShapeID="_x0000_i1307" DrawAspect="Content" ObjectID="_1847697735" r:id="rId463">
+            <v:imagedata r:id="rId454" o:title=""/>
+          </v:shape>
+          <o:OLEObject Type="Embed" ProgID="VisualTeX.Formula.1" ShapeID="_x0000_i1307" DrawAspect="Content" ObjectID="_1847698222" r:id="rId462">
             <o:FieldCodes>\s</o:FieldCodes>
           </o:OLEObject>
         </w:object>
@@ -19091,9 +19108,9 @@
         </w:rPr>
         <w:object w:dxaOrig="1386" w:dyaOrig="305" w14:anchorId="570A4BED">
           <v:shape id="_x0000_i1308" type="#_x0000_t75" style="width:103.55pt;height:23.25pt" o:ole="">
-            <v:imagedata r:id="rId457" o:title=""/>
-          </v:shape>
-          <o:OLEObject Type="Embed" ProgID="VisualTeX.Formula.1" ShapeID="_x0000_i1308" DrawAspect="Content" ObjectID="_1847697736" r:id="rId464">
+            <v:imagedata r:id="rId456" o:title=""/>
+          </v:shape>
+          <o:OLEObject Type="Embed" ProgID="VisualTeX.Formula.1" ShapeID="_x0000_i1308" DrawAspect="Content" ObjectID="_1847698223" r:id="rId463">
             <o:FieldCodes>\s</o:FieldCodes>
           </o:OLEObject>
         </w:object>
@@ -19150,9 +19167,9 @@
         </w:rPr>
         <w:object w:dxaOrig="522" w:dyaOrig="147" w14:anchorId="1BE5EEDF">
           <v:shape id="_x0000_i1309" type="#_x0000_t75" style="width:38.75pt;height:11.65pt" o:ole="">
-            <v:imagedata r:id="rId465" o:title=""/>
-          </v:shape>
-          <o:OLEObject Type="Embed" ProgID="VisualTeX.Formula.1" ShapeID="_x0000_i1309" DrawAspect="Content" ObjectID="_1847697737" r:id="rId466">
+            <v:imagedata r:id="rId464" o:title=""/>
+          </v:shape>
+          <o:OLEObject Type="Embed" ProgID="VisualTeX.Formula.1" ShapeID="_x0000_i1309" DrawAspect="Content" ObjectID="_1847698224" r:id="rId465">
             <o:FieldCodes>\s</o:FieldCodes>
           </o:OLEObject>
         </w:object>
@@ -19318,9 +19335,9 @@
         </w:rPr>
         <w:object w:dxaOrig="521" w:dyaOrig="146" w14:anchorId="02B07AD1">
           <v:shape id="_x0000_i1310" type="#_x0000_t75" style="width:38.75pt;height:11.65pt" o:ole="">
-            <v:imagedata r:id="rId467" o:title=""/>
-          </v:shape>
-          <o:OLEObject Type="Embed" ProgID="VisualTeX.Formula.1" ShapeID="_x0000_i1310" DrawAspect="Content" ObjectID="_1847697738" r:id="rId468">
+            <v:imagedata r:id="rId466" o:title=""/>
+          </v:shape>
+          <o:OLEObject Type="Embed" ProgID="VisualTeX.Formula.1" ShapeID="_x0000_i1310" DrawAspect="Content" ObjectID="_1847698225" r:id="rId467">
             <o:FieldCodes>\s</o:FieldCodes>
           </o:OLEObject>
         </w:object>
@@ -19463,9 +19480,9 @@
         </w:rPr>
         <w:object w:dxaOrig="811" w:dyaOrig="155" w14:anchorId="146D9EB5">
           <v:shape id="_x0000_i1311" type="#_x0000_t75" style="width:60.35pt;height:12.2pt" o:ole="">
-            <v:imagedata r:id="rId469" o:title=""/>
-          </v:shape>
-          <o:OLEObject Type="Embed" ProgID="VisualTeX.Formula.1" ShapeID="_x0000_i1311" DrawAspect="Content" ObjectID="_1847697739" r:id="rId470">
+            <v:imagedata r:id="rId468" o:title=""/>
+          </v:shape>
+          <o:OLEObject Type="Embed" ProgID="VisualTeX.Formula.1" ShapeID="_x0000_i1311" DrawAspect="Content" ObjectID="_1847698226" r:id="rId469">
             <o:FieldCodes>\s</o:FieldCodes>
           </o:OLEObject>
         </w:object>
@@ -19503,9 +19520,9 @@
         </w:rPr>
         <w:object w:dxaOrig="777" w:dyaOrig="148" w14:anchorId="124CF485">
           <v:shape id="_x0000_i1312" type="#_x0000_t75" style="width:57.05pt;height:11.65pt" o:ole="">
-            <v:imagedata r:id="rId471" o:title=""/>
-          </v:shape>
-          <o:OLEObject Type="Embed" ProgID="VisualTeX.Formula.1" ShapeID="_x0000_i1312" DrawAspect="Content" ObjectID="_1847697740" r:id="rId472">
+            <v:imagedata r:id="rId470" o:title=""/>
+          </v:shape>
+          <o:OLEObject Type="Embed" ProgID="VisualTeX.Formula.1" ShapeID="_x0000_i1312" DrawAspect="Content" ObjectID="_1847698227" r:id="rId471">
             <o:FieldCodes>\s</o:FieldCodes>
           </o:OLEObject>
         </w:object>
@@ -19552,9 +19569,9 @@
         </w:rPr>
         <w:object w:dxaOrig="474" w:dyaOrig="134" w14:anchorId="4CDA9E2C">
           <v:shape id="_x0000_i1313" type="#_x0000_t75" style="width:34.9pt;height:10.5pt" o:ole="">
-            <v:imagedata r:id="rId473" o:title=""/>
-          </v:shape>
-          <o:OLEObject Type="Embed" ProgID="VisualTeX.Formula.1" ShapeID="_x0000_i1313" DrawAspect="Content" ObjectID="_1847697741" r:id="rId474">
+            <v:imagedata r:id="rId472" o:title=""/>
+          </v:shape>
+          <o:OLEObject Type="Embed" ProgID="VisualTeX.Formula.1" ShapeID="_x0000_i1313" DrawAspect="Content" ObjectID="_1847698228" r:id="rId473">
             <o:FieldCodes>\s</o:FieldCodes>
           </o:OLEObject>
         </w:object>
@@ -19644,9 +19661,9 @@
         </w:rPr>
         <w:object w:dxaOrig="2641" w:dyaOrig="400" w14:anchorId="0860F967">
           <v:shape id="_x0000_i1314" type="#_x0000_t75" style="width:198.85pt;height:30.45pt" o:ole="">
-            <v:imagedata r:id="rId475" o:title=""/>
-          </v:shape>
-          <o:OLEObject Type="Embed" ProgID="VisualTeX.Formula.1" ShapeID="_x0000_i1314" DrawAspect="Content" ObjectID="_1847697742" r:id="rId476">
+            <v:imagedata r:id="rId474" o:title=""/>
+          </v:shape>
+          <o:OLEObject Type="Embed" ProgID="VisualTeX.Formula.1" ShapeID="_x0000_i1314" DrawAspect="Content" ObjectID="_1847698229" r:id="rId475">
             <o:FieldCodes>\s</o:FieldCodes>
           </o:OLEObject>
         </w:object>
@@ -19855,9 +19872,9 @@
         </w:rPr>
         <w:object w:dxaOrig="138" w:dyaOrig="214" w14:anchorId="070BBEA2">
           <v:shape id="_x0000_i1315" type="#_x0000_t75" style="width:11.1pt;height:16.6pt" o:ole="">
-            <v:imagedata r:id="rId477" o:title=""/>
-          </v:shape>
-          <o:OLEObject Type="Embed" ProgID="VisualTeX.Formula.1" ShapeID="_x0000_i1315" DrawAspect="Content" ObjectID="_1847697743" r:id="rId478">
+            <v:imagedata r:id="rId476" o:title=""/>
+          </v:shape>
+          <o:OLEObject Type="Embed" ProgID="VisualTeX.Formula.1" ShapeID="_x0000_i1315" DrawAspect="Content" ObjectID="_1847698230" r:id="rId477">
             <o:FieldCodes>\s</o:FieldCodes>
           </o:OLEObject>
         </w:object>
@@ -19963,9 +19980,9 @@
       <w:r>
         <w:object w:dxaOrig="95" w:dyaOrig="82" w14:anchorId="226E1891">
           <v:shape id="_x0000_i1316" type="#_x0000_t75" style="width:7.75pt;height:6.65pt" o:ole="">
-            <v:imagedata r:id="rId34" o:title=""/>
-          </v:shape>
-          <o:OLEObject Type="Embed" ProgID="VisualTeX.Formula.1" ShapeID="_x0000_i1316" DrawAspect="Content" ObjectID="_1847697744" r:id="rId479">
+            <v:imagedata r:id="rId33" o:title=""/>
+          </v:shape>
+          <o:OLEObject Type="Embed" ProgID="VisualTeX.Formula.1" ShapeID="_x0000_i1316" DrawAspect="Content" ObjectID="_1847698231" r:id="rId478">
             <o:FieldCodes>\s</o:FieldCodes>
           </o:OLEObject>
         </w:object>
@@ -19983,9 +20000,9 @@
       <w:r>
         <w:object w:dxaOrig="78" w:dyaOrig="123" w14:anchorId="2944F023">
           <v:shape id="_x0000_i1317" type="#_x0000_t75" style="width:6.65pt;height:9.95pt" o:ole="">
-            <v:imagedata r:id="rId27" o:title=""/>
-          </v:shape>
-          <o:OLEObject Type="Embed" ProgID="VisualTeX.Formula.1" ShapeID="_x0000_i1317" DrawAspect="Content" ObjectID="_1847697745" r:id="rId480">
+            <v:imagedata r:id="rId26" o:title=""/>
+          </v:shape>
+          <o:OLEObject Type="Embed" ProgID="VisualTeX.Formula.1" ShapeID="_x0000_i1317" DrawAspect="Content" ObjectID="_1847698232" r:id="rId479">
             <o:FieldCodes>\s</o:FieldCodes>
           </o:OLEObject>
         </w:object>
@@ -20011,9 +20028,9 @@
       <w:r>
         <w:object w:dxaOrig="95" w:dyaOrig="82" w14:anchorId="3D0EDB9D">
           <v:shape id="_x0000_i1318" type="#_x0000_t75" style="width:7.75pt;height:6.65pt" o:ole="">
-            <v:imagedata r:id="rId34" o:title=""/>
-          </v:shape>
-          <o:OLEObject Type="Embed" ProgID="VisualTeX.Formula.1" ShapeID="_x0000_i1318" DrawAspect="Content" ObjectID="_1847697746" r:id="rId481">
+            <v:imagedata r:id="rId33" o:title=""/>
+          </v:shape>
+          <o:OLEObject Type="Embed" ProgID="VisualTeX.Formula.1" ShapeID="_x0000_i1318" DrawAspect="Content" ObjectID="_1847698233" r:id="rId480">
             <o:FieldCodes>\s</o:FieldCodes>
           </o:OLEObject>
         </w:object>
@@ -20030,9 +20047,9 @@
       <w:r>
         <w:object w:dxaOrig="78" w:dyaOrig="123" w14:anchorId="24E596CB">
           <v:shape id="_x0000_i1319" type="#_x0000_t75" style="width:6.65pt;height:9.95pt" o:ole="">
-            <v:imagedata r:id="rId27" o:title=""/>
-          </v:shape>
-          <o:OLEObject Type="Embed" ProgID="VisualTeX.Formula.1" ShapeID="_x0000_i1319" DrawAspect="Content" ObjectID="_1847697747" r:id="rId482">
+            <v:imagedata r:id="rId26" o:title=""/>
+          </v:shape>
+          <o:OLEObject Type="Embed" ProgID="VisualTeX.Formula.1" ShapeID="_x0000_i1319" DrawAspect="Content" ObjectID="_1847698234" r:id="rId481">
             <o:FieldCodes>\s</o:FieldCodes>
           </o:OLEObject>
         </w:object>
@@ -20052,9 +20069,9 @@
         </w:rPr>
         <w:object w:dxaOrig="359" w:dyaOrig="171" w14:anchorId="1C45E562">
           <v:shape id="_x0000_i1320" type="#_x0000_t75" style="width:27.7pt;height:13.3pt" o:ole="">
-            <v:imagedata r:id="rId483" o:title=""/>
-          </v:shape>
-          <o:OLEObject Type="Embed" ProgID="VisualTeX.Formula.1" ShapeID="_x0000_i1320" DrawAspect="Content" ObjectID="_1847697748" r:id="rId484">
+            <v:imagedata r:id="rId482" o:title=""/>
+          </v:shape>
+          <o:OLEObject Type="Embed" ProgID="VisualTeX.Formula.1" ShapeID="_x0000_i1320" DrawAspect="Content" ObjectID="_1847698235" r:id="rId483">
             <o:FieldCodes>\s</o:FieldCodes>
           </o:OLEObject>
         </w:object>
@@ -20099,9 +20116,9 @@
       <w:r>
         <w:object w:dxaOrig="131" w:dyaOrig="125" w14:anchorId="3D6B8FA7">
           <v:shape id="_x0000_i1321" type="#_x0000_t75" style="width:10.5pt;height:9.95pt" o:ole="">
-            <v:imagedata r:id="rId485" o:title=""/>
-          </v:shape>
-          <o:OLEObject Type="Embed" ProgID="VisualTeX.Formula.1" ShapeID="_x0000_i1321" DrawAspect="Content" ObjectID="_1847697749" r:id="rId486">
+            <v:imagedata r:id="rId484" o:title=""/>
+          </v:shape>
+          <o:OLEObject Type="Embed" ProgID="VisualTeX.Formula.1" ShapeID="_x0000_i1321" DrawAspect="Content" ObjectID="_1847698236" r:id="rId485">
             <o:FieldCodes>\s</o:FieldCodes>
           </o:OLEObject>
         </w:object>
@@ -20127,9 +20144,9 @@
       <w:r>
         <w:object w:dxaOrig="131" w:dyaOrig="119" w14:anchorId="2246E765">
           <v:shape id="_x0000_i1322" type="#_x0000_t75" style="width:10.5pt;height:9.4pt" o:ole="">
-            <v:imagedata r:id="rId487" o:title=""/>
-          </v:shape>
-          <o:OLEObject Type="Embed" ProgID="VisualTeX.Formula.1" ShapeID="_x0000_i1322" DrawAspect="Content" ObjectID="_1847697750" r:id="rId488">
+            <v:imagedata r:id="rId486" o:title=""/>
+          </v:shape>
+          <o:OLEObject Type="Embed" ProgID="VisualTeX.Formula.1" ShapeID="_x0000_i1322" DrawAspect="Content" ObjectID="_1847698237" r:id="rId487">
             <o:FieldCodes>\s</o:FieldCodes>
           </o:OLEObject>
         </w:object>
@@ -20174,9 +20191,9 @@
         </w:rPr>
         <w:object w:dxaOrig="2161" w:dyaOrig="171" w14:anchorId="744B5157">
           <v:shape id="_x0000_i1323" type="#_x0000_t75" style="width:160.6pt;height:13.3pt" o:ole="">
-            <v:imagedata r:id="rId489" o:title=""/>
-          </v:shape>
-          <o:OLEObject Type="Embed" ProgID="VisualTeX.Formula.1" ShapeID="_x0000_i1323" DrawAspect="Content" ObjectID="_1847697751" r:id="rId490">
+            <v:imagedata r:id="rId488" o:title=""/>
+          </v:shape>
+          <o:OLEObject Type="Embed" ProgID="VisualTeX.Formula.1" ShapeID="_x0000_i1323" DrawAspect="Content" ObjectID="_1847698238" r:id="rId489">
             <o:FieldCodes>\s</o:FieldCodes>
           </o:OLEObject>
         </w:object>
@@ -20292,9 +20309,9 @@
         </w:rPr>
         <w:object w:dxaOrig="980" w:dyaOrig="171" w14:anchorId="5A46C732">
           <v:shape id="_x0000_i1324" type="#_x0000_t75" style="width:73.1pt;height:13.3pt" o:ole="">
-            <v:imagedata r:id="rId491" o:title=""/>
-          </v:shape>
-          <o:OLEObject Type="Embed" ProgID="VisualTeX.Formula.1" ShapeID="_x0000_i1324" DrawAspect="Content" ObjectID="_1847697752" r:id="rId492">
+            <v:imagedata r:id="rId490" o:title=""/>
+          </v:shape>
+          <o:OLEObject Type="Embed" ProgID="VisualTeX.Formula.1" ShapeID="_x0000_i1324" DrawAspect="Content" ObjectID="_1847698239" r:id="rId491">
             <o:FieldCodes>\s</o:FieldCodes>
           </o:OLEObject>
         </w:object>
@@ -20372,9 +20389,9 @@
         </w:rPr>
         <w:object w:dxaOrig="359" w:dyaOrig="171" w14:anchorId="64C77EC7">
           <v:shape id="_x0000_i1325" type="#_x0000_t75" style="width:27.7pt;height:13.3pt" o:ole="">
-            <v:imagedata r:id="rId483" o:title=""/>
-          </v:shape>
-          <o:OLEObject Type="Embed" ProgID="VisualTeX.Formula.1" ShapeID="_x0000_i1325" DrawAspect="Content" ObjectID="_1847697753" r:id="rId493">
+            <v:imagedata r:id="rId482" o:title=""/>
+          </v:shape>
+          <o:OLEObject Type="Embed" ProgID="VisualTeX.Formula.1" ShapeID="_x0000_i1325" DrawAspect="Content" ObjectID="_1847698240" r:id="rId492">
             <o:FieldCodes>\s</o:FieldCodes>
           </o:OLEObject>
         </w:object>
@@ -20449,9 +20466,9 @@
       <w:r>
         <w:object w:dxaOrig="2906" w:dyaOrig="481" w14:anchorId="0459C945">
           <v:shape id="_x0000_i1326" type="#_x0000_t75" style="width:217.1pt;height:36.55pt" o:ole="">
-            <v:imagedata r:id="rId494" o:title=""/>
-          </v:shape>
-          <o:OLEObject Type="Embed" ProgID="VisualTeX.Formula.1" ShapeID="_x0000_i1326" DrawAspect="Content" ObjectID="_1847697754" r:id="rId495">
+            <v:imagedata r:id="rId493" o:title=""/>
+          </v:shape>
+          <o:OLEObject Type="Embed" ProgID="VisualTeX.Formula.1" ShapeID="_x0000_i1326" DrawAspect="Content" ObjectID="_1847698241" r:id="rId494">
             <o:FieldCodes>\s</o:FieldCodes>
           </o:OLEObject>
         </w:object>
@@ -20532,9 +20549,9 @@
         </w:rPr>
         <w:object w:dxaOrig="980" w:dyaOrig="171" w14:anchorId="6CB05678">
           <v:shape id="_x0000_i1327" type="#_x0000_t75" style="width:73.1pt;height:13.3pt" o:ole="">
-            <v:imagedata r:id="rId491" o:title=""/>
-          </v:shape>
-          <o:OLEObject Type="Embed" ProgID="VisualTeX.Formula.1" ShapeID="_x0000_i1327" DrawAspect="Content" ObjectID="_1847697755" r:id="rId496">
+            <v:imagedata r:id="rId490" o:title=""/>
+          </v:shape>
+          <o:OLEObject Type="Embed" ProgID="VisualTeX.Formula.1" ShapeID="_x0000_i1327" DrawAspect="Content" ObjectID="_1847698242" r:id="rId495">
             <o:FieldCodes>\s</o:FieldCodes>
           </o:OLEObject>
         </w:object>
@@ -20551,9 +20568,9 @@
         </w:rPr>
         <w:object w:dxaOrig="359" w:dyaOrig="171" w14:anchorId="6B175069">
           <v:shape id="_x0000_i1328" type="#_x0000_t75" style="width:27.7pt;height:13.3pt" o:ole="">
-            <v:imagedata r:id="rId483" o:title=""/>
-          </v:shape>
-          <o:OLEObject Type="Embed" ProgID="VisualTeX.Formula.1" ShapeID="_x0000_i1328" DrawAspect="Content" ObjectID="_1847697756" r:id="rId497">
+            <v:imagedata r:id="rId482" o:title=""/>
+          </v:shape>
+          <o:OLEObject Type="Embed" ProgID="VisualTeX.Formula.1" ShapeID="_x0000_i1328" DrawAspect="Content" ObjectID="_1847698243" r:id="rId496">
             <o:FieldCodes>\s</o:FieldCodes>
           </o:OLEObject>
         </w:object>
@@ -20595,9 +20612,9 @@
         </w:rPr>
         <w:object w:dxaOrig="921" w:dyaOrig="171" w14:anchorId="06C9802E">
           <v:shape id="_x0000_i1329" type="#_x0000_t75" style="width:68.7pt;height:13.3pt" o:ole="">
-            <v:imagedata r:id="rId498" o:title=""/>
-          </v:shape>
-          <o:OLEObject Type="Embed" ProgID="VisualTeX.Formula.1" ShapeID="_x0000_i1329" DrawAspect="Content" ObjectID="_1847697757" r:id="rId499">
+            <v:imagedata r:id="rId497" o:title=""/>
+          </v:shape>
+          <o:OLEObject Type="Embed" ProgID="VisualTeX.Formula.1" ShapeID="_x0000_i1329" DrawAspect="Content" ObjectID="_1847698244" r:id="rId498">
             <o:FieldCodes>\s</o:FieldCodes>
           </o:OLEObject>
         </w:object>
@@ -20629,9 +20646,9 @@
         </w:rPr>
         <w:object w:dxaOrig="920" w:dyaOrig="134" w14:anchorId="2571E009">
           <v:shape id="_x0000_i1330" type="#_x0000_t75" style="width:69.8pt;height:11.1pt" o:ole="">
-            <v:imagedata r:id="rId500" o:title=""/>
-          </v:shape>
-          <o:OLEObject Type="Embed" ProgID="VisualTeX.Formula.1" ShapeID="_x0000_i1330" DrawAspect="Content" ObjectID="_1847697758" r:id="rId501">
+            <v:imagedata r:id="rId499" o:title=""/>
+          </v:shape>
+          <o:OLEObject Type="Embed" ProgID="VisualTeX.Formula.1" ShapeID="_x0000_i1330" DrawAspect="Content" ObjectID="_1847698245" r:id="rId500">
             <o:FieldCodes>\s</o:FieldCodes>
           </o:OLEObject>
         </w:object>
@@ -20717,7 +20734,7 @@
       </w:r>
     </w:p>
     <w:sectPr>
-      <w:footerReference w:type="default" r:id="rId502"/>
+      <w:footerReference w:type="default" r:id="rId501"/>
       <w:pgSz w:w="11906" w:h="16838"/>
       <w:pgMar w:top="1440" w:right="1800" w:bottom="1440" w:left="1800" w:header="851" w:footer="992" w:gutter="0"/>
       <w:cols w:space="425"/>

--- a/数学的基础与基础的数学.docx
+++ b/数学的基础与基础的数学.docx
@@ -477,10 +477,10 @@
             <v:path o:extrusionok="f" gradientshapeok="t" o:connecttype="rect"/>
             <o:lock v:ext="edit" aspectratio="t"/>
           </v:shapetype>
-          <v:shape id="_x0000_i1025" type="#_x0000_t75" style="width:138.5pt;height:89.5pt" o:ole="">
+          <v:shape id="_x0000_i1025" type="#_x0000_t75" style="width:138.45pt;height:89.7pt" o:ole="">
             <v:imagedata r:id="rId10" o:title=""/>
           </v:shape>
-          <o:OLEObject Type="Embed" ProgID="VisualTeX.Formula.1" ShapeID="_x0000_i1025" DrawAspect="Content" ObjectID="_1847824432" r:id="rId11">
+          <o:OLEObject Type="Embed" ProgID="VisualTeX.Formula.1" ShapeID="_x0000_i1025" DrawAspect="Content" ObjectID="_1848578398" r:id="rId11">
             <o:FieldCodes>\s</o:FieldCodes>
           </o:OLEObject>
         </w:object>
@@ -577,10 +577,10 @@
           <w:position w:val="-2"/>
         </w:rPr>
         <w:object w:dxaOrig="624" w:dyaOrig="134" w14:anchorId="26AFA1C6">
-          <v:shape id="_x0000_i1026" type="#_x0000_t75" style="width:47.5pt;height:11pt" o:ole="">
+          <v:shape id="_x0000_i1026" type="#_x0000_t75" style="width:47.65pt;height:11.1pt" o:ole="">
             <v:imagedata r:id="rId12" o:title=""/>
           </v:shape>
-          <o:OLEObject Type="Embed" ProgID="VisualTeX.Formula.1" ShapeID="_x0000_i1026" DrawAspect="Content" ObjectID="_1847824433" r:id="rId13">
+          <o:OLEObject Type="Embed" ProgID="VisualTeX.Formula.1" ShapeID="_x0000_i1026" DrawAspect="Content" ObjectID="_1848578399" r:id="rId13">
             <o:FieldCodes>\s</o:FieldCodes>
           </o:OLEObject>
         </w:object>
@@ -638,10 +638,10 @@
           <w:position w:val="-2"/>
         </w:rPr>
         <w:object w:dxaOrig="359" w:dyaOrig="134" w14:anchorId="6126CFA7">
-          <v:shape id="_x0000_i1027" type="#_x0000_t75" style="width:28.5pt;height:11pt" o:ole="">
+          <v:shape id="_x0000_i1027" type="#_x0000_t75" style="width:28.25pt;height:11.1pt" o:ole="">
             <v:imagedata r:id="rId14" o:title=""/>
           </v:shape>
-          <o:OLEObject Type="Embed" ProgID="VisualTeX.Formula.1" ShapeID="_x0000_i1027" DrawAspect="Content" ObjectID="_1847824434" r:id="rId15">
+          <o:OLEObject Type="Embed" ProgID="VisualTeX.Formula.1" ShapeID="_x0000_i1027" DrawAspect="Content" ObjectID="_1848578400" r:id="rId15">
             <o:FieldCodes>\s</o:FieldCodes>
           </o:OLEObject>
         </w:object>
@@ -676,10 +676,10 @@
           <w:position w:val="-2"/>
         </w:rPr>
         <w:object w:dxaOrig="624" w:dyaOrig="134" w14:anchorId="022B92ED">
-          <v:shape id="_x0000_i1028" type="#_x0000_t75" style="width:47.5pt;height:11pt" o:ole="">
+          <v:shape id="_x0000_i1028" type="#_x0000_t75" style="width:47.65pt;height:11.1pt" o:ole="">
             <v:imagedata r:id="rId12" o:title=""/>
           </v:shape>
-          <o:OLEObject Type="Embed" ProgID="VisualTeX.Formula.1" ShapeID="_x0000_i1028" DrawAspect="Content" ObjectID="_1847824435" r:id="rId16">
+          <o:OLEObject Type="Embed" ProgID="VisualTeX.Formula.1" ShapeID="_x0000_i1028" DrawAspect="Content" ObjectID="_1848578401" r:id="rId16">
             <o:FieldCodes>\s</o:FieldCodes>
           </o:OLEObject>
         </w:object>
@@ -745,10 +745,10 @@
           <w:position w:val="-2"/>
         </w:rPr>
         <w:object w:dxaOrig="624" w:dyaOrig="134" w14:anchorId="320D64F5">
-          <v:shape id="_x0000_i1029" type="#_x0000_t75" style="width:47.5pt;height:11pt" o:ole="">
+          <v:shape id="_x0000_i1029" type="#_x0000_t75" style="width:47.65pt;height:11.1pt" o:ole="">
             <v:imagedata r:id="rId12" o:title=""/>
           </v:shape>
-          <o:OLEObject Type="Embed" ProgID="VisualTeX.Formula.1" ShapeID="_x0000_i1029" DrawAspect="Content" ObjectID="_1847824436" r:id="rId17">
+          <o:OLEObject Type="Embed" ProgID="VisualTeX.Formula.1" ShapeID="_x0000_i1029" DrawAspect="Content" ObjectID="_1848578402" r:id="rId17">
             <o:FieldCodes>\s</o:FieldCodes>
           </o:OLEObject>
         </w:object>
@@ -777,10 +777,10 @@
           <w:position w:val="-6"/>
         </w:rPr>
         <w:object w:dxaOrig="748" w:dyaOrig="171" w14:anchorId="162D6078">
-          <v:shape id="_x0000_i1030" type="#_x0000_t75" style="width:58pt;height:13.5pt" o:ole="">
+          <v:shape id="_x0000_i1030" type="#_x0000_t75" style="width:58.15pt;height:13.3pt" o:ole="">
             <v:imagedata r:id="rId18" o:title=""/>
           </v:shape>
-          <o:OLEObject Type="Embed" ProgID="VisualTeX.Formula.1" ShapeID="_x0000_i1030" DrawAspect="Content" ObjectID="_1847824437" r:id="rId19">
+          <o:OLEObject Type="Embed" ProgID="VisualTeX.Formula.1" ShapeID="_x0000_i1030" DrawAspect="Content" ObjectID="_1848578403" r:id="rId19">
             <o:FieldCodes>\s</o:FieldCodes>
           </o:OLEObject>
         </w:object>
@@ -861,10 +861,10 @@
           <w:position w:val="-6"/>
         </w:rPr>
         <w:object w:dxaOrig="748" w:dyaOrig="171" w14:anchorId="53F78782">
-          <v:shape id="_x0000_i1031" type="#_x0000_t75" style="width:58pt;height:13.5pt" o:ole="">
+          <v:shape id="_x0000_i1031" type="#_x0000_t75" style="width:58.15pt;height:13.3pt" o:ole="">
             <v:imagedata r:id="rId18" o:title=""/>
           </v:shape>
-          <o:OLEObject Type="Embed" ProgID="VisualTeX.Formula.1" ShapeID="_x0000_i1031" DrawAspect="Content" ObjectID="_1847824438" r:id="rId20">
+          <o:OLEObject Type="Embed" ProgID="VisualTeX.Formula.1" ShapeID="_x0000_i1031" DrawAspect="Content" ObjectID="_1848578404" r:id="rId20">
             <o:FieldCodes>\s</o:FieldCodes>
           </o:OLEObject>
         </w:object>
@@ -893,10 +893,10 @@
           <w:position w:val="-2"/>
         </w:rPr>
         <w:object w:dxaOrig="359" w:dyaOrig="134" w14:anchorId="0E6A233D">
-          <v:shape id="_x0000_i1032" type="#_x0000_t75" style="width:28.5pt;height:11pt" o:ole="">
+          <v:shape id="_x0000_i1032" type="#_x0000_t75" style="width:28.25pt;height:11.1pt" o:ole="">
             <v:imagedata r:id="rId14" o:title=""/>
           </v:shape>
-          <o:OLEObject Type="Embed" ProgID="VisualTeX.Formula.1" ShapeID="_x0000_i1032" DrawAspect="Content" ObjectID="_1847824439" r:id="rId21">
+          <o:OLEObject Type="Embed" ProgID="VisualTeX.Formula.1" ShapeID="_x0000_i1032" DrawAspect="Content" ObjectID="_1848578405" r:id="rId21">
             <o:FieldCodes>\s</o:FieldCodes>
           </o:OLEObject>
         </w:object>
@@ -909,10 +909,10 @@
       </w:r>
       <w:r>
         <w:object w:dxaOrig="79" w:dyaOrig="83" w14:anchorId="0907E461">
-          <v:shape id="_x0000_i1033" type="#_x0000_t75" style="width:6.5pt;height:7pt" o:ole="">
+          <v:shape id="_x0000_i1033" type="#_x0000_t75" style="width:6.65pt;height:7.2pt" o:ole="">
             <v:imagedata r:id="rId22" o:title=""/>
           </v:shape>
-          <o:OLEObject Type="Embed" ProgID="VisualTeX.Formula.1" ShapeID="_x0000_i1033" DrawAspect="Content" ObjectID="_1847824440" r:id="rId23">
+          <o:OLEObject Type="Embed" ProgID="VisualTeX.Formula.1" ShapeID="_x0000_i1033" DrawAspect="Content" ObjectID="_1848578406" r:id="rId23">
             <o:FieldCodes>\s</o:FieldCodes>
           </o:OLEObject>
         </w:object>
@@ -928,10 +928,10 @@
           <w:position w:val="-2"/>
         </w:rPr>
         <w:object w:dxaOrig="359" w:dyaOrig="134" w14:anchorId="14F66817">
-          <v:shape id="_x0000_i1034" type="#_x0000_t75" style="width:28.5pt;height:11pt" o:ole="">
+          <v:shape id="_x0000_i1034" type="#_x0000_t75" style="width:28.25pt;height:11.1pt" o:ole="">
             <v:imagedata r:id="rId14" o:title=""/>
           </v:shape>
-          <o:OLEObject Type="Embed" ProgID="VisualTeX.Formula.1" ShapeID="_x0000_i1034" DrawAspect="Content" ObjectID="_1847824441" r:id="rId24">
+          <o:OLEObject Type="Embed" ProgID="VisualTeX.Formula.1" ShapeID="_x0000_i1034" DrawAspect="Content" ObjectID="_1848578407" r:id="rId24">
             <o:FieldCodes>\s</o:FieldCodes>
           </o:OLEObject>
         </w:object>
@@ -974,10 +974,10 @@
           <w:position w:val="-6"/>
         </w:rPr>
         <w:object w:dxaOrig="1446" w:dyaOrig="171" w14:anchorId="13F6F3DB">
-          <v:shape id="_x0000_i1035" type="#_x0000_t75" style="width:110pt;height:13.5pt" o:ole="">
+          <v:shape id="_x0000_i1035" type="#_x0000_t75" style="width:110.2pt;height:13.3pt" o:ole="">
             <v:imagedata r:id="rId25" o:title=""/>
           </v:shape>
-          <o:OLEObject Type="Embed" ProgID="VisualTeX.Formula.1" ShapeID="_x0000_i1035" DrawAspect="Content" ObjectID="_1847824442" r:id="rId26">
+          <o:OLEObject Type="Embed" ProgID="VisualTeX.Formula.1" ShapeID="_x0000_i1035" DrawAspect="Content" ObjectID="_1848578408" r:id="rId26">
             <o:FieldCodes>\s</o:FieldCodes>
           </o:OLEObject>
         </w:object>
@@ -1004,10 +1004,10 @@
       </w:r>
       <w:r>
         <w:object w:dxaOrig="78" w:dyaOrig="123" w14:anchorId="2A52A5A3">
-          <v:shape id="_x0000_i1036" type="#_x0000_t75" style="width:6.5pt;height:10pt" o:ole="">
+          <v:shape id="_x0000_i1036" type="#_x0000_t75" style="width:6.65pt;height:9.95pt" o:ole="">
             <v:imagedata r:id="rId27" o:title=""/>
           </v:shape>
-          <o:OLEObject Type="Embed" ProgID="VisualTeX.Formula.1" ShapeID="_x0000_i1036" DrawAspect="Content" ObjectID="_1847824443" r:id="rId28">
+          <o:OLEObject Type="Embed" ProgID="VisualTeX.Formula.1" ShapeID="_x0000_i1036" DrawAspect="Content" ObjectID="_1848578409" r:id="rId28">
             <o:FieldCodes>\s</o:FieldCodes>
           </o:OLEObject>
         </w:object>
@@ -1052,10 +1052,10 @@
           <w:position w:val="-6"/>
         </w:rPr>
         <w:object w:dxaOrig="748" w:dyaOrig="171" w14:anchorId="5FFC0533">
-          <v:shape id="_x0000_i1037" type="#_x0000_t75" style="width:58pt;height:13.5pt" o:ole="">
+          <v:shape id="_x0000_i1037" type="#_x0000_t75" style="width:58.15pt;height:13.3pt" o:ole="">
             <v:imagedata r:id="rId18" o:title=""/>
           </v:shape>
-          <o:OLEObject Type="Embed" ProgID="VisualTeX.Formula.1" ShapeID="_x0000_i1037" DrawAspect="Content" ObjectID="_1847824444" r:id="rId29">
+          <o:OLEObject Type="Embed" ProgID="VisualTeX.Formula.1" ShapeID="_x0000_i1037" DrawAspect="Content" ObjectID="_1848578410" r:id="rId29">
             <o:FieldCodes>\s</o:FieldCodes>
           </o:OLEObject>
         </w:object>
@@ -1108,10 +1108,10 @@
           <w:rFonts w:ascii="Calibri" w:hAnsi="Calibri" w:cs="Calibri"/>
         </w:rPr>
         <w:object w:dxaOrig="3784" w:dyaOrig="350" w14:anchorId="49616B75">
-          <v:shape id="_x0000_i1038" type="#_x0000_t75" style="width:284.5pt;height:27pt" o:ole="">
+          <v:shape id="_x0000_i1038" type="#_x0000_t75" style="width:284.7pt;height:27.15pt" o:ole="">
             <v:imagedata r:id="rId30" o:title=""/>
           </v:shape>
-          <o:OLEObject Type="Embed" ProgID="VisualTeX.Formula.1" ShapeID="_x0000_i1038" DrawAspect="Content" ObjectID="_1847824445" r:id="rId31">
+          <o:OLEObject Type="Embed" ProgID="VisualTeX.Formula.1" ShapeID="_x0000_i1038" DrawAspect="Content" ObjectID="_1848578411" r:id="rId31">
             <o:FieldCodes>\s</o:FieldCodes>
           </o:OLEObject>
         </w:object>
@@ -1201,10 +1201,10 @@
           <w:position w:val="-8"/>
         </w:rPr>
         <w:object w:dxaOrig="840" w:dyaOrig="208" w14:anchorId="72C34B1E">
-          <v:shape id="_x0000_i1039" type="#_x0000_t75" style="width:63pt;height:16.5pt" o:ole="">
+          <v:shape id="_x0000_i1039" type="#_x0000_t75" style="width:63.15pt;height:16.6pt" o:ole="">
             <v:imagedata r:id="rId32" o:title=""/>
           </v:shape>
-          <o:OLEObject Type="Embed" ProgID="VisualTeX.Formula.1" ShapeID="_x0000_i1039" DrawAspect="Content" ObjectID="_1847824446" r:id="rId33">
+          <o:OLEObject Type="Embed" ProgID="VisualTeX.Formula.1" ShapeID="_x0000_i1039" DrawAspect="Content" ObjectID="_1848578412" r:id="rId33">
             <o:FieldCodes>\s</o:FieldCodes>
           </o:OLEObject>
         </w:object>
@@ -1231,10 +1231,10 @@
       </w:r>
       <w:r>
         <w:object w:dxaOrig="95" w:dyaOrig="82" w14:anchorId="3081AA17">
-          <v:shape id="_x0000_i1040" type="#_x0000_t75" style="width:8pt;height:7pt" o:ole="">
+          <v:shape id="_x0000_i1040" type="#_x0000_t75" style="width:7.75pt;height:7.2pt" o:ole="">
             <v:imagedata r:id="rId34" o:title=""/>
           </v:shape>
-          <o:OLEObject Type="Embed" ProgID="VisualTeX.Formula.1" ShapeID="_x0000_i1040" DrawAspect="Content" ObjectID="_1847824447" r:id="rId35">
+          <o:OLEObject Type="Embed" ProgID="VisualTeX.Formula.1" ShapeID="_x0000_i1040" DrawAspect="Content" ObjectID="_1848578413" r:id="rId35">
             <o:FieldCodes>\s</o:FieldCodes>
           </o:OLEObject>
         </w:object>
@@ -1247,10 +1247,10 @@
       </w:r>
       <w:r>
         <w:object w:dxaOrig="78" w:dyaOrig="123" w14:anchorId="7966EF52">
-          <v:shape id="_x0000_i1041" type="#_x0000_t75" style="width:6.5pt;height:10pt" o:ole="">
+          <v:shape id="_x0000_i1041" type="#_x0000_t75" style="width:6.65pt;height:9.95pt" o:ole="">
             <v:imagedata r:id="rId27" o:title=""/>
           </v:shape>
-          <o:OLEObject Type="Embed" ProgID="VisualTeX.Formula.1" ShapeID="_x0000_i1041" DrawAspect="Content" ObjectID="_1847824448" r:id="rId36">
+          <o:OLEObject Type="Embed" ProgID="VisualTeX.Formula.1" ShapeID="_x0000_i1041" DrawAspect="Content" ObjectID="_1848578414" r:id="rId36">
             <o:FieldCodes>\s</o:FieldCodes>
           </o:OLEObject>
         </w:object>
@@ -1342,10 +1342,10 @@
           <w:position w:val="-8"/>
         </w:rPr>
         <w:object w:dxaOrig="1882" w:dyaOrig="208" w14:anchorId="42700CA1">
-          <v:shape id="_x0000_i1042" type="#_x0000_t75" style="width:142pt;height:16.5pt" o:ole="">
+          <v:shape id="_x0000_i1042" type="#_x0000_t75" style="width:141.8pt;height:16.6pt" o:ole="">
             <v:imagedata r:id="rId37" o:title=""/>
           </v:shape>
-          <o:OLEObject Type="Embed" ProgID="VisualTeX.Formula.1" ShapeID="_x0000_i1042" DrawAspect="Content" ObjectID="_1847824449" r:id="rId38">
+          <o:OLEObject Type="Embed" ProgID="VisualTeX.Formula.1" ShapeID="_x0000_i1042" DrawAspect="Content" ObjectID="_1848578415" r:id="rId38">
             <o:FieldCodes>\s</o:FieldCodes>
           </o:OLEObject>
         </w:object>
@@ -1398,10 +1398,10 @@
       </w:pPr>
       <w:r>
         <w:object w:dxaOrig="1949" w:dyaOrig="515" w14:anchorId="309AFF74">
-          <v:shape id="_x0000_i1043" type="#_x0000_t75" style="width:147pt;height:39.5pt" o:ole="">
+          <v:shape id="_x0000_i1043" type="#_x0000_t75" style="width:146.75pt;height:39.3pt" o:ole="">
             <v:imagedata r:id="rId39" o:title=""/>
           </v:shape>
-          <o:OLEObject Type="Embed" ProgID="VisualTeX.Formula.1" ShapeID="_x0000_i1043" DrawAspect="Content" ObjectID="_1847824450" r:id="rId40">
+          <o:OLEObject Type="Embed" ProgID="VisualTeX.Formula.1" ShapeID="_x0000_i1043" DrawAspect="Content" ObjectID="_1848578416" r:id="rId40">
             <o:FieldCodes>\s</o:FieldCodes>
           </o:OLEObject>
         </w:object>
@@ -1426,10 +1426,10 @@
       </w:pPr>
       <w:r>
         <w:object w:dxaOrig="1950" w:dyaOrig="517" w14:anchorId="29439B95">
-          <v:shape id="_x0000_i1044" type="#_x0000_t75" style="width:146pt;height:39.5pt" o:ole="">
+          <v:shape id="_x0000_i1044" type="#_x0000_t75" style="width:146.2pt;height:39.3pt" o:ole="">
             <v:imagedata r:id="rId41" o:title=""/>
           </v:shape>
-          <o:OLEObject Type="Embed" ProgID="VisualTeX.Formula.1" ShapeID="_x0000_i1044" DrawAspect="Content" ObjectID="_1847824451" r:id="rId42">
+          <o:OLEObject Type="Embed" ProgID="VisualTeX.Formula.1" ShapeID="_x0000_i1044" DrawAspect="Content" ObjectID="_1848578417" r:id="rId42">
             <o:FieldCodes>\s</o:FieldCodes>
           </o:OLEObject>
         </w:object>
@@ -1585,10 +1585,10 @@
           <w:rFonts w:ascii="Calibri" w:hAnsi="Calibri" w:cs="Calibri"/>
         </w:rPr>
         <w:object w:dxaOrig="243" w:dyaOrig="145" w14:anchorId="6445CA3D">
-          <v:shape id="_x0000_i1045" type="#_x0000_t75" style="width:19pt;height:12pt" o:ole="">
+          <v:shape id="_x0000_i1045" type="#_x0000_t75" style="width:18.85pt;height:12.2pt" o:ole="">
             <v:imagedata r:id="rId43" o:title=""/>
           </v:shape>
-          <o:OLEObject Type="Embed" ProgID="VisualTeX.Formula.1" ShapeID="_x0000_i1045" DrawAspect="Content" ObjectID="_1847824452" r:id="rId44">
+          <o:OLEObject Type="Embed" ProgID="VisualTeX.Formula.1" ShapeID="_x0000_i1045" DrawAspect="Content" ObjectID="_1848578418" r:id="rId44">
             <o:FieldCodes>\s</o:FieldCodes>
           </o:OLEObject>
         </w:object>
@@ -1626,7 +1626,52 @@
         <w:rPr>
           <w:rFonts w:hint="eastAsia"/>
         </w:rPr>
-        <w:t>在这本书当中，我们将会从最接近直觉的公理化方法出发，一步步重新创造整个数学世界——也就是构建数学的基础</w:t>
+        <w:t>在看完这本书之后，你将能够以最符合数学逻辑的方式回答上面的问题，而不是只能像民科一样把一切归为“没有为什么，数学家们就是这么规定的”</w:t>
+      </w:r>
+      <w:r>
+        <w:rPr>
+          <w:rFonts w:hint="eastAsia"/>
+        </w:rPr>
+        <w:t xml:space="preserve">. </w:t>
+      </w:r>
+      <w:r>
+        <w:rPr>
+          <w:rFonts w:hint="eastAsia"/>
+        </w:rPr>
+        <w:t>在</w:t>
+      </w:r>
+      <w:r>
+        <w:rPr>
+          <w:rFonts w:hint="eastAsia"/>
+        </w:rPr>
+        <w:t>这本书当中，我们将会从最接近直觉的公理化方法</w:t>
+      </w:r>
+      <w:r>
+        <w:rPr>
+          <w:rFonts w:hint="eastAsia"/>
+          <w:color w:val="A5A5A5" w:themeColor="accent3"/>
+        </w:rPr>
+        <w:t>(</w:t>
+      </w:r>
+      <w:r>
+        <w:rPr>
+          <w:rFonts w:hint="eastAsia"/>
+          <w:color w:val="A5A5A5" w:themeColor="accent3"/>
+        </w:rPr>
+        <w:t>注：这里的意思是，以公理化方法中最符合直觉的那几种出发，而不是说公理化是最接近直觉的方法</w:t>
+      </w:r>
+      <w:r>
+        <w:rPr>
+          <w:rFonts w:hint="eastAsia"/>
+          <w:color w:val="A5A5A5" w:themeColor="accent3"/>
+        </w:rPr>
+        <w:t>)</w:t>
+      </w:r>
+      <w:r>
+        <w:rPr>
+          <w:rFonts w:hint="eastAsia"/>
+        </w:rPr>
+        <w:t>出发，一步步重新创造整个数学世界——也就是构建数学的基础</w:t>
       </w:r>
       <w:r>
         <w:rPr>
@@ -1917,7 +1962,13 @@
         <w:rPr>
           <w:rFonts w:hint="eastAsia"/>
         </w:rPr>
-        <w:t>我们所熟悉的整个初等算术系统出现</w:t>
+        <w:t>整个初等算术系统出现</w:t>
+      </w:r>
+      <w:r>
+        <w:rPr>
+          <w:rFonts w:hint="eastAsia"/>
+        </w:rPr>
+        <w:t>——在那之前，我们首先要让初等算术所使用到的数都出现——即全体代数数</w:t>
       </w:r>
       <w:r>
         <w:rPr>
@@ -1941,7 +1992,37 @@
         <w:rPr>
           <w:rFonts w:hint="eastAsia"/>
         </w:rPr>
-        <w:t>并且才能够进一步地构造实数，以至于进入分析学与构建几何</w:t>
+        <w:t>并且才能够进一步地构造</w:t>
+      </w:r>
+      <w:r>
+        <w:rPr>
+          <w:rFonts w:hint="eastAsia"/>
+        </w:rPr>
+        <w:t>全体</w:t>
+      </w:r>
+      <w:r>
+        <w:rPr>
+          <w:rFonts w:hint="eastAsia"/>
+        </w:rPr>
+        <w:t>实数</w:t>
+      </w:r>
+      <w:r>
+        <w:rPr>
+          <w:rFonts w:hint="eastAsia"/>
+        </w:rPr>
+        <w:t>、全体复数</w:t>
+      </w:r>
+      <w:r>
+        <w:rPr>
+          <w:rFonts w:hint="eastAsia"/>
+        </w:rPr>
+        <w:t>，以至于进入分析学与构建几何</w:t>
+      </w:r>
+      <w:r>
+        <w:rPr>
+          <w:rFonts w:hint="eastAsia"/>
+        </w:rPr>
+        <w:t>学</w:t>
       </w:r>
       <w:r>
         <w:rPr>
@@ -2324,10 +2405,10 @@
       </w:pPr>
       <w:r>
         <w:object w:dxaOrig="983" w:dyaOrig="328" w14:anchorId="5FC0DD09">
-          <v:shape id="_x0000_i1046" type="#_x0000_t75" style="width:74pt;height:25.5pt" o:ole="">
+          <v:shape id="_x0000_i1046" type="#_x0000_t75" style="width:74.2pt;height:25.5pt" o:ole="">
             <v:imagedata r:id="rId45" o:title=""/>
           </v:shape>
-          <o:OLEObject Type="Embed" ProgID="VisualTeX.Formula.1" ShapeID="_x0000_i1046" DrawAspect="Content" ObjectID="_1847824453" r:id="rId46">
+          <o:OLEObject Type="Embed" ProgID="VisualTeX.Formula.1" ShapeID="_x0000_i1046" DrawAspect="Content" ObjectID="_1848578419" r:id="rId46">
             <o:FieldCodes>\s</o:FieldCodes>
           </o:OLEObject>
         </w:object>
@@ -2660,6 +2741,7 @@
         <w:rPr>
           <w:rFonts w:hint="eastAsia"/>
         </w:rPr>
+        <w:lastRenderedPageBreak/>
         <w:t>这种情况下，自然数并不能算是公理，而只是一种定义</w:t>
       </w:r>
       <w:r>
@@ -2684,14 +2766,7 @@
         <w:rPr>
           <w:rFonts w:hint="eastAsia"/>
         </w:rPr>
-        <w:t>证</w:t>
-      </w:r>
-      <w:r>
-        <w:rPr>
-          <w:rFonts w:hint="eastAsia"/>
-        </w:rPr>
-        <w:lastRenderedPageBreak/>
-        <w:t>明</w:t>
+        <w:t>证明</w:t>
       </w:r>
       <w:r>
         <w:rPr>
@@ -3037,10 +3112,10 @@
           <w:position w:val="-6"/>
         </w:rPr>
         <w:object w:dxaOrig="344" w:dyaOrig="170" w14:anchorId="400720A0">
-          <v:shape id="_x0000_i1047" type="#_x0000_t75" style="width:26pt;height:13.5pt" o:ole="">
+          <v:shape id="_x0000_i1047" type="#_x0000_t75" style="width:26.05pt;height:13.3pt" o:ole="">
             <v:imagedata r:id="rId47" o:title=""/>
           </v:shape>
-          <o:OLEObject Type="Embed" ProgID="VisualTeX.Formula.1" ShapeID="_x0000_i1047" DrawAspect="Content" ObjectID="_1847824454" r:id="rId48">
+          <o:OLEObject Type="Embed" ProgID="VisualTeX.Formula.1" ShapeID="_x0000_i1047" DrawAspect="Content" ObjectID="_1848578420" r:id="rId48">
             <o:FieldCodes>\s</o:FieldCodes>
           </o:OLEObject>
         </w:object>
@@ -3085,10 +3160,10 @@
       </w:r>
       <w:r>
         <w:object w:dxaOrig="95" w:dyaOrig="83" w14:anchorId="1C2D4F02">
-          <v:shape id="_x0000_i1048" type="#_x0000_t75" style="width:8pt;height:7pt" o:ole="">
+          <v:shape id="_x0000_i1048" type="#_x0000_t75" style="width:7.75pt;height:7.2pt" o:ole="">
             <v:imagedata r:id="rId34" o:title=""/>
           </v:shape>
-          <o:OLEObject Type="Embed" ProgID="VisualTeX.Formula.1" ShapeID="_x0000_i1048" DrawAspect="Content" ObjectID="_1847824455" r:id="rId49">
+          <o:OLEObject Type="Embed" ProgID="VisualTeX.Formula.1" ShapeID="_x0000_i1048" DrawAspect="Content" ObjectID="_1848578421" r:id="rId49">
             <o:FieldCodes>\s</o:FieldCodes>
           </o:OLEObject>
         </w:object>
@@ -3120,10 +3195,10 @@
           <w:position w:val="-6"/>
         </w:rPr>
         <w:object w:dxaOrig="349" w:dyaOrig="171" w14:anchorId="5E6B6130">
-          <v:shape id="_x0000_i1049" type="#_x0000_t75" style="width:27pt;height:13.5pt" o:ole="">
+          <v:shape id="_x0000_i1049" type="#_x0000_t75" style="width:27.15pt;height:13.3pt" o:ole="">
             <v:imagedata r:id="rId50" o:title=""/>
           </v:shape>
-          <o:OLEObject Type="Embed" ProgID="VisualTeX.Formula.1" ShapeID="_x0000_i1049" DrawAspect="Content" ObjectID="_1847824456" r:id="rId51">
+          <o:OLEObject Type="Embed" ProgID="VisualTeX.Formula.1" ShapeID="_x0000_i1049" DrawAspect="Content" ObjectID="_1848578422" r:id="rId51">
             <o:FieldCodes>\s</o:FieldCodes>
           </o:OLEObject>
         </w:object>
@@ -3165,10 +3240,10 @@
           <w:position w:val="-6"/>
         </w:rPr>
         <w:object w:dxaOrig="648" w:dyaOrig="171" w14:anchorId="463BDE4B">
-          <v:shape id="_x0000_i1050" type="#_x0000_t75" style="width:49pt;height:13.5pt" o:ole="">
+          <v:shape id="_x0000_i1050" type="#_x0000_t75" style="width:48.75pt;height:13.3pt" o:ole="">
             <v:imagedata r:id="rId52" o:title=""/>
           </v:shape>
-          <o:OLEObject Type="Embed" ProgID="VisualTeX.Formula.1" ShapeID="_x0000_i1050" DrawAspect="Content" ObjectID="_1847824457" r:id="rId53">
+          <o:OLEObject Type="Embed" ProgID="VisualTeX.Formula.1" ShapeID="_x0000_i1050" DrawAspect="Content" ObjectID="_1848578423" r:id="rId53">
             <o:FieldCodes>\s</o:FieldCodes>
           </o:OLEObject>
         </w:object>
@@ -3218,10 +3293,10 @@
           <w:position w:val="-6"/>
         </w:rPr>
         <w:object w:dxaOrig="638" w:dyaOrig="171" w14:anchorId="71B78127">
-          <v:shape id="_x0000_i1051" type="#_x0000_t75" style="width:48.5pt;height:13.5pt" o:ole="">
+          <v:shape id="_x0000_i1051" type="#_x0000_t75" style="width:48.75pt;height:13.3pt" o:ole="">
             <v:imagedata r:id="rId54" o:title=""/>
           </v:shape>
-          <o:OLEObject Type="Embed" ProgID="VisualTeX.Formula.1" ShapeID="_x0000_i1051" DrawAspect="Content" ObjectID="_1847824458" r:id="rId55">
+          <o:OLEObject Type="Embed" ProgID="VisualTeX.Formula.1" ShapeID="_x0000_i1051" DrawAspect="Content" ObjectID="_1848578424" r:id="rId55">
             <o:FieldCodes>\s</o:FieldCodes>
           </o:OLEObject>
         </w:object>
@@ -3250,10 +3325,10 @@
           <w:position w:val="-6"/>
         </w:rPr>
         <w:object w:dxaOrig="638" w:dyaOrig="171" w14:anchorId="4E1D5C32">
-          <v:shape id="_x0000_i1052" type="#_x0000_t75" style="width:47.5pt;height:13.5pt" o:ole="">
+          <v:shape id="_x0000_i1052" type="#_x0000_t75" style="width:47.65pt;height:13.3pt" o:ole="">
             <v:imagedata r:id="rId56" o:title=""/>
           </v:shape>
-          <o:OLEObject Type="Embed" ProgID="VisualTeX.Formula.1" ShapeID="_x0000_i1052" DrawAspect="Content" ObjectID="_1847824459" r:id="rId57">
+          <o:OLEObject Type="Embed" ProgID="VisualTeX.Formula.1" ShapeID="_x0000_i1052" DrawAspect="Content" ObjectID="_1848578425" r:id="rId57">
             <o:FieldCodes>\s</o:FieldCodes>
           </o:OLEObject>
         </w:object>
@@ -3292,10 +3367,10 @@
           <w:position w:val="-6"/>
         </w:rPr>
         <w:object w:dxaOrig="638" w:dyaOrig="170" w14:anchorId="7A4A4800">
-          <v:shape id="_x0000_i1053" type="#_x0000_t75" style="width:47.5pt;height:13.5pt" o:ole="">
+          <v:shape id="_x0000_i1053" type="#_x0000_t75" style="width:47.65pt;height:13.3pt" o:ole="">
             <v:imagedata r:id="rId58" o:title=""/>
           </v:shape>
-          <o:OLEObject Type="Embed" ProgID="VisualTeX.Formula.1" ShapeID="_x0000_i1053" DrawAspect="Content" ObjectID="_1847824460" r:id="rId59">
+          <o:OLEObject Type="Embed" ProgID="VisualTeX.Formula.1" ShapeID="_x0000_i1053" DrawAspect="Content" ObjectID="_1848578426" r:id="rId59">
             <o:FieldCodes>\s</o:FieldCodes>
           </o:OLEObject>
         </w:object>
@@ -3352,10 +3427,10 @@
           <w:position w:val="-40"/>
         </w:rPr>
         <w:object w:dxaOrig="1878" w:dyaOrig="619" w14:anchorId="4395C320">
-          <v:shape id="_x0000_i1054" type="#_x0000_t75" style="width:141pt;height:47pt" o:ole="">
+          <v:shape id="_x0000_i1054" type="#_x0000_t75" style="width:141.25pt;height:47.1pt" o:ole="">
             <v:imagedata r:id="rId60" o:title=""/>
           </v:shape>
-          <o:OLEObject Type="Embed" ProgID="VisualTeX.Formula.1" ShapeID="_x0000_i1054" DrawAspect="Content" ObjectID="_1847824461" r:id="rId61">
+          <o:OLEObject Type="Embed" ProgID="VisualTeX.Formula.1" ShapeID="_x0000_i1054" DrawAspect="Content" ObjectID="_1848578427" r:id="rId61">
             <o:FieldCodes>\s</o:FieldCodes>
           </o:OLEObject>
         </w:object>
@@ -3414,10 +3489,10 @@
       </w:r>
       <w:r>
         <w:object w:dxaOrig="95" w:dyaOrig="83" w14:anchorId="12592BA3">
-          <v:shape id="_x0000_i1055" type="#_x0000_t75" style="width:8pt;height:7pt" o:ole="">
+          <v:shape id="_x0000_i1055" type="#_x0000_t75" style="width:7.75pt;height:7.2pt" o:ole="">
             <v:imagedata r:id="rId34" o:title=""/>
           </v:shape>
-          <o:OLEObject Type="Embed" ProgID="VisualTeX.Formula.1" ShapeID="_x0000_i1055" DrawAspect="Content" ObjectID="_1847824462" r:id="rId62">
+          <o:OLEObject Type="Embed" ProgID="VisualTeX.Formula.1" ShapeID="_x0000_i1055" DrawAspect="Content" ObjectID="_1848578428" r:id="rId62">
             <o:FieldCodes>\s</o:FieldCodes>
           </o:OLEObject>
         </w:object>
@@ -3440,10 +3515,10 @@
       </w:r>
       <w:r>
         <w:object w:dxaOrig="78" w:dyaOrig="123" w14:anchorId="5A2317CB">
-          <v:shape id="_x0000_i1056" type="#_x0000_t75" style="width:6.5pt;height:10pt" o:ole="">
+          <v:shape id="_x0000_i1056" type="#_x0000_t75" style="width:6.65pt;height:9.95pt" o:ole="">
             <v:imagedata r:id="rId27" o:title=""/>
           </v:shape>
-          <o:OLEObject Type="Embed" ProgID="VisualTeX.Formula.1" ShapeID="_x0000_i1056" DrawAspect="Content" ObjectID="_1847824463" r:id="rId63">
+          <o:OLEObject Type="Embed" ProgID="VisualTeX.Formula.1" ShapeID="_x0000_i1056" DrawAspect="Content" ObjectID="_1848578429" r:id="rId63">
             <o:FieldCodes>\s</o:FieldCodes>
           </o:OLEObject>
         </w:object>
@@ -3481,10 +3556,10 @@
           <w:position w:val="-6"/>
         </w:rPr>
         <w:object w:dxaOrig="1501" w:dyaOrig="171" w14:anchorId="63EB4A75">
-          <v:shape id="_x0000_i1057" type="#_x0000_t75" style="width:113.5pt;height:13.5pt" o:ole="">
+          <v:shape id="_x0000_i1057" type="#_x0000_t75" style="width:113.55pt;height:13.3pt" o:ole="">
             <v:imagedata r:id="rId64" o:title=""/>
           </v:shape>
-          <o:OLEObject Type="Embed" ProgID="VisualTeX.Formula.1" ShapeID="_x0000_i1057" DrawAspect="Content" ObjectID="_1847824464" r:id="rId65">
+          <o:OLEObject Type="Embed" ProgID="VisualTeX.Formula.1" ShapeID="_x0000_i1057" DrawAspect="Content" ObjectID="_1848578430" r:id="rId65">
             <o:FieldCodes>\s</o:FieldCodes>
           </o:OLEObject>
         </w:object>
@@ -3519,10 +3594,10 @@
           <w:position w:val="-2"/>
         </w:rPr>
         <w:object w:dxaOrig="377" w:dyaOrig="134" w14:anchorId="3234D16F">
-          <v:shape id="_x0000_i1058" type="#_x0000_t75" style="width:29pt;height:10.5pt" o:ole="">
+          <v:shape id="_x0000_i1058" type="#_x0000_t75" style="width:28.8pt;height:10.5pt" o:ole="">
             <v:imagedata r:id="rId66" o:title=""/>
           </v:shape>
-          <o:OLEObject Type="Embed" ProgID="VisualTeX.Formula.1" ShapeID="_x0000_i1058" DrawAspect="Content" ObjectID="_1847824465" r:id="rId67">
+          <o:OLEObject Type="Embed" ProgID="VisualTeX.Formula.1" ShapeID="_x0000_i1058" DrawAspect="Content" ObjectID="_1848578431" r:id="rId67">
             <o:FieldCodes>\s</o:FieldCodes>
           </o:OLEObject>
         </w:object>
@@ -3551,10 +3626,10 @@
           <w:position w:val="-6"/>
         </w:rPr>
         <w:object w:dxaOrig="885" w:dyaOrig="170" w14:anchorId="3F4C53F8">
-          <v:shape id="_x0000_i1059" type="#_x0000_t75" style="width:67pt;height:13.5pt" o:ole="">
+          <v:shape id="_x0000_i1059" type="#_x0000_t75" style="width:67pt;height:13.3pt" o:ole="">
             <v:imagedata r:id="rId68" o:title=""/>
           </v:shape>
-          <o:OLEObject Type="Embed" ProgID="VisualTeX.Formula.1" ShapeID="_x0000_i1059" DrawAspect="Content" ObjectID="_1847824466" r:id="rId69">
+          <o:OLEObject Type="Embed" ProgID="VisualTeX.Formula.1" ShapeID="_x0000_i1059" DrawAspect="Content" ObjectID="_1848578432" r:id="rId69">
             <o:FieldCodes>\s</o:FieldCodes>
           </o:OLEObject>
         </w:object>
@@ -3610,20 +3685,21 @@
       </w:pPr>
       <w:r>
         <w:object w:dxaOrig="830" w:dyaOrig="798" w14:anchorId="32950BAA">
-          <v:shape id="_x0000_i1060" type="#_x0000_t75" style="width:63pt;height:60.5pt" o:ole="">
+          <v:shape id="_x0000_i1060" type="#_x0000_t75" style="width:63.15pt;height:60.35pt" o:ole="">
             <v:imagedata r:id="rId70" o:title=""/>
           </v:shape>
-          <o:OLEObject Type="Embed" ProgID="VisualTeX.Formula.1" ShapeID="_x0000_i1060" DrawAspect="Content" ObjectID="_1847824467" r:id="rId71">
-            <o:FieldCodes>\s</o:FieldCodes>
-          </o:OLEObject>
-        </w:object>
-      </w:r>
-    </w:p>
-    <w:p>
-      <w:r>
-        <w:rPr>
-          <w:rFonts w:hint="eastAsia"/>
-        </w:rPr>
+          <o:OLEObject Type="Embed" ProgID="VisualTeX.Formula.1" ShapeID="_x0000_i1060" DrawAspect="Content" ObjectID="_1848578433" r:id="rId71">
+            <o:FieldCodes>\s</o:FieldCodes>
+          </o:OLEObject>
+        </w:object>
+      </w:r>
+    </w:p>
+    <w:p>
+      <w:r>
+        <w:rPr>
+          <w:rFonts w:hint="eastAsia"/>
+        </w:rPr>
+        <w:lastRenderedPageBreak/>
         <w:t>为了排除循环的情况，我们还需要加上第</w:t>
       </w:r>
       <w:r>
@@ -3647,7 +3723,6 @@
         <w:rPr>
           <w:rFonts w:hint="eastAsia"/>
         </w:rPr>
-        <w:lastRenderedPageBreak/>
         <w:t xml:space="preserve">3. </w:t>
       </w:r>
       <w:r>
@@ -3658,10 +3733,10 @@
       </w:r>
       <w:r>
         <w:object w:dxaOrig="95" w:dyaOrig="83" w14:anchorId="2D5CF32D">
-          <v:shape id="_x0000_i1061" type="#_x0000_t75" style="width:8pt;height:7pt" o:ole="">
+          <v:shape id="_x0000_i1061" type="#_x0000_t75" style="width:7.75pt;height:7.2pt" o:ole="">
             <v:imagedata r:id="rId34" o:title=""/>
           </v:shape>
-          <o:OLEObject Type="Embed" ProgID="VisualTeX.Formula.1" ShapeID="_x0000_i1061" DrawAspect="Content" ObjectID="_1847824468" r:id="rId72">
+          <o:OLEObject Type="Embed" ProgID="VisualTeX.Formula.1" ShapeID="_x0000_i1061" DrawAspect="Content" ObjectID="_1848578434" r:id="rId72">
             <o:FieldCodes>\s</o:FieldCodes>
           </o:OLEObject>
         </w:object>
@@ -3687,10 +3762,10 @@
           <w:position w:val="-6"/>
         </w:rPr>
         <w:object w:dxaOrig="643" w:dyaOrig="171" w14:anchorId="18587D1D">
-          <v:shape id="_x0000_i1062" type="#_x0000_t75" style="width:48.5pt;height:13.5pt" o:ole="">
+          <v:shape id="_x0000_i1062" type="#_x0000_t75" style="width:48.75pt;height:13.3pt" o:ole="">
             <v:imagedata r:id="rId73" o:title=""/>
           </v:shape>
-          <o:OLEObject Type="Embed" ProgID="VisualTeX.Formula.1" ShapeID="_x0000_i1062" DrawAspect="Content" ObjectID="_1847824469" r:id="rId74">
+          <o:OLEObject Type="Embed" ProgID="VisualTeX.Formula.1" ShapeID="_x0000_i1062" DrawAspect="Content" ObjectID="_1848578435" r:id="rId74">
             <o:FieldCodes>\s</o:FieldCodes>
           </o:OLEObject>
         </w:object>
@@ -3736,10 +3811,10 @@
       </w:r>
       <w:r>
         <w:object w:dxaOrig="1185" w:dyaOrig="121" w14:anchorId="5BEBA004">
-          <v:shape id="_x0000_i1063" type="#_x0000_t75" style="width:86.5pt;height:10pt" o:ole="">
+          <v:shape id="_x0000_i1063" type="#_x0000_t75" style="width:86.4pt;height:9.95pt" o:ole="">
             <v:imagedata r:id="rId75" o:title=""/>
           </v:shape>
-          <o:OLEObject Type="Embed" ProgID="VisualTeX.Formula.1" ShapeID="_x0000_i1063" DrawAspect="Content" ObjectID="_1847824470" r:id="rId76">
+          <o:OLEObject Type="Embed" ProgID="VisualTeX.Formula.1" ShapeID="_x0000_i1063" DrawAspect="Content" ObjectID="_1848578436" r:id="rId76">
             <o:FieldCodes>\s</o:FieldCodes>
           </o:OLEObject>
         </w:object>
@@ -3845,10 +3920,10 @@
       </w:r>
       <w:r>
         <w:object w:dxaOrig="95" w:dyaOrig="83" w14:anchorId="7E013E97">
-          <v:shape id="_x0000_i1064" type="#_x0000_t75" style="width:8pt;height:7pt" o:ole="">
+          <v:shape id="_x0000_i1064" type="#_x0000_t75" style="width:7.75pt;height:7.2pt" o:ole="">
             <v:imagedata r:id="rId34" o:title=""/>
           </v:shape>
-          <o:OLEObject Type="Embed" ProgID="VisualTeX.Formula.1" ShapeID="_x0000_i1064" DrawAspect="Content" ObjectID="_1847824471" r:id="rId77">
+          <o:OLEObject Type="Embed" ProgID="VisualTeX.Formula.1" ShapeID="_x0000_i1064" DrawAspect="Content" ObjectID="_1848578437" r:id="rId77">
             <o:FieldCodes>\s</o:FieldCodes>
           </o:OLEObject>
         </w:object>
@@ -3924,10 +3999,10 @@
           <w:position w:val="-6"/>
         </w:rPr>
         <w:object w:dxaOrig="349" w:dyaOrig="170" w14:anchorId="0A1D9777">
-          <v:shape id="_x0000_i1065" type="#_x0000_t75" style="width:27pt;height:13.5pt" o:ole="">
+          <v:shape id="_x0000_i1065" type="#_x0000_t75" style="width:27.15pt;height:13.3pt" o:ole="">
             <v:imagedata r:id="rId50" o:title=""/>
           </v:shape>
-          <o:OLEObject Type="Embed" ProgID="VisualTeX.Formula.1" ShapeID="_x0000_i1065" DrawAspect="Content" ObjectID="_1847824472" r:id="rId78">
+          <o:OLEObject Type="Embed" ProgID="VisualTeX.Formula.1" ShapeID="_x0000_i1065" DrawAspect="Content" ObjectID="_1848578438" r:id="rId78">
             <o:FieldCodes>\s</o:FieldCodes>
           </o:OLEObject>
         </w:object>
@@ -3987,10 +4062,10 @@
       </w:r>
       <w:r>
         <w:object w:dxaOrig="95" w:dyaOrig="83" w14:anchorId="6096BCE8">
-          <v:shape id="_x0000_i1066" type="#_x0000_t75" style="width:8pt;height:7pt" o:ole="">
+          <v:shape id="_x0000_i1066" type="#_x0000_t75" style="width:7.75pt;height:7.2pt" o:ole="">
             <v:imagedata r:id="rId34" o:title=""/>
           </v:shape>
-          <o:OLEObject Type="Embed" ProgID="VisualTeX.Formula.1" ShapeID="_x0000_i1066" DrawAspect="Content" ObjectID="_1847824473" r:id="rId79">
+          <o:OLEObject Type="Embed" ProgID="VisualTeX.Formula.1" ShapeID="_x0000_i1066" DrawAspect="Content" ObjectID="_1848578439" r:id="rId79">
             <o:FieldCodes>\s</o:FieldCodes>
           </o:OLEObject>
         </w:object>
@@ -4016,10 +4091,10 @@
           <w:position w:val="-6"/>
         </w:rPr>
         <w:object w:dxaOrig="349" w:dyaOrig="170" w14:anchorId="0C63E8B7">
-          <v:shape id="_x0000_i1067" type="#_x0000_t75" style="width:27pt;height:13.5pt" o:ole="">
+          <v:shape id="_x0000_i1067" type="#_x0000_t75" style="width:27.15pt;height:13.3pt" o:ole="">
             <v:imagedata r:id="rId50" o:title=""/>
           </v:shape>
-          <o:OLEObject Type="Embed" ProgID="VisualTeX.Formula.1" ShapeID="_x0000_i1067" DrawAspect="Content" ObjectID="_1847824474" r:id="rId80">
+          <o:OLEObject Type="Embed" ProgID="VisualTeX.Formula.1" ShapeID="_x0000_i1067" DrawAspect="Content" ObjectID="_1848578440" r:id="rId80">
             <o:FieldCodes>\s</o:FieldCodes>
           </o:OLEObject>
         </w:object>
@@ -4284,10 +4359,10 @@
       </w:r>
       <w:r>
         <w:object w:dxaOrig="95" w:dyaOrig="83" w14:anchorId="26BB7EA5">
-          <v:shape id="_x0000_i1068" type="#_x0000_t75" style="width:8pt;height:7pt" o:ole="">
+          <v:shape id="_x0000_i1068" type="#_x0000_t75" style="width:7.75pt;height:7.2pt" o:ole="">
             <v:imagedata r:id="rId34" o:title=""/>
           </v:shape>
-          <o:OLEObject Type="Embed" ProgID="VisualTeX.Formula.1" ShapeID="_x0000_i1068" DrawAspect="Content" ObjectID="_1847824475" r:id="rId81">
+          <o:OLEObject Type="Embed" ProgID="VisualTeX.Formula.1" ShapeID="_x0000_i1068" DrawAspect="Content" ObjectID="_1848578441" r:id="rId81">
             <o:FieldCodes>\s</o:FieldCodes>
           </o:OLEObject>
         </w:object>
@@ -4313,10 +4388,10 @@
           <w:position w:val="-6"/>
         </w:rPr>
         <w:object w:dxaOrig="349" w:dyaOrig="171" w14:anchorId="01F63598">
-          <v:shape id="_x0000_i1069" type="#_x0000_t75" style="width:27pt;height:13.5pt" o:ole="">
+          <v:shape id="_x0000_i1069" type="#_x0000_t75" style="width:27.15pt;height:13.3pt" o:ole="">
             <v:imagedata r:id="rId50" o:title=""/>
           </v:shape>
-          <o:OLEObject Type="Embed" ProgID="VisualTeX.Formula.1" ShapeID="_x0000_i1069" DrawAspect="Content" ObjectID="_1847824476" r:id="rId82">
+          <o:OLEObject Type="Embed" ProgID="VisualTeX.Formula.1" ShapeID="_x0000_i1069" DrawAspect="Content" ObjectID="_1848578442" r:id="rId82">
             <o:FieldCodes>\s</o:FieldCodes>
           </o:OLEObject>
         </w:object>
@@ -4345,10 +4420,10 @@
           <w:position w:val="-6"/>
         </w:rPr>
         <w:object w:dxaOrig="647" w:dyaOrig="170" w14:anchorId="5D72BDCA">
-          <v:shape id="_x0000_i1070" type="#_x0000_t75" style="width:49pt;height:13.5pt" o:ole="">
+          <v:shape id="_x0000_i1070" type="#_x0000_t75" style="width:48.75pt;height:13.3pt" o:ole="">
             <v:imagedata r:id="rId52" o:title=""/>
           </v:shape>
-          <o:OLEObject Type="Embed" ProgID="VisualTeX.Formula.1" ShapeID="_x0000_i1070" DrawAspect="Content" ObjectID="_1847824477" r:id="rId83">
+          <o:OLEObject Type="Embed" ProgID="VisualTeX.Formula.1" ShapeID="_x0000_i1070" DrawAspect="Content" ObjectID="_1848578443" r:id="rId83">
             <o:FieldCodes>\s</o:FieldCodes>
           </o:OLEObject>
         </w:object>
@@ -4389,10 +4464,10 @@
       </w:r>
       <w:r>
         <w:object w:dxaOrig="95" w:dyaOrig="83" w14:anchorId="1F5EC668">
-          <v:shape id="_x0000_i1071" type="#_x0000_t75" style="width:8pt;height:7pt" o:ole="">
+          <v:shape id="_x0000_i1071" type="#_x0000_t75" style="width:7.75pt;height:7.2pt" o:ole="">
             <v:imagedata r:id="rId34" o:title=""/>
           </v:shape>
-          <o:OLEObject Type="Embed" ProgID="VisualTeX.Formula.1" ShapeID="_x0000_i1071" DrawAspect="Content" ObjectID="_1847824478" r:id="rId84">
+          <o:OLEObject Type="Embed" ProgID="VisualTeX.Formula.1" ShapeID="_x0000_i1071" DrawAspect="Content" ObjectID="_1848578444" r:id="rId84">
             <o:FieldCodes>\s</o:FieldCodes>
           </o:OLEObject>
         </w:object>
@@ -4415,10 +4490,10 @@
       </w:r>
       <w:r>
         <w:object w:dxaOrig="78" w:dyaOrig="123" w14:anchorId="11EE3D2E">
-          <v:shape id="_x0000_i1072" type="#_x0000_t75" style="width:6.5pt;height:10pt" o:ole="">
+          <v:shape id="_x0000_i1072" type="#_x0000_t75" style="width:6.65pt;height:9.95pt" o:ole="">
             <v:imagedata r:id="rId27" o:title=""/>
           </v:shape>
-          <o:OLEObject Type="Embed" ProgID="VisualTeX.Formula.1" ShapeID="_x0000_i1072" DrawAspect="Content" ObjectID="_1847824479" r:id="rId85">
+          <o:OLEObject Type="Embed" ProgID="VisualTeX.Formula.1" ShapeID="_x0000_i1072" DrawAspect="Content" ObjectID="_1848578445" r:id="rId85">
             <o:FieldCodes>\s</o:FieldCodes>
           </o:OLEObject>
         </w:object>
@@ -4454,10 +4529,10 @@
           <w:position w:val="-6"/>
         </w:rPr>
         <w:object w:dxaOrig="1501" w:dyaOrig="171" w14:anchorId="7BADC66E">
-          <v:shape id="_x0000_i1073" type="#_x0000_t75" style="width:113.5pt;height:13.5pt" o:ole="">
+          <v:shape id="_x0000_i1073" type="#_x0000_t75" style="width:113.55pt;height:13.3pt" o:ole="">
             <v:imagedata r:id="rId64" o:title=""/>
           </v:shape>
-          <o:OLEObject Type="Embed" ProgID="VisualTeX.Formula.1" ShapeID="_x0000_i1073" DrawAspect="Content" ObjectID="_1847824480" r:id="rId86">
+          <o:OLEObject Type="Embed" ProgID="VisualTeX.Formula.1" ShapeID="_x0000_i1073" DrawAspect="Content" ObjectID="_1848578446" r:id="rId86">
             <o:FieldCodes>\s</o:FieldCodes>
           </o:OLEObject>
         </w:object>
@@ -4492,10 +4567,10 @@
           <w:position w:val="-2"/>
         </w:rPr>
         <w:object w:dxaOrig="377" w:dyaOrig="134" w14:anchorId="54A2570E">
-          <v:shape id="_x0000_i1074" type="#_x0000_t75" style="width:29pt;height:10.5pt" o:ole="">
+          <v:shape id="_x0000_i1074" type="#_x0000_t75" style="width:28.8pt;height:10.5pt" o:ole="">
             <v:imagedata r:id="rId66" o:title=""/>
           </v:shape>
-          <o:OLEObject Type="Embed" ProgID="VisualTeX.Formula.1" ShapeID="_x0000_i1074" DrawAspect="Content" ObjectID="_1847824481" r:id="rId87">
+          <o:OLEObject Type="Embed" ProgID="VisualTeX.Formula.1" ShapeID="_x0000_i1074" DrawAspect="Content" ObjectID="_1848578447" r:id="rId87">
             <o:FieldCodes>\s</o:FieldCodes>
           </o:OLEObject>
         </w:object>
@@ -4524,10 +4599,10 @@
           <w:position w:val="-6"/>
         </w:rPr>
         <w:object w:dxaOrig="885" w:dyaOrig="170" w14:anchorId="72F29FE8">
-          <v:shape id="_x0000_i1075" type="#_x0000_t75" style="width:67pt;height:13.5pt" o:ole="">
+          <v:shape id="_x0000_i1075" type="#_x0000_t75" style="width:67pt;height:13.3pt" o:ole="">
             <v:imagedata r:id="rId68" o:title=""/>
           </v:shape>
-          <o:OLEObject Type="Embed" ProgID="VisualTeX.Formula.1" ShapeID="_x0000_i1075" DrawAspect="Content" ObjectID="_1847824482" r:id="rId88">
+          <o:OLEObject Type="Embed" ProgID="VisualTeX.Formula.1" ShapeID="_x0000_i1075" DrawAspect="Content" ObjectID="_1848578448" r:id="rId88">
             <o:FieldCodes>\s</o:FieldCodes>
           </o:OLEObject>
         </w:object>
@@ -4568,10 +4643,10 @@
       </w:r>
       <w:r>
         <w:object w:dxaOrig="95" w:dyaOrig="83" w14:anchorId="0AE0E2FD">
-          <v:shape id="_x0000_i1076" type="#_x0000_t75" style="width:8pt;height:7pt" o:ole="">
+          <v:shape id="_x0000_i1076" type="#_x0000_t75" style="width:7.75pt;height:7.2pt" o:ole="">
             <v:imagedata r:id="rId34" o:title=""/>
           </v:shape>
-          <o:OLEObject Type="Embed" ProgID="VisualTeX.Formula.1" ShapeID="_x0000_i1076" DrawAspect="Content" ObjectID="_1847824483" r:id="rId89">
+          <o:OLEObject Type="Embed" ProgID="VisualTeX.Formula.1" ShapeID="_x0000_i1076" DrawAspect="Content" ObjectID="_1848578449" r:id="rId89">
             <o:FieldCodes>\s</o:FieldCodes>
           </o:OLEObject>
         </w:object>
@@ -4597,10 +4672,10 @@
           <w:position w:val="-6"/>
         </w:rPr>
         <w:object w:dxaOrig="643" w:dyaOrig="171" w14:anchorId="7070C0AD">
-          <v:shape id="_x0000_i1077" type="#_x0000_t75" style="width:48.5pt;height:13.5pt" o:ole="">
+          <v:shape id="_x0000_i1077" type="#_x0000_t75" style="width:48.75pt;height:13.3pt" o:ole="">
             <v:imagedata r:id="rId73" o:title=""/>
           </v:shape>
-          <o:OLEObject Type="Embed" ProgID="VisualTeX.Formula.1" ShapeID="_x0000_i1077" DrawAspect="Content" ObjectID="_1847824484" r:id="rId90">
+          <o:OLEObject Type="Embed" ProgID="VisualTeX.Formula.1" ShapeID="_x0000_i1077" DrawAspect="Content" ObjectID="_1848578450" r:id="rId90">
             <o:FieldCodes>\s</o:FieldCodes>
           </o:OLEObject>
         </w:object>
@@ -4653,10 +4728,10 @@
       </w:r>
       <w:r>
         <w:object w:dxaOrig="95" w:dyaOrig="83" w14:anchorId="5730A798">
-          <v:shape id="_x0000_i1078" type="#_x0000_t75" style="width:8pt;height:7pt" o:ole="">
+          <v:shape id="_x0000_i1078" type="#_x0000_t75" style="width:7.75pt;height:7.2pt" o:ole="">
             <v:imagedata r:id="rId34" o:title=""/>
           </v:shape>
-          <o:OLEObject Type="Embed" ProgID="VisualTeX.Formula.1" ShapeID="_x0000_i1078" DrawAspect="Content" ObjectID="_1847824485" r:id="rId91">
+          <o:OLEObject Type="Embed" ProgID="VisualTeX.Formula.1" ShapeID="_x0000_i1078" DrawAspect="Content" ObjectID="_1848578451" r:id="rId91">
             <o:FieldCodes>\s</o:FieldCodes>
           </o:OLEObject>
         </w:object>
@@ -4732,10 +4807,10 @@
           <w:position w:val="-6"/>
         </w:rPr>
         <w:object w:dxaOrig="349" w:dyaOrig="170" w14:anchorId="009A5D72">
-          <v:shape id="_x0000_i1079" type="#_x0000_t75" style="width:27pt;height:13.5pt" o:ole="">
+          <v:shape id="_x0000_i1079" type="#_x0000_t75" style="width:27.15pt;height:13.3pt" o:ole="">
             <v:imagedata r:id="rId50" o:title=""/>
           </v:shape>
-          <o:OLEObject Type="Embed" ProgID="VisualTeX.Formula.1" ShapeID="_x0000_i1079" DrawAspect="Content" ObjectID="_1847824486" r:id="rId92">
+          <o:OLEObject Type="Embed" ProgID="VisualTeX.Formula.1" ShapeID="_x0000_i1079" DrawAspect="Content" ObjectID="_1848578452" r:id="rId92">
             <o:FieldCodes>\s</o:FieldCodes>
           </o:OLEObject>
         </w:object>
@@ -4787,10 +4862,10 @@
       </w:r>
       <w:r>
         <w:object w:dxaOrig="126" w:dyaOrig="123" w14:anchorId="22CFF3BC">
-          <v:shape id="_x0000_i1080" type="#_x0000_t75" style="width:10pt;height:10pt" o:ole="">
+          <v:shape id="_x0000_i1080" type="#_x0000_t75" style="width:9.95pt;height:9.95pt" o:ole="">
             <v:imagedata r:id="rId93" o:title=""/>
           </v:shape>
-          <o:OLEObject Type="Embed" ProgID="VisualTeX.Formula.1" ShapeID="_x0000_i1080" DrawAspect="Content" ObjectID="_1847824487" r:id="rId94">
+          <o:OLEObject Type="Embed" ProgID="VisualTeX.Formula.1" ShapeID="_x0000_i1080" DrawAspect="Content" ObjectID="_1848578453" r:id="rId94">
             <o:FieldCodes>\s</o:FieldCodes>
           </o:OLEObject>
         </w:object>
@@ -4821,10 +4896,10 @@
       </w:r>
       <w:r>
         <w:object w:dxaOrig="227" w:dyaOrig="138" w14:anchorId="5BA4705E">
-          <v:shape id="_x0000_i1081" type="#_x0000_t75" style="width:17.5pt;height:11pt" o:ole="">
+          <v:shape id="_x0000_i1081" type="#_x0000_t75" style="width:17.7pt;height:11.1pt" o:ole="">
             <v:imagedata r:id="rId95" o:title=""/>
           </v:shape>
-          <o:OLEObject Type="Embed" ProgID="VisualTeX.Formula.1" ShapeID="_x0000_i1081" DrawAspect="Content" ObjectID="_1847824488" r:id="rId96">
+          <o:OLEObject Type="Embed" ProgID="VisualTeX.Formula.1" ShapeID="_x0000_i1081" DrawAspect="Content" ObjectID="_1848578454" r:id="rId96">
             <o:FieldCodes>\s</o:FieldCodes>
           </o:OLEObject>
         </w:object>
@@ -4860,10 +4935,10 @@
           <w:position w:val="-6"/>
         </w:rPr>
         <w:object w:dxaOrig="992" w:dyaOrig="175" w14:anchorId="2CB0FC10">
-          <v:shape id="_x0000_i1082" type="#_x0000_t75" style="width:74.5pt;height:13.5pt" o:ole="">
+          <v:shape id="_x0000_i1082" type="#_x0000_t75" style="width:74.75pt;height:13.3pt" o:ole="">
             <v:imagedata r:id="rId97" o:title=""/>
           </v:shape>
-          <o:OLEObject Type="Embed" ProgID="VisualTeX.Formula.1" ShapeID="_x0000_i1082" DrawAspect="Content" ObjectID="_1847824489" r:id="rId98">
+          <o:OLEObject Type="Embed" ProgID="VisualTeX.Formula.1" ShapeID="_x0000_i1082" DrawAspect="Content" ObjectID="_1848578455" r:id="rId98">
             <o:FieldCodes>\s</o:FieldCodes>
           </o:OLEObject>
         </w:object>
@@ -4897,10 +4972,10 @@
       </w:r>
       <w:r>
         <w:object w:dxaOrig="126" w:dyaOrig="123" w14:anchorId="05638ED3">
-          <v:shape id="_x0000_i1469" type="#_x0000_t75" style="width:10pt;height:10pt" o:ole="">
+          <v:shape id="_x0000_i1083" type="#_x0000_t75" style="width:9.95pt;height:9.95pt" o:ole="">
             <v:imagedata r:id="rId93" o:title=""/>
           </v:shape>
-          <o:OLEObject Type="Embed" ProgID="VisualTeX.Formula.1" ShapeID="_x0000_i1469" DrawAspect="Content" ObjectID="_1847824490" r:id="rId99">
+          <o:OLEObject Type="Embed" ProgID="VisualTeX.Formula.1" ShapeID="_x0000_i1083" DrawAspect="Content" ObjectID="_1848578456" r:id="rId99">
             <o:FieldCodes>\s</o:FieldCodes>
           </o:OLEObject>
         </w:object>
@@ -4999,10 +5074,10 @@
           <w:position w:val="-6"/>
         </w:rPr>
         <w:object w:dxaOrig="638" w:dyaOrig="171" w14:anchorId="0332AE24">
-          <v:shape id="_x0000_i1083" type="#_x0000_t75" style="width:48.5pt;height:13.5pt" o:ole="">
+          <v:shape id="_x0000_i1084" type="#_x0000_t75" style="width:48.75pt;height:13.3pt" o:ole="">
             <v:imagedata r:id="rId54" o:title=""/>
           </v:shape>
-          <o:OLEObject Type="Embed" ProgID="VisualTeX.Formula.1" ShapeID="_x0000_i1083" DrawAspect="Content" ObjectID="_1847824491" r:id="rId100">
+          <o:OLEObject Type="Embed" ProgID="VisualTeX.Formula.1" ShapeID="_x0000_i1084" DrawAspect="Content" ObjectID="_1848578457" r:id="rId100">
             <o:FieldCodes>\s</o:FieldCodes>
           </o:OLEObject>
         </w:object>
@@ -5040,10 +5115,10 @@
           <w:position w:val="-6"/>
         </w:rPr>
         <w:object w:dxaOrig="638" w:dyaOrig="171" w14:anchorId="121DFE1B">
-          <v:shape id="_x0000_i1084" type="#_x0000_t75" style="width:47.5pt;height:13.5pt" o:ole="">
+          <v:shape id="_x0000_i1085" type="#_x0000_t75" style="width:47.65pt;height:13.3pt" o:ole="">
             <v:imagedata r:id="rId56" o:title=""/>
           </v:shape>
-          <o:OLEObject Type="Embed" ProgID="VisualTeX.Formula.1" ShapeID="_x0000_i1084" DrawAspect="Content" ObjectID="_1847824492" r:id="rId101">
+          <o:OLEObject Type="Embed" ProgID="VisualTeX.Formula.1" ShapeID="_x0000_i1085" DrawAspect="Content" ObjectID="_1848578458" r:id="rId101">
             <o:FieldCodes>\s</o:FieldCodes>
           </o:OLEObject>
         </w:object>
@@ -5094,10 +5169,10 @@
           <w:position w:val="-6"/>
         </w:rPr>
         <w:object w:dxaOrig="638" w:dyaOrig="170" w14:anchorId="252DD74B">
-          <v:shape id="_x0000_i1085" type="#_x0000_t75" style="width:47.5pt;height:13.5pt" o:ole="">
+          <v:shape id="_x0000_i1086" type="#_x0000_t75" style="width:47.65pt;height:13.3pt" o:ole="">
             <v:imagedata r:id="rId102" o:title=""/>
           </v:shape>
-          <o:OLEObject Type="Embed" ProgID="VisualTeX.Formula.1" ShapeID="_x0000_i1085" DrawAspect="Content" ObjectID="_1847824493" r:id="rId103">
+          <o:OLEObject Type="Embed" ProgID="VisualTeX.Formula.1" ShapeID="_x0000_i1086" DrawAspect="Content" ObjectID="_1848578459" r:id="rId103">
             <o:FieldCodes>\s</o:FieldCodes>
           </o:OLEObject>
         </w:object>
@@ -5148,10 +5223,10 @@
           <w:position w:val="-6"/>
         </w:rPr>
         <w:object w:dxaOrig="638" w:dyaOrig="170" w14:anchorId="7FA9FE8F">
-          <v:shape id="_x0000_i1086" type="#_x0000_t75" style="width:47.5pt;height:13.5pt" o:ole="">
+          <v:shape id="_x0000_i1087" type="#_x0000_t75" style="width:47.65pt;height:13.3pt" o:ole="">
             <v:imagedata r:id="rId104" o:title=""/>
           </v:shape>
-          <o:OLEObject Type="Embed" ProgID="VisualTeX.Formula.1" ShapeID="_x0000_i1086" DrawAspect="Content" ObjectID="_1847824494" r:id="rId105">
+          <o:OLEObject Type="Embed" ProgID="VisualTeX.Formula.1" ShapeID="_x0000_i1087" DrawAspect="Content" ObjectID="_1848578460" r:id="rId105">
             <o:FieldCodes>\s</o:FieldCodes>
           </o:OLEObject>
         </w:object>
@@ -5202,10 +5277,10 @@
           <w:position w:val="-6"/>
         </w:rPr>
         <w:object w:dxaOrig="638" w:dyaOrig="170" w14:anchorId="1C599873">
-          <v:shape id="_x0000_i1087" type="#_x0000_t75" style="width:47.5pt;height:13.5pt" o:ole="">
+          <v:shape id="_x0000_i1088" type="#_x0000_t75" style="width:47.65pt;height:13.3pt" o:ole="">
             <v:imagedata r:id="rId106" o:title=""/>
           </v:shape>
-          <o:OLEObject Type="Embed" ProgID="VisualTeX.Formula.1" ShapeID="_x0000_i1087" DrawAspect="Content" ObjectID="_1847824495" r:id="rId107">
+          <o:OLEObject Type="Embed" ProgID="VisualTeX.Formula.1" ShapeID="_x0000_i1088" DrawAspect="Content" ObjectID="_1848578461" r:id="rId107">
             <o:FieldCodes>\s</o:FieldCodes>
           </o:OLEObject>
         </w:object>
@@ -5256,10 +5331,10 @@
           <w:position w:val="-6"/>
         </w:rPr>
         <w:object w:dxaOrig="638" w:dyaOrig="171" w14:anchorId="457ADDAE">
-          <v:shape id="_x0000_i1088" type="#_x0000_t75" style="width:47.5pt;height:13.5pt" o:ole="">
+          <v:shape id="_x0000_i1089" type="#_x0000_t75" style="width:47.65pt;height:13.3pt" o:ole="">
             <v:imagedata r:id="rId108" o:title=""/>
           </v:shape>
-          <o:OLEObject Type="Embed" ProgID="VisualTeX.Formula.1" ShapeID="_x0000_i1088" DrawAspect="Content" ObjectID="_1847824496" r:id="rId109">
+          <o:OLEObject Type="Embed" ProgID="VisualTeX.Formula.1" ShapeID="_x0000_i1089" DrawAspect="Content" ObjectID="_1848578462" r:id="rId109">
             <o:FieldCodes>\s</o:FieldCodes>
           </o:OLEObject>
         </w:object>
@@ -5310,10 +5385,10 @@
           <w:position w:val="-6"/>
         </w:rPr>
         <w:object w:dxaOrig="638" w:dyaOrig="171" w14:anchorId="2BCFC37C">
-          <v:shape id="_x0000_i1089" type="#_x0000_t75" style="width:47.5pt;height:13.5pt" o:ole="">
+          <v:shape id="_x0000_i1090" type="#_x0000_t75" style="width:47.65pt;height:13.3pt" o:ole="">
             <v:imagedata r:id="rId110" o:title=""/>
           </v:shape>
-          <o:OLEObject Type="Embed" ProgID="VisualTeX.Formula.1" ShapeID="_x0000_i1089" DrawAspect="Content" ObjectID="_1847824497" r:id="rId111">
+          <o:OLEObject Type="Embed" ProgID="VisualTeX.Formula.1" ShapeID="_x0000_i1090" DrawAspect="Content" ObjectID="_1848578463" r:id="rId111">
             <o:FieldCodes>\s</o:FieldCodes>
           </o:OLEObject>
         </w:object>
@@ -5364,10 +5439,10 @@
           <w:position w:val="-6"/>
         </w:rPr>
         <w:object w:dxaOrig="638" w:dyaOrig="170" w14:anchorId="4587EF6C">
-          <v:shape id="_x0000_i1090" type="#_x0000_t75" style="width:47.5pt;height:13.5pt" o:ole="">
+          <v:shape id="_x0000_i1091" type="#_x0000_t75" style="width:47.65pt;height:13.3pt" o:ole="">
             <v:imagedata r:id="rId112" o:title=""/>
           </v:shape>
-          <o:OLEObject Type="Embed" ProgID="VisualTeX.Formula.1" ShapeID="_x0000_i1090" DrawAspect="Content" ObjectID="_1847824498" r:id="rId113">
+          <o:OLEObject Type="Embed" ProgID="VisualTeX.Formula.1" ShapeID="_x0000_i1091" DrawAspect="Content" ObjectID="_1848578464" r:id="rId113">
             <o:FieldCodes>\s</o:FieldCodes>
           </o:OLEObject>
         </w:object>
@@ -5445,10 +5520,10 @@
           <w:position w:val="-6"/>
         </w:rPr>
         <w:object w:dxaOrig="638" w:dyaOrig="170" w14:anchorId="0E0D681E">
-          <v:shape id="_x0000_i1091" type="#_x0000_t75" style="width:47.5pt;height:13.5pt" o:ole="">
+          <v:shape id="_x0000_i1092" type="#_x0000_t75" style="width:47.65pt;height:13.3pt" o:ole="">
             <v:imagedata r:id="rId58" o:title=""/>
           </v:shape>
-          <o:OLEObject Type="Embed" ProgID="VisualTeX.Formula.1" ShapeID="_x0000_i1091" DrawAspect="Content" ObjectID="_1847824499" r:id="rId114">
+          <o:OLEObject Type="Embed" ProgID="VisualTeX.Formula.1" ShapeID="_x0000_i1092" DrawAspect="Content" ObjectID="_1848578465" r:id="rId114">
             <o:FieldCodes>\s</o:FieldCodes>
           </o:OLEObject>
         </w:object>
@@ -5566,10 +5641,10 @@
           <w:position w:val="-2"/>
         </w:rPr>
         <w:object w:dxaOrig="659" w:dyaOrig="130" w14:anchorId="6F255F02">
-          <v:shape id="_x0000_i1092" type="#_x0000_t75" style="width:50pt;height:10.5pt" o:ole="">
+          <v:shape id="_x0000_i1093" type="#_x0000_t75" style="width:49.85pt;height:10.5pt" o:ole="">
             <v:imagedata r:id="rId115" o:title=""/>
           </v:shape>
-          <o:OLEObject Type="Embed" ProgID="VisualTeX.Formula.1" ShapeID="_x0000_i1092" DrawAspect="Content" ObjectID="_1847824500" r:id="rId116">
+          <o:OLEObject Type="Embed" ProgID="VisualTeX.Formula.1" ShapeID="_x0000_i1093" DrawAspect="Content" ObjectID="_1848578466" r:id="rId116">
             <o:FieldCodes>\s</o:FieldCodes>
           </o:OLEObject>
         </w:object>
@@ -5743,10 +5818,10 @@
       </w:pPr>
       <w:r>
         <w:object w:dxaOrig="669" w:dyaOrig="130" w14:anchorId="44FE1261">
-          <v:shape id="_x0000_i1093" type="#_x0000_t75" style="width:51pt;height:10.5pt" o:ole="">
+          <v:shape id="_x0000_i1094" type="#_x0000_t75" style="width:50.95pt;height:10.5pt" o:ole="">
             <v:imagedata r:id="rId117" o:title=""/>
           </v:shape>
-          <o:OLEObject Type="Embed" ProgID="VisualTeX.Formula.1" ShapeID="_x0000_i1093" DrawAspect="Content" ObjectID="_1847824501" r:id="rId118">
+          <o:OLEObject Type="Embed" ProgID="VisualTeX.Formula.1" ShapeID="_x0000_i1094" DrawAspect="Content" ObjectID="_1848578467" r:id="rId118">
             <o:FieldCodes>\s</o:FieldCodes>
           </o:OLEObject>
         </w:object>
@@ -5824,10 +5899,10 @@
           <w:position w:val="-6"/>
         </w:rPr>
         <w:object w:dxaOrig="1669" w:dyaOrig="164" w14:anchorId="611A4350">
-          <v:shape id="_x0000_i1094" type="#_x0000_t75" style="width:122.5pt;height:13pt" o:ole="">
+          <v:shape id="_x0000_i1095" type="#_x0000_t75" style="width:122.4pt;height:12.75pt" o:ole="">
             <v:imagedata r:id="rId119" o:title=""/>
           </v:shape>
-          <o:OLEObject Type="Embed" ProgID="VisualTeX.Formula.1" ShapeID="_x0000_i1094" DrawAspect="Content" ObjectID="_1847824502" r:id="rId120">
+          <o:OLEObject Type="Embed" ProgID="VisualTeX.Formula.1" ShapeID="_x0000_i1095" DrawAspect="Content" ObjectID="_1848578468" r:id="rId120">
             <o:FieldCodes>\s</o:FieldCodes>
           </o:OLEObject>
         </w:object>
@@ -5905,10 +5980,10 @@
           <w:position w:val="-6"/>
         </w:rPr>
         <w:object w:dxaOrig="2033" w:dyaOrig="171" w14:anchorId="48A13073">
-          <v:shape id="_x0000_i1095" type="#_x0000_t75" style="width:151pt;height:13.5pt" o:ole="">
+          <v:shape id="_x0000_i1096" type="#_x0000_t75" style="width:151.2pt;height:13.3pt" o:ole="">
             <v:imagedata r:id="rId121" o:title=""/>
           </v:shape>
-          <o:OLEObject Type="Embed" ProgID="VisualTeX.Formula.1" ShapeID="_x0000_i1095" DrawAspect="Content" ObjectID="_1847824503" r:id="rId122">
+          <o:OLEObject Type="Embed" ProgID="VisualTeX.Formula.1" ShapeID="_x0000_i1096" DrawAspect="Content" ObjectID="_1848578469" r:id="rId122">
             <o:FieldCodes>\s</o:FieldCodes>
           </o:OLEObject>
         </w:object>
@@ -6078,10 +6153,10 @@
           <w:position w:val="-2"/>
         </w:rPr>
         <w:object w:dxaOrig="659" w:dyaOrig="130" w14:anchorId="58F30DDE">
-          <v:shape id="_x0000_i1096" type="#_x0000_t75" style="width:50pt;height:10.5pt" o:ole="">
+          <v:shape id="_x0000_i1097" type="#_x0000_t75" style="width:49.85pt;height:10.5pt" o:ole="">
             <v:imagedata r:id="rId115" o:title=""/>
           </v:shape>
-          <o:OLEObject Type="Embed" ProgID="VisualTeX.Formula.1" ShapeID="_x0000_i1096" DrawAspect="Content" ObjectID="_1847824504" r:id="rId123">
+          <o:OLEObject Type="Embed" ProgID="VisualTeX.Formula.1" ShapeID="_x0000_i1097" DrawAspect="Content" ObjectID="_1848578470" r:id="rId123">
             <o:FieldCodes>\s</o:FieldCodes>
           </o:OLEObject>
         </w:object>
@@ -6115,10 +6190,10 @@
           <w:position w:val="-2"/>
         </w:rPr>
         <w:object w:dxaOrig="659" w:dyaOrig="130" w14:anchorId="445A0056">
-          <v:shape id="_x0000_i1097" type="#_x0000_t75" style="width:50pt;height:10.5pt" o:ole="">
+          <v:shape id="_x0000_i1098" type="#_x0000_t75" style="width:49.85pt;height:10.5pt" o:ole="">
             <v:imagedata r:id="rId115" o:title=""/>
           </v:shape>
-          <o:OLEObject Type="Embed" ProgID="VisualTeX.Formula.1" ShapeID="_x0000_i1097" DrawAspect="Content" ObjectID="_1847824505" r:id="rId124">
+          <o:OLEObject Type="Embed" ProgID="VisualTeX.Formula.1" ShapeID="_x0000_i1098" DrawAspect="Content" ObjectID="_1848578471" r:id="rId124">
             <o:FieldCodes>\s</o:FieldCodes>
           </o:OLEObject>
         </w:object>
@@ -6159,10 +6234,10 @@
           <w:position w:val="-6"/>
         </w:rPr>
         <w:object w:dxaOrig="875" w:dyaOrig="171" w14:anchorId="01F2A876">
-          <v:shape id="_x0000_i1098" type="#_x0000_t75" style="width:66.5pt;height:13.5pt" o:ole="">
+          <v:shape id="_x0000_i1099" type="#_x0000_t75" style="width:66.45pt;height:13.3pt" o:ole="">
             <v:imagedata r:id="rId125" o:title=""/>
           </v:shape>
-          <o:OLEObject Type="Embed" ProgID="VisualTeX.Formula.1" ShapeID="_x0000_i1098" DrawAspect="Content" ObjectID="_1847824506" r:id="rId126">
+          <o:OLEObject Type="Embed" ProgID="VisualTeX.Formula.1" ShapeID="_x0000_i1099" DrawAspect="Content" ObjectID="_1848578472" r:id="rId126">
             <o:FieldCodes>\s</o:FieldCodes>
           </o:OLEObject>
         </w:object>
@@ -6221,10 +6296,10 @@
           <w:position w:val="-6"/>
         </w:rPr>
         <w:object w:dxaOrig="1953" w:dyaOrig="171" w14:anchorId="492D6867">
-          <v:shape id="_x0000_i1099" type="#_x0000_t75" style="width:145pt;height:13.5pt" o:ole="">
+          <v:shape id="_x0000_i1100" type="#_x0000_t75" style="width:145.1pt;height:13.3pt" o:ole="">
             <v:imagedata r:id="rId127" o:title=""/>
           </v:shape>
-          <o:OLEObject Type="Embed" ProgID="VisualTeX.Formula.1" ShapeID="_x0000_i1099" DrawAspect="Content" ObjectID="_1847824507" r:id="rId128">
+          <o:OLEObject Type="Embed" ProgID="VisualTeX.Formula.1" ShapeID="_x0000_i1100" DrawAspect="Content" ObjectID="_1848578473" r:id="rId128">
             <o:FieldCodes>\s</o:FieldCodes>
           </o:OLEObject>
         </w:object>
@@ -6288,10 +6363,10 @@
           <w:position w:val="-6"/>
         </w:rPr>
         <w:object w:dxaOrig="1677" w:dyaOrig="171" w14:anchorId="7510D69A">
-          <v:shape id="_x0000_i1100" type="#_x0000_t75" style="width:124.5pt;height:13.5pt" o:ole="">
+          <v:shape id="_x0000_i1101" type="#_x0000_t75" style="width:124.6pt;height:13.3pt" o:ole="">
             <v:imagedata r:id="rId129" o:title=""/>
           </v:shape>
-          <o:OLEObject Type="Embed" ProgID="VisualTeX.Formula.1" ShapeID="_x0000_i1100" DrawAspect="Content" ObjectID="_1847824508" r:id="rId130">
+          <o:OLEObject Type="Embed" ProgID="VisualTeX.Formula.1" ShapeID="_x0000_i1101" DrawAspect="Content" ObjectID="_1848578474" r:id="rId130">
             <o:FieldCodes>\s</o:FieldCodes>
           </o:OLEObject>
         </w:object>
@@ -6326,7 +6401,6 @@
         <w:rPr>
           <w:rFonts w:hint="eastAsia"/>
         </w:rPr>
-        <w:lastRenderedPageBreak/>
         <w:t>完整过程如下：</w:t>
       </w:r>
     </w:p>
@@ -6338,10 +6412,10 @@
       </w:pPr>
       <w:r>
         <w:object w:dxaOrig="1579" w:dyaOrig="1183" w14:anchorId="3DBBF222">
-          <v:shape id="_x0000_i1101" type="#_x0000_t75" style="width:119pt;height:89.5pt" o:ole="">
+          <v:shape id="_x0000_i1102" type="#_x0000_t75" style="width:119.1pt;height:89.7pt" o:ole="">
             <v:imagedata r:id="rId131" o:title=""/>
           </v:shape>
-          <o:OLEObject Type="Embed" ProgID="VisualTeX.Formula.1" ShapeID="_x0000_i1101" DrawAspect="Content" ObjectID="_1847824509" r:id="rId132">
+          <o:OLEObject Type="Embed" ProgID="VisualTeX.Formula.1" ShapeID="_x0000_i1102" DrawAspect="Content" ObjectID="_1848578475" r:id="rId132">
             <o:FieldCodes>\s</o:FieldCodes>
           </o:OLEObject>
         </w:object>
@@ -6392,10 +6466,10 @@
           <w:position w:val="-2"/>
         </w:rPr>
         <w:object w:dxaOrig="668" w:dyaOrig="129" w14:anchorId="228CF487">
-          <v:shape id="_x0000_i1102" type="#_x0000_t75" style="width:52pt;height:10.5pt" o:ole="">
+          <v:shape id="_x0000_i1103" type="#_x0000_t75" style="width:52.05pt;height:10.5pt" o:ole="">
             <v:imagedata r:id="rId133" o:title=""/>
           </v:shape>
-          <o:OLEObject Type="Embed" ProgID="VisualTeX.Formula.1" ShapeID="_x0000_i1102" DrawAspect="Content" ObjectID="_1847824510" r:id="rId134">
+          <o:OLEObject Type="Embed" ProgID="VisualTeX.Formula.1" ShapeID="_x0000_i1103" DrawAspect="Content" ObjectID="_1848578476" r:id="rId134">
             <o:FieldCodes>\s</o:FieldCodes>
           </o:OLEObject>
         </w:object>
@@ -6554,10 +6628,10 @@
       </w:r>
       <w:r>
         <w:object w:dxaOrig="95" w:dyaOrig="83" w14:anchorId="51255ACA">
-          <v:shape id="_x0000_i1103" type="#_x0000_t75" style="width:8pt;height:7pt" o:ole="">
+          <v:shape id="_x0000_i1104" type="#_x0000_t75" style="width:7.75pt;height:7.2pt" o:ole="">
             <v:imagedata r:id="rId34" o:title=""/>
           </v:shape>
-          <o:OLEObject Type="Embed" ProgID="VisualTeX.Formula.1" ShapeID="_x0000_i1103" DrawAspect="Content" ObjectID="_1847824511" r:id="rId135">
+          <o:OLEObject Type="Embed" ProgID="VisualTeX.Formula.1" ShapeID="_x0000_i1104" DrawAspect="Content" ObjectID="_1848578477" r:id="rId135">
             <o:FieldCodes>\s</o:FieldCodes>
           </o:OLEObject>
         </w:object>
@@ -6583,10 +6657,10 @@
           <w:position w:val="-2"/>
         </w:rPr>
         <w:object w:dxaOrig="1242" w:dyaOrig="129" w14:anchorId="5998A1D4">
-          <v:shape id="_x0000_i1104" type="#_x0000_t75" style="width:94pt;height:10.5pt" o:ole="">
+          <v:shape id="_x0000_i1105" type="#_x0000_t75" style="width:94.15pt;height:10.5pt" o:ole="">
             <v:imagedata r:id="rId136" o:title=""/>
           </v:shape>
-          <o:OLEObject Type="Embed" ProgID="VisualTeX.Formula.1" ShapeID="_x0000_i1104" DrawAspect="Content" ObjectID="_1847824512" r:id="rId137">
+          <o:OLEObject Type="Embed" ProgID="VisualTeX.Formula.1" ShapeID="_x0000_i1105" DrawAspect="Content" ObjectID="_1848578478" r:id="rId137">
             <o:FieldCodes>\s</o:FieldCodes>
           </o:OLEObject>
         </w:object>
@@ -6660,10 +6734,10 @@
       </w:r>
       <w:r>
         <w:object w:dxaOrig="95" w:dyaOrig="83" w14:anchorId="43A0AF9A">
-          <v:shape id="_x0000_i1105" type="#_x0000_t75" style="width:8pt;height:7pt" o:ole="">
+          <v:shape id="_x0000_i1106" type="#_x0000_t75" style="width:7.75pt;height:7.2pt" o:ole="">
             <v:imagedata r:id="rId34" o:title=""/>
           </v:shape>
-          <o:OLEObject Type="Embed" ProgID="VisualTeX.Formula.1" ShapeID="_x0000_i1105" DrawAspect="Content" ObjectID="_1847824513" r:id="rId138">
+          <o:OLEObject Type="Embed" ProgID="VisualTeX.Formula.1" ShapeID="_x0000_i1106" DrawAspect="Content" ObjectID="_1848578479" r:id="rId138">
             <o:FieldCodes>\s</o:FieldCodes>
           </o:OLEObject>
         </w:object>
@@ -6721,10 +6795,10 @@
           <w:position w:val="-2"/>
         </w:rPr>
         <w:object w:dxaOrig="1242" w:dyaOrig="129" w14:anchorId="48D4C1C0">
-          <v:shape id="_x0000_i1106" type="#_x0000_t75" style="width:94pt;height:10.5pt" o:ole="">
+          <v:shape id="_x0000_i1107" type="#_x0000_t75" style="width:94.15pt;height:10.5pt" o:ole="">
             <v:imagedata r:id="rId136" o:title=""/>
           </v:shape>
-          <o:OLEObject Type="Embed" ProgID="VisualTeX.Formula.1" ShapeID="_x0000_i1106" DrawAspect="Content" ObjectID="_1847824514" r:id="rId139">
+          <o:OLEObject Type="Embed" ProgID="VisualTeX.Formula.1" ShapeID="_x0000_i1107" DrawAspect="Content" ObjectID="_1848578480" r:id="rId139">
             <o:FieldCodes>\s</o:FieldCodes>
           </o:OLEObject>
         </w:object>
@@ -6759,10 +6833,10 @@
       </w:r>
       <w:r>
         <w:object w:dxaOrig="95" w:dyaOrig="83" w14:anchorId="53DCC473">
-          <v:shape id="_x0000_i1107" type="#_x0000_t75" style="width:8pt;height:7pt" o:ole="">
+          <v:shape id="_x0000_i1108" type="#_x0000_t75" style="width:7.75pt;height:7.2pt" o:ole="">
             <v:imagedata r:id="rId34" o:title=""/>
           </v:shape>
-          <o:OLEObject Type="Embed" ProgID="VisualTeX.Formula.1" ShapeID="_x0000_i1107" DrawAspect="Content" ObjectID="_1847824515" r:id="rId140">
+          <o:OLEObject Type="Embed" ProgID="VisualTeX.Formula.1" ShapeID="_x0000_i1108" DrawAspect="Content" ObjectID="_1848578481" r:id="rId140">
             <o:FieldCodes>\s</o:FieldCodes>
           </o:OLEObject>
         </w:object>
@@ -6817,10 +6891,10 @@
       </w:r>
       <w:r>
         <w:object w:dxaOrig="669" w:dyaOrig="130" w14:anchorId="70565F21">
-          <v:shape id="_x0000_i1108" type="#_x0000_t75" style="width:51pt;height:10.5pt" o:ole="">
+          <v:shape id="_x0000_i1109" type="#_x0000_t75" style="width:50.95pt;height:10.5pt" o:ole="">
             <v:imagedata r:id="rId117" o:title=""/>
           </v:shape>
-          <o:OLEObject Type="Embed" ProgID="VisualTeX.Formula.1" ShapeID="_x0000_i1108" DrawAspect="Content" ObjectID="_1847824516" r:id="rId141">
+          <o:OLEObject Type="Embed" ProgID="VisualTeX.Formula.1" ShapeID="_x0000_i1109" DrawAspect="Content" ObjectID="_1848578482" r:id="rId141">
             <o:FieldCodes>\s</o:FieldCodes>
           </o:OLEObject>
         </w:object>
@@ -6882,10 +6956,10 @@
           <w:position w:val="-2"/>
         </w:rPr>
         <w:object w:dxaOrig="668" w:dyaOrig="129" w14:anchorId="0F63BF8F">
-          <v:shape id="_x0000_i1109" type="#_x0000_t75" style="width:52pt;height:10.5pt" o:ole="">
+          <v:shape id="_x0000_i1110" type="#_x0000_t75" style="width:52.05pt;height:10.5pt" o:ole="">
             <v:imagedata r:id="rId133" o:title=""/>
           </v:shape>
-          <o:OLEObject Type="Embed" ProgID="VisualTeX.Formula.1" ShapeID="_x0000_i1109" DrawAspect="Content" ObjectID="_1847824517" r:id="rId142">
+          <o:OLEObject Type="Embed" ProgID="VisualTeX.Formula.1" ShapeID="_x0000_i1110" DrawAspect="Content" ObjectID="_1848578483" r:id="rId142">
             <o:FieldCodes>\s</o:FieldCodes>
           </o:OLEObject>
         </w:object>
@@ -6951,10 +7025,10 @@
           <w:position w:val="-2"/>
         </w:rPr>
         <w:object w:dxaOrig="388" w:dyaOrig="129" w14:anchorId="75254057">
-          <v:shape id="_x0000_i1110" type="#_x0000_t75" style="width:30pt;height:10.5pt" o:ole="">
+          <v:shape id="_x0000_i1111" type="#_x0000_t75" style="width:29.9pt;height:10.5pt" o:ole="">
             <v:imagedata r:id="rId143" o:title=""/>
           </v:shape>
-          <o:OLEObject Type="Embed" ProgID="VisualTeX.Formula.1" ShapeID="_x0000_i1110" DrawAspect="Content" ObjectID="_1847824518" r:id="rId144">
+          <o:OLEObject Type="Embed" ProgID="VisualTeX.Formula.1" ShapeID="_x0000_i1111" DrawAspect="Content" ObjectID="_1848578484" r:id="rId144">
             <o:FieldCodes>\s</o:FieldCodes>
           </o:OLEObject>
         </w:object>
@@ -6983,10 +7057,10 @@
           <w:position w:val="-2"/>
         </w:rPr>
         <w:object w:dxaOrig="659" w:dyaOrig="130" w14:anchorId="0273B49B">
-          <v:shape id="_x0000_i1111" type="#_x0000_t75" style="width:50.5pt;height:10.5pt" o:ole="">
+          <v:shape id="_x0000_i1112" type="#_x0000_t75" style="width:50.4pt;height:10.5pt" o:ole="">
             <v:imagedata r:id="rId145" o:title=""/>
           </v:shape>
-          <o:OLEObject Type="Embed" ProgID="VisualTeX.Formula.1" ShapeID="_x0000_i1111" DrawAspect="Content" ObjectID="_1847824519" r:id="rId146">
+          <o:OLEObject Type="Embed" ProgID="VisualTeX.Formula.1" ShapeID="_x0000_i1112" DrawAspect="Content" ObjectID="_1848578485" r:id="rId146">
             <o:FieldCodes>\s</o:FieldCodes>
           </o:OLEObject>
         </w:object>
@@ -7021,10 +7095,10 @@
           <w:position w:val="-2"/>
         </w:rPr>
         <w:object w:dxaOrig="405" w:dyaOrig="117" w14:anchorId="7BC8CAAC">
-          <v:shape id="_x0000_i1112" type="#_x0000_t75" style="width:30.5pt;height:9.5pt" o:ole="">
+          <v:shape id="_x0000_i1113" type="#_x0000_t75" style="width:30.45pt;height:9.4pt" o:ole="">
             <v:imagedata r:id="rId147" o:title=""/>
           </v:shape>
-          <o:OLEObject Type="Embed" ProgID="VisualTeX.Formula.1" ShapeID="_x0000_i1112" DrawAspect="Content" ObjectID="_1847824520" r:id="rId148">
+          <o:OLEObject Type="Embed" ProgID="VisualTeX.Formula.1" ShapeID="_x0000_i1113" DrawAspect="Content" ObjectID="_1848578486" r:id="rId148">
             <o:FieldCodes>\s</o:FieldCodes>
           </o:OLEObject>
         </w:object>
@@ -7053,10 +7127,10 @@
           <w:position w:val="-2"/>
         </w:rPr>
         <w:object w:dxaOrig="691" w:dyaOrig="129" w14:anchorId="7154C356">
-          <v:shape id="_x0000_i1113" type="#_x0000_t75" style="width:52.5pt;height:10.5pt" o:ole="">
+          <v:shape id="_x0000_i1114" type="#_x0000_t75" style="width:52.6pt;height:10.5pt" o:ole="">
             <v:imagedata r:id="rId149" o:title=""/>
           </v:shape>
-          <o:OLEObject Type="Embed" ProgID="VisualTeX.Formula.1" ShapeID="_x0000_i1113" DrawAspect="Content" ObjectID="_1847824521" r:id="rId150">
+          <o:OLEObject Type="Embed" ProgID="VisualTeX.Formula.1" ShapeID="_x0000_i1114" DrawAspect="Content" ObjectID="_1848578487" r:id="rId150">
             <o:FieldCodes>\s</o:FieldCodes>
           </o:OLEObject>
         </w:object>
@@ -7109,10 +7183,10 @@
           <w:position w:val="-6"/>
         </w:rPr>
         <w:object w:dxaOrig="659" w:dyaOrig="171" w14:anchorId="5B7E23B4">
-          <v:shape id="_x0000_i1114" type="#_x0000_t75" style="width:50pt;height:13.5pt" o:ole="">
+          <v:shape id="_x0000_i1115" type="#_x0000_t75" style="width:49.85pt;height:13.3pt" o:ole="">
             <v:imagedata r:id="rId151" o:title=""/>
           </v:shape>
-          <o:OLEObject Type="Embed" ProgID="VisualTeX.Formula.1" ShapeID="_x0000_i1114" DrawAspect="Content" ObjectID="_1847824522" r:id="rId152">
+          <o:OLEObject Type="Embed" ProgID="VisualTeX.Formula.1" ShapeID="_x0000_i1115" DrawAspect="Content" ObjectID="_1848578488" r:id="rId152">
             <o:FieldCodes>\s</o:FieldCodes>
           </o:OLEObject>
         </w:object>
@@ -7204,10 +7278,10 @@
           <w:position w:val="-6"/>
         </w:rPr>
         <w:object w:dxaOrig="2040" w:dyaOrig="171" w14:anchorId="20409E3A">
-          <v:shape id="_x0000_i1115" type="#_x0000_t75" style="width:154pt;height:13.5pt" o:ole="">
+          <v:shape id="_x0000_i1116" type="#_x0000_t75" style="width:153.95pt;height:13.3pt" o:ole="">
             <v:imagedata r:id="rId153" o:title=""/>
           </v:shape>
-          <o:OLEObject Type="Embed" ProgID="VisualTeX.Formula.1" ShapeID="_x0000_i1115" DrawAspect="Content" ObjectID="_1847824523" r:id="rId154">
+          <o:OLEObject Type="Embed" ProgID="VisualTeX.Formula.1" ShapeID="_x0000_i1116" DrawAspect="Content" ObjectID="_1848578489" r:id="rId154">
             <o:FieldCodes>\s</o:FieldCodes>
           </o:OLEObject>
         </w:object>
@@ -7273,10 +7347,10 @@
           <w:position w:val="-2"/>
         </w:rPr>
         <w:object w:dxaOrig="668" w:dyaOrig="129" w14:anchorId="68395E99">
-          <v:shape id="_x0000_i1116" type="#_x0000_t75" style="width:52pt;height:10.5pt" o:ole="">
+          <v:shape id="_x0000_i1117" type="#_x0000_t75" style="width:52.05pt;height:10.5pt" o:ole="">
             <v:imagedata r:id="rId133" o:title=""/>
           </v:shape>
-          <o:OLEObject Type="Embed" ProgID="VisualTeX.Formula.1" ShapeID="_x0000_i1116" DrawAspect="Content" ObjectID="_1847824524" r:id="rId155">
+          <o:OLEObject Type="Embed" ProgID="VisualTeX.Formula.1" ShapeID="_x0000_i1117" DrawAspect="Content" ObjectID="_1848578490" r:id="rId155">
             <o:FieldCodes>\s</o:FieldCodes>
           </o:OLEObject>
         </w:object>
@@ -7302,10 +7376,10 @@
       </w:r>
       <w:r>
         <w:object w:dxaOrig="95" w:dyaOrig="83" w14:anchorId="5E04B88B">
-          <v:shape id="_x0000_i1117" type="#_x0000_t75" style="width:8pt;height:7pt" o:ole="">
+          <v:shape id="_x0000_i1118" type="#_x0000_t75" style="width:7.75pt;height:7.2pt" o:ole="">
             <v:imagedata r:id="rId34" o:title=""/>
           </v:shape>
-          <o:OLEObject Type="Embed" ProgID="VisualTeX.Formula.1" ShapeID="_x0000_i1117" DrawAspect="Content" ObjectID="_1847824525" r:id="rId156">
+          <o:OLEObject Type="Embed" ProgID="VisualTeX.Formula.1" ShapeID="_x0000_i1118" DrawAspect="Content" ObjectID="_1848578491" r:id="rId156">
             <o:FieldCodes>\s</o:FieldCodes>
           </o:OLEObject>
         </w:object>
@@ -7358,10 +7432,10 @@
           <w:position w:val="-4"/>
         </w:rPr>
         <w:object w:dxaOrig="454" w:dyaOrig="160" w14:anchorId="0C9221E6">
-          <v:shape id="_x0000_i1118" type="#_x0000_t75" style="width:35pt;height:13pt" o:ole="">
+          <v:shape id="_x0000_i1119" type="#_x0000_t75" style="width:34.9pt;height:12.75pt" o:ole="">
             <v:imagedata r:id="rId157" o:title=""/>
           </v:shape>
-          <o:OLEObject Type="Embed" ProgID="VisualTeX.Formula.1" ShapeID="_x0000_i1118" DrawAspect="Content" ObjectID="_1847824526" r:id="rId158">
+          <o:OLEObject Type="Embed" ProgID="VisualTeX.Formula.1" ShapeID="_x0000_i1119" DrawAspect="Content" ObjectID="_1848578492" r:id="rId158">
             <o:FieldCodes>\s</o:FieldCodes>
           </o:OLEObject>
         </w:object>
@@ -7392,10 +7466,10 @@
           <w:position w:val="-4"/>
         </w:rPr>
         <w:object w:dxaOrig="1382" w:dyaOrig="141" w14:anchorId="7A4B423C">
-          <v:shape id="_x0000_i1119" type="#_x0000_t75" style="width:102pt;height:11pt" o:ole="">
+          <v:shape id="_x0000_i1120" type="#_x0000_t75" style="width:101.9pt;height:11.1pt" o:ole="">
             <v:imagedata r:id="rId159" o:title=""/>
           </v:shape>
-          <o:OLEObject Type="Embed" ProgID="VisualTeX.Formula.1" ShapeID="_x0000_i1119" DrawAspect="Content" ObjectID="_1847824527" r:id="rId160">
+          <o:OLEObject Type="Embed" ProgID="VisualTeX.Formula.1" ShapeID="_x0000_i1120" DrawAspect="Content" ObjectID="_1848578493" r:id="rId160">
             <o:FieldCodes>\s</o:FieldCodes>
           </o:OLEObject>
         </w:object>
@@ -7440,10 +7514,10 @@
       </w:pPr>
       <w:r>
         <w:object w:dxaOrig="1911" w:dyaOrig="320" w14:anchorId="12E1EFF2">
-          <v:shape id="_x0000_i1120" type="#_x0000_t75" style="width:143pt;height:25pt" o:ole="">
+          <v:shape id="_x0000_i1121" type="#_x0000_t75" style="width:142.9pt;height:24.9pt" o:ole="">
             <v:imagedata r:id="rId161" o:title=""/>
           </v:shape>
-          <o:OLEObject Type="Embed" ProgID="VisualTeX.Formula.1" ShapeID="_x0000_i1120" DrawAspect="Content" ObjectID="_1847824528" r:id="rId162">
+          <o:OLEObject Type="Embed" ProgID="VisualTeX.Formula.1" ShapeID="_x0000_i1121" DrawAspect="Content" ObjectID="_1848578494" r:id="rId162">
             <o:FieldCodes>\s</o:FieldCodes>
           </o:OLEObject>
         </w:object>
@@ -7558,10 +7632,10 @@
           <w:position w:val="-6"/>
         </w:rPr>
         <w:object w:dxaOrig="1742" w:dyaOrig="171" w14:anchorId="5D25803A">
-          <v:shape id="_x0000_i1121" type="#_x0000_t75" style="width:131.5pt;height:13.5pt" o:ole="">
+          <v:shape id="_x0000_i1122" type="#_x0000_t75" style="width:131.25pt;height:13.3pt" o:ole="">
             <v:imagedata r:id="rId163" o:title=""/>
           </v:shape>
-          <o:OLEObject Type="Embed" ProgID="VisualTeX.Formula.1" ShapeID="_x0000_i1121" DrawAspect="Content" ObjectID="_1847824529" r:id="rId164">
+          <o:OLEObject Type="Embed" ProgID="VisualTeX.Formula.1" ShapeID="_x0000_i1122" DrawAspect="Content" ObjectID="_1848578495" r:id="rId164">
             <o:FieldCodes>\s</o:FieldCodes>
           </o:OLEObject>
         </w:object>
@@ -7638,10 +7712,10 @@
           <w:position w:val="-6"/>
         </w:rPr>
         <w:object w:dxaOrig="1742" w:dyaOrig="171" w14:anchorId="2FE10456">
-          <v:shape id="_x0000_i1122" type="#_x0000_t75" style="width:129.5pt;height:13.5pt" o:ole="">
+          <v:shape id="_x0000_i1123" type="#_x0000_t75" style="width:129.6pt;height:13.3pt" o:ole="">
             <v:imagedata r:id="rId165" o:title=""/>
           </v:shape>
-          <o:OLEObject Type="Embed" ProgID="VisualTeX.Formula.1" ShapeID="_x0000_i1122" DrawAspect="Content" ObjectID="_1847824530" r:id="rId166">
+          <o:OLEObject Type="Embed" ProgID="VisualTeX.Formula.1" ShapeID="_x0000_i1123" DrawAspect="Content" ObjectID="_1848578496" r:id="rId166">
             <o:FieldCodes>\s</o:FieldCodes>
           </o:OLEObject>
         </w:object>
@@ -7676,10 +7750,10 @@
           <w:position w:val="-6"/>
         </w:rPr>
         <w:object w:dxaOrig="1742" w:dyaOrig="171" w14:anchorId="200EF4CE">
-          <v:shape id="_x0000_i1123" type="#_x0000_t75" style="width:129.5pt;height:13.5pt" o:ole="">
+          <v:shape id="_x0000_i1124" type="#_x0000_t75" style="width:129.6pt;height:13.3pt" o:ole="">
             <v:imagedata r:id="rId167" o:title=""/>
           </v:shape>
-          <o:OLEObject Type="Embed" ProgID="VisualTeX.Formula.1" ShapeID="_x0000_i1123" DrawAspect="Content" ObjectID="_1847824531" r:id="rId168">
+          <o:OLEObject Type="Embed" ProgID="VisualTeX.Formula.1" ShapeID="_x0000_i1124" DrawAspect="Content" ObjectID="_1848578497" r:id="rId168">
             <o:FieldCodes>\s</o:FieldCodes>
           </o:OLEObject>
         </w:object>
@@ -7719,10 +7793,10 @@
           <w:position w:val="-4"/>
         </w:rPr>
         <w:object w:dxaOrig="459" w:dyaOrig="141" w14:anchorId="28A2176C">
-          <v:shape id="_x0000_i1124" type="#_x0000_t75" style="width:34.5pt;height:11pt" o:ole="">
+          <v:shape id="_x0000_i1125" type="#_x0000_t75" style="width:34.35pt;height:11.1pt" o:ole="">
             <v:imagedata r:id="rId169" o:title=""/>
           </v:shape>
-          <o:OLEObject Type="Embed" ProgID="VisualTeX.Formula.1" ShapeID="_x0000_i1124" DrawAspect="Content" ObjectID="_1847824532" r:id="rId170">
+          <o:OLEObject Type="Embed" ProgID="VisualTeX.Formula.1" ShapeID="_x0000_i1125" DrawAspect="Content" ObjectID="_1848578498" r:id="rId170">
             <o:FieldCodes>\s</o:FieldCodes>
           </o:OLEObject>
         </w:object>
@@ -7775,10 +7849,10 @@
           <w:position w:val="-6"/>
         </w:rPr>
         <w:object w:dxaOrig="2214" w:dyaOrig="170" w14:anchorId="25871934">
-          <v:shape id="_x0000_i1125" type="#_x0000_t75" style="width:164.5pt;height:13.5pt" o:ole="">
+          <v:shape id="_x0000_i1126" type="#_x0000_t75" style="width:164.5pt;height:13.3pt" o:ole="">
             <v:imagedata r:id="rId171" o:title=""/>
           </v:shape>
-          <o:OLEObject Type="Embed" ProgID="VisualTeX.Formula.1" ShapeID="_x0000_i1125" DrawAspect="Content" ObjectID="_1847824533" r:id="rId172">
+          <o:OLEObject Type="Embed" ProgID="VisualTeX.Formula.1" ShapeID="_x0000_i1126" DrawAspect="Content" ObjectID="_1848578499" r:id="rId172">
             <o:FieldCodes>\s</o:FieldCodes>
           </o:OLEObject>
         </w:object>
@@ -7806,17 +7880,24 @@
         <w:rPr>
           <w:rFonts w:hint="eastAsia"/>
         </w:rPr>
-        <w:t>假设当</w:t>
+        <w:t>假</w:t>
+      </w:r>
+      <w:r>
+        <w:rPr>
+          <w:rFonts w:hint="eastAsia"/>
+        </w:rPr>
+        <w:lastRenderedPageBreak/>
+        <w:t>设当</w:t>
       </w:r>
       <w:r>
         <w:rPr>
           <w:position w:val="-2"/>
         </w:rPr>
         <w:object w:dxaOrig="474" w:dyaOrig="127" w14:anchorId="4E48CF27">
-          <v:shape id="_x0000_i1126" type="#_x0000_t75" style="width:35pt;height:10pt" o:ole="">
+          <v:shape id="_x0000_i1127" type="#_x0000_t75" style="width:34.9pt;height:9.95pt" o:ole="">
             <v:imagedata r:id="rId173" o:title=""/>
           </v:shape>
-          <o:OLEObject Type="Embed" ProgID="VisualTeX.Formula.1" ShapeID="_x0000_i1126" DrawAspect="Content" ObjectID="_1847824534" r:id="rId174">
+          <o:OLEObject Type="Embed" ProgID="VisualTeX.Formula.1" ShapeID="_x0000_i1127" DrawAspect="Content" ObjectID="_1848578500" r:id="rId174">
             <o:FieldCodes>\s</o:FieldCodes>
           </o:OLEObject>
         </w:object>
@@ -7845,10 +7926,10 @@
           <w:position w:val="-6"/>
         </w:rPr>
         <w:object w:dxaOrig="2538" w:dyaOrig="171" w14:anchorId="21A04223">
-          <v:shape id="_x0000_i1127" type="#_x0000_t75" style="width:188.5pt;height:13.5pt" o:ole="">
+          <v:shape id="_x0000_i1128" type="#_x0000_t75" style="width:188.3pt;height:13.3pt" o:ole="">
             <v:imagedata r:id="rId175" o:title=""/>
           </v:shape>
-          <o:OLEObject Type="Embed" ProgID="VisualTeX.Formula.1" ShapeID="_x0000_i1127" DrawAspect="Content" ObjectID="_1847824535" r:id="rId176">
+          <o:OLEObject Type="Embed" ProgID="VisualTeX.Formula.1" ShapeID="_x0000_i1128" DrawAspect="Content" ObjectID="_1848578501" r:id="rId176">
             <o:FieldCodes>\s</o:FieldCodes>
           </o:OLEObject>
         </w:object>
@@ -7896,10 +7977,10 @@
           <w:position w:val="-6"/>
         </w:rPr>
         <w:object w:dxaOrig="728" w:dyaOrig="170" w14:anchorId="5DA3E265">
-          <v:shape id="_x0000_i1128" type="#_x0000_t75" style="width:54.5pt;height:13.5pt" o:ole="">
+          <v:shape id="_x0000_i1129" type="#_x0000_t75" style="width:54.3pt;height:13.3pt" o:ole="">
             <v:imagedata r:id="rId177" o:title=""/>
           </v:shape>
-          <o:OLEObject Type="Embed" ProgID="VisualTeX.Formula.1" ShapeID="_x0000_i1128" DrawAspect="Content" ObjectID="_1847824536" r:id="rId178">
+          <o:OLEObject Type="Embed" ProgID="VisualTeX.Formula.1" ShapeID="_x0000_i1129" DrawAspect="Content" ObjectID="_1848578502" r:id="rId178">
             <o:FieldCodes>\s</o:FieldCodes>
           </o:OLEObject>
         </w:object>
@@ -7996,10 +8077,10 @@
       </w:pPr>
       <w:r>
         <w:object w:dxaOrig="3060" w:dyaOrig="766" w14:anchorId="72A4F403">
-          <v:shape id="_x0000_i1129" type="#_x0000_t75" style="width:230pt;height:58pt" o:ole="">
+          <v:shape id="_x0000_i1130" type="#_x0000_t75" style="width:229.85pt;height:58.15pt" o:ole="">
             <v:imagedata r:id="rId179" o:title=""/>
           </v:shape>
-          <o:OLEObject Type="Embed" ProgID="VisualTeX.Formula.1" ShapeID="_x0000_i1129" DrawAspect="Content" ObjectID="_1847824537" r:id="rId180">
+          <o:OLEObject Type="Embed" ProgID="VisualTeX.Formula.1" ShapeID="_x0000_i1130" DrawAspect="Content" ObjectID="_1848578503" r:id="rId180">
             <o:FieldCodes>\s</o:FieldCodes>
           </o:OLEObject>
         </w:object>
@@ -8026,10 +8107,10 @@
           <w:position w:val="-6"/>
         </w:rPr>
         <w:object w:dxaOrig="1742" w:dyaOrig="171" w14:anchorId="4BBC6FD5">
-          <v:shape id="_x0000_i1130" type="#_x0000_t75" style="width:131.5pt;height:13.5pt" o:ole="">
+          <v:shape id="_x0000_i1131" type="#_x0000_t75" style="width:131.25pt;height:13.3pt" o:ole="">
             <v:imagedata r:id="rId163" o:title=""/>
           </v:shape>
-          <o:OLEObject Type="Embed" ProgID="VisualTeX.Formula.1" ShapeID="_x0000_i1130" DrawAspect="Content" ObjectID="_1847824538" r:id="rId181">
+          <o:OLEObject Type="Embed" ProgID="VisualTeX.Formula.1" ShapeID="_x0000_i1131" DrawAspect="Content" ObjectID="_1848578504" r:id="rId181">
             <o:FieldCodes>\s</o:FieldCodes>
           </o:OLEObject>
         </w:object>
@@ -8058,10 +8139,10 @@
           <w:position w:val="-2"/>
         </w:rPr>
         <w:object w:dxaOrig="166" w:dyaOrig="105" w14:anchorId="70AB30A0">
-          <v:shape id="_x0000_i1131" type="#_x0000_t75" style="width:12.5pt;height:8.5pt" o:ole="">
+          <v:shape id="_x0000_i1132" type="#_x0000_t75" style="width:12.75pt;height:8.3pt" o:ole="">
             <v:imagedata r:id="rId182" o:title=""/>
           </v:shape>
-          <o:OLEObject Type="Embed" ProgID="VisualTeX.Formula.1" ShapeID="_x0000_i1131" DrawAspect="Content" ObjectID="_1847824539" r:id="rId183">
+          <o:OLEObject Type="Embed" ProgID="VisualTeX.Formula.1" ShapeID="_x0000_i1132" DrawAspect="Content" ObjectID="_1848578505" r:id="rId183">
             <o:FieldCodes>\s</o:FieldCodes>
           </o:OLEObject>
         </w:object>
@@ -8219,10 +8300,10 @@
           <w:position w:val="-2"/>
         </w:rPr>
         <w:object w:dxaOrig="922" w:dyaOrig="134" w14:anchorId="01ACED22">
-          <v:shape id="_x0000_i1132" type="#_x0000_t75" style="width:70pt;height:11pt" o:ole="">
+          <v:shape id="_x0000_i1133" type="#_x0000_t75" style="width:69.8pt;height:11.1pt" o:ole="">
             <v:imagedata r:id="rId184" o:title=""/>
           </v:shape>
-          <o:OLEObject Type="Embed" ProgID="VisualTeX.Formula.1" ShapeID="_x0000_i1132" DrawAspect="Content" ObjectID="_1847824540" r:id="rId185">
+          <o:OLEObject Type="Embed" ProgID="VisualTeX.Formula.1" ShapeID="_x0000_i1133" DrawAspect="Content" ObjectID="_1848578506" r:id="rId185">
             <o:FieldCodes>\s</o:FieldCodes>
           </o:OLEObject>
         </w:object>
@@ -8308,10 +8389,10 @@
       </w:r>
       <w:r>
         <w:object w:dxaOrig="79" w:dyaOrig="124" w14:anchorId="103E69A4">
-          <v:shape id="_x0000_i1133" type="#_x0000_t75" style="width:6.5pt;height:10pt" o:ole="">
+          <v:shape id="_x0000_i1134" type="#_x0000_t75" style="width:6.65pt;height:9.95pt" o:ole="">
             <v:imagedata r:id="rId27" o:title=""/>
           </v:shape>
-          <o:OLEObject Type="Embed" ProgID="VisualTeX.Formula.1" ShapeID="_x0000_i1133" DrawAspect="Content" ObjectID="_1847824541" r:id="rId186">
+          <o:OLEObject Type="Embed" ProgID="VisualTeX.Formula.1" ShapeID="_x0000_i1134" DrawAspect="Content" ObjectID="_1848578507" r:id="rId186">
             <o:FieldCodes>\s</o:FieldCodes>
           </o:OLEObject>
         </w:object>
@@ -8339,10 +8420,10 @@
           <w:position w:val="-2"/>
         </w:rPr>
         <w:object w:dxaOrig="1242" w:dyaOrig="130" w14:anchorId="119210FE">
-          <v:shape id="_x0000_i1134" type="#_x0000_t75" style="width:94pt;height:10.5pt" o:ole="">
+          <v:shape id="_x0000_i1135" type="#_x0000_t75" style="width:94.15pt;height:10.5pt" o:ole="">
             <v:imagedata r:id="rId187" o:title=""/>
           </v:shape>
-          <o:OLEObject Type="Embed" ProgID="VisualTeX.Formula.1" ShapeID="_x0000_i1134" DrawAspect="Content" ObjectID="_1847824542" r:id="rId188">
+          <o:OLEObject Type="Embed" ProgID="VisualTeX.Formula.1" ShapeID="_x0000_i1135" DrawAspect="Content" ObjectID="_1848578508" r:id="rId188">
             <o:FieldCodes>\s</o:FieldCodes>
           </o:OLEObject>
         </w:object>
@@ -8384,10 +8465,10 @@
           <w:position w:val="-2"/>
         </w:rPr>
         <w:object w:dxaOrig="922" w:dyaOrig="134" w14:anchorId="03031EB4">
-          <v:shape id="_x0000_i1135" type="#_x0000_t75" style="width:70pt;height:11pt" o:ole="">
+          <v:shape id="_x0000_i1136" type="#_x0000_t75" style="width:69.8pt;height:11.1pt" o:ole="">
             <v:imagedata r:id="rId184" o:title=""/>
           </v:shape>
-          <o:OLEObject Type="Embed" ProgID="VisualTeX.Formula.1" ShapeID="_x0000_i1135" DrawAspect="Content" ObjectID="_1847824543" r:id="rId189">
+          <o:OLEObject Type="Embed" ProgID="VisualTeX.Formula.1" ShapeID="_x0000_i1136" DrawAspect="Content" ObjectID="_1848578509" r:id="rId189">
             <o:FieldCodes>\s</o:FieldCodes>
           </o:OLEObject>
         </w:object>
@@ -8491,10 +8572,10 @@
           <w:position w:val="-6"/>
         </w:rPr>
         <w:object w:dxaOrig="1700" w:dyaOrig="171" w14:anchorId="6CFCDE5D">
-          <v:shape id="_x0000_i1136" type="#_x0000_t75" style="width:132pt;height:14pt" o:ole="">
+          <v:shape id="_x0000_i1137" type="#_x0000_t75" style="width:131.8pt;height:13.85pt" o:ole="">
             <v:imagedata r:id="rId190" o:title=""/>
           </v:shape>
-          <o:OLEObject Type="Embed" ProgID="VisualTeX.Formula.1" ShapeID="_x0000_i1136" DrawAspect="Content" ObjectID="_1847824544" r:id="rId191">
+          <o:OLEObject Type="Embed" ProgID="VisualTeX.Formula.1" ShapeID="_x0000_i1137" DrawAspect="Content" ObjectID="_1848578510" r:id="rId191">
             <o:FieldCodes>\s</o:FieldCodes>
           </o:OLEObject>
         </w:object>
@@ -8574,10 +8655,10 @@
           <w:position w:val="-2"/>
         </w:rPr>
         <w:object w:dxaOrig="374" w:dyaOrig="130" w14:anchorId="4DB0D076">
-          <v:shape id="_x0000_i1137" type="#_x0000_t75" style="width:29pt;height:10.5pt" o:ole="">
+          <v:shape id="_x0000_i1138" type="#_x0000_t75" style="width:28.8pt;height:10.5pt" o:ole="">
             <v:imagedata r:id="rId192" o:title=""/>
           </v:shape>
-          <o:OLEObject Type="Embed" ProgID="VisualTeX.Formula.1" ShapeID="_x0000_i1137" DrawAspect="Content" ObjectID="_1847824545" r:id="rId193">
+          <o:OLEObject Type="Embed" ProgID="VisualTeX.Formula.1" ShapeID="_x0000_i1138" DrawAspect="Content" ObjectID="_1848578511" r:id="rId193">
             <o:FieldCodes>\s</o:FieldCodes>
           </o:OLEObject>
         </w:object>
@@ -8619,10 +8700,10 @@
           <w:position w:val="-6"/>
         </w:rPr>
         <w:object w:dxaOrig="2284" w:dyaOrig="171" w14:anchorId="4189B1E2">
-          <v:shape id="_x0000_i1138" type="#_x0000_t75" style="width:172pt;height:13.5pt" o:ole="">
+          <v:shape id="_x0000_i1139" type="#_x0000_t75" style="width:172.25pt;height:13.3pt" o:ole="">
             <v:imagedata r:id="rId194" o:title=""/>
           </v:shape>
-          <o:OLEObject Type="Embed" ProgID="VisualTeX.Formula.1" ShapeID="_x0000_i1138" DrawAspect="Content" ObjectID="_1847824546" r:id="rId195">
+          <o:OLEObject Type="Embed" ProgID="VisualTeX.Formula.1" ShapeID="_x0000_i1139" DrawAspect="Content" ObjectID="_1848578512" r:id="rId195">
             <o:FieldCodes>\s</o:FieldCodes>
           </o:OLEObject>
         </w:object>
@@ -8659,10 +8740,10 @@
           <w:position w:val="-2"/>
         </w:rPr>
         <w:object w:dxaOrig="388" w:dyaOrig="117" w14:anchorId="5DE22D72">
-          <v:shape id="_x0000_i1139" type="#_x0000_t75" style="width:29.5pt;height:9.5pt" o:ole="">
+          <v:shape id="_x0000_i1140" type="#_x0000_t75" style="width:29.35pt;height:9.4pt" o:ole="">
             <v:imagedata r:id="rId196" o:title=""/>
           </v:shape>
-          <o:OLEObject Type="Embed" ProgID="VisualTeX.Formula.1" ShapeID="_x0000_i1139" DrawAspect="Content" ObjectID="_1847824547" r:id="rId197">
+          <o:OLEObject Type="Embed" ProgID="VisualTeX.Formula.1" ShapeID="_x0000_i1140" DrawAspect="Content" ObjectID="_1848578513" r:id="rId197">
             <o:FieldCodes>\s</o:FieldCodes>
           </o:OLEObject>
         </w:object>
@@ -8691,10 +8772,10 @@
           <w:position w:val="-6"/>
         </w:rPr>
         <w:object w:dxaOrig="1827" w:dyaOrig="177" w14:anchorId="39A265CA">
-          <v:shape id="_x0000_i1140" type="#_x0000_t75" style="width:139pt;height:14.5pt" o:ole="">
+          <v:shape id="_x0000_i1141" type="#_x0000_t75" style="width:139pt;height:14.4pt" o:ole="">
             <v:imagedata r:id="rId198" o:title=""/>
           </v:shape>
-          <o:OLEObject Type="Embed" ProgID="VisualTeX.Formula.1" ShapeID="_x0000_i1140" DrawAspect="Content" ObjectID="_1847824548" r:id="rId199">
+          <o:OLEObject Type="Embed" ProgID="VisualTeX.Formula.1" ShapeID="_x0000_i1141" DrawAspect="Content" ObjectID="_1848578514" r:id="rId199">
             <o:FieldCodes>\s</o:FieldCodes>
           </o:OLEObject>
         </w:object>
@@ -8731,10 +8812,10 @@
           <w:position w:val="-6"/>
         </w:rPr>
         <w:object w:dxaOrig="643" w:dyaOrig="171" w14:anchorId="211303D6">
-          <v:shape id="_x0000_i1141" type="#_x0000_t75" style="width:48.5pt;height:13.5pt" o:ole="">
+          <v:shape id="_x0000_i1142" type="#_x0000_t75" style="width:48.75pt;height:13.3pt" o:ole="">
             <v:imagedata r:id="rId200" o:title=""/>
           </v:shape>
-          <o:OLEObject Type="Embed" ProgID="VisualTeX.Formula.1" ShapeID="_x0000_i1141" DrawAspect="Content" ObjectID="_1847824549" r:id="rId201">
+          <o:OLEObject Type="Embed" ProgID="VisualTeX.Formula.1" ShapeID="_x0000_i1142" DrawAspect="Content" ObjectID="_1848578515" r:id="rId201">
             <o:FieldCodes>\s</o:FieldCodes>
           </o:OLEObject>
         </w:object>
@@ -8767,10 +8848,10 @@
       </w:pPr>
       <w:r>
         <w:object w:dxaOrig="2398" w:dyaOrig="975" w14:anchorId="113D0AB5">
-          <v:shape id="_x0000_i1142" type="#_x0000_t75" style="width:181pt;height:74pt" o:ole="">
+          <v:shape id="_x0000_i1143" type="#_x0000_t75" style="width:181.1pt;height:74.2pt" o:ole="">
             <v:imagedata r:id="rId202" o:title=""/>
           </v:shape>
-          <o:OLEObject Type="Embed" ProgID="VisualTeX.Formula.1" ShapeID="_x0000_i1142" DrawAspect="Content" ObjectID="_1847824550" r:id="rId203">
+          <o:OLEObject Type="Embed" ProgID="VisualTeX.Formula.1" ShapeID="_x0000_i1143" DrawAspect="Content" ObjectID="_1848578516" r:id="rId203">
             <o:FieldCodes>\s</o:FieldCodes>
           </o:OLEObject>
         </w:object>
@@ -8806,10 +8887,10 @@
       </w:r>
       <w:r>
         <w:object w:dxaOrig="79" w:dyaOrig="83" w14:anchorId="5FB8ACB2">
-          <v:shape id="_x0000_i1143" type="#_x0000_t75" style="width:6.5pt;height:6.5pt" o:ole="">
+          <v:shape id="_x0000_i1144" type="#_x0000_t75" style="width:6.65pt;height:6.65pt" o:ole="">
             <v:imagedata r:id="rId22" o:title=""/>
           </v:shape>
-          <o:OLEObject Type="Embed" ProgID="VisualTeX.Formula.1" ShapeID="_x0000_i1143" DrawAspect="Content" ObjectID="_1847824551" r:id="rId204">
+          <o:OLEObject Type="Embed" ProgID="VisualTeX.Formula.1" ShapeID="_x0000_i1144" DrawAspect="Content" ObjectID="_1848578517" r:id="rId204">
             <o:FieldCodes>\s</o:FieldCodes>
           </o:OLEObject>
         </w:object>
@@ -8837,10 +8918,10 @@
           <w:position w:val="-6"/>
         </w:rPr>
         <w:object w:dxaOrig="1700" w:dyaOrig="171" w14:anchorId="55F4C879">
-          <v:shape id="_x0000_i1144" type="#_x0000_t75" style="width:132pt;height:14pt" o:ole="">
+          <v:shape id="_x0000_i1145" type="#_x0000_t75" style="width:131.8pt;height:13.85pt" o:ole="">
             <v:imagedata r:id="rId190" o:title=""/>
           </v:shape>
-          <o:OLEObject Type="Embed" ProgID="VisualTeX.Formula.1" ShapeID="_x0000_i1144" DrawAspect="Content" ObjectID="_1847824552" r:id="rId205">
+          <o:OLEObject Type="Embed" ProgID="VisualTeX.Formula.1" ShapeID="_x0000_i1145" DrawAspect="Content" ObjectID="_1848578518" r:id="rId205">
             <o:FieldCodes>\s</o:FieldCodes>
           </o:OLEObject>
         </w:object>
@@ -9336,10 +9417,10 @@
       </w:r>
       <w:r>
         <w:object w:dxaOrig="106" w:dyaOrig="83" w14:anchorId="640CBDEA">
-          <v:shape id="_x0000_i1145" type="#_x0000_t75" style="width:9pt;height:6.5pt" o:ole="">
+          <v:shape id="_x0000_i1146" type="#_x0000_t75" style="width:8.85pt;height:6.65pt" o:ole="">
             <v:imagedata r:id="rId206" o:title=""/>
           </v:shape>
-          <o:OLEObject Type="Embed" ProgID="VisualTeX.Formula.1" ShapeID="_x0000_i1145" DrawAspect="Content" ObjectID="_1847824553" r:id="rId207">
+          <o:OLEObject Type="Embed" ProgID="VisualTeX.Formula.1" ShapeID="_x0000_i1146" DrawAspect="Content" ObjectID="_1848578519" r:id="rId207">
             <o:FieldCodes>\s</o:FieldCodes>
           </o:OLEObject>
         </w:object>
@@ -9367,10 +9448,10 @@
           <w:position w:val="-2"/>
         </w:rPr>
         <w:object w:dxaOrig="382" w:dyaOrig="129" w14:anchorId="70D62A7E">
-          <v:shape id="_x0000_i1146" type="#_x0000_t75" style="width:29.5pt;height:10.5pt" o:ole="">
+          <v:shape id="_x0000_i1147" type="#_x0000_t75" style="width:29.35pt;height:10.5pt" o:ole="">
             <v:imagedata r:id="rId208" o:title=""/>
           </v:shape>
-          <o:OLEObject Type="Embed" ProgID="VisualTeX.Formula.1" ShapeID="_x0000_i1146" DrawAspect="Content" ObjectID="_1847824554" r:id="rId209">
+          <o:OLEObject Type="Embed" ProgID="VisualTeX.Formula.1" ShapeID="_x0000_i1147" DrawAspect="Content" ObjectID="_1848578520" r:id="rId209">
             <o:FieldCodes>\s</o:FieldCodes>
           </o:OLEObject>
         </w:object>
@@ -9666,10 +9747,10 @@
           <w:position w:val="-2"/>
         </w:rPr>
         <w:object w:dxaOrig="1523" w:dyaOrig="134" w14:anchorId="23CB942B">
-          <v:shape id="_x0000_i1147" type="#_x0000_t75" style="width:114.5pt;height:11pt" o:ole="">
+          <v:shape id="_x0000_i1148" type="#_x0000_t75" style="width:114.65pt;height:11.1pt" o:ole="">
             <v:imagedata r:id="rId210" o:title=""/>
           </v:shape>
-          <o:OLEObject Type="Embed" ProgID="VisualTeX.Formula.1" ShapeID="_x0000_i1147" DrawAspect="Content" ObjectID="_1847824555" r:id="rId211">
+          <o:OLEObject Type="Embed" ProgID="VisualTeX.Formula.1" ShapeID="_x0000_i1148" DrawAspect="Content" ObjectID="_1848578521" r:id="rId211">
             <o:FieldCodes>\s</o:FieldCodes>
           </o:OLEObject>
         </w:object>
@@ -9720,10 +9801,10 @@
       </w:r>
       <w:r>
         <w:object w:dxaOrig="135" w:dyaOrig="87" w14:anchorId="4499C78C">
-          <v:shape id="_x0000_i1148" type="#_x0000_t75" style="width:10.5pt;height:7pt" o:ole="">
+          <v:shape id="_x0000_i1149" type="#_x0000_t75" style="width:10.5pt;height:7.2pt" o:ole="">
             <v:imagedata r:id="rId212" o:title=""/>
           </v:shape>
-          <o:OLEObject Type="Embed" ProgID="VisualTeX.Formula.1" ShapeID="_x0000_i1148" DrawAspect="Content" ObjectID="_1847824556" r:id="rId213">
+          <o:OLEObject Type="Embed" ProgID="VisualTeX.Formula.1" ShapeID="_x0000_i1149" DrawAspect="Content" ObjectID="_1848578522" r:id="rId213">
             <o:FieldCodes>\s</o:FieldCodes>
           </o:OLEObject>
         </w:object>
@@ -9757,10 +9838,10 @@
           <w:position w:val="-2"/>
         </w:rPr>
         <w:object w:dxaOrig="663" w:dyaOrig="129" w14:anchorId="48DF2CBF">
-          <v:shape id="_x0000_i1149" type="#_x0000_t75" style="width:50.5pt;height:10.5pt" o:ole="">
+          <v:shape id="_x0000_i1150" type="#_x0000_t75" style="width:50.4pt;height:10.5pt" o:ole="">
             <v:imagedata r:id="rId214" o:title=""/>
           </v:shape>
-          <o:OLEObject Type="Embed" ProgID="VisualTeX.Formula.1" ShapeID="_x0000_i1149" DrawAspect="Content" ObjectID="_1847824557" r:id="rId215">
+          <o:OLEObject Type="Embed" ProgID="VisualTeX.Formula.1" ShapeID="_x0000_i1150" DrawAspect="Content" ObjectID="_1848578523" r:id="rId215">
             <o:FieldCodes>\s</o:FieldCodes>
           </o:OLEObject>
         </w:object>
@@ -9861,10 +9942,10 @@
           <w:position w:val="-6"/>
         </w:rPr>
         <w:object w:dxaOrig="1837" w:dyaOrig="171" w14:anchorId="76DBC71A">
-          <v:shape id="_x0000_i1150" type="#_x0000_t75" style="width:138.5pt;height:13.5pt" o:ole="">
+          <v:shape id="_x0000_i1151" type="#_x0000_t75" style="width:138.45pt;height:13.3pt" o:ole="">
             <v:imagedata r:id="rId216" o:title=""/>
           </v:shape>
-          <o:OLEObject Type="Embed" ProgID="VisualTeX.Formula.1" ShapeID="_x0000_i1150" DrawAspect="Content" ObjectID="_1847824558" r:id="rId217">
+          <o:OLEObject Type="Embed" ProgID="VisualTeX.Formula.1" ShapeID="_x0000_i1151" DrawAspect="Content" ObjectID="_1848578524" r:id="rId217">
             <o:FieldCodes>\s</o:FieldCodes>
           </o:OLEObject>
         </w:object>
@@ -9936,10 +10017,10 @@
           <w:position w:val="-2"/>
         </w:rPr>
         <w:object w:dxaOrig="663" w:dyaOrig="129" w14:anchorId="5F11D51F">
-          <v:shape id="_x0000_i1548" type="#_x0000_t75" style="width:50.5pt;height:10.5pt" o:ole="">
+          <v:shape id="_x0000_i1152" type="#_x0000_t75" style="width:50.4pt;height:10.5pt" o:ole="">
             <v:imagedata r:id="rId218" o:title=""/>
           </v:shape>
-          <o:OLEObject Type="Embed" ProgID="VisualTeX.Formula.1" ShapeID="_x0000_i1548" DrawAspect="Content" ObjectID="_1847824559" r:id="rId219">
+          <o:OLEObject Type="Embed" ProgID="VisualTeX.Formula.1" ShapeID="_x0000_i1152" DrawAspect="Content" ObjectID="_1848578525" r:id="rId219">
             <o:FieldCodes>\s</o:FieldCodes>
           </o:OLEObject>
         </w:object>
@@ -10027,10 +10108,10 @@
           <w:position w:val="-6"/>
         </w:rPr>
         <w:object w:dxaOrig="1700" w:dyaOrig="170" w14:anchorId="1FD80581">
-          <v:shape id="_x0000_i1543" type="#_x0000_t75" style="width:128pt;height:13.5pt" o:ole="">
+          <v:shape id="_x0000_i1153" type="#_x0000_t75" style="width:127.95pt;height:13.3pt" o:ole="">
             <v:imagedata r:id="rId220" o:title=""/>
           </v:shape>
-          <o:OLEObject Type="Embed" ProgID="VisualTeX.Formula.1" ShapeID="_x0000_i1543" DrawAspect="Content" ObjectID="_1847824560" r:id="rId221">
+          <o:OLEObject Type="Embed" ProgID="VisualTeX.Formula.1" ShapeID="_x0000_i1153" DrawAspect="Content" ObjectID="_1848578526" r:id="rId221">
             <o:FieldCodes>\s</o:FieldCodes>
           </o:OLEObject>
         </w:object>
@@ -10091,10 +10172,10 @@
           <w:position w:val="-2"/>
         </w:rPr>
         <w:object w:dxaOrig="921" w:dyaOrig="134" w14:anchorId="3AC47F9F">
-          <v:shape id="_x0000_i1538" type="#_x0000_t75" style="width:69.5pt;height:11pt" o:ole="">
+          <v:shape id="_x0000_i1154" type="#_x0000_t75" style="width:69.25pt;height:11.1pt" o:ole="">
             <v:imagedata r:id="rId222" o:title=""/>
           </v:shape>
-          <o:OLEObject Type="Embed" ProgID="VisualTeX.Formula.1" ShapeID="_x0000_i1538" DrawAspect="Content" ObjectID="_1847824561" r:id="rId223">
+          <o:OLEObject Type="Embed" ProgID="VisualTeX.Formula.1" ShapeID="_x0000_i1154" DrawAspect="Content" ObjectID="_1848578527" r:id="rId223">
             <o:FieldCodes>\s</o:FieldCodes>
           </o:OLEObject>
         </w:object>
@@ -10155,10 +10236,10 @@
           <w:position w:val="-6"/>
         </w:rPr>
         <w:object w:dxaOrig="1856" w:dyaOrig="171" w14:anchorId="422E6D8D">
-          <v:shape id="_x0000_i1533" type="#_x0000_t75" style="width:140pt;height:13.5pt" o:ole="">
+          <v:shape id="_x0000_i1155" type="#_x0000_t75" style="width:140.1pt;height:13.3pt" o:ole="">
             <v:imagedata r:id="rId224" o:title=""/>
           </v:shape>
-          <o:OLEObject Type="Embed" ProgID="VisualTeX.Formula.1" ShapeID="_x0000_i1533" DrawAspect="Content" ObjectID="_1847824562" r:id="rId225">
+          <o:OLEObject Type="Embed" ProgID="VisualTeX.Formula.1" ShapeID="_x0000_i1155" DrawAspect="Content" ObjectID="_1848578528" r:id="rId225">
             <o:FieldCodes>\s</o:FieldCodes>
           </o:OLEObject>
         </w:object>
@@ -10203,21 +10284,12 @@
     <w:p>
       <w:pPr>
         <w:ind w:firstLine="0"/>
-        <w:rPr>
-          <w:rFonts w:hint="eastAsia"/>
-        </w:rPr>
-      </w:pPr>
-      <w:r>
-        <w:rPr>
-          <w:rFonts w:hint="eastAsia"/>
-        </w:rPr>
-        <w:t>3</w:t>
-      </w:r>
-      <w:r>
-        <w:rPr>
-          <w:rFonts w:hint="eastAsia"/>
-        </w:rPr>
-        <w:t xml:space="preserve">. </w:t>
+      </w:pPr>
+      <w:r>
+        <w:rPr>
+          <w:rFonts w:hint="eastAsia"/>
+        </w:rPr>
+        <w:t xml:space="preserve">3. </w:t>
       </w:r>
       <w:r>
         <w:rPr>
@@ -10236,10 +10308,10 @@
           <w:position w:val="-6"/>
         </w:rPr>
         <w:object w:dxaOrig="2296" w:dyaOrig="171" w14:anchorId="7B3ECF3A">
-          <v:shape id="_x0000_i1528" type="#_x0000_t75" style="width:173pt;height:13.5pt" o:ole="">
+          <v:shape id="_x0000_i1156" type="#_x0000_t75" style="width:172.8pt;height:13.3pt" o:ole="">
             <v:imagedata r:id="rId226" o:title=""/>
           </v:shape>
-          <o:OLEObject Type="Embed" ProgID="VisualTeX.Formula.1" ShapeID="_x0000_i1528" DrawAspect="Content" ObjectID="_1847824563" r:id="rId227">
+          <o:OLEObject Type="Embed" ProgID="VisualTeX.Formula.1" ShapeID="_x0000_i1156" DrawAspect="Content" ObjectID="_1848578529" r:id="rId227">
             <o:FieldCodes>\s</o:FieldCodes>
           </o:OLEObject>
         </w:object>
@@ -10570,10 +10642,10 @@
       </w:r>
       <w:r>
         <w:object w:dxaOrig="95" w:dyaOrig="82" w14:anchorId="3D74D748">
-          <v:shape id="_x0000_i1156" type="#_x0000_t75" style="width:8pt;height:7pt" o:ole="">
+          <v:shape id="_x0000_i1157" type="#_x0000_t75" style="width:7.75pt;height:7.2pt" o:ole="">
             <v:imagedata r:id="rId34" o:title=""/>
           </v:shape>
-          <o:OLEObject Type="Embed" ProgID="VisualTeX.Formula.1" ShapeID="_x0000_i1156" DrawAspect="Content" ObjectID="_1847824564" r:id="rId228">
+          <o:OLEObject Type="Embed" ProgID="VisualTeX.Formula.1" ShapeID="_x0000_i1157" DrawAspect="Content" ObjectID="_1848578530" r:id="rId228">
             <o:FieldCodes>\s</o:FieldCodes>
           </o:OLEObject>
         </w:object>
@@ -10609,10 +10681,10 @@
           <w:position w:val="-6"/>
         </w:rPr>
         <w:object w:dxaOrig="343" w:dyaOrig="170" w14:anchorId="16E321BC">
-          <v:shape id="_x0000_i1157" type="#_x0000_t75" style="width:27pt;height:13.5pt" o:ole="">
+          <v:shape id="_x0000_i1158" type="#_x0000_t75" style="width:27.15pt;height:13.3pt" o:ole="">
             <v:imagedata r:id="rId229" o:title=""/>
           </v:shape>
-          <o:OLEObject Type="Embed" ProgID="VisualTeX.Formula.1" ShapeID="_x0000_i1157" DrawAspect="Content" ObjectID="_1847824565" r:id="rId230">
+          <o:OLEObject Type="Embed" ProgID="VisualTeX.Formula.1" ShapeID="_x0000_i1158" DrawAspect="Content" ObjectID="_1848578531" r:id="rId230">
             <o:FieldCodes>\s</o:FieldCodes>
           </o:OLEObject>
         </w:object>
@@ -10730,10 +10802,10 @@
           <w:position w:val="-6"/>
         </w:rPr>
         <w:object w:dxaOrig="343" w:dyaOrig="170" w14:anchorId="158F8EA8">
-          <v:shape id="_x0000_i1158" type="#_x0000_t75" style="width:27pt;height:13.5pt" o:ole="">
+          <v:shape id="_x0000_i1159" type="#_x0000_t75" style="width:27.15pt;height:13.3pt" o:ole="">
             <v:imagedata r:id="rId229" o:title=""/>
           </v:shape>
-          <o:OLEObject Type="Embed" ProgID="VisualTeX.Formula.1" ShapeID="_x0000_i1158" DrawAspect="Content" ObjectID="_1847824566" r:id="rId231">
+          <o:OLEObject Type="Embed" ProgID="VisualTeX.Formula.1" ShapeID="_x0000_i1159" DrawAspect="Content" ObjectID="_1848578532" r:id="rId231">
             <o:FieldCodes>\s</o:FieldCodes>
           </o:OLEObject>
         </w:object>
@@ -10842,10 +10914,10 @@
           <w:position w:val="-2"/>
         </w:rPr>
         <w:object w:dxaOrig="508" w:dyaOrig="129" w14:anchorId="0A5FFD0E">
-          <v:shape id="_x0000_i1159" type="#_x0000_t75" style="width:39pt;height:10.5pt" o:ole="">
+          <v:shape id="_x0000_i1160" type="#_x0000_t75" style="width:38.75pt;height:10.5pt" o:ole="">
             <v:imagedata r:id="rId232" o:title=""/>
           </v:shape>
-          <o:OLEObject Type="Embed" ProgID="VisualTeX.Formula.1" ShapeID="_x0000_i1159" DrawAspect="Content" ObjectID="_1847824567" r:id="rId233">
+          <o:OLEObject Type="Embed" ProgID="VisualTeX.Formula.1" ShapeID="_x0000_i1160" DrawAspect="Content" ObjectID="_1848578533" r:id="rId233">
             <o:FieldCodes>\s</o:FieldCodes>
           </o:OLEObject>
         </w:object>
@@ -10969,10 +11041,10 @@
           <w:position w:val="-2"/>
         </w:rPr>
         <w:object w:dxaOrig="509" w:dyaOrig="130" w14:anchorId="7EA8F323">
-          <v:shape id="_x0000_i1160" type="#_x0000_t75" style="width:39pt;height:10.5pt" o:ole="">
+          <v:shape id="_x0000_i1161" type="#_x0000_t75" style="width:38.75pt;height:10.5pt" o:ole="">
             <v:imagedata r:id="rId234" o:title=""/>
           </v:shape>
-          <o:OLEObject Type="Embed" ProgID="VisualTeX.Formula.1" ShapeID="_x0000_i1160" DrawAspect="Content" ObjectID="_1847824568" r:id="rId235">
+          <o:OLEObject Type="Embed" ProgID="VisualTeX.Formula.1" ShapeID="_x0000_i1161" DrawAspect="Content" ObjectID="_1848578534" r:id="rId235">
             <o:FieldCodes>\s</o:FieldCodes>
           </o:OLEObject>
         </w:object>
@@ -11019,10 +11091,10 @@
           <w:position w:val="-2"/>
         </w:rPr>
         <w:object w:dxaOrig="508" w:dyaOrig="129" w14:anchorId="4ECC8D1B">
-          <v:shape id="_x0000_i1161" type="#_x0000_t75" style="width:39pt;height:10.5pt" o:ole="">
+          <v:shape id="_x0000_i1162" type="#_x0000_t75" style="width:38.75pt;height:10.5pt" o:ole="">
             <v:imagedata r:id="rId236" o:title=""/>
           </v:shape>
-          <o:OLEObject Type="Embed" ProgID="VisualTeX.Formula.1" ShapeID="_x0000_i1161" DrawAspect="Content" ObjectID="_1847824569" r:id="rId237">
+          <o:OLEObject Type="Embed" ProgID="VisualTeX.Formula.1" ShapeID="_x0000_i1162" DrawAspect="Content" ObjectID="_1848578535" r:id="rId237">
             <o:FieldCodes>\s</o:FieldCodes>
           </o:OLEObject>
         </w:object>
@@ -11054,10 +11126,10 @@
           <w:color w:val="A5A5A5" w:themeColor="accent3"/>
         </w:rPr>
         <w:object w:dxaOrig="90" w:dyaOrig="120" w14:anchorId="7171FE03">
-          <v:shape id="_x0000_i1162" type="#_x0000_t75" style="width:7pt;height:10pt" o:ole="">
+          <v:shape id="_x0000_i1163" type="#_x0000_t75" style="width:7.2pt;height:9.95pt" o:ole="">
             <v:imagedata r:id="rId238" o:title=""/>
           </v:shape>
-          <o:OLEObject Type="Embed" ProgID="VisualTeX.Formula.1" ShapeID="_x0000_i1162" DrawAspect="Content" ObjectID="_1847824570" r:id="rId239">
+          <o:OLEObject Type="Embed" ProgID="VisualTeX.Formula.1" ShapeID="_x0000_i1163" DrawAspect="Content" ObjectID="_1848578536" r:id="rId239">
             <o:FieldCodes>\s</o:FieldCodes>
           </o:OLEObject>
         </w:object>
@@ -11089,10 +11161,10 @@
           <w:position w:val="-2"/>
         </w:rPr>
         <w:object w:dxaOrig="508" w:dyaOrig="129" w14:anchorId="20683350">
-          <v:shape id="_x0000_i1163" type="#_x0000_t75" style="width:39pt;height:10.5pt" o:ole="">
+          <v:shape id="_x0000_i1164" type="#_x0000_t75" style="width:38.75pt;height:10.5pt" o:ole="">
             <v:imagedata r:id="rId236" o:title=""/>
           </v:shape>
-          <o:OLEObject Type="Embed" ProgID="VisualTeX.Formula.1" ShapeID="_x0000_i1163" DrawAspect="Content" ObjectID="_1847824571" r:id="rId240">
+          <o:OLEObject Type="Embed" ProgID="VisualTeX.Formula.1" ShapeID="_x0000_i1164" DrawAspect="Content" ObjectID="_1848578537" r:id="rId240">
             <o:FieldCodes>\s</o:FieldCodes>
           </o:OLEObject>
         </w:object>
@@ -11140,10 +11212,10 @@
       </w:r>
       <w:r>
         <w:object w:dxaOrig="95" w:dyaOrig="82" w14:anchorId="1A63A369">
-          <v:shape id="_x0000_i1164" type="#_x0000_t75" style="width:8pt;height:7pt" o:ole="">
+          <v:shape id="_x0000_i1165" type="#_x0000_t75" style="width:7.75pt;height:7.2pt" o:ole="">
             <v:imagedata r:id="rId34" o:title=""/>
           </v:shape>
-          <o:OLEObject Type="Embed" ProgID="VisualTeX.Formula.1" ShapeID="_x0000_i1164" DrawAspect="Content" ObjectID="_1847824572" r:id="rId241">
+          <o:OLEObject Type="Embed" ProgID="VisualTeX.Formula.1" ShapeID="_x0000_i1165" DrawAspect="Content" ObjectID="_1848578538" r:id="rId241">
             <o:FieldCodes>\s</o:FieldCodes>
           </o:OLEObject>
         </w:object>
@@ -11156,10 +11228,10 @@
       </w:r>
       <w:r>
         <w:object w:dxaOrig="78" w:dyaOrig="123" w14:anchorId="7C26BFB5">
-          <v:shape id="_x0000_i1165" type="#_x0000_t75" style="width:6.5pt;height:10pt" o:ole="">
+          <v:shape id="_x0000_i1166" type="#_x0000_t75" style="width:6.65pt;height:9.95pt" o:ole="">
             <v:imagedata r:id="rId27" o:title=""/>
           </v:shape>
-          <o:OLEObject Type="Embed" ProgID="VisualTeX.Formula.1" ShapeID="_x0000_i1165" DrawAspect="Content" ObjectID="_1847824573" r:id="rId242">
+          <o:OLEObject Type="Embed" ProgID="VisualTeX.Formula.1" ShapeID="_x0000_i1166" DrawAspect="Content" ObjectID="_1848578539" r:id="rId242">
             <o:FieldCodes>\s</o:FieldCodes>
           </o:OLEObject>
         </w:object>
@@ -11231,10 +11303,10 @@
           <w:position w:val="-6"/>
         </w:rPr>
         <w:object w:dxaOrig="875" w:dyaOrig="171" w14:anchorId="2ABBFF2F">
-          <v:shape id="_x0000_i1166" type="#_x0000_t75" style="width:66.5pt;height:13.5pt" o:ole="">
+          <v:shape id="_x0000_i1167" type="#_x0000_t75" style="width:66.45pt;height:13.3pt" o:ole="">
             <v:imagedata r:id="rId243" o:title=""/>
           </v:shape>
-          <o:OLEObject Type="Embed" ProgID="VisualTeX.Formula.1" ShapeID="_x0000_i1166" DrawAspect="Content" ObjectID="_1847824574" r:id="rId244">
+          <o:OLEObject Type="Embed" ProgID="VisualTeX.Formula.1" ShapeID="_x0000_i1167" DrawAspect="Content" ObjectID="_1848578540" r:id="rId244">
             <o:FieldCodes>\s</o:FieldCodes>
           </o:OLEObject>
         </w:object>
@@ -11329,10 +11401,10 @@
           <w:position w:val="-2"/>
         </w:rPr>
         <w:object w:dxaOrig="378" w:dyaOrig="134" w14:anchorId="5E95FA6E">
-          <v:shape id="_x0000_i1167" type="#_x0000_t75" style="width:29pt;height:10.5pt" o:ole="">
+          <v:shape id="_x0000_i1168" type="#_x0000_t75" style="width:28.8pt;height:10.5pt" o:ole="">
             <v:imagedata r:id="rId66" o:title=""/>
           </v:shape>
-          <o:OLEObject Type="Embed" ProgID="VisualTeX.Formula.1" ShapeID="_x0000_i1167" DrawAspect="Content" ObjectID="_1847824575" r:id="rId245">
+          <o:OLEObject Type="Embed" ProgID="VisualTeX.Formula.1" ShapeID="_x0000_i1168" DrawAspect="Content" ObjectID="_1848578541" r:id="rId245">
             <o:FieldCodes>\s</o:FieldCodes>
           </o:OLEObject>
         </w:object>
@@ -11393,10 +11465,10 @@
           <w:color w:val="A5A5A5" w:themeColor="accent3"/>
         </w:rPr>
         <w:object w:dxaOrig="214" w:dyaOrig="129" w14:anchorId="601962BE">
-          <v:shape id="_x0000_i1168" type="#_x0000_t75" style="width:17pt;height:10.5pt" o:ole="">
+          <v:shape id="_x0000_i1169" type="#_x0000_t75" style="width:17.15pt;height:10.5pt" o:ole="">
             <v:imagedata r:id="rId246" o:title=""/>
           </v:shape>
-          <o:OLEObject Type="Embed" ProgID="VisualTeX.Formula.1" ShapeID="_x0000_i1168" DrawAspect="Content" ObjectID="_1847824576" r:id="rId247">
+          <o:OLEObject Type="Embed" ProgID="VisualTeX.Formula.1" ShapeID="_x0000_i1169" DrawAspect="Content" ObjectID="_1848578542" r:id="rId247">
             <o:FieldCodes>\s</o:FieldCodes>
           </o:OLEObject>
         </w:object>
@@ -11427,10 +11499,10 @@
           <w:color w:val="A5A5A5" w:themeColor="accent3"/>
         </w:rPr>
         <w:object w:dxaOrig="214" w:dyaOrig="129" w14:anchorId="789D06C2">
-          <v:shape id="_x0000_i1169" type="#_x0000_t75" style="width:17pt;height:10.5pt" o:ole="">
+          <v:shape id="_x0000_i1170" type="#_x0000_t75" style="width:17.15pt;height:10.5pt" o:ole="">
             <v:imagedata r:id="rId248" o:title=""/>
           </v:shape>
-          <o:OLEObject Type="Embed" ProgID="VisualTeX.Formula.1" ShapeID="_x0000_i1169" DrawAspect="Content" ObjectID="_1847824577" r:id="rId249">
+          <o:OLEObject Type="Embed" ProgID="VisualTeX.Formula.1" ShapeID="_x0000_i1170" DrawAspect="Content" ObjectID="_1848578543" r:id="rId249">
             <o:FieldCodes>\s</o:FieldCodes>
           </o:OLEObject>
         </w:object>
@@ -11482,10 +11554,10 @@
       </w:r>
       <w:r>
         <w:object w:dxaOrig="126" w:dyaOrig="123" w14:anchorId="25837F4F">
-          <v:shape id="_x0000_i1170" type="#_x0000_t75" style="width:10pt;height:10pt" o:ole="">
+          <v:shape id="_x0000_i1171" type="#_x0000_t75" style="width:9.95pt;height:9.95pt" o:ole="">
             <v:imagedata r:id="rId93" o:title=""/>
           </v:shape>
-          <o:OLEObject Type="Embed" ProgID="VisualTeX.Formula.1" ShapeID="_x0000_i1170" DrawAspect="Content" ObjectID="_1847824578" r:id="rId250">
+          <o:OLEObject Type="Embed" ProgID="VisualTeX.Formula.1" ShapeID="_x0000_i1171" DrawAspect="Content" ObjectID="_1848578544" r:id="rId250">
             <o:FieldCodes>\s</o:FieldCodes>
           </o:OLEObject>
         </w:object>
@@ -11510,10 +11582,10 @@
       </w:r>
       <w:r>
         <w:object w:dxaOrig="117" w:dyaOrig="119" w14:anchorId="4460AEF8">
-          <v:shape id="_x0000_i1171" type="#_x0000_t75" style="width:9.5pt;height:9.5pt" o:ole="">
+          <v:shape id="_x0000_i1172" type="#_x0000_t75" style="width:9.4pt;height:9.4pt" o:ole="">
             <v:imagedata r:id="rId251" o:title=""/>
           </v:shape>
-          <o:OLEObject Type="Embed" ProgID="VisualTeX.Formula.1" ShapeID="_x0000_i1171" DrawAspect="Content" ObjectID="_1847824579" r:id="rId252">
+          <o:OLEObject Type="Embed" ProgID="VisualTeX.Formula.1" ShapeID="_x0000_i1172" DrawAspect="Content" ObjectID="_1848578545" r:id="rId252">
             <o:FieldCodes>\s</o:FieldCodes>
           </o:OLEObject>
         </w:object>
@@ -11542,10 +11614,10 @@
       </w:r>
       <w:r>
         <w:object w:dxaOrig="214" w:dyaOrig="129" w14:anchorId="25CA7CAF">
-          <v:shape id="_x0000_i1172" type="#_x0000_t75" style="width:17pt;height:10.5pt" o:ole="">
+          <v:shape id="_x0000_i1173" type="#_x0000_t75" style="width:17.15pt;height:10.5pt" o:ole="">
             <v:imagedata r:id="rId246" o:title=""/>
           </v:shape>
-          <o:OLEObject Type="Embed" ProgID="VisualTeX.Formula.1" ShapeID="_x0000_i1172" DrawAspect="Content" ObjectID="_1847824580" r:id="rId253">
+          <o:OLEObject Type="Embed" ProgID="VisualTeX.Formula.1" ShapeID="_x0000_i1173" DrawAspect="Content" ObjectID="_1848578546" r:id="rId253">
             <o:FieldCodes>\s</o:FieldCodes>
           </o:OLEObject>
         </w:object>
@@ -11561,10 +11633,10 @@
       </w:r>
       <w:r>
         <w:object w:dxaOrig="214" w:dyaOrig="129" w14:anchorId="17F9D309">
-          <v:shape id="_x0000_i1173" type="#_x0000_t75" style="width:17pt;height:10.5pt" o:ole="">
+          <v:shape id="_x0000_i1174" type="#_x0000_t75" style="width:17.15pt;height:10.5pt" o:ole="">
             <v:imagedata r:id="rId248" o:title=""/>
           </v:shape>
-          <o:OLEObject Type="Embed" ProgID="VisualTeX.Formula.1" ShapeID="_x0000_i1173" DrawAspect="Content" ObjectID="_1847824581" r:id="rId254">
+          <o:OLEObject Type="Embed" ProgID="VisualTeX.Formula.1" ShapeID="_x0000_i1174" DrawAspect="Content" ObjectID="_1848578547" r:id="rId254">
             <o:FieldCodes>\s</o:FieldCodes>
           </o:OLEObject>
         </w:object>
@@ -11646,10 +11718,10 @@
           <w:position w:val="-2"/>
         </w:rPr>
         <w:object w:dxaOrig="214" w:dyaOrig="129" w14:anchorId="3740A006">
-          <v:shape id="_x0000_i1174" type="#_x0000_t75" style="width:17pt;height:10.5pt" o:ole="">
+          <v:shape id="_x0000_i1175" type="#_x0000_t75" style="width:17.15pt;height:10.5pt" o:ole="">
             <v:imagedata r:id="rId246" o:title=""/>
           </v:shape>
-          <o:OLEObject Type="Embed" ProgID="VisualTeX.Formula.1" ShapeID="_x0000_i1174" DrawAspect="Content" ObjectID="_1847824582" r:id="rId255">
+          <o:OLEObject Type="Embed" ProgID="VisualTeX.Formula.1" ShapeID="_x0000_i1175" DrawAspect="Content" ObjectID="_1848578548" r:id="rId255">
             <o:FieldCodes>\s</o:FieldCodes>
           </o:OLEObject>
         </w:object>
@@ -11668,10 +11740,10 @@
       </w:r>
       <w:r>
         <w:object w:dxaOrig="251" w:dyaOrig="121" w14:anchorId="488BF4C4">
-          <v:shape id="_x0000_i1175" type="#_x0000_t75" style="width:19pt;height:10pt" o:ole="">
+          <v:shape id="_x0000_i1176" type="#_x0000_t75" style="width:18.85pt;height:9.95pt" o:ole="">
             <v:imagedata r:id="rId256" o:title=""/>
           </v:shape>
-          <o:OLEObject Type="Embed" ProgID="VisualTeX.Formula.1" ShapeID="_x0000_i1175" DrawAspect="Content" ObjectID="_1847824583" r:id="rId257">
+          <o:OLEObject Type="Embed" ProgID="VisualTeX.Formula.1" ShapeID="_x0000_i1176" DrawAspect="Content" ObjectID="_1848578549" r:id="rId257">
             <o:FieldCodes>\s</o:FieldCodes>
           </o:OLEObject>
         </w:object>
@@ -11703,10 +11775,10 @@
           <w:position w:val="-2"/>
         </w:rPr>
         <w:object w:dxaOrig="375" w:dyaOrig="129" w14:anchorId="06D84FFB">
-          <v:shape id="_x0000_i1176" type="#_x0000_t75" style="width:29pt;height:10.5pt" o:ole="">
+          <v:shape id="_x0000_i1177" type="#_x0000_t75" style="width:28.8pt;height:10.5pt" o:ole="">
             <v:imagedata r:id="rId258" o:title=""/>
           </v:shape>
-          <o:OLEObject Type="Embed" ProgID="VisualTeX.Formula.1" ShapeID="_x0000_i1176" DrawAspect="Content" ObjectID="_1847824584" r:id="rId259">
+          <o:OLEObject Type="Embed" ProgID="VisualTeX.Formula.1" ShapeID="_x0000_i1177" DrawAspect="Content" ObjectID="_1848578550" r:id="rId259">
             <o:FieldCodes>\s</o:FieldCodes>
           </o:OLEObject>
         </w:object>
@@ -11738,10 +11810,10 @@
       </w:r>
       <w:r>
         <w:object w:dxaOrig="250" w:dyaOrig="122" w14:anchorId="2617340F">
-          <v:shape id="_x0000_i1177" type="#_x0000_t75" style="width:19pt;height:10pt" o:ole="">
+          <v:shape id="_x0000_i1178" type="#_x0000_t75" style="width:18.85pt;height:9.95pt" o:ole="">
             <v:imagedata r:id="rId260" o:title=""/>
           </v:shape>
-          <o:OLEObject Type="Embed" ProgID="VisualTeX.Formula.1" ShapeID="_x0000_i1177" DrawAspect="Content" ObjectID="_1847824585" r:id="rId261">
+          <o:OLEObject Type="Embed" ProgID="VisualTeX.Formula.1" ShapeID="_x0000_i1178" DrawAspect="Content" ObjectID="_1848578551" r:id="rId261">
             <o:FieldCodes>\s</o:FieldCodes>
           </o:OLEObject>
         </w:object>
@@ -11859,10 +11931,10 @@
           <w:color w:val="A5A5A5" w:themeColor="accent3"/>
         </w:rPr>
         <w:object w:dxaOrig="383" w:dyaOrig="120" w14:anchorId="36807749">
-          <v:shape id="_x0000_i1178" type="#_x0000_t75" style="width:28pt;height:10pt" o:ole="">
+          <v:shape id="_x0000_i1179" type="#_x0000_t75" style="width:28.25pt;height:9.95pt" o:ole="">
             <v:imagedata r:id="rId262" o:title=""/>
           </v:shape>
-          <o:OLEObject Type="Embed" ProgID="VisualTeX.Formula.1" ShapeID="_x0000_i1178" DrawAspect="Content" ObjectID="_1847824586" r:id="rId263">
+          <o:OLEObject Type="Embed" ProgID="VisualTeX.Formula.1" ShapeID="_x0000_i1179" DrawAspect="Content" ObjectID="_1848578552" r:id="rId263">
             <o:FieldCodes>\s</o:FieldCodes>
           </o:OLEObject>
         </w:object>
@@ -11915,10 +11987,10 @@
           <w:position w:val="-6"/>
         </w:rPr>
         <w:object w:dxaOrig="1445" w:dyaOrig="177" w14:anchorId="7A30B8CE">
-          <v:shape id="_x0000_i1179" type="#_x0000_t75" style="width:110pt;height:14.5pt" o:ole="">
+          <v:shape id="_x0000_i1180" type="#_x0000_t75" style="width:110.2pt;height:14.4pt" o:ole="">
             <v:imagedata r:id="rId264" o:title=""/>
           </v:shape>
-          <o:OLEObject Type="Embed" ProgID="VisualTeX.Formula.1" ShapeID="_x0000_i1179" DrawAspect="Content" ObjectID="_1847824587" r:id="rId265">
+          <o:OLEObject Type="Embed" ProgID="VisualTeX.Formula.1" ShapeID="_x0000_i1180" DrawAspect="Content" ObjectID="_1848578553" r:id="rId265">
             <o:FieldCodes>\s</o:FieldCodes>
           </o:OLEObject>
         </w:object>
@@ -11972,10 +12044,10 @@
           <w:position w:val="-6"/>
         </w:rPr>
         <w:object w:dxaOrig="1366" w:dyaOrig="183" w14:anchorId="3AE3DC85">
-          <v:shape id="_x0000_i1180" type="#_x0000_t75" style="width:106.5pt;height:15pt" o:ole="">
+          <v:shape id="_x0000_i1181" type="#_x0000_t75" style="width:106.35pt;height:14.95pt" o:ole="">
             <v:imagedata r:id="rId266" o:title=""/>
           </v:shape>
-          <o:OLEObject Type="Embed" ProgID="VisualTeX.Formula.1" ShapeID="_x0000_i1180" DrawAspect="Content" ObjectID="_1847824588" r:id="rId267">
+          <o:OLEObject Type="Embed" ProgID="VisualTeX.Formula.1" ShapeID="_x0000_i1181" DrawAspect="Content" ObjectID="_1848578554" r:id="rId267">
             <o:FieldCodes>\s</o:FieldCodes>
           </o:OLEObject>
         </w:object>
@@ -12103,10 +12175,10 @@
           <w:position w:val="-2"/>
         </w:rPr>
         <w:object w:dxaOrig="653" w:dyaOrig="134" w14:anchorId="0AA01427">
-          <v:shape id="_x0000_i1181" type="#_x0000_t75" style="width:49.5pt;height:11pt" o:ole="">
+          <v:shape id="_x0000_i1182" type="#_x0000_t75" style="width:49.3pt;height:11.1pt" o:ole="">
             <v:imagedata r:id="rId268" o:title=""/>
           </v:shape>
-          <o:OLEObject Type="Embed" ProgID="VisualTeX.Formula.1" ShapeID="_x0000_i1181" DrawAspect="Content" ObjectID="_1847824589" r:id="rId269">
+          <o:OLEObject Type="Embed" ProgID="VisualTeX.Formula.1" ShapeID="_x0000_i1182" DrawAspect="Content" ObjectID="_1848578555" r:id="rId269">
             <o:FieldCodes>\s</o:FieldCodes>
           </o:OLEObject>
         </w:object>
@@ -12145,10 +12217,10 @@
       </w:r>
       <w:r>
         <w:object w:dxaOrig="95" w:dyaOrig="82" w14:anchorId="7308B8B7">
-          <v:shape id="_x0000_i1182" type="#_x0000_t75" style="width:8pt;height:7pt" o:ole="">
+          <v:shape id="_x0000_i1183" type="#_x0000_t75" style="width:7.75pt;height:7.2pt" o:ole="">
             <v:imagedata r:id="rId34" o:title=""/>
           </v:shape>
-          <o:OLEObject Type="Embed" ProgID="VisualTeX.Formula.1" ShapeID="_x0000_i1182" DrawAspect="Content" ObjectID="_1847824590" r:id="rId270">
+          <o:OLEObject Type="Embed" ProgID="VisualTeX.Formula.1" ShapeID="_x0000_i1183" DrawAspect="Content" ObjectID="_1848578556" r:id="rId270">
             <o:FieldCodes>\s</o:FieldCodes>
           </o:OLEObject>
         </w:object>
@@ -12161,10 +12233,10 @@
       </w:r>
       <w:r>
         <w:object w:dxaOrig="78" w:dyaOrig="123" w14:anchorId="30A33819">
-          <v:shape id="_x0000_i1183" type="#_x0000_t75" style="width:6.5pt;height:10pt" o:ole="">
+          <v:shape id="_x0000_i1184" type="#_x0000_t75" style="width:6.65pt;height:9.95pt" o:ole="">
             <v:imagedata r:id="rId27" o:title=""/>
           </v:shape>
-          <o:OLEObject Type="Embed" ProgID="VisualTeX.Formula.1" ShapeID="_x0000_i1183" DrawAspect="Content" ObjectID="_1847824591" r:id="rId271">
+          <o:OLEObject Type="Embed" ProgID="VisualTeX.Formula.1" ShapeID="_x0000_i1184" DrawAspect="Content" ObjectID="_1848578557" r:id="rId271">
             <o:FieldCodes>\s</o:FieldCodes>
           </o:OLEObject>
         </w:object>
@@ -12620,10 +12692,10 @@
       </w:pPr>
       <w:r>
         <w:object w:dxaOrig="669" w:dyaOrig="130" w14:anchorId="61D72464">
-          <v:shape id="_x0000_i1184" type="#_x0000_t75" style="width:51pt;height:10.5pt" o:ole="">
+          <v:shape id="_x0000_i1185" type="#_x0000_t75" style="width:50.95pt;height:10.5pt" o:ole="">
             <v:imagedata r:id="rId117" o:title=""/>
           </v:shape>
-          <o:OLEObject Type="Embed" ProgID="VisualTeX.Formula.1" ShapeID="_x0000_i1184" DrawAspect="Content" ObjectID="_1847824592" r:id="rId272">
+          <o:OLEObject Type="Embed" ProgID="VisualTeX.Formula.1" ShapeID="_x0000_i1185" DrawAspect="Content" ObjectID="_1848578558" r:id="rId272">
             <o:FieldCodes>\s</o:FieldCodes>
           </o:OLEObject>
         </w:object>
@@ -12650,10 +12722,10 @@
       </w:pPr>
       <w:r>
         <w:object w:dxaOrig="1700" w:dyaOrig="171" w14:anchorId="7DC006B5">
-          <v:shape id="_x0000_i1185" type="#_x0000_t75" style="width:130.5pt;height:13.5pt" o:ole="">
+          <v:shape id="_x0000_i1186" type="#_x0000_t75" style="width:130.7pt;height:13.3pt" o:ole="">
             <v:imagedata r:id="rId190" o:title=""/>
           </v:shape>
-          <o:OLEObject Type="Embed" ProgID="VisualTeX.Formula.1" ShapeID="_x0000_i1185" DrawAspect="Content" ObjectID="_1847824593" r:id="rId273">
+          <o:OLEObject Type="Embed" ProgID="VisualTeX.Formula.1" ShapeID="_x0000_i1186" DrawAspect="Content" ObjectID="_1848578559" r:id="rId273">
             <o:FieldCodes>\s</o:FieldCodes>
           </o:OLEObject>
         </w:object>
@@ -12705,10 +12777,10 @@
       </w:pPr>
       <w:r>
         <w:object w:dxaOrig="922" w:dyaOrig="134" w14:anchorId="14CF0B9E">
-          <v:shape id="_x0000_i1186" type="#_x0000_t75" style="width:70pt;height:11pt" o:ole="">
+          <v:shape id="_x0000_i1187" type="#_x0000_t75" style="width:69.8pt;height:11.1pt" o:ole="">
             <v:imagedata r:id="rId184" o:title=""/>
           </v:shape>
-          <o:OLEObject Type="Embed" ProgID="VisualTeX.Formula.1" ShapeID="_x0000_i1186" DrawAspect="Content" ObjectID="_1847824594" r:id="rId274">
+          <o:OLEObject Type="Embed" ProgID="VisualTeX.Formula.1" ShapeID="_x0000_i1187" DrawAspect="Content" ObjectID="_1848578560" r:id="rId274">
             <o:FieldCodes>\s</o:FieldCodes>
           </o:OLEObject>
         </w:object>
@@ -12753,10 +12825,10 @@
       </w:r>
       <w:r>
         <w:object w:dxaOrig="95" w:dyaOrig="82" w14:anchorId="317D9A15">
-          <v:shape id="_x0000_i1187" type="#_x0000_t75" style="width:8pt;height:7pt" o:ole="">
+          <v:shape id="_x0000_i1188" type="#_x0000_t75" style="width:7.75pt;height:7.2pt" o:ole="">
             <v:imagedata r:id="rId34" o:title=""/>
           </v:shape>
-          <o:OLEObject Type="Embed" ProgID="VisualTeX.Formula.1" ShapeID="_x0000_i1187" DrawAspect="Content" ObjectID="_1847824595" r:id="rId275">
+          <o:OLEObject Type="Embed" ProgID="VisualTeX.Formula.1" ShapeID="_x0000_i1188" DrawAspect="Content" ObjectID="_1848578561" r:id="rId275">
             <o:FieldCodes>\s</o:FieldCodes>
           </o:OLEObject>
         </w:object>
@@ -12775,10 +12847,10 @@
           <w:position w:val="-6"/>
         </w:rPr>
         <w:object w:dxaOrig="924" w:dyaOrig="171" w14:anchorId="6F733C15">
-          <v:shape id="_x0000_i1188" type="#_x0000_t75" style="width:71pt;height:13.5pt" o:ole="">
+          <v:shape id="_x0000_i1189" type="#_x0000_t75" style="width:70.9pt;height:13.3pt" o:ole="">
             <v:imagedata r:id="rId276" o:title=""/>
           </v:shape>
-          <o:OLEObject Type="Embed" ProgID="VisualTeX.Formula.1" ShapeID="_x0000_i1188" DrawAspect="Content" ObjectID="_1847824596" r:id="rId277">
+          <o:OLEObject Type="Embed" ProgID="VisualTeX.Formula.1" ShapeID="_x0000_i1189" DrawAspect="Content" ObjectID="_1848578562" r:id="rId277">
             <o:FieldCodes>\s</o:FieldCodes>
           </o:OLEObject>
         </w:object>
@@ -12862,10 +12934,10 @@
           <w:position w:val="-6"/>
         </w:rPr>
         <w:object w:dxaOrig="908" w:dyaOrig="171" w14:anchorId="36E813F2">
-          <v:shape id="_x0000_i1189" type="#_x0000_t75" style="width:69pt;height:13.5pt" o:ole="">
+          <v:shape id="_x0000_i1190" type="#_x0000_t75" style="width:69.25pt;height:13.3pt" o:ole="">
             <v:imagedata r:id="rId278" o:title=""/>
           </v:shape>
-          <o:OLEObject Type="Embed" ProgID="VisualTeX.Formula.1" ShapeID="_x0000_i1189" DrawAspect="Content" ObjectID="_1847824597" r:id="rId279">
+          <o:OLEObject Type="Embed" ProgID="VisualTeX.Formula.1" ShapeID="_x0000_i1190" DrawAspect="Content" ObjectID="_1848578563" r:id="rId279">
             <o:FieldCodes>\s</o:FieldCodes>
           </o:OLEObject>
         </w:object>
@@ -12903,10 +12975,10 @@
       </w:r>
       <w:r>
         <w:object w:dxaOrig="95" w:dyaOrig="82" w14:anchorId="43FE6FE2">
-          <v:shape id="_x0000_i1190" type="#_x0000_t75" style="width:8pt;height:7pt" o:ole="">
+          <v:shape id="_x0000_i1191" type="#_x0000_t75" style="width:7.75pt;height:7.2pt" o:ole="">
             <v:imagedata r:id="rId34" o:title=""/>
           </v:shape>
-          <o:OLEObject Type="Embed" ProgID="VisualTeX.Formula.1" ShapeID="_x0000_i1190" DrawAspect="Content" ObjectID="_1847824598" r:id="rId280">
+          <o:OLEObject Type="Embed" ProgID="VisualTeX.Formula.1" ShapeID="_x0000_i1191" DrawAspect="Content" ObjectID="_1848578564" r:id="rId280">
             <o:FieldCodes>\s</o:FieldCodes>
           </o:OLEObject>
         </w:object>
@@ -12925,10 +12997,10 @@
           <w:position w:val="-6"/>
         </w:rPr>
         <w:object w:dxaOrig="1545" w:dyaOrig="171" w14:anchorId="5100327B">
-          <v:shape id="_x0000_i1191" type="#_x0000_t75" style="width:116.5pt;height:13.5pt" o:ole="">
+          <v:shape id="_x0000_i1192" type="#_x0000_t75" style="width:116.3pt;height:13.3pt" o:ole="">
             <v:imagedata r:id="rId281" o:title=""/>
           </v:shape>
-          <o:OLEObject Type="Embed" ProgID="VisualTeX.Formula.1" ShapeID="_x0000_i1191" DrawAspect="Content" ObjectID="_1847824599" r:id="rId282">
+          <o:OLEObject Type="Embed" ProgID="VisualTeX.Formula.1" ShapeID="_x0000_i1192" DrawAspect="Content" ObjectID="_1848578565" r:id="rId282">
             <o:FieldCodes>\s</o:FieldCodes>
           </o:OLEObject>
         </w:object>
@@ -13049,10 +13121,10 @@
       </w:r>
       <w:r>
         <w:object w:dxaOrig="95" w:dyaOrig="82" w14:anchorId="39A5BDD3">
-          <v:shape id="_x0000_i1192" type="#_x0000_t75" style="width:8pt;height:7pt" o:ole="">
+          <v:shape id="_x0000_i1193" type="#_x0000_t75" style="width:7.75pt;height:7.2pt" o:ole="">
             <v:imagedata r:id="rId34" o:title=""/>
           </v:shape>
-          <o:OLEObject Type="Embed" ProgID="VisualTeX.Formula.1" ShapeID="_x0000_i1192" DrawAspect="Content" ObjectID="_1847824600" r:id="rId283">
+          <o:OLEObject Type="Embed" ProgID="VisualTeX.Formula.1" ShapeID="_x0000_i1193" DrawAspect="Content" ObjectID="_1848578566" r:id="rId283">
             <o:FieldCodes>\s</o:FieldCodes>
           </o:OLEObject>
         </w:object>
@@ -13071,10 +13143,10 @@
           <w:position w:val="-6"/>
         </w:rPr>
         <w:object w:dxaOrig="918" w:dyaOrig="171" w14:anchorId="5D4185DE">
-          <v:shape id="_x0000_i1193" type="#_x0000_t75" style="width:69.5pt;height:13.5pt" o:ole="">
+          <v:shape id="_x0000_i1194" type="#_x0000_t75" style="width:69.25pt;height:13.3pt" o:ole="">
             <v:imagedata r:id="rId284" o:title=""/>
           </v:shape>
-          <o:OLEObject Type="Embed" ProgID="VisualTeX.Formula.1" ShapeID="_x0000_i1193" DrawAspect="Content" ObjectID="_1847824601" r:id="rId285">
+          <o:OLEObject Type="Embed" ProgID="VisualTeX.Formula.1" ShapeID="_x0000_i1194" DrawAspect="Content" ObjectID="_1848578567" r:id="rId285">
             <o:FieldCodes>\s</o:FieldCodes>
           </o:OLEObject>
         </w:object>
@@ -13311,10 +13383,10 @@
       </w:r>
       <w:r>
         <w:object w:dxaOrig="95" w:dyaOrig="82" w14:anchorId="3285ED70">
-          <v:shape id="_x0000_i1194" type="#_x0000_t75" style="width:8pt;height:7pt" o:ole="">
+          <v:shape id="_x0000_i1195" type="#_x0000_t75" style="width:7.75pt;height:7.2pt" o:ole="">
             <v:imagedata r:id="rId34" o:title=""/>
           </v:shape>
-          <o:OLEObject Type="Embed" ProgID="VisualTeX.Formula.1" ShapeID="_x0000_i1194" DrawAspect="Content" ObjectID="_1847824602" r:id="rId286">
+          <o:OLEObject Type="Embed" ProgID="VisualTeX.Formula.1" ShapeID="_x0000_i1195" DrawAspect="Content" ObjectID="_1848578568" r:id="rId286">
             <o:FieldCodes>\s</o:FieldCodes>
           </o:OLEObject>
         </w:object>
@@ -13423,10 +13495,10 @@
           <w:position w:val="-6"/>
         </w:rPr>
         <w:object w:dxaOrig="918" w:dyaOrig="171" w14:anchorId="7C3B775F">
-          <v:shape id="_x0000_i1195" type="#_x0000_t75" style="width:69.5pt;height:13.5pt" o:ole="">
+          <v:shape id="_x0000_i1196" type="#_x0000_t75" style="width:69.25pt;height:13.3pt" o:ole="">
             <v:imagedata r:id="rId284" o:title=""/>
           </v:shape>
-          <o:OLEObject Type="Embed" ProgID="VisualTeX.Formula.1" ShapeID="_x0000_i1195" DrawAspect="Content" ObjectID="_1847824603" r:id="rId287">
+          <o:OLEObject Type="Embed" ProgID="VisualTeX.Formula.1" ShapeID="_x0000_i1196" DrawAspect="Content" ObjectID="_1848578569" r:id="rId287">
             <o:FieldCodes>\s</o:FieldCodes>
           </o:OLEObject>
         </w:object>
@@ -13455,10 +13527,10 @@
           <w:position w:val="-6"/>
         </w:rPr>
         <w:object w:dxaOrig="1420" w:dyaOrig="171" w14:anchorId="48087D37">
-          <v:shape id="_x0000_i1196" type="#_x0000_t75" style="width:107pt;height:13.5pt" o:ole="">
+          <v:shape id="_x0000_i1197" type="#_x0000_t75" style="width:106.9pt;height:13.3pt" o:ole="">
             <v:imagedata r:id="rId288" o:title=""/>
           </v:shape>
-          <o:OLEObject Type="Embed" ProgID="VisualTeX.Formula.1" ShapeID="_x0000_i1196" DrawAspect="Content" ObjectID="_1847824604" r:id="rId289">
+          <o:OLEObject Type="Embed" ProgID="VisualTeX.Formula.1" ShapeID="_x0000_i1197" DrawAspect="Content" ObjectID="_1848578570" r:id="rId289">
             <o:FieldCodes>\s</o:FieldCodes>
           </o:OLEObject>
         </w:object>
@@ -13503,10 +13575,10 @@
       </w:r>
       <w:r>
         <w:object w:dxaOrig="95" w:dyaOrig="82" w14:anchorId="3CB523A7">
-          <v:shape id="_x0000_i1197" type="#_x0000_t75" style="width:8pt;height:7pt" o:ole="">
+          <v:shape id="_x0000_i1198" type="#_x0000_t75" style="width:7.75pt;height:7.2pt" o:ole="">
             <v:imagedata r:id="rId34" o:title=""/>
           </v:shape>
-          <o:OLEObject Type="Embed" ProgID="VisualTeX.Formula.1" ShapeID="_x0000_i1197" DrawAspect="Content" ObjectID="_1847824605" r:id="rId290">
+          <o:OLEObject Type="Embed" ProgID="VisualTeX.Formula.1" ShapeID="_x0000_i1198" DrawAspect="Content" ObjectID="_1848578571" r:id="rId290">
             <o:FieldCodes>\s</o:FieldCodes>
           </o:OLEObject>
         </w:object>
@@ -13519,10 +13591,10 @@
       </w:r>
       <w:r>
         <w:object w:dxaOrig="78" w:dyaOrig="123" w14:anchorId="0C25A080">
-          <v:shape id="_x0000_i1198" type="#_x0000_t75" style="width:6.5pt;height:10pt" o:ole="">
+          <v:shape id="_x0000_i1199" type="#_x0000_t75" style="width:6.65pt;height:9.95pt" o:ole="">
             <v:imagedata r:id="rId27" o:title=""/>
           </v:shape>
-          <o:OLEObject Type="Embed" ProgID="VisualTeX.Formula.1" ShapeID="_x0000_i1198" DrawAspect="Content" ObjectID="_1847824606" r:id="rId291">
+          <o:OLEObject Type="Embed" ProgID="VisualTeX.Formula.1" ShapeID="_x0000_i1199" DrawAspect="Content" ObjectID="_1848578572" r:id="rId291">
             <o:FieldCodes>\s</o:FieldCodes>
           </o:OLEObject>
         </w:object>
@@ -13622,10 +13694,10 @@
       </w:pPr>
       <w:r>
         <w:object w:dxaOrig="3091" w:dyaOrig="1183" w14:anchorId="04805606">
-          <v:shape id="_x0000_i1199" type="#_x0000_t75" style="width:232.5pt;height:89.5pt" o:ole="">
+          <v:shape id="_x0000_i1200" type="#_x0000_t75" style="width:232.6pt;height:89.7pt" o:ole="">
             <v:imagedata r:id="rId292" o:title=""/>
           </v:shape>
-          <o:OLEObject Type="Embed" ProgID="VisualTeX.Formula.1" ShapeID="_x0000_i1199" DrawAspect="Content" ObjectID="_1847824607" r:id="rId293">
+          <o:OLEObject Type="Embed" ProgID="VisualTeX.Formula.1" ShapeID="_x0000_i1200" DrawAspect="Content" ObjectID="_1848578573" r:id="rId293">
             <o:FieldCodes>\s</o:FieldCodes>
           </o:OLEObject>
         </w:object>
@@ -13677,10 +13749,10 @@
           <w:position w:val="-2"/>
         </w:rPr>
         <w:object w:dxaOrig="378" w:dyaOrig="134" w14:anchorId="7A1F1777">
-          <v:shape id="_x0000_i1200" type="#_x0000_t75" style="width:29pt;height:10.5pt" o:ole="">
+          <v:shape id="_x0000_i1201" type="#_x0000_t75" style="width:28.8pt;height:10.5pt" o:ole="">
             <v:imagedata r:id="rId66" o:title=""/>
           </v:shape>
-          <o:OLEObject Type="Embed" ProgID="VisualTeX.Formula.1" ShapeID="_x0000_i1200" DrawAspect="Content" ObjectID="_1847824608" r:id="rId294">
+          <o:OLEObject Type="Embed" ProgID="VisualTeX.Formula.1" ShapeID="_x0000_i1201" DrawAspect="Content" ObjectID="_1848578574" r:id="rId294">
             <o:FieldCodes>\s</o:FieldCodes>
           </o:OLEObject>
         </w:object>
@@ -13744,10 +13816,10 @@
           <w:position w:val="-6"/>
         </w:rPr>
         <w:object w:dxaOrig="917" w:dyaOrig="170" w14:anchorId="1A76B5E6">
-          <v:shape id="_x0000_i1201" type="#_x0000_t75" style="width:70pt;height:13.5pt" o:ole="">
+          <v:shape id="_x0000_i1202" type="#_x0000_t75" style="width:69.8pt;height:13.3pt" o:ole="">
             <v:imagedata r:id="rId295" o:title=""/>
           </v:shape>
-          <o:OLEObject Type="Embed" ProgID="VisualTeX.Formula.1" ShapeID="_x0000_i1201" DrawAspect="Content" ObjectID="_1847824609" r:id="rId296">
+          <o:OLEObject Type="Embed" ProgID="VisualTeX.Formula.1" ShapeID="_x0000_i1202" DrawAspect="Content" ObjectID="_1848578575" r:id="rId296">
             <o:FieldCodes>\s</o:FieldCodes>
           </o:OLEObject>
         </w:object>
@@ -13789,10 +13861,10 @@
           <w:position w:val="-6"/>
         </w:rPr>
         <w:object w:dxaOrig="1419" w:dyaOrig="170" w14:anchorId="2C8649DD">
-          <v:shape id="_x0000_i1202" type="#_x0000_t75" style="width:107pt;height:13.5pt" o:ole="">
+          <v:shape id="_x0000_i1203" type="#_x0000_t75" style="width:106.9pt;height:13.3pt" o:ole="">
             <v:imagedata r:id="rId297" o:title=""/>
           </v:shape>
-          <o:OLEObject Type="Embed" ProgID="VisualTeX.Formula.1" ShapeID="_x0000_i1202" DrawAspect="Content" ObjectID="_1847824610" r:id="rId298">
+          <o:OLEObject Type="Embed" ProgID="VisualTeX.Formula.1" ShapeID="_x0000_i1203" DrawAspect="Content" ObjectID="_1848578576" r:id="rId298">
             <o:FieldCodes>\s</o:FieldCodes>
           </o:OLEObject>
         </w:object>
@@ -13863,10 +13935,10 @@
       </w:r>
       <w:r>
         <w:object w:dxaOrig="95" w:dyaOrig="82" w14:anchorId="28E99E27">
-          <v:shape id="_x0000_i1203" type="#_x0000_t75" style="width:8pt;height:7pt" o:ole="">
+          <v:shape id="_x0000_i1204" type="#_x0000_t75" style="width:7.75pt;height:7.2pt" o:ole="">
             <v:imagedata r:id="rId34" o:title=""/>
           </v:shape>
-          <o:OLEObject Type="Embed" ProgID="VisualTeX.Formula.1" ShapeID="_x0000_i1203" DrawAspect="Content" ObjectID="_1847824611" r:id="rId299">
+          <o:OLEObject Type="Embed" ProgID="VisualTeX.Formula.1" ShapeID="_x0000_i1204" DrawAspect="Content" ObjectID="_1848578577" r:id="rId299">
             <o:FieldCodes>\s</o:FieldCodes>
           </o:OLEObject>
         </w:object>
@@ -13879,10 +13951,10 @@
       </w:r>
       <w:r>
         <w:object w:dxaOrig="78" w:dyaOrig="123" w14:anchorId="2564FCBC">
-          <v:shape id="_x0000_i1204" type="#_x0000_t75" style="width:6.5pt;height:10pt" o:ole="">
+          <v:shape id="_x0000_i1205" type="#_x0000_t75" style="width:6.65pt;height:9.95pt" o:ole="">
             <v:imagedata r:id="rId27" o:title=""/>
           </v:shape>
-          <o:OLEObject Type="Embed" ProgID="VisualTeX.Formula.1" ShapeID="_x0000_i1204" DrawAspect="Content" ObjectID="_1847824612" r:id="rId300">
+          <o:OLEObject Type="Embed" ProgID="VisualTeX.Formula.1" ShapeID="_x0000_i1205" DrawAspect="Content" ObjectID="_1848578578" r:id="rId300">
             <o:FieldCodes>\s</o:FieldCodes>
           </o:OLEObject>
         </w:object>
@@ -13976,10 +14048,10 @@
       </w:pPr>
       <w:r>
         <w:object w:dxaOrig="1322" w:dyaOrig="1183" w14:anchorId="1A4B1347">
-          <v:shape id="_x0000_i1205" type="#_x0000_t75" style="width:100.5pt;height:89.5pt" o:ole="">
+          <v:shape id="_x0000_i1206" type="#_x0000_t75" style="width:100.25pt;height:89.7pt" o:ole="">
             <v:imagedata r:id="rId301" o:title=""/>
           </v:shape>
-          <o:OLEObject Type="Embed" ProgID="VisualTeX.Formula.1" ShapeID="_x0000_i1205" DrawAspect="Content" ObjectID="_1847824613" r:id="rId302">
+          <o:OLEObject Type="Embed" ProgID="VisualTeX.Formula.1" ShapeID="_x0000_i1206" DrawAspect="Content" ObjectID="_1848578579" r:id="rId302">
             <o:FieldCodes>\s</o:FieldCodes>
           </o:OLEObject>
         </w:object>
@@ -14001,10 +14073,10 @@
           <w:position w:val="-4"/>
         </w:rPr>
         <w:object w:dxaOrig="377" w:dyaOrig="159" w14:anchorId="5FECCE39">
-          <v:shape id="_x0000_i1206" type="#_x0000_t75" style="width:29pt;height:13pt" o:ole="">
+          <v:shape id="_x0000_i1207" type="#_x0000_t75" style="width:28.8pt;height:12.75pt" o:ole="">
             <v:imagedata r:id="rId303" o:title=""/>
           </v:shape>
-          <o:OLEObject Type="Embed" ProgID="VisualTeX.Formula.1" ShapeID="_x0000_i1206" DrawAspect="Content" ObjectID="_1847824614" r:id="rId304">
+          <o:OLEObject Type="Embed" ProgID="VisualTeX.Formula.1" ShapeID="_x0000_i1207" DrawAspect="Content" ObjectID="_1848578580" r:id="rId304">
             <o:FieldCodes>\s</o:FieldCodes>
           </o:OLEObject>
         </w:object>
@@ -14094,74 +14166,74 @@
           <w:position w:val="-2"/>
         </w:rPr>
         <w:object w:dxaOrig="206" w:dyaOrig="124" w14:anchorId="59237E81">
-          <v:shape id="_x0000_i1207" type="#_x0000_t75" style="width:15.5pt;height:10.5pt" o:ole="">
-            <v:imagedata r:id="rId305" o:title=""/>
-          </v:shape>
-          <o:OLEObject Type="Embed" ProgID="VisualTeX.Formula.1" ShapeID="_x0000_i1207" DrawAspect="Content" ObjectID="_1847824615" r:id="rId306">
-            <o:FieldCodes>\s</o:FieldCodes>
-          </o:OLEObject>
-        </w:object>
-      </w:r>
-      <w:r>
-        <w:rPr>
-          <w:color w:val="A5A5A5" w:themeColor="accent3"/>
-          <w:position w:val="-2"/>
-        </w:rPr>
-        <w:t>​</w:t>
-      </w:r>
-      <w:r>
-        <w:rPr>
-          <w:rFonts w:ascii="Calibri" w:hAnsi="Calibri" w:cs="Calibri"/>
-          <w:vanish/>
-          <w:color w:val="A5A5A5" w:themeColor="accent3"/>
-        </w:rPr>
-        <w:t>⁠</w:t>
-      </w:r>
-      <w:r>
-        <w:rPr>
-          <w:rFonts w:hint="eastAsia"/>
-          <w:color w:val="A5A5A5" w:themeColor="accent3"/>
-        </w:rPr>
-        <w:t>在我们的定义中</w:t>
-      </w:r>
-      <w:r>
-        <w:rPr>
-          <w:rFonts w:hint="eastAsia"/>
-          <w:color w:val="A5A5A5" w:themeColor="accent3"/>
-        </w:rPr>
-        <w:t>暂时还</w:t>
-      </w:r>
-      <w:r>
-        <w:rPr>
-          <w:rFonts w:hint="eastAsia"/>
-          <w:color w:val="A5A5A5" w:themeColor="accent3"/>
-        </w:rPr>
-        <w:t>是不存在的！</w:t>
-      </w:r>
-      <w:r>
-        <w:rPr>
-          <w:rFonts w:hint="eastAsia"/>
-          <w:color w:val="A5A5A5" w:themeColor="accent3"/>
-        </w:rPr>
-        <w:t>当</w:t>
-      </w:r>
-      <w:r>
-        <w:rPr>
-          <w:rFonts w:hint="eastAsia"/>
-          <w:color w:val="A5A5A5" w:themeColor="accent3"/>
-        </w:rPr>
-        <w:t>我们重新把负号理解为取相反数的运算后，</w:t>
-      </w:r>
-      <w:r>
-        <w:rPr>
-          <w:color w:val="A5A5A5" w:themeColor="accent3"/>
-          <w:position w:val="-2"/>
-        </w:rPr>
-        <w:object w:dxaOrig="206" w:dyaOrig="124" w14:anchorId="41B900C4">
           <v:shape id="_x0000_i1208" type="#_x0000_t75" style="width:15.5pt;height:10.5pt" o:ole="">
             <v:imagedata r:id="rId305" o:title=""/>
           </v:shape>
-          <o:OLEObject Type="Embed" ProgID="VisualTeX.Formula.1" ShapeID="_x0000_i1208" DrawAspect="Content" ObjectID="_1847824616" r:id="rId307">
+          <o:OLEObject Type="Embed" ProgID="VisualTeX.Formula.1" ShapeID="_x0000_i1208" DrawAspect="Content" ObjectID="_1848578581" r:id="rId306">
+            <o:FieldCodes>\s</o:FieldCodes>
+          </o:OLEObject>
+        </w:object>
+      </w:r>
+      <w:r>
+        <w:rPr>
+          <w:color w:val="A5A5A5" w:themeColor="accent3"/>
+          <w:position w:val="-2"/>
+        </w:rPr>
+        <w:t>​</w:t>
+      </w:r>
+      <w:r>
+        <w:rPr>
+          <w:rFonts w:ascii="Calibri" w:hAnsi="Calibri" w:cs="Calibri"/>
+          <w:vanish/>
+          <w:color w:val="A5A5A5" w:themeColor="accent3"/>
+        </w:rPr>
+        <w:t>⁠</w:t>
+      </w:r>
+      <w:r>
+        <w:rPr>
+          <w:rFonts w:hint="eastAsia"/>
+          <w:color w:val="A5A5A5" w:themeColor="accent3"/>
+        </w:rPr>
+        <w:t>在我们的定义中</w:t>
+      </w:r>
+      <w:r>
+        <w:rPr>
+          <w:rFonts w:hint="eastAsia"/>
+          <w:color w:val="A5A5A5" w:themeColor="accent3"/>
+        </w:rPr>
+        <w:t>暂时还</w:t>
+      </w:r>
+      <w:r>
+        <w:rPr>
+          <w:rFonts w:hint="eastAsia"/>
+          <w:color w:val="A5A5A5" w:themeColor="accent3"/>
+        </w:rPr>
+        <w:t>是不存在的！</w:t>
+      </w:r>
+      <w:r>
+        <w:rPr>
+          <w:rFonts w:hint="eastAsia"/>
+          <w:color w:val="A5A5A5" w:themeColor="accent3"/>
+        </w:rPr>
+        <w:t>当</w:t>
+      </w:r>
+      <w:r>
+        <w:rPr>
+          <w:rFonts w:hint="eastAsia"/>
+          <w:color w:val="A5A5A5" w:themeColor="accent3"/>
+        </w:rPr>
+        <w:t>我们重新把负号理解为取相反数的运算后，</w:t>
+      </w:r>
+      <w:r>
+        <w:rPr>
+          <w:color w:val="A5A5A5" w:themeColor="accent3"/>
+          <w:position w:val="-2"/>
+        </w:rPr>
+        <w:object w:dxaOrig="206" w:dyaOrig="124" w14:anchorId="41B900C4">
+          <v:shape id="_x0000_i1209" type="#_x0000_t75" style="width:15.5pt;height:10.5pt" o:ole="">
+            <v:imagedata r:id="rId305" o:title=""/>
+          </v:shape>
+          <o:OLEObject Type="Embed" ProgID="VisualTeX.Formula.1" ShapeID="_x0000_i1209" DrawAspect="Content" ObjectID="_1848578582" r:id="rId307">
             <o:FieldCodes>\s</o:FieldCodes>
           </o:OLEObject>
         </w:object>
@@ -14253,10 +14325,10 @@
       </w:r>
       <w:r>
         <w:object w:dxaOrig="95" w:dyaOrig="82" w14:anchorId="13A6C58B">
-          <v:shape id="_x0000_i1209" type="#_x0000_t75" style="width:8pt;height:7pt" o:ole="">
+          <v:shape id="_x0000_i1210" type="#_x0000_t75" style="width:7.75pt;height:7.2pt" o:ole="">
             <v:imagedata r:id="rId34" o:title=""/>
           </v:shape>
-          <o:OLEObject Type="Embed" ProgID="VisualTeX.Formula.1" ShapeID="_x0000_i1209" DrawAspect="Content" ObjectID="_1847824617" r:id="rId308">
+          <o:OLEObject Type="Embed" ProgID="VisualTeX.Formula.1" ShapeID="_x0000_i1210" DrawAspect="Content" ObjectID="_1848578583" r:id="rId308">
             <o:FieldCodes>\s</o:FieldCodes>
           </o:OLEObject>
         </w:object>
@@ -14281,10 +14353,10 @@
       </w:r>
       <w:r>
         <w:object w:dxaOrig="78" w:dyaOrig="123" w14:anchorId="48AB68A2">
-          <v:shape id="_x0000_i1210" type="#_x0000_t75" style="width:6.5pt;height:10pt" o:ole="">
+          <v:shape id="_x0000_i1211" type="#_x0000_t75" style="width:6.65pt;height:9.95pt" o:ole="">
             <v:imagedata r:id="rId27" o:title=""/>
           </v:shape>
-          <o:OLEObject Type="Embed" ProgID="VisualTeX.Formula.1" ShapeID="_x0000_i1210" DrawAspect="Content" ObjectID="_1847824618" r:id="rId309">
+          <o:OLEObject Type="Embed" ProgID="VisualTeX.Formula.1" ShapeID="_x0000_i1211" DrawAspect="Content" ObjectID="_1848578584" r:id="rId309">
             <o:FieldCodes>\s</o:FieldCodes>
           </o:OLEObject>
         </w:object>
@@ -14381,10 +14453,10 @@
           <w:position w:val="-6"/>
         </w:rPr>
         <w:object w:dxaOrig="1695" w:dyaOrig="170" w14:anchorId="5341001D">
-          <v:shape id="_x0000_i1211" type="#_x0000_t75" style="width:128pt;height:13.5pt" o:ole="">
+          <v:shape id="_x0000_i1212" type="#_x0000_t75" style="width:127.95pt;height:13.3pt" o:ole="">
             <v:imagedata r:id="rId310" o:title=""/>
           </v:shape>
-          <o:OLEObject Type="Embed" ProgID="VisualTeX.Formula.1" ShapeID="_x0000_i1211" DrawAspect="Content" ObjectID="_1847824619" r:id="rId311">
+          <o:OLEObject Type="Embed" ProgID="VisualTeX.Formula.1" ShapeID="_x0000_i1212" DrawAspect="Content" ObjectID="_1848578585" r:id="rId311">
             <o:FieldCodes>\s</o:FieldCodes>
           </o:OLEObject>
         </w:object>
@@ -14459,10 +14531,10 @@
           <w:position w:val="-6"/>
         </w:rPr>
         <w:object w:dxaOrig="1819" w:dyaOrig="170" w14:anchorId="72C60F36">
-          <v:shape id="_x0000_i1212" type="#_x0000_t75" style="width:137pt;height:13.5pt" o:ole="">
+          <v:shape id="_x0000_i1213" type="#_x0000_t75" style="width:136.8pt;height:13.3pt" o:ole="">
             <v:imagedata r:id="rId312" o:title=""/>
           </v:shape>
-          <o:OLEObject Type="Embed" ProgID="VisualTeX.Formula.1" ShapeID="_x0000_i1212" DrawAspect="Content" ObjectID="_1847824620" r:id="rId313">
+          <o:OLEObject Type="Embed" ProgID="VisualTeX.Formula.1" ShapeID="_x0000_i1213" DrawAspect="Content" ObjectID="_1848578586" r:id="rId313">
             <o:FieldCodes>\s</o:FieldCodes>
           </o:OLEObject>
         </w:object>
@@ -14529,10 +14601,10 @@
           <w:position w:val="-2"/>
         </w:rPr>
         <w:object w:dxaOrig="359" w:dyaOrig="134" w14:anchorId="4A75256F">
-          <v:shape id="_x0000_i1213" type="#_x0000_t75" style="width:27.5pt;height:11pt" o:ole="">
+          <v:shape id="_x0000_i1214" type="#_x0000_t75" style="width:27.7pt;height:11.1pt" o:ole="">
             <v:imagedata r:id="rId314" o:title=""/>
           </v:shape>
-          <o:OLEObject Type="Embed" ProgID="VisualTeX.Formula.1" ShapeID="_x0000_i1213" DrawAspect="Content" ObjectID="_1847824621" r:id="rId315">
+          <o:OLEObject Type="Embed" ProgID="VisualTeX.Formula.1" ShapeID="_x0000_i1214" DrawAspect="Content" ObjectID="_1848578587" r:id="rId315">
             <o:FieldCodes>\s</o:FieldCodes>
           </o:OLEObject>
         </w:object>
@@ -14576,10 +14648,10 @@
           <w:position w:val="-6"/>
         </w:rPr>
         <w:object w:dxaOrig="857" w:dyaOrig="170" w14:anchorId="3F1A80E2">
-          <v:shape id="_x0000_i1214" type="#_x0000_t75" style="width:65pt;height:13.5pt" o:ole="">
+          <v:shape id="_x0000_i1215" type="#_x0000_t75" style="width:64.8pt;height:13.3pt" o:ole="">
             <v:imagedata r:id="rId316" o:title=""/>
           </v:shape>
-          <o:OLEObject Type="Embed" ProgID="VisualTeX.Formula.1" ShapeID="_x0000_i1214" DrawAspect="Content" ObjectID="_1847824622" r:id="rId317">
+          <o:OLEObject Type="Embed" ProgID="VisualTeX.Formula.1" ShapeID="_x0000_i1215" DrawAspect="Content" ObjectID="_1848578588" r:id="rId317">
             <o:FieldCodes>\s</o:FieldCodes>
           </o:OLEObject>
         </w:object>
@@ -14630,10 +14702,10 @@
           <w:position w:val="-6"/>
         </w:rPr>
         <w:object w:dxaOrig="635" w:dyaOrig="171" w14:anchorId="3B4B6F84">
-          <v:shape id="_x0000_i1215" type="#_x0000_t75" style="width:48.5pt;height:13.5pt" o:ole="">
+          <v:shape id="_x0000_i1216" type="#_x0000_t75" style="width:48.75pt;height:13.3pt" o:ole="">
             <v:imagedata r:id="rId318" o:title=""/>
           </v:shape>
-          <o:OLEObject Type="Embed" ProgID="VisualTeX.Formula.1" ShapeID="_x0000_i1215" DrawAspect="Content" ObjectID="_1847824623" r:id="rId319">
+          <o:OLEObject Type="Embed" ProgID="VisualTeX.Formula.1" ShapeID="_x0000_i1216" DrawAspect="Content" ObjectID="_1848578589" r:id="rId319">
             <o:FieldCodes>\s</o:FieldCodes>
           </o:OLEObject>
         </w:object>
@@ -14825,10 +14897,10 @@
           <w:position w:val="-2"/>
         </w:rPr>
         <w:object w:dxaOrig="206" w:dyaOrig="124" w14:anchorId="22DB4975">
-          <v:shape id="_x0000_i1216" type="#_x0000_t75" style="width:15.5pt;height:10.5pt" o:ole="">
+          <v:shape id="_x0000_i1217" type="#_x0000_t75" style="width:15.5pt;height:10.5pt" o:ole="">
             <v:imagedata r:id="rId305" o:title=""/>
           </v:shape>
-          <o:OLEObject Type="Embed" ProgID="VisualTeX.Formula.1" ShapeID="_x0000_i1216" DrawAspect="Content" ObjectID="_1847824624" r:id="rId320">
+          <o:OLEObject Type="Embed" ProgID="VisualTeX.Formula.1" ShapeID="_x0000_i1217" DrawAspect="Content" ObjectID="_1848578590" r:id="rId320">
             <o:FieldCodes>\s</o:FieldCodes>
           </o:OLEObject>
         </w:object>
@@ -15015,10 +15087,10 @@
       </w:r>
       <w:r>
         <w:object w:dxaOrig="95" w:dyaOrig="83" w14:anchorId="6A805A3F">
-          <v:shape id="_x0000_i1217" type="#_x0000_t75" style="width:8pt;height:7pt" o:ole="">
+          <v:shape id="_x0000_i1218" type="#_x0000_t75" style="width:7.75pt;height:7.2pt" o:ole="">
             <v:imagedata r:id="rId34" o:title=""/>
           </v:shape>
-          <o:OLEObject Type="Embed" ProgID="VisualTeX.Formula.1" ShapeID="_x0000_i1217" DrawAspect="Content" ObjectID="_1847824625" r:id="rId321">
+          <o:OLEObject Type="Embed" ProgID="VisualTeX.Formula.1" ShapeID="_x0000_i1218" DrawAspect="Content" ObjectID="_1848578591" r:id="rId321">
             <o:FieldCodes>\s</o:FieldCodes>
           </o:OLEObject>
         </w:object>
@@ -15055,10 +15127,10 @@
           <w:position w:val="-2"/>
         </w:rPr>
         <w:object w:dxaOrig="219" w:dyaOrig="117" w14:anchorId="0E30AA12">
-          <v:shape id="_x0000_i1218" type="#_x0000_t75" style="width:17pt;height:9.5pt" o:ole="">
+          <v:shape id="_x0000_i1219" type="#_x0000_t75" style="width:17.15pt;height:9.4pt" o:ole="">
             <v:imagedata r:id="rId322" o:title=""/>
           </v:shape>
-          <o:OLEObject Type="Embed" ProgID="VisualTeX.Formula.1" ShapeID="_x0000_i1218" DrawAspect="Content" ObjectID="_1847824626" r:id="rId323">
+          <o:OLEObject Type="Embed" ProgID="VisualTeX.Formula.1" ShapeID="_x0000_i1219" DrawAspect="Content" ObjectID="_1848578592" r:id="rId323">
             <o:FieldCodes>\s</o:FieldCodes>
           </o:OLEObject>
         </w:object>
@@ -15121,10 +15193,10 @@
           <w:position w:val="-2"/>
         </w:rPr>
         <w:object w:dxaOrig="219" w:dyaOrig="117" w14:anchorId="72A4A4F0">
-          <v:shape id="_x0000_i1219" type="#_x0000_t75" style="width:17pt;height:9.5pt" o:ole="">
+          <v:shape id="_x0000_i1220" type="#_x0000_t75" style="width:17.15pt;height:9.4pt" o:ole="">
             <v:imagedata r:id="rId324" o:title=""/>
           </v:shape>
-          <o:OLEObject Type="Embed" ProgID="VisualTeX.Formula.1" ShapeID="_x0000_i1219" DrawAspect="Content" ObjectID="_1847824627" r:id="rId325">
+          <o:OLEObject Type="Embed" ProgID="VisualTeX.Formula.1" ShapeID="_x0000_i1220" DrawAspect="Content" ObjectID="_1848578593" r:id="rId325">
             <o:FieldCodes>\s</o:FieldCodes>
           </o:OLEObject>
         </w:object>
@@ -15209,10 +15281,10 @@
           <w:position w:val="-2"/>
         </w:rPr>
         <w:object w:dxaOrig="206" w:dyaOrig="124" w14:anchorId="0DF5D18B">
-          <v:shape id="_x0000_i1220" type="#_x0000_t75" style="width:15.5pt;height:10.5pt" o:ole="">
+          <v:shape id="_x0000_i1221" type="#_x0000_t75" style="width:15.5pt;height:10.5pt" o:ole="">
             <v:imagedata r:id="rId305" o:title=""/>
           </v:shape>
-          <o:OLEObject Type="Embed" ProgID="VisualTeX.Formula.1" ShapeID="_x0000_i1220" DrawAspect="Content" ObjectID="_1847824628" r:id="rId326">
+          <o:OLEObject Type="Embed" ProgID="VisualTeX.Formula.1" ShapeID="_x0000_i1221" DrawAspect="Content" ObjectID="_1848578594" r:id="rId326">
             <o:FieldCodes>\s</o:FieldCodes>
           </o:OLEObject>
         </w:object>
@@ -15261,10 +15333,10 @@
           <w:position w:val="-6"/>
         </w:rPr>
         <w:object w:dxaOrig="918" w:dyaOrig="171" w14:anchorId="3B6639A4">
-          <v:shape id="_x0000_i1221" type="#_x0000_t75" style="width:69.5pt;height:13.5pt" o:ole="">
+          <v:shape id="_x0000_i1222" type="#_x0000_t75" style="width:69.25pt;height:13.3pt" o:ole="">
             <v:imagedata r:id="rId295" o:title=""/>
           </v:shape>
-          <o:OLEObject Type="Embed" ProgID="VisualTeX.Formula.1" ShapeID="_x0000_i1221" DrawAspect="Content" ObjectID="_1847824629" r:id="rId327">
+          <o:OLEObject Type="Embed" ProgID="VisualTeX.Formula.1" ShapeID="_x0000_i1222" DrawAspect="Content" ObjectID="_1848578595" r:id="rId327">
             <o:FieldCodes>\s</o:FieldCodes>
           </o:OLEObject>
         </w:object>
@@ -15311,10 +15383,10 @@
           <w:position w:val="-2"/>
         </w:rPr>
         <w:object w:dxaOrig="487" w:dyaOrig="124" w14:anchorId="4447DEF7">
-          <v:shape id="_x0000_i1222" type="#_x0000_t75" style="width:36pt;height:10.5pt" o:ole="">
+          <v:shape id="_x0000_i1223" type="#_x0000_t75" style="width:36pt;height:10.5pt" o:ole="">
             <v:imagedata r:id="rId328" o:title=""/>
           </v:shape>
-          <o:OLEObject Type="Embed" ProgID="VisualTeX.Formula.1" ShapeID="_x0000_i1222" DrawAspect="Content" ObjectID="_1847824630" r:id="rId329">
+          <o:OLEObject Type="Embed" ProgID="VisualTeX.Formula.1" ShapeID="_x0000_i1223" DrawAspect="Content" ObjectID="_1848578596" r:id="rId329">
             <o:FieldCodes>\s</o:FieldCodes>
           </o:OLEObject>
         </w:object>
@@ -15403,10 +15475,10 @@
           <w:position w:val="-2"/>
         </w:rPr>
         <w:object w:dxaOrig="215" w:dyaOrig="130" w14:anchorId="1A1F7CF8">
-          <v:shape id="_x0000_i1223" type="#_x0000_t75" style="width:15.5pt;height:10.5pt" o:ole="">
+          <v:shape id="_x0000_i1224" type="#_x0000_t75" style="width:15.5pt;height:10.5pt" o:ole="">
             <v:imagedata r:id="rId246" o:title=""/>
           </v:shape>
-          <o:OLEObject Type="Embed" ProgID="VisualTeX.Formula.1" ShapeID="_x0000_i1223" DrawAspect="Content" ObjectID="_1847824631" r:id="rId330">
+          <o:OLEObject Type="Embed" ProgID="VisualTeX.Formula.1" ShapeID="_x0000_i1224" DrawAspect="Content" ObjectID="_1848578597" r:id="rId330">
             <o:FieldCodes>\s</o:FieldCodes>
           </o:OLEObject>
         </w:object>
@@ -15606,10 +15678,10 @@
       </w:r>
       <w:r>
         <w:object w:dxaOrig="95" w:dyaOrig="82" w14:anchorId="787E2685">
-          <v:shape id="_x0000_i1224" type="#_x0000_t75" style="width:8pt;height:7pt" o:ole="">
+          <v:shape id="_x0000_i1225" type="#_x0000_t75" style="width:7.75pt;height:7.2pt" o:ole="">
             <v:imagedata r:id="rId34" o:title=""/>
           </v:shape>
-          <o:OLEObject Type="Embed" ProgID="VisualTeX.Formula.1" ShapeID="_x0000_i1224" DrawAspect="Content" ObjectID="_1847824632" r:id="rId331">
+          <o:OLEObject Type="Embed" ProgID="VisualTeX.Formula.1" ShapeID="_x0000_i1225" DrawAspect="Content" ObjectID="_1848578598" r:id="rId331">
             <o:FieldCodes>\s</o:FieldCodes>
           </o:OLEObject>
         </w:object>
@@ -15637,10 +15709,10 @@
           <w:position w:val="-6"/>
         </w:rPr>
         <w:object w:dxaOrig="792" w:dyaOrig="170" w14:anchorId="4998E392">
-          <v:shape id="_x0000_i1225" type="#_x0000_t75" style="width:60pt;height:13.5pt" o:ole="">
+          <v:shape id="_x0000_i1226" type="#_x0000_t75" style="width:59.8pt;height:13.3pt" o:ole="">
             <v:imagedata r:id="rId332" o:title=""/>
           </v:shape>
-          <o:OLEObject Type="Embed" ProgID="VisualTeX.Formula.1" ShapeID="_x0000_i1225" DrawAspect="Content" ObjectID="_1847824633" r:id="rId333">
+          <o:OLEObject Type="Embed" ProgID="VisualTeX.Formula.1" ShapeID="_x0000_i1226" DrawAspect="Content" ObjectID="_1848578599" r:id="rId333">
             <o:FieldCodes>\s</o:FieldCodes>
           </o:OLEObject>
         </w:object>
@@ -15752,10 +15824,10 @@
           <w:position w:val="-6"/>
         </w:rPr>
         <w:object w:dxaOrig="495" w:dyaOrig="171" w14:anchorId="61DB99B8">
-          <v:shape id="_x0000_i1226" type="#_x0000_t75" style="width:38pt;height:13.5pt" o:ole="">
+          <v:shape id="_x0000_i1227" type="#_x0000_t75" style="width:38.2pt;height:13.3pt" o:ole="">
             <v:imagedata r:id="rId334" o:title=""/>
           </v:shape>
-          <o:OLEObject Type="Embed" ProgID="VisualTeX.Formula.1" ShapeID="_x0000_i1226" DrawAspect="Content" ObjectID="_1847824634" r:id="rId335">
+          <o:OLEObject Type="Embed" ProgID="VisualTeX.Formula.1" ShapeID="_x0000_i1227" DrawAspect="Content" ObjectID="_1848578600" r:id="rId335">
             <o:FieldCodes>\s</o:FieldCodes>
           </o:OLEObject>
         </w:object>
@@ -15799,10 +15871,10 @@
           <w:position w:val="-2"/>
         </w:rPr>
         <w:object w:dxaOrig="219" w:dyaOrig="117" w14:anchorId="54FC82FA">
-          <v:shape id="_x0000_i1227" type="#_x0000_t75" style="width:17pt;height:9.5pt" o:ole="">
+          <v:shape id="_x0000_i1228" type="#_x0000_t75" style="width:17.15pt;height:9.4pt" o:ole="">
             <v:imagedata r:id="rId322" o:title=""/>
           </v:shape>
-          <o:OLEObject Type="Embed" ProgID="VisualTeX.Formula.1" ShapeID="_x0000_i1227" DrawAspect="Content" ObjectID="_1847824635" r:id="rId336">
+          <o:OLEObject Type="Embed" ProgID="VisualTeX.Formula.1" ShapeID="_x0000_i1228" DrawAspect="Content" ObjectID="_1848578601" r:id="rId336">
             <o:FieldCodes>\s</o:FieldCodes>
           </o:OLEObject>
         </w:object>
@@ -15853,10 +15925,10 @@
       </w:r>
       <w:r>
         <w:object w:dxaOrig="95" w:dyaOrig="82" w14:anchorId="38C396C3">
-          <v:shape id="_x0000_i1228" type="#_x0000_t75" style="width:8pt;height:7pt" o:ole="">
+          <v:shape id="_x0000_i1229" type="#_x0000_t75" style="width:7.75pt;height:7.2pt" o:ole="">
             <v:imagedata r:id="rId34" o:title=""/>
           </v:shape>
-          <o:OLEObject Type="Embed" ProgID="VisualTeX.Formula.1" ShapeID="_x0000_i1228" DrawAspect="Content" ObjectID="_1847824636" r:id="rId337">
+          <o:OLEObject Type="Embed" ProgID="VisualTeX.Formula.1" ShapeID="_x0000_i1229" DrawAspect="Content" ObjectID="_1848578602" r:id="rId337">
             <o:FieldCodes>\s</o:FieldCodes>
           </o:OLEObject>
         </w:object>
@@ -15882,10 +15954,10 @@
           <w:position w:val="-2"/>
         </w:rPr>
         <w:object w:dxaOrig="219" w:dyaOrig="117" w14:anchorId="269CA904">
-          <v:shape id="_x0000_i1229" type="#_x0000_t75" style="width:17pt;height:9.5pt" o:ole="">
+          <v:shape id="_x0000_i1230" type="#_x0000_t75" style="width:17.15pt;height:9.4pt" o:ole="">
             <v:imagedata r:id="rId322" o:title=""/>
           </v:shape>
-          <o:OLEObject Type="Embed" ProgID="VisualTeX.Formula.1" ShapeID="_x0000_i1229" DrawAspect="Content" ObjectID="_1847824637" r:id="rId338">
+          <o:OLEObject Type="Embed" ProgID="VisualTeX.Formula.1" ShapeID="_x0000_i1230" DrawAspect="Content" ObjectID="_1848578603" r:id="rId338">
             <o:FieldCodes>\s</o:FieldCodes>
           </o:OLEObject>
         </w:object>
@@ -15920,10 +15992,10 @@
           <w:position w:val="-6"/>
         </w:rPr>
         <w:object w:dxaOrig="792" w:dyaOrig="170" w14:anchorId="7072455C">
-          <v:shape id="_x0000_i1230" type="#_x0000_t75" style="width:60pt;height:13.5pt" o:ole="">
+          <v:shape id="_x0000_i1231" type="#_x0000_t75" style="width:59.8pt;height:13.3pt" o:ole="">
             <v:imagedata r:id="rId332" o:title=""/>
           </v:shape>
-          <o:OLEObject Type="Embed" ProgID="VisualTeX.Formula.1" ShapeID="_x0000_i1230" DrawAspect="Content" ObjectID="_1847824638" r:id="rId339">
+          <o:OLEObject Type="Embed" ProgID="VisualTeX.Formula.1" ShapeID="_x0000_i1231" DrawAspect="Content" ObjectID="_1848578604" r:id="rId339">
             <o:FieldCodes>\s</o:FieldCodes>
           </o:OLEObject>
         </w:object>
@@ -16140,10 +16212,10 @@
           <w:position w:val="-2"/>
         </w:rPr>
         <w:object w:dxaOrig="135" w:dyaOrig="117" w14:anchorId="54BA436E">
-          <v:shape id="_x0000_i1231" type="#_x0000_t75" style="width:10.5pt;height:10.5pt" o:ole="">
+          <v:shape id="_x0000_i1232" type="#_x0000_t75" style="width:10.5pt;height:10.5pt" o:ole="">
             <v:imagedata r:id="rId340" o:title=""/>
           </v:shape>
-          <o:OLEObject Type="Embed" ProgID="VisualTeX.Formula.1" ShapeID="_x0000_i1231" DrawAspect="Content" ObjectID="_1847824639" r:id="rId341">
+          <o:OLEObject Type="Embed" ProgID="VisualTeX.Formula.1" ShapeID="_x0000_i1232" DrawAspect="Content" ObjectID="_1848578605" r:id="rId341">
             <o:FieldCodes>\s</o:FieldCodes>
           </o:OLEObject>
         </w:object>
@@ -16197,10 +16269,10 @@
       </w:pPr>
       <w:r>
         <w:object w:dxaOrig="669" w:dyaOrig="130" w14:anchorId="3AE7387C">
-          <v:shape id="_x0000_i1232" type="#_x0000_t75" style="width:51.5pt;height:10.5pt" o:ole="">
+          <v:shape id="_x0000_i1233" type="#_x0000_t75" style="width:51.5pt;height:10.5pt" o:ole="">
             <v:imagedata r:id="rId117" o:title=""/>
           </v:shape>
-          <o:OLEObject Type="Embed" ProgID="VisualTeX.Formula.1" ShapeID="_x0000_i1232" DrawAspect="Content" ObjectID="_1847824640" r:id="rId342">
+          <o:OLEObject Type="Embed" ProgID="VisualTeX.Formula.1" ShapeID="_x0000_i1233" DrawAspect="Content" ObjectID="_1848578606" r:id="rId342">
             <o:FieldCodes>\s</o:FieldCodes>
           </o:OLEObject>
         </w:object>
@@ -16266,10 +16338,10 @@
           <w:position w:val="-6"/>
         </w:rPr>
         <w:object w:dxaOrig="1700" w:dyaOrig="171" w14:anchorId="78D10C5C">
-          <v:shape id="_x0000_i1233" type="#_x0000_t75" style="width:128pt;height:13.5pt" o:ole="">
+          <v:shape id="_x0000_i1234" type="#_x0000_t75" style="width:127.95pt;height:13.3pt" o:ole="">
             <v:imagedata r:id="rId190" o:title=""/>
           </v:shape>
-          <o:OLEObject Type="Embed" ProgID="VisualTeX.Formula.1" ShapeID="_x0000_i1233" DrawAspect="Content" ObjectID="_1847824641" r:id="rId343">
+          <o:OLEObject Type="Embed" ProgID="VisualTeX.Formula.1" ShapeID="_x0000_i1234" DrawAspect="Content" ObjectID="_1848578607" r:id="rId343">
             <o:FieldCodes>\s</o:FieldCodes>
           </o:OLEObject>
         </w:object>
@@ -16339,10 +16411,10 @@
           <w:position w:val="-2"/>
         </w:rPr>
         <w:object w:dxaOrig="921" w:dyaOrig="134" w14:anchorId="7DC86D8B">
-          <v:shape id="_x0000_i1234" type="#_x0000_t75" style="width:69.5pt;height:11pt" o:ole="">
+          <v:shape id="_x0000_i1235" type="#_x0000_t75" style="width:69.25pt;height:11.1pt" o:ole="">
             <v:imagedata r:id="rId184" o:title=""/>
           </v:shape>
-          <o:OLEObject Type="Embed" ProgID="VisualTeX.Formula.1" ShapeID="_x0000_i1234" DrawAspect="Content" ObjectID="_1847824642" r:id="rId344">
+          <o:OLEObject Type="Embed" ProgID="VisualTeX.Formula.1" ShapeID="_x0000_i1235" DrawAspect="Content" ObjectID="_1848578608" r:id="rId344">
             <o:FieldCodes>\s</o:FieldCodes>
           </o:OLEObject>
         </w:object>
@@ -16402,10 +16474,10 @@
       </w:r>
       <w:r>
         <w:object w:dxaOrig="95" w:dyaOrig="83" w14:anchorId="526F4AD4">
-          <v:shape id="_x0000_i1235" type="#_x0000_t75" style="width:8pt;height:7pt" o:ole="">
+          <v:shape id="_x0000_i1236" type="#_x0000_t75" style="width:7.75pt;height:7.2pt" o:ole="">
             <v:imagedata r:id="rId34" o:title=""/>
           </v:shape>
-          <o:OLEObject Type="Embed" ProgID="VisualTeX.Formula.1" ShapeID="_x0000_i1235" DrawAspect="Content" ObjectID="_1847824643" r:id="rId345">
+          <o:OLEObject Type="Embed" ProgID="VisualTeX.Formula.1" ShapeID="_x0000_i1236" DrawAspect="Content" ObjectID="_1848578609" r:id="rId345">
             <o:FieldCodes>\s</o:FieldCodes>
           </o:OLEObject>
         </w:object>
@@ -16436,10 +16508,10 @@
           <w:position w:val="-6"/>
         </w:rPr>
         <w:object w:dxaOrig="924" w:dyaOrig="171" w14:anchorId="6B3234D7">
-          <v:shape id="_x0000_i1236" type="#_x0000_t75" style="width:70pt;height:13.5pt" o:ole="">
+          <v:shape id="_x0000_i1237" type="#_x0000_t75" style="width:69.8pt;height:13.3pt" o:ole="">
             <v:imagedata r:id="rId276" o:title=""/>
           </v:shape>
-          <o:OLEObject Type="Embed" ProgID="VisualTeX.Formula.1" ShapeID="_x0000_i1236" DrawAspect="Content" ObjectID="_1847824644" r:id="rId346">
+          <o:OLEObject Type="Embed" ProgID="VisualTeX.Formula.1" ShapeID="_x0000_i1237" DrawAspect="Content" ObjectID="_1848578610" r:id="rId346">
             <o:FieldCodes>\s</o:FieldCodes>
           </o:OLEObject>
         </w:object>
@@ -16504,10 +16576,10 @@
       </w:r>
       <w:r>
         <w:object w:dxaOrig="95" w:dyaOrig="83" w14:anchorId="7B87DD75">
-          <v:shape id="_x0000_i1237" type="#_x0000_t75" style="width:8pt;height:7pt" o:ole="">
+          <v:shape id="_x0000_i1238" type="#_x0000_t75" style="width:7.75pt;height:7.2pt" o:ole="">
             <v:imagedata r:id="rId34" o:title=""/>
           </v:shape>
-          <o:OLEObject Type="Embed" ProgID="VisualTeX.Formula.1" ShapeID="_x0000_i1237" DrawAspect="Content" ObjectID="_1847824645" r:id="rId347">
+          <o:OLEObject Type="Embed" ProgID="VisualTeX.Formula.1" ShapeID="_x0000_i1238" DrawAspect="Content" ObjectID="_1848578611" r:id="rId347">
             <o:FieldCodes>\s</o:FieldCodes>
           </o:OLEObject>
         </w:object>
@@ -16526,10 +16598,10 @@
           <w:position w:val="-6"/>
         </w:rPr>
         <w:object w:dxaOrig="917" w:dyaOrig="170" w14:anchorId="0540BB90">
-          <v:shape id="_x0000_i1238" type="#_x0000_t75" style="width:70pt;height:13.5pt" o:ole="">
+          <v:shape id="_x0000_i1239" type="#_x0000_t75" style="width:69.8pt;height:13.3pt" o:ole="">
             <v:imagedata r:id="rId284" o:title=""/>
           </v:shape>
-          <o:OLEObject Type="Embed" ProgID="VisualTeX.Formula.1" ShapeID="_x0000_i1238" DrawAspect="Content" ObjectID="_1847824646" r:id="rId348">
+          <o:OLEObject Type="Embed" ProgID="VisualTeX.Formula.1" ShapeID="_x0000_i1239" DrawAspect="Content" ObjectID="_1848578612" r:id="rId348">
             <o:FieldCodes>\s</o:FieldCodes>
           </o:OLEObject>
         </w:object>
@@ -16608,10 +16680,10 @@
       </w:r>
       <w:r>
         <w:object w:dxaOrig="95" w:dyaOrig="83" w14:anchorId="50B20249">
-          <v:shape id="_x0000_i1239" type="#_x0000_t75" style="width:8pt;height:7pt" o:ole="">
+          <v:shape id="_x0000_i1240" type="#_x0000_t75" style="width:7.75pt;height:7.2pt" o:ole="">
             <v:imagedata r:id="rId34" o:title=""/>
           </v:shape>
-          <o:OLEObject Type="Embed" ProgID="VisualTeX.Formula.1" ShapeID="_x0000_i1239" DrawAspect="Content" ObjectID="_1847824647" r:id="rId349">
+          <o:OLEObject Type="Embed" ProgID="VisualTeX.Formula.1" ShapeID="_x0000_i1240" DrawAspect="Content" ObjectID="_1848578613" r:id="rId349">
             <o:FieldCodes>\s</o:FieldCodes>
           </o:OLEObject>
         </w:object>
@@ -16636,10 +16708,10 @@
           <w:position w:val="-2"/>
         </w:rPr>
         <w:object w:dxaOrig="219" w:dyaOrig="117" w14:anchorId="6A7776C9">
-          <v:shape id="_x0000_i1240" type="#_x0000_t75" style="width:17pt;height:9.5pt" o:ole="">
+          <v:shape id="_x0000_i1241" type="#_x0000_t75" style="width:17.15pt;height:9.4pt" o:ole="">
             <v:imagedata r:id="rId322" o:title=""/>
           </v:shape>
-          <o:OLEObject Type="Embed" ProgID="VisualTeX.Formula.1" ShapeID="_x0000_i1240" DrawAspect="Content" ObjectID="_1847824648" r:id="rId350">
+          <o:OLEObject Type="Embed" ProgID="VisualTeX.Formula.1" ShapeID="_x0000_i1241" DrawAspect="Content" ObjectID="_1848578614" r:id="rId350">
             <o:FieldCodes>\s</o:FieldCodes>
           </o:OLEObject>
         </w:object>
@@ -16687,10 +16759,10 @@
           <w:position w:val="-6"/>
         </w:rPr>
         <w:object w:dxaOrig="917" w:dyaOrig="170" w14:anchorId="6F2945C4">
-          <v:shape id="_x0000_i1241" type="#_x0000_t75" style="width:70pt;height:13.5pt" o:ole="">
+          <v:shape id="_x0000_i1242" type="#_x0000_t75" style="width:69.8pt;height:13.3pt" o:ole="">
             <v:imagedata r:id="rId284" o:title=""/>
           </v:shape>
-          <o:OLEObject Type="Embed" ProgID="VisualTeX.Formula.1" ShapeID="_x0000_i1241" DrawAspect="Content" ObjectID="_1847824649" r:id="rId351">
+          <o:OLEObject Type="Embed" ProgID="VisualTeX.Formula.1" ShapeID="_x0000_i1242" DrawAspect="Content" ObjectID="_1848578615" r:id="rId351">
             <o:FieldCodes>\s</o:FieldCodes>
           </o:OLEObject>
         </w:object>
@@ -16723,10 +16795,10 @@
           <w:position w:val="-6"/>
         </w:rPr>
         <w:object w:dxaOrig="1170" w:dyaOrig="171" w14:anchorId="0BDCB475">
-          <v:shape id="_x0000_i1242" type="#_x0000_t75" style="width:88.5pt;height:13.5pt" o:ole="">
+          <v:shape id="_x0000_i1243" type="#_x0000_t75" style="width:88.6pt;height:13.3pt" o:ole="">
             <v:imagedata r:id="rId352" o:title=""/>
           </v:shape>
-          <o:OLEObject Type="Embed" ProgID="VisualTeX.Formula.1" ShapeID="_x0000_i1242" DrawAspect="Content" ObjectID="_1847824650" r:id="rId353">
+          <o:OLEObject Type="Embed" ProgID="VisualTeX.Formula.1" ShapeID="_x0000_i1243" DrawAspect="Content" ObjectID="_1848578616" r:id="rId353">
             <o:FieldCodes>\s</o:FieldCodes>
           </o:OLEObject>
         </w:object>
@@ -16803,10 +16875,10 @@
           <w:position w:val="-6"/>
         </w:rPr>
         <w:object w:dxaOrig="1709" w:dyaOrig="171" w14:anchorId="0F71039A">
-          <v:shape id="_x0000_i1243" type="#_x0000_t75" style="width:129pt;height:13.5pt" o:ole="">
+          <v:shape id="_x0000_i1244" type="#_x0000_t75" style="width:129.05pt;height:13.3pt" o:ole="">
             <v:imagedata r:id="rId354" o:title=""/>
           </v:shape>
-          <o:OLEObject Type="Embed" ProgID="VisualTeX.Formula.1" ShapeID="_x0000_i1243" DrawAspect="Content" ObjectID="_1847824651" r:id="rId355">
+          <o:OLEObject Type="Embed" ProgID="VisualTeX.Formula.1" ShapeID="_x0000_i1244" DrawAspect="Content" ObjectID="_1848578617" r:id="rId355">
             <o:FieldCodes>\s</o:FieldCodes>
           </o:OLEObject>
         </w:object>
@@ -16911,10 +16983,10 @@
           <w:position w:val="-2"/>
         </w:rPr>
         <w:object w:dxaOrig="907" w:dyaOrig="134" w14:anchorId="0850A1C0">
-          <v:shape id="_x0000_i1244" type="#_x0000_t75" style="width:1in;height:10.5pt" o:ole="">
+          <v:shape id="_x0000_i1245" type="#_x0000_t75" style="width:1in;height:10.5pt" o:ole="">
             <v:imagedata r:id="rId356" o:title=""/>
           </v:shape>
-          <o:OLEObject Type="Embed" ProgID="VisualTeX.Formula.1" ShapeID="_x0000_i1244" DrawAspect="Content" ObjectID="_1847824652" r:id="rId357">
+          <o:OLEObject Type="Embed" ProgID="VisualTeX.Formula.1" ShapeID="_x0000_i1245" DrawAspect="Content" ObjectID="_1848578618" r:id="rId357">
             <o:FieldCodes>\s</o:FieldCodes>
           </o:OLEObject>
         </w:object>
@@ -16975,10 +17047,10 @@
           <w:position w:val="-2"/>
         </w:rPr>
         <w:object w:dxaOrig="392" w:dyaOrig="140" w14:anchorId="34E4FAE4">
-          <v:shape id="_x0000_i1245" type="#_x0000_t75" style="width:31pt;height:10.5pt" o:ole="">
+          <v:shape id="_x0000_i1246" type="#_x0000_t75" style="width:31pt;height:10.5pt" o:ole="">
             <v:imagedata r:id="rId358" o:title=""/>
           </v:shape>
-          <o:OLEObject Type="Embed" ProgID="VisualTeX.Formula.1" ShapeID="_x0000_i1245" DrawAspect="Content" ObjectID="_1847824653" r:id="rId359">
+          <o:OLEObject Type="Embed" ProgID="VisualTeX.Formula.1" ShapeID="_x0000_i1246" DrawAspect="Content" ObjectID="_1848578619" r:id="rId359">
             <o:FieldCodes>\s</o:FieldCodes>
           </o:OLEObject>
         </w:object>
@@ -17010,10 +17082,10 @@
       </w:r>
       <w:r>
         <w:object w:dxaOrig="140" w:dyaOrig="122" w14:anchorId="5F676410">
-          <v:shape id="_x0000_i1246" type="#_x0000_t75" style="width:10.5pt;height:10.5pt" o:ole="">
+          <v:shape id="_x0000_i1247" type="#_x0000_t75" style="width:10.5pt;height:10.5pt" o:ole="">
             <v:imagedata r:id="rId360" o:title=""/>
           </v:shape>
-          <o:OLEObject Type="Embed" ProgID="VisualTeX.Formula.1" ShapeID="_x0000_i1246" DrawAspect="Content" ObjectID="_1847824654" r:id="rId361">
+          <o:OLEObject Type="Embed" ProgID="VisualTeX.Formula.1" ShapeID="_x0000_i1247" DrawAspect="Content" ObjectID="_1848578620" r:id="rId361">
             <o:FieldCodes>\s</o:FieldCodes>
           </o:OLEObject>
         </w:object>
@@ -17223,10 +17295,10 @@
           <w:position w:val="-2"/>
         </w:rPr>
         <w:object w:dxaOrig="652" w:dyaOrig="134" w14:anchorId="787348DE">
-          <v:shape id="_x0000_i1247" type="#_x0000_t75" style="width:51.5pt;height:10.5pt" o:ole="">
+          <v:shape id="_x0000_i1248" type="#_x0000_t75" style="width:51.5pt;height:10.5pt" o:ole="">
             <v:imagedata r:id="rId362" o:title=""/>
           </v:shape>
-          <o:OLEObject Type="Embed" ProgID="VisualTeX.Formula.1" ShapeID="_x0000_i1247" DrawAspect="Content" ObjectID="_1847824655" r:id="rId363">
+          <o:OLEObject Type="Embed" ProgID="VisualTeX.Formula.1" ShapeID="_x0000_i1248" DrawAspect="Content" ObjectID="_1848578621" r:id="rId363">
             <o:FieldCodes>\s</o:FieldCodes>
           </o:OLEObject>
         </w:object>
@@ -17252,10 +17324,10 @@
       </w:r>
       <w:r>
         <w:object w:dxaOrig="378" w:dyaOrig="128" w14:anchorId="003D6AE5">
-          <v:shape id="_x0000_i1248" type="#_x0000_t75" style="width:31pt;height:10.5pt" o:ole="">
+          <v:shape id="_x0000_i1249" type="#_x0000_t75" style="width:31pt;height:10.5pt" o:ole="">
             <v:imagedata r:id="rId364" o:title=""/>
           </v:shape>
-          <o:OLEObject Type="Embed" ProgID="VisualTeX.Formula.1" ShapeID="_x0000_i1248" DrawAspect="Content" ObjectID="_1847824656" r:id="rId365">
+          <o:OLEObject Type="Embed" ProgID="VisualTeX.Formula.1" ShapeID="_x0000_i1249" DrawAspect="Content" ObjectID="_1848578622" r:id="rId365">
             <o:FieldCodes>\s</o:FieldCodes>
           </o:OLEObject>
         </w:object>
@@ -17297,10 +17369,10 @@
           <w:position w:val="-8"/>
         </w:rPr>
         <w:object w:dxaOrig="434" w:dyaOrig="180" w14:anchorId="45855A02">
-          <v:shape id="_x0000_i1249" type="#_x0000_t75" style="width:36pt;height:15.5pt" o:ole="">
+          <v:shape id="_x0000_i1250" type="#_x0000_t75" style="width:36pt;height:15.5pt" o:ole="">
             <v:imagedata r:id="rId366" o:title=""/>
           </v:shape>
-          <o:OLEObject Type="Embed" ProgID="VisualTeX.Formula.1" ShapeID="_x0000_i1249" DrawAspect="Content" ObjectID="_1847824657" r:id="rId367">
+          <o:OLEObject Type="Embed" ProgID="VisualTeX.Formula.1" ShapeID="_x0000_i1250" DrawAspect="Content" ObjectID="_1848578623" r:id="rId367">
             <o:FieldCodes>\s</o:FieldCodes>
           </o:OLEObject>
         </w:object>
@@ -17326,10 +17398,10 @@
       </w:r>
       <w:r>
         <w:object w:dxaOrig="378" w:dyaOrig="128" w14:anchorId="40F8EEA7">
-          <v:shape id="_x0000_i1250" type="#_x0000_t75" style="width:31pt;height:10.5pt" o:ole="">
+          <v:shape id="_x0000_i1251" type="#_x0000_t75" style="width:31pt;height:10.5pt" o:ole="">
             <v:imagedata r:id="rId364" o:title=""/>
           </v:shape>
-          <o:OLEObject Type="Embed" ProgID="VisualTeX.Formula.1" ShapeID="_x0000_i1250" DrawAspect="Content" ObjectID="_1847824658" r:id="rId368">
+          <o:OLEObject Type="Embed" ProgID="VisualTeX.Formula.1" ShapeID="_x0000_i1251" DrawAspect="Content" ObjectID="_1848578624" r:id="rId368">
             <o:FieldCodes>\s</o:FieldCodes>
           </o:OLEObject>
         </w:object>
@@ -17357,10 +17429,10 @@
       </w:r>
       <w:r>
         <w:object w:dxaOrig="659" w:dyaOrig="127" w14:anchorId="5CF19D84">
-          <v:shape id="_x0000_i1251" type="#_x0000_t75" style="width:51.5pt;height:10.5pt" o:ole="">
+          <v:shape id="_x0000_i1252" type="#_x0000_t75" style="width:51.5pt;height:10.5pt" o:ole="">
             <v:imagedata r:id="rId369" o:title=""/>
           </v:shape>
-          <o:OLEObject Type="Embed" ProgID="VisualTeX.Formula.1" ShapeID="_x0000_i1251" DrawAspect="Content" ObjectID="_1847824659" r:id="rId370">
+          <o:OLEObject Type="Embed" ProgID="VisualTeX.Formula.1" ShapeID="_x0000_i1252" DrawAspect="Content" ObjectID="_1848578625" r:id="rId370">
             <o:FieldCodes>\s</o:FieldCodes>
           </o:OLEObject>
         </w:object>
@@ -17383,10 +17455,10 @@
       </w:r>
       <w:r>
         <w:object w:dxaOrig="378" w:dyaOrig="128" w14:anchorId="003F03FC">
-          <v:shape id="_x0000_i1252" type="#_x0000_t75" style="width:31pt;height:10.5pt" o:ole="">
+          <v:shape id="_x0000_i1253" type="#_x0000_t75" style="width:31pt;height:10.5pt" o:ole="">
             <v:imagedata r:id="rId364" o:title=""/>
           </v:shape>
-          <o:OLEObject Type="Embed" ProgID="VisualTeX.Formula.1" ShapeID="_x0000_i1252" DrawAspect="Content" ObjectID="_1847824660" r:id="rId371">
+          <o:OLEObject Type="Embed" ProgID="VisualTeX.Formula.1" ShapeID="_x0000_i1253" DrawAspect="Content" ObjectID="_1848578626" r:id="rId371">
             <o:FieldCodes>\s</o:FieldCodes>
           </o:OLEObject>
         </w:object>
@@ -17453,10 +17525,10 @@
           <w:position w:val="-6"/>
         </w:rPr>
         <w:object w:dxaOrig="341" w:dyaOrig="170" w14:anchorId="4F545910">
-          <v:shape id="_x0000_i1253" type="#_x0000_t75" style="width:25.5pt;height:15.5pt" o:ole="">
+          <v:shape id="_x0000_i1254" type="#_x0000_t75" style="width:25.5pt;height:15.5pt" o:ole="">
             <v:imagedata r:id="rId372" o:title=""/>
           </v:shape>
-          <o:OLEObject Type="Embed" ProgID="VisualTeX.Formula.1" ShapeID="_x0000_i1253" DrawAspect="Content" ObjectID="_1847824661" r:id="rId373">
+          <o:OLEObject Type="Embed" ProgID="VisualTeX.Formula.1" ShapeID="_x0000_i1254" DrawAspect="Content" ObjectID="_1848578627" r:id="rId373">
             <o:FieldCodes>\s</o:FieldCodes>
           </o:OLEObject>
         </w:object>
@@ -17491,10 +17563,10 @@
           <w:position w:val="-6"/>
         </w:rPr>
         <w:object w:dxaOrig="855" w:dyaOrig="171" w14:anchorId="6E7B9157">
-          <v:shape id="_x0000_i1254" type="#_x0000_t75" style="width:67pt;height:15.5pt" o:ole="">
+          <v:shape id="_x0000_i1255" type="#_x0000_t75" style="width:67pt;height:15.5pt" o:ole="">
             <v:imagedata r:id="rId374" o:title=""/>
           </v:shape>
-          <o:OLEObject Type="Embed" ProgID="VisualTeX.Formula.1" ShapeID="_x0000_i1254" DrawAspect="Content" ObjectID="_1847824662" r:id="rId375">
+          <o:OLEObject Type="Embed" ProgID="VisualTeX.Formula.1" ShapeID="_x0000_i1255" DrawAspect="Content" ObjectID="_1848578628" r:id="rId375">
             <o:FieldCodes>\s</o:FieldCodes>
           </o:OLEObject>
         </w:object>
@@ -17520,10 +17592,10 @@
       </w:r>
       <w:r>
         <w:object w:dxaOrig="378" w:dyaOrig="128" w14:anchorId="51169804">
-          <v:shape id="_x0000_i1255" type="#_x0000_t75" style="width:31pt;height:10.5pt" o:ole="">
+          <v:shape id="_x0000_i1256" type="#_x0000_t75" style="width:31pt;height:10.5pt" o:ole="">
             <v:imagedata r:id="rId364" o:title=""/>
           </v:shape>
-          <o:OLEObject Type="Embed" ProgID="VisualTeX.Formula.1" ShapeID="_x0000_i1255" DrawAspect="Content" ObjectID="_1847824663" r:id="rId376">
+          <o:OLEObject Type="Embed" ProgID="VisualTeX.Formula.1" ShapeID="_x0000_i1256" DrawAspect="Content" ObjectID="_1848578629" r:id="rId376">
             <o:FieldCodes>\s</o:FieldCodes>
           </o:OLEObject>
         </w:object>
@@ -17753,10 +17825,10 @@
           <w:position w:val="-2"/>
         </w:rPr>
         <w:object w:dxaOrig="224" w:dyaOrig="136" w14:anchorId="52A42130">
-          <v:shape id="_x0000_i1256" type="#_x0000_t75" style="width:15.5pt;height:10.5pt" o:ole="">
+          <v:shape id="_x0000_i1257" type="#_x0000_t75" style="width:15.5pt;height:10.5pt" o:ole="">
             <v:imagedata r:id="rId377" o:title=""/>
           </v:shape>
-          <o:OLEObject Type="Embed" ProgID="VisualTeX.Formula.1" ShapeID="_x0000_i1256" DrawAspect="Content" ObjectID="_1847824664" r:id="rId378">
+          <o:OLEObject Type="Embed" ProgID="VisualTeX.Formula.1" ShapeID="_x0000_i1257" DrawAspect="Content" ObjectID="_1848578630" r:id="rId378">
             <o:FieldCodes>\s</o:FieldCodes>
           </o:OLEObject>
         </w:object>
@@ -17788,10 +17860,10 @@
           <w:position w:val="-2"/>
         </w:rPr>
         <w:object w:dxaOrig="215" w:dyaOrig="131" w14:anchorId="045324DE">
-          <v:shape id="_x0000_i1257" type="#_x0000_t75" style="width:15.5pt;height:10.5pt" o:ole="">
+          <v:shape id="_x0000_i1258" type="#_x0000_t75" style="width:15.5pt;height:10.5pt" o:ole="">
             <v:imagedata r:id="rId379" o:title=""/>
           </v:shape>
-          <o:OLEObject Type="Embed" ProgID="VisualTeX.Formula.1" ShapeID="_x0000_i1257" DrawAspect="Content" ObjectID="_1847824665" r:id="rId380">
+          <o:OLEObject Type="Embed" ProgID="VisualTeX.Formula.1" ShapeID="_x0000_i1258" DrawAspect="Content" ObjectID="_1848578631" r:id="rId380">
             <o:FieldCodes>\s</o:FieldCodes>
           </o:OLEObject>
         </w:object>
@@ -17820,10 +17892,10 @@
           <w:position w:val="-2"/>
         </w:rPr>
         <w:object w:dxaOrig="215" w:dyaOrig="116" w14:anchorId="79FB5336">
-          <v:shape id="_x0000_i1258" type="#_x0000_t75" style="width:15.5pt;height:10.5pt" o:ole="">
+          <v:shape id="_x0000_i1259" type="#_x0000_t75" style="width:15.5pt;height:10.5pt" o:ole="">
             <v:imagedata r:id="rId381" o:title=""/>
           </v:shape>
-          <o:OLEObject Type="Embed" ProgID="VisualTeX.Formula.1" ShapeID="_x0000_i1258" DrawAspect="Content" ObjectID="_1847824666" r:id="rId382">
+          <o:OLEObject Type="Embed" ProgID="VisualTeX.Formula.1" ShapeID="_x0000_i1259" DrawAspect="Content" ObjectID="_1848578632" r:id="rId382">
             <o:FieldCodes>\s</o:FieldCodes>
           </o:OLEObject>
         </w:object>
@@ -17871,10 +17943,10 @@
           <w:position w:val="-2"/>
         </w:rPr>
         <w:object w:dxaOrig="205" w:dyaOrig="111" w14:anchorId="1FBDF18D">
-          <v:shape id="_x0000_i1259" type="#_x0000_t75" style="width:15.5pt;height:10.5pt" o:ole="">
+          <v:shape id="_x0000_i1260" type="#_x0000_t75" style="width:15.5pt;height:10.5pt" o:ole="">
             <v:imagedata r:id="rId383" o:title=""/>
           </v:shape>
-          <o:OLEObject Type="Embed" ProgID="VisualTeX.Formula.1" ShapeID="_x0000_i1259" DrawAspect="Content" ObjectID="_1847824667" r:id="rId384">
+          <o:OLEObject Type="Embed" ProgID="VisualTeX.Formula.1" ShapeID="_x0000_i1260" DrawAspect="Content" ObjectID="_1848578633" r:id="rId384">
             <o:FieldCodes>\s</o:FieldCodes>
           </o:OLEObject>
         </w:object>
@@ -17931,10 +18003,10 @@
           <w:position w:val="-2"/>
         </w:rPr>
         <w:object w:dxaOrig="224" w:dyaOrig="136" w14:anchorId="5A0DE10A">
-          <v:shape id="_x0000_i1260" type="#_x0000_t75" style="width:15.5pt;height:10.5pt" o:ole="">
+          <v:shape id="_x0000_i1261" type="#_x0000_t75" style="width:15.5pt;height:10.5pt" o:ole="">
             <v:imagedata r:id="rId377" o:title=""/>
           </v:shape>
-          <o:OLEObject Type="Embed" ProgID="VisualTeX.Formula.1" ShapeID="_x0000_i1260" DrawAspect="Content" ObjectID="_1847824668" r:id="rId385">
+          <o:OLEObject Type="Embed" ProgID="VisualTeX.Formula.1" ShapeID="_x0000_i1261" DrawAspect="Content" ObjectID="_1848578634" r:id="rId385">
             <o:FieldCodes>\s</o:FieldCodes>
           </o:OLEObject>
         </w:object>
@@ -17963,10 +18035,10 @@
           <w:position w:val="-2"/>
         </w:rPr>
         <w:object w:dxaOrig="215" w:dyaOrig="131" w14:anchorId="09B7B009">
-          <v:shape id="_x0000_i1261" type="#_x0000_t75" style="width:15.5pt;height:10.5pt" o:ole="">
+          <v:shape id="_x0000_i1262" type="#_x0000_t75" style="width:15.5pt;height:10.5pt" o:ole="">
             <v:imagedata r:id="rId379" o:title=""/>
           </v:shape>
-          <o:OLEObject Type="Embed" ProgID="VisualTeX.Formula.1" ShapeID="_x0000_i1261" DrawAspect="Content" ObjectID="_1847824669" r:id="rId386">
+          <o:OLEObject Type="Embed" ProgID="VisualTeX.Formula.1" ShapeID="_x0000_i1262" DrawAspect="Content" ObjectID="_1848578635" r:id="rId386">
             <o:FieldCodes>\s</o:FieldCodes>
           </o:OLEObject>
         </w:object>
@@ -18001,10 +18073,10 @@
       </w:r>
       <w:r>
         <w:object w:dxaOrig="106" w:dyaOrig="83" w14:anchorId="5FC4D688">
-          <v:shape id="_x0000_i1262" type="#_x0000_t75" style="width:8.5pt;height:7pt" o:ole="">
+          <v:shape id="_x0000_i1263" type="#_x0000_t75" style="width:8.3pt;height:7.2pt" o:ole="">
             <v:imagedata r:id="rId206" o:title=""/>
           </v:shape>
-          <o:OLEObject Type="Embed" ProgID="VisualTeX.Formula.1" ShapeID="_x0000_i1262" DrawAspect="Content" ObjectID="_1847824670" r:id="rId387">
+          <o:OLEObject Type="Embed" ProgID="VisualTeX.Formula.1" ShapeID="_x0000_i1263" DrawAspect="Content" ObjectID="_1848578636" r:id="rId387">
             <o:FieldCodes>\s</o:FieldCodes>
           </o:OLEObject>
         </w:object>
@@ -18052,10 +18124,10 @@
           <w:position w:val="-2"/>
         </w:rPr>
         <w:object w:dxaOrig="669" w:dyaOrig="134" w14:anchorId="19BDC937">
-          <v:shape id="_x0000_i1263" type="#_x0000_t75" style="width:51.5pt;height:10.5pt" o:ole="">
+          <v:shape id="_x0000_i1264" type="#_x0000_t75" style="width:51.5pt;height:10.5pt" o:ole="">
             <v:imagedata r:id="rId388" o:title=""/>
           </v:shape>
-          <o:OLEObject Type="Embed" ProgID="VisualTeX.Formula.1" ShapeID="_x0000_i1263" DrawAspect="Content" ObjectID="_1847824671" r:id="rId389">
+          <o:OLEObject Type="Embed" ProgID="VisualTeX.Formula.1" ShapeID="_x0000_i1264" DrawAspect="Content" ObjectID="_1848578637" r:id="rId389">
             <o:FieldCodes>\s</o:FieldCodes>
           </o:OLEObject>
         </w:object>
@@ -18084,10 +18156,10 @@
           <w:position w:val="-4"/>
         </w:rPr>
         <w:object w:dxaOrig="465" w:dyaOrig="145" w14:anchorId="05EE1914">
-          <v:shape id="_x0000_i1264" type="#_x0000_t75" style="width:35pt;height:11.5pt" o:ole="">
+          <v:shape id="_x0000_i1265" type="#_x0000_t75" style="width:34.9pt;height:11.65pt" o:ole="">
             <v:imagedata r:id="rId390" o:title=""/>
           </v:shape>
-          <o:OLEObject Type="Embed" ProgID="VisualTeX.Formula.1" ShapeID="_x0000_i1264" DrawAspect="Content" ObjectID="_1847824672" r:id="rId391">
+          <o:OLEObject Type="Embed" ProgID="VisualTeX.Formula.1" ShapeID="_x0000_i1265" DrawAspect="Content" ObjectID="_1848578638" r:id="rId391">
             <o:FieldCodes>\s</o:FieldCodes>
           </o:OLEObject>
         </w:object>
@@ -18142,10 +18214,10 @@
       </w:r>
       <w:r>
         <w:object w:dxaOrig="106" w:dyaOrig="83" w14:anchorId="40FA7112">
-          <v:shape id="_x0000_i1265" type="#_x0000_t75" style="width:8.5pt;height:7pt" o:ole="">
+          <v:shape id="_x0000_i1266" type="#_x0000_t75" style="width:8.3pt;height:7.2pt" o:ole="">
             <v:imagedata r:id="rId206" o:title=""/>
           </v:shape>
-          <o:OLEObject Type="Embed" ProgID="VisualTeX.Formula.1" ShapeID="_x0000_i1265" DrawAspect="Content" ObjectID="_1847824673" r:id="rId392">
+          <o:OLEObject Type="Embed" ProgID="VisualTeX.Formula.1" ShapeID="_x0000_i1266" DrawAspect="Content" ObjectID="_1848578639" r:id="rId392">
             <o:FieldCodes>\s</o:FieldCodes>
           </o:OLEObject>
         </w:object>
@@ -18193,10 +18265,10 @@
           <w:position w:val="-2"/>
         </w:rPr>
         <w:object w:dxaOrig="668" w:dyaOrig="134" w14:anchorId="145AFB96">
-          <v:shape id="_x0000_i1266" type="#_x0000_t75" style="width:51.5pt;height:10.5pt" o:ole="">
+          <v:shape id="_x0000_i1267" type="#_x0000_t75" style="width:51.5pt;height:10.5pt" o:ole="">
             <v:imagedata r:id="rId393" o:title=""/>
           </v:shape>
-          <o:OLEObject Type="Embed" ProgID="VisualTeX.Formula.1" ShapeID="_x0000_i1266" DrawAspect="Content" ObjectID="_1847824674" r:id="rId394">
+          <o:OLEObject Type="Embed" ProgID="VisualTeX.Formula.1" ShapeID="_x0000_i1267" DrawAspect="Content" ObjectID="_1848578640" r:id="rId394">
             <o:FieldCodes>\s</o:FieldCodes>
           </o:OLEObject>
         </w:object>
@@ -18225,10 +18297,10 @@
           <w:position w:val="-4"/>
         </w:rPr>
         <w:object w:dxaOrig="466" w:dyaOrig="146" w14:anchorId="37939138">
-          <v:shape id="_x0000_i1267" type="#_x0000_t75" style="width:34.5pt;height:11.5pt" o:ole="">
+          <v:shape id="_x0000_i1268" type="#_x0000_t75" style="width:34.35pt;height:11.65pt" o:ole="">
             <v:imagedata r:id="rId395" o:title=""/>
           </v:shape>
-          <o:OLEObject Type="Embed" ProgID="VisualTeX.Formula.1" ShapeID="_x0000_i1267" DrawAspect="Content" ObjectID="_1847824675" r:id="rId396">
+          <o:OLEObject Type="Embed" ProgID="VisualTeX.Formula.1" ShapeID="_x0000_i1268" DrawAspect="Content" ObjectID="_1848578641" r:id="rId396">
             <o:FieldCodes>\s</o:FieldCodes>
           </o:OLEObject>
         </w:object>
@@ -18325,10 +18397,10 @@
           <w:position w:val="-4"/>
         </w:rPr>
         <w:object w:dxaOrig="465" w:dyaOrig="145" w14:anchorId="65D9667F">
-          <v:shape id="_x0000_i1268" type="#_x0000_t75" style="width:35pt;height:11.5pt" o:ole="">
+          <v:shape id="_x0000_i1269" type="#_x0000_t75" style="width:34.9pt;height:11.65pt" o:ole="">
             <v:imagedata r:id="rId390" o:title=""/>
           </v:shape>
-          <o:OLEObject Type="Embed" ProgID="VisualTeX.Formula.1" ShapeID="_x0000_i1268" DrawAspect="Content" ObjectID="_1847824676" r:id="rId397">
+          <o:OLEObject Type="Embed" ProgID="VisualTeX.Formula.1" ShapeID="_x0000_i1269" DrawAspect="Content" ObjectID="_1848578642" r:id="rId397">
             <o:FieldCodes>\s</o:FieldCodes>
           </o:OLEObject>
         </w:object>
@@ -18357,10 +18429,10 @@
           <w:position w:val="-4"/>
         </w:rPr>
         <w:object w:dxaOrig="378" w:dyaOrig="160" w14:anchorId="0F8470F8">
-          <v:shape id="_x0000_i1269" type="#_x0000_t75" style="width:29pt;height:13pt" o:ole="">
+          <v:shape id="_x0000_i1270" type="#_x0000_t75" style="width:28.8pt;height:12.75pt" o:ole="">
             <v:imagedata r:id="rId303" o:title=""/>
           </v:shape>
-          <o:OLEObject Type="Embed" ProgID="VisualTeX.Formula.1" ShapeID="_x0000_i1269" DrawAspect="Content" ObjectID="_1847824677" r:id="rId398">
+          <o:OLEObject Type="Embed" ProgID="VisualTeX.Formula.1" ShapeID="_x0000_i1270" DrawAspect="Content" ObjectID="_1848578643" r:id="rId398">
             <o:FieldCodes>\s</o:FieldCodes>
           </o:OLEObject>
         </w:object>
@@ -18419,10 +18491,10 @@
           <w:position w:val="-4"/>
         </w:rPr>
         <w:object w:dxaOrig="466" w:dyaOrig="146" w14:anchorId="722184B8">
-          <v:shape id="_x0000_i1270" type="#_x0000_t75" style="width:34.5pt;height:11.5pt" o:ole="">
+          <v:shape id="_x0000_i1271" type="#_x0000_t75" style="width:34.35pt;height:11.65pt" o:ole="">
             <v:imagedata r:id="rId399" o:title=""/>
           </v:shape>
-          <o:OLEObject Type="Embed" ProgID="VisualTeX.Formula.1" ShapeID="_x0000_i1270" DrawAspect="Content" ObjectID="_1847824678" r:id="rId400">
+          <o:OLEObject Type="Embed" ProgID="VisualTeX.Formula.1" ShapeID="_x0000_i1271" DrawAspect="Content" ObjectID="_1848578644" r:id="rId400">
             <o:FieldCodes>\s</o:FieldCodes>
           </o:OLEObject>
         </w:object>
@@ -18493,10 +18565,10 @@
           <w:position w:val="-4"/>
         </w:rPr>
         <w:object w:dxaOrig="466" w:dyaOrig="146" w14:anchorId="5FEE0542">
-          <v:shape id="_x0000_i1271" type="#_x0000_t75" style="width:34.5pt;height:11.5pt" o:ole="">
+          <v:shape id="_x0000_i1272" type="#_x0000_t75" style="width:34.35pt;height:11.65pt" o:ole="">
             <v:imagedata r:id="rId395" o:title=""/>
           </v:shape>
-          <o:OLEObject Type="Embed" ProgID="VisualTeX.Formula.1" ShapeID="_x0000_i1271" DrawAspect="Content" ObjectID="_1847824679" r:id="rId401">
+          <o:OLEObject Type="Embed" ProgID="VisualTeX.Formula.1" ShapeID="_x0000_i1272" DrawAspect="Content" ObjectID="_1848578645" r:id="rId401">
             <o:FieldCodes>\s</o:FieldCodes>
           </o:OLEObject>
         </w:object>
@@ -18538,10 +18610,10 @@
           <w:position w:val="-4"/>
         </w:rPr>
         <w:object w:dxaOrig="378" w:dyaOrig="160" w14:anchorId="7F135F71">
-          <v:shape id="_x0000_i1272" type="#_x0000_t75" style="width:29pt;height:13pt" o:ole="">
+          <v:shape id="_x0000_i1273" type="#_x0000_t75" style="width:28.8pt;height:12.75pt" o:ole="">
             <v:imagedata r:id="rId303" o:title=""/>
           </v:shape>
-          <o:OLEObject Type="Embed" ProgID="VisualTeX.Formula.1" ShapeID="_x0000_i1272" DrawAspect="Content" ObjectID="_1847824680" r:id="rId402">
+          <o:OLEObject Type="Embed" ProgID="VisualTeX.Formula.1" ShapeID="_x0000_i1273" DrawAspect="Content" ObjectID="_1848578646" r:id="rId402">
             <o:FieldCodes>\s</o:FieldCodes>
           </o:OLEObject>
         </w:object>
@@ -18557,10 +18629,10 @@
           <w:position w:val="-4"/>
         </w:rPr>
         <w:object w:dxaOrig="466" w:dyaOrig="146" w14:anchorId="1D23B24C">
-          <v:shape id="_x0000_i1273" type="#_x0000_t75" style="width:34.5pt;height:11.5pt" o:ole="">
+          <v:shape id="_x0000_i1274" type="#_x0000_t75" style="width:34.35pt;height:11.65pt" o:ole="">
             <v:imagedata r:id="rId403" o:title=""/>
           </v:shape>
-          <o:OLEObject Type="Embed" ProgID="VisualTeX.Formula.1" ShapeID="_x0000_i1273" DrawAspect="Content" ObjectID="_1847824681" r:id="rId404">
+          <o:OLEObject Type="Embed" ProgID="VisualTeX.Formula.1" ShapeID="_x0000_i1274" DrawAspect="Content" ObjectID="_1848578647" r:id="rId404">
             <o:FieldCodes>\s</o:FieldCodes>
           </o:OLEObject>
         </w:object>
@@ -18666,10 +18738,10 @@
           <w:position w:val="-2"/>
         </w:rPr>
         <w:object w:dxaOrig="224" w:dyaOrig="136" w14:anchorId="3788A983">
-          <v:shape id="_x0000_i1274" type="#_x0000_t75" style="width:15.5pt;height:10.5pt" o:ole="">
+          <v:shape id="_x0000_i1275" type="#_x0000_t75" style="width:15.5pt;height:10.5pt" o:ole="">
             <v:imagedata r:id="rId377" o:title=""/>
           </v:shape>
-          <o:OLEObject Type="Embed" ProgID="VisualTeX.Formula.1" ShapeID="_x0000_i1274" DrawAspect="Content" ObjectID="_1847824682" r:id="rId405">
+          <o:OLEObject Type="Embed" ProgID="VisualTeX.Formula.1" ShapeID="_x0000_i1275" DrawAspect="Content" ObjectID="_1848578648" r:id="rId405">
             <o:FieldCodes>\s</o:FieldCodes>
           </o:OLEObject>
         </w:object>
@@ -18754,10 +18826,10 @@
           <w:position w:val="-4"/>
         </w:rPr>
         <w:object w:dxaOrig="465" w:dyaOrig="145" w14:anchorId="00034607">
-          <v:shape id="_x0000_i1275" type="#_x0000_t75" style="width:35pt;height:11.5pt" o:ole="">
+          <v:shape id="_x0000_i1276" type="#_x0000_t75" style="width:34.9pt;height:11.65pt" o:ole="">
             <v:imagedata r:id="rId390" o:title=""/>
           </v:shape>
-          <o:OLEObject Type="Embed" ProgID="VisualTeX.Formula.1" ShapeID="_x0000_i1275" DrawAspect="Content" ObjectID="_1847824683" r:id="rId406">
+          <o:OLEObject Type="Embed" ProgID="VisualTeX.Formula.1" ShapeID="_x0000_i1276" DrawAspect="Content" ObjectID="_1848578649" r:id="rId406">
             <o:FieldCodes>\s</o:FieldCodes>
           </o:OLEObject>
         </w:object>
@@ -18851,10 +18923,10 @@
           <w:position w:val="-4"/>
         </w:rPr>
         <w:object w:dxaOrig="451" w:dyaOrig="146" w14:anchorId="6337F5A5">
-          <v:shape id="_x0000_i1276" type="#_x0000_t75" style="width:34pt;height:11.5pt" o:ole="">
+          <v:shape id="_x0000_i1277" type="#_x0000_t75" style="width:33.8pt;height:11.65pt" o:ole="">
             <v:imagedata r:id="rId407" o:title=""/>
           </v:shape>
-          <o:OLEObject Type="Embed" ProgID="VisualTeX.Formula.1" ShapeID="_x0000_i1276" DrawAspect="Content" ObjectID="_1847824684" r:id="rId408">
+          <o:OLEObject Type="Embed" ProgID="VisualTeX.Formula.1" ShapeID="_x0000_i1277" DrawAspect="Content" ObjectID="_1848578650" r:id="rId408">
             <o:FieldCodes>\s</o:FieldCodes>
           </o:OLEObject>
         </w:object>
@@ -18902,10 +18974,10 @@
           <w:position w:val="-4"/>
         </w:rPr>
         <w:object w:dxaOrig="176" w:dyaOrig="105" w14:anchorId="591F4097">
-          <v:shape id="_x0000_i1277" type="#_x0000_t75" style="width:14pt;height:8.5pt" o:ole="">
+          <v:shape id="_x0000_i1278" type="#_x0000_t75" style="width:13.85pt;height:8.3pt" o:ole="">
             <v:imagedata r:id="rId409" o:title=""/>
           </v:shape>
-          <o:OLEObject Type="Embed" ProgID="VisualTeX.Formula.1" ShapeID="_x0000_i1277" DrawAspect="Content" ObjectID="_1847824685" r:id="rId410">
+          <o:OLEObject Type="Embed" ProgID="VisualTeX.Formula.1" ShapeID="_x0000_i1278" DrawAspect="Content" ObjectID="_1848578651" r:id="rId410">
             <o:FieldCodes>\s</o:FieldCodes>
           </o:OLEObject>
         </w:object>
@@ -18979,10 +19051,10 @@
           <w:position w:val="-4"/>
         </w:rPr>
         <w:object w:dxaOrig="176" w:dyaOrig="105" w14:anchorId="12227BC8">
-          <v:shape id="_x0000_i1278" type="#_x0000_t75" style="width:14pt;height:8.5pt" o:ole="">
+          <v:shape id="_x0000_i1279" type="#_x0000_t75" style="width:13.85pt;height:8.3pt" o:ole="">
             <v:imagedata r:id="rId411" o:title=""/>
           </v:shape>
-          <o:OLEObject Type="Embed" ProgID="VisualTeX.Formula.1" ShapeID="_x0000_i1278" DrawAspect="Content" ObjectID="_1847824686" r:id="rId412">
+          <o:OLEObject Type="Embed" ProgID="VisualTeX.Formula.1" ShapeID="_x0000_i1279" DrawAspect="Content" ObjectID="_1848578652" r:id="rId412">
             <o:FieldCodes>\s</o:FieldCodes>
           </o:OLEObject>
         </w:object>
@@ -19026,10 +19098,10 @@
           <w:position w:val="-4"/>
         </w:rPr>
         <w:object w:dxaOrig="738" w:dyaOrig="145" w14:anchorId="366130E3">
-          <v:shape id="_x0000_i1279" type="#_x0000_t75" style="width:54.5pt;height:11.5pt" o:ole="">
+          <v:shape id="_x0000_i1280" type="#_x0000_t75" style="width:54.3pt;height:11.65pt" o:ole="">
             <v:imagedata r:id="rId413" o:title=""/>
           </v:shape>
-          <o:OLEObject Type="Embed" ProgID="VisualTeX.Formula.1" ShapeID="_x0000_i1279" DrawAspect="Content" ObjectID="_1847824687" r:id="rId414">
+          <o:OLEObject Type="Embed" ProgID="VisualTeX.Formula.1" ShapeID="_x0000_i1280" DrawAspect="Content" ObjectID="_1848578653" r:id="rId414">
             <o:FieldCodes>\s</o:FieldCodes>
           </o:OLEObject>
         </w:object>
@@ -19086,10 +19158,10 @@
           <w:position w:val="-4"/>
         </w:rPr>
         <w:object w:dxaOrig="723" w:dyaOrig="146" w14:anchorId="72C23583">
-          <v:shape id="_x0000_i1280" type="#_x0000_t75" style="width:53.5pt;height:11.5pt" o:ole="">
+          <v:shape id="_x0000_i1281" type="#_x0000_t75" style="width:53.7pt;height:11.65pt" o:ole="">
             <v:imagedata r:id="rId415" o:title=""/>
           </v:shape>
-          <o:OLEObject Type="Embed" ProgID="VisualTeX.Formula.1" ShapeID="_x0000_i1280" DrawAspect="Content" ObjectID="_1847824688" r:id="rId416">
+          <o:OLEObject Type="Embed" ProgID="VisualTeX.Formula.1" ShapeID="_x0000_i1281" DrawAspect="Content" ObjectID="_1848578654" r:id="rId416">
             <o:FieldCodes>\s</o:FieldCodes>
           </o:OLEObject>
         </w:object>
@@ -19139,10 +19211,10 @@
           <w:position w:val="-6"/>
         </w:rPr>
         <w:object w:dxaOrig="2998" w:dyaOrig="171" w14:anchorId="15535B37">
-          <v:shape id="_x0000_i1281" type="#_x0000_t75" style="width:225.5pt;height:13.5pt" o:ole="">
+          <v:shape id="_x0000_i1282" type="#_x0000_t75" style="width:225.4pt;height:13.3pt" o:ole="">
             <v:imagedata r:id="rId417" o:title=""/>
           </v:shape>
-          <o:OLEObject Type="Embed" ProgID="VisualTeX.Formula.1" ShapeID="_x0000_i1281" DrawAspect="Content" ObjectID="_1847824689" r:id="rId418">
+          <o:OLEObject Type="Embed" ProgID="VisualTeX.Formula.1" ShapeID="_x0000_i1282" DrawAspect="Content" ObjectID="_1848578655" r:id="rId418">
             <o:FieldCodes>\s</o:FieldCodes>
           </o:OLEObject>
         </w:object>
@@ -19179,10 +19251,10 @@
           <w:position w:val="-4"/>
         </w:rPr>
         <w:object w:dxaOrig="466" w:dyaOrig="136" w14:anchorId="1C6CD594">
-          <v:shape id="_x0000_i1282" type="#_x0000_t75" style="width:34.5pt;height:11pt" o:ole="">
+          <v:shape id="_x0000_i1283" type="#_x0000_t75" style="width:34.35pt;height:11.1pt" o:ole="">
             <v:imagedata r:id="rId419" o:title=""/>
           </v:shape>
-          <o:OLEObject Type="Embed" ProgID="VisualTeX.Formula.1" ShapeID="_x0000_i1282" DrawAspect="Content" ObjectID="_1847824690" r:id="rId420">
+          <o:OLEObject Type="Embed" ProgID="VisualTeX.Formula.1" ShapeID="_x0000_i1283" DrawAspect="Content" ObjectID="_1848578656" r:id="rId420">
             <o:FieldCodes>\s</o:FieldCodes>
           </o:OLEObject>
         </w:object>
@@ -19259,10 +19331,10 @@
           <w:position w:val="-2"/>
         </w:rPr>
         <w:object w:dxaOrig="224" w:dyaOrig="136" w14:anchorId="2456A357">
-          <v:shape id="_x0000_i1283" type="#_x0000_t75" style="width:15.5pt;height:10.5pt" o:ole="">
+          <v:shape id="_x0000_i1284" type="#_x0000_t75" style="width:15.5pt;height:10.5pt" o:ole="">
             <v:imagedata r:id="rId377" o:title=""/>
           </v:shape>
-          <o:OLEObject Type="Embed" ProgID="VisualTeX.Formula.1" ShapeID="_x0000_i1283" DrawAspect="Content" ObjectID="_1847824691" r:id="rId421">
+          <o:OLEObject Type="Embed" ProgID="VisualTeX.Formula.1" ShapeID="_x0000_i1284" DrawAspect="Content" ObjectID="_1848578657" r:id="rId421">
             <o:FieldCodes>\s</o:FieldCodes>
           </o:OLEObject>
         </w:object>
@@ -19278,10 +19350,10 @@
           <w:position w:val="-2"/>
         </w:rPr>
         <w:object w:dxaOrig="215" w:dyaOrig="131" w14:anchorId="5D4E5542">
-          <v:shape id="_x0000_i1284" type="#_x0000_t75" style="width:15.5pt;height:10.5pt" o:ole="">
+          <v:shape id="_x0000_i1285" type="#_x0000_t75" style="width:15.5pt;height:10.5pt" o:ole="">
             <v:imagedata r:id="rId379" o:title=""/>
           </v:shape>
-          <o:OLEObject Type="Embed" ProgID="VisualTeX.Formula.1" ShapeID="_x0000_i1284" DrawAspect="Content" ObjectID="_1847824692" r:id="rId422">
+          <o:OLEObject Type="Embed" ProgID="VisualTeX.Formula.1" ShapeID="_x0000_i1285" DrawAspect="Content" ObjectID="_1848578658" r:id="rId422">
             <o:FieldCodes>\s</o:FieldCodes>
           </o:OLEObject>
         </w:object>
@@ -19323,10 +19395,10 @@
           <w:position w:val="-2"/>
         </w:rPr>
         <w:object w:dxaOrig="224" w:dyaOrig="136" w14:anchorId="650D3B91">
-          <v:shape id="_x0000_i1285" type="#_x0000_t75" style="width:15.5pt;height:10.5pt" o:ole="">
+          <v:shape id="_x0000_i1286" type="#_x0000_t75" style="width:15.5pt;height:10.5pt" o:ole="">
             <v:imagedata r:id="rId377" o:title=""/>
           </v:shape>
-          <o:OLEObject Type="Embed" ProgID="VisualTeX.Formula.1" ShapeID="_x0000_i1285" DrawAspect="Content" ObjectID="_1847824693" r:id="rId423">
+          <o:OLEObject Type="Embed" ProgID="VisualTeX.Formula.1" ShapeID="_x0000_i1286" DrawAspect="Content" ObjectID="_1848578659" r:id="rId423">
             <o:FieldCodes>\s</o:FieldCodes>
           </o:OLEObject>
         </w:object>
@@ -19414,10 +19486,10 @@
           <w:position w:val="-4"/>
         </w:rPr>
         <w:object w:dxaOrig="482" w:dyaOrig="136" w14:anchorId="0520D5F7">
-          <v:shape id="_x0000_i1286" type="#_x0000_t75" style="width:36pt;height:10.5pt" o:ole="">
+          <v:shape id="_x0000_i1287" type="#_x0000_t75" style="width:36pt;height:10.5pt" o:ole="">
             <v:imagedata r:id="rId424" o:title=""/>
           </v:shape>
-          <o:OLEObject Type="Embed" ProgID="VisualTeX.Formula.1" ShapeID="_x0000_i1286" DrawAspect="Content" ObjectID="_1847824694" r:id="rId425">
+          <o:OLEObject Type="Embed" ProgID="VisualTeX.Formula.1" ShapeID="_x0000_i1287" DrawAspect="Content" ObjectID="_1848578660" r:id="rId425">
             <o:FieldCodes>\s</o:FieldCodes>
           </o:OLEObject>
         </w:object>
@@ -19445,10 +19517,10 @@
           <w:position w:val="-2"/>
         </w:rPr>
         <w:object w:dxaOrig="669" w:dyaOrig="130" w14:anchorId="615CE8B6">
-          <v:shape id="_x0000_i1287" type="#_x0000_t75" style="width:51.5pt;height:10.5pt" o:ole="">
+          <v:shape id="_x0000_i1288" type="#_x0000_t75" style="width:51.5pt;height:10.5pt" o:ole="">
             <v:imagedata r:id="rId426" o:title=""/>
           </v:shape>
-          <o:OLEObject Type="Embed" ProgID="VisualTeX.Formula.1" ShapeID="_x0000_i1287" DrawAspect="Content" ObjectID="_1847824695" r:id="rId427">
+          <o:OLEObject Type="Embed" ProgID="VisualTeX.Formula.1" ShapeID="_x0000_i1288" DrawAspect="Content" ObjectID="_1848578661" r:id="rId427">
             <o:FieldCodes>\s</o:FieldCodes>
           </o:OLEObject>
         </w:object>
@@ -19530,7 +19602,21 @@
           <w:rFonts w:hint="eastAsia"/>
           <w:position w:val="-2"/>
         </w:rPr>
-        <w:t>当然，因为我们定义的这些运算和关系后续都可以无缝衔接到其它的数系，所以我们后续就也不标了——那样我写着累</w:t>
+        <w:t>当然，因为我们定义的这些运算和关系后续都可以无缝衔接到其它的数系，所以我们后续</w:t>
+      </w:r>
+      <w:r>
+        <w:rPr>
+          <w:rFonts w:hint="eastAsia"/>
+          <w:position w:val="-2"/>
+        </w:rPr>
+        <w:t>除了在给出定义时标上以外，其它时候</w:t>
+      </w:r>
+      <w:r>
+        <w:rPr>
+          <w:rFonts w:hint="eastAsia"/>
+          <w:position w:val="-2"/>
+        </w:rPr>
+        <w:t>就也不标了——那样我写着累</w:t>
       </w:r>
       <w:r>
         <w:rPr>
@@ -19718,10 +19804,10 @@
       </w:r>
       <w:r>
         <w:object w:dxaOrig="135" w:dyaOrig="87" w14:anchorId="178482D0">
-          <v:shape id="_x0000_i1288" type="#_x0000_t75" style="width:10.5pt;height:8pt" o:ole="">
+          <v:shape id="_x0000_i1289" type="#_x0000_t75" style="width:10.5pt;height:7.75pt" o:ole="">
             <v:imagedata r:id="rId212" o:title=""/>
           </v:shape>
-          <o:OLEObject Type="Embed" ProgID="VisualTeX.Formula.1" ShapeID="_x0000_i1288" DrawAspect="Content" ObjectID="_1847824696" r:id="rId428">
+          <o:OLEObject Type="Embed" ProgID="VisualTeX.Formula.1" ShapeID="_x0000_i1289" DrawAspect="Content" ObjectID="_1848578662" r:id="rId428">
             <o:FieldCodes>\s</o:FieldCodes>
           </o:OLEObject>
         </w:object>
@@ -19772,10 +19858,10 @@
           <w:position w:val="-2"/>
         </w:rPr>
         <w:object w:dxaOrig="922" w:dyaOrig="134" w14:anchorId="430F8DF7">
-          <v:shape id="_x0000_i1289" type="#_x0000_t75" style="width:70pt;height:11pt" o:ole="">
+          <v:shape id="_x0000_i1290" type="#_x0000_t75" style="width:69.8pt;height:11.1pt" o:ole="">
             <v:imagedata r:id="rId222" o:title=""/>
           </v:shape>
-          <o:OLEObject Type="Embed" ProgID="VisualTeX.Formula.1" ShapeID="_x0000_i1289" DrawAspect="Content" ObjectID="_1847824697" r:id="rId429">
+          <o:OLEObject Type="Embed" ProgID="VisualTeX.Formula.1" ShapeID="_x0000_i1290" DrawAspect="Content" ObjectID="_1848578663" r:id="rId429">
             <o:FieldCodes>\s</o:FieldCodes>
           </o:OLEObject>
         </w:object>
@@ -19845,10 +19931,10 @@
           <w:position w:val="-6"/>
         </w:rPr>
         <w:object w:dxaOrig="1700" w:dyaOrig="171" w14:anchorId="348934A3">
-          <v:shape id="_x0000_i1290" type="#_x0000_t75" style="width:128pt;height:13.5pt" o:ole="">
+          <v:shape id="_x0000_i1291" type="#_x0000_t75" style="width:127.95pt;height:13.3pt" o:ole="">
             <v:imagedata r:id="rId220" o:title=""/>
           </v:shape>
-          <o:OLEObject Type="Embed" ProgID="VisualTeX.Formula.1" ShapeID="_x0000_i1290" DrawAspect="Content" ObjectID="_1847824698" r:id="rId430">
+          <o:OLEObject Type="Embed" ProgID="VisualTeX.Formula.1" ShapeID="_x0000_i1291" DrawAspect="Content" ObjectID="_1848578664" r:id="rId430">
             <o:FieldCodes>\s</o:FieldCodes>
           </o:OLEObject>
         </w:object>
@@ -19931,10 +20017,10 @@
           <w:position w:val="-6"/>
         </w:rPr>
         <w:object w:dxaOrig="2106" w:dyaOrig="171" w14:anchorId="4C657A55">
-          <v:shape id="_x0000_i1291" type="#_x0000_t75" style="width:158.5pt;height:13.5pt" o:ole="">
+          <v:shape id="_x0000_i1292" type="#_x0000_t75" style="width:158.4pt;height:13.3pt" o:ole="">
             <v:imagedata r:id="rId431" o:title=""/>
           </v:shape>
-          <o:OLEObject Type="Embed" ProgID="VisualTeX.Formula.1" ShapeID="_x0000_i1291" DrawAspect="Content" ObjectID="_1847824699" r:id="rId432">
+          <o:OLEObject Type="Embed" ProgID="VisualTeX.Formula.1" ShapeID="_x0000_i1292" DrawAspect="Content" ObjectID="_1848578665" r:id="rId432">
             <o:FieldCodes>\s</o:FieldCodes>
           </o:OLEObject>
         </w:object>
@@ -20043,10 +20129,10 @@
           <w:position w:val="-2"/>
         </w:rPr>
         <w:object w:dxaOrig="659" w:dyaOrig="130" w14:anchorId="5B082330">
-          <v:shape id="_x0000_i1292" type="#_x0000_t75" style="width:50pt;height:10.5pt" o:ole="">
+          <v:shape id="_x0000_i1293" type="#_x0000_t75" style="width:49.85pt;height:10.5pt" o:ole="">
             <v:imagedata r:id="rId433" o:title=""/>
           </v:shape>
-          <o:OLEObject Type="Embed" ProgID="VisualTeX.Formula.1" ShapeID="_x0000_i1292" DrawAspect="Content" ObjectID="_1847824700" r:id="rId434">
+          <o:OLEObject Type="Embed" ProgID="VisualTeX.Formula.1" ShapeID="_x0000_i1293" DrawAspect="Content" ObjectID="_1848578666" r:id="rId434">
             <o:FieldCodes>\s</o:FieldCodes>
           </o:OLEObject>
         </w:object>
@@ -20183,10 +20269,10 @@
       </w:r>
       <w:r>
         <w:object w:dxaOrig="366" w:dyaOrig="117" w14:anchorId="742E15D7">
-          <v:shape id="_x0000_i1293" type="#_x0000_t75" style="width:27.5pt;height:9.5pt" o:ole="">
+          <v:shape id="_x0000_i1294" type="#_x0000_t75" style="width:27.7pt;height:9.4pt" o:ole="">
             <v:imagedata r:id="rId435" o:title=""/>
           </v:shape>
-          <o:OLEObject Type="Embed" ProgID="VisualTeX.Formula.1" ShapeID="_x0000_i1293" DrawAspect="Content" ObjectID="_1847824701" r:id="rId436">
+          <o:OLEObject Type="Embed" ProgID="VisualTeX.Formula.1" ShapeID="_x0000_i1294" DrawAspect="Content" ObjectID="_1848578667" r:id="rId436">
             <o:FieldCodes>\s</o:FieldCodes>
           </o:OLEObject>
         </w:object>
@@ -20232,10 +20318,10 @@
           <w:position w:val="-2"/>
         </w:rPr>
         <w:object w:dxaOrig="659" w:dyaOrig="130" w14:anchorId="2D514346">
-          <v:shape id="_x0000_i1294" type="#_x0000_t75" style="width:50pt;height:10.5pt" o:ole="">
+          <v:shape id="_x0000_i1295" type="#_x0000_t75" style="width:49.85pt;height:10.5pt" o:ole="">
             <v:imagedata r:id="rId433" o:title=""/>
           </v:shape>
-          <o:OLEObject Type="Embed" ProgID="VisualTeX.Formula.1" ShapeID="_x0000_i1294" DrawAspect="Content" ObjectID="_1847824702" r:id="rId437">
+          <o:OLEObject Type="Embed" ProgID="VisualTeX.Formula.1" ShapeID="_x0000_i1295" DrawAspect="Content" ObjectID="_1848578668" r:id="rId437">
             <o:FieldCodes>\s</o:FieldCodes>
           </o:OLEObject>
         </w:object>
@@ -20288,10 +20374,10 @@
           <w:position w:val="-2"/>
         </w:rPr>
         <w:object w:dxaOrig="669" w:dyaOrig="130" w14:anchorId="095F02B5">
-          <v:shape id="_x0000_i1295" type="#_x0000_t75" style="width:51pt;height:10.5pt" o:ole="">
+          <v:shape id="_x0000_i1296" type="#_x0000_t75" style="width:50.95pt;height:10.5pt" o:ole="">
             <v:imagedata r:id="rId438" o:title=""/>
           </v:shape>
-          <o:OLEObject Type="Embed" ProgID="VisualTeX.Formula.1" ShapeID="_x0000_i1295" DrawAspect="Content" ObjectID="_1847824703" r:id="rId439">
+          <o:OLEObject Type="Embed" ProgID="VisualTeX.Formula.1" ShapeID="_x0000_i1296" DrawAspect="Content" ObjectID="_1848578669" r:id="rId439">
             <o:FieldCodes>\s</o:FieldCodes>
           </o:OLEObject>
         </w:object>
@@ -20588,10 +20674,10 @@
           <w:position w:val="-2"/>
         </w:rPr>
         <w:object w:dxaOrig="624" w:dyaOrig="134" w14:anchorId="29A74E0A">
-          <v:shape id="_x0000_i1296" type="#_x0000_t75" style="width:47.5pt;height:11pt" o:ole="">
+          <v:shape id="_x0000_i1297" type="#_x0000_t75" style="width:47.65pt;height:11.1pt" o:ole="">
             <v:imagedata r:id="rId440" o:title=""/>
           </v:shape>
-          <o:OLEObject Type="Embed" ProgID="VisualTeX.Formula.1" ShapeID="_x0000_i1296" DrawAspect="Content" ObjectID="_1847824704" r:id="rId441">
+          <o:OLEObject Type="Embed" ProgID="VisualTeX.Formula.1" ShapeID="_x0000_i1297" DrawAspect="Content" ObjectID="_1848578670" r:id="rId441">
             <o:FieldCodes>\s</o:FieldCodes>
           </o:OLEObject>
         </w:object>
@@ -20641,10 +20727,10 @@
           <w:position w:val="-6"/>
         </w:rPr>
         <w:object w:dxaOrig="748" w:dyaOrig="170" w14:anchorId="2675247C">
-          <v:shape id="_x0000_i1297" type="#_x0000_t75" style="width:57pt;height:13.5pt" o:ole="">
+          <v:shape id="_x0000_i1298" type="#_x0000_t75" style="width:57.05pt;height:13.3pt" o:ole="">
             <v:imagedata r:id="rId442" o:title=""/>
           </v:shape>
-          <o:OLEObject Type="Embed" ProgID="VisualTeX.Formula.1" ShapeID="_x0000_i1297" DrawAspect="Content" ObjectID="_1847824705" r:id="rId443">
+          <o:OLEObject Type="Embed" ProgID="VisualTeX.Formula.1" ShapeID="_x0000_i1298" DrawAspect="Content" ObjectID="_1848578671" r:id="rId443">
             <o:FieldCodes>\s</o:FieldCodes>
           </o:OLEObject>
         </w:object>
@@ -20781,10 +20867,10 @@
           <w:position w:val="-2"/>
         </w:rPr>
         <w:object w:dxaOrig="669" w:dyaOrig="130" w14:anchorId="6C64EA62">
-          <v:shape id="_x0000_i1298" type="#_x0000_t75" style="width:51pt;height:10.5pt" o:ole="">
+          <v:shape id="_x0000_i1299" type="#_x0000_t75" style="width:50.95pt;height:10.5pt" o:ole="">
             <v:imagedata r:id="rId438" o:title=""/>
           </v:shape>
-          <o:OLEObject Type="Embed" ProgID="VisualTeX.Formula.1" ShapeID="_x0000_i1298" DrawAspect="Content" ObjectID="_1847824706" r:id="rId444">
+          <o:OLEObject Type="Embed" ProgID="VisualTeX.Formula.1" ShapeID="_x0000_i1299" DrawAspect="Content" ObjectID="_1848578672" r:id="rId444">
             <o:FieldCodes>\s</o:FieldCodes>
           </o:OLEObject>
         </w:object>
@@ -20864,10 +20950,10 @@
           <w:position w:val="-6"/>
         </w:rPr>
         <w:object w:dxaOrig="2748" w:dyaOrig="170" w14:anchorId="2AABBFCF">
-          <v:shape id="_x0000_i1299" type="#_x0000_t75" style="width:207pt;height:13.5pt" o:ole="">
+          <v:shape id="_x0000_i1300" type="#_x0000_t75" style="width:207.15pt;height:13.3pt" o:ole="">
             <v:imagedata r:id="rId445" o:title=""/>
           </v:shape>
-          <o:OLEObject Type="Embed" ProgID="VisualTeX.Formula.1" ShapeID="_x0000_i1299" DrawAspect="Content" ObjectID="_1847824707" r:id="rId446">
+          <o:OLEObject Type="Embed" ProgID="VisualTeX.Formula.1" ShapeID="_x0000_i1300" DrawAspect="Content" ObjectID="_1848578673" r:id="rId446">
             <o:FieldCodes>\s</o:FieldCodes>
           </o:OLEObject>
         </w:object>
@@ -20911,10 +20997,10 @@
           <w:position w:val="-2"/>
         </w:rPr>
         <w:object w:dxaOrig="388" w:dyaOrig="129" w14:anchorId="456C4530">
-          <v:shape id="_x0000_i1300" type="#_x0000_t75" style="width:30pt;height:10.5pt" o:ole="">
+          <v:shape id="_x0000_i1301" type="#_x0000_t75" style="width:29.9pt;height:10.5pt" o:ole="">
             <v:imagedata r:id="rId143" o:title=""/>
           </v:shape>
-          <o:OLEObject Type="Embed" ProgID="VisualTeX.Formula.1" ShapeID="_x0000_i1300" DrawAspect="Content" ObjectID="_1847824708" r:id="rId447">
+          <o:OLEObject Type="Embed" ProgID="VisualTeX.Formula.1" ShapeID="_x0000_i1301" DrawAspect="Content" ObjectID="_1848578674" r:id="rId447">
             <o:FieldCodes>\s</o:FieldCodes>
           </o:OLEObject>
         </w:object>
@@ -20970,10 +21056,10 @@
           <w:position w:val="-2"/>
         </w:rPr>
         <w:object w:dxaOrig="405" w:dyaOrig="117" w14:anchorId="79A08E63">
-          <v:shape id="_x0000_i1301" type="#_x0000_t75" style="width:30.5pt;height:9.5pt" o:ole="">
+          <v:shape id="_x0000_i1302" type="#_x0000_t75" style="width:30.45pt;height:9.4pt" o:ole="">
             <v:imagedata r:id="rId147" o:title=""/>
           </v:shape>
-          <o:OLEObject Type="Embed" ProgID="VisualTeX.Formula.1" ShapeID="_x0000_i1301" DrawAspect="Content" ObjectID="_1847824709" r:id="rId448">
+          <o:OLEObject Type="Embed" ProgID="VisualTeX.Formula.1" ShapeID="_x0000_i1302" DrawAspect="Content" ObjectID="_1848578675" r:id="rId448">
             <o:FieldCodes>\s</o:FieldCodes>
           </o:OLEObject>
         </w:object>
@@ -21017,10 +21103,10 @@
           <w:position w:val="-2"/>
         </w:rPr>
         <w:object w:dxaOrig="692" w:dyaOrig="130" w14:anchorId="5428199D">
-          <v:shape id="_x0000_i1302" type="#_x0000_t75" style="width:52.5pt;height:10.5pt" o:ole="">
+          <v:shape id="_x0000_i1303" type="#_x0000_t75" style="width:52.6pt;height:10.5pt" o:ole="">
             <v:imagedata r:id="rId449" o:title=""/>
           </v:shape>
-          <o:OLEObject Type="Embed" ProgID="VisualTeX.Formula.1" ShapeID="_x0000_i1302" DrawAspect="Content" ObjectID="_1847824710" r:id="rId450">
+          <o:OLEObject Type="Embed" ProgID="VisualTeX.Formula.1" ShapeID="_x0000_i1303" DrawAspect="Content" ObjectID="_1848578676" r:id="rId450">
             <o:FieldCodes>\s</o:FieldCodes>
           </o:OLEObject>
         </w:object>
@@ -21077,10 +21163,10 @@
           <w:position w:val="-2"/>
         </w:rPr>
         <w:object w:dxaOrig="680" w:dyaOrig="130" w14:anchorId="1FE8AE70">
-          <v:shape id="_x0000_i1303" type="#_x0000_t75" style="width:51.5pt;height:10.5pt" o:ole="">
+          <v:shape id="_x0000_i1304" type="#_x0000_t75" style="width:51.5pt;height:10.5pt" o:ole="">
             <v:imagedata r:id="rId451" o:title=""/>
           </v:shape>
-          <o:OLEObject Type="Embed" ProgID="VisualTeX.Formula.1" ShapeID="_x0000_i1303" DrawAspect="Content" ObjectID="_1847824711" r:id="rId452">
+          <o:OLEObject Type="Embed" ProgID="VisualTeX.Formula.1" ShapeID="_x0000_i1304" DrawAspect="Content" ObjectID="_1848578677" r:id="rId452">
             <o:FieldCodes>\s</o:FieldCodes>
           </o:OLEObject>
         </w:object>
@@ -21130,10 +21216,10 @@
           <w:position w:val="-6"/>
         </w:rPr>
         <w:object w:dxaOrig="2503" w:dyaOrig="170" w14:anchorId="70938951">
-          <v:shape id="_x0000_i1304" type="#_x0000_t75" style="width:188.5pt;height:13.5pt" o:ole="">
+          <v:shape id="_x0000_i1305" type="#_x0000_t75" style="width:188.3pt;height:13.3pt" o:ole="">
             <v:imagedata r:id="rId453" o:title=""/>
           </v:shape>
-          <o:OLEObject Type="Embed" ProgID="VisualTeX.Formula.1" ShapeID="_x0000_i1304" DrawAspect="Content" ObjectID="_1847824712" r:id="rId454">
+          <o:OLEObject Type="Embed" ProgID="VisualTeX.Formula.1" ShapeID="_x0000_i1305" DrawAspect="Content" ObjectID="_1848578678" r:id="rId454">
             <o:FieldCodes>\s</o:FieldCodes>
           </o:OLEObject>
         </w:object>
@@ -21200,10 +21286,10 @@
           <w:position w:val="-2"/>
         </w:rPr>
         <w:object w:dxaOrig="669" w:dyaOrig="130" w14:anchorId="657EE6ED">
-          <v:shape id="_x0000_i1305" type="#_x0000_t75" style="width:51pt;height:10.5pt" o:ole="">
+          <v:shape id="_x0000_i1306" type="#_x0000_t75" style="width:50.95pt;height:10.5pt" o:ole="">
             <v:imagedata r:id="rId438" o:title=""/>
           </v:shape>
-          <o:OLEObject Type="Embed" ProgID="VisualTeX.Formula.1" ShapeID="_x0000_i1305" DrawAspect="Content" ObjectID="_1847824713" r:id="rId455">
+          <o:OLEObject Type="Embed" ProgID="VisualTeX.Formula.1" ShapeID="_x0000_i1306" DrawAspect="Content" ObjectID="_1848578679" r:id="rId455">
             <o:FieldCodes>\s</o:FieldCodes>
           </o:OLEObject>
         </w:object>
@@ -21227,10 +21313,10 @@
       </w:r>
       <w:r>
         <w:object w:dxaOrig="95" w:dyaOrig="83" w14:anchorId="79AD1794">
-          <v:shape id="_x0000_i1306" type="#_x0000_t75" style="width:8pt;height:7pt" o:ole="">
+          <v:shape id="_x0000_i1307" type="#_x0000_t75" style="width:7.75pt;height:7.2pt" o:ole="">
             <v:imagedata r:id="rId34" o:title=""/>
           </v:shape>
-          <o:OLEObject Type="Embed" ProgID="VisualTeX.Formula.1" ShapeID="_x0000_i1306" DrawAspect="Content" ObjectID="_1847824714" r:id="rId456">
+          <o:OLEObject Type="Embed" ProgID="VisualTeX.Formula.1" ShapeID="_x0000_i1307" DrawAspect="Content" ObjectID="_1848578680" r:id="rId456">
             <o:FieldCodes>\s</o:FieldCodes>
           </o:OLEObject>
         </w:object>
@@ -21265,10 +21351,10 @@
           <w:position w:val="-6"/>
         </w:rPr>
         <w:object w:dxaOrig="1043" w:dyaOrig="171" w14:anchorId="53E6D8BC">
-          <v:shape id="_x0000_i1307" type="#_x0000_t75" style="width:79pt;height:13.5pt" o:ole="">
+          <v:shape id="_x0000_i1308" type="#_x0000_t75" style="width:79.2pt;height:13.3pt" o:ole="">
             <v:imagedata r:id="rId457" o:title=""/>
           </v:shape>
-          <o:OLEObject Type="Embed" ProgID="VisualTeX.Formula.1" ShapeID="_x0000_i1307" DrawAspect="Content" ObjectID="_1847824715" r:id="rId458">
+          <o:OLEObject Type="Embed" ProgID="VisualTeX.Formula.1" ShapeID="_x0000_i1308" DrawAspect="Content" ObjectID="_1848578681" r:id="rId458">
             <o:FieldCodes>\s</o:FieldCodes>
           </o:OLEObject>
         </w:object>
@@ -21404,10 +21490,10 @@
           <w:position w:val="-6"/>
         </w:rPr>
         <w:object w:dxaOrig="1446" w:dyaOrig="171" w14:anchorId="7969D947">
-          <v:shape id="_x0000_i1308" type="#_x0000_t75" style="width:109pt;height:13.5pt" o:ole="">
+          <v:shape id="_x0000_i1309" type="#_x0000_t75" style="width:109.1pt;height:13.3pt" o:ole="">
             <v:imagedata r:id="rId25" o:title=""/>
           </v:shape>
-          <o:OLEObject Type="Embed" ProgID="VisualTeX.Formula.1" ShapeID="_x0000_i1308" DrawAspect="Content" ObjectID="_1847824716" r:id="rId459">
+          <o:OLEObject Type="Embed" ProgID="VisualTeX.Formula.1" ShapeID="_x0000_i1309" DrawAspect="Content" ObjectID="_1848578682" r:id="rId459">
             <o:FieldCodes>\s</o:FieldCodes>
           </o:OLEObject>
         </w:object>
@@ -21463,10 +21549,10 @@
           <w:position w:val="-6"/>
         </w:rPr>
         <w:object w:dxaOrig="3527" w:dyaOrig="171" w14:anchorId="63C2239C">
-          <v:shape id="_x0000_i1309" type="#_x0000_t75" style="width:265pt;height:13.5pt" o:ole="">
+          <v:shape id="_x0000_i1310" type="#_x0000_t75" style="width:265.3pt;height:13.3pt" o:ole="">
             <v:imagedata r:id="rId460" o:title=""/>
           </v:shape>
-          <o:OLEObject Type="Embed" ProgID="VisualTeX.Formula.1" ShapeID="_x0000_i1309" DrawAspect="Content" ObjectID="_1847824717" r:id="rId461">
+          <o:OLEObject Type="Embed" ProgID="VisualTeX.Formula.1" ShapeID="_x0000_i1310" DrawAspect="Content" ObjectID="_1848578683" r:id="rId461">
             <o:FieldCodes>\s</o:FieldCodes>
           </o:OLEObject>
         </w:object>
@@ -21595,10 +21681,10 @@
           <w:position w:val="-6"/>
         </w:rPr>
         <w:object w:dxaOrig="2197" w:dyaOrig="170" w14:anchorId="17054156">
-          <v:shape id="_x0000_i1310" type="#_x0000_t75" style="width:165.5pt;height:13.5pt" o:ole="">
+          <v:shape id="_x0000_i1311" type="#_x0000_t75" style="width:165.6pt;height:13.3pt" o:ole="">
             <v:imagedata r:id="rId462" o:title=""/>
           </v:shape>
-          <o:OLEObject Type="Embed" ProgID="VisualTeX.Formula.1" ShapeID="_x0000_i1310" DrawAspect="Content" ObjectID="_1847824718" r:id="rId463">
+          <o:OLEObject Type="Embed" ProgID="VisualTeX.Formula.1" ShapeID="_x0000_i1311" DrawAspect="Content" ObjectID="_1848578684" r:id="rId463">
             <o:FieldCodes>\s</o:FieldCodes>
           </o:OLEObject>
         </w:object>
@@ -21787,10 +21873,10 @@
           <w:position w:val="-2"/>
         </w:rPr>
         <w:object w:dxaOrig="1238" w:dyaOrig="130" w14:anchorId="41B347FF">
-          <v:shape id="_x0000_i1311" type="#_x0000_t75" style="width:94pt;height:10.5pt" o:ole="">
+          <v:shape id="_x0000_i1312" type="#_x0000_t75" style="width:94.15pt;height:10.5pt" o:ole="">
             <v:imagedata r:id="rId464" o:title=""/>
           </v:shape>
-          <o:OLEObject Type="Embed" ProgID="VisualTeX.Formula.1" ShapeID="_x0000_i1311" DrawAspect="Content" ObjectID="_1847824719" r:id="rId465">
+          <o:OLEObject Type="Embed" ProgID="VisualTeX.Formula.1" ShapeID="_x0000_i1312" DrawAspect="Content" ObjectID="_1848578685" r:id="rId465">
             <o:FieldCodes>\s</o:FieldCodes>
           </o:OLEObject>
         </w:object>
@@ -21824,10 +21910,10 @@
           <w:position w:val="-6"/>
         </w:rPr>
         <w:object w:dxaOrig="2216" w:dyaOrig="171" w14:anchorId="0437C546">
-          <v:shape id="_x0000_i1312" type="#_x0000_t75" style="width:167pt;height:13.5pt" o:ole="">
+          <v:shape id="_x0000_i1313" type="#_x0000_t75" style="width:166.7pt;height:13.3pt" o:ole="">
             <v:imagedata r:id="rId466" o:title=""/>
           </v:shape>
-          <o:OLEObject Type="Embed" ProgID="VisualTeX.Formula.1" ShapeID="_x0000_i1312" DrawAspect="Content" ObjectID="_1847824720" r:id="rId467">
+          <o:OLEObject Type="Embed" ProgID="VisualTeX.Formula.1" ShapeID="_x0000_i1313" DrawAspect="Content" ObjectID="_1848578686" r:id="rId467">
             <o:FieldCodes>\s</o:FieldCodes>
           </o:OLEObject>
         </w:object>
@@ -22016,10 +22102,10 @@
       </w:r>
       <w:r>
         <w:object w:dxaOrig="95" w:dyaOrig="82" w14:anchorId="68AB47AA">
-          <v:shape id="_x0000_i1313" type="#_x0000_t75" style="width:8pt;height:7pt" o:ole="">
+          <v:shape id="_x0000_i1314" type="#_x0000_t75" style="width:7.75pt;height:7.2pt" o:ole="">
             <v:imagedata r:id="rId34" o:title=""/>
           </v:shape>
-          <o:OLEObject Type="Embed" ProgID="VisualTeX.Formula.1" ShapeID="_x0000_i1313" DrawAspect="Content" ObjectID="_1847824721" r:id="rId468">
+          <o:OLEObject Type="Embed" ProgID="VisualTeX.Formula.1" ShapeID="_x0000_i1314" DrawAspect="Content" ObjectID="_1848578687" r:id="rId468">
             <o:FieldCodes>\s</o:FieldCodes>
           </o:OLEObject>
         </w:object>
@@ -22057,10 +22143,10 @@
           <w:position w:val="-2"/>
         </w:rPr>
         <w:object w:dxaOrig="653" w:dyaOrig="134" w14:anchorId="4F35C53E">
-          <v:shape id="_x0000_i1314" type="#_x0000_t75" style="width:49.5pt;height:11pt" o:ole="">
+          <v:shape id="_x0000_i1315" type="#_x0000_t75" style="width:49.3pt;height:11.1pt" o:ole="">
             <v:imagedata r:id="rId469" o:title=""/>
           </v:shape>
-          <o:OLEObject Type="Embed" ProgID="VisualTeX.Formula.1" ShapeID="_x0000_i1314" DrawAspect="Content" ObjectID="_1847824722" r:id="rId470">
+          <o:OLEObject Type="Embed" ProgID="VisualTeX.Formula.1" ShapeID="_x0000_i1315" DrawAspect="Content" ObjectID="_1848578688" r:id="rId470">
             <o:FieldCodes>\s</o:FieldCodes>
           </o:OLEObject>
         </w:object>
@@ -22195,10 +22281,10 @@
           <w:position w:val="-2"/>
         </w:rPr>
         <w:object w:dxaOrig="372" w:dyaOrig="134" w14:anchorId="65718FB4">
-          <v:shape id="_x0000_i1315" type="#_x0000_t75" style="width:28.5pt;height:10.5pt" o:ole="">
+          <v:shape id="_x0000_i1316" type="#_x0000_t75" style="width:28.25pt;height:10.5pt" o:ole="">
             <v:imagedata r:id="rId471" o:title=""/>
           </v:shape>
-          <o:OLEObject Type="Embed" ProgID="VisualTeX.Formula.1" ShapeID="_x0000_i1315" DrawAspect="Content" ObjectID="_1847824723" r:id="rId472">
+          <o:OLEObject Type="Embed" ProgID="VisualTeX.Formula.1" ShapeID="_x0000_i1316" DrawAspect="Content" ObjectID="_1848578689" r:id="rId472">
             <o:FieldCodes>\s</o:FieldCodes>
           </o:OLEObject>
         </w:object>
@@ -22251,10 +22337,10 @@
       </w:r>
       <w:r>
         <w:object w:dxaOrig="95" w:dyaOrig="82" w14:anchorId="0532B349">
-          <v:shape id="_x0000_i1316" type="#_x0000_t75" style="width:8pt;height:7pt" o:ole="">
+          <v:shape id="_x0000_i1317" type="#_x0000_t75" style="width:7.75pt;height:7.2pt" o:ole="">
             <v:imagedata r:id="rId34" o:title=""/>
           </v:shape>
-          <o:OLEObject Type="Embed" ProgID="VisualTeX.Formula.1" ShapeID="_x0000_i1316" DrawAspect="Content" ObjectID="_1847824724" r:id="rId473">
+          <o:OLEObject Type="Embed" ProgID="VisualTeX.Formula.1" ShapeID="_x0000_i1317" DrawAspect="Content" ObjectID="_1848578690" r:id="rId473">
             <o:FieldCodes>\s</o:FieldCodes>
           </o:OLEObject>
         </w:object>
@@ -22335,10 +22421,10 @@
       </w:r>
       <w:r>
         <w:object w:dxaOrig="106" w:dyaOrig="83" w14:anchorId="795D15E5">
-          <v:shape id="_x0000_i1317" type="#_x0000_t75" style="width:8.5pt;height:7pt" o:ole="">
+          <v:shape id="_x0000_i1318" type="#_x0000_t75" style="width:8.3pt;height:7.2pt" o:ole="">
             <v:imagedata r:id="rId206" o:title=""/>
           </v:shape>
-          <o:OLEObject Type="Embed" ProgID="VisualTeX.Formula.1" ShapeID="_x0000_i1317" DrawAspect="Content" ObjectID="_1847824725" r:id="rId474">
+          <o:OLEObject Type="Embed" ProgID="VisualTeX.Formula.1" ShapeID="_x0000_i1318" DrawAspect="Content" ObjectID="_1848578691" r:id="rId474">
             <o:FieldCodes>\s</o:FieldCodes>
           </o:OLEObject>
         </w:object>
@@ -22403,10 +22489,10 @@
       </w:r>
       <w:r>
         <w:object w:dxaOrig="106" w:dyaOrig="83" w14:anchorId="3207B8A2">
-          <v:shape id="_x0000_i1318" type="#_x0000_t75" style="width:8.5pt;height:7pt" o:ole="">
+          <v:shape id="_x0000_i1319" type="#_x0000_t75" style="width:8.3pt;height:7.2pt" o:ole="">
             <v:imagedata r:id="rId206" o:title=""/>
           </v:shape>
-          <o:OLEObject Type="Embed" ProgID="VisualTeX.Formula.1" ShapeID="_x0000_i1318" DrawAspect="Content" ObjectID="_1847824726" r:id="rId475">
+          <o:OLEObject Type="Embed" ProgID="VisualTeX.Formula.1" ShapeID="_x0000_i1319" DrawAspect="Content" ObjectID="_1848578692" r:id="rId475">
             <o:FieldCodes>\s</o:FieldCodes>
           </o:OLEObject>
         </w:object>
@@ -22446,10 +22532,10 @@
           <w:position w:val="-2"/>
         </w:rPr>
         <w:object w:dxaOrig="664" w:dyaOrig="129" w14:anchorId="06C8456C">
-          <v:shape id="_x0000_i1319" type="#_x0000_t75" style="width:51.5pt;height:10.5pt" o:ole="">
+          <v:shape id="_x0000_i1320" type="#_x0000_t75" style="width:51.5pt;height:10.5pt" o:ole="">
             <v:imagedata r:id="rId476" o:title=""/>
           </v:shape>
-          <o:OLEObject Type="Embed" ProgID="VisualTeX.Formula.1" ShapeID="_x0000_i1319" DrawAspect="Content" ObjectID="_1847824727" r:id="rId477">
+          <o:OLEObject Type="Embed" ProgID="VisualTeX.Formula.1" ShapeID="_x0000_i1320" DrawAspect="Content" ObjectID="_1848578693" r:id="rId477">
             <o:FieldCodes>\s</o:FieldCodes>
           </o:OLEObject>
         </w:object>
@@ -22545,10 +22631,10 @@
       </w:r>
       <w:r>
         <w:object w:dxaOrig="79" w:dyaOrig="83" w14:anchorId="632A266A">
-          <v:shape id="_x0000_i1320" type="#_x0000_t75" style="width:5pt;height:5pt" o:ole="">
+          <v:shape id="_x0000_i1321" type="#_x0000_t75" style="width:5pt;height:5pt" o:ole="">
             <v:imagedata r:id="rId22" o:title=""/>
           </v:shape>
-          <o:OLEObject Type="Embed" ProgID="VisualTeX.Formula.1" ShapeID="_x0000_i1320" DrawAspect="Content" ObjectID="_1847824728" r:id="rId478">
+          <o:OLEObject Type="Embed" ProgID="VisualTeX.Formula.1" ShapeID="_x0000_i1321" DrawAspect="Content" ObjectID="_1848578694" r:id="rId478">
             <o:FieldCodes>\s</o:FieldCodes>
           </o:OLEObject>
         </w:object>
@@ -22584,10 +22670,10 @@
       </w:pPr>
       <w:r>
         <w:object w:dxaOrig="1410" w:dyaOrig="974" w14:anchorId="5637F6E0">
-          <v:shape id="_x0000_i1321" type="#_x0000_t75" style="width:108pt;height:1in" o:ole="">
+          <v:shape id="_x0000_i1322" type="#_x0000_t75" style="width:108pt;height:1in" o:ole="">
             <v:imagedata r:id="rId479" o:title=""/>
           </v:shape>
-          <o:OLEObject Type="Embed" ProgID="VisualTeX.Formula.1" ShapeID="_x0000_i1321" DrawAspect="Content" ObjectID="_1847824729" r:id="rId480">
+          <o:OLEObject Type="Embed" ProgID="VisualTeX.Formula.1" ShapeID="_x0000_i1322" DrawAspect="Content" ObjectID="_1848578695" r:id="rId480">
             <o:FieldCodes>\s</o:FieldCodes>
           </o:OLEObject>
         </w:object>
@@ -22612,10 +22698,10 @@
           <w:position w:val="-4"/>
         </w:rPr>
         <w:object w:dxaOrig="372" w:dyaOrig="159" w14:anchorId="3C8D60DC">
-          <v:shape id="_x0000_i1322" type="#_x0000_t75" style="width:28.5pt;height:13pt" o:ole="">
+          <v:shape id="_x0000_i1323" type="#_x0000_t75" style="width:28.25pt;height:12.75pt" o:ole="">
             <v:imagedata r:id="rId481" o:title=""/>
           </v:shape>
-          <o:OLEObject Type="Embed" ProgID="VisualTeX.Formula.1" ShapeID="_x0000_i1322" DrawAspect="Content" ObjectID="_1847824730" r:id="rId482">
+          <o:OLEObject Type="Embed" ProgID="VisualTeX.Formula.1" ShapeID="_x0000_i1323" DrawAspect="Content" ObjectID="_1848578696" r:id="rId482">
             <o:FieldCodes>\s</o:FieldCodes>
           </o:OLEObject>
         </w:object>
@@ -22656,10 +22742,10 @@
       </w:r>
       <w:r>
         <w:object w:dxaOrig="343" w:dyaOrig="123" w14:anchorId="7B8C3FCC">
-          <v:shape id="_x0000_i1323" type="#_x0000_t75" style="width:25.5pt;height:10.5pt" o:ole="">
+          <v:shape id="_x0000_i1324" type="#_x0000_t75" style="width:25.5pt;height:10.5pt" o:ole="">
             <v:imagedata r:id="rId483" o:title=""/>
           </v:shape>
-          <o:OLEObject Type="Embed" ProgID="VisualTeX.Formula.1" ShapeID="_x0000_i1323" DrawAspect="Content" ObjectID="_1847824731" r:id="rId484">
+          <o:OLEObject Type="Embed" ProgID="VisualTeX.Formula.1" ShapeID="_x0000_i1324" DrawAspect="Content" ObjectID="_1848578697" r:id="rId484">
             <o:FieldCodes>\s</o:FieldCodes>
           </o:OLEObject>
         </w:object>
@@ -22685,10 +22771,10 @@
           <w:position w:val="-2"/>
         </w:rPr>
         <w:object w:dxaOrig="203" w:dyaOrig="134" w14:anchorId="27E8DDE2">
-          <v:shape id="_x0000_i1324" type="#_x0000_t75" style="width:15.5pt;height:10.5pt" o:ole="">
+          <v:shape id="_x0000_i1325" type="#_x0000_t75" style="width:15.5pt;height:10.5pt" o:ole="">
             <v:imagedata r:id="rId485" o:title=""/>
           </v:shape>
-          <o:OLEObject Type="Embed" ProgID="VisualTeX.Formula.1" ShapeID="_x0000_i1324" DrawAspect="Content" ObjectID="_1847824732" r:id="rId486">
+          <o:OLEObject Type="Embed" ProgID="VisualTeX.Formula.1" ShapeID="_x0000_i1325" DrawAspect="Content" ObjectID="_1848578698" r:id="rId486">
             <o:FieldCodes>\s</o:FieldCodes>
           </o:OLEObject>
         </w:object>
@@ -22729,10 +22815,10 @@
           <w:position w:val="-2"/>
         </w:rPr>
         <w:object w:dxaOrig="372" w:dyaOrig="134" w14:anchorId="40AFF047">
-          <v:shape id="_x0000_i1325" type="#_x0000_t75" style="width:31pt;height:10.5pt" o:ole="">
+          <v:shape id="_x0000_i1326" type="#_x0000_t75" style="width:31pt;height:10.5pt" o:ole="">
             <v:imagedata r:id="rId471" o:title=""/>
           </v:shape>
-          <o:OLEObject Type="Embed" ProgID="VisualTeX.Formula.1" ShapeID="_x0000_i1325" DrawAspect="Content" ObjectID="_1847824733" r:id="rId487">
+          <o:OLEObject Type="Embed" ProgID="VisualTeX.Formula.1" ShapeID="_x0000_i1326" DrawAspect="Content" ObjectID="_1848578699" r:id="rId487">
             <o:FieldCodes>\s</o:FieldCodes>
           </o:OLEObject>
         </w:object>
@@ -22764,10 +22850,10 @@
       </w:r>
       <w:r>
         <w:object w:dxaOrig="95" w:dyaOrig="82" w14:anchorId="2060140C">
-          <v:shape id="_x0000_i1326" type="#_x0000_t75" style="width:8pt;height:7pt" o:ole="">
+          <v:shape id="_x0000_i1327" type="#_x0000_t75" style="width:7.75pt;height:7.2pt" o:ole="">
             <v:imagedata r:id="rId34" o:title=""/>
           </v:shape>
-          <o:OLEObject Type="Embed" ProgID="VisualTeX.Formula.1" ShapeID="_x0000_i1326" DrawAspect="Content" ObjectID="_1847824734" r:id="rId488">
+          <o:OLEObject Type="Embed" ProgID="VisualTeX.Formula.1" ShapeID="_x0000_i1327" DrawAspect="Content" ObjectID="_1848578700" r:id="rId488">
             <o:FieldCodes>\s</o:FieldCodes>
           </o:OLEObject>
         </w:object>
@@ -22920,10 +23006,10 @@
           <w:position w:val="-6"/>
         </w:rPr>
         <w:object w:dxaOrig="1420" w:dyaOrig="171" w14:anchorId="55C4503A">
-          <v:shape id="_x0000_i1327" type="#_x0000_t75" style="width:107pt;height:13.5pt" o:ole="">
+          <v:shape id="_x0000_i1328" type="#_x0000_t75" style="width:106.9pt;height:13.3pt" o:ole="">
             <v:imagedata r:id="rId489" o:title=""/>
           </v:shape>
-          <o:OLEObject Type="Embed" ProgID="VisualTeX.Formula.1" ShapeID="_x0000_i1327" DrawAspect="Content" ObjectID="_1847824735" r:id="rId490">
+          <o:OLEObject Type="Embed" ProgID="VisualTeX.Formula.1" ShapeID="_x0000_i1328" DrawAspect="Content" ObjectID="_1848578701" r:id="rId490">
             <o:FieldCodes>\s</o:FieldCodes>
           </o:OLEObject>
         </w:object>
@@ -23022,10 +23108,10 @@
       </w:pPr>
       <w:r>
         <w:object w:dxaOrig="2950" w:dyaOrig="1182" w14:anchorId="6AE22D2A">
-          <v:shape id="_x0000_i1328" type="#_x0000_t75" style="width:221pt;height:87.5pt" o:ole="">
+          <v:shape id="_x0000_i1329" type="#_x0000_t75" style="width:221pt;height:87.5pt" o:ole="">
             <v:imagedata r:id="rId491" o:title=""/>
           </v:shape>
-          <o:OLEObject Type="Embed" ProgID="VisualTeX.Formula.1" ShapeID="_x0000_i1328" DrawAspect="Content" ObjectID="_1847824736" r:id="rId492">
+          <o:OLEObject Type="Embed" ProgID="VisualTeX.Formula.1" ShapeID="_x0000_i1329" DrawAspect="Content" ObjectID="_1848578702" r:id="rId492">
             <o:FieldCodes>\s</o:FieldCodes>
           </o:OLEObject>
         </w:object>
@@ -23105,10 +23191,10 @@
           <w:rStyle w:val="af3"/>
         </w:rPr>
         <w:object w:dxaOrig="344" w:dyaOrig="170" w14:anchorId="51FC8F15">
-          <v:shape id="_x0000_i1329" type="#_x0000_t75" style="width:26.5pt;height:13.5pt" o:ole="">
+          <v:shape id="_x0000_i1330" type="#_x0000_t75" style="width:26.6pt;height:13.3pt" o:ole="">
             <v:imagedata r:id="rId493" o:title=""/>
           </v:shape>
-          <o:OLEObject Type="Embed" ProgID="VisualTeX.Formula.1" ShapeID="_x0000_i1329" DrawAspect="Content" ObjectID="_1847824737" r:id="rId494">
+          <o:OLEObject Type="Embed" ProgID="VisualTeX.Formula.1" ShapeID="_x0000_i1330" DrawAspect="Content" ObjectID="_1848578703" r:id="rId494">
             <o:FieldCodes>\s</o:FieldCodes>
           </o:OLEObject>
         </w:object>
@@ -23203,10 +23289,10 @@
       </w:r>
       <w:r>
         <w:object w:dxaOrig="79" w:dyaOrig="83" w14:anchorId="385A242D">
-          <v:shape id="_x0000_i1330" type="#_x0000_t75" style="width:6.5pt;height:7pt" o:ole="">
+          <v:shape id="_x0000_i1331" type="#_x0000_t75" style="width:6.65pt;height:7.2pt" o:ole="">
             <v:imagedata r:id="rId22" o:title=""/>
           </v:shape>
-          <o:OLEObject Type="Embed" ProgID="VisualTeX.Formula.1" ShapeID="_x0000_i1330" DrawAspect="Content" ObjectID="_1847824738" r:id="rId495">
+          <o:OLEObject Type="Embed" ProgID="VisualTeX.Formula.1" ShapeID="_x0000_i1331" DrawAspect="Content" ObjectID="_1848578704" r:id="rId495">
             <o:FieldCodes>\s</o:FieldCodes>
           </o:OLEObject>
         </w:object>
@@ -23241,10 +23327,10 @@
           <w:position w:val="-2"/>
         </w:rPr>
         <w:object w:dxaOrig="1523" w:dyaOrig="134" w14:anchorId="0858A603">
-          <v:shape id="_x0000_i1331" type="#_x0000_t75" style="width:114.5pt;height:11pt" o:ole="">
+          <v:shape id="_x0000_i1332" type="#_x0000_t75" style="width:114.65pt;height:11.1pt" o:ole="">
             <v:imagedata r:id="rId496" o:title=""/>
           </v:shape>
-          <o:OLEObject Type="Embed" ProgID="VisualTeX.Formula.1" ShapeID="_x0000_i1331" DrawAspect="Content" ObjectID="_1847824739" r:id="rId497">
+          <o:OLEObject Type="Embed" ProgID="VisualTeX.Formula.1" ShapeID="_x0000_i1332" DrawAspect="Content" ObjectID="_1848578705" r:id="rId497">
             <o:FieldCodes>\s</o:FieldCodes>
           </o:OLEObject>
         </w:object>
@@ -23349,10 +23435,10 @@
       </w:r>
       <w:r>
         <w:object w:dxaOrig="170" w:dyaOrig="98" w14:anchorId="6DD7F289">
-          <v:shape id="_x0000_i1332" type="#_x0000_t75" style="width:13pt;height:8pt" o:ole="">
+          <v:shape id="_x0000_i1333" type="#_x0000_t75" style="width:12.75pt;height:7.75pt" o:ole="">
             <v:imagedata r:id="rId498" o:title=""/>
           </v:shape>
-          <o:OLEObject Type="Embed" ProgID="VisualTeX.Formula.1" ShapeID="_x0000_i1332" DrawAspect="Content" ObjectID="_1847824740" r:id="rId499">
+          <o:OLEObject Type="Embed" ProgID="VisualTeX.Formula.1" ShapeID="_x0000_i1333" DrawAspect="Content" ObjectID="_1848578706" r:id="rId499">
             <o:FieldCodes>\s</o:FieldCodes>
           </o:OLEObject>
         </w:object>
@@ -23392,10 +23478,10 @@
       <w:bookmarkStart w:id="110" w:name="VTBL_5b2b791811d245518213b3db9e1e48e9"/>
       <w:r>
         <w:object w:dxaOrig="170" w:dyaOrig="98" w14:anchorId="78CCD256">
-          <v:shape id="_x0000_i1333" type="#_x0000_t75" style="width:13pt;height:8pt" o:ole="">
+          <v:shape id="_x0000_i1334" type="#_x0000_t75" style="width:12.75pt;height:7.75pt" o:ole="">
             <v:imagedata r:id="rId500" o:title=""/>
           </v:shape>
-          <o:OLEObject Type="Embed" ProgID="VisualTeX.Formula.1" ShapeID="_x0000_i1333" DrawAspect="Content" ObjectID="_1847824741" r:id="rId501">
+          <o:OLEObject Type="Embed" ProgID="VisualTeX.Formula.1" ShapeID="_x0000_i1334" DrawAspect="Content" ObjectID="_1848578707" r:id="rId501">
             <o:FieldCodes>\s</o:FieldCodes>
           </o:OLEObject>
         </w:object>
@@ -23452,10 +23538,10 @@
       </w:pPr>
       <w:r>
         <w:object w:dxaOrig="1587" w:dyaOrig="766" w14:anchorId="2854E239">
-          <v:shape id="_x0000_i1334" type="#_x0000_t75" style="width:118.5pt;height:56.5pt" o:ole="">
+          <v:shape id="_x0000_i1335" type="#_x0000_t75" style="width:118.5pt;height:56.5pt" o:ole="">
             <v:imagedata r:id="rId502" o:title=""/>
           </v:shape>
-          <o:OLEObject Type="Embed" ProgID="VisualTeX.Formula.1" ShapeID="_x0000_i1334" DrawAspect="Content" ObjectID="_1847824742" r:id="rId503">
+          <o:OLEObject Type="Embed" ProgID="VisualTeX.Formula.1" ShapeID="_x0000_i1335" DrawAspect="Content" ObjectID="_1848578708" r:id="rId503">
             <o:FieldCodes>\s</o:FieldCodes>
           </o:OLEObject>
         </w:object>
@@ -23476,10 +23562,10 @@
           <w:position w:val="-4"/>
         </w:rPr>
         <w:object w:dxaOrig="377" w:dyaOrig="159" w14:anchorId="4A899D32">
-          <v:shape id="_x0000_i1335" type="#_x0000_t75" style="width:29pt;height:13pt" o:ole="">
+          <v:shape id="_x0000_i1336" type="#_x0000_t75" style="width:28.8pt;height:12.75pt" o:ole="">
             <v:imagedata r:id="rId303" o:title=""/>
           </v:shape>
-          <o:OLEObject Type="Embed" ProgID="VisualTeX.Formula.1" ShapeID="_x0000_i1335" DrawAspect="Content" ObjectID="_1847824743" r:id="rId504">
+          <o:OLEObject Type="Embed" ProgID="VisualTeX.Formula.1" ShapeID="_x0000_i1336" DrawAspect="Content" ObjectID="_1848578709" r:id="rId504">
             <o:FieldCodes>\s</o:FieldCodes>
           </o:OLEObject>
         </w:object>
@@ -23520,10 +23606,10 @@
       </w:r>
       <w:r>
         <w:object w:dxaOrig="93" w:dyaOrig="123" w14:anchorId="712DFB66">
-          <v:shape id="_x0000_i1336" type="#_x0000_t75" style="width:8pt;height:10pt" o:ole="">
+          <v:shape id="_x0000_i1337" type="#_x0000_t75" style="width:7.75pt;height:9.95pt" o:ole="">
             <v:imagedata r:id="rId505" o:title=""/>
           </v:shape>
-          <o:OLEObject Type="Embed" ProgID="VisualTeX.Formula.1" ShapeID="_x0000_i1336" DrawAspect="Content" ObjectID="_1847824744" r:id="rId506">
+          <o:OLEObject Type="Embed" ProgID="VisualTeX.Formula.1" ShapeID="_x0000_i1337" DrawAspect="Content" ObjectID="_1848578710" r:id="rId506">
             <o:FieldCodes>\s</o:FieldCodes>
           </o:OLEObject>
         </w:object>
@@ -23561,10 +23647,10 @@
           <w:position w:val="-2"/>
         </w:rPr>
         <w:object w:dxaOrig="656" w:dyaOrig="134" w14:anchorId="283F5B92">
-          <v:shape id="_x0000_i1337" type="#_x0000_t75" style="width:50pt;height:11pt" o:ole="">
+          <v:shape id="_x0000_i1338" type="#_x0000_t75" style="width:49.85pt;height:11.1pt" o:ole="">
             <v:imagedata r:id="rId507" o:title=""/>
           </v:shape>
-          <o:OLEObject Type="Embed" ProgID="VisualTeX.Formula.1" ShapeID="_x0000_i1337" DrawAspect="Content" ObjectID="_1847824745" r:id="rId508">
+          <o:OLEObject Type="Embed" ProgID="VisualTeX.Formula.1" ShapeID="_x0000_i1338" DrawAspect="Content" ObjectID="_1848578711" r:id="rId508">
             <o:FieldCodes>\s</o:FieldCodes>
           </o:OLEObject>
         </w:object>
@@ -23631,10 +23717,10 @@
       </w:pPr>
       <w:r>
         <w:object w:dxaOrig="1565" w:dyaOrig="975" w14:anchorId="7825CF6B">
-          <v:shape id="_x0000_i1338" type="#_x0000_t75" style="width:118.5pt;height:1in" o:ole="">
+          <v:shape id="_x0000_i1339" type="#_x0000_t75" style="width:118.5pt;height:1in" o:ole="">
             <v:imagedata r:id="rId509" o:title=""/>
           </v:shape>
-          <o:OLEObject Type="Embed" ProgID="VisualTeX.Formula.1" ShapeID="_x0000_i1338" DrawAspect="Content" ObjectID="_1847824746" r:id="rId510">
+          <o:OLEObject Type="Embed" ProgID="VisualTeX.Formula.1" ShapeID="_x0000_i1339" DrawAspect="Content" ObjectID="_1848578712" r:id="rId510">
             <o:FieldCodes>\s</o:FieldCodes>
           </o:OLEObject>
         </w:object>
@@ -23665,10 +23751,10 @@
           <w:position w:val="-2"/>
         </w:rPr>
         <w:object w:dxaOrig="652" w:dyaOrig="134" w14:anchorId="6F134BBE">
-          <v:shape id="_x0000_i1339" type="#_x0000_t75" style="width:51.5pt;height:10.5pt" o:ole="">
+          <v:shape id="_x0000_i1340" type="#_x0000_t75" style="width:51.5pt;height:10.5pt" o:ole="">
             <v:imagedata r:id="rId511" o:title=""/>
           </v:shape>
-          <o:OLEObject Type="Embed" ProgID="VisualTeX.Formula.1" ShapeID="_x0000_i1339" DrawAspect="Content" ObjectID="_1847824747" r:id="rId512">
+          <o:OLEObject Type="Embed" ProgID="VisualTeX.Formula.1" ShapeID="_x0000_i1340" DrawAspect="Content" ObjectID="_1848578713" r:id="rId512">
             <o:FieldCodes>\s</o:FieldCodes>
           </o:OLEObject>
         </w:object>
@@ -23849,10 +23935,10 @@
           <w:position w:val="-6"/>
         </w:rPr>
         <w:object w:dxaOrig="345" w:dyaOrig="171" w14:anchorId="0475F673">
-          <v:shape id="_x0000_i1340" type="#_x0000_t75" style="width:26.5pt;height:13.5pt" o:ole="">
+          <v:shape id="_x0000_i1341" type="#_x0000_t75" style="width:26.6pt;height:13.3pt" o:ole="">
             <v:imagedata r:id="rId493" o:title=""/>
           </v:shape>
-          <o:OLEObject Type="Embed" ProgID="VisualTeX.Formula.1" ShapeID="_x0000_i1340" DrawAspect="Content" ObjectID="_1847824748" r:id="rId513">
+          <o:OLEObject Type="Embed" ProgID="VisualTeX.Formula.1" ShapeID="_x0000_i1341" DrawAspect="Content" ObjectID="_1848578714" r:id="rId513">
             <o:FieldCodes>\s</o:FieldCodes>
           </o:OLEObject>
         </w:object>
@@ -23997,10 +24083,10 @@
       </w:r>
       <w:r>
         <w:object w:dxaOrig="95" w:dyaOrig="83" w14:anchorId="0DA9D233">
-          <v:shape id="_x0000_i1341" type="#_x0000_t75" style="width:8pt;height:6.5pt" o:ole="">
+          <v:shape id="_x0000_i1342" type="#_x0000_t75" style="width:7.75pt;height:6.65pt" o:ole="">
             <v:imagedata r:id="rId34" o:title=""/>
           </v:shape>
-          <o:OLEObject Type="Embed" ProgID="VisualTeX.Formula.1" ShapeID="_x0000_i1341" DrawAspect="Content" ObjectID="_1847824749" r:id="rId514">
+          <o:OLEObject Type="Embed" ProgID="VisualTeX.Formula.1" ShapeID="_x0000_i1342" DrawAspect="Content" ObjectID="_1848578715" r:id="rId514">
             <o:FieldCodes>\s</o:FieldCodes>
           </o:OLEObject>
         </w:object>
@@ -24025,10 +24111,10 @@
       </w:r>
       <w:r>
         <w:object w:dxaOrig="78" w:dyaOrig="123" w14:anchorId="78E2C8D4">
-          <v:shape id="_x0000_i1342" type="#_x0000_t75" style="width:6.5pt;height:10pt" o:ole="">
+          <v:shape id="_x0000_i1343" type="#_x0000_t75" style="width:6.65pt;height:9.95pt" o:ole="">
             <v:imagedata r:id="rId27" o:title=""/>
           </v:shape>
-          <o:OLEObject Type="Embed" ProgID="VisualTeX.Formula.1" ShapeID="_x0000_i1342" DrawAspect="Content" ObjectID="_1847824750" r:id="rId515">
+          <o:OLEObject Type="Embed" ProgID="VisualTeX.Formula.1" ShapeID="_x0000_i1343" DrawAspect="Content" ObjectID="_1848578716" r:id="rId515">
             <o:FieldCodes>\s</o:FieldCodes>
           </o:OLEObject>
         </w:object>
@@ -24062,10 +24148,10 @@
       </w:r>
       <w:r>
         <w:object w:dxaOrig="95" w:dyaOrig="83" w14:anchorId="033DD5A5">
-          <v:shape id="_x0000_i1343" type="#_x0000_t75" style="width:8pt;height:6.5pt" o:ole="">
+          <v:shape id="_x0000_i1344" type="#_x0000_t75" style="width:7.75pt;height:6.65pt" o:ole="">
             <v:imagedata r:id="rId34" o:title=""/>
           </v:shape>
-          <o:OLEObject Type="Embed" ProgID="VisualTeX.Formula.1" ShapeID="_x0000_i1343" DrawAspect="Content" ObjectID="_1847824751" r:id="rId516">
+          <o:OLEObject Type="Embed" ProgID="VisualTeX.Formula.1" ShapeID="_x0000_i1344" DrawAspect="Content" ObjectID="_1848578717" r:id="rId516">
             <o:FieldCodes>\s</o:FieldCodes>
           </o:OLEObject>
         </w:object>
@@ -24102,10 +24188,10 @@
       </w:r>
       <w:r>
         <w:object w:dxaOrig="78" w:dyaOrig="123" w14:anchorId="1A52F2F0">
-          <v:shape id="_x0000_i1344" type="#_x0000_t75" style="width:6.5pt;height:10pt" o:ole="">
+          <v:shape id="_x0000_i1345" type="#_x0000_t75" style="width:6.65pt;height:9.95pt" o:ole="">
             <v:imagedata r:id="rId27" o:title=""/>
           </v:shape>
-          <o:OLEObject Type="Embed" ProgID="VisualTeX.Formula.1" ShapeID="_x0000_i1344" DrawAspect="Content" ObjectID="_1847824752" r:id="rId517">
+          <o:OLEObject Type="Embed" ProgID="VisualTeX.Formula.1" ShapeID="_x0000_i1345" DrawAspect="Content" ObjectID="_1848578718" r:id="rId517">
             <o:FieldCodes>\s</o:FieldCodes>
           </o:OLEObject>
         </w:object>
@@ -24140,10 +24226,10 @@
       </w:r>
       <w:r>
         <w:object w:dxaOrig="95" w:dyaOrig="83" w14:anchorId="3F528AF8">
-          <v:shape id="_x0000_i1345" type="#_x0000_t75" style="width:8pt;height:6.5pt" o:ole="">
+          <v:shape id="_x0000_i1346" type="#_x0000_t75" style="width:7.75pt;height:6.65pt" o:ole="">
             <v:imagedata r:id="rId34" o:title=""/>
           </v:shape>
-          <o:OLEObject Type="Embed" ProgID="VisualTeX.Formula.1" ShapeID="_x0000_i1345" DrawAspect="Content" ObjectID="_1847824753" r:id="rId518">
+          <o:OLEObject Type="Embed" ProgID="VisualTeX.Formula.1" ShapeID="_x0000_i1346" DrawAspect="Content" ObjectID="_1848578719" r:id="rId518">
             <o:FieldCodes>\s</o:FieldCodes>
           </o:OLEObject>
         </w:object>
@@ -24176,10 +24262,10 @@
       </w:r>
       <w:r>
         <w:object w:dxaOrig="78" w:dyaOrig="123" w14:anchorId="5B400C59">
-          <v:shape id="_x0000_i1346" type="#_x0000_t75" style="width:6.5pt;height:10pt" o:ole="">
+          <v:shape id="_x0000_i1347" type="#_x0000_t75" style="width:6.65pt;height:9.95pt" o:ole="">
             <v:imagedata r:id="rId27" o:title=""/>
           </v:shape>
-          <o:OLEObject Type="Embed" ProgID="VisualTeX.Formula.1" ShapeID="_x0000_i1346" DrawAspect="Content" ObjectID="_1847824754" r:id="rId519">
+          <o:OLEObject Type="Embed" ProgID="VisualTeX.Formula.1" ShapeID="_x0000_i1347" DrawAspect="Content" ObjectID="_1848578720" r:id="rId519">
             <o:FieldCodes>\s</o:FieldCodes>
           </o:OLEObject>
         </w:object>
@@ -24212,10 +24298,10 @@
       </w:r>
       <w:r>
         <w:object w:dxaOrig="157" w:dyaOrig="149" w14:anchorId="7F8F4901">
-          <v:shape id="_x0000_i1347" type="#_x0000_t75" style="width:12.5pt;height:11.5pt" o:ole="">
+          <v:shape id="_x0000_i1348" type="#_x0000_t75" style="width:12.75pt;height:11.65pt" o:ole="">
             <v:imagedata r:id="rId520" o:title=""/>
           </v:shape>
-          <o:OLEObject Type="Embed" ProgID="VisualTeX.Formula.1" ShapeID="_x0000_i1347" DrawAspect="Content" ObjectID="_1847824755" r:id="rId521">
+          <o:OLEObject Type="Embed" ProgID="VisualTeX.Formula.1" ShapeID="_x0000_i1348" DrawAspect="Content" ObjectID="_1848578721" r:id="rId521">
             <o:FieldCodes>\s</o:FieldCodes>
           </o:OLEObject>
         </w:object>
@@ -24325,10 +24411,10 @@
           <w:position w:val="-2"/>
         </w:rPr>
         <w:object w:dxaOrig="942" w:dyaOrig="160" w14:anchorId="1645CDD2">
-          <v:shape id="_x0000_i1348" type="#_x0000_t75" style="width:71.5pt;height:13pt" o:ole="">
+          <v:shape id="_x0000_i1349" type="#_x0000_t75" style="width:71.45pt;height:12.75pt" o:ole="">
             <v:imagedata r:id="rId522" o:title=""/>
           </v:shape>
-          <o:OLEObject Type="Embed" ProgID="VisualTeX.Formula.1" ShapeID="_x0000_i1348" DrawAspect="Content" ObjectID="_1847824756" r:id="rId523">
+          <o:OLEObject Type="Embed" ProgID="VisualTeX.Formula.1" ShapeID="_x0000_i1349" DrawAspect="Content" ObjectID="_1848578722" r:id="rId523">
             <o:FieldCodes>\s</o:FieldCodes>
           </o:OLEObject>
         </w:object>
@@ -24397,10 +24483,10 @@
           <w:position w:val="-2"/>
         </w:rPr>
         <w:object w:dxaOrig="463" w:dyaOrig="157" w14:anchorId="3AAD43B7">
-          <v:shape id="_x0000_i1349" type="#_x0000_t75" style="width:35pt;height:12.5pt" o:ole="">
+          <v:shape id="_x0000_i1350" type="#_x0000_t75" style="width:34.9pt;height:12.75pt" o:ole="">
             <v:imagedata r:id="rId524" o:title=""/>
           </v:shape>
-          <o:OLEObject Type="Embed" ProgID="VisualTeX.Formula.1" ShapeID="_x0000_i1349" DrawAspect="Content" ObjectID="_1847824757" r:id="rId525">
+          <o:OLEObject Type="Embed" ProgID="VisualTeX.Formula.1" ShapeID="_x0000_i1350" DrawAspect="Content" ObjectID="_1848578723" r:id="rId525">
             <o:FieldCodes>\s</o:FieldCodes>
           </o:OLEObject>
         </w:object>
@@ -24519,10 +24605,10 @@
           <w:position w:val="-6"/>
         </w:rPr>
         <w:object w:dxaOrig="599" w:dyaOrig="170" w14:anchorId="0289A848">
-          <v:shape id="_x0000_i1350" type="#_x0000_t75" style="width:45.5pt;height:13.5pt" o:ole="">
+          <v:shape id="_x0000_i1351" type="#_x0000_t75" style="width:45.4pt;height:13.3pt" o:ole="">
             <v:imagedata r:id="rId526" o:title=""/>
           </v:shape>
-          <o:OLEObject Type="Embed" ProgID="VisualTeX.Formula.1" ShapeID="_x0000_i1350" DrawAspect="Content" ObjectID="_1847824758" r:id="rId527">
+          <o:OLEObject Type="Embed" ProgID="VisualTeX.Formula.1" ShapeID="_x0000_i1351" DrawAspect="Content" ObjectID="_1848578724" r:id="rId527">
             <o:FieldCodes>\s</o:FieldCodes>
           </o:OLEObject>
         </w:object>
@@ -24618,10 +24704,10 @@
       </w:r>
       <w:r>
         <w:object w:dxaOrig="95" w:dyaOrig="83" w14:anchorId="5D355731">
-          <v:shape id="_x0000_i1351" type="#_x0000_t75" style="width:8pt;height:7pt" o:ole="">
+          <v:shape id="_x0000_i1352" type="#_x0000_t75" style="width:7.75pt;height:7.2pt" o:ole="">
             <v:imagedata r:id="rId34" o:title=""/>
           </v:shape>
-          <o:OLEObject Type="Embed" ProgID="VisualTeX.Formula.1" ShapeID="_x0000_i1351" DrawAspect="Content" ObjectID="_1847824759" r:id="rId528">
+          <o:OLEObject Type="Embed" ProgID="VisualTeX.Formula.1" ShapeID="_x0000_i1352" DrawAspect="Content" ObjectID="_1848578725" r:id="rId528">
             <o:FieldCodes>\s</o:FieldCodes>
           </o:OLEObject>
         </w:object>
@@ -24656,10 +24742,10 @@
           <w:position w:val="-2"/>
         </w:rPr>
         <w:object w:dxaOrig="458" w:dyaOrig="156" w14:anchorId="7CE6C918">
-          <v:shape id="_x0000_i1352" type="#_x0000_t75" style="width:34.5pt;height:13pt" o:ole="">
+          <v:shape id="_x0000_i1353" type="#_x0000_t75" style="width:34.35pt;height:12.75pt" o:ole="">
             <v:imagedata r:id="rId529" o:title=""/>
           </v:shape>
-          <o:OLEObject Type="Embed" ProgID="VisualTeX.Formula.1" ShapeID="_x0000_i1352" DrawAspect="Content" ObjectID="_1847824760" r:id="rId530">
+          <o:OLEObject Type="Embed" ProgID="VisualTeX.Formula.1" ShapeID="_x0000_i1353" DrawAspect="Content" ObjectID="_1848578726" r:id="rId530">
             <o:FieldCodes>\s</o:FieldCodes>
           </o:OLEObject>
         </w:object>
@@ -24715,10 +24801,10 @@
           <w:position w:val="-2"/>
         </w:rPr>
         <w:object w:dxaOrig="1623" w:dyaOrig="157" w14:anchorId="7BA17E5E">
-          <v:shape id="_x0000_i1353" type="#_x0000_t75" style="width:120pt;height:12.5pt" o:ole="">
+          <v:shape id="_x0000_i1354" type="#_x0000_t75" style="width:120.2pt;height:12.75pt" o:ole="">
             <v:imagedata r:id="rId531" o:title=""/>
           </v:shape>
-          <o:OLEObject Type="Embed" ProgID="VisualTeX.Formula.1" ShapeID="_x0000_i1353" DrawAspect="Content" ObjectID="_1847824761" r:id="rId532">
+          <o:OLEObject Type="Embed" ProgID="VisualTeX.Formula.1" ShapeID="_x0000_i1354" DrawAspect="Content" ObjectID="_1848578727" r:id="rId532">
             <o:FieldCodes>\s</o:FieldCodes>
           </o:OLEObject>
         </w:object>
@@ -24773,10 +24859,10 @@
           <w:position w:val="-2"/>
         </w:rPr>
         <w:object w:dxaOrig="458" w:dyaOrig="156" w14:anchorId="17D4BC4A">
-          <v:shape id="_x0000_i1354" type="#_x0000_t75" style="width:34.5pt;height:13pt" o:ole="">
+          <v:shape id="_x0000_i1355" type="#_x0000_t75" style="width:34.35pt;height:12.75pt" o:ole="">
             <v:imagedata r:id="rId529" o:title=""/>
           </v:shape>
-          <o:OLEObject Type="Embed" ProgID="VisualTeX.Formula.1" ShapeID="_x0000_i1354" DrawAspect="Content" ObjectID="_1847824762" r:id="rId533">
+          <o:OLEObject Type="Embed" ProgID="VisualTeX.Formula.1" ShapeID="_x0000_i1355" DrawAspect="Content" ObjectID="_1848578728" r:id="rId533">
             <o:FieldCodes>\s</o:FieldCodes>
           </o:OLEObject>
         </w:object>
@@ -24814,10 +24900,10 @@
       </w:r>
       <w:r>
         <w:object w:dxaOrig="160" w:dyaOrig="147" w14:anchorId="68734712">
-          <v:shape id="_x0000_i1355" type="#_x0000_t75" style="width:13pt;height:12pt" o:ole="">
+          <v:shape id="_x0000_i1356" type="#_x0000_t75" style="width:12.75pt;height:12.2pt" o:ole="">
             <v:imagedata r:id="rId534" o:title=""/>
           </v:shape>
-          <o:OLEObject Type="Embed" ProgID="VisualTeX.Formula.1" ShapeID="_x0000_i1355" DrawAspect="Content" ObjectID="_1847824763" r:id="rId535">
+          <o:OLEObject Type="Embed" ProgID="VisualTeX.Formula.1" ShapeID="_x0000_i1356" DrawAspect="Content" ObjectID="_1848578729" r:id="rId535">
             <o:FieldCodes>\s</o:FieldCodes>
           </o:OLEObject>
         </w:object>
@@ -24898,10 +24984,10 @@
           <w:position w:val="-2"/>
         </w:rPr>
         <w:object w:dxaOrig="1600" w:dyaOrig="157" w14:anchorId="38431516">
-          <v:shape id="_x0000_i1356" type="#_x0000_t75" style="width:118.5pt;height:12.5pt" o:ole="">
+          <v:shape id="_x0000_i1357" type="#_x0000_t75" style="width:118.5pt;height:12.75pt" o:ole="">
             <v:imagedata r:id="rId536" o:title=""/>
           </v:shape>
-          <o:OLEObject Type="Embed" ProgID="VisualTeX.Formula.1" ShapeID="_x0000_i1356" DrawAspect="Content" ObjectID="_1847824764" r:id="rId537">
+          <o:OLEObject Type="Embed" ProgID="VisualTeX.Formula.1" ShapeID="_x0000_i1357" DrawAspect="Content" ObjectID="_1848578730" r:id="rId537">
             <o:FieldCodes>\s</o:FieldCodes>
           </o:OLEObject>
         </w:object>
@@ -24967,10 +25053,10 @@
           <w:position w:val="-2"/>
         </w:rPr>
         <w:object w:dxaOrig="454" w:dyaOrig="157" w14:anchorId="64609738">
-          <v:shape id="_x0000_i1357" type="#_x0000_t75" style="width:34pt;height:12.5pt" o:ole="">
+          <v:shape id="_x0000_i1358" type="#_x0000_t75" style="width:33.8pt;height:12.75pt" o:ole="">
             <v:imagedata r:id="rId538" o:title=""/>
           </v:shape>
-          <o:OLEObject Type="Embed" ProgID="VisualTeX.Formula.1" ShapeID="_x0000_i1357" DrawAspect="Content" ObjectID="_1847824765" r:id="rId539">
+          <o:OLEObject Type="Embed" ProgID="VisualTeX.Formula.1" ShapeID="_x0000_i1358" DrawAspect="Content" ObjectID="_1848578731" r:id="rId539">
             <o:FieldCodes>\s</o:FieldCodes>
           </o:OLEObject>
         </w:object>
@@ -25018,10 +25104,10 @@
       </w:r>
       <w:r>
         <w:object w:dxaOrig="160" w:dyaOrig="147" w14:anchorId="56FC9510">
-          <v:shape id="_x0000_i1358" type="#_x0000_t75" style="width:13pt;height:12pt" o:ole="">
+          <v:shape id="_x0000_i1359" type="#_x0000_t75" style="width:12.75pt;height:12.2pt" o:ole="">
             <v:imagedata r:id="rId534" o:title=""/>
           </v:shape>
-          <o:OLEObject Type="Embed" ProgID="VisualTeX.Formula.1" ShapeID="_x0000_i1358" DrawAspect="Content" ObjectID="_1847824766" r:id="rId540">
+          <o:OLEObject Type="Embed" ProgID="VisualTeX.Formula.1" ShapeID="_x0000_i1359" DrawAspect="Content" ObjectID="_1848578732" r:id="rId540">
             <o:FieldCodes>\s</o:FieldCodes>
           </o:OLEObject>
         </w:object>
@@ -25175,10 +25261,10 @@
       </w:r>
       <w:r>
         <w:object w:dxaOrig="106" w:dyaOrig="83" w14:anchorId="05DE0494">
-          <v:shape id="_x0000_i1359" type="#_x0000_t75" style="width:8.5pt;height:7pt" o:ole="">
+          <v:shape id="_x0000_i1360" type="#_x0000_t75" style="width:8.3pt;height:7.2pt" o:ole="">
             <v:imagedata r:id="rId206" o:title=""/>
           </v:shape>
-          <o:OLEObject Type="Embed" ProgID="VisualTeX.Formula.1" ShapeID="_x0000_i1359" DrawAspect="Content" ObjectID="_1847824767" r:id="rId541">
+          <o:OLEObject Type="Embed" ProgID="VisualTeX.Formula.1" ShapeID="_x0000_i1360" DrawAspect="Content" ObjectID="_1848578733" r:id="rId541">
             <o:FieldCodes>\s</o:FieldCodes>
           </o:OLEObject>
         </w:object>
@@ -25237,10 +25323,10 @@
       </w:r>
       <w:r>
         <w:object w:dxaOrig="106" w:dyaOrig="83" w14:anchorId="74DC4730">
-          <v:shape id="_x0000_i1360" type="#_x0000_t75" style="width:8.5pt;height:7pt" o:ole="">
+          <v:shape id="_x0000_i1361" type="#_x0000_t75" style="width:8.3pt;height:7.2pt" o:ole="">
             <v:imagedata r:id="rId206" o:title=""/>
           </v:shape>
-          <o:OLEObject Type="Embed" ProgID="VisualTeX.Formula.1" ShapeID="_x0000_i1360" DrawAspect="Content" ObjectID="_1847824768" r:id="rId542">
+          <o:OLEObject Type="Embed" ProgID="VisualTeX.Formula.1" ShapeID="_x0000_i1361" DrawAspect="Content" ObjectID="_1848578734" r:id="rId542">
             <o:FieldCodes>\s</o:FieldCodes>
           </o:OLEObject>
         </w:object>
@@ -25285,10 +25371,10 @@
       </w:r>
       <w:r>
         <w:object w:dxaOrig="106" w:dyaOrig="83" w14:anchorId="3D2DA309">
-          <v:shape id="_x0000_i1361" type="#_x0000_t75" style="width:8.5pt;height:7pt" o:ole="">
+          <v:shape id="_x0000_i1362" type="#_x0000_t75" style="width:8.3pt;height:7.2pt" o:ole="">
             <v:imagedata r:id="rId206" o:title=""/>
           </v:shape>
-          <o:OLEObject Type="Embed" ProgID="VisualTeX.Formula.1" ShapeID="_x0000_i1361" DrawAspect="Content" ObjectID="_1847824769" r:id="rId543">
+          <o:OLEObject Type="Embed" ProgID="VisualTeX.Formula.1" ShapeID="_x0000_i1362" DrawAspect="Content" ObjectID="_1848578735" r:id="rId543">
             <o:FieldCodes>\s</o:FieldCodes>
           </o:OLEObject>
         </w:object>
@@ -25341,10 +25427,10 @@
           <w:position w:val="-8"/>
         </w:rPr>
         <w:object w:dxaOrig="4330" w:dyaOrig="203" w14:anchorId="6A2AAE4C">
-          <v:shape id="_x0000_i1362" type="#_x0000_t75" style="width:324pt;height:15.5pt" o:ole="">
+          <v:shape id="_x0000_i1363" type="#_x0000_t75" style="width:324pt;height:15.5pt" o:ole="">
             <v:imagedata r:id="rId544" o:title=""/>
           </v:shape>
-          <o:OLEObject Type="Embed" ProgID="VisualTeX.Formula.1" ShapeID="_x0000_i1362" DrawAspect="Content" ObjectID="_1847824770" r:id="rId545">
+          <o:OLEObject Type="Embed" ProgID="VisualTeX.Formula.1" ShapeID="_x0000_i1363" DrawAspect="Content" ObjectID="_1848578736" r:id="rId545">
             <o:FieldCodes>\s</o:FieldCodes>
           </o:OLEObject>
         </w:object>
@@ -25450,10 +25536,10 @@
           <w:position w:val="-4"/>
         </w:rPr>
         <w:object w:dxaOrig="165" w:dyaOrig="104" w14:anchorId="5F880168">
-          <v:shape id="_x0000_i1363" type="#_x0000_t75" style="width:12.5pt;height:8.5pt" o:ole="">
+          <v:shape id="_x0000_i1364" type="#_x0000_t75" style="width:12.75pt;height:8.3pt" o:ole="">
             <v:imagedata r:id="rId182" o:title=""/>
           </v:shape>
-          <o:OLEObject Type="Embed" ProgID="VisualTeX.Formula.1" ShapeID="_x0000_i1363" DrawAspect="Content" ObjectID="_1847824771" r:id="rId546">
+          <o:OLEObject Type="Embed" ProgID="VisualTeX.Formula.1" ShapeID="_x0000_i1364" DrawAspect="Content" ObjectID="_1848578737" r:id="rId546">
             <o:FieldCodes>\s</o:FieldCodes>
           </o:OLEObject>
         </w:object>
@@ -25497,10 +25583,10 @@
           <w:position w:val="-4"/>
         </w:rPr>
         <w:object w:dxaOrig="165" w:dyaOrig="104" w14:anchorId="6ECF86EF">
-          <v:shape id="_x0000_i1364" type="#_x0000_t75" style="width:12.5pt;height:8.5pt" o:ole="">
+          <v:shape id="_x0000_i1365" type="#_x0000_t75" style="width:12.75pt;height:8.3pt" o:ole="">
             <v:imagedata r:id="rId547" o:title=""/>
           </v:shape>
-          <o:OLEObject Type="Embed" ProgID="VisualTeX.Formula.1" ShapeID="_x0000_i1364" DrawAspect="Content" ObjectID="_1847824772" r:id="rId548">
+          <o:OLEObject Type="Embed" ProgID="VisualTeX.Formula.1" ShapeID="_x0000_i1365" DrawAspect="Content" ObjectID="_1848578738" r:id="rId548">
             <o:FieldCodes>\s</o:FieldCodes>
           </o:OLEObject>
         </w:object>
@@ -25553,10 +25639,10 @@
           <w:position w:val="-4"/>
         </w:rPr>
         <w:object w:dxaOrig="167" w:dyaOrig="106" w14:anchorId="5D5973AA">
-          <v:shape id="_x0000_i1365" type="#_x0000_t75" style="width:13pt;height:8.5pt" o:ole="">
+          <v:shape id="_x0000_i1366" type="#_x0000_t75" style="width:12.75pt;height:8.3pt" o:ole="">
             <v:imagedata r:id="rId549" o:title=""/>
           </v:shape>
-          <o:OLEObject Type="Embed" ProgID="VisualTeX.Formula.1" ShapeID="_x0000_i1365" DrawAspect="Content" ObjectID="_1847824773" r:id="rId550">
+          <o:OLEObject Type="Embed" ProgID="VisualTeX.Formula.1" ShapeID="_x0000_i1366" DrawAspect="Content" ObjectID="_1848578739" r:id="rId550">
             <o:FieldCodes>\s</o:FieldCodes>
           </o:OLEObject>
         </w:object>
@@ -25625,10 +25711,10 @@
       </w:r>
       <w:r>
         <w:object w:dxaOrig="106" w:dyaOrig="83" w14:anchorId="2F53550E">
-          <v:shape id="_x0000_i1366" type="#_x0000_t75" style="width:8.5pt;height:7pt" o:ole="">
+          <v:shape id="_x0000_i1367" type="#_x0000_t75" style="width:8.3pt;height:7.2pt" o:ole="">
             <v:imagedata r:id="rId206" o:title=""/>
           </v:shape>
-          <o:OLEObject Type="Embed" ProgID="VisualTeX.Formula.1" ShapeID="_x0000_i1366" DrawAspect="Content" ObjectID="_1847824774" r:id="rId551">
+          <o:OLEObject Type="Embed" ProgID="VisualTeX.Formula.1" ShapeID="_x0000_i1367" DrawAspect="Content" ObjectID="_1848578740" r:id="rId551">
             <o:FieldCodes>\s</o:FieldCodes>
           </o:OLEObject>
         </w:object>
@@ -25665,10 +25751,10 @@
       </w:r>
       <w:r>
         <w:object w:dxaOrig="95" w:dyaOrig="82" w14:anchorId="072BBCAF">
-          <v:shape id="_x0000_i1367" type="#_x0000_t75" style="width:8pt;height:7pt" o:ole="">
+          <v:shape id="_x0000_i1368" type="#_x0000_t75" style="width:7.75pt;height:7.2pt" o:ole="">
             <v:imagedata r:id="rId34" o:title=""/>
           </v:shape>
-          <o:OLEObject Type="Embed" ProgID="VisualTeX.Formula.1" ShapeID="_x0000_i1367" DrawAspect="Content" ObjectID="_1847824775" r:id="rId552">
+          <o:OLEObject Type="Embed" ProgID="VisualTeX.Formula.1" ShapeID="_x0000_i1368" DrawAspect="Content" ObjectID="_1848578741" r:id="rId552">
             <o:FieldCodes>\s</o:FieldCodes>
           </o:OLEObject>
         </w:object>
@@ -25718,10 +25804,10 @@
           <w:position w:val="-4"/>
         </w:rPr>
         <w:object w:dxaOrig="167" w:dyaOrig="106" w14:anchorId="61C16F9F">
-          <v:shape id="_x0000_i1368" type="#_x0000_t75" style="width:13pt;height:8.5pt" o:ole="">
+          <v:shape id="_x0000_i1369" type="#_x0000_t75" style="width:12.75pt;height:8.3pt" o:ole="">
             <v:imagedata r:id="rId549" o:title=""/>
           </v:shape>
-          <o:OLEObject Type="Embed" ProgID="VisualTeX.Formula.1" ShapeID="_x0000_i1368" DrawAspect="Content" ObjectID="_1847824776" r:id="rId553">
+          <o:OLEObject Type="Embed" ProgID="VisualTeX.Formula.1" ShapeID="_x0000_i1369" DrawAspect="Content" ObjectID="_1848578742" r:id="rId553">
             <o:FieldCodes>\s</o:FieldCodes>
           </o:OLEObject>
         </w:object>
@@ -25787,10 +25873,10 @@
           <w:position w:val="-6"/>
         </w:rPr>
         <w:object w:dxaOrig="1070" w:dyaOrig="179" w14:anchorId="30EEFE23">
-          <v:shape id="_x0000_i1369" type="#_x0000_t75" style="width:80.5pt;height:14pt" o:ole="">
+          <v:shape id="_x0000_i1370" type="#_x0000_t75" style="width:80.3pt;height:13.85pt" o:ole="">
             <v:imagedata r:id="rId554" o:title=""/>
           </v:shape>
-          <o:OLEObject Type="Embed" ProgID="VisualTeX.Formula.1" ShapeID="_x0000_i1369" DrawAspect="Content" ObjectID="_1847824777" r:id="rId555">
+          <o:OLEObject Type="Embed" ProgID="VisualTeX.Formula.1" ShapeID="_x0000_i1370" DrawAspect="Content" ObjectID="_1848578743" r:id="rId555">
             <o:FieldCodes>\s</o:FieldCodes>
           </o:OLEObject>
         </w:object>
@@ -25875,10 +25961,10 @@
           <w:position w:val="-4"/>
         </w:rPr>
         <w:object w:dxaOrig="1414" w:dyaOrig="122" w14:anchorId="1AAD4B51">
-          <v:shape id="_x0000_i1370" type="#_x0000_t75" style="width:104.5pt;height:10pt" o:ole="">
+          <v:shape id="_x0000_i1371" type="#_x0000_t75" style="width:104.7pt;height:9.95pt" o:ole="">
             <v:imagedata r:id="rId556" o:title=""/>
           </v:shape>
-          <o:OLEObject Type="Embed" ProgID="VisualTeX.Formula.1" ShapeID="_x0000_i1370" DrawAspect="Content" ObjectID="_1847824778" r:id="rId557">
+          <o:OLEObject Type="Embed" ProgID="VisualTeX.Formula.1" ShapeID="_x0000_i1371" DrawAspect="Content" ObjectID="_1848578744" r:id="rId557">
             <o:FieldCodes>\s</o:FieldCodes>
           </o:OLEObject>
         </w:object>
@@ -25957,10 +26043,10 @@
           <w:position w:val="-2"/>
         </w:rPr>
         <w:object w:dxaOrig="388" w:dyaOrig="129" w14:anchorId="7543E497">
-          <v:shape id="_x0000_i1371" type="#_x0000_t75" style="width:30pt;height:10.5pt" o:ole="">
+          <v:shape id="_x0000_i1372" type="#_x0000_t75" style="width:29.9pt;height:10.5pt" o:ole="">
             <v:imagedata r:id="rId558" o:title=""/>
           </v:shape>
-          <o:OLEObject Type="Embed" ProgID="VisualTeX.Formula.1" ShapeID="_x0000_i1371" DrawAspect="Content" ObjectID="_1847824779" r:id="rId559">
+          <o:OLEObject Type="Embed" ProgID="VisualTeX.Formula.1" ShapeID="_x0000_i1372" DrawAspect="Content" ObjectID="_1848578745" r:id="rId559">
             <o:FieldCodes>\s</o:FieldCodes>
           </o:OLEObject>
         </w:object>
@@ -26019,10 +26105,10 @@
           <w:position w:val="-10"/>
         </w:rPr>
         <w:object w:dxaOrig="704" w:dyaOrig="205" w14:anchorId="62FCDFD0">
-          <v:shape id="_x0000_i1372" type="#_x0000_t75" style="width:52.5pt;height:16pt" o:ole="">
+          <v:shape id="_x0000_i1373" type="#_x0000_t75" style="width:52.6pt;height:16.05pt" o:ole="">
             <v:imagedata r:id="rId560" o:title=""/>
           </v:shape>
-          <o:OLEObject Type="Embed" ProgID="VisualTeX.Formula.1" ShapeID="_x0000_i1372" DrawAspect="Content" ObjectID="_1847824780" r:id="rId561">
+          <o:OLEObject Type="Embed" ProgID="VisualTeX.Formula.1" ShapeID="_x0000_i1373" DrawAspect="Content" ObjectID="_1848578746" r:id="rId561">
             <o:FieldCodes>\s</o:FieldCodes>
           </o:OLEObject>
         </w:object>
@@ -26127,10 +26213,10 @@
           <w:color w:val="A5A5A5" w:themeColor="accent3"/>
         </w:rPr>
         <w:object w:dxaOrig="917" w:dyaOrig="120" w14:anchorId="11BEFA80">
-          <v:shape id="_x0000_i1373" type="#_x0000_t75" style="width:67pt;height:10pt" o:ole="">
+          <v:shape id="_x0000_i1374" type="#_x0000_t75" style="width:67pt;height:9.95pt" o:ole="">
             <v:imagedata r:id="rId562" o:title=""/>
           </v:shape>
-          <o:OLEObject Type="Embed" ProgID="VisualTeX.Formula.1" ShapeID="_x0000_i1373" DrawAspect="Content" ObjectID="_1847824781" r:id="rId563">
+          <o:OLEObject Type="Embed" ProgID="VisualTeX.Formula.1" ShapeID="_x0000_i1374" DrawAspect="Content" ObjectID="_1848578747" r:id="rId563">
             <o:FieldCodes>\s</o:FieldCodes>
           </o:OLEObject>
         </w:object>
@@ -26220,10 +26306,10 @@
           <w:position w:val="-20"/>
         </w:rPr>
         <w:object w:dxaOrig="592" w:dyaOrig="332" w14:anchorId="38ADF34C">
-          <v:shape id="_x0000_i1374" type="#_x0000_t75" style="width:44.5pt;height:25.5pt" o:ole="">
+          <v:shape id="_x0000_i1375" type="#_x0000_t75" style="width:44.3pt;height:25.5pt" o:ole="">
             <v:imagedata r:id="rId564" o:title=""/>
           </v:shape>
-          <o:OLEObject Type="Embed" ProgID="VisualTeX.Formula.1" ShapeID="_x0000_i1374" DrawAspect="Content" ObjectID="_1847824782" r:id="rId565">
+          <o:OLEObject Type="Embed" ProgID="VisualTeX.Formula.1" ShapeID="_x0000_i1375" DrawAspect="Content" ObjectID="_1848578748" r:id="rId565">
             <o:FieldCodes>\s</o:FieldCodes>
           </o:OLEObject>
         </w:object>
@@ -26290,10 +26376,10 @@
           <w:position w:val="-6"/>
         </w:rPr>
         <w:object w:dxaOrig="344" w:dyaOrig="170" w14:anchorId="6CFCAE69">
-          <v:shape id="_x0000_i1375" type="#_x0000_t75" style="width:26.5pt;height:13.5pt" o:ole="">
+          <v:shape id="_x0000_i1376" type="#_x0000_t75" style="width:26.6pt;height:13.3pt" o:ole="">
             <v:imagedata r:id="rId493" o:title=""/>
           </v:shape>
-          <o:OLEObject Type="Embed" ProgID="VisualTeX.Formula.1" ShapeID="_x0000_i1375" DrawAspect="Content" ObjectID="_1847824783" r:id="rId566">
+          <o:OLEObject Type="Embed" ProgID="VisualTeX.Formula.1" ShapeID="_x0000_i1376" DrawAspect="Content" ObjectID="_1848578749" r:id="rId566">
             <o:FieldCodes>\s</o:FieldCodes>
           </o:OLEObject>
         </w:object>
@@ -26476,10 +26562,10 @@
       </w:r>
       <w:r>
         <w:object w:dxaOrig="106" w:dyaOrig="83" w14:anchorId="50F23EE7">
-          <v:shape id="_x0000_i1376" type="#_x0000_t75" style="width:10.5pt;height:5pt" o:ole="">
+          <v:shape id="_x0000_i1377" type="#_x0000_t75" style="width:10.5pt;height:5pt" o:ole="">
             <v:imagedata r:id="rId206" o:title=""/>
           </v:shape>
-          <o:OLEObject Type="Embed" ProgID="VisualTeX.Formula.1" ShapeID="_x0000_i1376" DrawAspect="Content" ObjectID="_1847824784" r:id="rId567">
+          <o:OLEObject Type="Embed" ProgID="VisualTeX.Formula.1" ShapeID="_x0000_i1377" DrawAspect="Content" ObjectID="_1848578750" r:id="rId567">
             <o:FieldCodes>\s</o:FieldCodes>
           </o:OLEObject>
         </w:object>
@@ -26710,10 +26796,10 @@
       </w:r>
       <w:r>
         <w:object w:dxaOrig="95" w:dyaOrig="82" w14:anchorId="79C70706">
-          <v:shape id="_x0000_i1377" type="#_x0000_t75" style="width:8pt;height:7pt" o:ole="">
+          <v:shape id="_x0000_i1378" type="#_x0000_t75" style="width:7.75pt;height:7.2pt" o:ole="">
             <v:imagedata r:id="rId34" o:title=""/>
           </v:shape>
-          <o:OLEObject Type="Embed" ProgID="VisualTeX.Formula.1" ShapeID="_x0000_i1377" DrawAspect="Content" ObjectID="_1847824785" r:id="rId568">
+          <o:OLEObject Type="Embed" ProgID="VisualTeX.Formula.1" ShapeID="_x0000_i1378" DrawAspect="Content" ObjectID="_1848578751" r:id="rId568">
             <o:FieldCodes>\s</o:FieldCodes>
           </o:OLEObject>
         </w:object>
@@ -26748,10 +26834,10 @@
       </w:r>
       <w:r>
         <w:object w:dxaOrig="106" w:dyaOrig="83" w14:anchorId="57E33AE1">
-          <v:shape id="_x0000_i1378" type="#_x0000_t75" style="width:8.5pt;height:7pt" o:ole="">
+          <v:shape id="_x0000_i1379" type="#_x0000_t75" style="width:8.3pt;height:7.2pt" o:ole="">
             <v:imagedata r:id="rId206" o:title=""/>
           </v:shape>
-          <o:OLEObject Type="Embed" ProgID="VisualTeX.Formula.1" ShapeID="_x0000_i1378" DrawAspect="Content" ObjectID="_1847824786" r:id="rId569">
+          <o:OLEObject Type="Embed" ProgID="VisualTeX.Formula.1" ShapeID="_x0000_i1379" DrawAspect="Content" ObjectID="_1848578752" r:id="rId569">
             <o:FieldCodes>\s</o:FieldCodes>
           </o:OLEObject>
         </w:object>
@@ -26809,10 +26895,10 @@
           <w:position w:val="-8"/>
         </w:rPr>
         <w:object w:dxaOrig="2717" w:dyaOrig="202" w14:anchorId="03DE889F">
-          <v:shape id="_x0000_i1379" type="#_x0000_t75" style="width:202.5pt;height:16pt" o:ole="">
+          <v:shape id="_x0000_i1380" type="#_x0000_t75" style="width:202.7pt;height:16.05pt" o:ole="">
             <v:imagedata r:id="rId570" o:title=""/>
           </v:shape>
-          <o:OLEObject Type="Embed" ProgID="VisualTeX.Formula.1" ShapeID="_x0000_i1379" DrawAspect="Content" ObjectID="_1847824787" r:id="rId571">
+          <o:OLEObject Type="Embed" ProgID="VisualTeX.Formula.1" ShapeID="_x0000_i1380" DrawAspect="Content" ObjectID="_1848578753" r:id="rId571">
             <o:FieldCodes>\s</o:FieldCodes>
           </o:OLEObject>
         </w:object>
@@ -26909,10 +26995,10 @@
           <w:position w:val="-2"/>
         </w:rPr>
         <w:object w:dxaOrig="1737" w:dyaOrig="156" w14:anchorId="12A052B2">
-          <v:shape id="_x0000_i1380" type="#_x0000_t75" style="width:128.5pt;height:13pt" o:ole="">
+          <v:shape id="_x0000_i1381" type="#_x0000_t75" style="width:128.5pt;height:12.75pt" o:ole="">
             <v:imagedata r:id="rId572" o:title=""/>
           </v:shape>
-          <o:OLEObject Type="Embed" ProgID="VisualTeX.Formula.1" ShapeID="_x0000_i1380" DrawAspect="Content" ObjectID="_1847824788" r:id="rId573">
+          <o:OLEObject Type="Embed" ProgID="VisualTeX.Formula.1" ShapeID="_x0000_i1381" DrawAspect="Content" ObjectID="_1848578754" r:id="rId573">
             <o:FieldCodes>\s</o:FieldCodes>
           </o:OLEObject>
         </w:object>
@@ -26954,10 +27040,10 @@
           <w:position w:val="-2"/>
         </w:rPr>
         <w:object w:dxaOrig="1873" w:dyaOrig="157" w14:anchorId="7E1DECEB">
-          <v:shape id="_x0000_i1381" type="#_x0000_t75" style="width:138.5pt;height:12.5pt" o:ole="">
+          <v:shape id="_x0000_i1382" type="#_x0000_t75" style="width:138.45pt;height:12.75pt" o:ole="">
             <v:imagedata r:id="rId574" o:title=""/>
           </v:shape>
-          <o:OLEObject Type="Embed" ProgID="VisualTeX.Formula.1" ShapeID="_x0000_i1381" DrawAspect="Content" ObjectID="_1847824789" r:id="rId575">
+          <o:OLEObject Type="Embed" ProgID="VisualTeX.Formula.1" ShapeID="_x0000_i1382" DrawAspect="Content" ObjectID="_1848578755" r:id="rId575">
             <o:FieldCodes>\s</o:FieldCodes>
           </o:OLEObject>
         </w:object>
@@ -27009,10 +27095,10 @@
       </w:pPr>
       <w:r>
         <w:object w:dxaOrig="2557" w:dyaOrig="601" w14:anchorId="165F0721">
-          <v:shape id="_x0000_i1382" type="#_x0000_t75" style="width:190pt;height:46.5pt" o:ole="">
+          <v:shape id="_x0000_i1383" type="#_x0000_t75" style="width:189.95pt;height:46.5pt" o:ole="">
             <v:imagedata r:id="rId576" o:title=""/>
           </v:shape>
-          <o:OLEObject Type="Embed" ProgID="VisualTeX.Formula.1" ShapeID="_x0000_i1382" DrawAspect="Content" ObjectID="_1847824790" r:id="rId577">
+          <o:OLEObject Type="Embed" ProgID="VisualTeX.Formula.1" ShapeID="_x0000_i1383" DrawAspect="Content" ObjectID="_1848578756" r:id="rId577">
             <o:FieldCodes>\s</o:FieldCodes>
           </o:OLEObject>
         </w:object>
@@ -27063,10 +27149,10 @@
           <w:position w:val="-8"/>
         </w:rPr>
         <w:object w:dxaOrig="3720" w:dyaOrig="202" w14:anchorId="40259EEF">
-          <v:shape id="_x0000_i1383" type="#_x0000_t75" style="width:276pt;height:16pt" o:ole="">
+          <v:shape id="_x0000_i1384" type="#_x0000_t75" style="width:275.8pt;height:16.05pt" o:ole="">
             <v:imagedata r:id="rId578" o:title=""/>
           </v:shape>
-          <o:OLEObject Type="Embed" ProgID="VisualTeX.Formula.1" ShapeID="_x0000_i1383" DrawAspect="Content" ObjectID="_1847824791" r:id="rId579">
+          <o:OLEObject Type="Embed" ProgID="VisualTeX.Formula.1" ShapeID="_x0000_i1384" DrawAspect="Content" ObjectID="_1848578757" r:id="rId579">
             <o:FieldCodes>\s</o:FieldCodes>
           </o:OLEObject>
         </w:object>
@@ -27237,10 +27323,10 @@
       </w:r>
       <w:r>
         <w:object w:dxaOrig="106" w:dyaOrig="83" w14:anchorId="49543BC1">
-          <v:shape id="_x0000_i1384" type="#_x0000_t75" style="width:8.5pt;height:7pt" o:ole="">
+          <v:shape id="_x0000_i1385" type="#_x0000_t75" style="width:8.3pt;height:7.2pt" o:ole="">
             <v:imagedata r:id="rId206" o:title=""/>
           </v:shape>
-          <o:OLEObject Type="Embed" ProgID="VisualTeX.Formula.1" ShapeID="_x0000_i1384" DrawAspect="Content" ObjectID="_1847824792" r:id="rId580">
+          <o:OLEObject Type="Embed" ProgID="VisualTeX.Formula.1" ShapeID="_x0000_i1385" DrawAspect="Content" ObjectID="_1848578758" r:id="rId580">
             <o:FieldCodes>\s</o:FieldCodes>
           </o:OLEObject>
         </w:object>
@@ -27295,10 +27381,10 @@
       </w:r>
       <w:r>
         <w:object w:dxaOrig="95" w:dyaOrig="82" w14:anchorId="3EE4CF22">
-          <v:shape id="_x0000_i1385" type="#_x0000_t75" style="width:8pt;height:7pt" o:ole="">
+          <v:shape id="_x0000_i1386" type="#_x0000_t75" style="width:7.75pt;height:7.2pt" o:ole="">
             <v:imagedata r:id="rId34" o:title=""/>
           </v:shape>
-          <o:OLEObject Type="Embed" ProgID="VisualTeX.Formula.1" ShapeID="_x0000_i1385" DrawAspect="Content" ObjectID="_1847824793" r:id="rId581">
+          <o:OLEObject Type="Embed" ProgID="VisualTeX.Formula.1" ShapeID="_x0000_i1386" DrawAspect="Content" ObjectID="_1848578759" r:id="rId581">
             <o:FieldCodes>\s</o:FieldCodes>
           </o:OLEObject>
         </w:object>
@@ -27374,10 +27460,10 @@
       </w:r>
       <w:r>
         <w:object w:dxaOrig="106" w:dyaOrig="83" w14:anchorId="7EE0F486">
-          <v:shape id="_x0000_i1386" type="#_x0000_t75" style="width:8.5pt;height:7pt" o:ole="">
+          <v:shape id="_x0000_i1387" type="#_x0000_t75" style="width:8.3pt;height:7.2pt" o:ole="">
             <v:imagedata r:id="rId206" o:title=""/>
           </v:shape>
-          <o:OLEObject Type="Embed" ProgID="VisualTeX.Formula.1" ShapeID="_x0000_i1386" DrawAspect="Content" ObjectID="_1847824794" r:id="rId582">
+          <o:OLEObject Type="Embed" ProgID="VisualTeX.Formula.1" ShapeID="_x0000_i1387" DrawAspect="Content" ObjectID="_1848578760" r:id="rId582">
             <o:FieldCodes>\s</o:FieldCodes>
           </o:OLEObject>
         </w:object>
@@ -27405,10 +27491,10 @@
       </w:r>
       <w:r>
         <w:object w:dxaOrig="95" w:dyaOrig="82" w14:anchorId="4BEB5EA2">
-          <v:shape id="_x0000_i1387" type="#_x0000_t75" style="width:8pt;height:7pt" o:ole="">
+          <v:shape id="_x0000_i1388" type="#_x0000_t75" style="width:7.75pt;height:7.2pt" o:ole="">
             <v:imagedata r:id="rId34" o:title=""/>
           </v:shape>
-          <o:OLEObject Type="Embed" ProgID="VisualTeX.Formula.1" ShapeID="_x0000_i1387" DrawAspect="Content" ObjectID="_1847824795" r:id="rId583">
+          <o:OLEObject Type="Embed" ProgID="VisualTeX.Formula.1" ShapeID="_x0000_i1388" DrawAspect="Content" ObjectID="_1848578761" r:id="rId583">
             <o:FieldCodes>\s</o:FieldCodes>
           </o:OLEObject>
         </w:object>
@@ -27449,10 +27535,10 @@
       </w:r>
       <w:r>
         <w:object w:dxaOrig="106" w:dyaOrig="83" w14:anchorId="69D6BCF0">
-          <v:shape id="_x0000_i1388" type="#_x0000_t75" style="width:8.5pt;height:7pt" o:ole="">
+          <v:shape id="_x0000_i1389" type="#_x0000_t75" style="width:8.3pt;height:7.2pt" o:ole="">
             <v:imagedata r:id="rId206" o:title=""/>
           </v:shape>
-          <o:OLEObject Type="Embed" ProgID="VisualTeX.Formula.1" ShapeID="_x0000_i1388" DrawAspect="Content" ObjectID="_1847824796" r:id="rId584">
+          <o:OLEObject Type="Embed" ProgID="VisualTeX.Formula.1" ShapeID="_x0000_i1389" DrawAspect="Content" ObjectID="_1848578762" r:id="rId584">
             <o:FieldCodes>\s</o:FieldCodes>
           </o:OLEObject>
         </w:object>
@@ -27538,10 +27624,10 @@
       </w:r>
       <w:r>
         <w:object w:dxaOrig="106" w:dyaOrig="83" w14:anchorId="17B76974">
-          <v:shape id="_x0000_i1389" type="#_x0000_t75" style="width:8.5pt;height:7pt" o:ole="">
+          <v:shape id="_x0000_i1390" type="#_x0000_t75" style="width:8.3pt;height:7.2pt" o:ole="">
             <v:imagedata r:id="rId206" o:title=""/>
           </v:shape>
-          <o:OLEObject Type="Embed" ProgID="VisualTeX.Formula.1" ShapeID="_x0000_i1389" DrawAspect="Content" ObjectID="_1847824797" r:id="rId585">
+          <o:OLEObject Type="Embed" ProgID="VisualTeX.Formula.1" ShapeID="_x0000_i1390" DrawAspect="Content" ObjectID="_1848578763" r:id="rId585">
             <o:FieldCodes>\s</o:FieldCodes>
           </o:OLEObject>
         </w:object>
@@ -27597,10 +27683,10 @@
           <w:position w:val="-2"/>
         </w:rPr>
         <w:object w:dxaOrig="809" w:dyaOrig="162" w14:anchorId="1B674C03">
-          <v:shape id="_x0000_i1390" type="#_x0000_t75" style="width:60pt;height:12.5pt" o:ole="">
+          <v:shape id="_x0000_i1391" type="#_x0000_t75" style="width:59.8pt;height:12.75pt" o:ole="">
             <v:imagedata r:id="rId586" o:title=""/>
           </v:shape>
-          <o:OLEObject Type="Embed" ProgID="VisualTeX.Formula.1" ShapeID="_x0000_i1390" DrawAspect="Content" ObjectID="_1847824798" r:id="rId587">
+          <o:OLEObject Type="Embed" ProgID="VisualTeX.Formula.1" ShapeID="_x0000_i1391" DrawAspect="Content" ObjectID="_1848578764" r:id="rId587">
             <o:FieldCodes>\s</o:FieldCodes>
           </o:OLEObject>
         </w:object>
@@ -27648,10 +27734,10 @@
           <w:position w:val="-2"/>
         </w:rPr>
         <w:object w:dxaOrig="809" w:dyaOrig="162" w14:anchorId="57383EC8">
-          <v:shape id="_x0000_i1391" type="#_x0000_t75" style="width:61pt;height:12.5pt" o:ole="">
+          <v:shape id="_x0000_i1392" type="#_x0000_t75" style="width:60.9pt;height:12.75pt" o:ole="">
             <v:imagedata r:id="rId588" o:title=""/>
           </v:shape>
-          <o:OLEObject Type="Embed" ProgID="VisualTeX.Formula.1" ShapeID="_x0000_i1391" DrawAspect="Content" ObjectID="_1847824799" r:id="rId589">
+          <o:OLEObject Type="Embed" ProgID="VisualTeX.Formula.1" ShapeID="_x0000_i1392" DrawAspect="Content" ObjectID="_1848578765" r:id="rId589">
             <o:FieldCodes>\s</o:FieldCodes>
           </o:OLEObject>
         </w:object>
@@ -27696,10 +27782,10 @@
           <w:position w:val="-2"/>
         </w:rPr>
         <w:object w:dxaOrig="809" w:dyaOrig="162" w14:anchorId="38E6F4D9">
-          <v:shape id="_x0000_i1392" type="#_x0000_t75" style="width:61pt;height:12.5pt" o:ole="">
+          <v:shape id="_x0000_i1393" type="#_x0000_t75" style="width:60.9pt;height:12.75pt" o:ole="">
             <v:imagedata r:id="rId590" o:title=""/>
           </v:shape>
-          <o:OLEObject Type="Embed" ProgID="VisualTeX.Formula.1" ShapeID="_x0000_i1392" DrawAspect="Content" ObjectID="_1847824800" r:id="rId591">
+          <o:OLEObject Type="Embed" ProgID="VisualTeX.Formula.1" ShapeID="_x0000_i1393" DrawAspect="Content" ObjectID="_1848578766" r:id="rId591">
             <o:FieldCodes>\s</o:FieldCodes>
           </o:OLEObject>
         </w:object>
@@ -27758,10 +27844,10 @@
       </w:r>
       <w:r>
         <w:object w:dxaOrig="93" w:dyaOrig="123" w14:anchorId="4D5B2F5C">
-          <v:shape id="_x0000_i1393" type="#_x0000_t75" style="width:8pt;height:10pt" o:ole="">
+          <v:shape id="_x0000_i1394" type="#_x0000_t75" style="width:7.75pt;height:9.95pt" o:ole="">
             <v:imagedata r:id="rId592" o:title=""/>
           </v:shape>
-          <o:OLEObject Type="Embed" ProgID="VisualTeX.Formula.1" ShapeID="_x0000_i1393" DrawAspect="Content" ObjectID="_1847824801" r:id="rId593">
+          <o:OLEObject Type="Embed" ProgID="VisualTeX.Formula.1" ShapeID="_x0000_i1394" DrawAspect="Content" ObjectID="_1848578767" r:id="rId593">
             <o:FieldCodes>\s</o:FieldCodes>
           </o:OLEObject>
         </w:object>
@@ -27796,10 +27882,10 @@
       </w:r>
       <w:r>
         <w:object w:dxaOrig="242" w:dyaOrig="155" w14:anchorId="41DFE99B">
-          <v:shape id="_x0000_i1394" type="#_x0000_t75" style="width:19pt;height:12pt" o:ole="">
+          <v:shape id="_x0000_i1395" type="#_x0000_t75" style="width:18.85pt;height:12.2pt" o:ole="">
             <v:imagedata r:id="rId594" o:title=""/>
           </v:shape>
-          <o:OLEObject Type="Embed" ProgID="VisualTeX.Formula.1" ShapeID="_x0000_i1394" DrawAspect="Content" ObjectID="_1847824802" r:id="rId595">
+          <o:OLEObject Type="Embed" ProgID="VisualTeX.Formula.1" ShapeID="_x0000_i1395" DrawAspect="Content" ObjectID="_1848578768" r:id="rId595">
             <o:FieldCodes>\s</o:FieldCodes>
           </o:OLEObject>
         </w:object>
@@ -27847,10 +27933,10 @@
           <w:position w:val="-2"/>
         </w:rPr>
         <w:object w:dxaOrig="518" w:dyaOrig="165" w14:anchorId="0AD3DA16">
-          <v:shape id="_x0000_i1395" type="#_x0000_t75" style="width:39.5pt;height:12.5pt" o:ole="">
+          <v:shape id="_x0000_i1396" type="#_x0000_t75" style="width:39.3pt;height:12.75pt" o:ole="">
             <v:imagedata r:id="rId596" o:title=""/>
           </v:shape>
-          <o:OLEObject Type="Embed" ProgID="VisualTeX.Formula.1" ShapeID="_x0000_i1395" DrawAspect="Content" ObjectID="_1847824803" r:id="rId597">
+          <o:OLEObject Type="Embed" ProgID="VisualTeX.Formula.1" ShapeID="_x0000_i1396" DrawAspect="Content" ObjectID="_1848578769" r:id="rId597">
             <o:FieldCodes>\s</o:FieldCodes>
           </o:OLEObject>
         </w:object>
@@ -27901,10 +27987,10 @@
           <w:position w:val="-6"/>
         </w:rPr>
         <w:object w:dxaOrig="1070" w:dyaOrig="179" w14:anchorId="38F8BCCB">
-          <v:shape id="_x0000_i1396" type="#_x0000_t75" style="width:80.5pt;height:14pt" o:ole="">
+          <v:shape id="_x0000_i1397" type="#_x0000_t75" style="width:80.3pt;height:13.85pt" o:ole="">
             <v:imagedata r:id="rId554" o:title=""/>
           </v:shape>
-          <o:OLEObject Type="Embed" ProgID="VisualTeX.Formula.1" ShapeID="_x0000_i1396" DrawAspect="Content" ObjectID="_1847824804" r:id="rId598">
+          <o:OLEObject Type="Embed" ProgID="VisualTeX.Formula.1" ShapeID="_x0000_i1397" DrawAspect="Content" ObjectID="_1848578770" r:id="rId598">
             <o:FieldCodes>\s</o:FieldCodes>
           </o:OLEObject>
         </w:object>
@@ -27917,10 +28003,10 @@
       </w:r>
       <w:r>
         <w:object w:dxaOrig="106" w:dyaOrig="83" w14:anchorId="531EBAAB">
-          <v:shape id="_x0000_i1397" type="#_x0000_t75" style="width:8.5pt;height:7pt" o:ole="">
+          <v:shape id="_x0000_i1398" type="#_x0000_t75" style="width:8.3pt;height:7.2pt" o:ole="">
             <v:imagedata r:id="rId206" o:title=""/>
           </v:shape>
-          <o:OLEObject Type="Embed" ProgID="VisualTeX.Formula.1" ShapeID="_x0000_i1397" DrawAspect="Content" ObjectID="_1847824805" r:id="rId599">
+          <o:OLEObject Type="Embed" ProgID="VisualTeX.Formula.1" ShapeID="_x0000_i1398" DrawAspect="Content" ObjectID="_1848578771" r:id="rId599">
             <o:FieldCodes>\s</o:FieldCodes>
           </o:OLEObject>
         </w:object>
@@ -27979,10 +28065,10 @@
           <w:position w:val="-2"/>
         </w:rPr>
         <w:object w:dxaOrig="369" w:dyaOrig="134" w14:anchorId="7308E46C">
-          <v:shape id="_x0000_i1398" type="#_x0000_t75" style="width:28pt;height:11pt" o:ole="">
+          <v:shape id="_x0000_i1399" type="#_x0000_t75" style="width:28.25pt;height:11.1pt" o:ole="">
             <v:imagedata r:id="rId600" o:title=""/>
           </v:shape>
-          <o:OLEObject Type="Embed" ProgID="VisualTeX.Formula.1" ShapeID="_x0000_i1398" DrawAspect="Content" ObjectID="_1847824806" r:id="rId601">
+          <o:OLEObject Type="Embed" ProgID="VisualTeX.Formula.1" ShapeID="_x0000_i1399" DrawAspect="Content" ObjectID="_1848578772" r:id="rId601">
             <o:FieldCodes>\s</o:FieldCodes>
           </o:OLEObject>
         </w:object>
@@ -28051,10 +28137,10 @@
       </w:r>
       <w:r>
         <w:object w:dxaOrig="662" w:dyaOrig="155" w14:anchorId="76A9592B">
-          <v:shape id="_x0000_i1399" type="#_x0000_t75" style="width:50.5pt;height:12.5pt" o:ole="">
+          <v:shape id="_x0000_i1400" type="#_x0000_t75" style="width:50.4pt;height:12.75pt" o:ole="">
             <v:imagedata r:id="rId602" o:title=""/>
           </v:shape>
-          <o:OLEObject Type="Embed" ProgID="VisualTeX.Formula.1" ShapeID="_x0000_i1399" DrawAspect="Content" ObjectID="_1847824807" r:id="rId603">
+          <o:OLEObject Type="Embed" ProgID="VisualTeX.Formula.1" ShapeID="_x0000_i1400" DrawAspect="Content" ObjectID="_1848578773" r:id="rId603">
             <o:FieldCodes>\s</o:FieldCodes>
           </o:OLEObject>
         </w:object>
@@ -28132,10 +28218,10 @@
           <w:position w:val="-2"/>
         </w:rPr>
         <w:object w:dxaOrig="938" w:dyaOrig="165" w14:anchorId="447AF8B9">
-          <v:shape id="_x0000_i1400" type="#_x0000_t75" style="width:1in;height:12.5pt" o:ole="">
+          <v:shape id="_x0000_i1401" type="#_x0000_t75" style="width:1in;height:12.75pt" o:ole="">
             <v:imagedata r:id="rId604" o:title=""/>
           </v:shape>
-          <o:OLEObject Type="Embed" ProgID="VisualTeX.Formula.1" ShapeID="_x0000_i1400" DrawAspect="Content" ObjectID="_1847824808" r:id="rId605">
+          <o:OLEObject Type="Embed" ProgID="VisualTeX.Formula.1" ShapeID="_x0000_i1401" DrawAspect="Content" ObjectID="_1848578774" r:id="rId605">
             <o:FieldCodes>\s</o:FieldCodes>
           </o:OLEObject>
         </w:object>
@@ -28197,10 +28283,10 @@
           <w:position w:val="-16"/>
         </w:rPr>
         <w:object w:dxaOrig="1216" w:dyaOrig="305" w14:anchorId="54CE8249">
-          <v:shape id="_x0000_i1401" type="#_x0000_t75" style="width:91pt;height:23.5pt" o:ole="">
+          <v:shape id="_x0000_i1402" type="#_x0000_t75" style="width:90.85pt;height:23.25pt" o:ole="">
             <v:imagedata r:id="rId606" o:title=""/>
           </v:shape>
-          <o:OLEObject Type="Embed" ProgID="VisualTeX.Formula.1" ShapeID="_x0000_i1401" DrawAspect="Content" ObjectID="_1847824809" r:id="rId607">
+          <o:OLEObject Type="Embed" ProgID="VisualTeX.Formula.1" ShapeID="_x0000_i1402" DrawAspect="Content" ObjectID="_1848578775" r:id="rId607">
             <o:FieldCodes>\s</o:FieldCodes>
           </o:OLEObject>
         </w:object>
@@ -28246,10 +28332,10 @@
       </w:r>
       <w:r>
         <w:object w:dxaOrig="106" w:dyaOrig="83" w14:anchorId="2A338CF7">
-          <v:shape id="_x0000_i1402" type="#_x0000_t75" style="width:8.5pt;height:7pt" o:ole="">
+          <v:shape id="_x0000_i1403" type="#_x0000_t75" style="width:8.3pt;height:7.2pt" o:ole="">
             <v:imagedata r:id="rId206" o:title=""/>
           </v:shape>
-          <o:OLEObject Type="Embed" ProgID="VisualTeX.Formula.1" ShapeID="_x0000_i1402" DrawAspect="Content" ObjectID="_1847824810" r:id="rId608">
+          <o:OLEObject Type="Embed" ProgID="VisualTeX.Formula.1" ShapeID="_x0000_i1403" DrawAspect="Content" ObjectID="_1848578776" r:id="rId608">
             <o:FieldCodes>\s</o:FieldCodes>
           </o:OLEObject>
         </w:object>
@@ -28298,10 +28384,10 @@
       </w:r>
       <w:r>
         <w:object w:dxaOrig="663" w:dyaOrig="156" w14:anchorId="7FB2737B">
-          <v:shape id="_x0000_i1403" type="#_x0000_t75" style="width:51pt;height:13pt" o:ole="">
+          <v:shape id="_x0000_i1404" type="#_x0000_t75" style="width:50.95pt;height:12.75pt" o:ole="">
             <v:imagedata r:id="rId609" o:title=""/>
           </v:shape>
-          <o:OLEObject Type="Embed" ProgID="VisualTeX.Formula.1" ShapeID="_x0000_i1403" DrawAspect="Content" ObjectID="_1847824811" r:id="rId610">
+          <o:OLEObject Type="Embed" ProgID="VisualTeX.Formula.1" ShapeID="_x0000_i1404" DrawAspect="Content" ObjectID="_1848578777" r:id="rId610">
             <o:FieldCodes>\s</o:FieldCodes>
           </o:OLEObject>
         </w:object>
@@ -28357,10 +28443,10 @@
           <w:position w:val="-2"/>
         </w:rPr>
         <w:object w:dxaOrig="938" w:dyaOrig="165" w14:anchorId="71412384">
-          <v:shape id="_x0000_i1404" type="#_x0000_t75" style="width:70.5pt;height:12.5pt" o:ole="">
+          <v:shape id="_x0000_i1405" type="#_x0000_t75" style="width:70.35pt;height:12.75pt" o:ole="">
             <v:imagedata r:id="rId611" o:title=""/>
           </v:shape>
-          <o:OLEObject Type="Embed" ProgID="VisualTeX.Formula.1" ShapeID="_x0000_i1404" DrawAspect="Content" ObjectID="_1847824812" r:id="rId612">
+          <o:OLEObject Type="Embed" ProgID="VisualTeX.Formula.1" ShapeID="_x0000_i1405" DrawAspect="Content" ObjectID="_1848578778" r:id="rId612">
             <o:FieldCodes>\s</o:FieldCodes>
           </o:OLEObject>
         </w:object>
@@ -28461,10 +28547,10 @@
           <w:position w:val="-16"/>
         </w:rPr>
         <w:object w:dxaOrig="1216" w:dyaOrig="305" w14:anchorId="5A496E7F">
-          <v:shape id="_x0000_i1405" type="#_x0000_t75" style="width:91pt;height:23.5pt" o:ole="">
+          <v:shape id="_x0000_i1406" type="#_x0000_t75" style="width:90.85pt;height:23.25pt" o:ole="">
             <v:imagedata r:id="rId613" o:title=""/>
           </v:shape>
-          <o:OLEObject Type="Embed" ProgID="VisualTeX.Formula.1" ShapeID="_x0000_i1405" DrawAspect="Content" ObjectID="_1847824813" r:id="rId614">
+          <o:OLEObject Type="Embed" ProgID="VisualTeX.Formula.1" ShapeID="_x0000_i1406" DrawAspect="Content" ObjectID="_1848578779" r:id="rId614">
             <o:FieldCodes>\s</o:FieldCodes>
           </o:OLEObject>
         </w:object>
@@ -28510,10 +28596,10 @@
       </w:r>
       <w:r>
         <w:object w:dxaOrig="106" w:dyaOrig="83" w14:anchorId="308591B8">
-          <v:shape id="_x0000_i1406" type="#_x0000_t75" style="width:8.5pt;height:7pt" o:ole="">
+          <v:shape id="_x0000_i1407" type="#_x0000_t75" style="width:8.3pt;height:7.2pt" o:ole="">
             <v:imagedata r:id="rId206" o:title=""/>
           </v:shape>
-          <o:OLEObject Type="Embed" ProgID="VisualTeX.Formula.1" ShapeID="_x0000_i1406" DrawAspect="Content" ObjectID="_1847824814" r:id="rId615">
+          <o:OLEObject Type="Embed" ProgID="VisualTeX.Formula.1" ShapeID="_x0000_i1407" DrawAspect="Content" ObjectID="_1848578780" r:id="rId615">
             <o:FieldCodes>\s</o:FieldCodes>
           </o:OLEObject>
         </w:object>
@@ -28564,10 +28650,10 @@
           <w:position w:val="-6"/>
         </w:rPr>
         <w:object w:dxaOrig="1079" w:dyaOrig="192" w14:anchorId="06427C7A">
-          <v:shape id="_x0000_i1407" type="#_x0000_t75" style="width:81pt;height:15.5pt" o:ole="">
+          <v:shape id="_x0000_i1408" type="#_x0000_t75" style="width:80.85pt;height:15.5pt" o:ole="">
             <v:imagedata r:id="rId616" o:title=""/>
           </v:shape>
-          <o:OLEObject Type="Embed" ProgID="VisualTeX.Formula.1" ShapeID="_x0000_i1407" DrawAspect="Content" ObjectID="_1847824815" r:id="rId617">
+          <o:OLEObject Type="Embed" ProgID="VisualTeX.Formula.1" ShapeID="_x0000_i1408" DrawAspect="Content" ObjectID="_1848578781" r:id="rId617">
             <o:FieldCodes>\s</o:FieldCodes>
           </o:OLEObject>
         </w:object>
@@ -28667,10 +28753,10 @@
           <w:position w:val="-2"/>
         </w:rPr>
         <w:object w:dxaOrig="690" w:dyaOrig="171" w14:anchorId="222BDF77">
-          <v:shape id="_x0000_i1408" type="#_x0000_t75" style="width:52.5pt;height:14pt" o:ole="">
+          <v:shape id="_x0000_i1409" type="#_x0000_t75" style="width:52.6pt;height:13.85pt" o:ole="">
             <v:imagedata r:id="rId618" o:title=""/>
           </v:shape>
-          <o:OLEObject Type="Embed" ProgID="VisualTeX.Formula.1" ShapeID="_x0000_i1408" DrawAspect="Content" ObjectID="_1847824816" r:id="rId619">
+          <o:OLEObject Type="Embed" ProgID="VisualTeX.Formula.1" ShapeID="_x0000_i1409" DrawAspect="Content" ObjectID="_1848578782" r:id="rId619">
             <o:FieldCodes>\s</o:FieldCodes>
           </o:OLEObject>
         </w:object>
@@ -28772,10 +28858,10 @@
           <w:position w:val="-16"/>
         </w:rPr>
         <w:object w:dxaOrig="1632" w:dyaOrig="305" w14:anchorId="1AE1462B">
-          <v:shape id="_x0000_i1409" type="#_x0000_t75" style="width:122.5pt;height:23.5pt" o:ole="">
+          <v:shape id="_x0000_i1410" type="#_x0000_t75" style="width:122.4pt;height:23.25pt" o:ole="">
             <v:imagedata r:id="rId620" o:title=""/>
           </v:shape>
-          <o:OLEObject Type="Embed" ProgID="VisualTeX.Formula.1" ShapeID="_x0000_i1409" DrawAspect="Content" ObjectID="_1847824817" r:id="rId621">
+          <o:OLEObject Type="Embed" ProgID="VisualTeX.Formula.1" ShapeID="_x0000_i1410" DrawAspect="Content" ObjectID="_1848578783" r:id="rId621">
             <o:FieldCodes>\s</o:FieldCodes>
           </o:OLEObject>
         </w:object>
@@ -28838,10 +28924,10 @@
       </w:r>
       <w:r>
         <w:object w:dxaOrig="106" w:dyaOrig="83" w14:anchorId="0EB44B73">
-          <v:shape id="_x0000_i1410" type="#_x0000_t75" style="width:8.5pt;height:7pt" o:ole="">
+          <v:shape id="_x0000_i1411" type="#_x0000_t75" style="width:8.3pt;height:7.2pt" o:ole="">
             <v:imagedata r:id="rId206" o:title=""/>
           </v:shape>
-          <o:OLEObject Type="Embed" ProgID="VisualTeX.Formula.1" ShapeID="_x0000_i1410" DrawAspect="Content" ObjectID="_1847824818" r:id="rId622">
+          <o:OLEObject Type="Embed" ProgID="VisualTeX.Formula.1" ShapeID="_x0000_i1411" DrawAspect="Content" ObjectID="_1848578784" r:id="rId622">
             <o:FieldCodes>\s</o:FieldCodes>
           </o:OLEObject>
         </w:object>
@@ -28896,10 +28982,10 @@
       </w:r>
       <w:r>
         <w:object w:dxaOrig="106" w:dyaOrig="83" w14:anchorId="3C7D4239">
-          <v:shape id="_x0000_i1411" type="#_x0000_t75" style="width:8.5pt;height:7pt" o:ole="">
+          <v:shape id="_x0000_i1412" type="#_x0000_t75" style="width:8.3pt;height:7.2pt" o:ole="">
             <v:imagedata r:id="rId206" o:title=""/>
           </v:shape>
-          <o:OLEObject Type="Embed" ProgID="VisualTeX.Formula.1" ShapeID="_x0000_i1411" DrawAspect="Content" ObjectID="_1847824819" r:id="rId623">
+          <o:OLEObject Type="Embed" ProgID="VisualTeX.Formula.1" ShapeID="_x0000_i1412" DrawAspect="Content" ObjectID="_1848578785" r:id="rId623">
             <o:FieldCodes>\s</o:FieldCodes>
           </o:OLEObject>
         </w:object>
@@ -29012,10 +29098,10 @@
       <w:bookmarkStart w:id="171" w:name="VTBL_ef35584a60a546ac94dbebb07f8d9521"/>
       <w:r>
         <w:object w:dxaOrig="95" w:dyaOrig="82" w14:anchorId="6494B446">
-          <v:shape id="_x0000_i1412" type="#_x0000_t75" style="width:8pt;height:7pt" o:ole="">
+          <v:shape id="_x0000_i1413" type="#_x0000_t75" style="width:7.75pt;height:7.2pt" o:ole="">
             <v:imagedata r:id="rId34" o:title=""/>
           </v:shape>
-          <o:OLEObject Type="Embed" ProgID="VisualTeX.Formula.1" ShapeID="_x0000_i1412" DrawAspect="Content" ObjectID="_1847824820" r:id="rId624">
+          <o:OLEObject Type="Embed" ProgID="VisualTeX.Formula.1" ShapeID="_x0000_i1413" DrawAspect="Content" ObjectID="_1848578786" r:id="rId624">
             <o:FieldCodes>\s</o:FieldCodes>
           </o:OLEObject>
         </w:object>
@@ -29121,10 +29207,10 @@
           <w:position w:val="-6"/>
         </w:rPr>
         <w:object w:dxaOrig="1367" w:dyaOrig="179" w14:anchorId="2DFAD818">
-          <v:shape id="_x0000_i1413" type="#_x0000_t75" style="width:103pt;height:15.5pt" o:ole="">
+          <v:shape id="_x0000_i1414" type="#_x0000_t75" style="width:103pt;height:15.5pt" o:ole="">
             <v:imagedata r:id="rId625" o:title=""/>
           </v:shape>
-          <o:OLEObject Type="Embed" ProgID="VisualTeX.Formula.1" ShapeID="_x0000_i1413" DrawAspect="Content" ObjectID="_1847824821" r:id="rId626">
+          <o:OLEObject Type="Embed" ProgID="VisualTeX.Formula.1" ShapeID="_x0000_i1414" DrawAspect="Content" ObjectID="_1848578787" r:id="rId626">
             <o:FieldCodes>\s</o:FieldCodes>
           </o:OLEObject>
         </w:object>
@@ -29159,10 +29245,10 @@
           <w:position w:val="-16"/>
         </w:rPr>
         <w:object w:dxaOrig="1386" w:dyaOrig="305" w14:anchorId="369A1390">
-          <v:shape id="_x0000_i1414" type="#_x0000_t75" style="width:103pt;height:25.5pt" o:ole="">
+          <v:shape id="_x0000_i1415" type="#_x0000_t75" style="width:103pt;height:25.5pt" o:ole="">
             <v:imagedata r:id="rId627" o:title=""/>
           </v:shape>
-          <o:OLEObject Type="Embed" ProgID="VisualTeX.Formula.1" ShapeID="_x0000_i1414" DrawAspect="Content" ObjectID="_1847824822" r:id="rId628">
+          <o:OLEObject Type="Embed" ProgID="VisualTeX.Formula.1" ShapeID="_x0000_i1415" DrawAspect="Content" ObjectID="_1848578788" r:id="rId628">
             <o:FieldCodes>\s</o:FieldCodes>
           </o:OLEObject>
         </w:object>
@@ -29250,10 +29336,10 @@
           <w:bCs w:val="0"/>
         </w:rPr>
         <w:object w:dxaOrig="522" w:dyaOrig="147" w14:anchorId="7964452A">
-          <v:shape id="_x0000_i1415" type="#_x0000_t75" style="width:39pt;height:11.5pt" o:ole="">
+          <v:shape id="_x0000_i1416" type="#_x0000_t75" style="width:38.75pt;height:11.65pt" o:ole="">
             <v:imagedata r:id="rId629" o:title=""/>
           </v:shape>
-          <o:OLEObject Type="Embed" ProgID="VisualTeX.Formula.1" ShapeID="_x0000_i1415" DrawAspect="Content" ObjectID="_1847824823" r:id="rId630">
+          <o:OLEObject Type="Embed" ProgID="VisualTeX.Formula.1" ShapeID="_x0000_i1416" DrawAspect="Content" ObjectID="_1848578789" r:id="rId630">
             <o:FieldCodes>\s</o:FieldCodes>
           </o:OLEObject>
         </w:object>
@@ -29327,10 +29413,10 @@
           <w:bCs w:val="0"/>
         </w:rPr>
         <w:object w:dxaOrig="5966" w:dyaOrig="2095" w14:anchorId="409B2CF1">
-          <v:shape id="_x0000_i1416" type="#_x0000_t75" style="width:447.5pt;height:159.5pt" o:ole="">
+          <v:shape id="_x0000_i1417" type="#_x0000_t75" style="width:447.5pt;height:159.5pt" o:ole="">
             <v:imagedata r:id="rId631" o:title=""/>
           </v:shape>
-          <o:OLEObject Type="Embed" ProgID="VisualTeX.Formula.1" ShapeID="_x0000_i1416" DrawAspect="Content" ObjectID="_1847824824" r:id="rId632">
+          <o:OLEObject Type="Embed" ProgID="VisualTeX.Formula.1" ShapeID="_x0000_i1417" DrawAspect="Content" ObjectID="_1848578790" r:id="rId632">
             <o:FieldCodes>\s</o:FieldCodes>
           </o:OLEObject>
         </w:object>
@@ -29528,10 +29614,10 @@
           <w:position w:val="-6"/>
         </w:rPr>
         <w:object w:dxaOrig="1367" w:dyaOrig="179" w14:anchorId="6958614E">
-          <v:shape id="_x0000_i1417" type="#_x0000_t75" style="width:103pt;height:15.5pt" o:ole="">
+          <v:shape id="_x0000_i1418" type="#_x0000_t75" style="width:103pt;height:15.5pt" o:ole="">
             <v:imagedata r:id="rId625" o:title=""/>
           </v:shape>
-          <o:OLEObject Type="Embed" ProgID="VisualTeX.Formula.1" ShapeID="_x0000_i1417" DrawAspect="Content" ObjectID="_1847824825" r:id="rId633">
+          <o:OLEObject Type="Embed" ProgID="VisualTeX.Formula.1" ShapeID="_x0000_i1418" DrawAspect="Content" ObjectID="_1848578791" r:id="rId633">
             <o:FieldCodes>\s</o:FieldCodes>
           </o:OLEObject>
         </w:object>
@@ -29581,10 +29667,10 @@
           <w:position w:val="-16"/>
         </w:rPr>
         <w:object w:dxaOrig="1386" w:dyaOrig="305" w14:anchorId="2C79868E">
-          <v:shape id="_x0000_i1418" type="#_x0000_t75" style="width:103pt;height:25.5pt" o:ole="">
+          <v:shape id="_x0000_i1419" type="#_x0000_t75" style="width:103pt;height:25.5pt" o:ole="">
             <v:imagedata r:id="rId627" o:title=""/>
           </v:shape>
-          <o:OLEObject Type="Embed" ProgID="VisualTeX.Formula.1" ShapeID="_x0000_i1418" DrawAspect="Content" ObjectID="_1847824826" r:id="rId634">
+          <o:OLEObject Type="Embed" ProgID="VisualTeX.Formula.1" ShapeID="_x0000_i1419" DrawAspect="Content" ObjectID="_1848578792" r:id="rId634">
             <o:FieldCodes>\s</o:FieldCodes>
           </o:OLEObject>
         </w:object>
@@ -29640,10 +29726,10 @@
           <w:bCs w:val="0"/>
         </w:rPr>
         <w:object w:dxaOrig="521" w:dyaOrig="146" w14:anchorId="6B65C8FA">
-          <v:shape id="_x0000_i1419" type="#_x0000_t75" style="width:39pt;height:11.5pt" o:ole="">
+          <v:shape id="_x0000_i1420" type="#_x0000_t75" style="width:38.75pt;height:11.65pt" o:ole="">
             <v:imagedata r:id="rId635" o:title=""/>
           </v:shape>
-          <o:OLEObject Type="Embed" ProgID="VisualTeX.Formula.1" ShapeID="_x0000_i1419" DrawAspect="Content" ObjectID="_1847824827" r:id="rId636">
+          <o:OLEObject Type="Embed" ProgID="VisualTeX.Formula.1" ShapeID="_x0000_i1420" DrawAspect="Content" ObjectID="_1848578793" r:id="rId636">
             <o:FieldCodes>\s</o:FieldCodes>
           </o:OLEObject>
         </w:object>
@@ -29836,10 +29922,10 @@
           <w:bCs w:val="0"/>
         </w:rPr>
         <w:object w:dxaOrig="522" w:dyaOrig="147" w14:anchorId="47D4F526">
-          <v:shape id="_x0000_i1420" type="#_x0000_t75" style="width:39pt;height:11.5pt" o:ole="">
+          <v:shape id="_x0000_i1421" type="#_x0000_t75" style="width:38.75pt;height:11.65pt" o:ole="">
             <v:imagedata r:id="rId637" o:title=""/>
           </v:shape>
-          <o:OLEObject Type="Embed" ProgID="VisualTeX.Formula.1" ShapeID="_x0000_i1420" DrawAspect="Content" ObjectID="_1847824828" r:id="rId638">
+          <o:OLEObject Type="Embed" ProgID="VisualTeX.Formula.1" ShapeID="_x0000_i1421" DrawAspect="Content" ObjectID="_1848578794" r:id="rId638">
             <o:FieldCodes>\s</o:FieldCodes>
           </o:OLEObject>
         </w:object>
@@ -30000,10 +30086,10 @@
           <w:bCs w:val="0"/>
         </w:rPr>
         <w:object w:dxaOrig="810" w:dyaOrig="154" w14:anchorId="3162FFA6">
-          <v:shape id="_x0000_i1421" type="#_x0000_t75" style="width:60pt;height:11.5pt" o:ole="">
+          <v:shape id="_x0000_i1422" type="#_x0000_t75" style="width:59.8pt;height:11.65pt" o:ole="">
             <v:imagedata r:id="rId639" o:title=""/>
           </v:shape>
-          <o:OLEObject Type="Embed" ProgID="VisualTeX.Formula.1" ShapeID="_x0000_i1421" DrawAspect="Content" ObjectID="_1847824829" r:id="rId640">
+          <o:OLEObject Type="Embed" ProgID="VisualTeX.Formula.1" ShapeID="_x0000_i1422" DrawAspect="Content" ObjectID="_1848578795" r:id="rId640">
             <o:FieldCodes>\s</o:FieldCodes>
           </o:OLEObject>
         </w:object>
@@ -30059,10 +30145,10 @@
           <w:bCs w:val="0"/>
         </w:rPr>
         <w:object w:dxaOrig="811" w:dyaOrig="155" w14:anchorId="0B6466C6">
-          <v:shape id="_x0000_i1422" type="#_x0000_t75" style="width:60pt;height:11.5pt" o:ole="">
+          <v:shape id="_x0000_i1423" type="#_x0000_t75" style="width:59.8pt;height:11.65pt" o:ole="">
             <v:imagedata r:id="rId641" o:title=""/>
           </v:shape>
-          <o:OLEObject Type="Embed" ProgID="VisualTeX.Formula.1" ShapeID="_x0000_i1422" DrawAspect="Content" ObjectID="_1847824830" r:id="rId642">
+          <o:OLEObject Type="Embed" ProgID="VisualTeX.Formula.1" ShapeID="_x0000_i1423" DrawAspect="Content" ObjectID="_1848578796" r:id="rId642">
             <o:FieldCodes>\s</o:FieldCodes>
           </o:OLEObject>
         </w:object>
@@ -30127,10 +30213,10 @@
           <w:bCs w:val="0"/>
         </w:rPr>
         <w:object w:dxaOrig="516" w:dyaOrig="145" w14:anchorId="4BAFE019">
-          <v:shape id="_x0000_i1423" type="#_x0000_t75" style="width:37pt;height:11.5pt" o:ole="">
+          <v:shape id="_x0000_i1424" type="#_x0000_t75" style="width:37.1pt;height:11.65pt" o:ole="">
             <v:imagedata r:id="rId643" o:title=""/>
           </v:shape>
-          <o:OLEObject Type="Embed" ProgID="VisualTeX.Formula.1" ShapeID="_x0000_i1423" DrawAspect="Content" ObjectID="_1847824831" r:id="rId644">
+          <o:OLEObject Type="Embed" ProgID="VisualTeX.Formula.1" ShapeID="_x0000_i1424" DrawAspect="Content" ObjectID="_1848578797" r:id="rId644">
             <o:FieldCodes>\s</o:FieldCodes>
           </o:OLEObject>
         </w:object>
@@ -30240,10 +30326,10 @@
           <w:position w:val="-22"/>
         </w:rPr>
         <w:object w:dxaOrig="2641" w:dyaOrig="400" w14:anchorId="0860F967">
-          <v:shape id="_x0000_i1424" type="#_x0000_t75" style="width:200.5pt;height:31pt" o:ole="">
+          <v:shape id="_x0000_i1425" type="#_x0000_t75" style="width:200.5pt;height:31pt" o:ole="">
             <v:imagedata r:id="rId645" o:title=""/>
           </v:shape>
-          <o:OLEObject Type="Embed" ProgID="VisualTeX.Formula.1" ShapeID="_x0000_i1424" DrawAspect="Content" ObjectID="_1847824832" r:id="rId646">
+          <o:OLEObject Type="Embed" ProgID="VisualTeX.Formula.1" ShapeID="_x0000_i1425" DrawAspect="Content" ObjectID="_1848578798" r:id="rId646">
             <o:FieldCodes>\s</o:FieldCodes>
           </o:OLEObject>
         </w:object>
@@ -30361,10 +30447,10 @@
       </w:r>
       <w:r>
         <w:object w:dxaOrig="359" w:dyaOrig="123" w14:anchorId="09B97B97">
-          <v:shape id="_x0000_i1425" type="#_x0000_t75" style="width:27pt;height:10pt" o:ole="">
+          <v:shape id="_x0000_i1426" type="#_x0000_t75" style="width:27.15pt;height:9.95pt" o:ole="">
             <v:imagedata r:id="rId647" o:title=""/>
           </v:shape>
-          <o:OLEObject Type="Embed" ProgID="VisualTeX.Formula.1" ShapeID="_x0000_i1425" DrawAspect="Content" ObjectID="_1847824833" r:id="rId648">
+          <o:OLEObject Type="Embed" ProgID="VisualTeX.Formula.1" ShapeID="_x0000_i1426" DrawAspect="Content" ObjectID="_1848578799" r:id="rId648">
             <o:FieldCodes>\s</o:FieldCodes>
           </o:OLEObject>
         </w:object>
@@ -30389,10 +30475,10 @@
       </w:r>
       <w:r>
         <w:object w:dxaOrig="279" w:dyaOrig="124" w14:anchorId="038882E8">
-          <v:shape id="_x0000_i1426" type="#_x0000_t75" style="width:21.5pt;height:10pt" o:ole="">
+          <v:shape id="_x0000_i1427" type="#_x0000_t75" style="width:21.6pt;height:9.95pt" o:ole="">
             <v:imagedata r:id="rId649" o:title=""/>
           </v:shape>
-          <o:OLEObject Type="Embed" ProgID="VisualTeX.Formula.1" ShapeID="_x0000_i1426" DrawAspect="Content" ObjectID="_1847824834" r:id="rId650">
+          <o:OLEObject Type="Embed" ProgID="VisualTeX.Formula.1" ShapeID="_x0000_i1427" DrawAspect="Content" ObjectID="_1848578800" r:id="rId650">
             <o:FieldCodes>\s</o:FieldCodes>
           </o:OLEObject>
         </w:object>
@@ -30496,10 +30582,10 @@
       </w:r>
       <w:r>
         <w:object w:dxaOrig="636" w:dyaOrig="119" w14:anchorId="2F1C585F">
-          <v:shape id="_x0000_i1427" type="#_x0000_t75" style="width:46.5pt;height:9.5pt" o:ole="">
+          <v:shape id="_x0000_i1428" type="#_x0000_t75" style="width:46.5pt;height:9.4pt" o:ole="">
             <v:imagedata r:id="rId651" o:title=""/>
           </v:shape>
-          <o:OLEObject Type="Embed" ProgID="VisualTeX.Formula.1" ShapeID="_x0000_i1427" DrawAspect="Content" ObjectID="_1847824835" r:id="rId652">
+          <o:OLEObject Type="Embed" ProgID="VisualTeX.Formula.1" ShapeID="_x0000_i1428" DrawAspect="Content" ObjectID="_1848578801" r:id="rId652">
             <o:FieldCodes>\s</o:FieldCodes>
           </o:OLEObject>
         </w:object>
@@ -30534,10 +30620,10 @@
       </w:r>
       <w:r>
         <w:object w:dxaOrig="244" w:dyaOrig="118" w14:anchorId="21836676">
-          <v:shape id="_x0000_i1428" type="#_x0000_t75" style="width:19pt;height:9.5pt" o:ole="">
+          <v:shape id="_x0000_i1429" type="#_x0000_t75" style="width:18.85pt;height:9.4pt" o:ole="">
             <v:imagedata r:id="rId653" o:title=""/>
           </v:shape>
-          <o:OLEObject Type="Embed" ProgID="VisualTeX.Formula.1" ShapeID="_x0000_i1428" DrawAspect="Content" ObjectID="_1847824836" r:id="rId654">
+          <o:OLEObject Type="Embed" ProgID="VisualTeX.Formula.1" ShapeID="_x0000_i1429" DrawAspect="Content" ObjectID="_1848578802" r:id="rId654">
             <o:FieldCodes>\s</o:FieldCodes>
           </o:OLEObject>
         </w:object>
@@ -30562,10 +30648,10 @@
       </w:r>
       <w:r>
         <w:object w:dxaOrig="366" w:dyaOrig="120" w14:anchorId="6E261DA8">
-          <v:shape id="_x0000_i1429" type="#_x0000_t75" style="width:27.5pt;height:10pt" o:ole="">
+          <v:shape id="_x0000_i1430" type="#_x0000_t75" style="width:27.7pt;height:9.95pt" o:ole="">
             <v:imagedata r:id="rId655" o:title=""/>
           </v:shape>
-          <o:OLEObject Type="Embed" ProgID="VisualTeX.Formula.1" ShapeID="_x0000_i1429" DrawAspect="Content" ObjectID="_1847824837" r:id="rId656">
+          <o:OLEObject Type="Embed" ProgID="VisualTeX.Formula.1" ShapeID="_x0000_i1430" DrawAspect="Content" ObjectID="_1848578803" r:id="rId656">
             <o:FieldCodes>\s</o:FieldCodes>
           </o:OLEObject>
         </w:object>
@@ -31015,10 +31101,10 @@
       </w:r>
       <w:r>
         <w:object w:dxaOrig="79" w:dyaOrig="83" w14:anchorId="2A225455">
-          <v:shape id="_x0000_i1430" type="#_x0000_t75" style="width:6.5pt;height:6.5pt" o:ole="">
+          <v:shape id="_x0000_i1431" type="#_x0000_t75" style="width:6.65pt;height:6.65pt" o:ole="">
             <v:imagedata r:id="rId22" o:title=""/>
           </v:shape>
-          <o:OLEObject Type="Embed" ProgID="VisualTeX.Formula.1" ShapeID="_x0000_i1430" DrawAspect="Content" ObjectID="_1847824838" r:id="rId657">
+          <o:OLEObject Type="Embed" ProgID="VisualTeX.Formula.1" ShapeID="_x0000_i1431" DrawAspect="Content" ObjectID="_1848578804" r:id="rId657">
             <o:FieldCodes>\s</o:FieldCodes>
           </o:OLEObject>
         </w:object>
@@ -31046,10 +31132,10 @@
           <w:position w:val="-2"/>
         </w:rPr>
         <w:object w:dxaOrig="1523" w:dyaOrig="134" w14:anchorId="0209FD5A">
-          <v:shape id="_x0000_i1431" type="#_x0000_t75" style="width:114.5pt;height:11pt" o:ole="">
+          <v:shape id="_x0000_i1432" type="#_x0000_t75" style="width:114.65pt;height:11.1pt" o:ole="">
             <v:imagedata r:id="rId496" o:title=""/>
           </v:shape>
-          <o:OLEObject Type="Embed" ProgID="VisualTeX.Formula.1" ShapeID="_x0000_i1431" DrawAspect="Content" ObjectID="_1847824839" r:id="rId658">
+          <o:OLEObject Type="Embed" ProgID="VisualTeX.Formula.1" ShapeID="_x0000_i1432" DrawAspect="Content" ObjectID="_1848578805" r:id="rId658">
             <o:FieldCodes>\s</o:FieldCodes>
           </o:OLEObject>
         </w:object>
@@ -31098,10 +31184,10 @@
           <w:position w:val="-6"/>
         </w:rPr>
         <w:object w:dxaOrig="1695" w:dyaOrig="170" w14:anchorId="54490936">
-          <v:shape id="_x0000_i1432" type="#_x0000_t75" style="width:128pt;height:13.5pt" o:ole="">
+          <v:shape id="_x0000_i1433" type="#_x0000_t75" style="width:127.95pt;height:13.3pt" o:ole="">
             <v:imagedata r:id="rId659" o:title=""/>
           </v:shape>
-          <o:OLEObject Type="Embed" ProgID="VisualTeX.Formula.1" ShapeID="_x0000_i1432" DrawAspect="Content" ObjectID="_1847824840" r:id="rId660">
+          <o:OLEObject Type="Embed" ProgID="VisualTeX.Formula.1" ShapeID="_x0000_i1433" DrawAspect="Content" ObjectID="_1848578806" r:id="rId660">
             <o:FieldCodes>\s</o:FieldCodes>
           </o:OLEObject>
         </w:object>
@@ -31205,10 +31291,10 @@
       </w:pPr>
       <w:r>
         <w:object w:dxaOrig="1523" w:dyaOrig="128" w14:anchorId="335A2429">
-          <v:shape id="_x0000_i1433" type="#_x0000_t75" style="width:115.5pt;height:10.5pt" o:ole="">
+          <v:shape id="_x0000_i1434" type="#_x0000_t75" style="width:115.75pt;height:10.5pt" o:ole="">
             <v:imagedata r:id="rId661" o:title=""/>
           </v:shape>
-          <o:OLEObject Type="Embed" ProgID="VisualTeX.Formula.1" ShapeID="_x0000_i1433" DrawAspect="Content" ObjectID="_1847824841" r:id="rId662">
+          <o:OLEObject Type="Embed" ProgID="VisualTeX.Formula.1" ShapeID="_x0000_i1434" DrawAspect="Content" ObjectID="_1848578807" r:id="rId662">
             <o:FieldCodes>\s</o:FieldCodes>
           </o:OLEObject>
         </w:object>
@@ -31259,10 +31345,10 @@
           <w:position w:val="-6"/>
         </w:rPr>
         <w:object w:dxaOrig="2010" w:dyaOrig="171" w14:anchorId="2283C3DF">
-          <v:shape id="_x0000_i1434" type="#_x0000_t75" style="width:151pt;height:13.5pt" o:ole="">
+          <v:shape id="_x0000_i1435" type="#_x0000_t75" style="width:151.2pt;height:13.3pt" o:ole="">
             <v:imagedata r:id="rId663" o:title=""/>
           </v:shape>
-          <o:OLEObject Type="Embed" ProgID="VisualTeX.Formula.1" ShapeID="_x0000_i1434" DrawAspect="Content" ObjectID="_1847824842" r:id="rId664">
+          <o:OLEObject Type="Embed" ProgID="VisualTeX.Formula.1" ShapeID="_x0000_i1435" DrawAspect="Content" ObjectID="_1848578808" r:id="rId664">
             <o:FieldCodes>\s</o:FieldCodes>
           </o:OLEObject>
         </w:object>
@@ -31303,10 +31389,10 @@
           <w:position w:val="-6"/>
         </w:rPr>
         <w:object w:dxaOrig="2041" w:dyaOrig="170" w14:anchorId="60AD5E16">
-          <v:shape id="_x0000_i1435" type="#_x0000_t75" style="width:154pt;height:13.5pt" o:ole="">
+          <v:shape id="_x0000_i1436" type="#_x0000_t75" style="width:153.95pt;height:13.3pt" o:ole="">
             <v:imagedata r:id="rId665" o:title=""/>
           </v:shape>
-          <o:OLEObject Type="Embed" ProgID="VisualTeX.Formula.1" ShapeID="_x0000_i1435" DrawAspect="Content" ObjectID="_1847824843" r:id="rId666">
+          <o:OLEObject Type="Embed" ProgID="VisualTeX.Formula.1" ShapeID="_x0000_i1436" DrawAspect="Content" ObjectID="_1848578809" r:id="rId666">
             <o:FieldCodes>\s</o:FieldCodes>
           </o:OLEObject>
         </w:object>
@@ -31347,10 +31433,10 @@
           <w:position w:val="-2"/>
         </w:rPr>
         <w:object w:dxaOrig="459" w:dyaOrig="166" w14:anchorId="2AB278D1">
-          <v:shape id="_x0000_i1436" type="#_x0000_t75" style="width:34.5pt;height:13.5pt" o:ole="">
+          <v:shape id="_x0000_i1437" type="#_x0000_t75" style="width:34.35pt;height:13.3pt" o:ole="">
             <v:imagedata r:id="rId667" o:title=""/>
           </v:shape>
-          <o:OLEObject Type="Embed" ProgID="VisualTeX.Formula.1" ShapeID="_x0000_i1436" DrawAspect="Content" ObjectID="_1847824844" r:id="rId668">
+          <o:OLEObject Type="Embed" ProgID="VisualTeX.Formula.1" ShapeID="_x0000_i1437" DrawAspect="Content" ObjectID="_1848578810" r:id="rId668">
             <o:FieldCodes>\s</o:FieldCodes>
           </o:OLEObject>
         </w:object>
@@ -31412,10 +31498,10 @@
           <w:position w:val="-2"/>
         </w:rPr>
         <w:object w:dxaOrig="671" w:dyaOrig="143" w14:anchorId="2C7C637E">
-          <v:shape id="_x0000_i1486" type="#_x0000_t75" style="width:51pt;height:11.5pt" o:ole="">
+          <v:shape id="_x0000_i1438" type="#_x0000_t75" style="width:50.95pt;height:11.65pt" o:ole="">
             <v:imagedata r:id="rId669" o:title=""/>
           </v:shape>
-          <o:OLEObject Type="Embed" ProgID="VisualTeX.Formula.1" ShapeID="_x0000_i1486" DrawAspect="Content" ObjectID="_1847824845" r:id="rId670">
+          <o:OLEObject Type="Embed" ProgID="VisualTeX.Formula.1" ShapeID="_x0000_i1438" DrawAspect="Content" ObjectID="_1848578811" r:id="rId670">
             <o:FieldCodes>\s</o:FieldCodes>
           </o:OLEObject>
         </w:object>
@@ -31479,10 +31565,10 @@
           <w:position w:val="-6"/>
         </w:rPr>
         <w:object w:dxaOrig="1331" w:dyaOrig="171" w14:anchorId="3D1BC227">
-          <v:shape id="_x0000_i1438" type="#_x0000_t75" style="width:100pt;height:13.5pt" o:ole="">
+          <v:shape id="_x0000_i1439" type="#_x0000_t75" style="width:100.25pt;height:13.3pt" o:ole="">
             <v:imagedata r:id="rId671" o:title=""/>
           </v:shape>
-          <o:OLEObject Type="Embed" ProgID="VisualTeX.Formula.1" ShapeID="_x0000_i1438" DrawAspect="Content" ObjectID="_1847824846" r:id="rId672">
+          <o:OLEObject Type="Embed" ProgID="VisualTeX.Formula.1" ShapeID="_x0000_i1439" DrawAspect="Content" ObjectID="_1848578812" r:id="rId672">
             <o:FieldCodes>\s</o:FieldCodes>
           </o:OLEObject>
         </w:object>
@@ -31513,9 +31599,6 @@
       <w:pPr>
         <w:spacing w:line="240" w:lineRule="auto"/>
         <w:ind w:firstLine="0"/>
-        <w:rPr>
-          <w:rFonts w:hint="eastAsia"/>
-        </w:rPr>
       </w:pPr>
       <w:r>
         <w:rPr>
@@ -31540,10 +31623,10 @@
           <w:position w:val="-2"/>
         </w:rPr>
         <w:object w:dxaOrig="945" w:dyaOrig="166" w14:anchorId="1C55B2E8">
-          <v:shape id="_x0000_i1439" type="#_x0000_t75" style="width:70.5pt;height:13.5pt" o:ole="">
+          <v:shape id="_x0000_i1440" type="#_x0000_t75" style="width:70.35pt;height:13.3pt" o:ole="">
             <v:imagedata r:id="rId673" o:title=""/>
           </v:shape>
-          <o:OLEObject Type="Embed" ProgID="VisualTeX.Formula.1" ShapeID="_x0000_i1439" DrawAspect="Content" ObjectID="_1847824847" r:id="rId674">
+          <o:OLEObject Type="Embed" ProgID="VisualTeX.Formula.1" ShapeID="_x0000_i1440" DrawAspect="Content" ObjectID="_1848578813" r:id="rId674">
             <o:FieldCodes>\s</o:FieldCodes>
           </o:OLEObject>
         </w:object>
@@ -31820,10 +31903,10 @@
           <w:position w:val="-10"/>
         </w:rPr>
         <w:object w:dxaOrig="138" w:dyaOrig="214" w14:anchorId="4629EB3C">
-          <v:shape id="_x0000_i1440" type="#_x0000_t75" style="width:11pt;height:16.5pt" o:ole="">
+          <v:shape id="_x0000_i1441" type="#_x0000_t75" style="width:11.1pt;height:16.6pt" o:ole="">
             <v:imagedata r:id="rId675" o:title=""/>
           </v:shape>
-          <o:OLEObject Type="Embed" ProgID="VisualTeX.Formula.1" ShapeID="_x0000_i1440" DrawAspect="Content" ObjectID="_1847824848" r:id="rId676">
+          <o:OLEObject Type="Embed" ProgID="VisualTeX.Formula.1" ShapeID="_x0000_i1441" DrawAspect="Content" ObjectID="_1848578814" r:id="rId676">
             <o:FieldCodes>\s</o:FieldCodes>
           </o:OLEObject>
         </w:object>
@@ -31944,10 +32027,10 @@
       <w:bookmarkStart w:id="196" w:name="VTBL_07242ce8a198455cb3fec90f69e82cfb"/>
       <w:r>
         <w:object w:dxaOrig="95" w:dyaOrig="82" w14:anchorId="3A1312F6">
-          <v:shape id="_x0000_i1441" type="#_x0000_t75" style="width:8pt;height:7pt" o:ole="">
+          <v:shape id="_x0000_i1442" type="#_x0000_t75" style="width:7.75pt;height:7.2pt" o:ole="">
             <v:imagedata r:id="rId34" o:title=""/>
           </v:shape>
-          <o:OLEObject Type="Embed" ProgID="VisualTeX.Formula.1" ShapeID="_x0000_i1441" DrawAspect="Content" ObjectID="_1847824849" r:id="rId677">
+          <o:OLEObject Type="Embed" ProgID="VisualTeX.Formula.1" ShapeID="_x0000_i1442" DrawAspect="Content" ObjectID="_1848578815" r:id="rId677">
             <o:FieldCodes>\s</o:FieldCodes>
           </o:OLEObject>
         </w:object>
@@ -31972,10 +32055,10 @@
       </w:r>
       <w:r>
         <w:object w:dxaOrig="79" w:dyaOrig="124" w14:anchorId="7F5B5B62">
-          <v:shape id="_x0000_i1442" type="#_x0000_t75" style="width:6.5pt;height:10pt" o:ole="">
+          <v:shape id="_x0000_i1443" type="#_x0000_t75" style="width:6.65pt;height:9.95pt" o:ole="">
             <v:imagedata r:id="rId27" o:title=""/>
           </v:shape>
-          <o:OLEObject Type="Embed" ProgID="VisualTeX.Formula.1" ShapeID="_x0000_i1442" DrawAspect="Content" ObjectID="_1847824850" r:id="rId678">
+          <o:OLEObject Type="Embed" ProgID="VisualTeX.Formula.1" ShapeID="_x0000_i1443" DrawAspect="Content" ObjectID="_1848578816" r:id="rId678">
             <o:FieldCodes>\s</o:FieldCodes>
           </o:OLEObject>
         </w:object>
@@ -32007,10 +32090,10 @@
       </w:r>
       <w:r>
         <w:object w:dxaOrig="95" w:dyaOrig="82" w14:anchorId="475445FB">
-          <v:shape id="_x0000_i1443" type="#_x0000_t75" style="width:8pt;height:7pt" o:ole="">
+          <v:shape id="_x0000_i1444" type="#_x0000_t75" style="width:7.75pt;height:7.2pt" o:ole="">
             <v:imagedata r:id="rId34" o:title=""/>
           </v:shape>
-          <o:OLEObject Type="Embed" ProgID="VisualTeX.Formula.1" ShapeID="_x0000_i1443" DrawAspect="Content" ObjectID="_1847824851" r:id="rId679">
+          <o:OLEObject Type="Embed" ProgID="VisualTeX.Formula.1" ShapeID="_x0000_i1444" DrawAspect="Content" ObjectID="_1848578817" r:id="rId679">
             <o:FieldCodes>\s</o:FieldCodes>
           </o:OLEObject>
         </w:object>
@@ -32035,10 +32118,10 @@
       </w:r>
       <w:r>
         <w:object w:dxaOrig="78" w:dyaOrig="123" w14:anchorId="18219D29">
-          <v:shape id="_x0000_i1444" type="#_x0000_t75" style="width:6.5pt;height:10pt" o:ole="">
+          <v:shape id="_x0000_i1445" type="#_x0000_t75" style="width:6.65pt;height:9.95pt" o:ole="">
             <v:imagedata r:id="rId27" o:title=""/>
           </v:shape>
-          <o:OLEObject Type="Embed" ProgID="VisualTeX.Formula.1" ShapeID="_x0000_i1444" DrawAspect="Content" ObjectID="_1847824852" r:id="rId680">
+          <o:OLEObject Type="Embed" ProgID="VisualTeX.Formula.1" ShapeID="_x0000_i1445" DrawAspect="Content" ObjectID="_1848578818" r:id="rId680">
             <o:FieldCodes>\s</o:FieldCodes>
           </o:OLEObject>
         </w:object>
@@ -32081,10 +32164,10 @@
           <w:position w:val="-6"/>
         </w:rPr>
         <w:object w:dxaOrig="359" w:dyaOrig="171" w14:anchorId="7CA0DDEC">
-          <v:shape id="_x0000_i1445" type="#_x0000_t75" style="width:27.5pt;height:13.5pt" o:ole="">
+          <v:shape id="_x0000_i1446" type="#_x0000_t75" style="width:27.7pt;height:13.3pt" o:ole="">
             <v:imagedata r:id="rId681" o:title=""/>
           </v:shape>
-          <o:OLEObject Type="Embed" ProgID="VisualTeX.Formula.1" ShapeID="_x0000_i1445" DrawAspect="Content" ObjectID="_1847824853" r:id="rId682">
+          <o:OLEObject Type="Embed" ProgID="VisualTeX.Formula.1" ShapeID="_x0000_i1446" DrawAspect="Content" ObjectID="_1848578819" r:id="rId682">
             <o:FieldCodes>\s</o:FieldCodes>
           </o:OLEObject>
         </w:object>
@@ -32145,10 +32228,10 @@
       <w:bookmarkStart w:id="202" w:name="VTBL_d4921e073edd40cc8727e2ae80526a74"/>
       <w:r>
         <w:object w:dxaOrig="130" w:dyaOrig="124" w14:anchorId="3A204F85">
-          <v:shape id="_x0000_i1446" type="#_x0000_t75" style="width:10.5pt;height:10pt" o:ole="">
+          <v:shape id="_x0000_i1447" type="#_x0000_t75" style="width:10.5pt;height:9.95pt" o:ole="">
             <v:imagedata r:id="rId683" o:title=""/>
           </v:shape>
-          <o:OLEObject Type="Embed" ProgID="VisualTeX.Formula.1" ShapeID="_x0000_i1446" DrawAspect="Content" ObjectID="_1847824854" r:id="rId684">
+          <o:OLEObject Type="Embed" ProgID="VisualTeX.Formula.1" ShapeID="_x0000_i1447" DrawAspect="Content" ObjectID="_1848578820" r:id="rId684">
             <o:FieldCodes>\s</o:FieldCodes>
           </o:OLEObject>
         </w:object>
@@ -32185,10 +32268,10 @@
       <w:bookmarkStart w:id="204" w:name="VTBL_9ef31d2b1239426fa3b7c2181e6f3dbf"/>
       <w:r>
         <w:object w:dxaOrig="132" w:dyaOrig="120" w14:anchorId="1D0054E8">
-          <v:shape id="_x0000_i1447" type="#_x0000_t75" style="width:10.5pt;height:9.5pt" o:ole="">
+          <v:shape id="_x0000_i1448" type="#_x0000_t75" style="width:10.5pt;height:9.4pt" o:ole="">
             <v:imagedata r:id="rId685" o:title=""/>
           </v:shape>
-          <o:OLEObject Type="Embed" ProgID="VisualTeX.Formula.1" ShapeID="_x0000_i1447" DrawAspect="Content" ObjectID="_1847824855" r:id="rId686">
+          <o:OLEObject Type="Embed" ProgID="VisualTeX.Formula.1" ShapeID="_x0000_i1448" DrawAspect="Content" ObjectID="_1848578821" r:id="rId686">
             <o:FieldCodes>\s</o:FieldCodes>
           </o:OLEObject>
         </w:object>
@@ -32240,10 +32323,10 @@
           <w:position w:val="-6"/>
         </w:rPr>
         <w:object w:dxaOrig="2161" w:dyaOrig="171" w14:anchorId="15F28328">
-          <v:shape id="_x0000_i1448" type="#_x0000_t75" style="width:162.5pt;height:13.5pt" o:ole="">
+          <v:shape id="_x0000_i1449" type="#_x0000_t75" style="width:162.3pt;height:13.3pt" o:ole="">
             <v:imagedata r:id="rId687" o:title=""/>
           </v:shape>
-          <o:OLEObject Type="Embed" ProgID="VisualTeX.Formula.1" ShapeID="_x0000_i1448" DrawAspect="Content" ObjectID="_1847824856" r:id="rId688">
+          <o:OLEObject Type="Embed" ProgID="VisualTeX.Formula.1" ShapeID="_x0000_i1449" DrawAspect="Content" ObjectID="_1848578822" r:id="rId688">
             <o:FieldCodes>\s</o:FieldCodes>
           </o:OLEObject>
         </w:object>
@@ -32337,10 +32420,10 @@
           <w:position w:val="-6"/>
         </w:rPr>
         <w:object w:dxaOrig="979" w:dyaOrig="170" w14:anchorId="0ACE898A">
-          <v:shape id="_x0000_i1449" type="#_x0000_t75" style="width:74pt;height:13.5pt" o:ole="">
+          <v:shape id="_x0000_i1450" type="#_x0000_t75" style="width:74.2pt;height:13.3pt" o:ole="">
             <v:imagedata r:id="rId689" o:title=""/>
           </v:shape>
-          <o:OLEObject Type="Embed" ProgID="VisualTeX.Formula.1" ShapeID="_x0000_i1449" DrawAspect="Content" ObjectID="_1847824857" r:id="rId690">
+          <o:OLEObject Type="Embed" ProgID="VisualTeX.Formula.1" ShapeID="_x0000_i1450" DrawAspect="Content" ObjectID="_1848578823" r:id="rId690">
             <o:FieldCodes>\s</o:FieldCodes>
           </o:OLEObject>
         </w:object>
@@ -32432,10 +32515,10 @@
           <w:position w:val="-6"/>
         </w:rPr>
         <w:object w:dxaOrig="359" w:dyaOrig="171" w14:anchorId="62AF9DEF">
-          <v:shape id="_x0000_i1450" type="#_x0000_t75" style="width:27.5pt;height:13.5pt" o:ole="">
+          <v:shape id="_x0000_i1451" type="#_x0000_t75" style="width:27.7pt;height:13.3pt" o:ole="">
             <v:imagedata r:id="rId681" o:title=""/>
           </v:shape>
-          <o:OLEObject Type="Embed" ProgID="VisualTeX.Formula.1" ShapeID="_x0000_i1450" DrawAspect="Content" ObjectID="_1847824858" r:id="rId691">
+          <o:OLEObject Type="Embed" ProgID="VisualTeX.Formula.1" ShapeID="_x0000_i1451" DrawAspect="Content" ObjectID="_1848578824" r:id="rId691">
             <o:FieldCodes>\s</o:FieldCodes>
           </o:OLEObject>
         </w:object>
@@ -32509,10 +32592,10 @@
       </w:pPr>
       <w:r>
         <w:object w:dxaOrig="2906" w:dyaOrig="481" w14:anchorId="0459C945">
-          <v:shape id="_x0000_i1451" type="#_x0000_t75" style="width:3in;height:36pt" o:ole="">
+          <v:shape id="_x0000_i1452" type="#_x0000_t75" style="width:3in;height:36pt" o:ole="">
             <v:imagedata r:id="rId692" o:title=""/>
           </v:shape>
-          <o:OLEObject Type="Embed" ProgID="VisualTeX.Formula.1" ShapeID="_x0000_i1451" DrawAspect="Content" ObjectID="_1847824859" r:id="rId693">
+          <o:OLEObject Type="Embed" ProgID="VisualTeX.Formula.1" ShapeID="_x0000_i1452" DrawAspect="Content" ObjectID="_1848578825" r:id="rId693">
             <o:FieldCodes>\s</o:FieldCodes>
           </o:OLEObject>
         </w:object>
@@ -32536,10 +32619,10 @@
           <w:position w:val="-4"/>
         </w:rPr>
         <w:object w:dxaOrig="135" w:dyaOrig="151" w14:anchorId="03DC44CE">
-          <v:shape id="_x0000_i1452" type="#_x0000_t75" style="width:10.5pt;height:12pt" o:ole="">
+          <v:shape id="_x0000_i1453" type="#_x0000_t75" style="width:10.5pt;height:12.2pt" o:ole="">
             <v:imagedata r:id="rId694" o:title=""/>
           </v:shape>
-          <o:OLEObject Type="Embed" ProgID="VisualTeX.Formula.1" ShapeID="_x0000_i1452" DrawAspect="Content" ObjectID="_1847824860" r:id="rId695">
+          <o:OLEObject Type="Embed" ProgID="VisualTeX.Formula.1" ShapeID="_x0000_i1453" DrawAspect="Content" ObjectID="_1848578826" r:id="rId695">
             <o:FieldCodes>\s</o:FieldCodes>
           </o:OLEObject>
         </w:object>
@@ -32636,10 +32719,10 @@
           <w:position w:val="-6"/>
         </w:rPr>
         <w:object w:dxaOrig="979" w:dyaOrig="170" w14:anchorId="62F7A206">
-          <v:shape id="_x0000_i1453" type="#_x0000_t75" style="width:74pt;height:13.5pt" o:ole="">
+          <v:shape id="_x0000_i1454" type="#_x0000_t75" style="width:74.2pt;height:13.3pt" o:ole="">
             <v:imagedata r:id="rId689" o:title=""/>
           </v:shape>
-          <o:OLEObject Type="Embed" ProgID="VisualTeX.Formula.1" ShapeID="_x0000_i1453" DrawAspect="Content" ObjectID="_1847824861" r:id="rId696">
+          <o:OLEObject Type="Embed" ProgID="VisualTeX.Formula.1" ShapeID="_x0000_i1454" DrawAspect="Content" ObjectID="_1848578827" r:id="rId696">
             <o:FieldCodes>\s</o:FieldCodes>
           </o:OLEObject>
         </w:object>
@@ -32655,10 +32738,10 @@
           <w:position w:val="-6"/>
         </w:rPr>
         <w:object w:dxaOrig="359" w:dyaOrig="171" w14:anchorId="16D8713D">
-          <v:shape id="_x0000_i1454" type="#_x0000_t75" style="width:27.5pt;height:13.5pt" o:ole="">
+          <v:shape id="_x0000_i1455" type="#_x0000_t75" style="width:27.7pt;height:13.3pt" o:ole="">
             <v:imagedata r:id="rId681" o:title=""/>
           </v:shape>
-          <o:OLEObject Type="Embed" ProgID="VisualTeX.Formula.1" ShapeID="_x0000_i1454" DrawAspect="Content" ObjectID="_1847824862" r:id="rId697">
+          <o:OLEObject Type="Embed" ProgID="VisualTeX.Formula.1" ShapeID="_x0000_i1455" DrawAspect="Content" ObjectID="_1848578828" r:id="rId697">
             <o:FieldCodes>\s</o:FieldCodes>
           </o:OLEObject>
         </w:object>
@@ -32702,10 +32785,10 @@
           <w:position w:val="-6"/>
         </w:rPr>
         <w:object w:dxaOrig="668" w:dyaOrig="170" w14:anchorId="310B0794">
-          <v:shape id="_x0000_i1455" type="#_x0000_t75" style="width:51pt;height:13.5pt" o:ole="">
+          <v:shape id="_x0000_i1456" type="#_x0000_t75" style="width:50.95pt;height:13.3pt" o:ole="">
             <v:imagedata r:id="rId698" o:title=""/>
           </v:shape>
-          <o:OLEObject Type="Embed" ProgID="VisualTeX.Formula.1" ShapeID="_x0000_i1455" DrawAspect="Content" ObjectID="_1847824863" r:id="rId699">
+          <o:OLEObject Type="Embed" ProgID="VisualTeX.Formula.1" ShapeID="_x0000_i1456" DrawAspect="Content" ObjectID="_1848578829" r:id="rId699">
             <o:FieldCodes>\s</o:FieldCodes>
           </o:OLEObject>
         </w:object>
@@ -32783,10 +32866,10 @@
           <w:position w:val="-6"/>
         </w:rPr>
         <w:object w:dxaOrig="920" w:dyaOrig="170" w14:anchorId="115B57AA">
-          <v:shape id="_x0000_i1456" type="#_x0000_t75" style="width:70pt;height:13.5pt" o:ole="">
+          <v:shape id="_x0000_i1457" type="#_x0000_t75" style="width:69.8pt;height:13.3pt" o:ole="">
             <v:imagedata r:id="rId700" o:title=""/>
           </v:shape>
-          <o:OLEObject Type="Embed" ProgID="VisualTeX.Formula.1" ShapeID="_x0000_i1456" DrawAspect="Content" ObjectID="_1847824864" r:id="rId701">
+          <o:OLEObject Type="Embed" ProgID="VisualTeX.Formula.1" ShapeID="_x0000_i1457" DrawAspect="Content" ObjectID="_1848578830" r:id="rId701">
             <o:FieldCodes>\s</o:FieldCodes>
           </o:OLEObject>
         </w:object>
@@ -32828,10 +32911,10 @@
           <w:position w:val="-2"/>
         </w:rPr>
         <w:object w:dxaOrig="921" w:dyaOrig="134" w14:anchorId="6D5EE6B7">
-          <v:shape id="_x0000_i1457" type="#_x0000_t75" style="width:69.5pt;height:11pt" o:ole="">
+          <v:shape id="_x0000_i1458" type="#_x0000_t75" style="width:69.25pt;height:11.1pt" o:ole="">
             <v:imagedata r:id="rId702" o:title=""/>
           </v:shape>
-          <o:OLEObject Type="Embed" ProgID="VisualTeX.Formula.1" ShapeID="_x0000_i1457" DrawAspect="Content" ObjectID="_1847824865" r:id="rId703">
+          <o:OLEObject Type="Embed" ProgID="VisualTeX.Formula.1" ShapeID="_x0000_i1458" DrawAspect="Content" ObjectID="_1848578831" r:id="rId703">
             <o:FieldCodes>\s</o:FieldCodes>
           </o:OLEObject>
         </w:object>
@@ -32903,10 +32986,10 @@
           <w:position w:val="-8"/>
         </w:rPr>
         <w:object w:dxaOrig="703" w:dyaOrig="187" w14:anchorId="0F47E8A9">
-          <v:shape id="_x0000_i1458" type="#_x0000_t75" style="width:52.5pt;height:14.5pt" o:ole="">
+          <v:shape id="_x0000_i1459" type="#_x0000_t75" style="width:52.6pt;height:14.4pt" o:ole="">
             <v:imagedata r:id="rId704" o:title=""/>
           </v:shape>
-          <o:OLEObject Type="Embed" ProgID="VisualTeX.Formula.1" ShapeID="_x0000_i1458" DrawAspect="Content" ObjectID="_1847824866" r:id="rId705">
+          <o:OLEObject Type="Embed" ProgID="VisualTeX.Formula.1" ShapeID="_x0000_i1459" DrawAspect="Content" ObjectID="_1848578832" r:id="rId705">
             <o:FieldCodes>\s</o:FieldCodes>
           </o:OLEObject>
         </w:object>
@@ -33039,6 +33122,7 @@
         <w:t>)</w:t>
       </w:r>
     </w:p>
+    <w:p/>
     <w:p>
       <w:pPr>
         <w:ind w:firstLine="0"/>
@@ -33048,6 +33132,7 @@
           <w:rStyle w:val="af3"/>
           <w:rFonts w:hint="eastAsia"/>
         </w:rPr>
+        <w:lastRenderedPageBreak/>
         <w:t>定义</w:t>
       </w:r>
       <w:r>
@@ -33089,6 +33174,12 @@
       </w:r>
       <w:r>
         <w:rPr>
+          <w:rFonts w:hint="eastAsia"/>
+        </w:rPr>
+        <w:t>四则运算，</w:t>
+      </w:r>
+      <w:r>
+        <w:rPr>
           <w:rFonts w:ascii="Calibri" w:hAnsi="Calibri" w:cs="Calibri"/>
           <w:vanish/>
         </w:rPr>
@@ -33104,11 +33195,11 @@
         <w:rPr>
           <w:position w:val="-6"/>
         </w:rPr>
-        <w:object w:dxaOrig="236" w:dyaOrig="149" w14:anchorId="4CB2661B">
-          <v:shape id="_x0000_i1459" type="#_x0000_t75" style="width:18.5pt;height:11.5pt" o:ole="">
+        <w:object w:dxaOrig="236" w:dyaOrig="161" w14:anchorId="526F7127">
+          <v:shape id="_x0000_i1460" type="#_x0000_t75" style="width:17.7pt;height:12.75pt" o:ole="">
             <v:imagedata r:id="rId706" o:title=""/>
           </v:shape>
-          <o:OLEObject Type="Embed" ProgID="VisualTeX.Formula.1" ShapeID="_x0000_i1459" DrawAspect="Content" ObjectID="_1847824867" r:id="rId707">
+          <o:OLEObject Type="Embed" ProgID="VisualTeX.Formula.1" ShapeID="_x0000_i1460" DrawAspect="Content" ObjectID="_1848578833" r:id="rId707">
             <o:FieldCodes>\s</o:FieldCodes>
           </o:OLEObject>
         </w:object>
@@ -33134,6 +33225,19 @@
         </w:rPr>
         <w:t>​</w:t>
       </w:r>
+      <w:r>
+        <w:rPr>
+          <w:rFonts w:ascii="Calibri" w:hAnsi="Calibri" w:cs="Calibri"/>
+          <w:vanish/>
+        </w:rPr>
+        <w:t>⁠</w:t>
+      </w:r>
+      <w:r>
+        <w:rPr>
+          <w:position w:val="-6"/>
+        </w:rPr>
+        <w:t>​</w:t>
+      </w:r>
       <w:bookmarkStart w:id="220" w:name="VTBL_9056f81ad7ad457fb39c408b540136ba"/>
       <w:r>
         <w:rPr>
@@ -33160,10 +33264,10 @@
           <w:position w:val="-6"/>
         </w:rPr>
         <w:object w:dxaOrig="236" w:dyaOrig="133" w14:anchorId="31C7A12B">
-          <v:shape id="_x0000_i1460" type="#_x0000_t75" style="width:18.5pt;height:10.5pt" o:ole="">
+          <v:shape id="_x0000_i1461" type="#_x0000_t75" style="width:18.3pt;height:10.5pt" o:ole="">
             <v:imagedata r:id="rId708" o:title=""/>
           </v:shape>
-          <o:OLEObject Type="Embed" ProgID="VisualTeX.Formula.1" ShapeID="_x0000_i1460" DrawAspect="Content" ObjectID="_1847824868" r:id="rId709">
+          <o:OLEObject Type="Embed" ProgID="VisualTeX.Formula.1" ShapeID="_x0000_i1461" DrawAspect="Content" ObjectID="_1848578834" r:id="rId709">
             <o:FieldCodes>\s</o:FieldCodes>
           </o:OLEObject>
         </w:object>
@@ -33207,10 +33311,10 @@
           <w:position w:val="-6"/>
         </w:rPr>
         <w:object w:dxaOrig="236" w:dyaOrig="141" w14:anchorId="1C16873E">
-          <v:shape id="_x0000_i1461" type="#_x0000_t75" style="width:15.5pt;height:10.5pt" o:ole="">
+          <v:shape id="_x0000_i1462" type="#_x0000_t75" style="width:15.5pt;height:10.5pt" o:ole="">
             <v:imagedata r:id="rId710" o:title=""/>
           </v:shape>
-          <o:OLEObject Type="Embed" ProgID="VisualTeX.Formula.1" ShapeID="_x0000_i1461" DrawAspect="Content" ObjectID="_1847824869" r:id="rId711">
+          <o:OLEObject Type="Embed" ProgID="VisualTeX.Formula.1" ShapeID="_x0000_i1462" DrawAspect="Content" ObjectID="_1848578835" r:id="rId711">
             <o:FieldCodes>\s</o:FieldCodes>
           </o:OLEObject>
         </w:object>
@@ -33327,7 +33431,6 @@
         <w:rPr>
           <w:position w:val="-8"/>
         </w:rPr>
-        <w:lastRenderedPageBreak/>
         <w:t>​</w:t>
       </w:r>
       <w:bookmarkStart w:id="223" w:name="VTBL_c69b92445776423f802edf3300078028"/>
@@ -33344,10 +33447,10 @@
           <w:position w:val="-8"/>
         </w:rPr>
         <w:object w:dxaOrig="1047" w:dyaOrig="185" w14:anchorId="2BA467F5">
-          <v:shape id="_x0000_i1462" type="#_x0000_t75" style="width:77pt;height:15.5pt" o:ole="">
+          <v:shape id="_x0000_i1463" type="#_x0000_t75" style="width:77pt;height:15.5pt" o:ole="">
             <v:imagedata r:id="rId712" o:title=""/>
           </v:shape>
-          <o:OLEObject Type="Embed" ProgID="VisualTeX.Formula.1" ShapeID="_x0000_i1462" DrawAspect="Content" ObjectID="_1847824870" r:id="rId713">
+          <o:OLEObject Type="Embed" ProgID="VisualTeX.Formula.1" ShapeID="_x0000_i1463" DrawAspect="Content" ObjectID="_1848578836" r:id="rId713">
             <o:FieldCodes>\s</o:FieldCodes>
           </o:OLEObject>
         </w:object>
@@ -33414,10 +33517,10 @@
           <w:position w:val="-10"/>
         </w:rPr>
         <w:object w:dxaOrig="1165" w:dyaOrig="233" w14:anchorId="5A4FF755">
-          <v:shape id="_x0000_i1480" type="#_x0000_t75" style="width:95.5pt;height:20pt" o:ole="">
+          <v:shape id="_x0000_i1464" type="#_x0000_t75" style="width:95.25pt;height:19.95pt" o:ole="">
             <v:imagedata r:id="rId714" o:title=""/>
           </v:shape>
-          <o:OLEObject Type="Embed" ProgID="VisualTeX.Formula.1" ShapeID="_x0000_i1480" DrawAspect="Content" ObjectID="_1847824871" r:id="rId715">
+          <o:OLEObject Type="Embed" ProgID="VisualTeX.Formula.1" ShapeID="_x0000_i1464" DrawAspect="Content" ObjectID="_1848578837" r:id="rId715">
             <o:FieldCodes>\s</o:FieldCodes>
           </o:OLEObject>
         </w:object>
@@ -33429,15 +33532,13 @@
         </w:rPr>
         <w:t>​</w:t>
       </w:r>
-      <w:bookmarkStart w:id="225" w:name="VTBL_45d5b60a589b47309fc4131d00c28554"/>
-      <w:r>
-        <w:rPr>
-          <w:rFonts w:ascii="Calibri" w:hAnsi="Calibri" w:cs="Calibri"/>
-          <w:vanish/>
-        </w:rPr>
-        <w:t>⁠</w:t>
-      </w:r>
-      <w:bookmarkEnd w:id="225"/>
+      <w:r>
+        <w:rPr>
+          <w:rFonts w:ascii="Calibri" w:hAnsi="Calibri" w:cs="Calibri"/>
+          <w:vanish/>
+        </w:rPr>
+        <w:t>⁠</w:t>
+      </w:r>
       <w:r>
         <w:rPr>
           <w:rFonts w:ascii="Calibri" w:hAnsi="Calibri" w:cs="Calibri"/>
@@ -33467,10 +33568,19 @@
         <w:t>⁠</w:t>
       </w:r>
       <w:r>
-        <w:rPr>
-          <w:rFonts w:ascii="Calibri" w:hAnsi="Calibri" w:cs="Calibri" w:hint="eastAsia"/>
-        </w:rPr>
         <w:t xml:space="preserve">. </w:t>
+      </w:r>
+      <w:r>
+        <w:t>(</w:t>
+      </w:r>
+      <w:r>
+        <w:rPr>
+          <w:rFonts w:hint="eastAsia"/>
+        </w:rPr>
+        <w:t>不必定义通分，因为通分操作自然地由乘法得到</w:t>
+      </w:r>
+      <w:r>
+        <w:t>)</w:t>
       </w:r>
     </w:p>
     <w:p>
@@ -33485,24 +33595,11 @@
         <w:rPr>
           <w:position w:val="-16"/>
         </w:rPr>
-        <w:object w:dxaOrig="3283" w:dyaOrig="310" w14:anchorId="33E1F48C">
-          <v:shape id="_x0000_i1464" type="#_x0000_t75" style="width:261.5pt;height:25.5pt" o:ole="">
-            <v:imagedata r:id="rId716" o:title=""/>
-          </v:shape>
-          <o:OLEObject Type="Embed" ProgID="VisualTeX.Formula.1" ShapeID="_x0000_i1464" DrawAspect="Content" ObjectID="_1847824872" r:id="rId717">
-            <o:FieldCodes>\s</o:FieldCodes>
-          </o:OLEObject>
-        </w:object>
-      </w:r>
-      <w:r>
-        <w:rPr>
-          <w:position w:val="-16"/>
-        </w:rPr>
-        <w:t>​</w:t>
-      </w:r>
-      <w:r>
-        <w:rPr>
-          <w:rFonts w:ascii="Calibri" w:hAnsi="Calibri" w:cs="Calibri"/>
+        <w:t>​</w:t>
+      </w:r>
+      <w:r>
+        <w:rPr>
+          <w:rFonts w:ascii="Segoe UI Symbol" w:hAnsi="Segoe UI Symbol" w:cs="Segoe UI Symbol"/>
           <w:vanish/>
         </w:rPr>
         <w:t>⁠</w:t>
@@ -33514,15 +33611,15 @@
         </w:rPr>
         <w:t>​</w:t>
       </w:r>
-      <w:bookmarkStart w:id="226" w:name="VTBL_cdfb5224d06e4f2d8da086cbb1832192"/>
-      <w:r>
-        <w:rPr>
-          <w:rFonts w:ascii="Calibri" w:hAnsi="Calibri" w:cs="Calibri"/>
-          <w:vanish/>
-        </w:rPr>
-        <w:t>⁠</w:t>
-      </w:r>
-      <w:bookmarkEnd w:id="226"/>
+      <w:bookmarkStart w:id="225" w:name="VTBL_cdfb5224d06e4f2d8da086cbb1832192"/>
+      <w:r>
+        <w:rPr>
+          <w:rFonts w:ascii="Segoe UI Symbol" w:hAnsi="Segoe UI Symbol" w:cs="Segoe UI Symbol"/>
+          <w:vanish/>
+        </w:rPr>
+        <w:t>⁠</w:t>
+      </w:r>
+      <w:bookmarkEnd w:id="225"/>
       <w:r>
         <w:rPr>
           <w:rFonts w:ascii="Segoe UI Symbol" w:hAnsi="Segoe UI Symbol" w:cs="Segoe UI Symbol"/>
@@ -33532,7 +33629,7 @@
       </w:r>
       <w:r>
         <w:rPr>
-          <w:rFonts w:ascii="Calibri" w:hAnsi="Calibri" w:cs="Calibri"/>
+          <w:rFonts w:ascii="Segoe UI Symbol" w:hAnsi="Segoe UI Symbol" w:cs="Segoe UI Symbol"/>
           <w:vanish/>
         </w:rPr>
         <w:t>⁠</w:t>
@@ -33546,177 +33643,213 @@
       </w:r>
       <w:r>
         <w:rPr>
-          <w:rFonts w:ascii="Calibri" w:hAnsi="Calibri" w:cs="Calibri"/>
-          <w:vanish/>
-        </w:rPr>
-        <w:t>⁠</w:t>
-      </w:r>
-      <w:r>
-        <w:rPr>
-          <w:rFonts w:ascii="Calibri" w:hAnsi="Calibri" w:cs="Calibri" w:hint="eastAsia"/>
-        </w:rPr>
+          <w:rFonts w:ascii="Segoe UI Symbol" w:hAnsi="Segoe UI Symbol" w:cs="Segoe UI Symbol"/>
+          <w:vanish/>
+        </w:rPr>
+        <w:t>⁠</w:t>
+      </w:r>
+      <w:r>
+        <w:rPr>
+          <w:rFonts w:hint="eastAsia"/>
+        </w:rPr>
+        <w:t>若</w:t>
+      </w:r>
+      <w:r>
+        <w:object w:dxaOrig="79" w:dyaOrig="83" w14:anchorId="499FD909">
+          <v:shape id="_x0000_i1465" type="#_x0000_t75" style="width:6.65pt;height:6.65pt" o:ole="">
+            <v:imagedata r:id="rId22" o:title=""/>
+          </v:shape>
+          <o:OLEObject Type="Embed" ProgID="VisualTeX.Formula.1" ShapeID="_x0000_i1465" DrawAspect="Content" ObjectID="_1848578838" r:id="rId716">
+            <o:FieldCodes>\s</o:FieldCodes>
+          </o:OLEObject>
+        </w:object>
+      </w:r>
+      <w:r>
+        <w:t>​</w:t>
+      </w:r>
+      <w:bookmarkStart w:id="226" w:name="VTBL_804649826f78443b9c050a0ecd9efbfd"/>
+      <w:r>
+        <w:rPr>
+          <w:rFonts w:ascii="Segoe UI Symbol" w:hAnsi="Segoe UI Symbol" w:cs="Segoe UI Symbol"/>
+          <w:vanish/>
+        </w:rPr>
+        <w:t>⁠</w:t>
+      </w:r>
+      <w:bookmarkEnd w:id="226"/>
+      <w:r>
+        <w:t>​</w:t>
+      </w:r>
+      <w:bookmarkStart w:id="227" w:name="VTBL_02d5fc328b3d4f4f9348bf3e11527566"/>
+      <w:r>
+        <w:rPr>
+          <w:rFonts w:ascii="Segoe UI Symbol" w:hAnsi="Segoe UI Symbol" w:cs="Segoe UI Symbol"/>
+          <w:vanish/>
+        </w:rPr>
+        <w:t>⁠</w:t>
+      </w:r>
+      <w:bookmarkEnd w:id="227"/>
+      <w:r>
+        <w:t>​</w:t>
+      </w:r>
+      <w:bookmarkStart w:id="228" w:name="VTBL_4e490bab01d74744a05450c22124d438"/>
+      <w:r>
+        <w:rPr>
+          <w:rFonts w:ascii="Segoe UI Symbol" w:hAnsi="Segoe UI Symbol" w:cs="Segoe UI Symbol"/>
+          <w:vanish/>
+        </w:rPr>
+        <w:t>⁠</w:t>
+      </w:r>
+      <w:bookmarkEnd w:id="228"/>
+      <w:r>
+        <w:rPr>
+          <w:position w:val="-8"/>
+        </w:rPr>
+        <w:t>​</w:t>
+      </w:r>
+      <w:r>
+        <w:rPr>
+          <w:rFonts w:ascii="Segoe UI Symbol" w:hAnsi="Segoe UI Symbol" w:cs="Segoe UI Symbol"/>
+          <w:vanish/>
+        </w:rPr>
+        <w:t>⁠</w:t>
+      </w:r>
+      <w:r>
+        <w:rPr>
+          <w:position w:val="-8"/>
+        </w:rPr>
+        <w:t>​</w:t>
+      </w:r>
+      <w:r>
+        <w:rPr>
+          <w:rFonts w:ascii="Segoe UI Symbol" w:hAnsi="Segoe UI Symbol" w:cs="Segoe UI Symbol"/>
+          <w:vanish/>
+        </w:rPr>
+        <w:t>⁠</w:t>
+      </w:r>
+      <w:r>
+        <w:rPr>
+          <w:rFonts w:hint="eastAsia"/>
+        </w:rPr>
+        <w:t>非零，则</w:t>
+      </w:r>
+      <w:r>
+        <w:rPr>
+          <w:rFonts w:ascii="Calibri" w:hAnsi="Calibri" w:cs="Calibri"/>
+          <w:position w:val="-8"/>
+        </w:rPr>
+        <w:t>​</w:t>
+      </w:r>
+      <w:bookmarkStart w:id="229" w:name="VTBL_f68e8c30cdb04e3e991830eed0f463b7"/>
+      <w:r>
+        <w:rPr>
+          <w:rFonts w:ascii="Segoe UI Symbol" w:hAnsi="Segoe UI Symbol" w:cs="Segoe UI Symbol"/>
+          <w:vanish/>
+        </w:rPr>
+        <w:t>⁠</w:t>
+      </w:r>
+      <w:bookmarkEnd w:id="229"/>
+      <w:r>
+        <w:rPr>
+          <w:rFonts w:ascii="Calibri" w:hAnsi="Calibri" w:cs="Calibri"/>
+          <w:position w:val="-8"/>
+        </w:rPr>
+        <w:t>​</w:t>
+      </w:r>
+      <w:r>
+        <w:rPr>
+          <w:rFonts w:ascii="Segoe UI Symbol" w:hAnsi="Segoe UI Symbol" w:cs="Segoe UI Symbol"/>
+          <w:vanish/>
+        </w:rPr>
+        <w:t>⁠</w:t>
+      </w:r>
+      <w:r>
+        <w:rPr>
+          <w:rFonts w:ascii="Calibri" w:hAnsi="Calibri" w:cs="Calibri"/>
+          <w:position w:val="-8"/>
+        </w:rPr>
+        <w:t>​</w:t>
+      </w:r>
+      <w:r>
+        <w:rPr>
+          <w:rFonts w:ascii="Segoe UI Symbol" w:hAnsi="Segoe UI Symbol" w:cs="Segoe UI Symbol"/>
+          <w:vanish/>
+        </w:rPr>
+        <w:t>⁠</w:t>
+      </w:r>
+      <w:r>
+        <w:rPr>
+          <w:rFonts w:ascii="Calibri" w:hAnsi="Calibri" w:cs="Calibri"/>
+          <w:position w:val="-8"/>
+        </w:rPr>
+        <w:object w:dxaOrig="1336" w:dyaOrig="208" w14:anchorId="14561A18">
+          <v:shape id="_x0000_i1466" type="#_x0000_t75" style="width:100.25pt;height:16.6pt" o:ole="">
+            <v:imagedata r:id="rId717" o:title=""/>
+          </v:shape>
+          <o:OLEObject Type="Embed" ProgID="VisualTeX.Formula.1" ShapeID="_x0000_i1466" DrawAspect="Content" ObjectID="_1848578839" r:id="rId718">
+            <o:FieldCodes>\s</o:FieldCodes>
+          </o:OLEObject>
+        </w:object>
+      </w:r>
+      <w:r>
+        <w:rPr>
+          <w:position w:val="-8"/>
+        </w:rPr>
+        <w:t>​</w:t>
+      </w:r>
+      <w:bookmarkStart w:id="230" w:name="VTBL_ccccf7d7b7e44c8bb9cd32e0b3df47cb"/>
+      <w:r>
+        <w:rPr>
+          <w:vanish/>
+        </w:rPr>
+        <w:t>⁠</w:t>
+      </w:r>
+      <w:bookmarkEnd w:id="230"/>
+      <w:r>
         <w:t xml:space="preserve">. </w:t>
       </w:r>
-    </w:p>
-    <w:p>
-      <w:pPr>
-        <w:pStyle w:val="a9"/>
-        <w:numPr>
-          <w:ilvl w:val="0"/>
-          <w:numId w:val="12"/>
-        </w:numPr>
-      </w:pPr>
-      <w:r>
-        <w:rPr>
-          <w:rFonts w:hint="eastAsia"/>
-        </w:rPr>
-        <w:t>若</w:t>
-      </w:r>
-      <w:r>
-        <w:object w:dxaOrig="93" w:dyaOrig="123" w14:anchorId="410A3F6E">
-          <v:shape id="_x0000_i1465" type="#_x0000_t75" style="width:8pt;height:10pt" o:ole="">
-            <v:imagedata r:id="rId505" o:title=""/>
-          </v:shape>
-          <o:OLEObject Type="Embed" ProgID="VisualTeX.Formula.1" ShapeID="_x0000_i1465" DrawAspect="Content" ObjectID="_1847824873" r:id="rId718">
-            <o:FieldCodes>\s</o:FieldCodes>
-          </o:OLEObject>
-        </w:object>
-      </w:r>
-      <w:r>
-        <w:t>​</w:t>
-      </w:r>
-      <w:bookmarkStart w:id="227" w:name="VTBL_02d5fc328b3d4f4f9348bf3e11527566"/>
-      <w:r>
-        <w:rPr>
-          <w:rFonts w:ascii="Calibri" w:hAnsi="Calibri" w:cs="Calibri"/>
-          <w:vanish/>
-        </w:rPr>
-        <w:t>⁠</w:t>
-      </w:r>
-      <w:bookmarkEnd w:id="227"/>
-      <w:r>
-        <w:t>​</w:t>
-      </w:r>
-      <w:bookmarkStart w:id="228" w:name="VTBL_4e490bab01d74744a05450c22124d438"/>
-      <w:r>
-        <w:rPr>
-          <w:rFonts w:ascii="Calibri" w:hAnsi="Calibri" w:cs="Calibri"/>
-          <w:vanish/>
-        </w:rPr>
-        <w:t>⁠</w:t>
-      </w:r>
-      <w:bookmarkEnd w:id="228"/>
-      <w:r>
-        <w:rPr>
-          <w:position w:val="-8"/>
-        </w:rPr>
-        <w:t>​</w:t>
-      </w:r>
-      <w:r>
-        <w:rPr>
-          <w:rFonts w:ascii="Calibri" w:hAnsi="Calibri" w:cs="Calibri"/>
-          <w:vanish/>
-        </w:rPr>
-        <w:t>⁠</w:t>
-      </w:r>
-      <w:r>
-        <w:rPr>
-          <w:position w:val="-8"/>
-        </w:rPr>
-        <w:t>​</w:t>
-      </w:r>
-      <w:r>
-        <w:rPr>
-          <w:rFonts w:ascii="Calibri" w:hAnsi="Calibri" w:cs="Calibri"/>
-          <w:vanish/>
-        </w:rPr>
-        <w:t>⁠</w:t>
-      </w:r>
-      <w:r>
-        <w:rPr>
-          <w:rFonts w:hint="eastAsia"/>
-        </w:rPr>
-        <w:t>非零，则</w:t>
-      </w:r>
-      <w:r>
-        <w:rPr>
-          <w:rFonts w:ascii="Calibri" w:hAnsi="Calibri" w:cs="Calibri"/>
-          <w:position w:val="-8"/>
-        </w:rPr>
-        <w:t>​</w:t>
-      </w:r>
-      <w:bookmarkStart w:id="229" w:name="VTBL_f68e8c30cdb04e3e991830eed0f463b7"/>
-      <w:r>
-        <w:rPr>
-          <w:rFonts w:ascii="Calibri" w:hAnsi="Calibri" w:cs="Calibri"/>
-          <w:vanish/>
-        </w:rPr>
-        <w:t>⁠</w:t>
-      </w:r>
-      <w:bookmarkEnd w:id="229"/>
-      <w:r>
-        <w:rPr>
-          <w:rFonts w:ascii="Calibri" w:hAnsi="Calibri" w:cs="Calibri"/>
-          <w:position w:val="-8"/>
-        </w:rPr>
-        <w:t>​</w:t>
-      </w:r>
-      <w:r>
-        <w:rPr>
-          <w:rFonts w:ascii="Calibri" w:hAnsi="Calibri" w:cs="Calibri"/>
-          <w:vanish/>
-        </w:rPr>
-        <w:t>⁠</w:t>
-      </w:r>
-      <w:r>
-        <w:rPr>
-          <w:rFonts w:ascii="Calibri" w:hAnsi="Calibri" w:cs="Calibri"/>
-          <w:position w:val="-8"/>
-        </w:rPr>
-        <w:t>​</w:t>
-      </w:r>
-      <w:r>
-        <w:rPr>
-          <w:rFonts w:ascii="Calibri" w:hAnsi="Calibri" w:cs="Calibri"/>
-          <w:vanish/>
-        </w:rPr>
-        <w:t>⁠</w:t>
-      </w:r>
-      <w:r>
-        <w:rPr>
-          <w:rFonts w:ascii="Calibri" w:hAnsi="Calibri" w:cs="Calibri"/>
-          <w:position w:val="-8"/>
-        </w:rPr>
-        <w:object w:dxaOrig="1336" w:dyaOrig="208" w14:anchorId="66306D12">
-          <v:shape id="_x0000_i1476" type="#_x0000_t75" style="width:100.5pt;height:16.5pt" o:ole="">
-            <v:imagedata r:id="rId719" o:title=""/>
-          </v:shape>
-          <o:OLEObject Type="Embed" ProgID="VisualTeX.Formula.1" ShapeID="_x0000_i1476" DrawAspect="Content" ObjectID="_1847824874" r:id="rId720">
-            <o:FieldCodes>\s</o:FieldCodes>
-          </o:OLEObject>
-        </w:object>
-      </w:r>
-      <w:r>
-        <w:rPr>
-          <w:rFonts w:ascii="Calibri" w:hAnsi="Calibri" w:cs="Calibri"/>
-          <w:position w:val="-8"/>
-        </w:rPr>
-        <w:t>​</w:t>
-      </w:r>
-      <w:bookmarkStart w:id="230" w:name="VTBL_ccccf7d7b7e44c8bb9cd32e0b3df47cb"/>
-      <w:r>
-        <w:rPr>
-          <w:rFonts w:ascii="Calibri" w:hAnsi="Calibri" w:cs="Calibri"/>
-          <w:vanish/>
-        </w:rPr>
-        <w:t>⁠</w:t>
-      </w:r>
-      <w:bookmarkEnd w:id="230"/>
-      <w:r>
-        <w:rPr>
-          <w:rFonts w:ascii="Calibri" w:hAnsi="Calibri" w:cs="Calibri" w:hint="eastAsia"/>
+      <w:r>
+        <w:t>(</w:t>
+      </w:r>
+      <w:r>
+        <w:rPr>
+          <w:rFonts w:hint="eastAsia"/>
+        </w:rPr>
+        <w:t>换言之，将分子分母交换可得一个数的乘法逆元；又或者说，除法是乘法的逆运算</w:t>
+      </w:r>
+      <w:r>
+        <w:rPr>
+          <w:rFonts w:hint="eastAsia"/>
         </w:rPr>
         <w:t xml:space="preserve">. </w:t>
+      </w:r>
+      <w:r>
+        <w:t>)</w:t>
+      </w:r>
+    </w:p>
+    <w:p>
+      <w:r>
+        <w:rPr>
+          <w:rFonts w:hint="eastAsia"/>
+        </w:rPr>
+        <w:t>容易验证有理数的加法和乘法同样有结合律、交换律、分配律等性质</w:t>
+      </w:r>
+      <w:r>
+        <w:rPr>
+          <w:rFonts w:hint="eastAsia"/>
+        </w:rPr>
+        <w:t>(</w:t>
+      </w:r>
+      <w:r>
+        <w:rPr>
+          <w:rFonts w:hint="eastAsia"/>
+        </w:rPr>
+        <w:t>这部分比较简单，留作练习</w:t>
+      </w:r>
+      <w:r>
+        <w:rPr>
+          <w:rFonts w:hint="eastAsia"/>
+        </w:rPr>
+        <w:t xml:space="preserve">). </w:t>
       </w:r>
     </w:p>
     <w:p>
@@ -33763,10 +33896,10 @@
           <w:position w:val="-6"/>
         </w:rPr>
         <w:object w:dxaOrig="2080" w:dyaOrig="170" w14:anchorId="6FA19BC9">
-          <v:shape id="_x0000_i1467" type="#_x0000_t75" style="width:156.5pt;height:13.5pt" o:ole="">
-            <v:imagedata r:id="rId721" o:title=""/>
-          </v:shape>
-          <o:OLEObject Type="Embed" ProgID="VisualTeX.Formula.1" ShapeID="_x0000_i1467" DrawAspect="Content" ObjectID="_1847824875" r:id="rId722">
+          <v:shape id="_x0000_i1467" type="#_x0000_t75" style="width:156.75pt;height:13.3pt" o:ole="">
+            <v:imagedata r:id="rId719" o:title=""/>
+          </v:shape>
+          <o:OLEObject Type="Embed" ProgID="VisualTeX.Formula.1" ShapeID="_x0000_i1467" DrawAspect="Content" ObjectID="_1848578840" r:id="rId720">
             <o:FieldCodes>\s</o:FieldCodes>
           </o:OLEObject>
         </w:object>
@@ -33817,7 +33950,33 @@
         <w:rPr>
           <w:rFonts w:hint="eastAsia"/>
         </w:rPr>
-        <w:t>法中使用此规律替换其中的有理数后得到的结果仍然相等；又因为我们</w:t>
+        <w:t>法中使用此规律替换其中的有理数后得到的结果仍然相等</w:t>
+      </w:r>
+      <w:r>
+        <w:rPr>
+          <w:rFonts w:hint="eastAsia"/>
+        </w:rPr>
+        <w:t>，即我们的有理数等价关系是</w:t>
+      </w:r>
+      <w:r>
+        <w:rPr>
+          <w:rFonts w:hint="eastAsia"/>
+          <w:b/>
+          <w:bCs/>
+        </w:rPr>
+        <w:t>良定义</w:t>
+      </w:r>
+      <w:r>
+        <w:rPr>
+          <w:rFonts w:hint="eastAsia"/>
+        </w:rPr>
+        <w:t>的</w:t>
+      </w:r>
+      <w:r>
+        <w:rPr>
+          <w:rFonts w:hint="eastAsia"/>
+        </w:rPr>
+        <w:t>；又因为我们</w:t>
       </w:r>
       <w:r>
         <w:rPr>
@@ -33836,10 +33995,10 @@
           <w:position w:val="-6"/>
         </w:rPr>
         <w:object w:dxaOrig="668" w:dyaOrig="170" w14:anchorId="2D92057C">
-          <v:shape id="_x0000_i1468" type="#_x0000_t75" style="width:51pt;height:13.5pt" o:ole="">
+          <v:shape id="_x0000_i1468" type="#_x0000_t75" style="width:50.95pt;height:13.3pt" o:ole="">
             <v:imagedata r:id="rId698" o:title=""/>
           </v:shape>
-          <o:OLEObject Type="Embed" ProgID="VisualTeX.Formula.1" ShapeID="_x0000_i1468" DrawAspect="Content" ObjectID="_1847824876" r:id="rId723">
+          <o:OLEObject Type="Embed" ProgID="VisualTeX.Formula.1" ShapeID="_x0000_i1468" DrawAspect="Content" ObjectID="_1848578841" r:id="rId721">
             <o:FieldCodes>\s</o:FieldCodes>
           </o:OLEObject>
         </w:object>
@@ -33879,6 +34038,26 @@
         <w:rPr>
           <w:rFonts w:hint="eastAsia"/>
         </w:rPr>
+        <w:t>，即我们的整数与有理数等价关系也是</w:t>
+      </w:r>
+      <w:r>
+        <w:rPr>
+          <w:rFonts w:hint="eastAsia"/>
+          <w:b/>
+          <w:bCs/>
+        </w:rPr>
+        <w:t>良定义</w:t>
+      </w:r>
+      <w:r>
+        <w:rPr>
+          <w:rFonts w:hint="eastAsia"/>
+        </w:rPr>
+        <w:t>的</w:t>
+      </w:r>
+      <w:r>
+        <w:rPr>
+          <w:rFonts w:hint="eastAsia"/>
+        </w:rPr>
         <w:t xml:space="preserve">. </w:t>
       </w:r>
     </w:p>
@@ -33962,10 +34141,3224 @@
         <w:t xml:space="preserve">. </w:t>
       </w:r>
     </w:p>
-    <w:p/>
-    <w:p>
-      <w:pPr>
-        <w:widowControl/>
+    <w:p>
+      <w:pPr>
+        <w:ind w:firstLine="0"/>
+      </w:pPr>
+      <w:r>
+        <w:rPr>
+          <w:rStyle w:val="af3"/>
+          <w:rFonts w:hint="eastAsia"/>
+        </w:rPr>
+        <w:t>定理</w:t>
+      </w:r>
+      <w:r>
+        <w:rPr>
+          <w:rStyle w:val="af3"/>
+        </w:rPr>
+        <w:t xml:space="preserve">2. 3. </w:t>
+      </w:r>
+      <w:r>
+        <w:rPr>
+          <w:rStyle w:val="af3"/>
+          <w:rFonts w:hint="eastAsia"/>
+        </w:rPr>
+        <w:t>1</w:t>
+      </w:r>
+      <w:r>
+        <w:rPr>
+          <w:rStyle w:val="af3"/>
+        </w:rPr>
+        <w:t xml:space="preserve"> </w:t>
+      </w:r>
+      <w:r>
+        <w:rPr>
+          <w:rFonts w:hint="eastAsia"/>
+        </w:rPr>
+        <w:t>(</w:t>
+      </w:r>
+      <w:r>
+        <w:rPr>
+          <w:rFonts w:hint="eastAsia"/>
+        </w:rPr>
+        <w:t>有理数域</w:t>
+      </w:r>
+      <w:r>
+        <w:rPr>
+          <w:position w:val="-6"/>
+        </w:rPr>
+        <w:t>​</w:t>
+      </w:r>
+      <w:r>
+        <w:rPr>
+          <w:rFonts w:ascii="Calibri" w:hAnsi="Calibri" w:cs="Calibri"/>
+          <w:vanish/>
+        </w:rPr>
+        <w:t>⁠</w:t>
+      </w:r>
+      <w:r>
+        <w:rPr>
+          <w:position w:val="-6"/>
+        </w:rPr>
+        <w:t>​</w:t>
+      </w:r>
+      <w:r>
+        <w:rPr>
+          <w:rFonts w:ascii="Calibri" w:hAnsi="Calibri" w:cs="Calibri"/>
+          <w:vanish/>
+        </w:rPr>
+        <w:t>⁠</w:t>
+      </w:r>
+      <w:r>
+        <w:rPr>
+          <w:position w:val="-6"/>
+        </w:rPr>
+        <w:t>​</w:t>
+      </w:r>
+      <w:r>
+        <w:rPr>
+          <w:rFonts w:ascii="Calibri" w:hAnsi="Calibri" w:cs="Calibri"/>
+          <w:vanish/>
+        </w:rPr>
+        <w:t>⁠</w:t>
+      </w:r>
+      <w:r>
+        <w:rPr>
+          <w:position w:val="-6"/>
+        </w:rPr>
+        <w:t>​</w:t>
+      </w:r>
+      <w:r>
+        <w:rPr>
+          <w:rFonts w:ascii="Calibri" w:hAnsi="Calibri" w:cs="Calibri"/>
+          <w:vanish/>
+        </w:rPr>
+        <w:t>⁠</w:t>
+      </w:r>
+      <w:r>
+        <w:rPr>
+          <w:position w:val="-6"/>
+        </w:rPr>
+        <w:t>​</w:t>
+      </w:r>
+      <w:r>
+        <w:rPr>
+          <w:rFonts w:ascii="Calibri" w:hAnsi="Calibri" w:cs="Calibri"/>
+          <w:vanish/>
+        </w:rPr>
+        <w:t>⁠</w:t>
+      </w:r>
+      <w:r>
+        <w:rPr>
+          <w:position w:val="-6"/>
+        </w:rPr>
+        <w:t>​</w:t>
+      </w:r>
+      <w:r>
+        <w:rPr>
+          <w:rFonts w:ascii="Calibri" w:hAnsi="Calibri" w:cs="Calibri"/>
+          <w:vanish/>
+        </w:rPr>
+        <w:t>⁠</w:t>
+      </w:r>
+      <w:r>
+        <w:rPr>
+          <w:position w:val="-6"/>
+        </w:rPr>
+        <w:t>​​</w:t>
+      </w:r>
+      <w:r>
+        <w:rPr>
+          <w:rFonts w:ascii="Calibri" w:hAnsi="Calibri" w:cs="Calibri"/>
+          <w:vanish/>
+        </w:rPr>
+        <w:t xml:space="preserve"> ⁠</w:t>
+      </w:r>
+      <w:r>
+        <w:rPr>
+          <w:rFonts w:hint="eastAsia"/>
+        </w:rPr>
+        <w:t>)</w:t>
+      </w:r>
+    </w:p>
+    <w:p>
+      <w:pPr>
+        <w:ind w:firstLine="0"/>
+      </w:pPr>
+      <w:r>
+        <w:rPr>
+          <w:rFonts w:hint="eastAsia"/>
+        </w:rPr>
+        <w:t>有理数对有理数的四则运算是封闭的</w:t>
+      </w:r>
+      <w:r>
+        <w:rPr>
+          <w:rFonts w:hint="eastAsia"/>
+        </w:rPr>
+        <w:t xml:space="preserve">. </w:t>
+      </w:r>
+      <w:r>
+        <w:rPr>
+          <w:rFonts w:hint="eastAsia"/>
+        </w:rPr>
+        <w:t>换言之，有理数集是数域</w:t>
+      </w:r>
+      <w:r>
+        <w:rPr>
+          <w:rFonts w:hint="eastAsia"/>
+        </w:rPr>
+        <w:t xml:space="preserve">. </w:t>
+      </w:r>
+    </w:p>
+    <w:p>
+      <w:pPr>
+        <w:ind w:firstLine="0"/>
+      </w:pPr>
+      <w:r>
+        <w:rPr>
+          <w:rFonts w:hint="eastAsia"/>
+        </w:rPr>
+        <w:t>证明：如上所言，我们只需证有理数乘法与除法</w:t>
+      </w:r>
+      <w:r>
+        <w:rPr>
+          <w:rFonts w:hint="eastAsia"/>
+        </w:rPr>
+        <w:t>得到的有理数分母</w:t>
+      </w:r>
+      <w:r>
+        <w:rPr>
+          <w:rFonts w:hint="eastAsia"/>
+        </w:rPr>
+        <w:t>非零</w:t>
+      </w:r>
+      <w:r>
+        <w:rPr>
+          <w:rFonts w:hint="eastAsia"/>
+        </w:rPr>
+        <w:t xml:space="preserve">. </w:t>
+      </w:r>
+      <w:r>
+        <w:rPr>
+          <w:rFonts w:hint="eastAsia"/>
+        </w:rPr>
+        <w:t>又由于我们的除法本质是乘法，故只需验证乘法</w:t>
+      </w:r>
+      <w:r>
+        <w:rPr>
+          <w:rFonts w:hint="eastAsia"/>
+        </w:rPr>
+        <w:t xml:space="preserve">. </w:t>
+      </w:r>
+      <w:r>
+        <w:rPr>
+          <w:rFonts w:hint="eastAsia"/>
+        </w:rPr>
+        <w:t>对于</w:t>
+      </w:r>
+      <w:r>
+        <w:rPr>
+          <w:position w:val="-10"/>
+        </w:rPr>
+        <w:object w:dxaOrig="929" w:dyaOrig="194" w14:anchorId="0F7A42AA">
+          <v:shape id="_x0000_i1469" type="#_x0000_t75" style="width:74.2pt;height:16.05pt" o:ole="">
+            <v:imagedata r:id="rId722" o:title=""/>
+          </v:shape>
+          <o:OLEObject Type="Embed" ProgID="VisualTeX.Formula.1" ShapeID="_x0000_i1469" DrawAspect="Content" ObjectID="_1848578842" r:id="rId723">
+            <o:FieldCodes>\s</o:FieldCodes>
+          </o:OLEObject>
+        </w:object>
+      </w:r>
+      <w:r>
+        <w:rPr>
+          <w:position w:val="-10"/>
+        </w:rPr>
+        <w:t>​</w:t>
+      </w:r>
+      <w:bookmarkStart w:id="233" w:name="VTBL_45d5b60a589b47309fc4131d00c28554"/>
+      <w:r>
+        <w:rPr>
+          <w:rFonts w:ascii="Calibri" w:hAnsi="Calibri" w:cs="Calibri"/>
+          <w:vanish/>
+        </w:rPr>
+        <w:t>⁠</w:t>
+      </w:r>
+      <w:bookmarkEnd w:id="233"/>
+      <w:r>
+        <w:rPr>
+          <w:position w:val="-8"/>
+        </w:rPr>
+        <w:t>​</w:t>
+      </w:r>
+      <w:r>
+        <w:rPr>
+          <w:rFonts w:ascii="Calibri" w:hAnsi="Calibri" w:cs="Calibri"/>
+          <w:vanish/>
+        </w:rPr>
+        <w:t>⁠</w:t>
+      </w:r>
+      <w:r>
+        <w:rPr>
+          <w:rFonts w:hint="eastAsia"/>
+        </w:rPr>
+        <w:t>，由于</w:t>
+      </w:r>
+      <w:r>
+        <w:object w:dxaOrig="79" w:dyaOrig="124" w14:anchorId="3A41B409">
+          <v:shape id="_x0000_i1470" type="#_x0000_t75" style="width:6.65pt;height:9.95pt" o:ole="">
+            <v:imagedata r:id="rId27" o:title=""/>
+          </v:shape>
+          <o:OLEObject Type="Embed" ProgID="VisualTeX.Formula.1" ShapeID="_x0000_i1470" DrawAspect="Content" ObjectID="_1848578843" r:id="rId724">
+            <o:FieldCodes>\s</o:FieldCodes>
+          </o:OLEObject>
+        </w:object>
+      </w:r>
+      <w:r>
+        <w:t>​</w:t>
+      </w:r>
+      <w:bookmarkStart w:id="234" w:name="VTBL_15044ff3ab314d749688e49c177830a2"/>
+      <w:r>
+        <w:rPr>
+          <w:rFonts w:ascii="Calibri" w:hAnsi="Calibri" w:cs="Calibri"/>
+          <w:vanish/>
+        </w:rPr>
+        <w:t>⁠</w:t>
+      </w:r>
+      <w:bookmarkEnd w:id="234"/>
+      <w:r>
+        <w:rPr>
+          <w:rFonts w:hint="eastAsia"/>
+        </w:rPr>
+        <w:t>，</w:t>
+      </w:r>
+      <w:r>
+        <w:object w:dxaOrig="93" w:dyaOrig="123" w14:anchorId="0D99A864">
+          <v:shape id="_x0000_i1471" type="#_x0000_t75" style="width:7.75pt;height:9.95pt" o:ole="">
+            <v:imagedata r:id="rId505" o:title=""/>
+          </v:shape>
+          <o:OLEObject Type="Embed" ProgID="VisualTeX.Formula.1" ShapeID="_x0000_i1471" DrawAspect="Content" ObjectID="_1848578844" r:id="rId725">
+            <o:FieldCodes>\s</o:FieldCodes>
+          </o:OLEObject>
+        </w:object>
+      </w:r>
+      <w:r>
+        <w:t>​</w:t>
+      </w:r>
+      <w:bookmarkStart w:id="235" w:name="VTBL_bae80cf1635548c78dc91b366497b6a2"/>
+      <w:r>
+        <w:rPr>
+          <w:rFonts w:ascii="Calibri" w:hAnsi="Calibri" w:cs="Calibri"/>
+          <w:vanish/>
+        </w:rPr>
+        <w:t>⁠</w:t>
+      </w:r>
+      <w:bookmarkEnd w:id="235"/>
+      <w:r>
+        <w:rPr>
+          <w:rFonts w:hint="eastAsia"/>
+        </w:rPr>
+        <w:t>非零，由乘法零元唯一性可知</w:t>
+      </w:r>
+      <w:r>
+        <w:rPr>
+          <w:position w:val="-4"/>
+        </w:rPr>
+        <w:object w:dxaOrig="455" w:dyaOrig="159" w14:anchorId="57FB33E0">
+          <v:shape id="_x0000_i1472" type="#_x0000_t75" style="width:34.9pt;height:12.75pt" o:ole="">
+            <v:imagedata r:id="rId726" o:title=""/>
+          </v:shape>
+          <o:OLEObject Type="Embed" ProgID="VisualTeX.Formula.1" ShapeID="_x0000_i1472" DrawAspect="Content" ObjectID="_1848578845" r:id="rId727">
+            <o:FieldCodes>\s</o:FieldCodes>
+          </o:OLEObject>
+        </w:object>
+      </w:r>
+      <w:r>
+        <w:rPr>
+          <w:position w:val="-4"/>
+        </w:rPr>
+        <w:t>​</w:t>
+      </w:r>
+      <w:bookmarkStart w:id="236" w:name="VTBL_33f74c0fc94648c5979f5d7580abe77d"/>
+      <w:r>
+        <w:rPr>
+          <w:rFonts w:ascii="Calibri" w:hAnsi="Calibri" w:cs="Calibri"/>
+          <w:vanish/>
+        </w:rPr>
+        <w:t>⁠</w:t>
+      </w:r>
+      <w:bookmarkEnd w:id="236"/>
+      <w:r>
+        <w:rPr>
+          <w:rFonts w:hint="eastAsia"/>
+        </w:rPr>
+        <w:t>，故乘法是封闭的</w:t>
+      </w:r>
+      <w:r>
+        <w:rPr>
+          <w:rFonts w:hint="eastAsia"/>
+        </w:rPr>
+        <w:t xml:space="preserve">. </w:t>
+      </w:r>
+      <w:r>
+        <w:rPr>
+          <w:rFonts w:hint="eastAsia"/>
+          <w:position w:val="-2"/>
+        </w:rPr>
+        <w:t>□</w:t>
+      </w:r>
+      <w:r>
+        <w:rPr>
+          <w:position w:val="-2"/>
+        </w:rPr>
+        <w:t>​</w:t>
+      </w:r>
+    </w:p>
+    <w:p>
+      <w:pPr>
+        <w:ind w:firstLine="0"/>
+      </w:pPr>
+      <w:r>
+        <w:tab/>
+      </w:r>
+      <w:r>
+        <w:rPr>
+          <w:rFonts w:hint="eastAsia"/>
+        </w:rPr>
+        <w:t>接下来我们验证良定义性</w:t>
+      </w:r>
+      <w:r>
+        <w:rPr>
+          <w:rFonts w:hint="eastAsia"/>
+        </w:rPr>
+        <w:t xml:space="preserve">. </w:t>
+      </w:r>
+    </w:p>
+    <w:p>
+      <w:pPr>
+        <w:ind w:firstLine="0"/>
+      </w:pPr>
+      <w:r>
+        <w:rPr>
+          <w:rStyle w:val="af3"/>
+          <w:rFonts w:hint="eastAsia"/>
+        </w:rPr>
+        <w:t>定理</w:t>
+      </w:r>
+      <w:r>
+        <w:rPr>
+          <w:rStyle w:val="af3"/>
+        </w:rPr>
+        <w:t xml:space="preserve">2. 3. </w:t>
+      </w:r>
+      <w:r>
+        <w:rPr>
+          <w:rStyle w:val="af3"/>
+          <w:rFonts w:hint="eastAsia"/>
+        </w:rPr>
+        <w:t>2</w:t>
+      </w:r>
+      <w:r>
+        <w:rPr>
+          <w:rStyle w:val="af3"/>
+        </w:rPr>
+        <w:t xml:space="preserve"> </w:t>
+      </w:r>
+      <w:r>
+        <w:rPr>
+          <w:rFonts w:hint="eastAsia"/>
+        </w:rPr>
+        <w:t>(</w:t>
+      </w:r>
+      <w:r>
+        <w:rPr>
+          <w:rFonts w:hint="eastAsia"/>
+        </w:rPr>
+        <w:t>有理数良定义</w:t>
+      </w:r>
+      <w:r>
+        <w:rPr>
+          <w:position w:val="-6"/>
+        </w:rPr>
+        <w:t>​</w:t>
+      </w:r>
+      <w:r>
+        <w:rPr>
+          <w:rFonts w:ascii="Calibri" w:hAnsi="Calibri" w:cs="Calibri"/>
+          <w:vanish/>
+        </w:rPr>
+        <w:t>⁠</w:t>
+      </w:r>
+      <w:r>
+        <w:rPr>
+          <w:position w:val="-6"/>
+        </w:rPr>
+        <w:t>​</w:t>
+      </w:r>
+      <w:r>
+        <w:rPr>
+          <w:rFonts w:ascii="Calibri" w:hAnsi="Calibri" w:cs="Calibri"/>
+          <w:vanish/>
+        </w:rPr>
+        <w:t>⁠</w:t>
+      </w:r>
+      <w:r>
+        <w:rPr>
+          <w:position w:val="-6"/>
+        </w:rPr>
+        <w:t>​</w:t>
+      </w:r>
+      <w:r>
+        <w:rPr>
+          <w:rFonts w:ascii="Calibri" w:hAnsi="Calibri" w:cs="Calibri"/>
+          <w:vanish/>
+        </w:rPr>
+        <w:t>⁠</w:t>
+      </w:r>
+      <w:r>
+        <w:rPr>
+          <w:position w:val="-6"/>
+        </w:rPr>
+        <w:t>​</w:t>
+      </w:r>
+      <w:r>
+        <w:rPr>
+          <w:rFonts w:ascii="Calibri" w:hAnsi="Calibri" w:cs="Calibri"/>
+          <w:vanish/>
+        </w:rPr>
+        <w:t>⁠</w:t>
+      </w:r>
+      <w:r>
+        <w:rPr>
+          <w:position w:val="-6"/>
+        </w:rPr>
+        <w:t>​</w:t>
+      </w:r>
+      <w:r>
+        <w:rPr>
+          <w:rFonts w:ascii="Calibri" w:hAnsi="Calibri" w:cs="Calibri"/>
+          <w:vanish/>
+        </w:rPr>
+        <w:t>⁠</w:t>
+      </w:r>
+      <w:r>
+        <w:rPr>
+          <w:position w:val="-6"/>
+        </w:rPr>
+        <w:t>​</w:t>
+      </w:r>
+      <w:r>
+        <w:rPr>
+          <w:rFonts w:ascii="Calibri" w:hAnsi="Calibri" w:cs="Calibri"/>
+          <w:vanish/>
+        </w:rPr>
+        <w:t>⁠</w:t>
+      </w:r>
+      <w:r>
+        <w:rPr>
+          <w:position w:val="-6"/>
+        </w:rPr>
+        <w:t>​​</w:t>
+      </w:r>
+      <w:r>
+        <w:rPr>
+          <w:rFonts w:ascii="Calibri" w:hAnsi="Calibri" w:cs="Calibri"/>
+          <w:vanish/>
+        </w:rPr>
+        <w:t xml:space="preserve"> ⁠</w:t>
+      </w:r>
+      <w:r>
+        <w:rPr>
+          <w:rFonts w:hint="eastAsia"/>
+        </w:rPr>
+        <w:t>)</w:t>
+      </w:r>
+    </w:p>
+    <w:p>
+      <w:pPr>
+        <w:ind w:firstLine="0"/>
+      </w:pPr>
+      <w:r>
+        <w:rPr>
+          <w:rFonts w:hint="eastAsia"/>
+        </w:rPr>
+        <w:t>相等的有理数对四则运算总得到相等的结果</w:t>
+      </w:r>
+      <w:r>
+        <w:rPr>
+          <w:rFonts w:hint="eastAsia"/>
+        </w:rPr>
+        <w:t xml:space="preserve">. </w:t>
+      </w:r>
+      <w:r>
+        <w:rPr>
+          <w:rFonts w:hint="eastAsia"/>
+        </w:rPr>
+        <w:t>整数运算替换为有理数运算总是得到相等的结果</w:t>
+      </w:r>
+      <w:r>
+        <w:rPr>
+          <w:rFonts w:hint="eastAsia"/>
+        </w:rPr>
+        <w:t xml:space="preserve">. </w:t>
+      </w:r>
+    </w:p>
+    <w:p>
+      <w:pPr>
+        <w:spacing w:line="240" w:lineRule="auto"/>
+      </w:pPr>
+      <w:r>
+        <w:rPr>
+          <w:rFonts w:hint="eastAsia"/>
+        </w:rPr>
+        <w:t>证明：</w:t>
+      </w:r>
+      <w:r>
+        <w:rPr>
+          <w:rFonts w:hint="eastAsia"/>
+        </w:rPr>
+        <w:t>假设</w:t>
+      </w:r>
+      <w:r>
+        <w:rPr>
+          <w:position w:val="-12"/>
+        </w:rPr>
+        <w:object w:dxaOrig="497" w:dyaOrig="210" w14:anchorId="084776E0">
+          <v:shape id="_x0000_i1473" type="#_x0000_t75" style="width:38.2pt;height:16.6pt" o:ole="">
+            <v:imagedata r:id="rId728" o:title=""/>
+          </v:shape>
+          <o:OLEObject Type="Embed" ProgID="VisualTeX.Formula.1" ShapeID="_x0000_i1473" DrawAspect="Content" ObjectID="_1848578846" r:id="rId729">
+            <o:FieldCodes>\s</o:FieldCodes>
+          </o:OLEObject>
+        </w:object>
+      </w:r>
+      <w:r>
+        <w:rPr>
+          <w:position w:val="-12"/>
+        </w:rPr>
+        <w:t>​</w:t>
+      </w:r>
+      <w:r>
+        <w:rPr>
+          <w:rFonts w:ascii="Calibri" w:hAnsi="Calibri" w:cs="Calibri"/>
+          <w:vanish/>
+        </w:rPr>
+        <w:t>⁠</w:t>
+      </w:r>
+      <w:r>
+        <w:rPr>
+          <w:position w:val="-8"/>
+        </w:rPr>
+        <w:t>​</w:t>
+      </w:r>
+      <w:r>
+        <w:rPr>
+          <w:rFonts w:ascii="Calibri" w:hAnsi="Calibri" w:cs="Calibri"/>
+          <w:vanish/>
+        </w:rPr>
+        <w:t>⁠</w:t>
+      </w:r>
+      <w:r>
+        <w:rPr>
+          <w:rFonts w:hint="eastAsia"/>
+        </w:rPr>
+        <w:t>即</w:t>
+      </w:r>
+      <w:r>
+        <w:rPr>
+          <w:position w:val="-4"/>
+        </w:rPr>
+        <w:object w:dxaOrig="539" w:dyaOrig="156" w14:anchorId="0038B977">
+          <v:shape id="_x0000_i1474" type="#_x0000_t75" style="width:40.45pt;height:12.75pt" o:ole="">
+            <v:imagedata r:id="rId730" o:title=""/>
+          </v:shape>
+          <o:OLEObject Type="Embed" ProgID="VisualTeX.Formula.1" ShapeID="_x0000_i1474" DrawAspect="Content" ObjectID="_1848578847" r:id="rId731">
+            <o:FieldCodes>\s</o:FieldCodes>
+          </o:OLEObject>
+        </w:object>
+      </w:r>
+      <w:r>
+        <w:rPr>
+          <w:position w:val="-4"/>
+        </w:rPr>
+        <w:t>​</w:t>
+      </w:r>
+      <w:bookmarkStart w:id="237" w:name="VTBL_b7f64e5a4a7e4f3f815788f7f3d7647f"/>
+      <w:r>
+        <w:rPr>
+          <w:rFonts w:ascii="Calibri" w:hAnsi="Calibri" w:cs="Calibri"/>
+          <w:vanish/>
+        </w:rPr>
+        <w:t>⁠</w:t>
+      </w:r>
+      <w:bookmarkEnd w:id="237"/>
+      <w:r>
+        <w:rPr>
+          <w:position w:val="-4"/>
+        </w:rPr>
+        <w:t>​</w:t>
+      </w:r>
+      <w:r>
+        <w:rPr>
+          <w:rFonts w:ascii="Calibri" w:hAnsi="Calibri" w:cs="Calibri"/>
+          <w:vanish/>
+        </w:rPr>
+        <w:t>⁠</w:t>
+      </w:r>
+      <w:r>
+        <w:rPr>
+          <w:position w:val="-4"/>
+        </w:rPr>
+        <w:t>​</w:t>
+      </w:r>
+      <w:r>
+        <w:rPr>
+          <w:rFonts w:ascii="Calibri" w:hAnsi="Calibri" w:cs="Calibri"/>
+          <w:vanish/>
+        </w:rPr>
+        <w:t>⁠</w:t>
+      </w:r>
+      <w:r>
+        <w:rPr>
+          <w:position w:val="-4"/>
+        </w:rPr>
+        <w:t>​</w:t>
+      </w:r>
+      <w:r>
+        <w:rPr>
+          <w:rFonts w:ascii="Calibri" w:hAnsi="Calibri" w:cs="Calibri"/>
+          <w:vanish/>
+        </w:rPr>
+        <w:t>⁠</w:t>
+      </w:r>
+      <w:r>
+        <w:rPr>
+          <w:position w:val="-4"/>
+        </w:rPr>
+        <w:t>​</w:t>
+      </w:r>
+      <w:r>
+        <w:rPr>
+          <w:rFonts w:ascii="Calibri" w:hAnsi="Calibri" w:cs="Calibri"/>
+          <w:vanish/>
+        </w:rPr>
+        <w:t>⁠</w:t>
+      </w:r>
+      <w:r>
+        <w:rPr>
+          <w:rFonts w:hint="eastAsia"/>
+        </w:rPr>
+        <w:t>，</w:t>
+      </w:r>
+      <w:r>
+        <w:rPr>
+          <w:position w:val="-8"/>
+        </w:rPr>
+        <w:object w:dxaOrig="489" w:dyaOrig="195" w14:anchorId="62722F5A">
+          <v:shape id="_x0000_i1475" type="#_x0000_t75" style="width:37.65pt;height:15.5pt" o:ole="">
+            <v:imagedata r:id="rId732" o:title=""/>
+          </v:shape>
+          <o:OLEObject Type="Embed" ProgID="VisualTeX.Formula.1" ShapeID="_x0000_i1475" DrawAspect="Content" ObjectID="_1848578848" r:id="rId733">
+            <o:FieldCodes>\s</o:FieldCodes>
+          </o:OLEObject>
+        </w:object>
+      </w:r>
+      <w:r>
+        <w:rPr>
+          <w:position w:val="-8"/>
+        </w:rPr>
+        <w:t>​</w:t>
+      </w:r>
+      <w:bookmarkStart w:id="238" w:name="VTBL_13d317de47104decaa881a7262323b02"/>
+      <w:r>
+        <w:rPr>
+          <w:rFonts w:ascii="Calibri" w:hAnsi="Calibri" w:cs="Calibri"/>
+          <w:vanish/>
+        </w:rPr>
+        <w:t>⁠</w:t>
+      </w:r>
+      <w:bookmarkEnd w:id="238"/>
+      <w:r>
+        <w:rPr>
+          <w:position w:val="-8"/>
+        </w:rPr>
+        <w:t>​</w:t>
+      </w:r>
+      <w:r>
+        <w:rPr>
+          <w:rFonts w:ascii="Calibri" w:hAnsi="Calibri" w:cs="Calibri"/>
+          <w:vanish/>
+        </w:rPr>
+        <w:t>⁠</w:t>
+      </w:r>
+      <w:r>
+        <w:rPr>
+          <w:rFonts w:hint="eastAsia"/>
+        </w:rPr>
+        <w:t>即</w:t>
+      </w:r>
+      <w:r>
+        <w:rPr>
+          <w:position w:val="-4"/>
+        </w:rPr>
+        <w:object w:dxaOrig="545" w:dyaOrig="155" w14:anchorId="5A66EED2">
+          <v:shape id="_x0000_i1476" type="#_x0000_t75" style="width:41.55pt;height:12.75pt" o:ole="">
+            <v:imagedata r:id="rId734" o:title=""/>
+          </v:shape>
+          <o:OLEObject Type="Embed" ProgID="VisualTeX.Formula.1" ShapeID="_x0000_i1476" DrawAspect="Content" ObjectID="_1848578849" r:id="rId735">
+            <o:FieldCodes>\s</o:FieldCodes>
+          </o:OLEObject>
+        </w:object>
+      </w:r>
+      <w:r>
+        <w:rPr>
+          <w:position w:val="-4"/>
+        </w:rPr>
+        <w:t>​</w:t>
+      </w:r>
+      <w:bookmarkStart w:id="239" w:name="VTBL_0a2fb8fa0f9c46cdaca1883d7092c7eb"/>
+      <w:r>
+        <w:rPr>
+          <w:rFonts w:ascii="Calibri" w:hAnsi="Calibri" w:cs="Calibri"/>
+          <w:vanish/>
+        </w:rPr>
+        <w:t>⁠</w:t>
+      </w:r>
+      <w:bookmarkEnd w:id="239"/>
+      <w:r>
+        <w:rPr>
+          <w:rFonts w:hint="eastAsia"/>
+        </w:rPr>
+        <w:t>，</w:t>
+      </w:r>
+      <w:r>
+        <w:rPr>
+          <w:rFonts w:hint="eastAsia"/>
+        </w:rPr>
+        <w:t>首先考虑加减法</w:t>
+      </w:r>
+      <w:r>
+        <w:rPr>
+          <w:rFonts w:hint="eastAsia"/>
+        </w:rPr>
+        <w:t>：</w:t>
+      </w:r>
+      <w:r>
+        <w:rPr>
+          <w:position w:val="-8"/>
+        </w:rPr>
+        <w:object w:dxaOrig="1010" w:dyaOrig="200" w14:anchorId="79803B7D">
+          <v:shape id="_x0000_i1477" type="#_x0000_t75" style="width:77pt;height:16.05pt" o:ole="">
+            <v:imagedata r:id="rId736" o:title=""/>
+          </v:shape>
+          <o:OLEObject Type="Embed" ProgID="VisualTeX.Formula.1" ShapeID="_x0000_i1477" DrawAspect="Content" ObjectID="_1848578850" r:id="rId737">
+            <o:FieldCodes>\s</o:FieldCodes>
+          </o:OLEObject>
+        </w:object>
+      </w:r>
+      <w:r>
+        <w:rPr>
+          <w:position w:val="-8"/>
+        </w:rPr>
+        <w:t>​</w:t>
+      </w:r>
+      <w:r>
+        <w:rPr>
+          <w:rFonts w:ascii="Calibri" w:hAnsi="Calibri" w:cs="Calibri"/>
+          <w:vanish/>
+        </w:rPr>
+        <w:t>⁠</w:t>
+      </w:r>
+      <w:r>
+        <w:rPr>
+          <w:position w:val="-8"/>
+        </w:rPr>
+        <w:t>​</w:t>
+      </w:r>
+      <w:r>
+        <w:rPr>
+          <w:rFonts w:hint="eastAsia"/>
+        </w:rPr>
+        <w:t>(</w:t>
+      </w:r>
+      <w:r>
+        <w:rPr>
+          <w:rFonts w:hint="eastAsia"/>
+        </w:rPr>
+        <w:t>需要注意的是这里的两个加号含义并不相同</w:t>
+      </w:r>
+      <w:r>
+        <w:rPr>
+          <w:rFonts w:hint="eastAsia"/>
+        </w:rPr>
+        <w:t xml:space="preserve">. </w:t>
+      </w:r>
+      <w:r>
+        <w:rPr>
+          <w:rFonts w:hint="eastAsia"/>
+        </w:rPr>
+        <w:t>一个是有理数加</w:t>
+      </w:r>
+      <w:r>
+        <w:rPr>
+          <w:rFonts w:hint="eastAsia"/>
+        </w:rPr>
+        <w:lastRenderedPageBreak/>
+        <w:t>法</w:t>
+      </w:r>
+      <w:r>
+        <w:rPr>
+          <w:rFonts w:hint="eastAsia"/>
+        </w:rPr>
+        <w:t>，</w:t>
+      </w:r>
+      <w:r>
+        <w:rPr>
+          <w:rFonts w:hint="eastAsia"/>
+        </w:rPr>
+        <w:t>一个是整数加法</w:t>
+      </w:r>
+      <w:r>
+        <w:rPr>
+          <w:rFonts w:ascii="Calibri" w:hAnsi="Calibri" w:cs="Calibri"/>
+          <w:vanish/>
+        </w:rPr>
+        <w:t xml:space="preserve"> ⁠</w:t>
+      </w:r>
+      <w:r>
+        <w:rPr>
+          <w:rFonts w:hint="eastAsia"/>
+        </w:rPr>
+        <w:t>)</w:t>
+      </w:r>
+      <w:r>
+        <w:rPr>
+          <w:rFonts w:hint="eastAsia"/>
+        </w:rPr>
+        <w:t>，</w:t>
+      </w:r>
+      <w:r>
+        <w:rPr>
+          <w:position w:val="-12"/>
+        </w:rPr>
+        <w:object w:dxaOrig="1080" w:dyaOrig="246" w14:anchorId="65E54EA3">
+          <v:shape id="_x0000_i1478" type="#_x0000_t75" style="width:80.3pt;height:18.85pt" o:ole="">
+            <v:imagedata r:id="rId738" o:title=""/>
+          </v:shape>
+          <o:OLEObject Type="Embed" ProgID="VisualTeX.Formula.1" ShapeID="_x0000_i1478" DrawAspect="Content" ObjectID="_1848578851" r:id="rId739">
+            <o:FieldCodes>\s</o:FieldCodes>
+          </o:OLEObject>
+        </w:object>
+      </w:r>
+      <w:r>
+        <w:rPr>
+          <w:position w:val="-12"/>
+        </w:rPr>
+        <w:t>​</w:t>
+      </w:r>
+      <w:r>
+        <w:rPr>
+          <w:rFonts w:ascii="Calibri" w:hAnsi="Calibri" w:cs="Calibri"/>
+          <w:vanish/>
+        </w:rPr>
+        <w:t>⁠</w:t>
+      </w:r>
+      <w:r>
+        <w:rPr>
+          <w:rFonts w:hint="eastAsia"/>
+        </w:rPr>
+        <w:t>，只需证这两个结果相等</w:t>
+      </w:r>
+      <w:r>
+        <w:rPr>
+          <w:rFonts w:hint="eastAsia"/>
+        </w:rPr>
+        <w:t>：</w:t>
+      </w:r>
+    </w:p>
+    <w:p>
+      <w:pPr>
+        <w:spacing w:after="0" w:line="240" w:lineRule="auto"/>
+        <w:ind w:firstLine="0"/>
+        <w:jc w:val="center"/>
+      </w:pPr>
+      <w:r>
+        <w:object w:dxaOrig="3609" w:dyaOrig="1477" w14:anchorId="480C1185">
+          <v:shape id="_x0000_i1479" type="#_x0000_t75" style="width:265.3pt;height:109.1pt" o:ole="">
+            <v:imagedata r:id="rId740" o:title=""/>
+          </v:shape>
+          <o:OLEObject Type="Embed" ProgID="VisualTeX.Formula.1" ShapeID="_x0000_i1479" DrawAspect="Content" ObjectID="_1848578852" r:id="rId741">
+            <o:FieldCodes>\s</o:FieldCodes>
+          </o:OLEObject>
+        </w:object>
+      </w:r>
+    </w:p>
+    <w:p>
+      <w:pPr>
+        <w:rPr>
+          <w:rFonts w:ascii="Calibri" w:hAnsi="Calibri" w:cs="Calibri"/>
+        </w:rPr>
+      </w:pPr>
+      <w:r>
+        <w:rPr>
+          <w:rFonts w:ascii="Calibri" w:hAnsi="Calibri" w:cs="Calibri" w:hint="eastAsia"/>
+        </w:rPr>
+        <w:t>故结果相等</w:t>
+      </w:r>
+      <w:r>
+        <w:t xml:space="preserve">. </w:t>
+      </w:r>
+    </w:p>
+    <w:p>
+      <w:pPr>
+        <w:spacing w:line="240" w:lineRule="auto"/>
+      </w:pPr>
+      <w:r>
+        <w:rPr>
+          <w:rFonts w:ascii="Calibri" w:hAnsi="Calibri" w:cs="Calibri" w:hint="eastAsia"/>
+        </w:rPr>
+        <w:t>接下来，由于有理数除法是特殊的乘法，故只需考虑乘法：</w:t>
+      </w:r>
+      <w:r>
+        <w:rPr>
+          <w:position w:val="-8"/>
+        </w:rPr>
+        <w:object w:dxaOrig="823" w:dyaOrig="172" w14:anchorId="01E7AD3C">
+          <v:shape id="_x0000_i1480" type="#_x0000_t75" style="width:63.15pt;height:13.85pt" o:ole="">
+            <v:imagedata r:id="rId742" o:title=""/>
+          </v:shape>
+          <o:OLEObject Type="Embed" ProgID="VisualTeX.Formula.1" ShapeID="_x0000_i1480" DrawAspect="Content" ObjectID="_1848578853" r:id="rId743">
+            <o:FieldCodes>\s</o:FieldCodes>
+          </o:OLEObject>
+        </w:object>
+      </w:r>
+      <w:r>
+        <w:rPr>
+          <w:position w:val="-8"/>
+        </w:rPr>
+        <w:t>​</w:t>
+      </w:r>
+      <w:bookmarkStart w:id="240" w:name="VTBL_9bff2b559b794d7f932ecff56cebdf76"/>
+      <w:r>
+        <w:rPr>
+          <w:rFonts w:ascii="Segoe UI Symbol" w:hAnsi="Segoe UI Symbol" w:cs="Segoe UI Symbol"/>
+          <w:vanish/>
+        </w:rPr>
+        <w:t>⁠</w:t>
+      </w:r>
+      <w:bookmarkEnd w:id="240"/>
+      <w:r>
+        <w:rPr>
+          <w:position w:val="-8"/>
+        </w:rPr>
+        <w:t>​</w:t>
+      </w:r>
+      <w:r>
+        <w:rPr>
+          <w:rFonts w:ascii="Segoe UI Symbol" w:hAnsi="Segoe UI Symbol" w:cs="Segoe UI Symbol"/>
+          <w:vanish/>
+        </w:rPr>
+        <w:t>⁠</w:t>
+      </w:r>
+      <w:r>
+        <w:rPr>
+          <w:position w:val="-8"/>
+        </w:rPr>
+        <w:t>​</w:t>
+      </w:r>
+      <w:r>
+        <w:rPr>
+          <w:rFonts w:hint="eastAsia"/>
+        </w:rPr>
+        <w:t>，</w:t>
+      </w:r>
+      <w:r>
+        <w:rPr>
+          <w:position w:val="-12"/>
+        </w:rPr>
+        <w:object w:dxaOrig="886" w:dyaOrig="217" w14:anchorId="2FB174F5">
+          <v:shape id="_x0000_i1481" type="#_x0000_t75" style="width:65.35pt;height:17.15pt" o:ole="">
+            <v:imagedata r:id="rId744" o:title=""/>
+          </v:shape>
+          <o:OLEObject Type="Embed" ProgID="VisualTeX.Formula.1" ShapeID="_x0000_i1481" DrawAspect="Content" ObjectID="_1848578854" r:id="rId745">
+            <o:FieldCodes>\s</o:FieldCodes>
+          </o:OLEObject>
+        </w:object>
+      </w:r>
+      <w:r>
+        <w:rPr>
+          <w:position w:val="-12"/>
+        </w:rPr>
+        <w:t>​</w:t>
+      </w:r>
+      <w:bookmarkStart w:id="241" w:name="VTBL_7c7e8d872e104a96923972d008b33dab"/>
+      <w:r>
+        <w:rPr>
+          <w:rFonts w:ascii="Segoe UI Symbol" w:hAnsi="Segoe UI Symbol" w:cs="Segoe UI Symbol"/>
+          <w:vanish/>
+        </w:rPr>
+        <w:t>⁠</w:t>
+      </w:r>
+      <w:bookmarkEnd w:id="241"/>
+      <w:r>
+        <w:rPr>
+          <w:position w:val="-12"/>
+        </w:rPr>
+        <w:t>​</w:t>
+      </w:r>
+      <w:r>
+        <w:rPr>
+          <w:rFonts w:ascii="Segoe UI Symbol" w:hAnsi="Segoe UI Symbol" w:cs="Segoe UI Symbol"/>
+          <w:vanish/>
+        </w:rPr>
+        <w:t>⁠</w:t>
+      </w:r>
+      <w:r>
+        <w:rPr>
+          <w:rFonts w:hint="eastAsia"/>
+        </w:rPr>
+        <w:t>，</w:t>
+      </w:r>
+      <w:r>
+        <w:rPr>
+          <w:rFonts w:ascii="Calibri" w:hAnsi="Calibri" w:cs="Calibri" w:hint="eastAsia"/>
+        </w:rPr>
+        <w:t>只需证这两个结果相等：</w:t>
+      </w:r>
+      <w:r>
+        <w:t xml:space="preserve"> </w:t>
+      </w:r>
+    </w:p>
+    <w:p>
+      <w:pPr>
+        <w:spacing w:after="0" w:line="240" w:lineRule="auto"/>
+        <w:ind w:firstLine="0"/>
+        <w:jc w:val="center"/>
+      </w:pPr>
+      <w:r>
+        <w:object w:dxaOrig="2641" w:dyaOrig="1057" w14:anchorId="7212E4FD">
+          <v:shape id="_x0000_i1482" type="#_x0000_t75" style="width:193.85pt;height:78.1pt" o:ole="">
+            <v:imagedata r:id="rId746" o:title=""/>
+          </v:shape>
+          <o:OLEObject Type="Embed" ProgID="VisualTeX.Formula.1" ShapeID="_x0000_i1482" DrawAspect="Content" ObjectID="_1848578855" r:id="rId747">
+            <o:FieldCodes>\s</o:FieldCodes>
+          </o:OLEObject>
+        </w:object>
+      </w:r>
+    </w:p>
+    <w:p>
+      <w:pPr>
+        <w:ind w:firstLine="0"/>
+        <w:rPr>
+          <w:rFonts w:ascii="Calibri" w:hAnsi="Calibri" w:cs="Calibri"/>
+        </w:rPr>
+      </w:pPr>
+      <w:r>
+        <w:rPr>
+          <w:rFonts w:ascii="Calibri" w:hAnsi="Calibri" w:cs="Calibri"/>
+        </w:rPr>
+        <w:tab/>
+      </w:r>
+      <w:r>
+        <w:rPr>
+          <w:rFonts w:ascii="Calibri" w:hAnsi="Calibri" w:cs="Calibri" w:hint="eastAsia"/>
+        </w:rPr>
+        <w:t>故结果相等</w:t>
+      </w:r>
+      <w:r>
+        <w:t xml:space="preserve">. </w:t>
+      </w:r>
+    </w:p>
+    <w:p>
+      <w:pPr>
+        <w:rPr>
+          <w:rFonts w:ascii="Calibri" w:hAnsi="Calibri" w:cs="Calibri"/>
+        </w:rPr>
+      </w:pPr>
+      <w:r>
+        <w:rPr>
+          <w:rFonts w:ascii="Calibri" w:hAnsi="Calibri" w:cs="Calibri" w:hint="eastAsia"/>
+        </w:rPr>
+        <w:t>接下来验证</w:t>
+      </w:r>
+      <w:r>
+        <w:rPr>
+          <w:rFonts w:hint="eastAsia"/>
+        </w:rPr>
+        <w:t>整数运算替换为有理数运算总是得到相等的结果</w:t>
+      </w:r>
+      <w:r>
+        <w:rPr>
+          <w:rFonts w:hint="eastAsia"/>
+        </w:rPr>
+        <w:t xml:space="preserve">. </w:t>
+      </w:r>
+      <w:r>
+        <w:rPr>
+          <w:rFonts w:hint="eastAsia"/>
+        </w:rPr>
+        <w:t>因为我们之前已经证明过有理数运算的良定义性，</w:t>
+      </w:r>
+      <w:r>
+        <w:rPr>
+          <w:rFonts w:hint="eastAsia"/>
+        </w:rPr>
+        <w:t>所以</w:t>
+      </w:r>
+      <w:r>
+        <w:rPr>
+          <w:rFonts w:hint="eastAsia"/>
+        </w:rPr>
+        <w:t>我们不需要再考虑将</w:t>
+      </w:r>
+      <w:r>
+        <w:rPr>
+          <w:position w:val="-8"/>
+        </w:rPr>
+        <w:object w:dxaOrig="140" w:dyaOrig="178" w14:anchorId="4467471B">
+          <v:shape id="_x0000_i1483" type="#_x0000_t75" style="width:11.1pt;height:13.85pt" o:ole="">
+            <v:imagedata r:id="rId748" o:title=""/>
+          </v:shape>
+          <o:OLEObject Type="Embed" ProgID="VisualTeX.Formula.1" ShapeID="_x0000_i1483" DrawAspect="Content" ObjectID="_1848578856" r:id="rId749">
+            <o:FieldCodes>\s</o:FieldCodes>
+          </o:OLEObject>
+        </w:object>
+      </w:r>
+      <w:r>
+        <w:rPr>
+          <w:position w:val="-8"/>
+        </w:rPr>
+        <w:t>​</w:t>
+      </w:r>
+      <w:bookmarkStart w:id="242" w:name="VTBL_4017626ed1e64efab3bdefd49095e6b2"/>
+      <w:r>
+        <w:rPr>
+          <w:rFonts w:ascii="Calibri" w:hAnsi="Calibri" w:cs="Calibri"/>
+          <w:vanish/>
+        </w:rPr>
+        <w:t>⁠</w:t>
+      </w:r>
+      <w:bookmarkEnd w:id="242"/>
+      <w:r>
+        <w:rPr>
+          <w:position w:val="-8"/>
+        </w:rPr>
+        <w:t>​</w:t>
+      </w:r>
+      <w:r>
+        <w:rPr>
+          <w:rFonts w:ascii="Calibri" w:hAnsi="Calibri" w:cs="Calibri"/>
+          <w:vanish/>
+        </w:rPr>
+        <w:t>⁠</w:t>
+      </w:r>
+      <w:r>
+        <w:rPr>
+          <w:position w:val="-8"/>
+        </w:rPr>
+        <w:t>​</w:t>
+      </w:r>
+      <w:r>
+        <w:rPr>
+          <w:rFonts w:ascii="Calibri" w:hAnsi="Calibri" w:cs="Calibri"/>
+          <w:vanish/>
+        </w:rPr>
+        <w:t>⁠</w:t>
+      </w:r>
+      <w:r>
+        <w:rPr>
+          <w:rFonts w:hint="eastAsia"/>
+        </w:rPr>
+        <w:t>化为相等但形式不同的分数的情况</w:t>
+      </w:r>
+      <w:r>
+        <w:t xml:space="preserve">. </w:t>
+      </w:r>
+      <w:r>
+        <w:rPr>
+          <w:rFonts w:ascii="Calibri" w:hAnsi="Calibri" w:cs="Calibri" w:hint="eastAsia"/>
+        </w:rPr>
+        <w:t>容易得到：</w:t>
+      </w:r>
+    </w:p>
+    <w:p>
+      <w:r>
+        <w:rPr>
+          <w:rFonts w:ascii="Calibri" w:hAnsi="Calibri" w:cs="Calibri"/>
+          <w:position w:val="-8"/>
+        </w:rPr>
+        <w:object w:dxaOrig="2169" w:dyaOrig="207" w14:anchorId="3AB5B2F8">
+          <v:shape id="_x0000_i1484" type="#_x0000_t75" style="width:161.15pt;height:16.05pt" o:ole="">
+            <v:imagedata r:id="rId750" o:title=""/>
+          </v:shape>
+          <o:OLEObject Type="Embed" ProgID="VisualTeX.Formula.1" ShapeID="_x0000_i1484" DrawAspect="Content" ObjectID="_1848578857" r:id="rId751">
+            <o:FieldCodes>\s</o:FieldCodes>
+          </o:OLEObject>
+        </w:object>
+      </w:r>
+      <w:r>
+        <w:rPr>
+          <w:rFonts w:ascii="Calibri" w:hAnsi="Calibri" w:cs="Calibri"/>
+          <w:position w:val="-8"/>
+        </w:rPr>
+        <w:t>​</w:t>
+      </w:r>
+      <w:bookmarkStart w:id="243" w:name="VTBL_4abbcebcad6f46a08017f29ac62e9b12"/>
+      <w:r>
+        <w:rPr>
+          <w:vanish/>
+        </w:rPr>
+        <w:t>⁠</w:t>
+      </w:r>
+      <w:bookmarkEnd w:id="243"/>
+      <w:r>
+        <w:t xml:space="preserve">. </w:t>
+      </w:r>
+    </w:p>
+    <w:p>
+      <w:r>
+        <w:rPr>
+          <w:position w:val="-8"/>
+        </w:rPr>
+        <w:object w:dxaOrig="2169" w:dyaOrig="207" w14:anchorId="27CAC1ED">
+          <v:shape id="_x0000_i1485" type="#_x0000_t75" style="width:161.15pt;height:16.05pt" o:ole="">
+            <v:imagedata r:id="rId752" o:title=""/>
+          </v:shape>
+          <o:OLEObject Type="Embed" ProgID="VisualTeX.Formula.1" ShapeID="_x0000_i1485" DrawAspect="Content" ObjectID="_1848578858" r:id="rId753">
+            <o:FieldCodes>\s</o:FieldCodes>
+          </o:OLEObject>
+        </w:object>
+      </w:r>
+      <w:r>
+        <w:rPr>
+          <w:position w:val="-8"/>
+        </w:rPr>
+        <w:t>​</w:t>
+      </w:r>
+      <w:bookmarkStart w:id="244" w:name="VTBL_e9142ce75b5943c583ee736b662ae975"/>
+      <w:r>
+        <w:rPr>
+          <w:rFonts w:ascii="Calibri" w:hAnsi="Calibri" w:cs="Calibri"/>
+          <w:vanish/>
+        </w:rPr>
+        <w:t>⁠</w:t>
+      </w:r>
+      <w:bookmarkEnd w:id="244"/>
+      <w:r>
+        <w:rPr>
+          <w:rFonts w:hint="eastAsia"/>
+        </w:rPr>
+        <w:t xml:space="preserve">. </w:t>
+      </w:r>
+    </w:p>
+    <w:p>
+      <w:r>
+        <w:t>也就是说，整数到</w:t>
+      </w:r>
+      <w:r>
+        <w:rPr>
+          <w:rFonts w:hint="eastAsia"/>
+        </w:rPr>
+        <w:t>对应有理</w:t>
+      </w:r>
+      <w:r>
+        <w:t>数的映射是</w:t>
+      </w:r>
+      <w:r>
+        <w:rPr>
+          <w:rFonts w:hint="eastAsia"/>
+        </w:rPr>
+        <w:t>“</w:t>
+      </w:r>
+      <w:r>
+        <w:t>保持运算</w:t>
+      </w:r>
+      <w:r>
+        <w:rPr>
+          <w:rFonts w:hint="eastAsia"/>
+          <w:color w:val="A5A5A5" w:themeColor="accent3"/>
+        </w:rPr>
+        <w:t>(</w:t>
+      </w:r>
+      <w:r>
+        <w:rPr>
+          <w:rFonts w:hint="eastAsia"/>
+          <w:color w:val="A5A5A5" w:themeColor="accent3"/>
+        </w:rPr>
+        <w:t>的结果与性质不变</w:t>
+      </w:r>
+      <w:r>
+        <w:rPr>
+          <w:rFonts w:hint="eastAsia"/>
+          <w:color w:val="A5A5A5" w:themeColor="accent3"/>
+        </w:rPr>
+        <w:t>)</w:t>
+      </w:r>
+      <w:r>
+        <w:rPr>
+          <w:rFonts w:hint="eastAsia"/>
+        </w:rPr>
+        <w:t>”</w:t>
+      </w:r>
+      <w:r>
+        <w:t>的</w:t>
+      </w:r>
+      <w:r>
+        <w:rPr>
+          <w:rFonts w:hint="eastAsia"/>
+        </w:rPr>
+        <w:t>——在</w:t>
+      </w:r>
+      <w:r>
+        <w:t>数学上</w:t>
+      </w:r>
+      <w:r>
+        <w:rPr>
+          <w:rFonts w:hint="eastAsia"/>
+        </w:rPr>
+        <w:t>我们</w:t>
+      </w:r>
+      <w:r>
+        <w:t>称它为</w:t>
+      </w:r>
+      <w:r>
+        <w:rPr>
+          <w:b/>
+          <w:bCs/>
+        </w:rPr>
+        <w:t>嵌入</w:t>
+      </w:r>
+      <w:r>
+        <w:rPr>
+          <w:rFonts w:hint="eastAsia"/>
+          <w:b/>
+          <w:bCs/>
+        </w:rPr>
+        <w:t>(</w:t>
+      </w:r>
+      <w:r>
+        <w:rPr>
+          <w:b/>
+          <w:bCs/>
+        </w:rPr>
+        <w:t>embedding</w:t>
+      </w:r>
+      <w:r>
+        <w:rPr>
+          <w:rFonts w:hint="eastAsia"/>
+          <w:b/>
+          <w:bCs/>
+        </w:rPr>
+        <w:t>)</w:t>
+      </w:r>
+      <w:r>
+        <w:rPr>
+          <w:rFonts w:hint="eastAsia"/>
+        </w:rPr>
+        <w:t>.</w:t>
+      </w:r>
+      <w:r>
+        <w:rPr>
+          <w:rFonts w:hint="eastAsia"/>
+        </w:rPr>
+        <w:t xml:space="preserve"> </w:t>
+      </w:r>
+      <w:r>
+        <w:rPr>
+          <w:rFonts w:hint="eastAsia"/>
+          <w:position w:val="-2"/>
+        </w:rPr>
+        <w:t>□</w:t>
+      </w:r>
+      <w:r>
+        <w:rPr>
+          <w:position w:val="-2"/>
+        </w:rPr>
+        <w:t>​</w:t>
+      </w:r>
+    </w:p>
+    <w:p>
+      <w:pPr>
+        <w:ind w:firstLine="0"/>
+      </w:pPr>
+      <w:r>
+        <w:tab/>
+      </w:r>
+      <w:r>
+        <w:rPr>
+          <w:rFonts w:hint="eastAsia"/>
+        </w:rPr>
+        <w:t>现在，我们只差</w:t>
+      </w:r>
+      <w:r>
+        <w:rPr>
+          <w:rFonts w:hint="eastAsia"/>
+        </w:rPr>
+        <w:t>几</w:t>
+      </w:r>
+      <w:r>
+        <w:rPr>
+          <w:rFonts w:hint="eastAsia"/>
+        </w:rPr>
+        <w:t>个约定就能让</w:t>
+      </w:r>
+      <w:r>
+        <w:rPr>
+          <w:rFonts w:hint="eastAsia"/>
+        </w:rPr>
+        <w:t>我们熟悉的一些操作重现了</w:t>
+      </w:r>
+      <w:r>
+        <w:rPr>
+          <w:rFonts w:hint="eastAsia"/>
+        </w:rPr>
+        <w:t xml:space="preserve">. </w:t>
+      </w:r>
+    </w:p>
+    <w:p>
+      <w:pPr>
+        <w:spacing w:line="240" w:lineRule="auto"/>
+        <w:ind w:firstLine="0"/>
+      </w:pPr>
+      <w:r>
+        <w:rPr>
+          <w:rStyle w:val="af3"/>
+          <w:rFonts w:hint="eastAsia"/>
+        </w:rPr>
+        <w:t>约定</w:t>
+      </w:r>
+      <w:r>
+        <w:rPr>
+          <w:rStyle w:val="af3"/>
+        </w:rPr>
+        <w:t xml:space="preserve">2. </w:t>
+      </w:r>
+      <w:r>
+        <w:rPr>
+          <w:rStyle w:val="af3"/>
+          <w:rFonts w:hint="eastAsia"/>
+        </w:rPr>
+        <w:t>3</w:t>
+      </w:r>
+      <w:r>
+        <w:rPr>
+          <w:rStyle w:val="af3"/>
+        </w:rPr>
+        <w:t xml:space="preserve">. </w:t>
+      </w:r>
+      <w:r>
+        <w:rPr>
+          <w:rStyle w:val="af3"/>
+          <w:rFonts w:hint="eastAsia"/>
+        </w:rPr>
+        <w:t>1</w:t>
+      </w:r>
+      <w:r>
+        <w:rPr>
+          <w:rFonts w:hint="eastAsia"/>
+        </w:rPr>
+        <w:t xml:space="preserve"> (</w:t>
+      </w:r>
+      <w:r>
+        <w:rPr>
+          <w:rFonts w:hint="eastAsia"/>
+        </w:rPr>
+        <w:t>谁说分数不算除</w:t>
+      </w:r>
+      <w:r>
+        <w:rPr>
+          <w:rFonts w:hint="eastAsia"/>
+        </w:rPr>
+        <w:t>)</w:t>
+      </w:r>
+    </w:p>
+    <w:p>
+      <w:pPr>
+        <w:ind w:firstLine="0"/>
+      </w:pPr>
+      <w:r>
+        <w:rPr>
+          <w:rFonts w:hint="eastAsia"/>
+        </w:rPr>
+        <w:t>在不致于引起误解时，我们使用</w:t>
+      </w:r>
+      <w:r>
+        <w:rPr>
+          <w:position w:val="-8"/>
+        </w:rPr>
+        <w:object w:dxaOrig="141" w:dyaOrig="180" w14:anchorId="2D93A574">
+          <v:shape id="_x0000_i1486" type="#_x0000_t75" style="width:11.1pt;height:13.85pt" o:ole="">
+            <v:imagedata r:id="rId754" o:title=""/>
+          </v:shape>
+          <o:OLEObject Type="Embed" ProgID="VisualTeX.Formula.1" ShapeID="_x0000_i1486" DrawAspect="Content" ObjectID="_1848578859" r:id="rId755">
+            <o:FieldCodes>\s</o:FieldCodes>
+          </o:OLEObject>
+        </w:object>
+      </w:r>
+      <w:r>
+        <w:rPr>
+          <w:position w:val="-8"/>
+        </w:rPr>
+        <w:t>​</w:t>
+      </w:r>
+      <w:r>
+        <w:rPr>
+          <w:rFonts w:ascii="Calibri" w:hAnsi="Calibri" w:cs="Calibri"/>
+          <w:vanish/>
+        </w:rPr>
+        <w:t>⁠</w:t>
+      </w:r>
+      <w:r>
+        <w:rPr>
+          <w:rFonts w:hint="eastAsia"/>
+        </w:rPr>
+        <w:t>表示</w:t>
+      </w:r>
+      <w:r>
+        <w:object w:dxaOrig="359" w:dyaOrig="127" w14:anchorId="0E8CF30F">
+          <v:shape id="_x0000_i1487" type="#_x0000_t75" style="width:27.15pt;height:10.5pt" o:ole="">
+            <v:imagedata r:id="rId756" o:title=""/>
+          </v:shape>
+          <o:OLEObject Type="Embed" ProgID="VisualTeX.Formula.1" ShapeID="_x0000_i1487" DrawAspect="Content" ObjectID="_1848578860" r:id="rId757">
+            <o:FieldCodes>\s</o:FieldCodes>
+          </o:OLEObject>
+        </w:object>
+      </w:r>
+      <w:r>
+        <w:t>​</w:t>
+      </w:r>
+      <w:r>
+        <w:rPr>
+          <w:rFonts w:ascii="Calibri" w:hAnsi="Calibri" w:cs="Calibri"/>
+          <w:vanish/>
+        </w:rPr>
+        <w:t>⁠</w:t>
+      </w:r>
+      <w:r>
+        <w:rPr>
+          <w:rFonts w:hint="eastAsia"/>
+        </w:rPr>
+        <w:t>，如</w:t>
+      </w:r>
+      <w:r>
+        <w:rPr>
+          <w:position w:val="-16"/>
+        </w:rPr>
+        <w:object w:dxaOrig="1648" w:dyaOrig="260" w14:anchorId="153857A1">
+          <v:shape id="_x0000_i1488" type="#_x0000_t75" style="width:124.6pt;height:19.95pt" o:ole="">
+            <v:imagedata r:id="rId758" o:title=""/>
+          </v:shape>
+          <o:OLEObject Type="Embed" ProgID="VisualTeX.Formula.1" ShapeID="_x0000_i1488" DrawAspect="Content" ObjectID="_1848578861" r:id="rId759">
+            <o:FieldCodes>\s</o:FieldCodes>
+          </o:OLEObject>
+        </w:object>
+      </w:r>
+      <w:r>
+        <w:rPr>
+          <w:position w:val="-16"/>
+        </w:rPr>
+        <w:t>​</w:t>
+      </w:r>
+      <w:bookmarkStart w:id="245" w:name="VTBL_987a8a923c7d42cd89e13e8661ee1100"/>
+      <w:r>
+        <w:rPr>
+          <w:rFonts w:ascii="Calibri" w:hAnsi="Calibri" w:cs="Calibri"/>
+          <w:vanish/>
+        </w:rPr>
+        <w:t>⁠</w:t>
+      </w:r>
+      <w:bookmarkEnd w:id="245"/>
+      <w:r>
+        <w:rPr>
+          <w:rFonts w:hint="eastAsia"/>
+        </w:rPr>
+        <w:t xml:space="preserve">. </w:t>
+      </w:r>
+    </w:p>
+    <w:p>
+      <w:pPr>
+        <w:spacing w:line="240" w:lineRule="auto"/>
+        <w:ind w:firstLine="0"/>
+      </w:pPr>
+      <w:r>
+        <w:rPr>
+          <w:rStyle w:val="af3"/>
+          <w:rFonts w:hint="eastAsia"/>
+        </w:rPr>
+        <w:lastRenderedPageBreak/>
+        <w:t>约定</w:t>
+      </w:r>
+      <w:r>
+        <w:rPr>
+          <w:rStyle w:val="af3"/>
+        </w:rPr>
+        <w:t xml:space="preserve">2. </w:t>
+      </w:r>
+      <w:r>
+        <w:rPr>
+          <w:rStyle w:val="af3"/>
+          <w:rFonts w:hint="eastAsia"/>
+        </w:rPr>
+        <w:t>3</w:t>
+      </w:r>
+      <w:r>
+        <w:rPr>
+          <w:rStyle w:val="af3"/>
+        </w:rPr>
+        <w:t xml:space="preserve">. </w:t>
+      </w:r>
+      <w:r>
+        <w:rPr>
+          <w:rStyle w:val="af3"/>
+          <w:rFonts w:hint="eastAsia"/>
+        </w:rPr>
+        <w:t>2</w:t>
+      </w:r>
+      <w:r>
+        <w:rPr>
+          <w:rFonts w:hint="eastAsia"/>
+        </w:rPr>
+        <w:t xml:space="preserve"> (</w:t>
+      </w:r>
+      <w:r>
+        <w:rPr>
+          <w:rFonts w:hint="eastAsia"/>
+        </w:rPr>
+        <w:t>带分数</w:t>
+      </w:r>
+      <w:r>
+        <w:rPr>
+          <w:rFonts w:hint="eastAsia"/>
+        </w:rPr>
+        <w:t>)</w:t>
+      </w:r>
+    </w:p>
+    <w:p>
+      <w:pPr>
+        <w:ind w:firstLine="0"/>
+      </w:pPr>
+      <w:r>
+        <w:rPr>
+          <w:rFonts w:hint="eastAsia"/>
+        </w:rPr>
+        <w:t>在不致于引起误解时，我们使用</w:t>
+      </w:r>
+      <w:r>
+        <w:rPr>
+          <w:position w:val="-8"/>
+        </w:rPr>
+        <w:object w:dxaOrig="210" w:dyaOrig="179" w14:anchorId="39E2DFBD">
+          <v:shape id="_x0000_i1489" type="#_x0000_t75" style="width:16.05pt;height:13.85pt" o:ole="">
+            <v:imagedata r:id="rId760" o:title=""/>
+          </v:shape>
+          <o:OLEObject Type="Embed" ProgID="VisualTeX.Formula.1" ShapeID="_x0000_i1489" DrawAspect="Content" ObjectID="_1848578862" r:id="rId761">
+            <o:FieldCodes>\s</o:FieldCodes>
+          </o:OLEObject>
+        </w:object>
+      </w:r>
+      <w:r>
+        <w:rPr>
+          <w:position w:val="-8"/>
+        </w:rPr>
+        <w:t>​</w:t>
+      </w:r>
+      <w:bookmarkStart w:id="246" w:name="VTBL_96f3d4123bbb4a09b92c9f5d4cb9c19a"/>
+      <w:r>
+        <w:rPr>
+          <w:rFonts w:ascii="Calibri" w:hAnsi="Calibri" w:cs="Calibri"/>
+          <w:vanish/>
+        </w:rPr>
+        <w:t>⁠</w:t>
+      </w:r>
+      <w:bookmarkEnd w:id="246"/>
+      <w:r>
+        <w:rPr>
+          <w:position w:val="-8"/>
+        </w:rPr>
+        <w:t>​</w:t>
+      </w:r>
+      <w:r>
+        <w:rPr>
+          <w:rFonts w:ascii="Calibri" w:hAnsi="Calibri" w:cs="Calibri"/>
+          <w:vanish/>
+        </w:rPr>
+        <w:t>⁠</w:t>
+      </w:r>
+      <w:r>
+        <w:rPr>
+          <w:rFonts w:hint="eastAsia"/>
+        </w:rPr>
+        <w:t>表示</w:t>
+      </w:r>
+      <w:r>
+        <w:rPr>
+          <w:position w:val="-8"/>
+        </w:rPr>
+        <w:object w:dxaOrig="326" w:dyaOrig="209" w14:anchorId="718D985B">
+          <v:shape id="_x0000_i1490" type="#_x0000_t75" style="width:26.05pt;height:16.6pt" o:ole="">
+            <v:imagedata r:id="rId762" o:title=""/>
+          </v:shape>
+          <o:OLEObject Type="Embed" ProgID="VisualTeX.Formula.1" ShapeID="_x0000_i1490" DrawAspect="Content" ObjectID="_1848578863" r:id="rId763">
+            <o:FieldCodes>\s</o:FieldCodes>
+          </o:OLEObject>
+        </w:object>
+      </w:r>
+      <w:r>
+        <w:rPr>
+          <w:position w:val="-8"/>
+        </w:rPr>
+        <w:t>​</w:t>
+      </w:r>
+      <w:bookmarkStart w:id="247" w:name="VTBL_dcb32a8452214ef1bd9726d0adf9d143"/>
+      <w:r>
+        <w:rPr>
+          <w:rFonts w:ascii="Calibri" w:hAnsi="Calibri" w:cs="Calibri"/>
+          <w:vanish/>
+        </w:rPr>
+        <w:t>⁠</w:t>
+      </w:r>
+      <w:bookmarkEnd w:id="247"/>
+      <w:r>
+        <w:t>​</w:t>
+      </w:r>
+      <w:r>
+        <w:rPr>
+          <w:rFonts w:ascii="Calibri" w:hAnsi="Calibri" w:cs="Calibri"/>
+          <w:vanish/>
+        </w:rPr>
+        <w:t>⁠</w:t>
+      </w:r>
+      <w:r>
+        <w:rPr>
+          <w:rFonts w:hint="eastAsia"/>
+        </w:rPr>
+        <w:t>，如</w:t>
+      </w:r>
+      <w:r>
+        <w:rPr>
+          <w:position w:val="-8"/>
+        </w:rPr>
+        <w:object w:dxaOrig="615" w:dyaOrig="206" w14:anchorId="7A1E596E">
+          <v:shape id="_x0000_i1491" type="#_x0000_t75" style="width:45.95pt;height:16.05pt" o:ole="">
+            <v:imagedata r:id="rId764" o:title=""/>
+          </v:shape>
+          <o:OLEObject Type="Embed" ProgID="VisualTeX.Formula.1" ShapeID="_x0000_i1491" DrawAspect="Content" ObjectID="_1848578864" r:id="rId765">
+            <o:FieldCodes>\s</o:FieldCodes>
+          </o:OLEObject>
+        </w:object>
+      </w:r>
+      <w:r>
+        <w:rPr>
+          <w:position w:val="-8"/>
+        </w:rPr>
+        <w:t>​</w:t>
+      </w:r>
+      <w:bookmarkStart w:id="248" w:name="VTBL_502fe290d4bc4644b7aa4f96ac162dac"/>
+      <w:r>
+        <w:rPr>
+          <w:rFonts w:ascii="Calibri" w:hAnsi="Calibri" w:cs="Calibri"/>
+          <w:vanish/>
+        </w:rPr>
+        <w:t>⁠</w:t>
+      </w:r>
+      <w:bookmarkEnd w:id="248"/>
+      <w:r>
+        <w:rPr>
+          <w:position w:val="-16"/>
+        </w:rPr>
+        <w:t>​</w:t>
+      </w:r>
+      <w:r>
+        <w:rPr>
+          <w:rFonts w:ascii="Calibri" w:hAnsi="Calibri" w:cs="Calibri"/>
+          <w:vanish/>
+        </w:rPr>
+        <w:t>⁠</w:t>
+      </w:r>
+      <w:r>
+        <w:rPr>
+          <w:rFonts w:hint="eastAsia"/>
+        </w:rPr>
+        <w:t xml:space="preserve">. </w:t>
+      </w:r>
+    </w:p>
+    <w:p>
+      <w:pPr>
+        <w:ind w:firstLine="0"/>
+      </w:pPr>
+      <w:r>
+        <w:tab/>
+      </w:r>
+      <w:r>
+        <w:rPr>
+          <w:rFonts w:hint="eastAsia"/>
+        </w:rPr>
+        <w:t>在后续的部分中出现的数，如无特别说明，默认为任意有理数</w:t>
+      </w:r>
+      <w:r>
+        <w:rPr>
+          <w:rFonts w:hint="eastAsia"/>
+        </w:rPr>
+        <w:t xml:space="preserve">. </w:t>
+      </w:r>
+    </w:p>
+    <w:p>
+      <w:pPr>
+        <w:ind w:firstLine="0"/>
+      </w:pPr>
+    </w:p>
+    <w:p>
+      <w:pPr>
+        <w:ind w:firstLine="0"/>
+      </w:pPr>
+      <w:r>
+        <w:tab/>
+      </w:r>
+      <w:r>
+        <w:rPr>
+          <w:rFonts w:hint="eastAsia"/>
+        </w:rPr>
+        <w:t>接下来，我们将要处理一个非常经典的问题</w:t>
+      </w:r>
+      <w:r>
+        <w:rPr>
+          <w:rFonts w:hint="eastAsia"/>
+        </w:rPr>
+        <w:t xml:space="preserve">. </w:t>
+      </w:r>
+      <w:r>
+        <w:rPr>
+          <w:rFonts w:hint="eastAsia"/>
+        </w:rPr>
+        <w:t>这个问题可以用来检验一个人是否接受过现代数学教育，或是是否认真思考过自己学习的知识到底是什么东西</w:t>
+      </w:r>
+      <w:r>
+        <w:rPr>
+          <w:rFonts w:hint="eastAsia"/>
+        </w:rPr>
+        <w:t xml:space="preserve">. </w:t>
+      </w:r>
+    </w:p>
+    <w:p>
+      <w:pPr>
+        <w:pStyle w:val="3"/>
+        <w:rPr>
+          <w:rFonts w:hint="eastAsia"/>
+        </w:rPr>
+      </w:pPr>
+      <w:r>
+        <w:rPr>
+          <w:rFonts w:hint="eastAsia"/>
+        </w:rPr>
+        <w:t>为什么</w:t>
+      </w:r>
+      <w:r>
+        <w:rPr>
+          <w:rFonts w:hint="eastAsia"/>
+        </w:rPr>
+        <w:t>0</w:t>
+      </w:r>
+      <w:r>
+        <w:rPr>
+          <w:rFonts w:hint="eastAsia"/>
+        </w:rPr>
+        <w:t>不能作为除数？</w:t>
+      </w:r>
+    </w:p>
+    <w:p>
+      <w:pPr>
+        <w:ind w:firstLine="0"/>
+        <w:rPr>
+          <w:rFonts w:hint="eastAsia"/>
+        </w:rPr>
+      </w:pPr>
+      <w:r>
+        <w:tab/>
+      </w:r>
+      <w:r>
+        <w:rPr>
+          <w:rFonts w:hint="eastAsia"/>
+        </w:rPr>
+        <w:t>对于一个思维敏捷的三四年级小学生，他可以说：因为除法本质上是把一个东西平均分成若干份，而没有方法可以把一个东西平均分成</w:t>
+      </w:r>
+      <w:r>
+        <w:rPr>
+          <w:rFonts w:hint="eastAsia"/>
+        </w:rPr>
+        <w:t>0</w:t>
+      </w:r>
+      <w:r>
+        <w:rPr>
+          <w:rFonts w:hint="eastAsia"/>
+        </w:rPr>
+        <w:t>份</w:t>
+      </w:r>
+      <w:r>
+        <w:rPr>
+          <w:rFonts w:hint="eastAsia"/>
+        </w:rPr>
+        <w:t xml:space="preserve">. </w:t>
+      </w:r>
+      <w:r>
+        <w:rPr>
+          <w:rFonts w:hint="eastAsia"/>
+        </w:rPr>
+        <w:t>这种说法非常精彩，但它至多能适用于有理数除法，而无法解释为什么</w:t>
+      </w:r>
+      <w:r>
+        <w:rPr>
+          <w:position w:val="-8"/>
+        </w:rPr>
+        <w:object w:dxaOrig="145" w:dyaOrig="205" w14:anchorId="5882D3EA">
+          <v:shape id="_x0000_i1495" type="#_x0000_t75" style="width:11.65pt;height:16.05pt" o:ole="">
+            <v:imagedata r:id="rId766" o:title=""/>
+          </v:shape>
+          <o:OLEObject Type="Embed" ProgID="VisualTeX.Formula.1" ShapeID="_x0000_i1495" DrawAspect="Content" ObjectID="_1848578865" r:id="rId767">
+            <o:FieldCodes>\s</o:FieldCodes>
+          </o:OLEObject>
+        </w:object>
+      </w:r>
+      <w:r>
+        <w:rPr>
+          <w:position w:val="-8"/>
+        </w:rPr>
+        <w:t>​</w:t>
+      </w:r>
+      <w:bookmarkStart w:id="249" w:name="VTBL_6b85b7460688481ea6ebc9d1c51e921f"/>
+      <w:r>
+        <w:rPr>
+          <w:rFonts w:ascii="Calibri" w:hAnsi="Calibri" w:cs="Calibri"/>
+          <w:vanish/>
+        </w:rPr>
+        <w:t>⁠</w:t>
+      </w:r>
+      <w:bookmarkEnd w:id="249"/>
+      <w:r>
+        <w:rPr>
+          <w:rFonts w:hint="eastAsia"/>
+        </w:rPr>
+        <w:t>可以存在</w:t>
+      </w:r>
+      <w:r>
+        <w:rPr>
+          <w:rFonts w:hint="eastAsia"/>
+        </w:rPr>
+        <w:t xml:space="preserve">. </w:t>
+      </w:r>
+      <w:r>
+        <w:rPr>
+          <w:rFonts w:hint="eastAsia"/>
+        </w:rPr>
+        <w:t>另一种大有市场的说法多出现于数学民科嘴里：数学家们就是这么规定的！</w:t>
+      </w:r>
+    </w:p>
+    <w:p>
+      <w:r>
+        <w:rPr>
+          <w:rFonts w:hint="eastAsia"/>
+        </w:rPr>
+        <w:t>我们必须从严格的数学角度去考虑为什么不能允许“</w:t>
+      </w:r>
+      <w:r>
+        <w:rPr>
+          <w:position w:val="-8"/>
+        </w:rPr>
+        <w:object w:dxaOrig="137" w:dyaOrig="206" w14:anchorId="5EBC77A6">
+          <v:shape id="_x0000_i1499" type="#_x0000_t75" style="width:11.1pt;height:16.05pt" o:ole="">
+            <v:imagedata r:id="rId768" o:title=""/>
+          </v:shape>
+          <o:OLEObject Type="Embed" ProgID="VisualTeX.Formula.1" ShapeID="_x0000_i1499" DrawAspect="Content" ObjectID="_1848578866" r:id="rId769">
+            <o:FieldCodes>\s</o:FieldCodes>
+          </o:OLEObject>
+        </w:object>
+      </w:r>
+      <w:r>
+        <w:rPr>
+          <w:position w:val="-8"/>
+        </w:rPr>
+        <w:t>​</w:t>
+      </w:r>
+      <w:bookmarkStart w:id="250" w:name="VTBL_bab8afe998f047168f53c38bd41dc79a"/>
+      <w:r>
+        <w:rPr>
+          <w:rFonts w:ascii="Calibri" w:hAnsi="Calibri" w:cs="Calibri"/>
+          <w:vanish/>
+        </w:rPr>
+        <w:t>⁠</w:t>
+      </w:r>
+      <w:bookmarkEnd w:id="250"/>
+      <w:r>
+        <w:rPr>
+          <w:rFonts w:hint="eastAsia"/>
+        </w:rPr>
+        <w:t>”存在</w:t>
+      </w:r>
+      <w:r>
+        <w:rPr>
+          <w:rFonts w:hint="eastAsia"/>
+        </w:rPr>
+        <w:t xml:space="preserve">. </w:t>
+      </w:r>
+      <w:r>
+        <w:rPr>
+          <w:rFonts w:hint="eastAsia"/>
+        </w:rPr>
+        <w:t>现在我们就来看看</w:t>
+      </w:r>
+      <w:r>
+        <w:rPr>
+          <w:rFonts w:hint="eastAsia"/>
+        </w:rPr>
+        <w:t xml:space="preserve">. </w:t>
+      </w:r>
+    </w:p>
+    <w:p>
+      <w:pPr>
+        <w:ind w:firstLine="0"/>
+      </w:pPr>
+      <w:r>
+        <w:rPr>
+          <w:rStyle w:val="af3"/>
+          <w:rFonts w:hint="eastAsia"/>
+        </w:rPr>
+        <w:t>定理</w:t>
+      </w:r>
+      <w:r>
+        <w:rPr>
+          <w:rStyle w:val="af3"/>
+        </w:rPr>
+        <w:t xml:space="preserve">2. 3. </w:t>
+      </w:r>
+      <w:r>
+        <w:rPr>
+          <w:rStyle w:val="af3"/>
+          <w:rFonts w:hint="eastAsia"/>
+        </w:rPr>
+        <w:t>3</w:t>
+      </w:r>
+      <w:r>
+        <w:rPr>
+          <w:rStyle w:val="af3"/>
+        </w:rPr>
+        <w:t xml:space="preserve"> </w:t>
+      </w:r>
+      <w:r>
+        <w:rPr>
+          <w:rFonts w:hint="eastAsia"/>
+        </w:rPr>
+        <w:t>(</w:t>
+      </w:r>
+      <w:r>
+        <w:rPr>
+          <w:rFonts w:hint="eastAsia"/>
+        </w:rPr>
+        <w:t>不可定义</w:t>
+      </w:r>
+      <w:r>
+        <w:rPr>
+          <w:rFonts w:hint="eastAsia"/>
+        </w:rPr>
+        <w:t>“</w:t>
+      </w:r>
+      <w:r>
+        <w:rPr>
+          <w:position w:val="-8"/>
+        </w:rPr>
+        <w:object w:dxaOrig="137" w:dyaOrig="206" w14:anchorId="7A6D7C08">
+          <v:shape id="_x0000_i1510" type="#_x0000_t75" style="width:11.1pt;height:16.05pt" o:ole="">
+            <v:imagedata r:id="rId768" o:title=""/>
+          </v:shape>
+          <o:OLEObject Type="Embed" ProgID="VisualTeX.Formula.1" ShapeID="_x0000_i1510" DrawAspect="Content" ObjectID="_1848578867" r:id="rId770">
+            <o:FieldCodes>\s</o:FieldCodes>
+          </o:OLEObject>
+        </w:object>
+      </w:r>
+      <w:r>
+        <w:rPr>
+          <w:position w:val="-8"/>
+        </w:rPr>
+        <w:t>​</w:t>
+      </w:r>
+      <w:r>
+        <w:rPr>
+          <w:rFonts w:ascii="Calibri" w:hAnsi="Calibri" w:cs="Calibri"/>
+          <w:vanish/>
+        </w:rPr>
+        <w:t>⁠</w:t>
+      </w:r>
+      <w:r>
+        <w:rPr>
+          <w:rFonts w:hint="eastAsia"/>
+        </w:rPr>
+        <w:t>”</w:t>
+      </w:r>
+      <w:r>
+        <w:rPr>
+          <w:rFonts w:ascii="Calibri" w:hAnsi="Calibri" w:cs="Calibri"/>
+          <w:vanish/>
+        </w:rPr>
+        <w:t xml:space="preserve"> ⁠</w:t>
+      </w:r>
+      <w:r>
+        <w:rPr>
+          <w:rFonts w:hint="eastAsia"/>
+        </w:rPr>
+        <w:t>)</w:t>
+      </w:r>
+    </w:p>
+    <w:p>
+      <w:pPr>
+        <w:ind w:firstLine="0"/>
+      </w:pPr>
+      <w:r>
+        <w:rPr>
+          <w:rFonts w:hint="eastAsia"/>
+        </w:rPr>
+        <w:t>在有理数四则运算中，不可能定义</w:t>
+      </w:r>
+      <w:r>
+        <w:rPr>
+          <w:rFonts w:hint="eastAsia"/>
+        </w:rPr>
+        <w:t>“</w:t>
+      </w:r>
+      <w:r>
+        <w:rPr>
+          <w:position w:val="-8"/>
+        </w:rPr>
+        <w:object w:dxaOrig="137" w:dyaOrig="206" w14:anchorId="1DA0EDB7">
+          <v:shape id="_x0000_i1511" type="#_x0000_t75" style="width:11.1pt;height:16.05pt" o:ole="">
+            <v:imagedata r:id="rId768" o:title=""/>
+          </v:shape>
+          <o:OLEObject Type="Embed" ProgID="VisualTeX.Formula.1" ShapeID="_x0000_i1511" DrawAspect="Content" ObjectID="_1848578868" r:id="rId771">
+            <o:FieldCodes>\s</o:FieldCodes>
+          </o:OLEObject>
+        </w:object>
+      </w:r>
+      <w:r>
+        <w:rPr>
+          <w:position w:val="-8"/>
+        </w:rPr>
+        <w:t>​</w:t>
+      </w:r>
+      <w:r>
+        <w:rPr>
+          <w:rFonts w:ascii="Calibri" w:hAnsi="Calibri" w:cs="Calibri"/>
+          <w:vanish/>
+        </w:rPr>
+        <w:t>⁠</w:t>
+      </w:r>
+      <w:r>
+        <w:rPr>
+          <w:rFonts w:hint="eastAsia"/>
+        </w:rPr>
+        <w:t>”</w:t>
+      </w:r>
+      <w:r>
+        <w:rPr>
+          <w:rFonts w:hint="eastAsia"/>
+        </w:rPr>
+        <w:t xml:space="preserve">. </w:t>
+      </w:r>
+    </w:p>
+    <w:p>
+      <w:pPr>
+        <w:ind w:firstLine="0"/>
+      </w:pPr>
+      <w:r>
+        <w:rPr>
+          <w:rFonts w:hint="eastAsia"/>
+        </w:rPr>
+        <w:t>证明：</w:t>
+      </w:r>
+      <w:r>
+        <w:rPr>
+          <w:rFonts w:hint="eastAsia"/>
+        </w:rPr>
+        <w:t>我们使用反证法，在这里你会看到它导致的成吨的矛盾</w:t>
+      </w:r>
+      <w:r>
+        <w:rPr>
+          <w:rFonts w:hint="eastAsia"/>
+        </w:rPr>
+        <w:t xml:space="preserve">. </w:t>
+      </w:r>
+    </w:p>
+    <w:p>
+      <w:r>
+        <w:rPr>
+          <w:rFonts w:hint="eastAsia"/>
+        </w:rPr>
+        <w:t>我们</w:t>
+      </w:r>
+      <w:r>
+        <w:rPr>
+          <w:rFonts w:hint="eastAsia"/>
+        </w:rPr>
+        <w:t>假设</w:t>
+      </w:r>
+      <w:r>
+        <w:rPr>
+          <w:rFonts w:hint="eastAsia"/>
+        </w:rPr>
+        <w:t>有理数中存在</w:t>
+      </w:r>
+      <w:r>
+        <w:rPr>
+          <w:position w:val="-8"/>
+        </w:rPr>
+        <w:object w:dxaOrig="436" w:dyaOrig="206" w14:anchorId="3F4E3478">
+          <v:shape id="_x0000_i1516" type="#_x0000_t75" style="width:32.7pt;height:16.05pt" o:ole="">
+            <v:imagedata r:id="rId772" o:title=""/>
+          </v:shape>
+          <o:OLEObject Type="Embed" ProgID="VisualTeX.Formula.1" ShapeID="_x0000_i1516" DrawAspect="Content" ObjectID="_1848578869" r:id="rId773">
+            <o:FieldCodes>\s</o:FieldCodes>
+          </o:OLEObject>
+        </w:object>
+      </w:r>
+      <w:r>
+        <w:rPr>
+          <w:position w:val="-8"/>
+        </w:rPr>
+        <w:t>​</w:t>
+      </w:r>
+      <w:bookmarkStart w:id="251" w:name="VTBL_dc695c895a3c44f5a7195d07ebb0b88d"/>
+      <w:r>
+        <w:rPr>
+          <w:rFonts w:ascii="Calibri" w:hAnsi="Calibri" w:cs="Calibri"/>
+          <w:vanish/>
+        </w:rPr>
+        <w:t>⁠</w:t>
+      </w:r>
+      <w:bookmarkEnd w:id="251"/>
+      <w:r>
+        <w:t>​</w:t>
+      </w:r>
+      <w:bookmarkStart w:id="252" w:name="VTBL_daab0034909b413eafe00eb6588ce515"/>
+      <w:r>
+        <w:rPr>
+          <w:rFonts w:ascii="Calibri" w:hAnsi="Calibri" w:cs="Calibri"/>
+          <w:vanish/>
+        </w:rPr>
+        <w:t>⁠</w:t>
+      </w:r>
+      <w:bookmarkEnd w:id="252"/>
+      <w:r>
+        <w:rPr>
+          <w:position w:val="-12"/>
+        </w:rPr>
+        <w:t>​</w:t>
+      </w:r>
+      <w:r>
+        <w:rPr>
+          <w:rFonts w:ascii="Calibri" w:hAnsi="Calibri" w:cs="Calibri"/>
+          <w:vanish/>
+        </w:rPr>
+        <w:t>⁠</w:t>
+      </w:r>
+      <w:r>
+        <w:rPr>
+          <w:position w:val="-8"/>
+        </w:rPr>
+        <w:t>​</w:t>
+      </w:r>
+      <w:r>
+        <w:rPr>
+          <w:rFonts w:ascii="Calibri" w:hAnsi="Calibri" w:cs="Calibri"/>
+          <w:vanish/>
+        </w:rPr>
+        <w:t>⁠</w:t>
+      </w:r>
+      <w:r>
+        <w:rPr>
+          <w:rFonts w:ascii="Calibri" w:hAnsi="Calibri" w:cs="Calibri"/>
+          <w:vanish/>
+        </w:rPr>
+        <w:t>⁠</w:t>
+      </w:r>
+      <w:r>
+        <w:rPr>
+          <w:rFonts w:hint="eastAsia"/>
+        </w:rPr>
+        <w:t>，</w:t>
+      </w:r>
+      <w:r>
+        <w:rPr>
+          <w:rFonts w:hint="eastAsia"/>
+        </w:rPr>
+        <w:t>那么根据定义</w:t>
+      </w:r>
+      <w:r>
+        <w:rPr>
+          <w:rFonts w:hint="eastAsia"/>
+        </w:rPr>
+        <w:t>2. 3. 2- 3(</w:t>
+      </w:r>
+      <w:r>
+        <w:rPr>
+          <w:rFonts w:hint="eastAsia"/>
+        </w:rPr>
+        <w:t>除法是乘法的逆运算</w:t>
+      </w:r>
+      <w:r>
+        <w:rPr>
+          <w:rFonts w:hint="eastAsia"/>
+        </w:rPr>
+        <w:t>)</w:t>
+      </w:r>
+      <w:r>
+        <w:rPr>
+          <w:rFonts w:hint="eastAsia"/>
+        </w:rPr>
+        <w:t>，我们</w:t>
+      </w:r>
+      <w:r>
+        <w:rPr>
+          <w:rFonts w:hint="eastAsia"/>
+        </w:rPr>
+        <w:t>需要</w:t>
+      </w:r>
+      <w:r>
+        <w:rPr>
+          <w:rFonts w:hint="eastAsia"/>
+        </w:rPr>
+        <w:t>让</w:t>
+      </w:r>
+      <w:r>
+        <w:rPr>
+          <w:position w:val="-6"/>
+        </w:rPr>
+        <w:object w:dxaOrig="1553" w:dyaOrig="171" w14:anchorId="18E9CC8E">
+          <v:shape id="_x0000_i1528" type="#_x0000_t75" style="width:117.4pt;height:13.3pt" o:ole="">
+            <v:imagedata r:id="rId774" o:title=""/>
+          </v:shape>
+          <o:OLEObject Type="Embed" ProgID="VisualTeX.Formula.1" ShapeID="_x0000_i1528" DrawAspect="Content" ObjectID="_1848578870" r:id="rId775">
+            <o:FieldCodes>\s</o:FieldCodes>
+          </o:OLEObject>
+        </w:object>
+      </w:r>
+      <w:r>
+        <w:rPr>
+          <w:position w:val="-6"/>
+        </w:rPr>
+        <w:t>​</w:t>
+      </w:r>
+      <w:bookmarkStart w:id="253" w:name="VTBL_4b3613a3148249ca865c31f116571157"/>
+      <w:r>
+        <w:rPr>
+          <w:rFonts w:ascii="Calibri" w:hAnsi="Calibri" w:cs="Calibri"/>
+          <w:vanish/>
+        </w:rPr>
+        <w:t>⁠</w:t>
+      </w:r>
+      <w:bookmarkEnd w:id="253"/>
+      <w:r>
+        <w:rPr>
+          <w:rFonts w:hint="eastAsia"/>
+        </w:rPr>
+        <w:t xml:space="preserve">. </w:t>
+      </w:r>
+      <w:r>
+        <w:rPr>
+          <w:rFonts w:hint="eastAsia"/>
+        </w:rPr>
+        <w:t>这里出现第一个</w:t>
+      </w:r>
+      <w:r>
+        <w:rPr>
+          <w:rFonts w:hint="eastAsia"/>
+        </w:rPr>
+        <w:t>矛盾</w:t>
+      </w:r>
+      <w:r>
+        <w:rPr>
+          <w:rFonts w:hint="eastAsia"/>
+        </w:rPr>
+        <w:t>：因为我们利用分配律</w:t>
+      </w:r>
+      <w:r>
+        <w:rPr>
+          <w:rFonts w:hint="eastAsia"/>
+        </w:rPr>
+        <w:t>和交换律</w:t>
+      </w:r>
+      <w:r>
+        <w:rPr>
+          <w:rFonts w:hint="eastAsia"/>
+        </w:rPr>
+        <w:t>可以证明零乘任何数得零，即：</w:t>
+      </w:r>
+      <w:r>
+        <w:rPr>
+          <w:position w:val="-6"/>
+        </w:rPr>
+        <w:object w:dxaOrig="2790" w:dyaOrig="171" w14:anchorId="555B4891">
+          <v:shape id="_x0000_i1532" type="#_x0000_t75" style="width:209.9pt;height:13.3pt" o:ole="">
+            <v:imagedata r:id="rId776" o:title=""/>
+          </v:shape>
+          <o:OLEObject Type="Embed" ProgID="VisualTeX.Formula.1" ShapeID="_x0000_i1532" DrawAspect="Content" ObjectID="_1848578871" r:id="rId777">
+            <o:FieldCodes>\s</o:FieldCodes>
+          </o:OLEObject>
+        </w:object>
+      </w:r>
+      <w:r>
+        <w:rPr>
+          <w:position w:val="-6"/>
+        </w:rPr>
+        <w:t>​</w:t>
+      </w:r>
+      <w:bookmarkStart w:id="254" w:name="VTBL_90d3b6b9a86447fd8edef02d7a60f262"/>
+      <w:r>
+        <w:rPr>
+          <w:rFonts w:ascii="Calibri" w:hAnsi="Calibri" w:cs="Calibri"/>
+          <w:vanish/>
+        </w:rPr>
+        <w:t>⁠</w:t>
+      </w:r>
+      <w:bookmarkEnd w:id="254"/>
+      <w:r>
+        <w:rPr>
+          <w:position w:val="-6"/>
+        </w:rPr>
+        <w:t>​</w:t>
+      </w:r>
+      <w:r>
+        <w:rPr>
+          <w:rFonts w:ascii="Calibri" w:hAnsi="Calibri" w:cs="Calibri"/>
+          <w:vanish/>
+        </w:rPr>
+        <w:t>⁠</w:t>
+      </w:r>
+      <w:r>
+        <w:rPr>
+          <w:position w:val="-6"/>
+        </w:rPr>
+        <w:t>​</w:t>
+      </w:r>
+      <w:r>
+        <w:rPr>
+          <w:rFonts w:ascii="Calibri" w:hAnsi="Calibri" w:cs="Calibri"/>
+          <w:vanish/>
+        </w:rPr>
+        <w:t>⁠</w:t>
+      </w:r>
+      <w:r>
+        <w:rPr>
+          <w:rFonts w:hint="eastAsia"/>
+        </w:rPr>
+        <w:t xml:space="preserve">. </w:t>
+      </w:r>
+      <w:r>
+        <w:rPr>
+          <w:rFonts w:hint="eastAsia"/>
+        </w:rPr>
+        <w:t>也就是说，</w:t>
+      </w:r>
+      <w:r>
+        <w:rPr>
+          <w:position w:val="-2"/>
+        </w:rPr>
+        <w:object w:dxaOrig="383" w:dyaOrig="129" w14:anchorId="4B3533CC">
+          <v:shape id="_x0000_i1536" type="#_x0000_t75" style="width:29.35pt;height:10.5pt" o:ole="">
+            <v:imagedata r:id="rId778" o:title=""/>
+          </v:shape>
+          <o:OLEObject Type="Embed" ProgID="VisualTeX.Formula.1" ShapeID="_x0000_i1536" DrawAspect="Content" ObjectID="_1848578872" r:id="rId779">
+            <o:FieldCodes>\s</o:FieldCodes>
+          </o:OLEObject>
+        </w:object>
+      </w:r>
+      <w:r>
+        <w:rPr>
+          <w:position w:val="-2"/>
+        </w:rPr>
+        <w:t>​</w:t>
+      </w:r>
+      <w:bookmarkStart w:id="255" w:name="VTBL_e0bef23dd8514612950521c1350f1884"/>
+      <w:r>
+        <w:rPr>
+          <w:rFonts w:ascii="Calibri" w:hAnsi="Calibri" w:cs="Calibri"/>
+          <w:vanish/>
+        </w:rPr>
+        <w:t>⁠</w:t>
+      </w:r>
+      <w:bookmarkEnd w:id="255"/>
+      <w:r>
+        <w:rPr>
+          <w:position w:val="-2"/>
+        </w:rPr>
+        <w:t>​</w:t>
+      </w:r>
+      <w:r>
+        <w:rPr>
+          <w:rFonts w:ascii="Calibri" w:hAnsi="Calibri" w:cs="Calibri"/>
+          <w:vanish/>
+        </w:rPr>
+        <w:t>⁠</w:t>
+      </w:r>
+      <w:r>
+        <w:rPr>
+          <w:position w:val="-2"/>
+        </w:rPr>
+        <w:t>​</w:t>
+      </w:r>
+      <w:r>
+        <w:rPr>
+          <w:rFonts w:ascii="Calibri" w:hAnsi="Calibri" w:cs="Calibri"/>
+          <w:vanish/>
+        </w:rPr>
+        <w:t>⁠</w:t>
+      </w:r>
+      <w:r>
+        <w:rPr>
+          <w:position w:val="-2"/>
+        </w:rPr>
+        <w:t>​</w:t>
+      </w:r>
+      <w:r>
+        <w:rPr>
+          <w:rFonts w:ascii="Calibri" w:hAnsi="Calibri" w:cs="Calibri"/>
+          <w:vanish/>
+        </w:rPr>
+        <w:t>⁠</w:t>
+      </w:r>
+      <w:r>
+        <w:rPr>
+          <w:position w:val="-2"/>
+        </w:rPr>
+        <w:t>​</w:t>
+      </w:r>
+      <w:r>
+        <w:rPr>
+          <w:rFonts w:ascii="Calibri" w:hAnsi="Calibri" w:cs="Calibri"/>
+          <w:vanish/>
+        </w:rPr>
+        <w:t>⁠</w:t>
+      </w:r>
+      <w:r>
+        <w:rPr>
+          <w:position w:val="-2"/>
+        </w:rPr>
+        <w:t>​</w:t>
+      </w:r>
+      <w:r>
+        <w:rPr>
+          <w:rFonts w:ascii="Calibri" w:hAnsi="Calibri" w:cs="Calibri"/>
+          <w:vanish/>
+        </w:rPr>
+        <w:t>⁠</w:t>
+      </w:r>
+      <w:r>
+        <w:rPr>
+          <w:position w:val="-2"/>
+        </w:rPr>
+        <w:t>​</w:t>
+      </w:r>
+      <w:r>
+        <w:rPr>
+          <w:rFonts w:ascii="Calibri" w:hAnsi="Calibri" w:cs="Calibri"/>
+          <w:vanish/>
+        </w:rPr>
+        <w:t>⁠</w:t>
+      </w:r>
+      <w:r>
+        <w:rPr>
+          <w:rFonts w:hint="eastAsia"/>
+        </w:rPr>
+        <w:t xml:space="preserve">. </w:t>
+      </w:r>
+      <w:r>
+        <w:rPr>
+          <w:rFonts w:hint="eastAsia"/>
+        </w:rPr>
+        <w:t>而这与公理</w:t>
+      </w:r>
+      <w:r>
+        <w:rPr>
+          <w:rFonts w:hint="eastAsia"/>
+        </w:rPr>
+        <w:t>2. 1. 1- 2</w:t>
+      </w:r>
+      <w:r>
+        <w:rPr>
+          <w:rFonts w:hint="eastAsia"/>
+        </w:rPr>
+        <w:t>矛盾</w:t>
+      </w:r>
+      <w:r>
+        <w:rPr>
+          <w:rFonts w:hint="eastAsia"/>
+        </w:rPr>
+        <w:t xml:space="preserve">. </w:t>
+      </w:r>
+      <w:r>
+        <w:rPr>
+          <w:rFonts w:hint="eastAsia"/>
+        </w:rPr>
+        <w:t>我们还可以利用交换律和结合律导出这个矛盾：</w:t>
+      </w:r>
+    </w:p>
+    <w:p>
+      <w:pPr>
+        <w:rPr>
+          <w:rFonts w:hint="eastAsia"/>
+        </w:rPr>
+      </w:pPr>
+      <w:r>
+        <w:rPr>
+          <w:position w:val="-6"/>
+        </w:rPr>
+        <w:object w:dxaOrig="3487" w:dyaOrig="171" w14:anchorId="4418A774">
+          <v:shape id="_x0000_i1540" type="#_x0000_t75" style="width:261.95pt;height:13.3pt" o:ole="">
+            <v:imagedata r:id="rId780" o:title=""/>
+          </v:shape>
+          <o:OLEObject Type="Embed" ProgID="VisualTeX.Formula.1" ShapeID="_x0000_i1540" DrawAspect="Content" ObjectID="_1848578873" r:id="rId781">
+            <o:FieldCodes>\s</o:FieldCodes>
+          </o:OLEObject>
+        </w:object>
+      </w:r>
+      <w:r>
+        <w:rPr>
+          <w:position w:val="-6"/>
+        </w:rPr>
+        <w:t>​</w:t>
+      </w:r>
+      <w:r>
+        <w:rPr>
+          <w:rFonts w:ascii="Calibri" w:hAnsi="Calibri" w:cs="Calibri"/>
+          <w:vanish/>
+        </w:rPr>
+        <w:t>⁠</w:t>
+      </w:r>
+    </w:p>
+    <w:p>
+      <w:r>
+        <w:rPr>
+          <w:rFonts w:hint="eastAsia"/>
+        </w:rPr>
+        <w:t>特别的，</w:t>
+      </w:r>
+      <w:r>
+        <w:rPr>
+          <w:position w:val="-2"/>
+        </w:rPr>
+        <w:object w:dxaOrig="1668" w:dyaOrig="129" w14:anchorId="31C75BA2">
+          <v:shape id="_x0000_i1556" type="#_x0000_t75" style="width:125.7pt;height:10.5pt" o:ole="">
+            <v:imagedata r:id="rId782" o:title=""/>
+          </v:shape>
+          <o:OLEObject Type="Embed" ProgID="VisualTeX.Formula.1" ShapeID="_x0000_i1556" DrawAspect="Content" ObjectID="_1848578874" r:id="rId783">
+            <o:FieldCodes>\s</o:FieldCodes>
+          </o:OLEObject>
+        </w:object>
+      </w:r>
+      <w:r>
+        <w:rPr>
+          <w:position w:val="-2"/>
+        </w:rPr>
+        <w:t>​</w:t>
+      </w:r>
+      <w:bookmarkStart w:id="256" w:name="VTBL_53326d8f714d4a49bd037c49fc082bf1"/>
+      <w:r>
+        <w:rPr>
+          <w:rFonts w:ascii="Calibri" w:hAnsi="Calibri" w:cs="Calibri"/>
+          <w:vanish/>
+        </w:rPr>
+        <w:t>⁠</w:t>
+      </w:r>
+      <w:bookmarkEnd w:id="256"/>
+      <w:r>
+        <w:rPr>
+          <w:rFonts w:hint="eastAsia"/>
+        </w:rPr>
+        <w:t xml:space="preserve">. </w:t>
+      </w:r>
+      <w:r>
+        <w:rPr>
+          <w:rFonts w:hint="eastAsia"/>
+        </w:rPr>
+        <w:t>当然，其实矛盾远不止于此，我们接着看：</w:t>
+      </w:r>
+    </w:p>
+    <w:p>
+      <w:r>
+        <w:rPr>
+          <w:rFonts w:hint="eastAsia"/>
+        </w:rPr>
+        <w:t>由</w:t>
+      </w:r>
+      <w:r>
+        <w:rPr>
+          <w:rFonts w:hint="eastAsia"/>
+        </w:rPr>
+        <w:t>分配律和交换律：</w:t>
+      </w:r>
+      <w:r>
+        <w:rPr>
+          <w:position w:val="-6"/>
+        </w:rPr>
+        <w:object w:dxaOrig="3804" w:dyaOrig="171" w14:anchorId="2FC2B7F6">
+          <v:shape id="_x0000_i1547" type="#_x0000_t75" style="width:281.9pt;height:13.3pt" o:ole="">
+            <v:imagedata r:id="rId784" o:title=""/>
+          </v:shape>
+          <o:OLEObject Type="Embed" ProgID="VisualTeX.Formula.1" ShapeID="_x0000_i1547" DrawAspect="Content" ObjectID="_1848578875" r:id="rId785">
+            <o:FieldCodes>\s</o:FieldCodes>
+          </o:OLEObject>
+        </w:object>
+      </w:r>
+      <w:r>
+        <w:rPr>
+          <w:position w:val="-6"/>
+        </w:rPr>
+        <w:t>​</w:t>
+      </w:r>
+      <w:bookmarkStart w:id="257" w:name="VTBL_b2a80f8e6785453ab3b44a49313e319d"/>
+      <w:r>
+        <w:rPr>
+          <w:rFonts w:ascii="Calibri" w:hAnsi="Calibri" w:cs="Calibri"/>
+          <w:vanish/>
+        </w:rPr>
+        <w:t>⁠</w:t>
+      </w:r>
+      <w:bookmarkEnd w:id="257"/>
+      <w:r>
+        <w:rPr>
+          <w:rFonts w:hint="eastAsia"/>
+        </w:rPr>
+        <w:t xml:space="preserve">. </w:t>
+      </w:r>
+      <w:r>
+        <w:rPr>
+          <w:rFonts w:hint="eastAsia"/>
+        </w:rPr>
+        <w:lastRenderedPageBreak/>
+        <w:t>类似的，可以证明：</w:t>
+      </w:r>
+      <w:r>
+        <w:rPr>
+          <w:position w:val="-2"/>
+        </w:rPr>
+        <w:object w:dxaOrig="1078" w:dyaOrig="130" w14:anchorId="23B69AF0">
+          <v:shape id="_x0000_i1552" type="#_x0000_t75" style="width:81.4pt;height:10.5pt" o:ole="">
+            <v:imagedata r:id="rId786" o:title=""/>
+          </v:shape>
+          <o:OLEObject Type="Embed" ProgID="VisualTeX.Formula.1" ShapeID="_x0000_i1552" DrawAspect="Content" ObjectID="_1848578876" r:id="rId787">
+            <o:FieldCodes>\s</o:FieldCodes>
+          </o:OLEObject>
+        </w:object>
+      </w:r>
+      <w:r>
+        <w:rPr>
+          <w:position w:val="-2"/>
+        </w:rPr>
+        <w:t>​</w:t>
+      </w:r>
+      <w:bookmarkStart w:id="258" w:name="VTBL_7bd4a5e816644e7fa89e97d8a3cf3228"/>
+      <w:r>
+        <w:rPr>
+          <w:rFonts w:ascii="Calibri" w:hAnsi="Calibri" w:cs="Calibri"/>
+          <w:vanish/>
+        </w:rPr>
+        <w:t>⁠</w:t>
+      </w:r>
+      <w:bookmarkEnd w:id="258"/>
+      <w:r>
+        <w:rPr>
+          <w:rFonts w:hint="eastAsia"/>
+        </w:rPr>
+        <w:t xml:space="preserve">. </w:t>
+      </w:r>
+      <w:r>
+        <w:rPr>
+          <w:rFonts w:hint="eastAsia"/>
+        </w:rPr>
+        <w:t>进一步则会有所有的数均相等</w:t>
+      </w:r>
+      <w:r>
+        <w:rPr>
+          <w:rFonts w:hint="eastAsia"/>
+        </w:rPr>
+        <w:t>，</w:t>
+      </w:r>
+      <w:r>
+        <w:rPr>
+          <w:rFonts w:hint="eastAsia"/>
+        </w:rPr>
+        <w:t>而这与公理</w:t>
+      </w:r>
+      <w:r>
+        <w:rPr>
+          <w:rFonts w:hint="eastAsia"/>
+        </w:rPr>
+        <w:t>2. 1. 1- 2</w:t>
+      </w:r>
+      <w:r>
+        <w:rPr>
+          <w:rFonts w:hint="eastAsia"/>
+        </w:rPr>
+        <w:t>矛盾</w:t>
+      </w:r>
+      <w:r>
+        <w:rPr>
+          <w:rFonts w:hint="eastAsia"/>
+        </w:rPr>
+        <w:t xml:space="preserve">. </w:t>
+      </w:r>
+    </w:p>
+    <w:p>
+      <w:r>
+        <w:rPr>
+          <w:rFonts w:hint="eastAsia"/>
+        </w:rPr>
+        <w:t>其实我们可以通过定义</w:t>
+      </w:r>
+      <w:r>
+        <w:rPr>
+          <w:rFonts w:hint="eastAsia"/>
+        </w:rPr>
+        <w:t>2. 3. 1- 2</w:t>
+      </w:r>
+      <w:r>
+        <w:rPr>
+          <w:rFonts w:hint="eastAsia"/>
+        </w:rPr>
+        <w:t>和定义</w:t>
+      </w:r>
+      <w:r>
+        <w:rPr>
+          <w:rFonts w:hint="eastAsia"/>
+        </w:rPr>
+        <w:t>2. 3. 2- 1</w:t>
+      </w:r>
+      <w:r>
+        <w:rPr>
+          <w:rFonts w:hint="eastAsia"/>
+        </w:rPr>
+        <w:t>更快速地得到这一点</w:t>
+      </w:r>
+      <w:r>
+        <w:rPr>
+          <w:rFonts w:hint="eastAsia"/>
+        </w:rPr>
+        <w:t xml:space="preserve">. </w:t>
+      </w:r>
+    </w:p>
+    <w:p>
+      <w:pPr>
+        <w:rPr>
+          <w:position w:val="-2"/>
+        </w:rPr>
+      </w:pPr>
+      <w:r>
+        <w:rPr>
+          <w:rFonts w:hint="eastAsia"/>
+        </w:rPr>
+        <w:t>由</w:t>
+      </w:r>
+      <w:r>
+        <w:rPr>
+          <w:rFonts w:hint="eastAsia"/>
+        </w:rPr>
+        <w:t>定义</w:t>
+      </w:r>
+      <w:r>
+        <w:rPr>
+          <w:rFonts w:hint="eastAsia"/>
+        </w:rPr>
+        <w:t>2. 3. 2- 1</w:t>
+      </w:r>
+      <w:r>
+        <w:rPr>
+          <w:rFonts w:hint="eastAsia"/>
+        </w:rPr>
+        <w:t>，</w:t>
+      </w:r>
+      <w:r>
+        <w:rPr>
+          <w:position w:val="-8"/>
+        </w:rPr>
+        <w:object w:dxaOrig="1779" w:dyaOrig="206" w14:anchorId="45F2E34B">
+          <v:shape id="_x0000_i1560" type="#_x0000_t75" style="width:131.8pt;height:16.05pt" o:ole="">
+            <v:imagedata r:id="rId788" o:title=""/>
+          </v:shape>
+          <o:OLEObject Type="Embed" ProgID="VisualTeX.Formula.1" ShapeID="_x0000_i1560" DrawAspect="Content" ObjectID="_1848578877" r:id="rId789">
+            <o:FieldCodes>\s</o:FieldCodes>
+          </o:OLEObject>
+        </w:object>
+      </w:r>
+      <w:r>
+        <w:rPr>
+          <w:position w:val="-8"/>
+        </w:rPr>
+        <w:t>​</w:t>
+      </w:r>
+      <w:bookmarkStart w:id="259" w:name="VTBL_6f71a47a021a422c97fbfef8cfda777e"/>
+      <w:r>
+        <w:rPr>
+          <w:rFonts w:hint="eastAsia"/>
+        </w:rPr>
+        <w:t>(</w:t>
+      </w:r>
+      <w:r>
+        <w:rPr>
+          <w:rFonts w:hint="eastAsia"/>
+        </w:rPr>
+        <w:t>也就是说，我们必须同时假设</w:t>
+      </w:r>
+      <w:r>
+        <w:rPr>
+          <w:position w:val="-8"/>
+        </w:rPr>
+        <w:object w:dxaOrig="137" w:dyaOrig="206" w14:anchorId="316A172E">
+          <v:shape id="_x0000_i1566" type="#_x0000_t75" style="width:11.1pt;height:16.05pt" o:ole="">
+            <v:imagedata r:id="rId790" o:title=""/>
+          </v:shape>
+          <o:OLEObject Type="Embed" ProgID="VisualTeX.Formula.1" ShapeID="_x0000_i1566" DrawAspect="Content" ObjectID="_1848578878" r:id="rId791">
+            <o:FieldCodes>\s</o:FieldCodes>
+          </o:OLEObject>
+        </w:object>
+      </w:r>
+      <w:r>
+        <w:rPr>
+          <w:position w:val="-8"/>
+        </w:rPr>
+        <w:t>​</w:t>
+      </w:r>
+      <w:bookmarkStart w:id="260" w:name="VTBL_9a89b34198a84ee28d504c790db61638"/>
+      <w:r>
+        <w:rPr>
+          <w:rFonts w:ascii="Calibri" w:hAnsi="Calibri" w:cs="Calibri"/>
+          <w:vanish/>
+        </w:rPr>
+        <w:t>⁠</w:t>
+      </w:r>
+      <w:bookmarkEnd w:id="260"/>
+      <w:r>
+        <w:rPr>
+          <w:rFonts w:hint="eastAsia"/>
+        </w:rPr>
+        <w:t>存在</w:t>
+      </w:r>
+      <w:r>
+        <w:rPr>
+          <w:rFonts w:hint="eastAsia"/>
+        </w:rPr>
+        <w:t xml:space="preserve">). </w:t>
+      </w:r>
+      <w:r>
+        <w:rPr>
+          <w:rFonts w:hint="eastAsia"/>
+        </w:rPr>
+        <w:t>而</w:t>
+      </w:r>
+      <w:r>
+        <w:rPr>
+          <w:rFonts w:hint="eastAsia"/>
+        </w:rPr>
+        <w:t>通过定义</w:t>
+      </w:r>
+      <w:r>
+        <w:rPr>
+          <w:rFonts w:hint="eastAsia"/>
+        </w:rPr>
+        <w:t>2. 3. 1- 2</w:t>
+      </w:r>
+      <w:r>
+        <w:rPr>
+          <w:rFonts w:hint="eastAsia"/>
+        </w:rPr>
+        <w:t>，</w:t>
+      </w:r>
+      <w:r>
+        <w:rPr>
+          <w:position w:val="-8"/>
+        </w:rPr>
+        <w:object w:dxaOrig="137" w:dyaOrig="206" w14:anchorId="409EDC4C">
+          <v:shape id="_x0000_i1564" type="#_x0000_t75" style="width:11.1pt;height:16.05pt" o:ole="">
+            <v:imagedata r:id="rId790" o:title=""/>
+          </v:shape>
+          <o:OLEObject Type="Embed" ProgID="VisualTeX.Formula.1" ShapeID="_x0000_i1564" DrawAspect="Content" ObjectID="_1848578879" r:id="rId792">
+            <o:FieldCodes>\s</o:FieldCodes>
+          </o:OLEObject>
+        </w:object>
+      </w:r>
+      <w:r>
+        <w:rPr>
+          <w:position w:val="-8"/>
+        </w:rPr>
+        <w:t>​</w:t>
+      </w:r>
+      <w:r>
+        <w:rPr>
+          <w:rFonts w:ascii="Calibri" w:hAnsi="Calibri" w:cs="Calibri"/>
+          <w:vanish/>
+        </w:rPr>
+        <w:t>⁠</w:t>
+      </w:r>
+      <w:r>
+        <w:rPr>
+          <w:rFonts w:hint="eastAsia"/>
+        </w:rPr>
+        <w:t>与任何有理数都相等，而这与</w:t>
+      </w:r>
+      <w:r>
+        <w:rPr>
+          <w:rFonts w:hint="eastAsia"/>
+        </w:rPr>
+        <w:t>公理</w:t>
+      </w:r>
+      <w:r>
+        <w:rPr>
+          <w:rFonts w:hint="eastAsia"/>
+        </w:rPr>
+        <w:t>2. 1. 1- 2</w:t>
+      </w:r>
+      <w:r>
+        <w:rPr>
+          <w:rFonts w:hint="eastAsia"/>
+        </w:rPr>
+        <w:t>矛盾</w:t>
+      </w:r>
+      <w:r>
+        <w:rPr>
+          <w:rFonts w:hint="eastAsia"/>
+        </w:rPr>
+        <w:t xml:space="preserve">. </w:t>
+      </w:r>
+      <w:r>
+        <w:rPr>
+          <w:rFonts w:hint="eastAsia"/>
+          <w:position w:val="-2"/>
+        </w:rPr>
+        <w:t>□</w:t>
+      </w:r>
+      <w:r>
+        <w:rPr>
+          <w:position w:val="-2"/>
+        </w:rPr>
+        <w:t>​</w:t>
+      </w:r>
+      <w:r>
+        <w:rPr>
+          <w:rFonts w:ascii="Calibri" w:hAnsi="Calibri" w:cs="Calibri"/>
+          <w:vanish/>
+        </w:rPr>
+        <w:t>⁠</w:t>
+      </w:r>
+      <w:bookmarkEnd w:id="259"/>
+    </w:p>
+    <w:p>
+      <w:pPr>
+        <w:rPr>
+          <w:position w:val="-2"/>
+        </w:rPr>
+      </w:pPr>
+      <w:r>
+        <w:rPr>
+          <w:rFonts w:hint="eastAsia"/>
+          <w:position w:val="-2"/>
+        </w:rPr>
+        <w:t>可以说，让零做除数会破坏数之间的大小关系，导致所有的数全部相等——这才是它不能做除数的根本原因</w:t>
+      </w:r>
+      <w:r>
+        <w:rPr>
+          <w:rFonts w:hint="eastAsia"/>
+          <w:position w:val="-2"/>
+        </w:rPr>
+        <w:t xml:space="preserve">. </w:t>
+      </w:r>
+      <w:r>
+        <w:rPr>
+          <w:rFonts w:hint="eastAsia"/>
+          <w:position w:val="-2"/>
+        </w:rPr>
+        <w:t>当证明被书写于纸上，一切“不过是强行规定而已”的质疑都将</w:t>
+      </w:r>
+      <w:r>
+        <w:rPr>
+          <w:rFonts w:hint="eastAsia"/>
+          <w:position w:val="-2"/>
+        </w:rPr>
+        <w:t>烟消云散，</w:t>
+      </w:r>
+      <w:r>
+        <w:rPr>
+          <w:rFonts w:hint="eastAsia"/>
+          <w:position w:val="-2"/>
+        </w:rPr>
+        <w:t>余下的不过是几个</w:t>
+      </w:r>
+      <w:r>
+        <w:rPr>
+          <w:rFonts w:hint="eastAsia"/>
+          <w:position w:val="-2"/>
+        </w:rPr>
+        <w:t>数学叶公的戏剧表演</w:t>
+      </w:r>
+      <w:r>
+        <w:rPr>
+          <w:rFonts w:hint="eastAsia"/>
+          <w:position w:val="-2"/>
+        </w:rPr>
+        <w:t xml:space="preserve">. </w:t>
+      </w:r>
+    </w:p>
+    <w:p>
+      <w:pPr>
+        <w:rPr>
+          <w:position w:val="-2"/>
+        </w:rPr>
+      </w:pPr>
+      <w:r>
+        <w:rPr>
+          <w:rFonts w:hint="eastAsia"/>
+          <w:position w:val="-2"/>
+        </w:rPr>
+        <w:t>好吧，攻击性有点强了</w:t>
+      </w:r>
+      <w:r>
+        <w:rPr>
+          <w:rFonts w:hint="eastAsia"/>
+          <w:position w:val="-2"/>
+        </w:rPr>
+        <w:t xml:space="preserve">. </w:t>
+      </w:r>
+      <w:r>
+        <w:rPr>
+          <w:rFonts w:hint="eastAsia"/>
+          <w:position w:val="-2"/>
+        </w:rPr>
+        <w:t>接下来我们收一收，继续看看有理数领域还有什么有意思的问题</w:t>
+      </w:r>
+      <w:r>
+        <w:rPr>
+          <w:rFonts w:hint="eastAsia"/>
+          <w:position w:val="-2"/>
+        </w:rPr>
+        <w:t xml:space="preserve">. </w:t>
+      </w:r>
+    </w:p>
+    <w:p>
+      <w:pPr>
+        <w:rPr>
+          <w:rFonts w:hint="eastAsia"/>
+          <w:position w:val="-2"/>
+        </w:rPr>
+      </w:pPr>
+      <w:r>
+        <w:rPr>
+          <w:rFonts w:hint="eastAsia"/>
+          <w:position w:val="-2"/>
+        </w:rPr>
+        <w:t>实际上在定义自然数的时候我们就可以定义带余除法了，但是我们到</w:t>
+      </w:r>
+    </w:p>
+    <w:p>
+      <w:pPr>
+        <w:rPr>
+          <w:rFonts w:hint="eastAsia"/>
+        </w:rPr>
+      </w:pPr>
+    </w:p>
+    <w:p>
+      <w:pPr>
         <w:ind w:firstLine="0"/>
       </w:pPr>
       <w:r>
@@ -34033,7 +37426,7 @@
       </w:r>
     </w:p>
     <w:sectPr>
-      <w:footerReference w:type="default" r:id="rId724"/>
+      <w:footerReference w:type="default" r:id="rId793"/>
       <w:pgSz w:w="11906" w:h="16838"/>
       <w:pgMar w:top="1440" w:right="1800" w:bottom="1440" w:left="1800" w:header="851" w:footer="992" w:gutter="0"/>
       <w:cols w:space="425"/>
@@ -37615,7 +41008,7 @@
   <w:style w:type="paragraph" w:default="1" w:styleId="a">
     <w:name w:val="Normal"/>
     <w:qFormat/>
-    <w:rsid w:val="00165227"/>
+    <w:rsid w:val="000C3ACC"/>
     <w:pPr>
       <w:widowControl w:val="0"/>
       <w:ind w:firstLine="420"/>
@@ -37825,7 +41218,6 @@
   <w:style w:type="character" w:default="1" w:styleId="a0">
     <w:name w:val="Default Paragraph Font"/>
     <w:uiPriority w:val="1"/>
-    <w:semiHidden/>
     <w:unhideWhenUsed/>
   </w:style>
   <w:style w:type="table" w:default="1" w:styleId="a1">
@@ -38248,6 +41640,16 @@
       <w:shd w:val="clear" w:color="auto" w:fill="E1DFDD"/>
     </w:rPr>
   </w:style>
+  <w:style w:type="character" w:styleId="af6">
+    <w:name w:val="Placeholder Text"/>
+    <w:basedOn w:val="a0"/>
+    <w:uiPriority w:val="99"/>
+    <w:semiHidden/>
+    <w:rsid w:val="00350A8B"/>
+    <w:rPr>
+      <w:color w:val="666666"/>
+    </w:rPr>
+  </w:style>
 </w:styles>
 </file>
 
